--- a/docs/COS214_Prac3.docx
+++ b/docs/COS214_Prac3.docx
@@ -1,6 +1,6 @@
 
 <file path=word/document.xml><?xml version="1.0" encoding="utf-8"?>
-<w:document xmlns:wpc="http://schemas.microsoft.com/office/word/2010/wordprocessingCanvas" xmlns:cx="http://schemas.microsoft.com/office/drawing/2014/chartex" xmlns:cx1="http://schemas.microsoft.com/office/drawing/2015/9/8/chartex" xmlns:cx2="http://schemas.microsoft.com/office/drawing/2015/10/21/chartex" xmlns:cx3="http://schemas.microsoft.com/office/drawing/2016/5/9/chartex" xmlns:cx4="http://schemas.microsoft.com/office/drawing/2016/5/10/chartex" xmlns:cx5="http://schemas.microsoft.com/office/drawing/2016/5/11/chartex" xmlns:cx6="http://schemas.microsoft.com/office/drawing/2016/5/12/chartex" xmlns:cx7="http://schemas.microsoft.com/office/drawing/2016/5/13/chartex" xmlns:cx8="http://schemas.microsoft.com/office/drawing/2016/5/14/chartex" xmlns:mc="http://schemas.openxmlformats.org/markup-compatibility/2006" xmlns:aink="http://schemas.microsoft.com/office/drawing/2016/ink" xmlns:am3d="http://schemas.microsoft.com/office/drawing/2017/model3d" xmlns:o="urn:schemas-microsoft-com:office:office" xmlns:oel="http://schemas.microsoft.com/office/2019/extlst" xmlns:r="http://schemas.openxmlformats.org/officeDocument/2006/relationships" xmlns:m="http://schemas.openxmlformats.org/officeDocument/2006/math" xmlns:v="urn:schemas-microsoft-com:vml" xmlns:wp14="http://schemas.microsoft.com/office/word/2010/wordprocessingDrawing" xmlns:wp="http://schemas.openxmlformats.org/drawingml/2006/wordprocessingDrawing" xmlns:w10="urn:schemas-microsoft-com:office:word" xmlns:w="http://schemas.openxmlformats.org/wordprocessingml/2006/main" xmlns:w14="http://schemas.microsoft.com/office/word/2010/wordml" xmlns:w15="http://schemas.microsoft.com/office/word/2012/wordml" xmlns:w16cex="http://schemas.microsoft.com/office/word/2018/wordml/cex" xmlns:w16cid="http://schemas.microsoft.com/office/word/2016/wordml/cid" xmlns:w16="http://schemas.microsoft.com/office/word/2018/wordml" xmlns:w16du="http://schemas.microsoft.com/office/word/2023/wordml/word16du" xmlns:w16sdtdh="http://schemas.microsoft.com/office/word/2020/wordml/sdtdatahash" xmlns:w16sdtfl="http://schemas.microsoft.com/office/word/2024/wordml/sdtformatlock" xmlns:w16se="http://schemas.microsoft.com/office/word/2015/wordml/symex" xmlns:wpg="http://schemas.microsoft.com/office/word/2010/wordprocessingGroup" xmlns:wpi="http://schemas.microsoft.com/office/word/2010/wordprocessingInk" xmlns:wne="http://schemas.microsoft.com/office/word/2006/wordml" xmlns:wps="http://schemas.microsoft.com/office/word/2010/wordprocessingShape" mc:Ignorable="w14 w15 w16se w16cid w16 w16cex w16sdtdh w16sdtfl w16du wp14">
+<w:document xmlns:wpc="http://schemas.microsoft.com/office/word/2010/wordprocessingCanvas" xmlns:cx="http://schemas.microsoft.com/office/drawing/2014/chartex" xmlns:cx1="http://schemas.microsoft.com/office/drawing/2015/9/8/chartex" xmlns:cx2="http://schemas.microsoft.com/office/drawing/2015/10/21/chartex" xmlns:cx3="http://schemas.microsoft.com/office/drawing/2016/5/9/chartex" xmlns:cx4="http://schemas.microsoft.com/office/drawing/2016/5/10/chartex" xmlns:cx5="http://schemas.microsoft.com/office/drawing/2016/5/11/chartex" xmlns:cx6="http://schemas.microsoft.com/office/drawing/2016/5/12/chartex" xmlns:cx7="http://schemas.microsoft.com/office/drawing/2016/5/13/chartex" xmlns:cx8="http://schemas.microsoft.com/office/drawing/2016/5/14/chartex" xmlns:mc="http://schemas.openxmlformats.org/markup-compatibility/2006" xmlns:aink="http://schemas.microsoft.com/office/drawing/2016/ink" xmlns:am3d="http://schemas.microsoft.com/office/drawing/2017/model3d" xmlns:o="urn:schemas-microsoft-com:office:office" xmlns:oel="http://schemas.microsoft.com/office/2019/extlst" xmlns:r="http://schemas.openxmlformats.org/officeDocument/2006/relationships" xmlns:m="http://schemas.openxmlformats.org/officeDocument/2006/math" xmlns:v="urn:schemas-microsoft-com:vml" xmlns:wp14="http://schemas.microsoft.com/office/word/2010/wordprocessingDrawing" xmlns:wp="http://schemas.openxmlformats.org/drawingml/2006/wordprocessingDrawing" xmlns:w10="urn:schemas-microsoft-com:office:word" xmlns:w="http://schemas.openxmlformats.org/wordprocessingml/2006/main" xmlns:w14="http://schemas.microsoft.com/office/word/2010/wordml" xmlns:w15="http://schemas.microsoft.com/office/word/2012/wordml" xmlns:w16cei="http://schemas.microsoft.com/office/word/2026/wordml/cei" xmlns:w16cex="http://schemas.microsoft.com/office/word/2018/wordml/cex" xmlns:w16cid="http://schemas.microsoft.com/office/word/2016/wordml/cid" xmlns:w16="http://schemas.microsoft.com/office/word/2018/wordml" xmlns:w16du="http://schemas.microsoft.com/office/word/2023/wordml/word16du" xmlns:w16sdtdh="http://schemas.microsoft.com/office/word/2020/wordml/sdtdatahash" xmlns:w16sdtfl="http://schemas.microsoft.com/office/word/2024/wordml/sdtformatlock" xmlns:w16se="http://schemas.microsoft.com/office/word/2015/wordml/symex" xmlns:wpg="http://schemas.microsoft.com/office/word/2010/wordprocessingGroup" xmlns:wpi="http://schemas.microsoft.com/office/word/2010/wordprocessingInk" xmlns:wne="http://schemas.microsoft.com/office/word/2006/wordml" xmlns:wps="http://schemas.microsoft.com/office/word/2010/wordprocessingShape" mc:Ignorable="w14 w15 w16se w16cid w16 w16cex w16sdtdh w16sdtfl w16du wp14">
   <w:body>
     <w:p>
       <w:pPr>
@@ -610,7 +610,7 @@
           <w:noProof/>
         </w:rPr>
         <w:drawing>
-          <wp:anchor distT="0" distB="0" distL="114300" distR="114300" simplePos="0" relativeHeight="251658240" behindDoc="0" locked="0" layoutInCell="1" allowOverlap="1" wp14:anchorId="2C20E90C" wp14:editId="6DB54913">
+          <wp:anchor distT="0" distB="0" distL="114300" distR="114300" simplePos="0" relativeHeight="251658240" behindDoc="0" locked="0" layoutInCell="1" allowOverlap="1" wp14:anchorId="2C20E90C" wp14:editId="105FF847">
             <wp:simplePos x="0" y="0"/>
             <wp:positionH relativeFrom="margin">
               <wp:align>center</wp:align>
@@ -874,9 +874,295 @@
       </w:r>
     </w:p>
     <w:p/>
+    <w:p/>
+    <w:p/>
+    <w:p/>
+    <w:p/>
+    <w:p/>
+    <w:p/>
+    <w:p/>
+    <w:p/>
+    <w:p>
+      <w:pPr>
+        <w:rPr>
+          <w:b/>
+          <w:bCs/>
+          <w:sz w:val="22"/>
+          <w:szCs w:val="22"/>
+        </w:rPr>
+      </w:pPr>
+      <w:r>
+        <w:rPr>
+          <w:noProof/>
+        </w:rPr>
+        <w:lastRenderedPageBreak/>
+        <w:drawing>
+          <wp:anchor distT="0" distB="0" distL="114300" distR="114300" simplePos="0" relativeHeight="251660288" behindDoc="0" locked="0" layoutInCell="1" allowOverlap="1" wp14:anchorId="35156108" wp14:editId="1327A31C">
+            <wp:simplePos x="0" y="0"/>
+            <wp:positionH relativeFrom="column">
+              <wp:posOffset>-1653540</wp:posOffset>
+            </wp:positionH>
+            <wp:positionV relativeFrom="paragraph">
+              <wp:posOffset>2625725</wp:posOffset>
+            </wp:positionV>
+            <wp:extent cx="8592185" cy="3875405"/>
+            <wp:effectExtent l="0" t="3810" r="0" b="0"/>
+            <wp:wrapSquare wrapText="bothSides"/>
+            <wp:docPr id="677596944" name="Picture 4"/>
+            <wp:cNvGraphicFramePr>
+              <a:graphicFrameLocks xmlns:a="http://schemas.openxmlformats.org/drawingml/2006/main" noChangeAspect="1"/>
+            </wp:cNvGraphicFramePr>
+            <a:graphic xmlns:a="http://schemas.openxmlformats.org/drawingml/2006/main">
+              <a:graphicData uri="http://schemas.openxmlformats.org/drawingml/2006/picture">
+                <pic:pic xmlns:pic="http://schemas.openxmlformats.org/drawingml/2006/picture">
+                  <pic:nvPicPr>
+                    <pic:cNvPr id="677596944" name="Picture 677596944"/>
+                    <pic:cNvPicPr/>
+                  </pic:nvPicPr>
+                  <pic:blipFill>
+                    <a:blip r:embed="rId9">
+                      <a:extLst>
+                        <a:ext uri="{28A0092B-C50C-407E-A947-70E740481C1C}">
+                          <a14:useLocalDpi xmlns:a14="http://schemas.microsoft.com/office/drawing/2010/main" val="0"/>
+                        </a:ext>
+                      </a:extLst>
+                    </a:blip>
+                    <a:stretch>
+                      <a:fillRect/>
+                    </a:stretch>
+                  </pic:blipFill>
+                  <pic:spPr>
+                    <a:xfrm rot="5400000">
+                      <a:off x="0" y="0"/>
+                      <a:ext cx="8592185" cy="3875405"/>
+                    </a:xfrm>
+                    <a:prstGeom prst="rect">
+                      <a:avLst/>
+                    </a:prstGeom>
+                  </pic:spPr>
+                </pic:pic>
+              </a:graphicData>
+            </a:graphic>
+            <wp14:sizeRelH relativeFrom="margin">
+              <wp14:pctWidth>0</wp14:pctWidth>
+            </wp14:sizeRelH>
+            <wp14:sizeRelV relativeFrom="margin">
+              <wp14:pctHeight>0</wp14:pctHeight>
+            </wp14:sizeRelV>
+          </wp:anchor>
+        </w:drawing>
+      </w:r>
+      <w:r>
+        <w:rPr>
+          <w:b/>
+          <w:bCs/>
+          <w:sz w:val="22"/>
+          <w:szCs w:val="22"/>
+        </w:rPr>
+        <w:t xml:space="preserve">Question </w:t>
+      </w:r>
+      <w:r>
+        <w:rPr>
+          <w:b/>
+          <w:bCs/>
+          <w:sz w:val="22"/>
+          <w:szCs w:val="22"/>
+        </w:rPr>
+        <w:t>5</w:t>
+      </w:r>
+      <w:r>
+        <w:rPr>
+          <w:b/>
+          <w:bCs/>
+          <w:sz w:val="22"/>
+          <w:szCs w:val="22"/>
+        </w:rPr>
+        <w:t>.</w:t>
+      </w:r>
+      <w:r>
+        <w:rPr>
+          <w:b/>
+          <w:bCs/>
+          <w:sz w:val="22"/>
+          <w:szCs w:val="22"/>
+        </w:rPr>
+        <w:t>1</w:t>
+      </w:r>
+    </w:p>
+    <w:p/>
+    <w:p/>
+    <w:p/>
+    <w:p/>
+    <w:p/>
+    <w:p/>
+    <w:p/>
+    <w:p/>
+    <w:p/>
+    <w:p/>
+    <w:p/>
+    <w:p/>
+    <w:p/>
+    <w:p/>
+    <w:p/>
+    <w:p/>
+    <w:p/>
+    <w:p/>
+    <w:p/>
+    <w:p/>
+    <w:p/>
+    <w:p/>
+    <w:p/>
+    <w:p/>
+    <w:p/>
+    <w:p/>
+    <w:p/>
+    <w:p/>
+    <w:p/>
+    <w:p/>
+    <w:p/>
+    <w:p/>
+    <w:p/>
+    <w:p/>
+    <w:p/>
+    <w:p>
+      <w:r>
+        <w:rPr>
+          <w:b/>
+          <w:bCs/>
+          <w:sz w:val="22"/>
+          <w:szCs w:val="22"/>
+        </w:rPr>
+        <w:lastRenderedPageBreak/>
+        <w:t xml:space="preserve">Question </w:t>
+      </w:r>
+      <w:r>
+        <w:rPr>
+          <w:b/>
+          <w:bCs/>
+          <w:sz w:val="22"/>
+          <w:szCs w:val="22"/>
+        </w:rPr>
+        <w:t>5</w:t>
+      </w:r>
+      <w:r>
+        <w:rPr>
+          <w:b/>
+          <w:bCs/>
+          <w:sz w:val="22"/>
+          <w:szCs w:val="22"/>
+        </w:rPr>
+        <w:t>.</w:t>
+      </w:r>
+      <w:r>
+        <w:rPr>
+          <w:b/>
+          <w:bCs/>
+          <w:sz w:val="22"/>
+          <w:szCs w:val="22"/>
+        </w:rPr>
+        <w:t>2</w:t>
+      </w:r>
+    </w:p>
+    <w:p/>
+    <w:p/>
+    <w:p/>
+    <w:p/>
+    <w:p/>
+    <w:p/>
+    <w:p/>
+    <w:p/>
+    <w:p/>
+    <w:p/>
+    <w:p/>
+    <w:p>
+      <w:r>
+        <w:rPr>
+          <w:noProof/>
+        </w:rPr>
+        <w:drawing>
+          <wp:anchor distT="0" distB="0" distL="114300" distR="114300" simplePos="0" relativeHeight="251661312" behindDoc="0" locked="0" layoutInCell="1" allowOverlap="1" wp14:anchorId="31C21028" wp14:editId="719586C4">
+            <wp:simplePos x="0" y="0"/>
+            <wp:positionH relativeFrom="column">
+              <wp:posOffset>694055</wp:posOffset>
+            </wp:positionH>
+            <wp:positionV relativeFrom="paragraph">
+              <wp:posOffset>197485</wp:posOffset>
+            </wp:positionV>
+            <wp:extent cx="7843520" cy="2416810"/>
+            <wp:effectExtent l="8255" t="0" r="0" b="0"/>
+            <wp:wrapSquare wrapText="bothSides"/>
+            <wp:docPr id="1390734452" name="Picture 6"/>
+            <wp:cNvGraphicFramePr>
+              <a:graphicFrameLocks xmlns:a="http://schemas.openxmlformats.org/drawingml/2006/main" noChangeAspect="1"/>
+            </wp:cNvGraphicFramePr>
+            <a:graphic xmlns:a="http://schemas.openxmlformats.org/drawingml/2006/main">
+              <a:graphicData uri="http://schemas.openxmlformats.org/drawingml/2006/picture">
+                <pic:pic xmlns:pic="http://schemas.openxmlformats.org/drawingml/2006/picture">
+                  <pic:nvPicPr>
+                    <pic:cNvPr id="1390734452" name="Picture 1390734452"/>
+                    <pic:cNvPicPr/>
+                  </pic:nvPicPr>
+                  <pic:blipFill>
+                    <a:blip r:embed="rId10" cstate="print">
+                      <a:extLst>
+                        <a:ext uri="{28A0092B-C50C-407E-A947-70E740481C1C}">
+                          <a14:useLocalDpi xmlns:a14="http://schemas.microsoft.com/office/drawing/2010/main" val="0"/>
+                        </a:ext>
+                      </a:extLst>
+                    </a:blip>
+                    <a:stretch>
+                      <a:fillRect/>
+                    </a:stretch>
+                  </pic:blipFill>
+                  <pic:spPr>
+                    <a:xfrm rot="5400000">
+                      <a:off x="0" y="0"/>
+                      <a:ext cx="7843520" cy="2416810"/>
+                    </a:xfrm>
+                    <a:prstGeom prst="rect">
+                      <a:avLst/>
+                    </a:prstGeom>
+                  </pic:spPr>
+                </pic:pic>
+              </a:graphicData>
+            </a:graphic>
+            <wp14:sizeRelH relativeFrom="margin">
+              <wp14:pctWidth>0</wp14:pctWidth>
+            </wp14:sizeRelH>
+            <wp14:sizeRelV relativeFrom="margin">
+              <wp14:pctHeight>0</wp14:pctHeight>
+            </wp14:sizeRelV>
+          </wp:anchor>
+        </w:drawing>
+      </w:r>
+    </w:p>
+    <w:p/>
+    <w:p/>
+    <w:p/>
+    <w:p/>
+    <w:p/>
+    <w:p/>
+    <w:p/>
+    <w:p/>
+    <w:p/>
+    <w:p/>
+    <w:p/>
+    <w:p/>
+    <w:p/>
+    <w:p/>
+    <w:p/>
+    <w:p/>
+    <w:p/>
+    <w:p/>
+    <w:p/>
+    <w:p/>
+    <w:p/>
+    <w:p/>
+    <w:p/>
+    <w:p/>
     <w:sectPr>
-      <w:headerReference w:type="default" r:id="rId9"/>
-      <w:footerReference w:type="default" r:id="rId10"/>
+      <w:headerReference w:type="default" r:id="rId11"/>
+      <w:footerReference w:type="default" r:id="rId12"/>
       <w:pgSz w:w="11906" w:h="16838"/>
       <w:pgMar w:top="1440" w:right="1440" w:bottom="1440" w:left="1440" w:header="708" w:footer="708" w:gutter="0"/>
       <w:cols w:space="708"/>
@@ -887,7 +1173,7 @@
 </file>
 
 <file path=word/endnotes.xml><?xml version="1.0" encoding="utf-8"?>
-<w:endnotes xmlns:wpc="http://schemas.microsoft.com/office/word/2010/wordprocessingCanvas" xmlns:cx="http://schemas.microsoft.com/office/drawing/2014/chartex" xmlns:cx1="http://schemas.microsoft.com/office/drawing/2015/9/8/chartex" xmlns:cx2="http://schemas.microsoft.com/office/drawing/2015/10/21/chartex" xmlns:cx3="http://schemas.microsoft.com/office/drawing/2016/5/9/chartex" xmlns:cx4="http://schemas.microsoft.com/office/drawing/2016/5/10/chartex" xmlns:cx5="http://schemas.microsoft.com/office/drawing/2016/5/11/chartex" xmlns:cx6="http://schemas.microsoft.com/office/drawing/2016/5/12/chartex" xmlns:cx7="http://schemas.microsoft.com/office/drawing/2016/5/13/chartex" xmlns:cx8="http://schemas.microsoft.com/office/drawing/2016/5/14/chartex" xmlns:mc="http://schemas.openxmlformats.org/markup-compatibility/2006" xmlns:aink="http://schemas.microsoft.com/office/drawing/2016/ink" xmlns:am3d="http://schemas.microsoft.com/office/drawing/2017/model3d" xmlns:o="urn:schemas-microsoft-com:office:office" xmlns:oel="http://schemas.microsoft.com/office/2019/extlst" xmlns:r="http://schemas.openxmlformats.org/officeDocument/2006/relationships" xmlns:m="http://schemas.openxmlformats.org/officeDocument/2006/math" xmlns:v="urn:schemas-microsoft-com:vml" xmlns:wp14="http://schemas.microsoft.com/office/word/2010/wordprocessingDrawing" xmlns:wp="http://schemas.openxmlformats.org/drawingml/2006/wordprocessingDrawing" xmlns:w10="urn:schemas-microsoft-com:office:word" xmlns:w="http://schemas.openxmlformats.org/wordprocessingml/2006/main" xmlns:w14="http://schemas.microsoft.com/office/word/2010/wordml" xmlns:w15="http://schemas.microsoft.com/office/word/2012/wordml" xmlns:w16cex="http://schemas.microsoft.com/office/word/2018/wordml/cex" xmlns:w16cid="http://schemas.microsoft.com/office/word/2016/wordml/cid" xmlns:w16="http://schemas.microsoft.com/office/word/2018/wordml" xmlns:w16du="http://schemas.microsoft.com/office/word/2023/wordml/word16du" xmlns:w16sdtdh="http://schemas.microsoft.com/office/word/2020/wordml/sdtdatahash" xmlns:w16sdtfl="http://schemas.microsoft.com/office/word/2024/wordml/sdtformatlock" xmlns:w16se="http://schemas.microsoft.com/office/word/2015/wordml/symex" xmlns:wpg="http://schemas.microsoft.com/office/word/2010/wordprocessingGroup" xmlns:wpi="http://schemas.microsoft.com/office/word/2010/wordprocessingInk" xmlns:wne="http://schemas.microsoft.com/office/word/2006/wordml" xmlns:wps="http://schemas.microsoft.com/office/word/2010/wordprocessingShape" mc:Ignorable="w14 w15 w16se w16cid w16 w16cex w16sdtdh w16sdtfl w16du wp14">
+<w:endnotes xmlns:wpc="http://schemas.microsoft.com/office/word/2010/wordprocessingCanvas" xmlns:cx="http://schemas.microsoft.com/office/drawing/2014/chartex" xmlns:cx1="http://schemas.microsoft.com/office/drawing/2015/9/8/chartex" xmlns:cx2="http://schemas.microsoft.com/office/drawing/2015/10/21/chartex" xmlns:cx3="http://schemas.microsoft.com/office/drawing/2016/5/9/chartex" xmlns:cx4="http://schemas.microsoft.com/office/drawing/2016/5/10/chartex" xmlns:cx5="http://schemas.microsoft.com/office/drawing/2016/5/11/chartex" xmlns:cx6="http://schemas.microsoft.com/office/drawing/2016/5/12/chartex" xmlns:cx7="http://schemas.microsoft.com/office/drawing/2016/5/13/chartex" xmlns:cx8="http://schemas.microsoft.com/office/drawing/2016/5/14/chartex" xmlns:mc="http://schemas.openxmlformats.org/markup-compatibility/2006" xmlns:aink="http://schemas.microsoft.com/office/drawing/2016/ink" xmlns:am3d="http://schemas.microsoft.com/office/drawing/2017/model3d" xmlns:o="urn:schemas-microsoft-com:office:office" xmlns:oel="http://schemas.microsoft.com/office/2019/extlst" xmlns:r="http://schemas.openxmlformats.org/officeDocument/2006/relationships" xmlns:m="http://schemas.openxmlformats.org/officeDocument/2006/math" xmlns:v="urn:schemas-microsoft-com:vml" xmlns:wp14="http://schemas.microsoft.com/office/word/2010/wordprocessingDrawing" xmlns:wp="http://schemas.openxmlformats.org/drawingml/2006/wordprocessingDrawing" xmlns:w10="urn:schemas-microsoft-com:office:word" xmlns:w="http://schemas.openxmlformats.org/wordprocessingml/2006/main" xmlns:w14="http://schemas.microsoft.com/office/word/2010/wordml" xmlns:w15="http://schemas.microsoft.com/office/word/2012/wordml" xmlns:w16cei="http://schemas.microsoft.com/office/word/2026/wordml/cei" xmlns:w16cex="http://schemas.microsoft.com/office/word/2018/wordml/cex" xmlns:w16cid="http://schemas.microsoft.com/office/word/2016/wordml/cid" xmlns:w16="http://schemas.microsoft.com/office/word/2018/wordml" xmlns:w16du="http://schemas.microsoft.com/office/word/2023/wordml/word16du" xmlns:w16sdtdh="http://schemas.microsoft.com/office/word/2020/wordml/sdtdatahash" xmlns:w16sdtfl="http://schemas.microsoft.com/office/word/2024/wordml/sdtformatlock" xmlns:w16se="http://schemas.microsoft.com/office/word/2015/wordml/symex" xmlns:wpg="http://schemas.microsoft.com/office/word/2010/wordprocessingGroup" xmlns:wpi="http://schemas.microsoft.com/office/word/2010/wordprocessingInk" xmlns:wne="http://schemas.microsoft.com/office/word/2006/wordml" xmlns:wps="http://schemas.microsoft.com/office/word/2010/wordprocessingShape" mc:Ignorable="w14 w15 w16se w16cid w16 w16cex w16sdtdh w16sdtfl w16du wp14">
   <w:endnote w:type="separator" w:id="-1">
     <w:p>
       <w:pPr>
@@ -912,7 +1198,7 @@
 </file>
 
 <file path=word/footer1.xml><?xml version="1.0" encoding="utf-8"?>
-<w:ftr xmlns:wpc="http://schemas.microsoft.com/office/word/2010/wordprocessingCanvas" xmlns:cx="http://schemas.microsoft.com/office/drawing/2014/chartex" xmlns:cx1="http://schemas.microsoft.com/office/drawing/2015/9/8/chartex" xmlns:cx2="http://schemas.microsoft.com/office/drawing/2015/10/21/chartex" xmlns:cx3="http://schemas.microsoft.com/office/drawing/2016/5/9/chartex" xmlns:cx4="http://schemas.microsoft.com/office/drawing/2016/5/10/chartex" xmlns:cx5="http://schemas.microsoft.com/office/drawing/2016/5/11/chartex" xmlns:cx6="http://schemas.microsoft.com/office/drawing/2016/5/12/chartex" xmlns:cx7="http://schemas.microsoft.com/office/drawing/2016/5/13/chartex" xmlns:cx8="http://schemas.microsoft.com/office/drawing/2016/5/14/chartex" xmlns:mc="http://schemas.openxmlformats.org/markup-compatibility/2006" xmlns:aink="http://schemas.microsoft.com/office/drawing/2016/ink" xmlns:am3d="http://schemas.microsoft.com/office/drawing/2017/model3d" xmlns:o="urn:schemas-microsoft-com:office:office" xmlns:oel="http://schemas.microsoft.com/office/2019/extlst" xmlns:r="http://schemas.openxmlformats.org/officeDocument/2006/relationships" xmlns:m="http://schemas.openxmlformats.org/officeDocument/2006/math" xmlns:v="urn:schemas-microsoft-com:vml" xmlns:wp14="http://schemas.microsoft.com/office/word/2010/wordprocessingDrawing" xmlns:wp="http://schemas.openxmlformats.org/drawingml/2006/wordprocessingDrawing" xmlns:w10="urn:schemas-microsoft-com:office:word" xmlns:w="http://schemas.openxmlformats.org/wordprocessingml/2006/main" xmlns:w14="http://schemas.microsoft.com/office/word/2010/wordml" xmlns:w15="http://schemas.microsoft.com/office/word/2012/wordml" xmlns:w16cex="http://schemas.microsoft.com/office/word/2018/wordml/cex" xmlns:w16cid="http://schemas.microsoft.com/office/word/2016/wordml/cid" xmlns:w16="http://schemas.microsoft.com/office/word/2018/wordml" xmlns:w16du="http://schemas.microsoft.com/office/word/2023/wordml/word16du" xmlns:w16sdtdh="http://schemas.microsoft.com/office/word/2020/wordml/sdtdatahash" xmlns:w16sdtfl="http://schemas.microsoft.com/office/word/2024/wordml/sdtformatlock" xmlns:w16se="http://schemas.microsoft.com/office/word/2015/wordml/symex" xmlns:wpg="http://schemas.microsoft.com/office/word/2010/wordprocessingGroup" xmlns:wpi="http://schemas.microsoft.com/office/word/2010/wordprocessingInk" xmlns:wne="http://schemas.microsoft.com/office/word/2006/wordml" xmlns:wps="http://schemas.microsoft.com/office/word/2010/wordprocessingShape" mc:Ignorable="w14 w15 w16se w16cid w16 w16cex w16sdtdh w16sdtfl w16du wp14">
+<w:ftr xmlns:wpc="http://schemas.microsoft.com/office/word/2010/wordprocessingCanvas" xmlns:cx="http://schemas.microsoft.com/office/drawing/2014/chartex" xmlns:cx1="http://schemas.microsoft.com/office/drawing/2015/9/8/chartex" xmlns:cx2="http://schemas.microsoft.com/office/drawing/2015/10/21/chartex" xmlns:cx3="http://schemas.microsoft.com/office/drawing/2016/5/9/chartex" xmlns:cx4="http://schemas.microsoft.com/office/drawing/2016/5/10/chartex" xmlns:cx5="http://schemas.microsoft.com/office/drawing/2016/5/11/chartex" xmlns:cx6="http://schemas.microsoft.com/office/drawing/2016/5/12/chartex" xmlns:cx7="http://schemas.microsoft.com/office/drawing/2016/5/13/chartex" xmlns:cx8="http://schemas.microsoft.com/office/drawing/2016/5/14/chartex" xmlns:mc="http://schemas.openxmlformats.org/markup-compatibility/2006" xmlns:aink="http://schemas.microsoft.com/office/drawing/2016/ink" xmlns:am3d="http://schemas.microsoft.com/office/drawing/2017/model3d" xmlns:o="urn:schemas-microsoft-com:office:office" xmlns:oel="http://schemas.microsoft.com/office/2019/extlst" xmlns:r="http://schemas.openxmlformats.org/officeDocument/2006/relationships" xmlns:m="http://schemas.openxmlformats.org/officeDocument/2006/math" xmlns:v="urn:schemas-microsoft-com:vml" xmlns:wp14="http://schemas.microsoft.com/office/word/2010/wordprocessingDrawing" xmlns:wp="http://schemas.openxmlformats.org/drawingml/2006/wordprocessingDrawing" xmlns:w10="urn:schemas-microsoft-com:office:word" xmlns:w="http://schemas.openxmlformats.org/wordprocessingml/2006/main" xmlns:w14="http://schemas.microsoft.com/office/word/2010/wordml" xmlns:w15="http://schemas.microsoft.com/office/word/2012/wordml" xmlns:w16cei="http://schemas.microsoft.com/office/word/2026/wordml/cei" xmlns:w16cex="http://schemas.microsoft.com/office/word/2018/wordml/cex" xmlns:w16cid="http://schemas.microsoft.com/office/word/2016/wordml/cid" xmlns:w16="http://schemas.microsoft.com/office/word/2018/wordml" xmlns:w16du="http://schemas.microsoft.com/office/word/2023/wordml/word16du" xmlns:w16sdtdh="http://schemas.microsoft.com/office/word/2020/wordml/sdtdatahash" xmlns:w16sdtfl="http://schemas.microsoft.com/office/word/2024/wordml/sdtformatlock" xmlns:w16se="http://schemas.microsoft.com/office/word/2015/wordml/symex" xmlns:wpg="http://schemas.microsoft.com/office/word/2010/wordprocessingGroup" xmlns:wpi="http://schemas.microsoft.com/office/word/2010/wordprocessingInk" xmlns:wne="http://schemas.microsoft.com/office/word/2006/wordml" xmlns:wps="http://schemas.microsoft.com/office/word/2010/wordprocessingShape" mc:Ignorable="w14 w15 w16se w16cid w16 w16cex w16sdtdh w16sdtfl w16du wp14">
   <w:p>
     <w:pPr>
       <w:pStyle w:val="Footer"/>
@@ -1106,16 +1392,8 @@
                                   <w:rPr>
                                     <w:color w:val="808080" w:themeColor="background1" w:themeShade="80"/>
                                   </w:rPr>
-                                  <w:t xml:space="preserve"> &amp; Thabo </w:t>
+                                  <w:t xml:space="preserve"> &amp; Thabo Ngwabi</w:t>
                                 </w:r>
-                                <w:proofErr w:type="spellStart"/>
-                                <w:r>
-                                  <w:rPr>
-                                    <w:color w:val="808080" w:themeColor="background1" w:themeShade="80"/>
-                                  </w:rPr>
-                                  <w:t>Ngwabi</w:t>
-                                </w:r>
-                                <w:proofErr w:type="spellEnd"/>
                               </w:sdtContent>
                             </w:sdt>
                           </w:p>
@@ -1228,16 +1506,8 @@
                             <w:rPr>
                               <w:color w:val="808080" w:themeColor="background1" w:themeShade="80"/>
                             </w:rPr>
-                            <w:t xml:space="preserve"> &amp; Thabo </w:t>
+                            <w:t xml:space="preserve"> &amp; Thabo Ngwabi</w:t>
                           </w:r>
-                          <w:proofErr w:type="spellStart"/>
-                          <w:r>
-                            <w:rPr>
-                              <w:color w:val="808080" w:themeColor="background1" w:themeShade="80"/>
-                            </w:rPr>
-                            <w:t>Ngwabi</w:t>
-                          </w:r>
-                          <w:proofErr w:type="spellEnd"/>
                         </w:sdtContent>
                       </w:sdt>
                     </w:p>
@@ -1255,7 +1525,7 @@
 </file>
 
 <file path=word/footnotes.xml><?xml version="1.0" encoding="utf-8"?>
-<w:footnotes xmlns:wpc="http://schemas.microsoft.com/office/word/2010/wordprocessingCanvas" xmlns:cx="http://schemas.microsoft.com/office/drawing/2014/chartex" xmlns:cx1="http://schemas.microsoft.com/office/drawing/2015/9/8/chartex" xmlns:cx2="http://schemas.microsoft.com/office/drawing/2015/10/21/chartex" xmlns:cx3="http://schemas.microsoft.com/office/drawing/2016/5/9/chartex" xmlns:cx4="http://schemas.microsoft.com/office/drawing/2016/5/10/chartex" xmlns:cx5="http://schemas.microsoft.com/office/drawing/2016/5/11/chartex" xmlns:cx6="http://schemas.microsoft.com/office/drawing/2016/5/12/chartex" xmlns:cx7="http://schemas.microsoft.com/office/drawing/2016/5/13/chartex" xmlns:cx8="http://schemas.microsoft.com/office/drawing/2016/5/14/chartex" xmlns:mc="http://schemas.openxmlformats.org/markup-compatibility/2006" xmlns:aink="http://schemas.microsoft.com/office/drawing/2016/ink" xmlns:am3d="http://schemas.microsoft.com/office/drawing/2017/model3d" xmlns:o="urn:schemas-microsoft-com:office:office" xmlns:oel="http://schemas.microsoft.com/office/2019/extlst" xmlns:r="http://schemas.openxmlformats.org/officeDocument/2006/relationships" xmlns:m="http://schemas.openxmlformats.org/officeDocument/2006/math" xmlns:v="urn:schemas-microsoft-com:vml" xmlns:wp14="http://schemas.microsoft.com/office/word/2010/wordprocessingDrawing" xmlns:wp="http://schemas.openxmlformats.org/drawingml/2006/wordprocessingDrawing" xmlns:w10="urn:schemas-microsoft-com:office:word" xmlns:w="http://schemas.openxmlformats.org/wordprocessingml/2006/main" xmlns:w14="http://schemas.microsoft.com/office/word/2010/wordml" xmlns:w15="http://schemas.microsoft.com/office/word/2012/wordml" xmlns:w16cex="http://schemas.microsoft.com/office/word/2018/wordml/cex" xmlns:w16cid="http://schemas.microsoft.com/office/word/2016/wordml/cid" xmlns:w16="http://schemas.microsoft.com/office/word/2018/wordml" xmlns:w16du="http://schemas.microsoft.com/office/word/2023/wordml/word16du" xmlns:w16sdtdh="http://schemas.microsoft.com/office/word/2020/wordml/sdtdatahash" xmlns:w16sdtfl="http://schemas.microsoft.com/office/word/2024/wordml/sdtformatlock" xmlns:w16se="http://schemas.microsoft.com/office/word/2015/wordml/symex" xmlns:wpg="http://schemas.microsoft.com/office/word/2010/wordprocessingGroup" xmlns:wpi="http://schemas.microsoft.com/office/word/2010/wordprocessingInk" xmlns:wne="http://schemas.microsoft.com/office/word/2006/wordml" xmlns:wps="http://schemas.microsoft.com/office/word/2010/wordprocessingShape" mc:Ignorable="w14 w15 w16se w16cid w16 w16cex w16sdtdh w16sdtfl w16du wp14">
+<w:footnotes xmlns:wpc="http://schemas.microsoft.com/office/word/2010/wordprocessingCanvas" xmlns:cx="http://schemas.microsoft.com/office/drawing/2014/chartex" xmlns:cx1="http://schemas.microsoft.com/office/drawing/2015/9/8/chartex" xmlns:cx2="http://schemas.microsoft.com/office/drawing/2015/10/21/chartex" xmlns:cx3="http://schemas.microsoft.com/office/drawing/2016/5/9/chartex" xmlns:cx4="http://schemas.microsoft.com/office/drawing/2016/5/10/chartex" xmlns:cx5="http://schemas.microsoft.com/office/drawing/2016/5/11/chartex" xmlns:cx6="http://schemas.microsoft.com/office/drawing/2016/5/12/chartex" xmlns:cx7="http://schemas.microsoft.com/office/drawing/2016/5/13/chartex" xmlns:cx8="http://schemas.microsoft.com/office/drawing/2016/5/14/chartex" xmlns:mc="http://schemas.openxmlformats.org/markup-compatibility/2006" xmlns:aink="http://schemas.microsoft.com/office/drawing/2016/ink" xmlns:am3d="http://schemas.microsoft.com/office/drawing/2017/model3d" xmlns:o="urn:schemas-microsoft-com:office:office" xmlns:oel="http://schemas.microsoft.com/office/2019/extlst" xmlns:r="http://schemas.openxmlformats.org/officeDocument/2006/relationships" xmlns:m="http://schemas.openxmlformats.org/officeDocument/2006/math" xmlns:v="urn:schemas-microsoft-com:vml" xmlns:wp14="http://schemas.microsoft.com/office/word/2010/wordprocessingDrawing" xmlns:wp="http://schemas.openxmlformats.org/drawingml/2006/wordprocessingDrawing" xmlns:w10="urn:schemas-microsoft-com:office:word" xmlns:w="http://schemas.openxmlformats.org/wordprocessingml/2006/main" xmlns:w14="http://schemas.microsoft.com/office/word/2010/wordml" xmlns:w15="http://schemas.microsoft.com/office/word/2012/wordml" xmlns:w16cei="http://schemas.microsoft.com/office/word/2026/wordml/cei" xmlns:w16cex="http://schemas.microsoft.com/office/word/2018/wordml/cex" xmlns:w16cid="http://schemas.microsoft.com/office/word/2016/wordml/cid" xmlns:w16="http://schemas.microsoft.com/office/word/2018/wordml" xmlns:w16du="http://schemas.microsoft.com/office/word/2023/wordml/word16du" xmlns:w16sdtdh="http://schemas.microsoft.com/office/word/2020/wordml/sdtdatahash" xmlns:w16sdtfl="http://schemas.microsoft.com/office/word/2024/wordml/sdtformatlock" xmlns:w16se="http://schemas.microsoft.com/office/word/2015/wordml/symex" xmlns:wpg="http://schemas.microsoft.com/office/word/2010/wordprocessingGroup" xmlns:wpi="http://schemas.microsoft.com/office/word/2010/wordprocessingInk" xmlns:wne="http://schemas.microsoft.com/office/word/2006/wordml" xmlns:wps="http://schemas.microsoft.com/office/word/2010/wordprocessingShape" mc:Ignorable="w14 w15 w16se w16cid w16 w16cex w16sdtdh w16sdtfl w16du wp14">
   <w:footnote w:type="separator" w:id="-1">
     <w:p>
       <w:pPr>
@@ -1280,7 +1550,7 @@
 </file>
 
 <file path=word/header1.xml><?xml version="1.0" encoding="utf-8"?>
-<w:hdr xmlns:wpc="http://schemas.microsoft.com/office/word/2010/wordprocessingCanvas" xmlns:cx="http://schemas.microsoft.com/office/drawing/2014/chartex" xmlns:cx1="http://schemas.microsoft.com/office/drawing/2015/9/8/chartex" xmlns:cx2="http://schemas.microsoft.com/office/drawing/2015/10/21/chartex" xmlns:cx3="http://schemas.microsoft.com/office/drawing/2016/5/9/chartex" xmlns:cx4="http://schemas.microsoft.com/office/drawing/2016/5/10/chartex" xmlns:cx5="http://schemas.microsoft.com/office/drawing/2016/5/11/chartex" xmlns:cx6="http://schemas.microsoft.com/office/drawing/2016/5/12/chartex" xmlns:cx7="http://schemas.microsoft.com/office/drawing/2016/5/13/chartex" xmlns:cx8="http://schemas.microsoft.com/office/drawing/2016/5/14/chartex" xmlns:mc="http://schemas.openxmlformats.org/markup-compatibility/2006" xmlns:aink="http://schemas.microsoft.com/office/drawing/2016/ink" xmlns:am3d="http://schemas.microsoft.com/office/drawing/2017/model3d" xmlns:o="urn:schemas-microsoft-com:office:office" xmlns:oel="http://schemas.microsoft.com/office/2019/extlst" xmlns:r="http://schemas.openxmlformats.org/officeDocument/2006/relationships" xmlns:m="http://schemas.openxmlformats.org/officeDocument/2006/math" xmlns:v="urn:schemas-microsoft-com:vml" xmlns:wp14="http://schemas.microsoft.com/office/word/2010/wordprocessingDrawing" xmlns:wp="http://schemas.openxmlformats.org/drawingml/2006/wordprocessingDrawing" xmlns:w10="urn:schemas-microsoft-com:office:word" xmlns:w="http://schemas.openxmlformats.org/wordprocessingml/2006/main" xmlns:w14="http://schemas.microsoft.com/office/word/2010/wordml" xmlns:w15="http://schemas.microsoft.com/office/word/2012/wordml" xmlns:w16cex="http://schemas.microsoft.com/office/word/2018/wordml/cex" xmlns:w16cid="http://schemas.microsoft.com/office/word/2016/wordml/cid" xmlns:w16="http://schemas.microsoft.com/office/word/2018/wordml" xmlns:w16du="http://schemas.microsoft.com/office/word/2023/wordml/word16du" xmlns:w16sdtdh="http://schemas.microsoft.com/office/word/2020/wordml/sdtdatahash" xmlns:w16sdtfl="http://schemas.microsoft.com/office/word/2024/wordml/sdtformatlock" xmlns:w16se="http://schemas.microsoft.com/office/word/2015/wordml/symex" xmlns:wpg="http://schemas.microsoft.com/office/word/2010/wordprocessingGroup" xmlns:wpi="http://schemas.microsoft.com/office/word/2010/wordprocessingInk" xmlns:wne="http://schemas.microsoft.com/office/word/2006/wordml" xmlns:wps="http://schemas.microsoft.com/office/word/2010/wordprocessingShape" mc:Ignorable="w14 w15 w16se w16cid w16 w16cex w16sdtdh w16sdtfl w16du wp14">
+<w:hdr xmlns:wpc="http://schemas.microsoft.com/office/word/2010/wordprocessingCanvas" xmlns:cx="http://schemas.microsoft.com/office/drawing/2014/chartex" xmlns:cx1="http://schemas.microsoft.com/office/drawing/2015/9/8/chartex" xmlns:cx2="http://schemas.microsoft.com/office/drawing/2015/10/21/chartex" xmlns:cx3="http://schemas.microsoft.com/office/drawing/2016/5/9/chartex" xmlns:cx4="http://schemas.microsoft.com/office/drawing/2016/5/10/chartex" xmlns:cx5="http://schemas.microsoft.com/office/drawing/2016/5/11/chartex" xmlns:cx6="http://schemas.microsoft.com/office/drawing/2016/5/12/chartex" xmlns:cx7="http://schemas.microsoft.com/office/drawing/2016/5/13/chartex" xmlns:cx8="http://schemas.microsoft.com/office/drawing/2016/5/14/chartex" xmlns:mc="http://schemas.openxmlformats.org/markup-compatibility/2006" xmlns:aink="http://schemas.microsoft.com/office/drawing/2016/ink" xmlns:am3d="http://schemas.microsoft.com/office/drawing/2017/model3d" xmlns:o="urn:schemas-microsoft-com:office:office" xmlns:oel="http://schemas.microsoft.com/office/2019/extlst" xmlns:r="http://schemas.openxmlformats.org/officeDocument/2006/relationships" xmlns:m="http://schemas.openxmlformats.org/officeDocument/2006/math" xmlns:v="urn:schemas-microsoft-com:vml" xmlns:wp14="http://schemas.microsoft.com/office/word/2010/wordprocessingDrawing" xmlns:wp="http://schemas.openxmlformats.org/drawingml/2006/wordprocessingDrawing" xmlns:w10="urn:schemas-microsoft-com:office:word" xmlns:w="http://schemas.openxmlformats.org/wordprocessingml/2006/main" xmlns:w14="http://schemas.microsoft.com/office/word/2010/wordml" xmlns:w15="http://schemas.microsoft.com/office/word/2012/wordml" xmlns:w16cei="http://schemas.microsoft.com/office/word/2026/wordml/cei" xmlns:w16cex="http://schemas.microsoft.com/office/word/2018/wordml/cex" xmlns:w16cid="http://schemas.microsoft.com/office/word/2016/wordml/cid" xmlns:w16="http://schemas.microsoft.com/office/word/2018/wordml" xmlns:w16du="http://schemas.microsoft.com/office/word/2023/wordml/word16du" xmlns:w16sdtdh="http://schemas.microsoft.com/office/word/2020/wordml/sdtdatahash" xmlns:w16sdtfl="http://schemas.microsoft.com/office/word/2024/wordml/sdtformatlock" xmlns:w16se="http://schemas.microsoft.com/office/word/2015/wordml/symex" xmlns:wpg="http://schemas.microsoft.com/office/word/2010/wordprocessingGroup" xmlns:wpi="http://schemas.microsoft.com/office/word/2010/wordprocessingInk" xmlns:wne="http://schemas.microsoft.com/office/word/2006/wordml" xmlns:wps="http://schemas.microsoft.com/office/word/2010/wordprocessingShape" mc:Ignorable="w14 w15 w16se w16cid w16 w16cex w16sdtdh w16sdtfl w16du wp14">
   <w:p>
     <w:pPr>
       <w:pStyle w:val="Header"/>
@@ -1444,7 +1714,7 @@
 </file>
 
 <file path=word/numbering.xml><?xml version="1.0" encoding="utf-8"?>
-<w:numbering xmlns:wpc="http://schemas.microsoft.com/office/word/2010/wordprocessingCanvas" xmlns:cx="http://schemas.microsoft.com/office/drawing/2014/chartex" xmlns:cx1="http://schemas.microsoft.com/office/drawing/2015/9/8/chartex" xmlns:cx2="http://schemas.microsoft.com/office/drawing/2015/10/21/chartex" xmlns:cx3="http://schemas.microsoft.com/office/drawing/2016/5/9/chartex" xmlns:cx4="http://schemas.microsoft.com/office/drawing/2016/5/10/chartex" xmlns:cx5="http://schemas.microsoft.com/office/drawing/2016/5/11/chartex" xmlns:cx6="http://schemas.microsoft.com/office/drawing/2016/5/12/chartex" xmlns:cx7="http://schemas.microsoft.com/office/drawing/2016/5/13/chartex" xmlns:cx8="http://schemas.microsoft.com/office/drawing/2016/5/14/chartex" xmlns:mc="http://schemas.openxmlformats.org/markup-compatibility/2006" xmlns:aink="http://schemas.microsoft.com/office/drawing/2016/ink" xmlns:am3d="http://schemas.microsoft.com/office/drawing/2017/model3d" xmlns:o="urn:schemas-microsoft-com:office:office" xmlns:oel="http://schemas.microsoft.com/office/2019/extlst" xmlns:r="http://schemas.openxmlformats.org/officeDocument/2006/relationships" xmlns:m="http://schemas.openxmlformats.org/officeDocument/2006/math" xmlns:v="urn:schemas-microsoft-com:vml" xmlns:wp14="http://schemas.microsoft.com/office/word/2010/wordprocessingDrawing" xmlns:wp="http://schemas.openxmlformats.org/drawingml/2006/wordprocessingDrawing" xmlns:w10="urn:schemas-microsoft-com:office:word" xmlns:w="http://schemas.openxmlformats.org/wordprocessingml/2006/main" xmlns:w14="http://schemas.microsoft.com/office/word/2010/wordml" xmlns:w15="http://schemas.microsoft.com/office/word/2012/wordml" xmlns:w16cex="http://schemas.microsoft.com/office/word/2018/wordml/cex" xmlns:w16cid="http://schemas.microsoft.com/office/word/2016/wordml/cid" xmlns:w16="http://schemas.microsoft.com/office/word/2018/wordml" xmlns:w16du="http://schemas.microsoft.com/office/word/2023/wordml/word16du" xmlns:w16sdtdh="http://schemas.microsoft.com/office/word/2020/wordml/sdtdatahash" xmlns:w16sdtfl="http://schemas.microsoft.com/office/word/2024/wordml/sdtformatlock" xmlns:w16se="http://schemas.microsoft.com/office/word/2015/wordml/symex" xmlns:wpg="http://schemas.microsoft.com/office/word/2010/wordprocessingGroup" xmlns:wpi="http://schemas.microsoft.com/office/word/2010/wordprocessingInk" xmlns:wne="http://schemas.microsoft.com/office/word/2006/wordml" xmlns:wps="http://schemas.microsoft.com/office/word/2010/wordprocessingShape" mc:Ignorable="w14 w15 w16se w16cid w16 w16cex w16sdtdh w16sdtfl w16du wp14">
+<w:numbering xmlns:wpc="http://schemas.microsoft.com/office/word/2010/wordprocessingCanvas" xmlns:cx="http://schemas.microsoft.com/office/drawing/2014/chartex" xmlns:cx1="http://schemas.microsoft.com/office/drawing/2015/9/8/chartex" xmlns:cx2="http://schemas.microsoft.com/office/drawing/2015/10/21/chartex" xmlns:cx3="http://schemas.microsoft.com/office/drawing/2016/5/9/chartex" xmlns:cx4="http://schemas.microsoft.com/office/drawing/2016/5/10/chartex" xmlns:cx5="http://schemas.microsoft.com/office/drawing/2016/5/11/chartex" xmlns:cx6="http://schemas.microsoft.com/office/drawing/2016/5/12/chartex" xmlns:cx7="http://schemas.microsoft.com/office/drawing/2016/5/13/chartex" xmlns:cx8="http://schemas.microsoft.com/office/drawing/2016/5/14/chartex" xmlns:mc="http://schemas.openxmlformats.org/markup-compatibility/2006" xmlns:aink="http://schemas.microsoft.com/office/drawing/2016/ink" xmlns:am3d="http://schemas.microsoft.com/office/drawing/2017/model3d" xmlns:o="urn:schemas-microsoft-com:office:office" xmlns:oel="http://schemas.microsoft.com/office/2019/extlst" xmlns:r="http://schemas.openxmlformats.org/officeDocument/2006/relationships" xmlns:m="http://schemas.openxmlformats.org/officeDocument/2006/math" xmlns:v="urn:schemas-microsoft-com:vml" xmlns:wp14="http://schemas.microsoft.com/office/word/2010/wordprocessingDrawing" xmlns:wp="http://schemas.openxmlformats.org/drawingml/2006/wordprocessingDrawing" xmlns:w10="urn:schemas-microsoft-com:office:word" xmlns:w="http://schemas.openxmlformats.org/wordprocessingml/2006/main" xmlns:w14="http://schemas.microsoft.com/office/word/2010/wordml" xmlns:w15="http://schemas.microsoft.com/office/word/2012/wordml" xmlns:w16cei="http://schemas.microsoft.com/office/word/2026/wordml/cei" xmlns:w16cex="http://schemas.microsoft.com/office/word/2018/wordml/cex" xmlns:w16cid="http://schemas.microsoft.com/office/word/2016/wordml/cid" xmlns:w16="http://schemas.microsoft.com/office/word/2018/wordml" xmlns:w16du="http://schemas.microsoft.com/office/word/2023/wordml/word16du" xmlns:w16sdtdh="http://schemas.microsoft.com/office/word/2020/wordml/sdtdatahash" xmlns:w16sdtfl="http://schemas.microsoft.com/office/word/2024/wordml/sdtformatlock" xmlns:w16se="http://schemas.microsoft.com/office/word/2015/wordml/symex" xmlns:wpg="http://schemas.microsoft.com/office/word/2010/wordprocessingGroup" xmlns:wpi="http://schemas.microsoft.com/office/word/2010/wordprocessingInk" xmlns:wne="http://schemas.microsoft.com/office/word/2006/wordml" xmlns:wps="http://schemas.microsoft.com/office/word/2010/wordprocessingShape" mc:Ignorable="w14 w15 w16se w16cid w16 w16cex w16sdtdh w16sdtfl w16du wp14">
   <w:abstractNum w:abstractNumId="0" w15:restartNumberingAfterBreak="0">
     <w:nsid w:val="036205D6"/>
     <w:multiLevelType w:val="multilevel"/>
@@ -3618,7 +3888,7 @@
   <w:style w:type="paragraph" w:default="1" w:styleId="Normal">
     <w:name w:val="Normal"/>
     <w:qFormat/>
-    <w:rsid w:val="004647DD"/>
+    <w:rsid w:val="001802F1"/>
   </w:style>
   <w:style w:type="paragraph" w:styleId="Heading1">
     <w:name w:val="heading 1"/>

--- a/docs/COS214_Prac3.docx
+++ b/docs/COS214_Prac3.docx
@@ -1,6 +1,6 @@
 
 <file path=word/document.xml><?xml version="1.0" encoding="utf-8"?>
-<w:document xmlns:wpc="http://schemas.microsoft.com/office/word/2010/wordprocessingCanvas" xmlns:cx="http://schemas.microsoft.com/office/drawing/2014/chartex" xmlns:cx1="http://schemas.microsoft.com/office/drawing/2015/9/8/chartex" xmlns:cx2="http://schemas.microsoft.com/office/drawing/2015/10/21/chartex" xmlns:cx3="http://schemas.microsoft.com/office/drawing/2016/5/9/chartex" xmlns:cx4="http://schemas.microsoft.com/office/drawing/2016/5/10/chartex" xmlns:cx5="http://schemas.microsoft.com/office/drawing/2016/5/11/chartex" xmlns:cx6="http://schemas.microsoft.com/office/drawing/2016/5/12/chartex" xmlns:cx7="http://schemas.microsoft.com/office/drawing/2016/5/13/chartex" xmlns:cx8="http://schemas.microsoft.com/office/drawing/2016/5/14/chartex" xmlns:mc="http://schemas.openxmlformats.org/markup-compatibility/2006" xmlns:aink="http://schemas.microsoft.com/office/drawing/2016/ink" xmlns:am3d="http://schemas.microsoft.com/office/drawing/2017/model3d" xmlns:o="urn:schemas-microsoft-com:office:office" xmlns:oel="http://schemas.microsoft.com/office/2019/extlst" xmlns:r="http://schemas.openxmlformats.org/officeDocument/2006/relationships" xmlns:m="http://schemas.openxmlformats.org/officeDocument/2006/math" xmlns:v="urn:schemas-microsoft-com:vml" xmlns:wp14="http://schemas.microsoft.com/office/word/2010/wordprocessingDrawing" xmlns:wp="http://schemas.openxmlformats.org/drawingml/2006/wordprocessingDrawing" xmlns:w10="urn:schemas-microsoft-com:office:word" xmlns:w="http://schemas.openxmlformats.org/wordprocessingml/2006/main" xmlns:w14="http://schemas.microsoft.com/office/word/2010/wordml" xmlns:w15="http://schemas.microsoft.com/office/word/2012/wordml" xmlns:w16cei="http://schemas.microsoft.com/office/word/2026/wordml/cei" xmlns:w16cex="http://schemas.microsoft.com/office/word/2018/wordml/cex" xmlns:w16cid="http://schemas.microsoft.com/office/word/2016/wordml/cid" xmlns:w16="http://schemas.microsoft.com/office/word/2018/wordml" xmlns:w16du="http://schemas.microsoft.com/office/word/2023/wordml/word16du" xmlns:w16sdtdh="http://schemas.microsoft.com/office/word/2020/wordml/sdtdatahash" xmlns:w16sdtfl="http://schemas.microsoft.com/office/word/2024/wordml/sdtformatlock" xmlns:w16se="http://schemas.microsoft.com/office/word/2015/wordml/symex" xmlns:wpg="http://schemas.microsoft.com/office/word/2010/wordprocessingGroup" xmlns:wpi="http://schemas.microsoft.com/office/word/2010/wordprocessingInk" xmlns:wne="http://schemas.microsoft.com/office/word/2006/wordml" xmlns:wps="http://schemas.microsoft.com/office/word/2010/wordprocessingShape" mc:Ignorable="w14 w15 w16se w16cid w16 w16cex w16sdtdh w16sdtfl w16du wp14">
+<w:document xmlns:wpc="http://schemas.microsoft.com/office/word/2010/wordprocessingCanvas" xmlns:cx="http://schemas.microsoft.com/office/drawing/2014/chartex" xmlns:cx1="http://schemas.microsoft.com/office/drawing/2015/9/8/chartex" xmlns:cx2="http://schemas.microsoft.com/office/drawing/2015/10/21/chartex" xmlns:cx3="http://schemas.microsoft.com/office/drawing/2016/5/9/chartex" xmlns:cx4="http://schemas.microsoft.com/office/drawing/2016/5/10/chartex" xmlns:cx5="http://schemas.microsoft.com/office/drawing/2016/5/11/chartex" xmlns:cx6="http://schemas.microsoft.com/office/drawing/2016/5/12/chartex" xmlns:cx7="http://schemas.microsoft.com/office/drawing/2016/5/13/chartex" xmlns:cx8="http://schemas.microsoft.com/office/drawing/2016/5/14/chartex" xmlns:mc="http://schemas.openxmlformats.org/markup-compatibility/2006" xmlns:aink="http://schemas.microsoft.com/office/drawing/2016/ink" xmlns:am3d="http://schemas.microsoft.com/office/drawing/2017/model3d" xmlns:o="urn:schemas-microsoft-com:office:office" xmlns:oel="http://schemas.microsoft.com/office/2019/extlst" xmlns:r="http://schemas.openxmlformats.org/officeDocument/2006/relationships" xmlns:m="http://schemas.openxmlformats.org/officeDocument/2006/math" xmlns:v="urn:schemas-microsoft-com:vml" xmlns:wp14="http://schemas.microsoft.com/office/word/2010/wordprocessingDrawing" xmlns:wp="http://schemas.openxmlformats.org/drawingml/2006/wordprocessingDrawing" xmlns:w10="urn:schemas-microsoft-com:office:word" xmlns:w="http://schemas.openxmlformats.org/wordprocessingml/2006/main" xmlns:w14="http://schemas.microsoft.com/office/word/2010/wordml" xmlns:w15="http://schemas.microsoft.com/office/word/2012/wordml" xmlns:w16cex="http://schemas.microsoft.com/office/word/2018/wordml/cex" xmlns:w16cid="http://schemas.microsoft.com/office/word/2016/wordml/cid" xmlns:w16="http://schemas.microsoft.com/office/word/2018/wordml" xmlns:w16du="http://schemas.microsoft.com/office/word/2023/wordml/word16du" xmlns:w16sdtdh="http://schemas.microsoft.com/office/word/2020/wordml/sdtdatahash" xmlns:w16sdtfl="http://schemas.microsoft.com/office/word/2024/wordml/sdtformatlock" xmlns:w16se="http://schemas.microsoft.com/office/word/2015/wordml/symex" xmlns:wpg="http://schemas.microsoft.com/office/word/2010/wordprocessingGroup" xmlns:wpi="http://schemas.microsoft.com/office/word/2010/wordprocessingInk" xmlns:wne="http://schemas.microsoft.com/office/word/2006/wordml" xmlns:wps="http://schemas.microsoft.com/office/word/2010/wordprocessingShape" mc:Ignorable="w14 w15 w16se w16cid w16 w16cex w16sdtdh w16sdtfl w16du wp14">
   <w:body>
     <w:p>
       <w:pPr>
@@ -610,7 +610,7 @@
           <w:noProof/>
         </w:rPr>
         <w:drawing>
-          <wp:anchor distT="0" distB="0" distL="114300" distR="114300" simplePos="0" relativeHeight="251658240" behindDoc="0" locked="0" layoutInCell="1" allowOverlap="1" wp14:anchorId="2C20E90C" wp14:editId="105FF847">
+          <wp:anchor distT="0" distB="0" distL="114300" distR="114300" simplePos="0" relativeHeight="251658240" behindDoc="0" locked="0" layoutInCell="1" allowOverlap="1" wp14:anchorId="2C20E90C" wp14:editId="002FD3D9">
             <wp:simplePos x="0" y="0"/>
             <wp:positionH relativeFrom="margin">
               <wp:align>center</wp:align>
@@ -892,6 +892,233 @@
         </w:rPr>
       </w:pPr>
       <w:r>
+        <w:lastRenderedPageBreak/>
+        <w:drawing>
+          <wp:anchor distT="0" distB="0" distL="114300" distR="114300" simplePos="0" relativeHeight="251663360" behindDoc="0" locked="0" layoutInCell="1" allowOverlap="1" wp14:anchorId="6B421146" wp14:editId="609DA3E3">
+            <wp:simplePos x="0" y="0"/>
+            <wp:positionH relativeFrom="column">
+              <wp:posOffset>-701040</wp:posOffset>
+            </wp:positionH>
+            <wp:positionV relativeFrom="paragraph">
+              <wp:posOffset>311785</wp:posOffset>
+            </wp:positionV>
+            <wp:extent cx="7194184" cy="2529840"/>
+            <wp:effectExtent l="0" t="0" r="6985" b="3810"/>
+            <wp:wrapNone/>
+            <wp:docPr id="441438431" name="Picture 5"/>
+            <wp:cNvGraphicFramePr>
+              <a:graphicFrameLocks xmlns:a="http://schemas.openxmlformats.org/drawingml/2006/main" noChangeAspect="1"/>
+            </wp:cNvGraphicFramePr>
+            <a:graphic xmlns:a="http://schemas.openxmlformats.org/drawingml/2006/main">
+              <a:graphicData uri="http://schemas.openxmlformats.org/drawingml/2006/picture">
+                <pic:pic xmlns:pic="http://schemas.openxmlformats.org/drawingml/2006/picture">
+                  <pic:nvPicPr>
+                    <pic:cNvPr id="0" name="Picture 6"/>
+                    <pic:cNvPicPr>
+                      <a:picLocks noChangeAspect="1" noChangeArrowheads="1"/>
+                    </pic:cNvPicPr>
+                  </pic:nvPicPr>
+                  <pic:blipFill>
+                    <a:blip r:embed="rId9">
+                      <a:extLst>
+                        <a:ext uri="{28A0092B-C50C-407E-A947-70E740481C1C}">
+                          <a14:useLocalDpi xmlns:a14="http://schemas.microsoft.com/office/drawing/2010/main" val="0"/>
+                        </a:ext>
+                      </a:extLst>
+                    </a:blip>
+                    <a:srcRect/>
+                    <a:stretch>
+                      <a:fillRect/>
+                    </a:stretch>
+                  </pic:blipFill>
+                  <pic:spPr bwMode="auto">
+                    <a:xfrm>
+                      <a:off x="0" y="0"/>
+                      <a:ext cx="7199829" cy="2531825"/>
+                    </a:xfrm>
+                    <a:prstGeom prst="rect">
+                      <a:avLst/>
+                    </a:prstGeom>
+                    <a:noFill/>
+                    <a:ln>
+                      <a:noFill/>
+                    </a:ln>
+                  </pic:spPr>
+                </pic:pic>
+              </a:graphicData>
+            </a:graphic>
+            <wp14:sizeRelH relativeFrom="margin">
+              <wp14:pctWidth>0</wp14:pctWidth>
+            </wp14:sizeRelH>
+            <wp14:sizeRelV relativeFrom="margin">
+              <wp14:pctHeight>0</wp14:pctHeight>
+            </wp14:sizeRelV>
+          </wp:anchor>
+        </w:drawing>
+      </w:r>
+      <w:r>
+        <w:rPr>
+          <w:b/>
+          <w:bCs/>
+          <w:sz w:val="22"/>
+          <w:szCs w:val="22"/>
+        </w:rPr>
+        <w:t xml:space="preserve">Question </w:t>
+      </w:r>
+      <w:r>
+        <w:rPr>
+          <w:b/>
+          <w:bCs/>
+          <w:sz w:val="22"/>
+          <w:szCs w:val="22"/>
+        </w:rPr>
+        <w:t>2</w:t>
+      </w:r>
+      <w:r>
+        <w:rPr>
+          <w:b/>
+          <w:bCs/>
+          <w:sz w:val="22"/>
+          <w:szCs w:val="22"/>
+        </w:rPr>
+        <w:t>.</w:t>
+      </w:r>
+      <w:r>
+        <w:rPr>
+          <w:b/>
+          <w:bCs/>
+          <w:sz w:val="22"/>
+          <w:szCs w:val="22"/>
+        </w:rPr>
+        <w:t>3</w:t>
+      </w:r>
+    </w:p>
+    <w:p/>
+    <w:p/>
+    <w:p/>
+    <w:p/>
+    <w:p/>
+    <w:p/>
+    <w:p/>
+    <w:p/>
+    <w:p/>
+    <w:p/>
+    <w:p/>
+    <w:p>
+      <w:pPr>
+        <w:rPr>
+          <w:b/>
+          <w:bCs/>
+          <w:sz w:val="22"/>
+          <w:szCs w:val="22"/>
+        </w:rPr>
+      </w:pPr>
+      <w:r>
+        <w:rPr>
+          <w:b/>
+          <w:bCs/>
+          <w:sz w:val="22"/>
+          <w:szCs w:val="22"/>
+        </w:rPr>
+        <w:t xml:space="preserve">Question </w:t>
+      </w:r>
+      <w:r>
+        <w:rPr>
+          <w:b/>
+          <w:bCs/>
+          <w:sz w:val="22"/>
+          <w:szCs w:val="22"/>
+        </w:rPr>
+        <w:t>2</w:t>
+      </w:r>
+      <w:r>
+        <w:rPr>
+          <w:b/>
+          <w:bCs/>
+          <w:sz w:val="22"/>
+          <w:szCs w:val="22"/>
+        </w:rPr>
+        <w:t>.</w:t>
+      </w:r>
+      <w:r>
+        <w:rPr>
+          <w:b/>
+          <w:bCs/>
+          <w:sz w:val="22"/>
+          <w:szCs w:val="22"/>
+        </w:rPr>
+        <w:t>4</w:t>
+      </w:r>
+    </w:p>
+    <w:p>
+      <w:proofErr w:type="spellStart"/>
+      <w:r>
+        <w:t>festivalGrounds</w:t>
+      </w:r>
+      <w:proofErr w:type="spellEnd"/>
+      <w:r>
+        <w:t xml:space="preserve"> is the root </w:t>
+      </w:r>
+      <w:proofErr w:type="spellStart"/>
+      <w:r>
+        <w:t>EventGroup</w:t>
+      </w:r>
+      <w:proofErr w:type="spellEnd"/>
+      <w:r>
+        <w:t xml:space="preserve"> and owns the components below it. When delete </w:t>
+      </w:r>
+      <w:proofErr w:type="spellStart"/>
+      <w:r>
+        <w:t>festivalGrounds</w:t>
+      </w:r>
+      <w:proofErr w:type="spellEnd"/>
+      <w:r>
+        <w:t xml:space="preserve">; is called, its destructor deletes its children. If a child is another </w:t>
+      </w:r>
+      <w:proofErr w:type="spellStart"/>
+      <w:r>
+        <w:t>EventGroup</w:t>
+      </w:r>
+      <w:proofErr w:type="spellEnd"/>
+      <w:r>
+        <w:t xml:space="preserve">, that group deletes its own children. This continues until the whole Composite tree is destroyed. Each component has only one owning group, so it is deleted exactly once. </w:t>
+      </w:r>
+      <w:proofErr w:type="spellStart"/>
+      <w:r>
+        <w:t>EventComponent</w:t>
+      </w:r>
+      <w:proofErr w:type="spellEnd"/>
+      <w:r>
+        <w:t xml:space="preserve"> has a virtual destructor so that the correct destructor is called. </w:t>
+      </w:r>
+      <w:proofErr w:type="spellStart"/>
+      <w:r>
+        <w:t>Valgrind</w:t>
+      </w:r>
+      <w:proofErr w:type="spellEnd"/>
+      <w:r>
+        <w:t xml:space="preserve"> is used to check that no memory leaks remain. </w:t>
+      </w:r>
+    </w:p>
+    <w:p>
+      <w:r>
+        <w:t>When a component is moved to another group, remove() removes it from the old group's children vector without deleting it. The component is then passed to the new group using add(). The new group becomes its owner. A component must not be owned by two groups at the same time, because this could cause double deletion. If the component is also an Observer, its old registration must be detached and its new registration attached.</w:t>
+      </w:r>
+    </w:p>
+    <w:p/>
+    <w:p/>
+    <w:p/>
+    <w:p/>
+    <w:p>
+      <w:pPr>
+        <w:rPr>
+          <w:b/>
+          <w:bCs/>
+          <w:sz w:val="22"/>
+          <w:szCs w:val="22"/>
+        </w:rPr>
+      </w:pPr>
+      <w:r>
         <w:rPr>
           <w:noProof/>
         </w:rPr>
@@ -920,7 +1147,7 @@
                     <pic:cNvPicPr/>
                   </pic:nvPicPr>
                   <pic:blipFill>
-                    <a:blip r:embed="rId9">
+                    <a:blip r:embed="rId10">
                       <a:extLst>
                         <a:ext uri="{28A0092B-C50C-407E-A947-70E740481C1C}">
                           <a14:useLocalDpi xmlns:a14="http://schemas.microsoft.com/office/drawing/2010/main" val="0"/>
@@ -1080,7 +1307,7 @@
           <w:noProof/>
         </w:rPr>
         <w:drawing>
-          <wp:anchor distT="0" distB="0" distL="114300" distR="114300" simplePos="0" relativeHeight="251661312" behindDoc="0" locked="0" layoutInCell="1" allowOverlap="1" wp14:anchorId="31C21028" wp14:editId="719586C4">
+          <wp:anchor distT="0" distB="0" distL="114300" distR="114300" simplePos="0" relativeHeight="251661312" behindDoc="0" locked="0" layoutInCell="1" allowOverlap="1" wp14:anchorId="31C21028" wp14:editId="1579E416">
             <wp:simplePos x="0" y="0"/>
             <wp:positionH relativeFrom="column">
               <wp:posOffset>694055</wp:posOffset>
@@ -1103,7 +1330,7 @@
                     <pic:cNvPicPr/>
                   </pic:nvPicPr>
                   <pic:blipFill>
-                    <a:blip r:embed="rId10" cstate="print">
+                    <a:blip r:embed="rId11" cstate="print">
                       <a:extLst>
                         <a:ext uri="{28A0092B-C50C-407E-A947-70E740481C1C}">
                           <a14:useLocalDpi xmlns:a14="http://schemas.microsoft.com/office/drawing/2010/main" val="0"/>
@@ -1161,8 +1388,8 @@
     <w:p/>
     <w:p/>
     <w:sectPr>
-      <w:headerReference w:type="default" r:id="rId11"/>
-      <w:footerReference w:type="default" r:id="rId12"/>
+      <w:headerReference w:type="default" r:id="rId12"/>
+      <w:footerReference w:type="default" r:id="rId13"/>
       <w:pgSz w:w="11906" w:h="16838"/>
       <w:pgMar w:top="1440" w:right="1440" w:bottom="1440" w:left="1440" w:header="708" w:footer="708" w:gutter="0"/>
       <w:cols w:space="708"/>
@@ -1173,7 +1400,7 @@
 </file>
 
 <file path=word/endnotes.xml><?xml version="1.0" encoding="utf-8"?>
-<w:endnotes xmlns:wpc="http://schemas.microsoft.com/office/word/2010/wordprocessingCanvas" xmlns:cx="http://schemas.microsoft.com/office/drawing/2014/chartex" xmlns:cx1="http://schemas.microsoft.com/office/drawing/2015/9/8/chartex" xmlns:cx2="http://schemas.microsoft.com/office/drawing/2015/10/21/chartex" xmlns:cx3="http://schemas.microsoft.com/office/drawing/2016/5/9/chartex" xmlns:cx4="http://schemas.microsoft.com/office/drawing/2016/5/10/chartex" xmlns:cx5="http://schemas.microsoft.com/office/drawing/2016/5/11/chartex" xmlns:cx6="http://schemas.microsoft.com/office/drawing/2016/5/12/chartex" xmlns:cx7="http://schemas.microsoft.com/office/drawing/2016/5/13/chartex" xmlns:cx8="http://schemas.microsoft.com/office/drawing/2016/5/14/chartex" xmlns:mc="http://schemas.openxmlformats.org/markup-compatibility/2006" xmlns:aink="http://schemas.microsoft.com/office/drawing/2016/ink" xmlns:am3d="http://schemas.microsoft.com/office/drawing/2017/model3d" xmlns:o="urn:schemas-microsoft-com:office:office" xmlns:oel="http://schemas.microsoft.com/office/2019/extlst" xmlns:r="http://schemas.openxmlformats.org/officeDocument/2006/relationships" xmlns:m="http://schemas.openxmlformats.org/officeDocument/2006/math" xmlns:v="urn:schemas-microsoft-com:vml" xmlns:wp14="http://schemas.microsoft.com/office/word/2010/wordprocessingDrawing" xmlns:wp="http://schemas.openxmlformats.org/drawingml/2006/wordprocessingDrawing" xmlns:w10="urn:schemas-microsoft-com:office:word" xmlns:w="http://schemas.openxmlformats.org/wordprocessingml/2006/main" xmlns:w14="http://schemas.microsoft.com/office/word/2010/wordml" xmlns:w15="http://schemas.microsoft.com/office/word/2012/wordml" xmlns:w16cei="http://schemas.microsoft.com/office/word/2026/wordml/cei" xmlns:w16cex="http://schemas.microsoft.com/office/word/2018/wordml/cex" xmlns:w16cid="http://schemas.microsoft.com/office/word/2016/wordml/cid" xmlns:w16="http://schemas.microsoft.com/office/word/2018/wordml" xmlns:w16du="http://schemas.microsoft.com/office/word/2023/wordml/word16du" xmlns:w16sdtdh="http://schemas.microsoft.com/office/word/2020/wordml/sdtdatahash" xmlns:w16sdtfl="http://schemas.microsoft.com/office/word/2024/wordml/sdtformatlock" xmlns:w16se="http://schemas.microsoft.com/office/word/2015/wordml/symex" xmlns:wpg="http://schemas.microsoft.com/office/word/2010/wordprocessingGroup" xmlns:wpi="http://schemas.microsoft.com/office/word/2010/wordprocessingInk" xmlns:wne="http://schemas.microsoft.com/office/word/2006/wordml" xmlns:wps="http://schemas.microsoft.com/office/word/2010/wordprocessingShape" mc:Ignorable="w14 w15 w16se w16cid w16 w16cex w16sdtdh w16sdtfl w16du wp14">
+<w:endnotes xmlns:wpc="http://schemas.microsoft.com/office/word/2010/wordprocessingCanvas" xmlns:cx="http://schemas.microsoft.com/office/drawing/2014/chartex" xmlns:cx1="http://schemas.microsoft.com/office/drawing/2015/9/8/chartex" xmlns:cx2="http://schemas.microsoft.com/office/drawing/2015/10/21/chartex" xmlns:cx3="http://schemas.microsoft.com/office/drawing/2016/5/9/chartex" xmlns:cx4="http://schemas.microsoft.com/office/drawing/2016/5/10/chartex" xmlns:cx5="http://schemas.microsoft.com/office/drawing/2016/5/11/chartex" xmlns:cx6="http://schemas.microsoft.com/office/drawing/2016/5/12/chartex" xmlns:cx7="http://schemas.microsoft.com/office/drawing/2016/5/13/chartex" xmlns:cx8="http://schemas.microsoft.com/office/drawing/2016/5/14/chartex" xmlns:mc="http://schemas.openxmlformats.org/markup-compatibility/2006" xmlns:aink="http://schemas.microsoft.com/office/drawing/2016/ink" xmlns:am3d="http://schemas.microsoft.com/office/drawing/2017/model3d" xmlns:o="urn:schemas-microsoft-com:office:office" xmlns:oel="http://schemas.microsoft.com/office/2019/extlst" xmlns:r="http://schemas.openxmlformats.org/officeDocument/2006/relationships" xmlns:m="http://schemas.openxmlformats.org/officeDocument/2006/math" xmlns:v="urn:schemas-microsoft-com:vml" xmlns:wp14="http://schemas.microsoft.com/office/word/2010/wordprocessingDrawing" xmlns:wp="http://schemas.openxmlformats.org/drawingml/2006/wordprocessingDrawing" xmlns:w10="urn:schemas-microsoft-com:office:word" xmlns:w="http://schemas.openxmlformats.org/wordprocessingml/2006/main" xmlns:w14="http://schemas.microsoft.com/office/word/2010/wordml" xmlns:w15="http://schemas.microsoft.com/office/word/2012/wordml" xmlns:w16cex="http://schemas.microsoft.com/office/word/2018/wordml/cex" xmlns:w16cid="http://schemas.microsoft.com/office/word/2016/wordml/cid" xmlns:w16="http://schemas.microsoft.com/office/word/2018/wordml" xmlns:w16du="http://schemas.microsoft.com/office/word/2023/wordml/word16du" xmlns:w16sdtdh="http://schemas.microsoft.com/office/word/2020/wordml/sdtdatahash" xmlns:w16sdtfl="http://schemas.microsoft.com/office/word/2024/wordml/sdtformatlock" xmlns:w16se="http://schemas.microsoft.com/office/word/2015/wordml/symex" xmlns:wpg="http://schemas.microsoft.com/office/word/2010/wordprocessingGroup" xmlns:wpi="http://schemas.microsoft.com/office/word/2010/wordprocessingInk" xmlns:wne="http://schemas.microsoft.com/office/word/2006/wordml" xmlns:wps="http://schemas.microsoft.com/office/word/2010/wordprocessingShape" mc:Ignorable="w14 w15 w16se w16cid w16 w16cex w16sdtdh w16sdtfl w16du wp14">
   <w:endnote w:type="separator" w:id="-1">
     <w:p>
       <w:pPr>
@@ -1198,7 +1425,7 @@
 </file>
 
 <file path=word/footer1.xml><?xml version="1.0" encoding="utf-8"?>
-<w:ftr xmlns:wpc="http://schemas.microsoft.com/office/word/2010/wordprocessingCanvas" xmlns:cx="http://schemas.microsoft.com/office/drawing/2014/chartex" xmlns:cx1="http://schemas.microsoft.com/office/drawing/2015/9/8/chartex" xmlns:cx2="http://schemas.microsoft.com/office/drawing/2015/10/21/chartex" xmlns:cx3="http://schemas.microsoft.com/office/drawing/2016/5/9/chartex" xmlns:cx4="http://schemas.microsoft.com/office/drawing/2016/5/10/chartex" xmlns:cx5="http://schemas.microsoft.com/office/drawing/2016/5/11/chartex" xmlns:cx6="http://schemas.microsoft.com/office/drawing/2016/5/12/chartex" xmlns:cx7="http://schemas.microsoft.com/office/drawing/2016/5/13/chartex" xmlns:cx8="http://schemas.microsoft.com/office/drawing/2016/5/14/chartex" xmlns:mc="http://schemas.openxmlformats.org/markup-compatibility/2006" xmlns:aink="http://schemas.microsoft.com/office/drawing/2016/ink" xmlns:am3d="http://schemas.microsoft.com/office/drawing/2017/model3d" xmlns:o="urn:schemas-microsoft-com:office:office" xmlns:oel="http://schemas.microsoft.com/office/2019/extlst" xmlns:r="http://schemas.openxmlformats.org/officeDocument/2006/relationships" xmlns:m="http://schemas.openxmlformats.org/officeDocument/2006/math" xmlns:v="urn:schemas-microsoft-com:vml" xmlns:wp14="http://schemas.microsoft.com/office/word/2010/wordprocessingDrawing" xmlns:wp="http://schemas.openxmlformats.org/drawingml/2006/wordprocessingDrawing" xmlns:w10="urn:schemas-microsoft-com:office:word" xmlns:w="http://schemas.openxmlformats.org/wordprocessingml/2006/main" xmlns:w14="http://schemas.microsoft.com/office/word/2010/wordml" xmlns:w15="http://schemas.microsoft.com/office/word/2012/wordml" xmlns:w16cei="http://schemas.microsoft.com/office/word/2026/wordml/cei" xmlns:w16cex="http://schemas.microsoft.com/office/word/2018/wordml/cex" xmlns:w16cid="http://schemas.microsoft.com/office/word/2016/wordml/cid" xmlns:w16="http://schemas.microsoft.com/office/word/2018/wordml" xmlns:w16du="http://schemas.microsoft.com/office/word/2023/wordml/word16du" xmlns:w16sdtdh="http://schemas.microsoft.com/office/word/2020/wordml/sdtdatahash" xmlns:w16sdtfl="http://schemas.microsoft.com/office/word/2024/wordml/sdtformatlock" xmlns:w16se="http://schemas.microsoft.com/office/word/2015/wordml/symex" xmlns:wpg="http://schemas.microsoft.com/office/word/2010/wordprocessingGroup" xmlns:wpi="http://schemas.microsoft.com/office/word/2010/wordprocessingInk" xmlns:wne="http://schemas.microsoft.com/office/word/2006/wordml" xmlns:wps="http://schemas.microsoft.com/office/word/2010/wordprocessingShape" mc:Ignorable="w14 w15 w16se w16cid w16 w16cex w16sdtdh w16sdtfl w16du wp14">
+<w:ftr xmlns:wpc="http://schemas.microsoft.com/office/word/2010/wordprocessingCanvas" xmlns:cx="http://schemas.microsoft.com/office/drawing/2014/chartex" xmlns:cx1="http://schemas.microsoft.com/office/drawing/2015/9/8/chartex" xmlns:cx2="http://schemas.microsoft.com/office/drawing/2015/10/21/chartex" xmlns:cx3="http://schemas.microsoft.com/office/drawing/2016/5/9/chartex" xmlns:cx4="http://schemas.microsoft.com/office/drawing/2016/5/10/chartex" xmlns:cx5="http://schemas.microsoft.com/office/drawing/2016/5/11/chartex" xmlns:cx6="http://schemas.microsoft.com/office/drawing/2016/5/12/chartex" xmlns:cx7="http://schemas.microsoft.com/office/drawing/2016/5/13/chartex" xmlns:cx8="http://schemas.microsoft.com/office/drawing/2016/5/14/chartex" xmlns:mc="http://schemas.openxmlformats.org/markup-compatibility/2006" xmlns:aink="http://schemas.microsoft.com/office/drawing/2016/ink" xmlns:am3d="http://schemas.microsoft.com/office/drawing/2017/model3d" xmlns:o="urn:schemas-microsoft-com:office:office" xmlns:oel="http://schemas.microsoft.com/office/2019/extlst" xmlns:r="http://schemas.openxmlformats.org/officeDocument/2006/relationships" xmlns:m="http://schemas.openxmlformats.org/officeDocument/2006/math" xmlns:v="urn:schemas-microsoft-com:vml" xmlns:wp14="http://schemas.microsoft.com/office/word/2010/wordprocessingDrawing" xmlns:wp="http://schemas.openxmlformats.org/drawingml/2006/wordprocessingDrawing" xmlns:w10="urn:schemas-microsoft-com:office:word" xmlns:w="http://schemas.openxmlformats.org/wordprocessingml/2006/main" xmlns:w14="http://schemas.microsoft.com/office/word/2010/wordml" xmlns:w15="http://schemas.microsoft.com/office/word/2012/wordml" xmlns:w16cex="http://schemas.microsoft.com/office/word/2018/wordml/cex" xmlns:w16cid="http://schemas.microsoft.com/office/word/2016/wordml/cid" xmlns:w16="http://schemas.microsoft.com/office/word/2018/wordml" xmlns:w16du="http://schemas.microsoft.com/office/word/2023/wordml/word16du" xmlns:w16sdtdh="http://schemas.microsoft.com/office/word/2020/wordml/sdtdatahash" xmlns:w16sdtfl="http://schemas.microsoft.com/office/word/2024/wordml/sdtformatlock" xmlns:w16se="http://schemas.microsoft.com/office/word/2015/wordml/symex" xmlns:wpg="http://schemas.microsoft.com/office/word/2010/wordprocessingGroup" xmlns:wpi="http://schemas.microsoft.com/office/word/2010/wordprocessingInk" xmlns:wne="http://schemas.microsoft.com/office/word/2006/wordml" xmlns:wps="http://schemas.microsoft.com/office/word/2010/wordprocessingShape" mc:Ignorable="w14 w15 w16se w16cid w16 w16cex w16sdtdh w16sdtfl w16du wp14">
   <w:p>
     <w:pPr>
       <w:pStyle w:val="Footer"/>
@@ -1525,7 +1752,7 @@
 </file>
 
 <file path=word/footnotes.xml><?xml version="1.0" encoding="utf-8"?>
-<w:footnotes xmlns:wpc="http://schemas.microsoft.com/office/word/2010/wordprocessingCanvas" xmlns:cx="http://schemas.microsoft.com/office/drawing/2014/chartex" xmlns:cx1="http://schemas.microsoft.com/office/drawing/2015/9/8/chartex" xmlns:cx2="http://schemas.microsoft.com/office/drawing/2015/10/21/chartex" xmlns:cx3="http://schemas.microsoft.com/office/drawing/2016/5/9/chartex" xmlns:cx4="http://schemas.microsoft.com/office/drawing/2016/5/10/chartex" xmlns:cx5="http://schemas.microsoft.com/office/drawing/2016/5/11/chartex" xmlns:cx6="http://schemas.microsoft.com/office/drawing/2016/5/12/chartex" xmlns:cx7="http://schemas.microsoft.com/office/drawing/2016/5/13/chartex" xmlns:cx8="http://schemas.microsoft.com/office/drawing/2016/5/14/chartex" xmlns:mc="http://schemas.openxmlformats.org/markup-compatibility/2006" xmlns:aink="http://schemas.microsoft.com/office/drawing/2016/ink" xmlns:am3d="http://schemas.microsoft.com/office/drawing/2017/model3d" xmlns:o="urn:schemas-microsoft-com:office:office" xmlns:oel="http://schemas.microsoft.com/office/2019/extlst" xmlns:r="http://schemas.openxmlformats.org/officeDocument/2006/relationships" xmlns:m="http://schemas.openxmlformats.org/officeDocument/2006/math" xmlns:v="urn:schemas-microsoft-com:vml" xmlns:wp14="http://schemas.microsoft.com/office/word/2010/wordprocessingDrawing" xmlns:wp="http://schemas.openxmlformats.org/drawingml/2006/wordprocessingDrawing" xmlns:w10="urn:schemas-microsoft-com:office:word" xmlns:w="http://schemas.openxmlformats.org/wordprocessingml/2006/main" xmlns:w14="http://schemas.microsoft.com/office/word/2010/wordml" xmlns:w15="http://schemas.microsoft.com/office/word/2012/wordml" xmlns:w16cei="http://schemas.microsoft.com/office/word/2026/wordml/cei" xmlns:w16cex="http://schemas.microsoft.com/office/word/2018/wordml/cex" xmlns:w16cid="http://schemas.microsoft.com/office/word/2016/wordml/cid" xmlns:w16="http://schemas.microsoft.com/office/word/2018/wordml" xmlns:w16du="http://schemas.microsoft.com/office/word/2023/wordml/word16du" xmlns:w16sdtdh="http://schemas.microsoft.com/office/word/2020/wordml/sdtdatahash" xmlns:w16sdtfl="http://schemas.microsoft.com/office/word/2024/wordml/sdtformatlock" xmlns:w16se="http://schemas.microsoft.com/office/word/2015/wordml/symex" xmlns:wpg="http://schemas.microsoft.com/office/word/2010/wordprocessingGroup" xmlns:wpi="http://schemas.microsoft.com/office/word/2010/wordprocessingInk" xmlns:wne="http://schemas.microsoft.com/office/word/2006/wordml" xmlns:wps="http://schemas.microsoft.com/office/word/2010/wordprocessingShape" mc:Ignorable="w14 w15 w16se w16cid w16 w16cex w16sdtdh w16sdtfl w16du wp14">
+<w:footnotes xmlns:wpc="http://schemas.microsoft.com/office/word/2010/wordprocessingCanvas" xmlns:cx="http://schemas.microsoft.com/office/drawing/2014/chartex" xmlns:cx1="http://schemas.microsoft.com/office/drawing/2015/9/8/chartex" xmlns:cx2="http://schemas.microsoft.com/office/drawing/2015/10/21/chartex" xmlns:cx3="http://schemas.microsoft.com/office/drawing/2016/5/9/chartex" xmlns:cx4="http://schemas.microsoft.com/office/drawing/2016/5/10/chartex" xmlns:cx5="http://schemas.microsoft.com/office/drawing/2016/5/11/chartex" xmlns:cx6="http://schemas.microsoft.com/office/drawing/2016/5/12/chartex" xmlns:cx7="http://schemas.microsoft.com/office/drawing/2016/5/13/chartex" xmlns:cx8="http://schemas.microsoft.com/office/drawing/2016/5/14/chartex" xmlns:mc="http://schemas.openxmlformats.org/markup-compatibility/2006" xmlns:aink="http://schemas.microsoft.com/office/drawing/2016/ink" xmlns:am3d="http://schemas.microsoft.com/office/drawing/2017/model3d" xmlns:o="urn:schemas-microsoft-com:office:office" xmlns:oel="http://schemas.microsoft.com/office/2019/extlst" xmlns:r="http://schemas.openxmlformats.org/officeDocument/2006/relationships" xmlns:m="http://schemas.openxmlformats.org/officeDocument/2006/math" xmlns:v="urn:schemas-microsoft-com:vml" xmlns:wp14="http://schemas.microsoft.com/office/word/2010/wordprocessingDrawing" xmlns:wp="http://schemas.openxmlformats.org/drawingml/2006/wordprocessingDrawing" xmlns:w10="urn:schemas-microsoft-com:office:word" xmlns:w="http://schemas.openxmlformats.org/wordprocessingml/2006/main" xmlns:w14="http://schemas.microsoft.com/office/word/2010/wordml" xmlns:w15="http://schemas.microsoft.com/office/word/2012/wordml" xmlns:w16cex="http://schemas.microsoft.com/office/word/2018/wordml/cex" xmlns:w16cid="http://schemas.microsoft.com/office/word/2016/wordml/cid" xmlns:w16="http://schemas.microsoft.com/office/word/2018/wordml" xmlns:w16du="http://schemas.microsoft.com/office/word/2023/wordml/word16du" xmlns:w16sdtdh="http://schemas.microsoft.com/office/word/2020/wordml/sdtdatahash" xmlns:w16sdtfl="http://schemas.microsoft.com/office/word/2024/wordml/sdtformatlock" xmlns:w16se="http://schemas.microsoft.com/office/word/2015/wordml/symex" xmlns:wpg="http://schemas.microsoft.com/office/word/2010/wordprocessingGroup" xmlns:wpi="http://schemas.microsoft.com/office/word/2010/wordprocessingInk" xmlns:wne="http://schemas.microsoft.com/office/word/2006/wordml" xmlns:wps="http://schemas.microsoft.com/office/word/2010/wordprocessingShape" mc:Ignorable="w14 w15 w16se w16cid w16 w16cex w16sdtdh w16sdtfl w16du wp14">
   <w:footnote w:type="separator" w:id="-1">
     <w:p>
       <w:pPr>
@@ -1550,7 +1777,7 @@
 </file>
 
 <file path=word/header1.xml><?xml version="1.0" encoding="utf-8"?>
-<w:hdr xmlns:wpc="http://schemas.microsoft.com/office/word/2010/wordprocessingCanvas" xmlns:cx="http://schemas.microsoft.com/office/drawing/2014/chartex" xmlns:cx1="http://schemas.microsoft.com/office/drawing/2015/9/8/chartex" xmlns:cx2="http://schemas.microsoft.com/office/drawing/2015/10/21/chartex" xmlns:cx3="http://schemas.microsoft.com/office/drawing/2016/5/9/chartex" xmlns:cx4="http://schemas.microsoft.com/office/drawing/2016/5/10/chartex" xmlns:cx5="http://schemas.microsoft.com/office/drawing/2016/5/11/chartex" xmlns:cx6="http://schemas.microsoft.com/office/drawing/2016/5/12/chartex" xmlns:cx7="http://schemas.microsoft.com/office/drawing/2016/5/13/chartex" xmlns:cx8="http://schemas.microsoft.com/office/drawing/2016/5/14/chartex" xmlns:mc="http://schemas.openxmlformats.org/markup-compatibility/2006" xmlns:aink="http://schemas.microsoft.com/office/drawing/2016/ink" xmlns:am3d="http://schemas.microsoft.com/office/drawing/2017/model3d" xmlns:o="urn:schemas-microsoft-com:office:office" xmlns:oel="http://schemas.microsoft.com/office/2019/extlst" xmlns:r="http://schemas.openxmlformats.org/officeDocument/2006/relationships" xmlns:m="http://schemas.openxmlformats.org/officeDocument/2006/math" xmlns:v="urn:schemas-microsoft-com:vml" xmlns:wp14="http://schemas.microsoft.com/office/word/2010/wordprocessingDrawing" xmlns:wp="http://schemas.openxmlformats.org/drawingml/2006/wordprocessingDrawing" xmlns:w10="urn:schemas-microsoft-com:office:word" xmlns:w="http://schemas.openxmlformats.org/wordprocessingml/2006/main" xmlns:w14="http://schemas.microsoft.com/office/word/2010/wordml" xmlns:w15="http://schemas.microsoft.com/office/word/2012/wordml" xmlns:w16cei="http://schemas.microsoft.com/office/word/2026/wordml/cei" xmlns:w16cex="http://schemas.microsoft.com/office/word/2018/wordml/cex" xmlns:w16cid="http://schemas.microsoft.com/office/word/2016/wordml/cid" xmlns:w16="http://schemas.microsoft.com/office/word/2018/wordml" xmlns:w16du="http://schemas.microsoft.com/office/word/2023/wordml/word16du" xmlns:w16sdtdh="http://schemas.microsoft.com/office/word/2020/wordml/sdtdatahash" xmlns:w16sdtfl="http://schemas.microsoft.com/office/word/2024/wordml/sdtformatlock" xmlns:w16se="http://schemas.microsoft.com/office/word/2015/wordml/symex" xmlns:wpg="http://schemas.microsoft.com/office/word/2010/wordprocessingGroup" xmlns:wpi="http://schemas.microsoft.com/office/word/2010/wordprocessingInk" xmlns:wne="http://schemas.microsoft.com/office/word/2006/wordml" xmlns:wps="http://schemas.microsoft.com/office/word/2010/wordprocessingShape" mc:Ignorable="w14 w15 w16se w16cid w16 w16cex w16sdtdh w16sdtfl w16du wp14">
+<w:hdr xmlns:wpc="http://schemas.microsoft.com/office/word/2010/wordprocessingCanvas" xmlns:cx="http://schemas.microsoft.com/office/drawing/2014/chartex" xmlns:cx1="http://schemas.microsoft.com/office/drawing/2015/9/8/chartex" xmlns:cx2="http://schemas.microsoft.com/office/drawing/2015/10/21/chartex" xmlns:cx3="http://schemas.microsoft.com/office/drawing/2016/5/9/chartex" xmlns:cx4="http://schemas.microsoft.com/office/drawing/2016/5/10/chartex" xmlns:cx5="http://schemas.microsoft.com/office/drawing/2016/5/11/chartex" xmlns:cx6="http://schemas.microsoft.com/office/drawing/2016/5/12/chartex" xmlns:cx7="http://schemas.microsoft.com/office/drawing/2016/5/13/chartex" xmlns:cx8="http://schemas.microsoft.com/office/drawing/2016/5/14/chartex" xmlns:mc="http://schemas.openxmlformats.org/markup-compatibility/2006" xmlns:aink="http://schemas.microsoft.com/office/drawing/2016/ink" xmlns:am3d="http://schemas.microsoft.com/office/drawing/2017/model3d" xmlns:o="urn:schemas-microsoft-com:office:office" xmlns:oel="http://schemas.microsoft.com/office/2019/extlst" xmlns:r="http://schemas.openxmlformats.org/officeDocument/2006/relationships" xmlns:m="http://schemas.openxmlformats.org/officeDocument/2006/math" xmlns:v="urn:schemas-microsoft-com:vml" xmlns:wp14="http://schemas.microsoft.com/office/word/2010/wordprocessingDrawing" xmlns:wp="http://schemas.openxmlformats.org/drawingml/2006/wordprocessingDrawing" xmlns:w10="urn:schemas-microsoft-com:office:word" xmlns:w="http://schemas.openxmlformats.org/wordprocessingml/2006/main" xmlns:w14="http://schemas.microsoft.com/office/word/2010/wordml" xmlns:w15="http://schemas.microsoft.com/office/word/2012/wordml" xmlns:w16cex="http://schemas.microsoft.com/office/word/2018/wordml/cex" xmlns:w16cid="http://schemas.microsoft.com/office/word/2016/wordml/cid" xmlns:w16="http://schemas.microsoft.com/office/word/2018/wordml" xmlns:w16du="http://schemas.microsoft.com/office/word/2023/wordml/word16du" xmlns:w16sdtdh="http://schemas.microsoft.com/office/word/2020/wordml/sdtdatahash" xmlns:w16sdtfl="http://schemas.microsoft.com/office/word/2024/wordml/sdtformatlock" xmlns:w16se="http://schemas.microsoft.com/office/word/2015/wordml/symex" xmlns:wpg="http://schemas.microsoft.com/office/word/2010/wordprocessingGroup" xmlns:wpi="http://schemas.microsoft.com/office/word/2010/wordprocessingInk" xmlns:wne="http://schemas.microsoft.com/office/word/2006/wordml" xmlns:wps="http://schemas.microsoft.com/office/word/2010/wordprocessingShape" mc:Ignorable="w14 w15 w16se w16cid w16 w16cex w16sdtdh w16sdtfl w16du wp14">
   <w:p>
     <w:pPr>
       <w:pStyle w:val="Header"/>
@@ -1714,7 +1941,7 @@
 </file>
 
 <file path=word/numbering.xml><?xml version="1.0" encoding="utf-8"?>
-<w:numbering xmlns:wpc="http://schemas.microsoft.com/office/word/2010/wordprocessingCanvas" xmlns:cx="http://schemas.microsoft.com/office/drawing/2014/chartex" xmlns:cx1="http://schemas.microsoft.com/office/drawing/2015/9/8/chartex" xmlns:cx2="http://schemas.microsoft.com/office/drawing/2015/10/21/chartex" xmlns:cx3="http://schemas.microsoft.com/office/drawing/2016/5/9/chartex" xmlns:cx4="http://schemas.microsoft.com/office/drawing/2016/5/10/chartex" xmlns:cx5="http://schemas.microsoft.com/office/drawing/2016/5/11/chartex" xmlns:cx6="http://schemas.microsoft.com/office/drawing/2016/5/12/chartex" xmlns:cx7="http://schemas.microsoft.com/office/drawing/2016/5/13/chartex" xmlns:cx8="http://schemas.microsoft.com/office/drawing/2016/5/14/chartex" xmlns:mc="http://schemas.openxmlformats.org/markup-compatibility/2006" xmlns:aink="http://schemas.microsoft.com/office/drawing/2016/ink" xmlns:am3d="http://schemas.microsoft.com/office/drawing/2017/model3d" xmlns:o="urn:schemas-microsoft-com:office:office" xmlns:oel="http://schemas.microsoft.com/office/2019/extlst" xmlns:r="http://schemas.openxmlformats.org/officeDocument/2006/relationships" xmlns:m="http://schemas.openxmlformats.org/officeDocument/2006/math" xmlns:v="urn:schemas-microsoft-com:vml" xmlns:wp14="http://schemas.microsoft.com/office/word/2010/wordprocessingDrawing" xmlns:wp="http://schemas.openxmlformats.org/drawingml/2006/wordprocessingDrawing" xmlns:w10="urn:schemas-microsoft-com:office:word" xmlns:w="http://schemas.openxmlformats.org/wordprocessingml/2006/main" xmlns:w14="http://schemas.microsoft.com/office/word/2010/wordml" xmlns:w15="http://schemas.microsoft.com/office/word/2012/wordml" xmlns:w16cei="http://schemas.microsoft.com/office/word/2026/wordml/cei" xmlns:w16cex="http://schemas.microsoft.com/office/word/2018/wordml/cex" xmlns:w16cid="http://schemas.microsoft.com/office/word/2016/wordml/cid" xmlns:w16="http://schemas.microsoft.com/office/word/2018/wordml" xmlns:w16du="http://schemas.microsoft.com/office/word/2023/wordml/word16du" xmlns:w16sdtdh="http://schemas.microsoft.com/office/word/2020/wordml/sdtdatahash" xmlns:w16sdtfl="http://schemas.microsoft.com/office/word/2024/wordml/sdtformatlock" xmlns:w16se="http://schemas.microsoft.com/office/word/2015/wordml/symex" xmlns:wpg="http://schemas.microsoft.com/office/word/2010/wordprocessingGroup" xmlns:wpi="http://schemas.microsoft.com/office/word/2010/wordprocessingInk" xmlns:wne="http://schemas.microsoft.com/office/word/2006/wordml" xmlns:wps="http://schemas.microsoft.com/office/word/2010/wordprocessingShape" mc:Ignorable="w14 w15 w16se w16cid w16 w16cex w16sdtdh w16sdtfl w16du wp14">
+<w:numbering xmlns:wpc="http://schemas.microsoft.com/office/word/2010/wordprocessingCanvas" xmlns:cx="http://schemas.microsoft.com/office/drawing/2014/chartex" xmlns:cx1="http://schemas.microsoft.com/office/drawing/2015/9/8/chartex" xmlns:cx2="http://schemas.microsoft.com/office/drawing/2015/10/21/chartex" xmlns:cx3="http://schemas.microsoft.com/office/drawing/2016/5/9/chartex" xmlns:cx4="http://schemas.microsoft.com/office/drawing/2016/5/10/chartex" xmlns:cx5="http://schemas.microsoft.com/office/drawing/2016/5/11/chartex" xmlns:cx6="http://schemas.microsoft.com/office/drawing/2016/5/12/chartex" xmlns:cx7="http://schemas.microsoft.com/office/drawing/2016/5/13/chartex" xmlns:cx8="http://schemas.microsoft.com/office/drawing/2016/5/14/chartex" xmlns:mc="http://schemas.openxmlformats.org/markup-compatibility/2006" xmlns:aink="http://schemas.microsoft.com/office/drawing/2016/ink" xmlns:am3d="http://schemas.microsoft.com/office/drawing/2017/model3d" xmlns:o="urn:schemas-microsoft-com:office:office" xmlns:oel="http://schemas.microsoft.com/office/2019/extlst" xmlns:r="http://schemas.openxmlformats.org/officeDocument/2006/relationships" xmlns:m="http://schemas.openxmlformats.org/officeDocument/2006/math" xmlns:v="urn:schemas-microsoft-com:vml" xmlns:wp14="http://schemas.microsoft.com/office/word/2010/wordprocessingDrawing" xmlns:wp="http://schemas.openxmlformats.org/drawingml/2006/wordprocessingDrawing" xmlns:w10="urn:schemas-microsoft-com:office:word" xmlns:w="http://schemas.openxmlformats.org/wordprocessingml/2006/main" xmlns:w14="http://schemas.microsoft.com/office/word/2010/wordml" xmlns:w15="http://schemas.microsoft.com/office/word/2012/wordml" xmlns:w16cex="http://schemas.microsoft.com/office/word/2018/wordml/cex" xmlns:w16cid="http://schemas.microsoft.com/office/word/2016/wordml/cid" xmlns:w16="http://schemas.microsoft.com/office/word/2018/wordml" xmlns:w16du="http://schemas.microsoft.com/office/word/2023/wordml/word16du" xmlns:w16sdtdh="http://schemas.microsoft.com/office/word/2020/wordml/sdtdatahash" xmlns:w16sdtfl="http://schemas.microsoft.com/office/word/2024/wordml/sdtformatlock" xmlns:w16se="http://schemas.microsoft.com/office/word/2015/wordml/symex" xmlns:wpg="http://schemas.microsoft.com/office/word/2010/wordprocessingGroup" xmlns:wpi="http://schemas.microsoft.com/office/word/2010/wordprocessingInk" xmlns:wne="http://schemas.microsoft.com/office/word/2006/wordml" xmlns:wps="http://schemas.microsoft.com/office/word/2010/wordprocessingShape" mc:Ignorable="w14 w15 w16se w16cid w16 w16cex w16sdtdh w16sdtfl w16du wp14">
   <w:abstractNum w:abstractNumId="0" w15:restartNumberingAfterBreak="0">
     <w:nsid w:val="036205D6"/>
     <w:multiLevelType w:val="multilevel"/>

--- a/docs/COS214_Prac3.docx
+++ b/docs/COS214_Prac3.docx
@@ -1,6 +1,6 @@
 
 <file path=word/document.xml><?xml version="1.0" encoding="utf-8"?>
-<w:document xmlns:wpc="http://schemas.microsoft.com/office/word/2010/wordprocessingCanvas" xmlns:cx="http://schemas.microsoft.com/office/drawing/2014/chartex" xmlns:cx1="http://schemas.microsoft.com/office/drawing/2015/9/8/chartex" xmlns:cx2="http://schemas.microsoft.com/office/drawing/2015/10/21/chartex" xmlns:cx3="http://schemas.microsoft.com/office/drawing/2016/5/9/chartex" xmlns:cx4="http://schemas.microsoft.com/office/drawing/2016/5/10/chartex" xmlns:cx5="http://schemas.microsoft.com/office/drawing/2016/5/11/chartex" xmlns:cx6="http://schemas.microsoft.com/office/drawing/2016/5/12/chartex" xmlns:cx7="http://schemas.microsoft.com/office/drawing/2016/5/13/chartex" xmlns:cx8="http://schemas.microsoft.com/office/drawing/2016/5/14/chartex" xmlns:mc="http://schemas.openxmlformats.org/markup-compatibility/2006" xmlns:aink="http://schemas.microsoft.com/office/drawing/2016/ink" xmlns:am3d="http://schemas.microsoft.com/office/drawing/2017/model3d" xmlns:o="urn:schemas-microsoft-com:office:office" xmlns:oel="http://schemas.microsoft.com/office/2019/extlst" xmlns:r="http://schemas.openxmlformats.org/officeDocument/2006/relationships" xmlns:m="http://schemas.openxmlformats.org/officeDocument/2006/math" xmlns:v="urn:schemas-microsoft-com:vml" xmlns:wp14="http://schemas.microsoft.com/office/word/2010/wordprocessingDrawing" xmlns:wp="http://schemas.openxmlformats.org/drawingml/2006/wordprocessingDrawing" xmlns:w10="urn:schemas-microsoft-com:office:word" xmlns:w="http://schemas.openxmlformats.org/wordprocessingml/2006/main" xmlns:w14="http://schemas.microsoft.com/office/word/2010/wordml" xmlns:w15="http://schemas.microsoft.com/office/word/2012/wordml" xmlns:w16cex="http://schemas.microsoft.com/office/word/2018/wordml/cex" xmlns:w16cid="http://schemas.microsoft.com/office/word/2016/wordml/cid" xmlns:w16="http://schemas.microsoft.com/office/word/2018/wordml" xmlns:w16du="http://schemas.microsoft.com/office/word/2023/wordml/word16du" xmlns:w16sdtdh="http://schemas.microsoft.com/office/word/2020/wordml/sdtdatahash" xmlns:w16sdtfl="http://schemas.microsoft.com/office/word/2024/wordml/sdtformatlock" xmlns:w16se="http://schemas.microsoft.com/office/word/2015/wordml/symex" xmlns:wpg="http://schemas.microsoft.com/office/word/2010/wordprocessingGroup" xmlns:wpi="http://schemas.microsoft.com/office/word/2010/wordprocessingInk" xmlns:wne="http://schemas.microsoft.com/office/word/2006/wordml" xmlns:wps="http://schemas.microsoft.com/office/word/2010/wordprocessingShape" mc:Ignorable="w14 w15 w16se w16cid w16 w16cex w16sdtdh w16sdtfl w16du wp14">
+<w:document xmlns:wpc="http://schemas.microsoft.com/office/word/2010/wordprocessingCanvas" xmlns:cx="http://schemas.microsoft.com/office/drawing/2014/chartex" xmlns:cx1="http://schemas.microsoft.com/office/drawing/2015/9/8/chartex" xmlns:cx2="http://schemas.microsoft.com/office/drawing/2015/10/21/chartex" xmlns:cx3="http://schemas.microsoft.com/office/drawing/2016/5/9/chartex" xmlns:cx4="http://schemas.microsoft.com/office/drawing/2016/5/10/chartex" xmlns:cx5="http://schemas.microsoft.com/office/drawing/2016/5/11/chartex" xmlns:cx6="http://schemas.microsoft.com/office/drawing/2016/5/12/chartex" xmlns:cx7="http://schemas.microsoft.com/office/drawing/2016/5/13/chartex" xmlns:cx8="http://schemas.microsoft.com/office/drawing/2016/5/14/chartex" xmlns:mc="http://schemas.openxmlformats.org/markup-compatibility/2006" xmlns:aink="http://schemas.microsoft.com/office/drawing/2016/ink" xmlns:am3d="http://schemas.microsoft.com/office/drawing/2017/model3d" xmlns:o="urn:schemas-microsoft-com:office:office" xmlns:oel="http://schemas.microsoft.com/office/2019/extlst" xmlns:r="http://schemas.openxmlformats.org/officeDocument/2006/relationships" xmlns:m="http://schemas.openxmlformats.org/officeDocument/2006/math" xmlns:v="urn:schemas-microsoft-com:vml" xmlns:wp14="http://schemas.microsoft.com/office/word/2010/wordprocessingDrawing" xmlns:wp="http://schemas.openxmlformats.org/drawingml/2006/wordprocessingDrawing" xmlns:w10="urn:schemas-microsoft-com:office:word" xmlns:w="http://schemas.openxmlformats.org/wordprocessingml/2006/main" xmlns:w14="http://schemas.microsoft.com/office/word/2010/wordml" xmlns:w15="http://schemas.microsoft.com/office/word/2012/wordml" xmlns:w16cei="http://schemas.microsoft.com/office/word/2026/wordml/cei" xmlns:w16cex="http://schemas.microsoft.com/office/word/2018/wordml/cex" xmlns:w16cid="http://schemas.microsoft.com/office/word/2016/wordml/cid" xmlns:w16="http://schemas.microsoft.com/office/word/2018/wordml" xmlns:w16du="http://schemas.microsoft.com/office/word/2023/wordml/word16du" xmlns:w16sdtdh="http://schemas.microsoft.com/office/word/2020/wordml/sdtdatahash" xmlns:w16sdtfl="http://schemas.microsoft.com/office/word/2024/wordml/sdtformatlock" xmlns:w16se="http://schemas.microsoft.com/office/word/2015/wordml/symex" xmlns:wpg="http://schemas.microsoft.com/office/word/2010/wordprocessingGroup" xmlns:wpi="http://schemas.microsoft.com/office/word/2010/wordprocessingInk" xmlns:wne="http://schemas.microsoft.com/office/word/2006/wordml" xmlns:wps="http://schemas.microsoft.com/office/word/2010/wordprocessingShape" mc:Ignorable="w14 w15 w16se w16cid w16 w16cex w16sdtdh w16sdtfl w16du wp14">
   <w:body>
     <w:p>
       <w:pPr>
@@ -610,7 +610,7 @@
           <w:noProof/>
         </w:rPr>
         <w:drawing>
-          <wp:anchor distT="0" distB="0" distL="114300" distR="114300" simplePos="0" relativeHeight="251658240" behindDoc="0" locked="0" layoutInCell="1" allowOverlap="1" wp14:anchorId="2C20E90C" wp14:editId="002FD3D9">
+          <wp:anchor distT="0" distB="0" distL="114300" distR="114300" simplePos="0" relativeHeight="251658240" behindDoc="0" locked="0" layoutInCell="1" allowOverlap="1" wp14:anchorId="2C20E90C" wp14:editId="459853EC">
             <wp:simplePos x="0" y="0"/>
             <wp:positionH relativeFrom="margin">
               <wp:align>center</wp:align>
@@ -873,523 +873,1530 @@
         <w:t xml:space="preserve"> is not a misuse of either design pattern. </w:t>
       </w:r>
     </w:p>
-    <w:p/>
-    <w:p/>
-    <w:p/>
-    <w:p/>
-    <w:p/>
-    <w:p/>
-    <w:p/>
-    <w:p/>
+    <w:p>
+      <w:pPr>
+        <w:pStyle w:val="Heading1"/>
+      </w:pPr>
+    </w:p>
+    <w:p>
+      <w:pPr>
+        <w:pStyle w:val="Heading1"/>
+      </w:pPr>
+      <w:r>
+        <w:t>TASK 3</w:t>
+      </w:r>
+    </w:p>
     <w:p/>
     <w:p>
       <w:pPr>
+        <w:tabs>
+          <w:tab w:val="left" w:pos="1440"/>
+        </w:tabs>
         <w:rPr>
           <w:b/>
           <w:bCs/>
-          <w:sz w:val="22"/>
-          <w:szCs w:val="22"/>
         </w:rPr>
       </w:pPr>
-      <w:r>
-        <w:lastRenderedPageBreak/>
-        <w:drawing>
-          <wp:anchor distT="0" distB="0" distL="114300" distR="114300" simplePos="0" relativeHeight="251663360" behindDoc="0" locked="0" layoutInCell="1" allowOverlap="1" wp14:anchorId="6B421146" wp14:editId="609DA3E3">
-            <wp:simplePos x="0" y="0"/>
-            <wp:positionH relativeFrom="column">
-              <wp:posOffset>-701040</wp:posOffset>
-            </wp:positionH>
-            <wp:positionV relativeFrom="paragraph">
-              <wp:posOffset>311785</wp:posOffset>
-            </wp:positionV>
-            <wp:extent cx="7194184" cy="2529840"/>
-            <wp:effectExtent l="0" t="0" r="6985" b="3810"/>
-            <wp:wrapNone/>
-            <wp:docPr id="441438431" name="Picture 5"/>
-            <wp:cNvGraphicFramePr>
-              <a:graphicFrameLocks xmlns:a="http://schemas.openxmlformats.org/drawingml/2006/main" noChangeAspect="1"/>
-            </wp:cNvGraphicFramePr>
-            <a:graphic xmlns:a="http://schemas.openxmlformats.org/drawingml/2006/main">
-              <a:graphicData uri="http://schemas.openxmlformats.org/drawingml/2006/picture">
-                <pic:pic xmlns:pic="http://schemas.openxmlformats.org/drawingml/2006/picture">
-                  <pic:nvPicPr>
-                    <pic:cNvPr id="0" name="Picture 6"/>
-                    <pic:cNvPicPr>
-                      <a:picLocks noChangeAspect="1" noChangeArrowheads="1"/>
-                    </pic:cNvPicPr>
-                  </pic:nvPicPr>
-                  <pic:blipFill>
-                    <a:blip r:embed="rId9">
-                      <a:extLst>
-                        <a:ext uri="{28A0092B-C50C-407E-A947-70E740481C1C}">
-                          <a14:useLocalDpi xmlns:a14="http://schemas.microsoft.com/office/drawing/2010/main" val="0"/>
-                        </a:ext>
-                      </a:extLst>
-                    </a:blip>
-                    <a:srcRect/>
-                    <a:stretch>
-                      <a:fillRect/>
-                    </a:stretch>
-                  </pic:blipFill>
-                  <pic:spPr bwMode="auto">
-                    <a:xfrm>
-                      <a:off x="0" y="0"/>
-                      <a:ext cx="7199829" cy="2531825"/>
-                    </a:xfrm>
-                    <a:prstGeom prst="rect">
-                      <a:avLst/>
-                    </a:prstGeom>
-                    <a:noFill/>
-                    <a:ln>
-                      <a:noFill/>
-                    </a:ln>
-                  </pic:spPr>
-                </pic:pic>
-              </a:graphicData>
-            </a:graphic>
-            <wp14:sizeRelH relativeFrom="margin">
-              <wp14:pctWidth>0</wp14:pctWidth>
-            </wp14:sizeRelH>
-            <wp14:sizeRelV relativeFrom="margin">
-              <wp14:pctHeight>0</wp14:pctHeight>
-            </wp14:sizeRelV>
-          </wp:anchor>
-        </w:drawing>
-      </w:r>
       <w:r>
         <w:rPr>
           <w:b/>
           <w:bCs/>
-          <w:sz w:val="22"/>
-          <w:szCs w:val="22"/>
         </w:rPr>
-        <w:t xml:space="preserve">Question </w:t>
+        <w:t>Question 3.1: Push vs. Pull Model Justification</w:t>
+      </w:r>
+    </w:p>
+    <w:p>
+      <w:pPr>
+        <w:tabs>
+          <w:tab w:val="left" w:pos="1440"/>
+        </w:tabs>
+      </w:pPr>
+      <w:r>
+        <w:t xml:space="preserve">The notification architecture utilizes a </w:t>
       </w:r>
       <w:r>
         <w:rPr>
           <w:b/>
           <w:bCs/>
-          <w:sz w:val="22"/>
-          <w:szCs w:val="22"/>
         </w:rPr>
-        <w:t>2</w:t>
-      </w:r>
+        <w:t>Push Model</w:t>
+      </w:r>
+      <w:r>
+        <w:t xml:space="preserve">. When </w:t>
+      </w:r>
+      <w:proofErr w:type="gramStart"/>
+      <w:r>
+        <w:t>Subject::notify(</w:t>
+      </w:r>
+      <w:proofErr w:type="gramEnd"/>
+      <w:r>
+        <w:t xml:space="preserve">) is triggered, the subject passes a fully instantiated </w:t>
+      </w:r>
+      <w:proofErr w:type="spellStart"/>
+      <w:r>
+        <w:t>const</w:t>
+      </w:r>
+      <w:proofErr w:type="spellEnd"/>
+      <w:r>
+        <w:t xml:space="preserve"> Notice&amp; notice directly into </w:t>
+      </w:r>
+      <w:proofErr w:type="gramStart"/>
+      <w:r>
+        <w:t>Observer::update(</w:t>
+      </w:r>
+      <w:proofErr w:type="spellStart"/>
+      <w:proofErr w:type="gramEnd"/>
+      <w:r>
+        <w:t>const</w:t>
+      </w:r>
+      <w:proofErr w:type="spellEnd"/>
+      <w:r>
+        <w:t xml:space="preserve"> Notice&amp; notice). </w:t>
+      </w:r>
+    </w:p>
+    <w:p>
+      <w:pPr>
+        <w:numPr>
+          <w:ilvl w:val="0"/>
+          <w:numId w:val="15"/>
+        </w:numPr>
+        <w:tabs>
+          <w:tab w:val="left" w:pos="1440"/>
+        </w:tabs>
+      </w:pPr>
       <w:r>
         <w:rPr>
           <w:b/>
           <w:bCs/>
-          <w:sz w:val="22"/>
-          <w:szCs w:val="22"/>
         </w:rPr>
-        <w:t>.</w:t>
-      </w:r>
-      <w:r>
+        <w:t>Why Push Model is Preferred:</w:t>
+      </w:r>
+      <w:r>
+        <w:t xml:space="preserve"> In a real-time event environment, emergency alerts (such as EVACUATE or WEATHER_ALERT) require immediate, zero-latency execution. </w:t>
+      </w:r>
+      <w:r>
+        <w:lastRenderedPageBreak/>
+        <w:t xml:space="preserve">Under a pull model, observers would receive a generic ping and then execute secondary queries back to </w:t>
+      </w:r>
+      <w:proofErr w:type="spellStart"/>
+      <w:r>
+        <w:t>EventControl</w:t>
+      </w:r>
+      <w:proofErr w:type="spellEnd"/>
+      <w:r>
+        <w:t xml:space="preserve"> to retrieve state details. Pushing the complete payload (type, message, target, value) eliminates back-and-forth query overhead and guarantees that leaves receive actionable context in a single call. </w:t>
+      </w:r>
+    </w:p>
+    <w:p>
+      <w:pPr>
+        <w:tabs>
+          <w:tab w:val="left" w:pos="1440"/>
+        </w:tabs>
         <w:rPr>
           <w:b/>
           <w:bCs/>
-          <w:sz w:val="22"/>
-          <w:szCs w:val="22"/>
         </w:rPr>
-        <w:t>3</w:t>
-      </w:r>
+      </w:pPr>
     </w:p>
-    <w:p/>
-    <w:p/>
-    <w:p/>
-    <w:p/>
-    <w:p/>
-    <w:p/>
-    <w:p/>
-    <w:p/>
-    <w:p/>
-    <w:p/>
-    <w:p/>
     <w:p>
       <w:pPr>
+        <w:tabs>
+          <w:tab w:val="left" w:pos="1440"/>
+        </w:tabs>
         <w:rPr>
           <w:b/>
           <w:bCs/>
-          <w:sz w:val="22"/>
-          <w:szCs w:val="22"/>
         </w:rPr>
       </w:pPr>
-      <w:r>
+    </w:p>
+    <w:p>
+      <w:pPr>
+        <w:tabs>
+          <w:tab w:val="left" w:pos="1440"/>
+        </w:tabs>
         <w:rPr>
           <w:b/>
           <w:bCs/>
-          <w:sz w:val="22"/>
-          <w:szCs w:val="22"/>
         </w:rPr>
-        <w:t xml:space="preserve">Question </w:t>
-      </w:r>
-      <w:r>
+      </w:pPr>
+    </w:p>
+    <w:p>
+      <w:pPr>
+        <w:tabs>
+          <w:tab w:val="left" w:pos="1440"/>
+        </w:tabs>
         <w:rPr>
           <w:b/>
           <w:bCs/>
-          <w:sz w:val="22"/>
-          <w:szCs w:val="22"/>
         </w:rPr>
-        <w:t>2</w:t>
-      </w:r>
+      </w:pPr>
       <w:r>
         <w:rPr>
           <w:b/>
           <w:bCs/>
-          <w:sz w:val="22"/>
-          <w:szCs w:val="22"/>
         </w:rPr>
-        <w:t>.</w:t>
-      </w:r>
-      <w:r>
+        <w:t>Question 3.2: Target Filtering Mechanism</w:t>
+      </w:r>
+    </w:p>
+    <w:p>
+      <w:pPr>
+        <w:tabs>
+          <w:tab w:val="left" w:pos="1440"/>
+        </w:tabs>
+      </w:pPr>
+      <w:r>
+        <w:t xml:space="preserve">To prevent units from acting on alerts intended for other areas, every Notice carries a target attribute. </w:t>
+      </w:r>
+    </w:p>
+    <w:p>
+      <w:pPr>
+        <w:numPr>
+          <w:ilvl w:val="0"/>
+          <w:numId w:val="16"/>
+        </w:numPr>
+        <w:tabs>
+          <w:tab w:val="left" w:pos="1440"/>
+        </w:tabs>
+      </w:pPr>
+      <w:r>
+        <w:t xml:space="preserve">If </w:t>
+      </w:r>
+      <w:proofErr w:type="spellStart"/>
+      <w:proofErr w:type="gramStart"/>
+      <w:r>
+        <w:t>notice.getTarget</w:t>
+      </w:r>
+      <w:proofErr w:type="spellEnd"/>
+      <w:proofErr w:type="gramEnd"/>
+      <w:r>
+        <w:t xml:space="preserve">() == "ALL", every observer processes the update. </w:t>
+      </w:r>
+    </w:p>
+    <w:p>
+      <w:pPr>
+        <w:numPr>
+          <w:ilvl w:val="0"/>
+          <w:numId w:val="16"/>
+        </w:numPr>
+        <w:tabs>
+          <w:tab w:val="left" w:pos="1440"/>
+        </w:tabs>
+      </w:pPr>
+      <w:r>
+        <w:t xml:space="preserve">If </w:t>
+      </w:r>
+      <w:proofErr w:type="spellStart"/>
+      <w:proofErr w:type="gramStart"/>
+      <w:r>
+        <w:t>notice.getTarget</w:t>
+      </w:r>
+      <w:proofErr w:type="spellEnd"/>
+      <w:proofErr w:type="gramEnd"/>
+      <w:r>
+        <w:t xml:space="preserve">() specifies a unit or zone name (e.g., "River Stage Area"), observers check if their local </w:t>
+      </w:r>
+      <w:proofErr w:type="spellStart"/>
+      <w:proofErr w:type="gramStart"/>
+      <w:r>
+        <w:t>getName</w:t>
+      </w:r>
+      <w:proofErr w:type="spellEnd"/>
+      <w:r>
+        <w:t>(</w:t>
+      </w:r>
+      <w:proofErr w:type="gramEnd"/>
+      <w:r>
+        <w:t xml:space="preserve">) matches </w:t>
+      </w:r>
+      <w:proofErr w:type="spellStart"/>
+      <w:proofErr w:type="gramStart"/>
+      <w:r>
+        <w:t>notice.getTarget</w:t>
+      </w:r>
+      <w:proofErr w:type="spellEnd"/>
+      <w:proofErr w:type="gramEnd"/>
+      <w:r>
+        <w:t xml:space="preserve">(). If the names do not match, the notice is safely ignored. </w:t>
+      </w:r>
+    </w:p>
+    <w:p>
+      <w:pPr>
+        <w:tabs>
+          <w:tab w:val="left" w:pos="1440"/>
+        </w:tabs>
         <w:rPr>
           <w:b/>
           <w:bCs/>
-          <w:sz w:val="22"/>
-          <w:szCs w:val="22"/>
         </w:rPr>
-        <w:t>4</w:t>
-      </w:r>
-    </w:p>
-    <w:p>
-      <w:proofErr w:type="spellStart"/>
-      <w:r>
-        <w:t>festivalGrounds</w:t>
-      </w:r>
-      <w:proofErr w:type="spellEnd"/>
-      <w:r>
-        <w:t xml:space="preserve"> is the root </w:t>
-      </w:r>
-      <w:proofErr w:type="spellStart"/>
-      <w:r>
-        <w:t>EventGroup</w:t>
-      </w:r>
-      <w:proofErr w:type="spellEnd"/>
-      <w:r>
-        <w:t xml:space="preserve"> and owns the components below it. When delete </w:t>
-      </w:r>
-      <w:proofErr w:type="spellStart"/>
-      <w:r>
-        <w:t>festivalGrounds</w:t>
-      </w:r>
-      <w:proofErr w:type="spellEnd"/>
-      <w:r>
-        <w:t xml:space="preserve">; is called, its destructor deletes its children. If a child is another </w:t>
-      </w:r>
-      <w:proofErr w:type="spellStart"/>
-      <w:r>
-        <w:t>EventGroup</w:t>
-      </w:r>
-      <w:proofErr w:type="spellEnd"/>
-      <w:r>
-        <w:t xml:space="preserve">, that group deletes its own children. This continues until the whole Composite tree is destroyed. Each component has only one owning group, so it is deleted exactly once. </w:t>
-      </w:r>
-      <w:proofErr w:type="spellStart"/>
-      <w:r>
-        <w:t>EventComponent</w:t>
-      </w:r>
-      <w:proofErr w:type="spellEnd"/>
-      <w:r>
-        <w:t xml:space="preserve"> has a virtual destructor so that the correct destructor is called. </w:t>
-      </w:r>
-      <w:proofErr w:type="spellStart"/>
-      <w:r>
-        <w:t>Valgrind</w:t>
-      </w:r>
-      <w:proofErr w:type="spellEnd"/>
-      <w:r>
-        <w:t xml:space="preserve"> is used to check that no memory leaks remain. </w:t>
-      </w:r>
-    </w:p>
-    <w:p>
-      <w:r>
-        <w:t>When a component is moved to another group, remove() removes it from the old group's children vector without deleting it. The component is then passed to the new group using add(). The new group becomes its owner. A component must not be owned by two groups at the same time, because this could cause double deletion. If the component is also an Observer, its old registration must be detached and its new registration attached.</w:t>
-      </w:r>
-    </w:p>
-    <w:p/>
-    <w:p/>
-    <w:p/>
-    <w:p/>
-    <w:p>
-      <w:pPr>
+      </w:pPr>
+      <w:r>
         <w:rPr>
           <w:b/>
           <w:bCs/>
-          <w:sz w:val="22"/>
-          <w:szCs w:val="22"/>
         </w:rPr>
-      </w:pPr>
-      <w:r>
-        <w:rPr>
-          <w:noProof/>
-        </w:rPr>
-        <w:lastRenderedPageBreak/>
-        <w:drawing>
-          <wp:anchor distT="0" distB="0" distL="114300" distR="114300" simplePos="0" relativeHeight="251660288" behindDoc="0" locked="0" layoutInCell="1" allowOverlap="1" wp14:anchorId="35156108" wp14:editId="1327A31C">
-            <wp:simplePos x="0" y="0"/>
-            <wp:positionH relativeFrom="column">
-              <wp:posOffset>-1653540</wp:posOffset>
-            </wp:positionH>
-            <wp:positionV relativeFrom="paragraph">
-              <wp:posOffset>2625725</wp:posOffset>
-            </wp:positionV>
-            <wp:extent cx="8592185" cy="3875405"/>
-            <wp:effectExtent l="0" t="3810" r="0" b="0"/>
-            <wp:wrapSquare wrapText="bothSides"/>
-            <wp:docPr id="677596944" name="Picture 4"/>
-            <wp:cNvGraphicFramePr>
-              <a:graphicFrameLocks xmlns:a="http://schemas.openxmlformats.org/drawingml/2006/main" noChangeAspect="1"/>
-            </wp:cNvGraphicFramePr>
-            <a:graphic xmlns:a="http://schemas.openxmlformats.org/drawingml/2006/main">
-              <a:graphicData uri="http://schemas.openxmlformats.org/drawingml/2006/picture">
-                <pic:pic xmlns:pic="http://schemas.openxmlformats.org/drawingml/2006/picture">
-                  <pic:nvPicPr>
-                    <pic:cNvPr id="677596944" name="Picture 677596944"/>
-                    <pic:cNvPicPr/>
-                  </pic:nvPicPr>
-                  <pic:blipFill>
-                    <a:blip r:embed="rId10">
-                      <a:extLst>
-                        <a:ext uri="{28A0092B-C50C-407E-A947-70E740481C1C}">
-                          <a14:useLocalDpi xmlns:a14="http://schemas.microsoft.com/office/drawing/2010/main" val="0"/>
-                        </a:ext>
-                      </a:extLst>
-                    </a:blip>
-                    <a:stretch>
-                      <a:fillRect/>
-                    </a:stretch>
-                  </pic:blipFill>
-                  <pic:spPr>
-                    <a:xfrm rot="5400000">
-                      <a:off x="0" y="0"/>
-                      <a:ext cx="8592185" cy="3875405"/>
-                    </a:xfrm>
-                    <a:prstGeom prst="rect">
-                      <a:avLst/>
-                    </a:prstGeom>
-                  </pic:spPr>
-                </pic:pic>
-              </a:graphicData>
-            </a:graphic>
-            <wp14:sizeRelH relativeFrom="margin">
-              <wp14:pctWidth>0</wp14:pctWidth>
-            </wp14:sizeRelH>
-            <wp14:sizeRelV relativeFrom="margin">
-              <wp14:pctHeight>0</wp14:pctHeight>
-            </wp14:sizeRelV>
-          </wp:anchor>
-        </w:drawing>
-      </w:r>
-      <w:r>
-        <w:rPr>
-          <w:b/>
-          <w:bCs/>
-          <w:sz w:val="22"/>
-          <w:szCs w:val="22"/>
-        </w:rPr>
-        <w:t xml:space="preserve">Question </w:t>
-      </w:r>
-      <w:r>
-        <w:rPr>
-          <w:b/>
-          <w:bCs/>
-          <w:sz w:val="22"/>
-          <w:szCs w:val="22"/>
-        </w:rPr>
-        <w:t>5</w:t>
-      </w:r>
-      <w:r>
-        <w:rPr>
-          <w:b/>
-          <w:bCs/>
-          <w:sz w:val="22"/>
-          <w:szCs w:val="22"/>
-        </w:rPr>
-        <w:t>.</w:t>
-      </w:r>
-      <w:r>
-        <w:rPr>
-          <w:b/>
-          <w:bCs/>
-          <w:sz w:val="22"/>
-          <w:szCs w:val="22"/>
-        </w:rPr>
-        <w:t>1</w:t>
+        <w:t>Question 3.3: Concrete Leaf Reactions Matrix</w:t>
       </w:r>
     </w:p>
-    <w:p/>
-    <w:p/>
-    <w:p/>
-    <w:p/>
-    <w:p/>
-    <w:p/>
-    <w:p/>
-    <w:p/>
-    <w:p/>
-    <w:p/>
-    <w:p/>
-    <w:p/>
-    <w:p/>
-    <w:p/>
-    <w:p/>
-    <w:p/>
-    <w:p/>
-    <w:p/>
-    <w:p/>
-    <w:p/>
-    <w:p/>
-    <w:p/>
-    <w:p/>
-    <w:p/>
-    <w:p/>
-    <w:p/>
-    <w:p/>
-    <w:p/>
-    <w:p/>
-    <w:p/>
-    <w:p/>
-    <w:p/>
-    <w:p/>
-    <w:p/>
-    <w:p/>
+    <w:tbl>
+      <w:tblPr>
+        <w:tblW w:w="0" w:type="auto"/>
+        <w:tblCellSpacing w:w="15" w:type="dxa"/>
+        <w:tblCellMar>
+          <w:top w:w="15" w:type="dxa"/>
+          <w:left w:w="15" w:type="dxa"/>
+          <w:bottom w:w="15" w:type="dxa"/>
+          <w:right w:w="15" w:type="dxa"/>
+        </w:tblCellMar>
+        <w:tblLook w:val="04A0" w:firstRow="1" w:lastRow="0" w:firstColumn="1" w:lastColumn="0" w:noHBand="0" w:noVBand="1"/>
+      </w:tblPr>
+      <w:tblGrid>
+        <w:gridCol w:w="1780"/>
+        <w:gridCol w:w="2756"/>
+        <w:gridCol w:w="4474"/>
+      </w:tblGrid>
+      <w:tr>
+        <w:trPr>
+          <w:tblHeader/>
+          <w:tblCellSpacing w:w="15" w:type="dxa"/>
+        </w:trPr>
+        <w:tc>
+          <w:tcPr>
+            <w:tcW w:w="0" w:type="auto"/>
+            <w:tcBorders>
+              <w:top w:val="single" w:sz="6" w:space="0" w:color="C4C7C5"/>
+              <w:left w:val="single" w:sz="6" w:space="0" w:color="C4C7C5"/>
+              <w:bottom w:val="single" w:sz="6" w:space="0" w:color="C4C7C5"/>
+              <w:right w:val="single" w:sz="6" w:space="0" w:color="C4C7C5"/>
+            </w:tcBorders>
+            <w:tcMar>
+              <w:top w:w="120" w:type="dxa"/>
+              <w:left w:w="180" w:type="dxa"/>
+              <w:bottom w:w="120" w:type="dxa"/>
+              <w:right w:w="180" w:type="dxa"/>
+            </w:tcMar>
+            <w:vAlign w:val="center"/>
+            <w:hideMark/>
+          </w:tcPr>
+          <w:p>
+            <w:pPr>
+              <w:tabs>
+                <w:tab w:val="left" w:pos="1440"/>
+              </w:tabs>
+            </w:pPr>
+            <w:r>
+              <w:rPr>
+                <w:b/>
+                <w:bCs/>
+              </w:rPr>
+              <w:t>Leaf Class</w:t>
+            </w:r>
+          </w:p>
+        </w:tc>
+        <w:tc>
+          <w:tcPr>
+            <w:tcW w:w="0" w:type="auto"/>
+            <w:tcBorders>
+              <w:top w:val="single" w:sz="6" w:space="0" w:color="C4C7C5"/>
+              <w:left w:val="single" w:sz="6" w:space="0" w:color="C4C7C5"/>
+              <w:bottom w:val="single" w:sz="6" w:space="0" w:color="C4C7C5"/>
+              <w:right w:val="single" w:sz="6" w:space="0" w:color="C4C7C5"/>
+            </w:tcBorders>
+            <w:tcMar>
+              <w:top w:w="120" w:type="dxa"/>
+              <w:left w:w="180" w:type="dxa"/>
+              <w:bottom w:w="120" w:type="dxa"/>
+              <w:right w:w="180" w:type="dxa"/>
+            </w:tcMar>
+            <w:vAlign w:val="center"/>
+            <w:hideMark/>
+          </w:tcPr>
+          <w:p>
+            <w:pPr>
+              <w:tabs>
+                <w:tab w:val="left" w:pos="1440"/>
+              </w:tabs>
+            </w:pPr>
+            <w:r>
+              <w:rPr>
+                <w:b/>
+                <w:bCs/>
+              </w:rPr>
+              <w:t>Notice Type</w:t>
+            </w:r>
+          </w:p>
+        </w:tc>
+        <w:tc>
+          <w:tcPr>
+            <w:tcW w:w="0" w:type="auto"/>
+            <w:tcBorders>
+              <w:top w:val="single" w:sz="6" w:space="0" w:color="C4C7C5"/>
+              <w:left w:val="single" w:sz="6" w:space="0" w:color="C4C7C5"/>
+              <w:bottom w:val="single" w:sz="6" w:space="0" w:color="C4C7C5"/>
+              <w:right w:val="single" w:sz="6" w:space="0" w:color="C4C7C5"/>
+            </w:tcBorders>
+            <w:tcMar>
+              <w:top w:w="120" w:type="dxa"/>
+              <w:left w:w="180" w:type="dxa"/>
+              <w:bottom w:w="120" w:type="dxa"/>
+              <w:right w:w="180" w:type="dxa"/>
+            </w:tcMar>
+            <w:vAlign w:val="center"/>
+            <w:hideMark/>
+          </w:tcPr>
+          <w:p>
+            <w:pPr>
+              <w:tabs>
+                <w:tab w:val="left" w:pos="1440"/>
+              </w:tabs>
+            </w:pPr>
+            <w:r>
+              <w:rPr>
+                <w:b/>
+                <w:bCs/>
+              </w:rPr>
+              <w:t>Operational Reaction &amp; State Changes</w:t>
+            </w:r>
+          </w:p>
+        </w:tc>
+      </w:tr>
+      <w:tr>
+        <w:trPr>
+          <w:tblCellSpacing w:w="15" w:type="dxa"/>
+        </w:trPr>
+        <w:tc>
+          <w:tcPr>
+            <w:tcW w:w="0" w:type="auto"/>
+            <w:tcBorders>
+              <w:top w:val="single" w:sz="6" w:space="0" w:color="C4C7C5"/>
+              <w:left w:val="single" w:sz="6" w:space="0" w:color="C4C7C5"/>
+              <w:bottom w:val="single" w:sz="6" w:space="0" w:color="C4C7C5"/>
+              <w:right w:val="single" w:sz="6" w:space="0" w:color="C4C7C5"/>
+            </w:tcBorders>
+            <w:tcMar>
+              <w:top w:w="120" w:type="dxa"/>
+              <w:left w:w="180" w:type="dxa"/>
+              <w:bottom w:w="120" w:type="dxa"/>
+              <w:right w:w="180" w:type="dxa"/>
+            </w:tcMar>
+            <w:vAlign w:val="center"/>
+            <w:hideMark/>
+          </w:tcPr>
+          <w:p>
+            <w:pPr>
+              <w:tabs>
+                <w:tab w:val="left" w:pos="1440"/>
+              </w:tabs>
+            </w:pPr>
+            <w:r>
+              <w:rPr>
+                <w:b/>
+                <w:bCs/>
+              </w:rPr>
+              <w:t>Stage</w:t>
+            </w:r>
+          </w:p>
+        </w:tc>
+        <w:tc>
+          <w:tcPr>
+            <w:tcW w:w="0" w:type="auto"/>
+            <w:tcBorders>
+              <w:top w:val="single" w:sz="6" w:space="0" w:color="C4C7C5"/>
+              <w:left w:val="single" w:sz="6" w:space="0" w:color="C4C7C5"/>
+              <w:bottom w:val="single" w:sz="6" w:space="0" w:color="C4C7C5"/>
+              <w:right w:val="single" w:sz="6" w:space="0" w:color="C4C7C5"/>
+            </w:tcBorders>
+            <w:tcMar>
+              <w:top w:w="120" w:type="dxa"/>
+              <w:left w:w="180" w:type="dxa"/>
+              <w:bottom w:w="120" w:type="dxa"/>
+              <w:right w:w="180" w:type="dxa"/>
+            </w:tcMar>
+            <w:vAlign w:val="center"/>
+            <w:hideMark/>
+          </w:tcPr>
+          <w:p>
+            <w:pPr>
+              <w:tabs>
+                <w:tab w:val="left" w:pos="1440"/>
+              </w:tabs>
+            </w:pPr>
+            <w:r>
+              <w:t>WEATHER_ALERT</w:t>
+            </w:r>
+          </w:p>
+        </w:tc>
+        <w:tc>
+          <w:tcPr>
+            <w:tcW w:w="0" w:type="auto"/>
+            <w:tcBorders>
+              <w:top w:val="single" w:sz="6" w:space="0" w:color="C4C7C5"/>
+              <w:left w:val="single" w:sz="6" w:space="0" w:color="C4C7C5"/>
+              <w:bottom w:val="single" w:sz="6" w:space="0" w:color="C4C7C5"/>
+              <w:right w:val="single" w:sz="6" w:space="0" w:color="C4C7C5"/>
+            </w:tcBorders>
+            <w:tcMar>
+              <w:top w:w="120" w:type="dxa"/>
+              <w:left w:w="180" w:type="dxa"/>
+              <w:bottom w:w="120" w:type="dxa"/>
+              <w:right w:w="180" w:type="dxa"/>
+            </w:tcMar>
+            <w:vAlign w:val="center"/>
+            <w:hideMark/>
+          </w:tcPr>
+          <w:p>
+            <w:pPr>
+              <w:tabs>
+                <w:tab w:val="left" w:pos="1440"/>
+              </w:tabs>
+            </w:pPr>
+            <w:r>
+              <w:t xml:space="preserve">If outdoor == true, invokes </w:t>
+            </w:r>
+            <w:proofErr w:type="spellStart"/>
+            <w:proofErr w:type="gramStart"/>
+            <w:r>
+              <w:t>pausePerformance</w:t>
+            </w:r>
+            <w:proofErr w:type="spellEnd"/>
+            <w:r>
+              <w:t>(</w:t>
+            </w:r>
+            <w:proofErr w:type="gramEnd"/>
+            <w:r>
+              <w:t xml:space="preserve">) and flags </w:t>
+            </w:r>
+            <w:proofErr w:type="spellStart"/>
+            <w:r>
+              <w:t>performancePaused</w:t>
+            </w:r>
+            <w:proofErr w:type="spellEnd"/>
+            <w:r>
+              <w:t xml:space="preserve"> = true. </w:t>
+            </w:r>
+          </w:p>
+        </w:tc>
+      </w:tr>
+      <w:tr>
+        <w:trPr>
+          <w:tblCellSpacing w:w="15" w:type="dxa"/>
+        </w:trPr>
+        <w:tc>
+          <w:tcPr>
+            <w:tcW w:w="0" w:type="auto"/>
+            <w:tcBorders>
+              <w:top w:val="single" w:sz="6" w:space="0" w:color="C4C7C5"/>
+              <w:left w:val="single" w:sz="6" w:space="0" w:color="C4C7C5"/>
+              <w:bottom w:val="single" w:sz="6" w:space="0" w:color="C4C7C5"/>
+              <w:right w:val="single" w:sz="6" w:space="0" w:color="C4C7C5"/>
+            </w:tcBorders>
+            <w:tcMar>
+              <w:top w:w="120" w:type="dxa"/>
+              <w:left w:w="180" w:type="dxa"/>
+              <w:bottom w:w="120" w:type="dxa"/>
+              <w:right w:w="180" w:type="dxa"/>
+            </w:tcMar>
+            <w:vAlign w:val="center"/>
+            <w:hideMark/>
+          </w:tcPr>
+          <w:p>
+            <w:pPr>
+              <w:tabs>
+                <w:tab w:val="left" w:pos="1440"/>
+              </w:tabs>
+            </w:pPr>
+            <w:r>
+              <w:rPr>
+                <w:b/>
+                <w:bCs/>
+              </w:rPr>
+              <w:t>Stage</w:t>
+            </w:r>
+          </w:p>
+        </w:tc>
+        <w:tc>
+          <w:tcPr>
+            <w:tcW w:w="0" w:type="auto"/>
+            <w:tcBorders>
+              <w:top w:val="single" w:sz="6" w:space="0" w:color="C4C7C5"/>
+              <w:left w:val="single" w:sz="6" w:space="0" w:color="C4C7C5"/>
+              <w:bottom w:val="single" w:sz="6" w:space="0" w:color="C4C7C5"/>
+              <w:right w:val="single" w:sz="6" w:space="0" w:color="C4C7C5"/>
+            </w:tcBorders>
+            <w:tcMar>
+              <w:top w:w="120" w:type="dxa"/>
+              <w:left w:w="180" w:type="dxa"/>
+              <w:bottom w:w="120" w:type="dxa"/>
+              <w:right w:w="180" w:type="dxa"/>
+            </w:tcMar>
+            <w:vAlign w:val="center"/>
+            <w:hideMark/>
+          </w:tcPr>
+          <w:p>
+            <w:pPr>
+              <w:tabs>
+                <w:tab w:val="left" w:pos="1440"/>
+              </w:tabs>
+            </w:pPr>
+            <w:r>
+              <w:t>PAUSE / EVACUATE</w:t>
+            </w:r>
+          </w:p>
+        </w:tc>
+        <w:tc>
+          <w:tcPr>
+            <w:tcW w:w="0" w:type="auto"/>
+            <w:tcBorders>
+              <w:top w:val="single" w:sz="6" w:space="0" w:color="C4C7C5"/>
+              <w:left w:val="single" w:sz="6" w:space="0" w:color="C4C7C5"/>
+              <w:bottom w:val="single" w:sz="6" w:space="0" w:color="C4C7C5"/>
+              <w:right w:val="single" w:sz="6" w:space="0" w:color="C4C7C5"/>
+            </w:tcBorders>
+            <w:tcMar>
+              <w:top w:w="120" w:type="dxa"/>
+              <w:left w:w="180" w:type="dxa"/>
+              <w:bottom w:w="120" w:type="dxa"/>
+              <w:right w:w="180" w:type="dxa"/>
+            </w:tcMar>
+            <w:vAlign w:val="center"/>
+            <w:hideMark/>
+          </w:tcPr>
+          <w:p>
+            <w:pPr>
+              <w:tabs>
+                <w:tab w:val="left" w:pos="1440"/>
+              </w:tabs>
+            </w:pPr>
+            <w:r>
+              <w:t xml:space="preserve">Immediately halts live performance audio/lighting. </w:t>
+            </w:r>
+          </w:p>
+        </w:tc>
+      </w:tr>
+      <w:tr>
+        <w:trPr>
+          <w:tblCellSpacing w:w="15" w:type="dxa"/>
+        </w:trPr>
+        <w:tc>
+          <w:tcPr>
+            <w:tcW w:w="0" w:type="auto"/>
+            <w:tcBorders>
+              <w:top w:val="single" w:sz="6" w:space="0" w:color="C4C7C5"/>
+              <w:left w:val="single" w:sz="6" w:space="0" w:color="C4C7C5"/>
+              <w:bottom w:val="single" w:sz="6" w:space="0" w:color="C4C7C5"/>
+              <w:right w:val="single" w:sz="6" w:space="0" w:color="C4C7C5"/>
+            </w:tcBorders>
+            <w:tcMar>
+              <w:top w:w="120" w:type="dxa"/>
+              <w:left w:w="180" w:type="dxa"/>
+              <w:bottom w:w="120" w:type="dxa"/>
+              <w:right w:w="180" w:type="dxa"/>
+            </w:tcMar>
+            <w:vAlign w:val="center"/>
+            <w:hideMark/>
+          </w:tcPr>
+          <w:p>
+            <w:pPr>
+              <w:tabs>
+                <w:tab w:val="left" w:pos="1440"/>
+              </w:tabs>
+            </w:pPr>
+            <w:r>
+              <w:rPr>
+                <w:b/>
+                <w:bCs/>
+              </w:rPr>
+              <w:t>Stage</w:t>
+            </w:r>
+          </w:p>
+        </w:tc>
+        <w:tc>
+          <w:tcPr>
+            <w:tcW w:w="0" w:type="auto"/>
+            <w:tcBorders>
+              <w:top w:val="single" w:sz="6" w:space="0" w:color="C4C7C5"/>
+              <w:left w:val="single" w:sz="6" w:space="0" w:color="C4C7C5"/>
+              <w:bottom w:val="single" w:sz="6" w:space="0" w:color="C4C7C5"/>
+              <w:right w:val="single" w:sz="6" w:space="0" w:color="C4C7C5"/>
+            </w:tcBorders>
+            <w:tcMar>
+              <w:top w:w="120" w:type="dxa"/>
+              <w:left w:w="180" w:type="dxa"/>
+              <w:bottom w:w="120" w:type="dxa"/>
+              <w:right w:w="180" w:type="dxa"/>
+            </w:tcMar>
+            <w:vAlign w:val="center"/>
+            <w:hideMark/>
+          </w:tcPr>
+          <w:p>
+            <w:pPr>
+              <w:tabs>
+                <w:tab w:val="left" w:pos="1440"/>
+              </w:tabs>
+            </w:pPr>
+            <w:r>
+              <w:t>RESUME</w:t>
+            </w:r>
+          </w:p>
+        </w:tc>
+        <w:tc>
+          <w:tcPr>
+            <w:tcW w:w="0" w:type="auto"/>
+            <w:tcBorders>
+              <w:top w:val="single" w:sz="6" w:space="0" w:color="C4C7C5"/>
+              <w:left w:val="single" w:sz="6" w:space="0" w:color="C4C7C5"/>
+              <w:bottom w:val="single" w:sz="6" w:space="0" w:color="C4C7C5"/>
+              <w:right w:val="single" w:sz="6" w:space="0" w:color="C4C7C5"/>
+            </w:tcBorders>
+            <w:tcMar>
+              <w:top w:w="120" w:type="dxa"/>
+              <w:left w:w="180" w:type="dxa"/>
+              <w:bottom w:w="120" w:type="dxa"/>
+              <w:right w:w="180" w:type="dxa"/>
+            </w:tcMar>
+            <w:vAlign w:val="center"/>
+            <w:hideMark/>
+          </w:tcPr>
+          <w:p>
+            <w:pPr>
+              <w:tabs>
+                <w:tab w:val="left" w:pos="1440"/>
+              </w:tabs>
+            </w:pPr>
+            <w:r>
+              <w:t xml:space="preserve">Clears flags and calls </w:t>
+            </w:r>
+            <w:proofErr w:type="spellStart"/>
+            <w:proofErr w:type="gramStart"/>
+            <w:r>
+              <w:t>resumePerformance</w:t>
+            </w:r>
+            <w:proofErr w:type="spellEnd"/>
+            <w:r>
+              <w:t>(</w:t>
+            </w:r>
+            <w:proofErr w:type="gramEnd"/>
+            <w:r>
+              <w:t xml:space="preserve">). </w:t>
+            </w:r>
+          </w:p>
+        </w:tc>
+      </w:tr>
+      <w:tr>
+        <w:trPr>
+          <w:tblCellSpacing w:w="15" w:type="dxa"/>
+        </w:trPr>
+        <w:tc>
+          <w:tcPr>
+            <w:tcW w:w="0" w:type="auto"/>
+            <w:tcBorders>
+              <w:top w:val="single" w:sz="6" w:space="0" w:color="C4C7C5"/>
+              <w:left w:val="single" w:sz="6" w:space="0" w:color="C4C7C5"/>
+              <w:bottom w:val="single" w:sz="6" w:space="0" w:color="C4C7C5"/>
+              <w:right w:val="single" w:sz="6" w:space="0" w:color="C4C7C5"/>
+            </w:tcBorders>
+            <w:tcMar>
+              <w:top w:w="120" w:type="dxa"/>
+              <w:left w:w="180" w:type="dxa"/>
+              <w:bottom w:w="120" w:type="dxa"/>
+              <w:right w:w="180" w:type="dxa"/>
+            </w:tcMar>
+            <w:vAlign w:val="center"/>
+            <w:hideMark/>
+          </w:tcPr>
+          <w:p>
+            <w:pPr>
+              <w:tabs>
+                <w:tab w:val="left" w:pos="1440"/>
+              </w:tabs>
+            </w:pPr>
+            <w:proofErr w:type="spellStart"/>
+            <w:r>
+              <w:rPr>
+                <w:b/>
+                <w:bCs/>
+              </w:rPr>
+              <w:t>StageGate</w:t>
+            </w:r>
+            <w:proofErr w:type="spellEnd"/>
+          </w:p>
+        </w:tc>
+        <w:tc>
+          <w:tcPr>
+            <w:tcW w:w="0" w:type="auto"/>
+            <w:tcBorders>
+              <w:top w:val="single" w:sz="6" w:space="0" w:color="C4C7C5"/>
+              <w:left w:val="single" w:sz="6" w:space="0" w:color="C4C7C5"/>
+              <w:bottom w:val="single" w:sz="6" w:space="0" w:color="C4C7C5"/>
+              <w:right w:val="single" w:sz="6" w:space="0" w:color="C4C7C5"/>
+            </w:tcBorders>
+            <w:tcMar>
+              <w:top w:w="120" w:type="dxa"/>
+              <w:left w:w="180" w:type="dxa"/>
+              <w:bottom w:w="120" w:type="dxa"/>
+              <w:right w:w="180" w:type="dxa"/>
+            </w:tcMar>
+            <w:vAlign w:val="center"/>
+            <w:hideMark/>
+          </w:tcPr>
+          <w:p>
+            <w:pPr>
+              <w:tabs>
+                <w:tab w:val="left" w:pos="1440"/>
+              </w:tabs>
+            </w:pPr>
+            <w:r>
+              <w:t>CAPACITY_ALERT</w:t>
+            </w:r>
+          </w:p>
+        </w:tc>
+        <w:tc>
+          <w:tcPr>
+            <w:tcW w:w="0" w:type="auto"/>
+            <w:tcBorders>
+              <w:top w:val="single" w:sz="6" w:space="0" w:color="C4C7C5"/>
+              <w:left w:val="single" w:sz="6" w:space="0" w:color="C4C7C5"/>
+              <w:bottom w:val="single" w:sz="6" w:space="0" w:color="C4C7C5"/>
+              <w:right w:val="single" w:sz="6" w:space="0" w:color="C4C7C5"/>
+            </w:tcBorders>
+            <w:tcMar>
+              <w:top w:w="120" w:type="dxa"/>
+              <w:left w:w="180" w:type="dxa"/>
+              <w:bottom w:w="120" w:type="dxa"/>
+              <w:right w:w="180" w:type="dxa"/>
+            </w:tcMar>
+            <w:vAlign w:val="center"/>
+            <w:hideMark/>
+          </w:tcPr>
+          <w:p>
+            <w:pPr>
+              <w:tabs>
+                <w:tab w:val="left" w:pos="1440"/>
+              </w:tabs>
+            </w:pPr>
+            <w:r>
+              <w:t xml:space="preserve">Sets admitting = false to stop turnstiles. </w:t>
+            </w:r>
+          </w:p>
+        </w:tc>
+      </w:tr>
+      <w:tr>
+        <w:trPr>
+          <w:tblCellSpacing w:w="15" w:type="dxa"/>
+        </w:trPr>
+        <w:tc>
+          <w:tcPr>
+            <w:tcW w:w="0" w:type="auto"/>
+            <w:tcBorders>
+              <w:top w:val="single" w:sz="6" w:space="0" w:color="C4C7C5"/>
+              <w:left w:val="single" w:sz="6" w:space="0" w:color="C4C7C5"/>
+              <w:bottom w:val="single" w:sz="6" w:space="0" w:color="C4C7C5"/>
+              <w:right w:val="single" w:sz="6" w:space="0" w:color="C4C7C5"/>
+            </w:tcBorders>
+            <w:tcMar>
+              <w:top w:w="120" w:type="dxa"/>
+              <w:left w:w="180" w:type="dxa"/>
+              <w:bottom w:w="120" w:type="dxa"/>
+              <w:right w:w="180" w:type="dxa"/>
+            </w:tcMar>
+            <w:vAlign w:val="center"/>
+            <w:hideMark/>
+          </w:tcPr>
+          <w:p>
+            <w:pPr>
+              <w:tabs>
+                <w:tab w:val="left" w:pos="1440"/>
+              </w:tabs>
+            </w:pPr>
+            <w:proofErr w:type="spellStart"/>
+            <w:r>
+              <w:rPr>
+                <w:b/>
+                <w:bCs/>
+              </w:rPr>
+              <w:t>StageGate</w:t>
+            </w:r>
+            <w:proofErr w:type="spellEnd"/>
+          </w:p>
+        </w:tc>
+        <w:tc>
+          <w:tcPr>
+            <w:tcW w:w="0" w:type="auto"/>
+            <w:tcBorders>
+              <w:top w:val="single" w:sz="6" w:space="0" w:color="C4C7C5"/>
+              <w:left w:val="single" w:sz="6" w:space="0" w:color="C4C7C5"/>
+              <w:bottom w:val="single" w:sz="6" w:space="0" w:color="C4C7C5"/>
+              <w:right w:val="single" w:sz="6" w:space="0" w:color="C4C7C5"/>
+            </w:tcBorders>
+            <w:tcMar>
+              <w:top w:w="120" w:type="dxa"/>
+              <w:left w:w="180" w:type="dxa"/>
+              <w:bottom w:w="120" w:type="dxa"/>
+              <w:right w:w="180" w:type="dxa"/>
+            </w:tcMar>
+            <w:vAlign w:val="center"/>
+            <w:hideMark/>
+          </w:tcPr>
+          <w:p>
+            <w:pPr>
+              <w:tabs>
+                <w:tab w:val="left" w:pos="1440"/>
+              </w:tabs>
+            </w:pPr>
+            <w:r>
+              <w:t>EVACUATE</w:t>
+            </w:r>
+          </w:p>
+        </w:tc>
+        <w:tc>
+          <w:tcPr>
+            <w:tcW w:w="0" w:type="auto"/>
+            <w:tcBorders>
+              <w:top w:val="single" w:sz="6" w:space="0" w:color="C4C7C5"/>
+              <w:left w:val="single" w:sz="6" w:space="0" w:color="C4C7C5"/>
+              <w:bottom w:val="single" w:sz="6" w:space="0" w:color="C4C7C5"/>
+              <w:right w:val="single" w:sz="6" w:space="0" w:color="C4C7C5"/>
+            </w:tcBorders>
+            <w:tcMar>
+              <w:top w:w="120" w:type="dxa"/>
+              <w:left w:w="180" w:type="dxa"/>
+              <w:bottom w:w="120" w:type="dxa"/>
+              <w:right w:w="180" w:type="dxa"/>
+            </w:tcMar>
+            <w:vAlign w:val="center"/>
+            <w:hideMark/>
+          </w:tcPr>
+          <w:p>
+            <w:pPr>
+              <w:tabs>
+                <w:tab w:val="left" w:pos="1440"/>
+              </w:tabs>
+            </w:pPr>
+            <w:r>
+              <w:t xml:space="preserve">Sets admitting = false and opens exit barriers. </w:t>
+            </w:r>
+          </w:p>
+        </w:tc>
+      </w:tr>
+      <w:tr>
+        <w:trPr>
+          <w:tblCellSpacing w:w="15" w:type="dxa"/>
+        </w:trPr>
+        <w:tc>
+          <w:tcPr>
+            <w:tcW w:w="0" w:type="auto"/>
+            <w:tcBorders>
+              <w:top w:val="single" w:sz="6" w:space="0" w:color="C4C7C5"/>
+              <w:left w:val="single" w:sz="6" w:space="0" w:color="C4C7C5"/>
+              <w:bottom w:val="single" w:sz="6" w:space="0" w:color="C4C7C5"/>
+              <w:right w:val="single" w:sz="6" w:space="0" w:color="C4C7C5"/>
+            </w:tcBorders>
+            <w:tcMar>
+              <w:top w:w="120" w:type="dxa"/>
+              <w:left w:w="180" w:type="dxa"/>
+              <w:bottom w:w="120" w:type="dxa"/>
+              <w:right w:w="180" w:type="dxa"/>
+            </w:tcMar>
+            <w:vAlign w:val="center"/>
+            <w:hideMark/>
+          </w:tcPr>
+          <w:p>
+            <w:pPr>
+              <w:tabs>
+                <w:tab w:val="left" w:pos="1440"/>
+              </w:tabs>
+            </w:pPr>
+            <w:r>
+              <w:rPr>
+                <w:b/>
+                <w:bCs/>
+              </w:rPr>
+              <w:t>Bar</w:t>
+            </w:r>
+          </w:p>
+        </w:tc>
+        <w:tc>
+          <w:tcPr>
+            <w:tcW w:w="0" w:type="auto"/>
+            <w:tcBorders>
+              <w:top w:val="single" w:sz="6" w:space="0" w:color="C4C7C5"/>
+              <w:left w:val="single" w:sz="6" w:space="0" w:color="C4C7C5"/>
+              <w:bottom w:val="single" w:sz="6" w:space="0" w:color="C4C7C5"/>
+              <w:right w:val="single" w:sz="6" w:space="0" w:color="C4C7C5"/>
+            </w:tcBorders>
+            <w:tcMar>
+              <w:top w:w="120" w:type="dxa"/>
+              <w:left w:w="180" w:type="dxa"/>
+              <w:bottom w:w="120" w:type="dxa"/>
+              <w:right w:w="180" w:type="dxa"/>
+            </w:tcMar>
+            <w:vAlign w:val="center"/>
+            <w:hideMark/>
+          </w:tcPr>
+          <w:p>
+            <w:pPr>
+              <w:tabs>
+                <w:tab w:val="left" w:pos="1440"/>
+              </w:tabs>
+            </w:pPr>
+            <w:r>
+              <w:t>LAST_CALL / SCHEDULE_CHANGE</w:t>
+            </w:r>
+          </w:p>
+        </w:tc>
+        <w:tc>
+          <w:tcPr>
+            <w:tcW w:w="0" w:type="auto"/>
+            <w:tcBorders>
+              <w:top w:val="single" w:sz="6" w:space="0" w:color="C4C7C5"/>
+              <w:left w:val="single" w:sz="6" w:space="0" w:color="C4C7C5"/>
+              <w:bottom w:val="single" w:sz="6" w:space="0" w:color="C4C7C5"/>
+              <w:right w:val="single" w:sz="6" w:space="0" w:color="C4C7C5"/>
+            </w:tcBorders>
+            <w:tcMar>
+              <w:top w:w="120" w:type="dxa"/>
+              <w:left w:w="180" w:type="dxa"/>
+              <w:bottom w:w="120" w:type="dxa"/>
+              <w:right w:w="180" w:type="dxa"/>
+            </w:tcMar>
+            <w:vAlign w:val="center"/>
+            <w:hideMark/>
+          </w:tcPr>
+          <w:p>
+            <w:pPr>
+              <w:tabs>
+                <w:tab w:val="left" w:pos="1440"/>
+              </w:tabs>
+            </w:pPr>
+            <w:r>
+              <w:t xml:space="preserve">Triggers </w:t>
+            </w:r>
+            <w:proofErr w:type="spellStart"/>
+            <w:proofErr w:type="gramStart"/>
+            <w:r>
+              <w:t>startLastCall</w:t>
+            </w:r>
+            <w:proofErr w:type="spellEnd"/>
+            <w:r>
+              <w:t>(</w:t>
+            </w:r>
+            <w:proofErr w:type="gramEnd"/>
+            <w:r>
+              <w:t xml:space="preserve">) and updates </w:t>
+            </w:r>
+            <w:proofErr w:type="spellStart"/>
+            <w:r>
+              <w:t>lastCall</w:t>
+            </w:r>
+            <w:proofErr w:type="spellEnd"/>
+            <w:r>
+              <w:t xml:space="preserve"> = true. </w:t>
+            </w:r>
+          </w:p>
+        </w:tc>
+      </w:tr>
+      <w:tr>
+        <w:trPr>
+          <w:tblCellSpacing w:w="15" w:type="dxa"/>
+        </w:trPr>
+        <w:tc>
+          <w:tcPr>
+            <w:tcW w:w="0" w:type="auto"/>
+            <w:tcBorders>
+              <w:top w:val="single" w:sz="6" w:space="0" w:color="C4C7C5"/>
+              <w:left w:val="single" w:sz="6" w:space="0" w:color="C4C7C5"/>
+              <w:bottom w:val="single" w:sz="6" w:space="0" w:color="C4C7C5"/>
+              <w:right w:val="single" w:sz="6" w:space="0" w:color="C4C7C5"/>
+            </w:tcBorders>
+            <w:tcMar>
+              <w:top w:w="120" w:type="dxa"/>
+              <w:left w:w="180" w:type="dxa"/>
+              <w:bottom w:w="120" w:type="dxa"/>
+              <w:right w:w="180" w:type="dxa"/>
+            </w:tcMar>
+            <w:vAlign w:val="center"/>
+            <w:hideMark/>
+          </w:tcPr>
+          <w:p>
+            <w:pPr>
+              <w:tabs>
+                <w:tab w:val="left" w:pos="1440"/>
+              </w:tabs>
+            </w:pPr>
+            <w:r>
+              <w:rPr>
+                <w:b/>
+                <w:bCs/>
+              </w:rPr>
+              <w:t>Bar</w:t>
+            </w:r>
+          </w:p>
+        </w:tc>
+        <w:tc>
+          <w:tcPr>
+            <w:tcW w:w="0" w:type="auto"/>
+            <w:tcBorders>
+              <w:top w:val="single" w:sz="6" w:space="0" w:color="C4C7C5"/>
+              <w:left w:val="single" w:sz="6" w:space="0" w:color="C4C7C5"/>
+              <w:bottom w:val="single" w:sz="6" w:space="0" w:color="C4C7C5"/>
+              <w:right w:val="single" w:sz="6" w:space="0" w:color="C4C7C5"/>
+            </w:tcBorders>
+            <w:tcMar>
+              <w:top w:w="120" w:type="dxa"/>
+              <w:left w:w="180" w:type="dxa"/>
+              <w:bottom w:w="120" w:type="dxa"/>
+              <w:right w:w="180" w:type="dxa"/>
+            </w:tcMar>
+            <w:vAlign w:val="center"/>
+            <w:hideMark/>
+          </w:tcPr>
+          <w:p>
+            <w:pPr>
+              <w:tabs>
+                <w:tab w:val="left" w:pos="1440"/>
+              </w:tabs>
+            </w:pPr>
+            <w:r>
+              <w:t>CLOSE / EVACUATE</w:t>
+            </w:r>
+          </w:p>
+        </w:tc>
+        <w:tc>
+          <w:tcPr>
+            <w:tcW w:w="0" w:type="auto"/>
+            <w:tcBorders>
+              <w:top w:val="single" w:sz="6" w:space="0" w:color="C4C7C5"/>
+              <w:left w:val="single" w:sz="6" w:space="0" w:color="C4C7C5"/>
+              <w:bottom w:val="single" w:sz="6" w:space="0" w:color="C4C7C5"/>
+              <w:right w:val="single" w:sz="6" w:space="0" w:color="C4C7C5"/>
+            </w:tcBorders>
+            <w:tcMar>
+              <w:top w:w="120" w:type="dxa"/>
+              <w:left w:w="180" w:type="dxa"/>
+              <w:bottom w:w="120" w:type="dxa"/>
+              <w:right w:w="180" w:type="dxa"/>
+            </w:tcMar>
+            <w:vAlign w:val="center"/>
+            <w:hideMark/>
+          </w:tcPr>
+          <w:p>
+            <w:pPr>
+              <w:tabs>
+                <w:tab w:val="left" w:pos="1440"/>
+              </w:tabs>
+            </w:pPr>
+            <w:r>
+              <w:t xml:space="preserve">Sets serving = false and stops drink transactions. </w:t>
+            </w:r>
+          </w:p>
+        </w:tc>
+      </w:tr>
+      <w:tr>
+        <w:trPr>
+          <w:tblCellSpacing w:w="15" w:type="dxa"/>
+        </w:trPr>
+        <w:tc>
+          <w:tcPr>
+            <w:tcW w:w="0" w:type="auto"/>
+            <w:tcBorders>
+              <w:top w:val="single" w:sz="6" w:space="0" w:color="C4C7C5"/>
+              <w:left w:val="single" w:sz="6" w:space="0" w:color="C4C7C5"/>
+              <w:bottom w:val="single" w:sz="6" w:space="0" w:color="C4C7C5"/>
+              <w:right w:val="single" w:sz="6" w:space="0" w:color="C4C7C5"/>
+            </w:tcBorders>
+            <w:tcMar>
+              <w:top w:w="120" w:type="dxa"/>
+              <w:left w:w="180" w:type="dxa"/>
+              <w:bottom w:w="120" w:type="dxa"/>
+              <w:right w:w="180" w:type="dxa"/>
+            </w:tcMar>
+            <w:vAlign w:val="center"/>
+            <w:hideMark/>
+          </w:tcPr>
+          <w:p>
+            <w:pPr>
+              <w:tabs>
+                <w:tab w:val="left" w:pos="1440"/>
+              </w:tabs>
+            </w:pPr>
+            <w:proofErr w:type="spellStart"/>
+            <w:r>
+              <w:rPr>
+                <w:b/>
+                <w:bCs/>
+              </w:rPr>
+              <w:t>EntranceGate</w:t>
+            </w:r>
+            <w:proofErr w:type="spellEnd"/>
+          </w:p>
+        </w:tc>
+        <w:tc>
+          <w:tcPr>
+            <w:tcW w:w="0" w:type="auto"/>
+            <w:tcBorders>
+              <w:top w:val="single" w:sz="6" w:space="0" w:color="C4C7C5"/>
+              <w:left w:val="single" w:sz="6" w:space="0" w:color="C4C7C5"/>
+              <w:bottom w:val="single" w:sz="6" w:space="0" w:color="C4C7C5"/>
+              <w:right w:val="single" w:sz="6" w:space="0" w:color="C4C7C5"/>
+            </w:tcBorders>
+            <w:tcMar>
+              <w:top w:w="120" w:type="dxa"/>
+              <w:left w:w="180" w:type="dxa"/>
+              <w:bottom w:w="120" w:type="dxa"/>
+              <w:right w:w="180" w:type="dxa"/>
+            </w:tcMar>
+            <w:vAlign w:val="center"/>
+            <w:hideMark/>
+          </w:tcPr>
+          <w:p>
+            <w:pPr>
+              <w:tabs>
+                <w:tab w:val="left" w:pos="1440"/>
+              </w:tabs>
+            </w:pPr>
+            <w:r>
+              <w:t>CLOSE / EVACUATE</w:t>
+            </w:r>
+          </w:p>
+        </w:tc>
+        <w:tc>
+          <w:tcPr>
+            <w:tcW w:w="0" w:type="auto"/>
+            <w:tcBorders>
+              <w:top w:val="single" w:sz="6" w:space="0" w:color="C4C7C5"/>
+              <w:left w:val="single" w:sz="6" w:space="0" w:color="C4C7C5"/>
+              <w:bottom w:val="single" w:sz="6" w:space="0" w:color="C4C7C5"/>
+              <w:right w:val="single" w:sz="6" w:space="0" w:color="C4C7C5"/>
+            </w:tcBorders>
+            <w:tcMar>
+              <w:top w:w="120" w:type="dxa"/>
+              <w:left w:w="180" w:type="dxa"/>
+              <w:bottom w:w="120" w:type="dxa"/>
+              <w:right w:w="180" w:type="dxa"/>
+            </w:tcMar>
+            <w:vAlign w:val="center"/>
+            <w:hideMark/>
+          </w:tcPr>
+          <w:p>
+            <w:pPr>
+              <w:tabs>
+                <w:tab w:val="left" w:pos="1440"/>
+              </w:tabs>
+            </w:pPr>
+            <w:r>
+              <w:t xml:space="preserve">Sets admitting = false to prevent outer venue access. </w:t>
+            </w:r>
+          </w:p>
+        </w:tc>
+      </w:tr>
+      <w:tr>
+        <w:trPr>
+          <w:tblCellSpacing w:w="15" w:type="dxa"/>
+        </w:trPr>
+        <w:tc>
+          <w:tcPr>
+            <w:tcW w:w="0" w:type="auto"/>
+            <w:tcBorders>
+              <w:top w:val="single" w:sz="6" w:space="0" w:color="C4C7C5"/>
+              <w:left w:val="single" w:sz="6" w:space="0" w:color="C4C7C5"/>
+              <w:bottom w:val="single" w:sz="6" w:space="0" w:color="C4C7C5"/>
+              <w:right w:val="single" w:sz="6" w:space="0" w:color="C4C7C5"/>
+            </w:tcBorders>
+            <w:tcMar>
+              <w:top w:w="120" w:type="dxa"/>
+              <w:left w:w="180" w:type="dxa"/>
+              <w:bottom w:w="120" w:type="dxa"/>
+              <w:right w:w="180" w:type="dxa"/>
+            </w:tcMar>
+            <w:vAlign w:val="center"/>
+            <w:hideMark/>
+          </w:tcPr>
+          <w:p>
+            <w:pPr>
+              <w:tabs>
+                <w:tab w:val="left" w:pos="1440"/>
+              </w:tabs>
+            </w:pPr>
+            <w:proofErr w:type="spellStart"/>
+            <w:r>
+              <w:rPr>
+                <w:b/>
+                <w:bCs/>
+              </w:rPr>
+              <w:lastRenderedPageBreak/>
+              <w:t>FoodVendor</w:t>
+            </w:r>
+            <w:proofErr w:type="spellEnd"/>
+          </w:p>
+        </w:tc>
+        <w:tc>
+          <w:tcPr>
+            <w:tcW w:w="0" w:type="auto"/>
+            <w:tcBorders>
+              <w:top w:val="single" w:sz="6" w:space="0" w:color="C4C7C5"/>
+              <w:left w:val="single" w:sz="6" w:space="0" w:color="C4C7C5"/>
+              <w:bottom w:val="single" w:sz="6" w:space="0" w:color="C4C7C5"/>
+              <w:right w:val="single" w:sz="6" w:space="0" w:color="C4C7C5"/>
+            </w:tcBorders>
+            <w:tcMar>
+              <w:top w:w="120" w:type="dxa"/>
+              <w:left w:w="180" w:type="dxa"/>
+              <w:bottom w:w="120" w:type="dxa"/>
+              <w:right w:w="180" w:type="dxa"/>
+            </w:tcMar>
+            <w:vAlign w:val="center"/>
+            <w:hideMark/>
+          </w:tcPr>
+          <w:p>
+            <w:pPr>
+              <w:tabs>
+                <w:tab w:val="left" w:pos="1440"/>
+              </w:tabs>
+            </w:pPr>
+            <w:r>
+              <w:t>EVACUATE / CLOSE</w:t>
+            </w:r>
+          </w:p>
+        </w:tc>
+        <w:tc>
+          <w:tcPr>
+            <w:tcW w:w="0" w:type="auto"/>
+            <w:tcBorders>
+              <w:top w:val="single" w:sz="6" w:space="0" w:color="C4C7C5"/>
+              <w:left w:val="single" w:sz="6" w:space="0" w:color="C4C7C5"/>
+              <w:bottom w:val="single" w:sz="6" w:space="0" w:color="C4C7C5"/>
+              <w:right w:val="single" w:sz="6" w:space="0" w:color="C4C7C5"/>
+            </w:tcBorders>
+            <w:tcMar>
+              <w:top w:w="120" w:type="dxa"/>
+              <w:left w:w="180" w:type="dxa"/>
+              <w:bottom w:w="120" w:type="dxa"/>
+              <w:right w:w="180" w:type="dxa"/>
+            </w:tcMar>
+            <w:vAlign w:val="center"/>
+            <w:hideMark/>
+          </w:tcPr>
+          <w:p>
+            <w:pPr>
+              <w:tabs>
+                <w:tab w:val="left" w:pos="1440"/>
+              </w:tabs>
+            </w:pPr>
+            <w:r>
+              <w:t xml:space="preserve">Sets serving = false and powers down cooking equipment. </w:t>
+            </w:r>
+          </w:p>
+        </w:tc>
+      </w:tr>
+      <w:tr>
+        <w:trPr>
+          <w:tblCellSpacing w:w="15" w:type="dxa"/>
+        </w:trPr>
+        <w:tc>
+          <w:tcPr>
+            <w:tcW w:w="0" w:type="auto"/>
+            <w:tcBorders>
+              <w:top w:val="single" w:sz="6" w:space="0" w:color="C4C7C5"/>
+              <w:left w:val="single" w:sz="6" w:space="0" w:color="C4C7C5"/>
+              <w:bottom w:val="single" w:sz="6" w:space="0" w:color="C4C7C5"/>
+              <w:right w:val="single" w:sz="6" w:space="0" w:color="C4C7C5"/>
+            </w:tcBorders>
+            <w:tcMar>
+              <w:top w:w="120" w:type="dxa"/>
+              <w:left w:w="180" w:type="dxa"/>
+              <w:bottom w:w="120" w:type="dxa"/>
+              <w:right w:w="180" w:type="dxa"/>
+            </w:tcMar>
+            <w:vAlign w:val="center"/>
+            <w:hideMark/>
+          </w:tcPr>
+          <w:p>
+            <w:pPr>
+              <w:tabs>
+                <w:tab w:val="left" w:pos="1440"/>
+              </w:tabs>
+            </w:pPr>
+            <w:proofErr w:type="spellStart"/>
+            <w:r>
+              <w:rPr>
+                <w:b/>
+                <w:bCs/>
+              </w:rPr>
+              <w:t>SecurityTeam</w:t>
+            </w:r>
+            <w:proofErr w:type="spellEnd"/>
+          </w:p>
+        </w:tc>
+        <w:tc>
+          <w:tcPr>
+            <w:tcW w:w="0" w:type="auto"/>
+            <w:tcBorders>
+              <w:top w:val="single" w:sz="6" w:space="0" w:color="C4C7C5"/>
+              <w:left w:val="single" w:sz="6" w:space="0" w:color="C4C7C5"/>
+              <w:bottom w:val="single" w:sz="6" w:space="0" w:color="C4C7C5"/>
+              <w:right w:val="single" w:sz="6" w:space="0" w:color="C4C7C5"/>
+            </w:tcBorders>
+            <w:tcMar>
+              <w:top w:w="120" w:type="dxa"/>
+              <w:left w:w="180" w:type="dxa"/>
+              <w:bottom w:w="120" w:type="dxa"/>
+              <w:right w:w="180" w:type="dxa"/>
+            </w:tcMar>
+            <w:vAlign w:val="center"/>
+            <w:hideMark/>
+          </w:tcPr>
+          <w:p>
+            <w:pPr>
+              <w:tabs>
+                <w:tab w:val="left" w:pos="1440"/>
+              </w:tabs>
+            </w:pPr>
+            <w:r>
+              <w:t>CAPACITY_ALERT / EVACUATE</w:t>
+            </w:r>
+          </w:p>
+        </w:tc>
+        <w:tc>
+          <w:tcPr>
+            <w:tcW w:w="0" w:type="auto"/>
+            <w:tcBorders>
+              <w:top w:val="single" w:sz="6" w:space="0" w:color="C4C7C5"/>
+              <w:left w:val="single" w:sz="6" w:space="0" w:color="C4C7C5"/>
+              <w:bottom w:val="single" w:sz="6" w:space="0" w:color="C4C7C5"/>
+              <w:right w:val="single" w:sz="6" w:space="0" w:color="C4C7C5"/>
+            </w:tcBorders>
+            <w:tcMar>
+              <w:top w:w="120" w:type="dxa"/>
+              <w:left w:w="180" w:type="dxa"/>
+              <w:bottom w:w="120" w:type="dxa"/>
+              <w:right w:w="180" w:type="dxa"/>
+            </w:tcMar>
+            <w:vAlign w:val="center"/>
+            <w:hideMark/>
+          </w:tcPr>
+          <w:p>
+            <w:pPr>
+              <w:tabs>
+                <w:tab w:val="left" w:pos="1440"/>
+              </w:tabs>
+            </w:pPr>
+            <w:r>
+              <w:t xml:space="preserve">Sets deployed = true and dispatches team to perimeter control. </w:t>
+            </w:r>
+          </w:p>
+        </w:tc>
+      </w:tr>
+      <w:tr>
+        <w:trPr>
+          <w:tblCellSpacing w:w="15" w:type="dxa"/>
+        </w:trPr>
+        <w:tc>
+          <w:tcPr>
+            <w:tcW w:w="0" w:type="auto"/>
+            <w:tcBorders>
+              <w:top w:val="single" w:sz="6" w:space="0" w:color="C4C7C5"/>
+              <w:left w:val="single" w:sz="6" w:space="0" w:color="C4C7C5"/>
+              <w:bottom w:val="single" w:sz="6" w:space="0" w:color="C4C7C5"/>
+              <w:right w:val="single" w:sz="6" w:space="0" w:color="C4C7C5"/>
+            </w:tcBorders>
+            <w:tcMar>
+              <w:top w:w="120" w:type="dxa"/>
+              <w:left w:w="180" w:type="dxa"/>
+              <w:bottom w:w="120" w:type="dxa"/>
+              <w:right w:w="180" w:type="dxa"/>
+            </w:tcMar>
+            <w:vAlign w:val="center"/>
+            <w:hideMark/>
+          </w:tcPr>
+          <w:p>
+            <w:pPr>
+              <w:tabs>
+                <w:tab w:val="left" w:pos="1440"/>
+              </w:tabs>
+            </w:pPr>
+            <w:proofErr w:type="spellStart"/>
+            <w:r>
+              <w:rPr>
+                <w:b/>
+                <w:bCs/>
+              </w:rPr>
+              <w:t>MedicalTeam</w:t>
+            </w:r>
+            <w:proofErr w:type="spellEnd"/>
+          </w:p>
+        </w:tc>
+        <w:tc>
+          <w:tcPr>
+            <w:tcW w:w="0" w:type="auto"/>
+            <w:tcBorders>
+              <w:top w:val="single" w:sz="6" w:space="0" w:color="C4C7C5"/>
+              <w:left w:val="single" w:sz="6" w:space="0" w:color="C4C7C5"/>
+              <w:bottom w:val="single" w:sz="6" w:space="0" w:color="C4C7C5"/>
+              <w:right w:val="single" w:sz="6" w:space="0" w:color="C4C7C5"/>
+            </w:tcBorders>
+            <w:tcMar>
+              <w:top w:w="120" w:type="dxa"/>
+              <w:left w:w="180" w:type="dxa"/>
+              <w:bottom w:w="120" w:type="dxa"/>
+              <w:right w:w="180" w:type="dxa"/>
+            </w:tcMar>
+            <w:vAlign w:val="center"/>
+            <w:hideMark/>
+          </w:tcPr>
+          <w:p>
+            <w:pPr>
+              <w:tabs>
+                <w:tab w:val="left" w:pos="1440"/>
+              </w:tabs>
+            </w:pPr>
+            <w:r>
+              <w:t>WEATHER_ALERT / EVACUATE</w:t>
+            </w:r>
+          </w:p>
+        </w:tc>
+        <w:tc>
+          <w:tcPr>
+            <w:tcW w:w="0" w:type="auto"/>
+            <w:tcBorders>
+              <w:top w:val="single" w:sz="6" w:space="0" w:color="C4C7C5"/>
+              <w:left w:val="single" w:sz="6" w:space="0" w:color="C4C7C5"/>
+              <w:bottom w:val="single" w:sz="6" w:space="0" w:color="C4C7C5"/>
+              <w:right w:val="single" w:sz="6" w:space="0" w:color="C4C7C5"/>
+            </w:tcBorders>
+            <w:tcMar>
+              <w:top w:w="120" w:type="dxa"/>
+              <w:left w:w="180" w:type="dxa"/>
+              <w:bottom w:w="120" w:type="dxa"/>
+              <w:right w:w="180" w:type="dxa"/>
+            </w:tcMar>
+            <w:vAlign w:val="center"/>
+            <w:hideMark/>
+          </w:tcPr>
+          <w:p>
+            <w:pPr>
+              <w:tabs>
+                <w:tab w:val="left" w:pos="1440"/>
+              </w:tabs>
+            </w:pPr>
+            <w:r>
+              <w:t xml:space="preserve">Sets available = true, clears triage capacity, and prepares emergency beds. </w:t>
+            </w:r>
+          </w:p>
+        </w:tc>
+      </w:tr>
+    </w:tbl>
     <w:p>
-      <w:r>
-        <w:rPr>
-          <w:b/>
-          <w:bCs/>
-          <w:sz w:val="22"/>
-          <w:szCs w:val="22"/>
-        </w:rPr>
-        <w:lastRenderedPageBreak/>
-        <w:t xml:space="preserve">Question </w:t>
-      </w:r>
-      <w:r>
-        <w:rPr>
-          <w:b/>
-          <w:bCs/>
-          <w:sz w:val="22"/>
-          <w:szCs w:val="22"/>
-        </w:rPr>
-        <w:t>5</w:t>
-      </w:r>
-      <w:r>
-        <w:rPr>
-          <w:b/>
-          <w:bCs/>
-          <w:sz w:val="22"/>
-          <w:szCs w:val="22"/>
-        </w:rPr>
-        <w:t>.</w:t>
-      </w:r>
-      <w:r>
-        <w:rPr>
-          <w:b/>
-          <w:bCs/>
-          <w:sz w:val="22"/>
-          <w:szCs w:val="22"/>
-        </w:rPr>
-        <w:t>2</w:t>
+      <w:pPr>
+        <w:tabs>
+          <w:tab w:val="left" w:pos="1440"/>
+        </w:tabs>
+      </w:pPr>
+      <w:r>
+        <w:t xml:space="preserve"> </w:t>
       </w:r>
     </w:p>
-    <w:p/>
-    <w:p/>
-    <w:p/>
-    <w:p/>
-    <w:p/>
-    <w:p/>
-    <w:p/>
-    <w:p/>
-    <w:p/>
-    <w:p/>
-    <w:p/>
-    <w:p>
-      <w:r>
-        <w:rPr>
-          <w:noProof/>
-        </w:rPr>
-        <w:drawing>
-          <wp:anchor distT="0" distB="0" distL="114300" distR="114300" simplePos="0" relativeHeight="251661312" behindDoc="0" locked="0" layoutInCell="1" allowOverlap="1" wp14:anchorId="31C21028" wp14:editId="1579E416">
-            <wp:simplePos x="0" y="0"/>
-            <wp:positionH relativeFrom="column">
-              <wp:posOffset>694055</wp:posOffset>
-            </wp:positionH>
-            <wp:positionV relativeFrom="paragraph">
-              <wp:posOffset>197485</wp:posOffset>
-            </wp:positionV>
-            <wp:extent cx="7843520" cy="2416810"/>
-            <wp:effectExtent l="8255" t="0" r="0" b="0"/>
-            <wp:wrapSquare wrapText="bothSides"/>
-            <wp:docPr id="1390734452" name="Picture 6"/>
-            <wp:cNvGraphicFramePr>
-              <a:graphicFrameLocks xmlns:a="http://schemas.openxmlformats.org/drawingml/2006/main" noChangeAspect="1"/>
-            </wp:cNvGraphicFramePr>
-            <a:graphic xmlns:a="http://schemas.openxmlformats.org/drawingml/2006/main">
-              <a:graphicData uri="http://schemas.openxmlformats.org/drawingml/2006/picture">
-                <pic:pic xmlns:pic="http://schemas.openxmlformats.org/drawingml/2006/picture">
-                  <pic:nvPicPr>
-                    <pic:cNvPr id="1390734452" name="Picture 1390734452"/>
-                    <pic:cNvPicPr/>
-                  </pic:nvPicPr>
-                  <pic:blipFill>
-                    <a:blip r:embed="rId11" cstate="print">
-                      <a:extLst>
-                        <a:ext uri="{28A0092B-C50C-407E-A947-70E740481C1C}">
-                          <a14:useLocalDpi xmlns:a14="http://schemas.microsoft.com/office/drawing/2010/main" val="0"/>
-                        </a:ext>
-                      </a:extLst>
-                    </a:blip>
-                    <a:stretch>
-                      <a:fillRect/>
-                    </a:stretch>
-                  </pic:blipFill>
-                  <pic:spPr>
-                    <a:xfrm rot="5400000">
-                      <a:off x="0" y="0"/>
-                      <a:ext cx="7843520" cy="2416810"/>
-                    </a:xfrm>
-                    <a:prstGeom prst="rect">
-                      <a:avLst/>
-                    </a:prstGeom>
-                  </pic:spPr>
-                </pic:pic>
-              </a:graphicData>
-            </a:graphic>
-            <wp14:sizeRelH relativeFrom="margin">
-              <wp14:pctWidth>0</wp14:pctWidth>
-            </wp14:sizeRelH>
-            <wp14:sizeRelV relativeFrom="margin">
-              <wp14:pctHeight>0</wp14:pctHeight>
-            </wp14:sizeRelV>
-          </wp:anchor>
-        </w:drawing>
-      </w:r>
-    </w:p>
-    <w:p/>
-    <w:p/>
-    <w:p/>
-    <w:p/>
-    <w:p/>
-    <w:p/>
-    <w:p/>
-    <w:p/>
-    <w:p/>
-    <w:p/>
-    <w:p/>
-    <w:p/>
-    <w:p/>
-    <w:p/>
-    <w:p/>
-    <w:p/>
-    <w:p/>
-    <w:p/>
-    <w:p/>
-    <w:p/>
-    <w:p/>
-    <w:p/>
-    <w:p/>
-    <w:p/>
     <w:sectPr>
-      <w:headerReference w:type="default" r:id="rId12"/>
-      <w:footerReference w:type="default" r:id="rId13"/>
+      <w:headerReference w:type="default" r:id="rId9"/>
+      <w:footerReference w:type="default" r:id="rId10"/>
       <w:pgSz w:w="11906" w:h="16838"/>
       <w:pgMar w:top="1440" w:right="1440" w:bottom="1440" w:left="1440" w:header="708" w:footer="708" w:gutter="0"/>
       <w:cols w:space="708"/>
@@ -1400,7 +2407,7 @@
 </file>
 
 <file path=word/endnotes.xml><?xml version="1.0" encoding="utf-8"?>
-<w:endnotes xmlns:wpc="http://schemas.microsoft.com/office/word/2010/wordprocessingCanvas" xmlns:cx="http://schemas.microsoft.com/office/drawing/2014/chartex" xmlns:cx1="http://schemas.microsoft.com/office/drawing/2015/9/8/chartex" xmlns:cx2="http://schemas.microsoft.com/office/drawing/2015/10/21/chartex" xmlns:cx3="http://schemas.microsoft.com/office/drawing/2016/5/9/chartex" xmlns:cx4="http://schemas.microsoft.com/office/drawing/2016/5/10/chartex" xmlns:cx5="http://schemas.microsoft.com/office/drawing/2016/5/11/chartex" xmlns:cx6="http://schemas.microsoft.com/office/drawing/2016/5/12/chartex" xmlns:cx7="http://schemas.microsoft.com/office/drawing/2016/5/13/chartex" xmlns:cx8="http://schemas.microsoft.com/office/drawing/2016/5/14/chartex" xmlns:mc="http://schemas.openxmlformats.org/markup-compatibility/2006" xmlns:aink="http://schemas.microsoft.com/office/drawing/2016/ink" xmlns:am3d="http://schemas.microsoft.com/office/drawing/2017/model3d" xmlns:o="urn:schemas-microsoft-com:office:office" xmlns:oel="http://schemas.microsoft.com/office/2019/extlst" xmlns:r="http://schemas.openxmlformats.org/officeDocument/2006/relationships" xmlns:m="http://schemas.openxmlformats.org/officeDocument/2006/math" xmlns:v="urn:schemas-microsoft-com:vml" xmlns:wp14="http://schemas.microsoft.com/office/word/2010/wordprocessingDrawing" xmlns:wp="http://schemas.openxmlformats.org/drawingml/2006/wordprocessingDrawing" xmlns:w10="urn:schemas-microsoft-com:office:word" xmlns:w="http://schemas.openxmlformats.org/wordprocessingml/2006/main" xmlns:w14="http://schemas.microsoft.com/office/word/2010/wordml" xmlns:w15="http://schemas.microsoft.com/office/word/2012/wordml" xmlns:w16cex="http://schemas.microsoft.com/office/word/2018/wordml/cex" xmlns:w16cid="http://schemas.microsoft.com/office/word/2016/wordml/cid" xmlns:w16="http://schemas.microsoft.com/office/word/2018/wordml" xmlns:w16du="http://schemas.microsoft.com/office/word/2023/wordml/word16du" xmlns:w16sdtdh="http://schemas.microsoft.com/office/word/2020/wordml/sdtdatahash" xmlns:w16sdtfl="http://schemas.microsoft.com/office/word/2024/wordml/sdtformatlock" xmlns:w16se="http://schemas.microsoft.com/office/word/2015/wordml/symex" xmlns:wpg="http://schemas.microsoft.com/office/word/2010/wordprocessingGroup" xmlns:wpi="http://schemas.microsoft.com/office/word/2010/wordprocessingInk" xmlns:wne="http://schemas.microsoft.com/office/word/2006/wordml" xmlns:wps="http://schemas.microsoft.com/office/word/2010/wordprocessingShape" mc:Ignorable="w14 w15 w16se w16cid w16 w16cex w16sdtdh w16sdtfl w16du wp14">
+<w:endnotes xmlns:wpc="http://schemas.microsoft.com/office/word/2010/wordprocessingCanvas" xmlns:cx="http://schemas.microsoft.com/office/drawing/2014/chartex" xmlns:cx1="http://schemas.microsoft.com/office/drawing/2015/9/8/chartex" xmlns:cx2="http://schemas.microsoft.com/office/drawing/2015/10/21/chartex" xmlns:cx3="http://schemas.microsoft.com/office/drawing/2016/5/9/chartex" xmlns:cx4="http://schemas.microsoft.com/office/drawing/2016/5/10/chartex" xmlns:cx5="http://schemas.microsoft.com/office/drawing/2016/5/11/chartex" xmlns:cx6="http://schemas.microsoft.com/office/drawing/2016/5/12/chartex" xmlns:cx7="http://schemas.microsoft.com/office/drawing/2016/5/13/chartex" xmlns:cx8="http://schemas.microsoft.com/office/drawing/2016/5/14/chartex" xmlns:mc="http://schemas.openxmlformats.org/markup-compatibility/2006" xmlns:aink="http://schemas.microsoft.com/office/drawing/2016/ink" xmlns:am3d="http://schemas.microsoft.com/office/drawing/2017/model3d" xmlns:o="urn:schemas-microsoft-com:office:office" xmlns:oel="http://schemas.microsoft.com/office/2019/extlst" xmlns:r="http://schemas.openxmlformats.org/officeDocument/2006/relationships" xmlns:m="http://schemas.openxmlformats.org/officeDocument/2006/math" xmlns:v="urn:schemas-microsoft-com:vml" xmlns:wp14="http://schemas.microsoft.com/office/word/2010/wordprocessingDrawing" xmlns:wp="http://schemas.openxmlformats.org/drawingml/2006/wordprocessingDrawing" xmlns:w10="urn:schemas-microsoft-com:office:word" xmlns:w="http://schemas.openxmlformats.org/wordprocessingml/2006/main" xmlns:w14="http://schemas.microsoft.com/office/word/2010/wordml" xmlns:w15="http://schemas.microsoft.com/office/word/2012/wordml" xmlns:w16cei="http://schemas.microsoft.com/office/word/2026/wordml/cei" xmlns:w16cex="http://schemas.microsoft.com/office/word/2018/wordml/cex" xmlns:w16cid="http://schemas.microsoft.com/office/word/2016/wordml/cid" xmlns:w16="http://schemas.microsoft.com/office/word/2018/wordml" xmlns:w16du="http://schemas.microsoft.com/office/word/2023/wordml/word16du" xmlns:w16sdtdh="http://schemas.microsoft.com/office/word/2020/wordml/sdtdatahash" xmlns:w16sdtfl="http://schemas.microsoft.com/office/word/2024/wordml/sdtformatlock" xmlns:w16se="http://schemas.microsoft.com/office/word/2015/wordml/symex" xmlns:wpg="http://schemas.microsoft.com/office/word/2010/wordprocessingGroup" xmlns:wpi="http://schemas.microsoft.com/office/word/2010/wordprocessingInk" xmlns:wne="http://schemas.microsoft.com/office/word/2006/wordml" xmlns:wps="http://schemas.microsoft.com/office/word/2010/wordprocessingShape" mc:Ignorable="w14 w15 w16se w16cid w16 w16cex w16sdtdh w16sdtfl w16du wp14">
   <w:endnote w:type="separator" w:id="-1">
     <w:p>
       <w:pPr>
@@ -1425,7 +2432,7 @@
 </file>
 
 <file path=word/footer1.xml><?xml version="1.0" encoding="utf-8"?>
-<w:ftr xmlns:wpc="http://schemas.microsoft.com/office/word/2010/wordprocessingCanvas" xmlns:cx="http://schemas.microsoft.com/office/drawing/2014/chartex" xmlns:cx1="http://schemas.microsoft.com/office/drawing/2015/9/8/chartex" xmlns:cx2="http://schemas.microsoft.com/office/drawing/2015/10/21/chartex" xmlns:cx3="http://schemas.microsoft.com/office/drawing/2016/5/9/chartex" xmlns:cx4="http://schemas.microsoft.com/office/drawing/2016/5/10/chartex" xmlns:cx5="http://schemas.microsoft.com/office/drawing/2016/5/11/chartex" xmlns:cx6="http://schemas.microsoft.com/office/drawing/2016/5/12/chartex" xmlns:cx7="http://schemas.microsoft.com/office/drawing/2016/5/13/chartex" xmlns:cx8="http://schemas.microsoft.com/office/drawing/2016/5/14/chartex" xmlns:mc="http://schemas.openxmlformats.org/markup-compatibility/2006" xmlns:aink="http://schemas.microsoft.com/office/drawing/2016/ink" xmlns:am3d="http://schemas.microsoft.com/office/drawing/2017/model3d" xmlns:o="urn:schemas-microsoft-com:office:office" xmlns:oel="http://schemas.microsoft.com/office/2019/extlst" xmlns:r="http://schemas.openxmlformats.org/officeDocument/2006/relationships" xmlns:m="http://schemas.openxmlformats.org/officeDocument/2006/math" xmlns:v="urn:schemas-microsoft-com:vml" xmlns:wp14="http://schemas.microsoft.com/office/word/2010/wordprocessingDrawing" xmlns:wp="http://schemas.openxmlformats.org/drawingml/2006/wordprocessingDrawing" xmlns:w10="urn:schemas-microsoft-com:office:word" xmlns:w="http://schemas.openxmlformats.org/wordprocessingml/2006/main" xmlns:w14="http://schemas.microsoft.com/office/word/2010/wordml" xmlns:w15="http://schemas.microsoft.com/office/word/2012/wordml" xmlns:w16cex="http://schemas.microsoft.com/office/word/2018/wordml/cex" xmlns:w16cid="http://schemas.microsoft.com/office/word/2016/wordml/cid" xmlns:w16="http://schemas.microsoft.com/office/word/2018/wordml" xmlns:w16du="http://schemas.microsoft.com/office/word/2023/wordml/word16du" xmlns:w16sdtdh="http://schemas.microsoft.com/office/word/2020/wordml/sdtdatahash" xmlns:w16sdtfl="http://schemas.microsoft.com/office/word/2024/wordml/sdtformatlock" xmlns:w16se="http://schemas.microsoft.com/office/word/2015/wordml/symex" xmlns:wpg="http://schemas.microsoft.com/office/word/2010/wordprocessingGroup" xmlns:wpi="http://schemas.microsoft.com/office/word/2010/wordprocessingInk" xmlns:wne="http://schemas.microsoft.com/office/word/2006/wordml" xmlns:wps="http://schemas.microsoft.com/office/word/2010/wordprocessingShape" mc:Ignorable="w14 w15 w16se w16cid w16 w16cex w16sdtdh w16sdtfl w16du wp14">
+<w:ftr xmlns:wpc="http://schemas.microsoft.com/office/word/2010/wordprocessingCanvas" xmlns:cx="http://schemas.microsoft.com/office/drawing/2014/chartex" xmlns:cx1="http://schemas.microsoft.com/office/drawing/2015/9/8/chartex" xmlns:cx2="http://schemas.microsoft.com/office/drawing/2015/10/21/chartex" xmlns:cx3="http://schemas.microsoft.com/office/drawing/2016/5/9/chartex" xmlns:cx4="http://schemas.microsoft.com/office/drawing/2016/5/10/chartex" xmlns:cx5="http://schemas.microsoft.com/office/drawing/2016/5/11/chartex" xmlns:cx6="http://schemas.microsoft.com/office/drawing/2016/5/12/chartex" xmlns:cx7="http://schemas.microsoft.com/office/drawing/2016/5/13/chartex" xmlns:cx8="http://schemas.microsoft.com/office/drawing/2016/5/14/chartex" xmlns:mc="http://schemas.openxmlformats.org/markup-compatibility/2006" xmlns:aink="http://schemas.microsoft.com/office/drawing/2016/ink" xmlns:am3d="http://schemas.microsoft.com/office/drawing/2017/model3d" xmlns:o="urn:schemas-microsoft-com:office:office" xmlns:oel="http://schemas.microsoft.com/office/2019/extlst" xmlns:r="http://schemas.openxmlformats.org/officeDocument/2006/relationships" xmlns:m="http://schemas.openxmlformats.org/officeDocument/2006/math" xmlns:v="urn:schemas-microsoft-com:vml" xmlns:wp14="http://schemas.microsoft.com/office/word/2010/wordprocessingDrawing" xmlns:wp="http://schemas.openxmlformats.org/drawingml/2006/wordprocessingDrawing" xmlns:w10="urn:schemas-microsoft-com:office:word" xmlns:w="http://schemas.openxmlformats.org/wordprocessingml/2006/main" xmlns:w14="http://schemas.microsoft.com/office/word/2010/wordml" xmlns:w15="http://schemas.microsoft.com/office/word/2012/wordml" xmlns:w16cei="http://schemas.microsoft.com/office/word/2026/wordml/cei" xmlns:w16cex="http://schemas.microsoft.com/office/word/2018/wordml/cex" xmlns:w16cid="http://schemas.microsoft.com/office/word/2016/wordml/cid" xmlns:w16="http://schemas.microsoft.com/office/word/2018/wordml" xmlns:w16du="http://schemas.microsoft.com/office/word/2023/wordml/word16du" xmlns:w16sdtdh="http://schemas.microsoft.com/office/word/2020/wordml/sdtdatahash" xmlns:w16sdtfl="http://schemas.microsoft.com/office/word/2024/wordml/sdtformatlock" xmlns:w16se="http://schemas.microsoft.com/office/word/2015/wordml/symex" xmlns:wpg="http://schemas.microsoft.com/office/word/2010/wordprocessingGroup" xmlns:wpi="http://schemas.microsoft.com/office/word/2010/wordprocessingInk" xmlns:wne="http://schemas.microsoft.com/office/word/2006/wordml" xmlns:wps="http://schemas.microsoft.com/office/word/2010/wordprocessingShape" mc:Ignorable="w14 w15 w16se w16cid w16 w16cex w16sdtdh w16sdtfl w16du wp14">
   <w:p>
     <w:pPr>
       <w:pStyle w:val="Footer"/>
@@ -1555,6 +2562,7 @@
                                 <w:dataBinding w:prefixMappings="xmlns:ns0='http://purl.org/dc/elements/1.1/' xmlns:ns1='http://schemas.openxmlformats.org/package/2006/metadata/core-properties' " w:xpath="/ns1:coreProperties[1]/ns0:title[1]" w:storeItemID="{6C3C8BC8-F283-45AE-878A-BAB7291924A1}"/>
                                 <w:text/>
                               </w:sdtPr>
+                              <w:sdtEndPr/>
                               <w:sdtContent>
                                 <w:r>
                                   <w:rPr>
@@ -1590,6 +2598,7 @@
                                 <w:dataBinding w:prefixMappings="xmlns:ns0='http://purl.org/dc/elements/1.1/' xmlns:ns1='http://schemas.openxmlformats.org/package/2006/metadata/core-properties' " w:xpath="/ns1:coreProperties[1]/ns0:subject[1]" w:storeItemID="{6C3C8BC8-F283-45AE-878A-BAB7291924A1}"/>
                                 <w:text/>
                               </w:sdtPr>
+                              <w:sdtEndPr/>
                               <w:sdtContent>
                                 <w:r>
                                   <w:rPr>
@@ -1619,8 +2628,16 @@
                                   <w:rPr>
                                     <w:color w:val="808080" w:themeColor="background1" w:themeShade="80"/>
                                   </w:rPr>
-                                  <w:t xml:space="preserve"> &amp; Thabo Ngwabi</w:t>
+                                  <w:t xml:space="preserve"> &amp; Thabo </w:t>
                                 </w:r>
+                                <w:proofErr w:type="spellStart"/>
+                                <w:r>
+                                  <w:rPr>
+                                    <w:color w:val="808080" w:themeColor="background1" w:themeShade="80"/>
+                                  </w:rPr>
+                                  <w:t>Ngwabi</w:t>
+                                </w:r>
+                                <w:proofErr w:type="spellEnd"/>
                               </w:sdtContent>
                             </w:sdt>
                           </w:p>
@@ -1669,6 +2686,7 @@
                           <w:dataBinding w:prefixMappings="xmlns:ns0='http://purl.org/dc/elements/1.1/' xmlns:ns1='http://schemas.openxmlformats.org/package/2006/metadata/core-properties' " w:xpath="/ns1:coreProperties[1]/ns0:title[1]" w:storeItemID="{6C3C8BC8-F283-45AE-878A-BAB7291924A1}"/>
                           <w:text/>
                         </w:sdtPr>
+                        <w:sdtEndPr/>
                         <w:sdtContent>
                           <w:r>
                             <w:rPr>
@@ -1704,6 +2722,7 @@
                           <w:dataBinding w:prefixMappings="xmlns:ns0='http://purl.org/dc/elements/1.1/' xmlns:ns1='http://schemas.openxmlformats.org/package/2006/metadata/core-properties' " w:xpath="/ns1:coreProperties[1]/ns0:subject[1]" w:storeItemID="{6C3C8BC8-F283-45AE-878A-BAB7291924A1}"/>
                           <w:text/>
                         </w:sdtPr>
+                        <w:sdtEndPr/>
                         <w:sdtContent>
                           <w:r>
                             <w:rPr>
@@ -1733,8 +2752,16 @@
                             <w:rPr>
                               <w:color w:val="808080" w:themeColor="background1" w:themeShade="80"/>
                             </w:rPr>
-                            <w:t xml:space="preserve"> &amp; Thabo Ngwabi</w:t>
+                            <w:t xml:space="preserve"> &amp; Thabo </w:t>
                           </w:r>
+                          <w:proofErr w:type="spellStart"/>
+                          <w:r>
+                            <w:rPr>
+                              <w:color w:val="808080" w:themeColor="background1" w:themeShade="80"/>
+                            </w:rPr>
+                            <w:t>Ngwabi</w:t>
+                          </w:r>
+                          <w:proofErr w:type="spellEnd"/>
                         </w:sdtContent>
                       </w:sdt>
                     </w:p>
@@ -1752,7 +2779,7 @@
 </file>
 
 <file path=word/footnotes.xml><?xml version="1.0" encoding="utf-8"?>
-<w:footnotes xmlns:wpc="http://schemas.microsoft.com/office/word/2010/wordprocessingCanvas" xmlns:cx="http://schemas.microsoft.com/office/drawing/2014/chartex" xmlns:cx1="http://schemas.microsoft.com/office/drawing/2015/9/8/chartex" xmlns:cx2="http://schemas.microsoft.com/office/drawing/2015/10/21/chartex" xmlns:cx3="http://schemas.microsoft.com/office/drawing/2016/5/9/chartex" xmlns:cx4="http://schemas.microsoft.com/office/drawing/2016/5/10/chartex" xmlns:cx5="http://schemas.microsoft.com/office/drawing/2016/5/11/chartex" xmlns:cx6="http://schemas.microsoft.com/office/drawing/2016/5/12/chartex" xmlns:cx7="http://schemas.microsoft.com/office/drawing/2016/5/13/chartex" xmlns:cx8="http://schemas.microsoft.com/office/drawing/2016/5/14/chartex" xmlns:mc="http://schemas.openxmlformats.org/markup-compatibility/2006" xmlns:aink="http://schemas.microsoft.com/office/drawing/2016/ink" xmlns:am3d="http://schemas.microsoft.com/office/drawing/2017/model3d" xmlns:o="urn:schemas-microsoft-com:office:office" xmlns:oel="http://schemas.microsoft.com/office/2019/extlst" xmlns:r="http://schemas.openxmlformats.org/officeDocument/2006/relationships" xmlns:m="http://schemas.openxmlformats.org/officeDocument/2006/math" xmlns:v="urn:schemas-microsoft-com:vml" xmlns:wp14="http://schemas.microsoft.com/office/word/2010/wordprocessingDrawing" xmlns:wp="http://schemas.openxmlformats.org/drawingml/2006/wordprocessingDrawing" xmlns:w10="urn:schemas-microsoft-com:office:word" xmlns:w="http://schemas.openxmlformats.org/wordprocessingml/2006/main" xmlns:w14="http://schemas.microsoft.com/office/word/2010/wordml" xmlns:w15="http://schemas.microsoft.com/office/word/2012/wordml" xmlns:w16cex="http://schemas.microsoft.com/office/word/2018/wordml/cex" xmlns:w16cid="http://schemas.microsoft.com/office/word/2016/wordml/cid" xmlns:w16="http://schemas.microsoft.com/office/word/2018/wordml" xmlns:w16du="http://schemas.microsoft.com/office/word/2023/wordml/word16du" xmlns:w16sdtdh="http://schemas.microsoft.com/office/word/2020/wordml/sdtdatahash" xmlns:w16sdtfl="http://schemas.microsoft.com/office/word/2024/wordml/sdtformatlock" xmlns:w16se="http://schemas.microsoft.com/office/word/2015/wordml/symex" xmlns:wpg="http://schemas.microsoft.com/office/word/2010/wordprocessingGroup" xmlns:wpi="http://schemas.microsoft.com/office/word/2010/wordprocessingInk" xmlns:wne="http://schemas.microsoft.com/office/word/2006/wordml" xmlns:wps="http://schemas.microsoft.com/office/word/2010/wordprocessingShape" mc:Ignorable="w14 w15 w16se w16cid w16 w16cex w16sdtdh w16sdtfl w16du wp14">
+<w:footnotes xmlns:wpc="http://schemas.microsoft.com/office/word/2010/wordprocessingCanvas" xmlns:cx="http://schemas.microsoft.com/office/drawing/2014/chartex" xmlns:cx1="http://schemas.microsoft.com/office/drawing/2015/9/8/chartex" xmlns:cx2="http://schemas.microsoft.com/office/drawing/2015/10/21/chartex" xmlns:cx3="http://schemas.microsoft.com/office/drawing/2016/5/9/chartex" xmlns:cx4="http://schemas.microsoft.com/office/drawing/2016/5/10/chartex" xmlns:cx5="http://schemas.microsoft.com/office/drawing/2016/5/11/chartex" xmlns:cx6="http://schemas.microsoft.com/office/drawing/2016/5/12/chartex" xmlns:cx7="http://schemas.microsoft.com/office/drawing/2016/5/13/chartex" xmlns:cx8="http://schemas.microsoft.com/office/drawing/2016/5/14/chartex" xmlns:mc="http://schemas.openxmlformats.org/markup-compatibility/2006" xmlns:aink="http://schemas.microsoft.com/office/drawing/2016/ink" xmlns:am3d="http://schemas.microsoft.com/office/drawing/2017/model3d" xmlns:o="urn:schemas-microsoft-com:office:office" xmlns:oel="http://schemas.microsoft.com/office/2019/extlst" xmlns:r="http://schemas.openxmlformats.org/officeDocument/2006/relationships" xmlns:m="http://schemas.openxmlformats.org/officeDocument/2006/math" xmlns:v="urn:schemas-microsoft-com:vml" xmlns:wp14="http://schemas.microsoft.com/office/word/2010/wordprocessingDrawing" xmlns:wp="http://schemas.openxmlformats.org/drawingml/2006/wordprocessingDrawing" xmlns:w10="urn:schemas-microsoft-com:office:word" xmlns:w="http://schemas.openxmlformats.org/wordprocessingml/2006/main" xmlns:w14="http://schemas.microsoft.com/office/word/2010/wordml" xmlns:w15="http://schemas.microsoft.com/office/word/2012/wordml" xmlns:w16cei="http://schemas.microsoft.com/office/word/2026/wordml/cei" xmlns:w16cex="http://schemas.microsoft.com/office/word/2018/wordml/cex" xmlns:w16cid="http://schemas.microsoft.com/office/word/2016/wordml/cid" xmlns:w16="http://schemas.microsoft.com/office/word/2018/wordml" xmlns:w16du="http://schemas.microsoft.com/office/word/2023/wordml/word16du" xmlns:w16sdtdh="http://schemas.microsoft.com/office/word/2020/wordml/sdtdatahash" xmlns:w16sdtfl="http://schemas.microsoft.com/office/word/2024/wordml/sdtformatlock" xmlns:w16se="http://schemas.microsoft.com/office/word/2015/wordml/symex" xmlns:wpg="http://schemas.microsoft.com/office/word/2010/wordprocessingGroup" xmlns:wpi="http://schemas.microsoft.com/office/word/2010/wordprocessingInk" xmlns:wne="http://schemas.microsoft.com/office/word/2006/wordml" xmlns:wps="http://schemas.microsoft.com/office/word/2010/wordprocessingShape" mc:Ignorable="w14 w15 w16se w16cid w16 w16cex w16sdtdh w16sdtfl w16du wp14">
   <w:footnote w:type="separator" w:id="-1">
     <w:p>
       <w:pPr>
@@ -1777,7 +2804,7 @@
 </file>
 
 <file path=word/header1.xml><?xml version="1.0" encoding="utf-8"?>
-<w:hdr xmlns:wpc="http://schemas.microsoft.com/office/word/2010/wordprocessingCanvas" xmlns:cx="http://schemas.microsoft.com/office/drawing/2014/chartex" xmlns:cx1="http://schemas.microsoft.com/office/drawing/2015/9/8/chartex" xmlns:cx2="http://schemas.microsoft.com/office/drawing/2015/10/21/chartex" xmlns:cx3="http://schemas.microsoft.com/office/drawing/2016/5/9/chartex" xmlns:cx4="http://schemas.microsoft.com/office/drawing/2016/5/10/chartex" xmlns:cx5="http://schemas.microsoft.com/office/drawing/2016/5/11/chartex" xmlns:cx6="http://schemas.microsoft.com/office/drawing/2016/5/12/chartex" xmlns:cx7="http://schemas.microsoft.com/office/drawing/2016/5/13/chartex" xmlns:cx8="http://schemas.microsoft.com/office/drawing/2016/5/14/chartex" xmlns:mc="http://schemas.openxmlformats.org/markup-compatibility/2006" xmlns:aink="http://schemas.microsoft.com/office/drawing/2016/ink" xmlns:am3d="http://schemas.microsoft.com/office/drawing/2017/model3d" xmlns:o="urn:schemas-microsoft-com:office:office" xmlns:oel="http://schemas.microsoft.com/office/2019/extlst" xmlns:r="http://schemas.openxmlformats.org/officeDocument/2006/relationships" xmlns:m="http://schemas.openxmlformats.org/officeDocument/2006/math" xmlns:v="urn:schemas-microsoft-com:vml" xmlns:wp14="http://schemas.microsoft.com/office/word/2010/wordprocessingDrawing" xmlns:wp="http://schemas.openxmlformats.org/drawingml/2006/wordprocessingDrawing" xmlns:w10="urn:schemas-microsoft-com:office:word" xmlns:w="http://schemas.openxmlformats.org/wordprocessingml/2006/main" xmlns:w14="http://schemas.microsoft.com/office/word/2010/wordml" xmlns:w15="http://schemas.microsoft.com/office/word/2012/wordml" xmlns:w16cex="http://schemas.microsoft.com/office/word/2018/wordml/cex" xmlns:w16cid="http://schemas.microsoft.com/office/word/2016/wordml/cid" xmlns:w16="http://schemas.microsoft.com/office/word/2018/wordml" xmlns:w16du="http://schemas.microsoft.com/office/word/2023/wordml/word16du" xmlns:w16sdtdh="http://schemas.microsoft.com/office/word/2020/wordml/sdtdatahash" xmlns:w16sdtfl="http://schemas.microsoft.com/office/word/2024/wordml/sdtformatlock" xmlns:w16se="http://schemas.microsoft.com/office/word/2015/wordml/symex" xmlns:wpg="http://schemas.microsoft.com/office/word/2010/wordprocessingGroup" xmlns:wpi="http://schemas.microsoft.com/office/word/2010/wordprocessingInk" xmlns:wne="http://schemas.microsoft.com/office/word/2006/wordml" xmlns:wps="http://schemas.microsoft.com/office/word/2010/wordprocessingShape" mc:Ignorable="w14 w15 w16se w16cid w16 w16cex w16sdtdh w16sdtfl w16du wp14">
+<w:hdr xmlns:wpc="http://schemas.microsoft.com/office/word/2010/wordprocessingCanvas" xmlns:cx="http://schemas.microsoft.com/office/drawing/2014/chartex" xmlns:cx1="http://schemas.microsoft.com/office/drawing/2015/9/8/chartex" xmlns:cx2="http://schemas.microsoft.com/office/drawing/2015/10/21/chartex" xmlns:cx3="http://schemas.microsoft.com/office/drawing/2016/5/9/chartex" xmlns:cx4="http://schemas.microsoft.com/office/drawing/2016/5/10/chartex" xmlns:cx5="http://schemas.microsoft.com/office/drawing/2016/5/11/chartex" xmlns:cx6="http://schemas.microsoft.com/office/drawing/2016/5/12/chartex" xmlns:cx7="http://schemas.microsoft.com/office/drawing/2016/5/13/chartex" xmlns:cx8="http://schemas.microsoft.com/office/drawing/2016/5/14/chartex" xmlns:mc="http://schemas.openxmlformats.org/markup-compatibility/2006" xmlns:aink="http://schemas.microsoft.com/office/drawing/2016/ink" xmlns:am3d="http://schemas.microsoft.com/office/drawing/2017/model3d" xmlns:o="urn:schemas-microsoft-com:office:office" xmlns:oel="http://schemas.microsoft.com/office/2019/extlst" xmlns:r="http://schemas.openxmlformats.org/officeDocument/2006/relationships" xmlns:m="http://schemas.openxmlformats.org/officeDocument/2006/math" xmlns:v="urn:schemas-microsoft-com:vml" xmlns:wp14="http://schemas.microsoft.com/office/word/2010/wordprocessingDrawing" xmlns:wp="http://schemas.openxmlformats.org/drawingml/2006/wordprocessingDrawing" xmlns:w10="urn:schemas-microsoft-com:office:word" xmlns:w="http://schemas.openxmlformats.org/wordprocessingml/2006/main" xmlns:w14="http://schemas.microsoft.com/office/word/2010/wordml" xmlns:w15="http://schemas.microsoft.com/office/word/2012/wordml" xmlns:w16cei="http://schemas.microsoft.com/office/word/2026/wordml/cei" xmlns:w16cex="http://schemas.microsoft.com/office/word/2018/wordml/cex" xmlns:w16cid="http://schemas.microsoft.com/office/word/2016/wordml/cid" xmlns:w16="http://schemas.microsoft.com/office/word/2018/wordml" xmlns:w16du="http://schemas.microsoft.com/office/word/2023/wordml/word16du" xmlns:w16sdtdh="http://schemas.microsoft.com/office/word/2020/wordml/sdtdatahash" xmlns:w16sdtfl="http://schemas.microsoft.com/office/word/2024/wordml/sdtformatlock" xmlns:w16se="http://schemas.microsoft.com/office/word/2015/wordml/symex" xmlns:wpg="http://schemas.microsoft.com/office/word/2010/wordprocessingGroup" xmlns:wpi="http://schemas.microsoft.com/office/word/2010/wordprocessingInk" xmlns:wne="http://schemas.microsoft.com/office/word/2006/wordml" xmlns:wps="http://schemas.microsoft.com/office/word/2010/wordprocessingShape" mc:Ignorable="w14 w15 w16se w16cid w16 w16cex w16sdtdh w16sdtfl w16du wp14">
   <w:p>
     <w:pPr>
       <w:pStyle w:val="Header"/>
@@ -1851,6 +2878,7 @@
                             <w:dataBinding w:prefixMappings="xmlns:ns0='http://purl.org/dc/elements/1.1/' xmlns:ns1='http://schemas.openxmlformats.org/package/2006/metadata/core-properties' " w:xpath="/ns1:coreProperties[1]/ns0:title[1]" w:storeItemID="{6C3C8BC8-F283-45AE-878A-BAB7291924A1}"/>
                             <w:text/>
                           </w:sdtPr>
+                          <w:sdtEndPr/>
                           <w:sdtContent>
                             <w:p>
                               <w:pPr>
@@ -1908,6 +2936,7 @@
                       <w:dataBinding w:prefixMappings="xmlns:ns0='http://purl.org/dc/elements/1.1/' xmlns:ns1='http://schemas.openxmlformats.org/package/2006/metadata/core-properties' " w:xpath="/ns1:coreProperties[1]/ns0:title[1]" w:storeItemID="{6C3C8BC8-F283-45AE-878A-BAB7291924A1}"/>
                       <w:text/>
                     </w:sdtPr>
+                    <w:sdtEndPr/>
                     <w:sdtContent>
                       <w:p>
                         <w:pPr>
@@ -1941,7 +2970,7 @@
 </file>
 
 <file path=word/numbering.xml><?xml version="1.0" encoding="utf-8"?>
-<w:numbering xmlns:wpc="http://schemas.microsoft.com/office/word/2010/wordprocessingCanvas" xmlns:cx="http://schemas.microsoft.com/office/drawing/2014/chartex" xmlns:cx1="http://schemas.microsoft.com/office/drawing/2015/9/8/chartex" xmlns:cx2="http://schemas.microsoft.com/office/drawing/2015/10/21/chartex" xmlns:cx3="http://schemas.microsoft.com/office/drawing/2016/5/9/chartex" xmlns:cx4="http://schemas.microsoft.com/office/drawing/2016/5/10/chartex" xmlns:cx5="http://schemas.microsoft.com/office/drawing/2016/5/11/chartex" xmlns:cx6="http://schemas.microsoft.com/office/drawing/2016/5/12/chartex" xmlns:cx7="http://schemas.microsoft.com/office/drawing/2016/5/13/chartex" xmlns:cx8="http://schemas.microsoft.com/office/drawing/2016/5/14/chartex" xmlns:mc="http://schemas.openxmlformats.org/markup-compatibility/2006" xmlns:aink="http://schemas.microsoft.com/office/drawing/2016/ink" xmlns:am3d="http://schemas.microsoft.com/office/drawing/2017/model3d" xmlns:o="urn:schemas-microsoft-com:office:office" xmlns:oel="http://schemas.microsoft.com/office/2019/extlst" xmlns:r="http://schemas.openxmlformats.org/officeDocument/2006/relationships" xmlns:m="http://schemas.openxmlformats.org/officeDocument/2006/math" xmlns:v="urn:schemas-microsoft-com:vml" xmlns:wp14="http://schemas.microsoft.com/office/word/2010/wordprocessingDrawing" xmlns:wp="http://schemas.openxmlformats.org/drawingml/2006/wordprocessingDrawing" xmlns:w10="urn:schemas-microsoft-com:office:word" xmlns:w="http://schemas.openxmlformats.org/wordprocessingml/2006/main" xmlns:w14="http://schemas.microsoft.com/office/word/2010/wordml" xmlns:w15="http://schemas.microsoft.com/office/word/2012/wordml" xmlns:w16cex="http://schemas.microsoft.com/office/word/2018/wordml/cex" xmlns:w16cid="http://schemas.microsoft.com/office/word/2016/wordml/cid" xmlns:w16="http://schemas.microsoft.com/office/word/2018/wordml" xmlns:w16du="http://schemas.microsoft.com/office/word/2023/wordml/word16du" xmlns:w16sdtdh="http://schemas.microsoft.com/office/word/2020/wordml/sdtdatahash" xmlns:w16sdtfl="http://schemas.microsoft.com/office/word/2024/wordml/sdtformatlock" xmlns:w16se="http://schemas.microsoft.com/office/word/2015/wordml/symex" xmlns:wpg="http://schemas.microsoft.com/office/word/2010/wordprocessingGroup" xmlns:wpi="http://schemas.microsoft.com/office/word/2010/wordprocessingInk" xmlns:wne="http://schemas.microsoft.com/office/word/2006/wordml" xmlns:wps="http://schemas.microsoft.com/office/word/2010/wordprocessingShape" mc:Ignorable="w14 w15 w16se w16cid w16 w16cex w16sdtdh w16sdtfl w16du wp14">
+<w:numbering xmlns:wpc="http://schemas.microsoft.com/office/word/2010/wordprocessingCanvas" xmlns:cx="http://schemas.microsoft.com/office/drawing/2014/chartex" xmlns:cx1="http://schemas.microsoft.com/office/drawing/2015/9/8/chartex" xmlns:cx2="http://schemas.microsoft.com/office/drawing/2015/10/21/chartex" xmlns:cx3="http://schemas.microsoft.com/office/drawing/2016/5/9/chartex" xmlns:cx4="http://schemas.microsoft.com/office/drawing/2016/5/10/chartex" xmlns:cx5="http://schemas.microsoft.com/office/drawing/2016/5/11/chartex" xmlns:cx6="http://schemas.microsoft.com/office/drawing/2016/5/12/chartex" xmlns:cx7="http://schemas.microsoft.com/office/drawing/2016/5/13/chartex" xmlns:cx8="http://schemas.microsoft.com/office/drawing/2016/5/14/chartex" xmlns:mc="http://schemas.openxmlformats.org/markup-compatibility/2006" xmlns:aink="http://schemas.microsoft.com/office/drawing/2016/ink" xmlns:am3d="http://schemas.microsoft.com/office/drawing/2017/model3d" xmlns:o="urn:schemas-microsoft-com:office:office" xmlns:oel="http://schemas.microsoft.com/office/2019/extlst" xmlns:r="http://schemas.openxmlformats.org/officeDocument/2006/relationships" xmlns:m="http://schemas.openxmlformats.org/officeDocument/2006/math" xmlns:v="urn:schemas-microsoft-com:vml" xmlns:wp14="http://schemas.microsoft.com/office/word/2010/wordprocessingDrawing" xmlns:wp="http://schemas.openxmlformats.org/drawingml/2006/wordprocessingDrawing" xmlns:w10="urn:schemas-microsoft-com:office:word" xmlns:w="http://schemas.openxmlformats.org/wordprocessingml/2006/main" xmlns:w14="http://schemas.microsoft.com/office/word/2010/wordml" xmlns:w15="http://schemas.microsoft.com/office/word/2012/wordml" xmlns:w16cei="http://schemas.microsoft.com/office/word/2026/wordml/cei" xmlns:w16cex="http://schemas.microsoft.com/office/word/2018/wordml/cex" xmlns:w16cid="http://schemas.microsoft.com/office/word/2016/wordml/cid" xmlns:w16="http://schemas.microsoft.com/office/word/2018/wordml" xmlns:w16du="http://schemas.microsoft.com/office/word/2023/wordml/word16du" xmlns:w16sdtdh="http://schemas.microsoft.com/office/word/2020/wordml/sdtdatahash" xmlns:w16sdtfl="http://schemas.microsoft.com/office/word/2024/wordml/sdtformatlock" xmlns:w16se="http://schemas.microsoft.com/office/word/2015/wordml/symex" xmlns:wpg="http://schemas.microsoft.com/office/word/2010/wordprocessingGroup" xmlns:wpi="http://schemas.microsoft.com/office/word/2010/wordprocessingInk" xmlns:wne="http://schemas.microsoft.com/office/word/2006/wordml" xmlns:wps="http://schemas.microsoft.com/office/word/2010/wordprocessingShape" mc:Ignorable="w14 w15 w16se w16cid w16 w16cex w16sdtdh w16sdtfl w16du wp14">
   <w:abstractNum w:abstractNumId="0" w15:restartNumberingAfterBreak="0">
     <w:nsid w:val="036205D6"/>
     <w:multiLevelType w:val="multilevel"/>
@@ -2092,6 +3121,155 @@
     </w:lvl>
   </w:abstractNum>
   <w:abstractNum w:abstractNumId="1" w15:restartNumberingAfterBreak="0">
+    <w:nsid w:val="04544265"/>
+    <w:multiLevelType w:val="multilevel"/>
+    <w:tmpl w:val="98EAB59A"/>
+    <w:lvl w:ilvl="0">
+      <w:start w:val="1"/>
+      <w:numFmt w:val="bullet"/>
+      <w:lvlText w:val=""/>
+      <w:lvlJc w:val="left"/>
+      <w:pPr>
+        <w:tabs>
+          <w:tab w:val="num" w:pos="720"/>
+        </w:tabs>
+        <w:ind w:left="720" w:hanging="360"/>
+      </w:pPr>
+      <w:rPr>
+        <w:rFonts w:ascii="Symbol" w:hAnsi="Symbol" w:hint="default"/>
+        <w:sz w:val="20"/>
+      </w:rPr>
+    </w:lvl>
+    <w:lvl w:ilvl="1" w:tentative="1">
+      <w:start w:val="1"/>
+      <w:numFmt w:val="bullet"/>
+      <w:lvlText w:val="o"/>
+      <w:lvlJc w:val="left"/>
+      <w:pPr>
+        <w:tabs>
+          <w:tab w:val="num" w:pos="1440"/>
+        </w:tabs>
+        <w:ind w:left="1440" w:hanging="360"/>
+      </w:pPr>
+      <w:rPr>
+        <w:rFonts w:ascii="Courier New" w:hAnsi="Courier New" w:hint="default"/>
+        <w:sz w:val="20"/>
+      </w:rPr>
+    </w:lvl>
+    <w:lvl w:ilvl="2" w:tentative="1">
+      <w:start w:val="1"/>
+      <w:numFmt w:val="bullet"/>
+      <w:lvlText w:val=""/>
+      <w:lvlJc w:val="left"/>
+      <w:pPr>
+        <w:tabs>
+          <w:tab w:val="num" w:pos="2160"/>
+        </w:tabs>
+        <w:ind w:left="2160" w:hanging="360"/>
+      </w:pPr>
+      <w:rPr>
+        <w:rFonts w:ascii="Wingdings" w:hAnsi="Wingdings" w:hint="default"/>
+        <w:sz w:val="20"/>
+      </w:rPr>
+    </w:lvl>
+    <w:lvl w:ilvl="3" w:tentative="1">
+      <w:start w:val="1"/>
+      <w:numFmt w:val="bullet"/>
+      <w:lvlText w:val=""/>
+      <w:lvlJc w:val="left"/>
+      <w:pPr>
+        <w:tabs>
+          <w:tab w:val="num" w:pos="2880"/>
+        </w:tabs>
+        <w:ind w:left="2880" w:hanging="360"/>
+      </w:pPr>
+      <w:rPr>
+        <w:rFonts w:ascii="Wingdings" w:hAnsi="Wingdings" w:hint="default"/>
+        <w:sz w:val="20"/>
+      </w:rPr>
+    </w:lvl>
+    <w:lvl w:ilvl="4" w:tentative="1">
+      <w:start w:val="1"/>
+      <w:numFmt w:val="bullet"/>
+      <w:lvlText w:val=""/>
+      <w:lvlJc w:val="left"/>
+      <w:pPr>
+        <w:tabs>
+          <w:tab w:val="num" w:pos="3600"/>
+        </w:tabs>
+        <w:ind w:left="3600" w:hanging="360"/>
+      </w:pPr>
+      <w:rPr>
+        <w:rFonts w:ascii="Wingdings" w:hAnsi="Wingdings" w:hint="default"/>
+        <w:sz w:val="20"/>
+      </w:rPr>
+    </w:lvl>
+    <w:lvl w:ilvl="5" w:tentative="1">
+      <w:start w:val="1"/>
+      <w:numFmt w:val="bullet"/>
+      <w:lvlText w:val=""/>
+      <w:lvlJc w:val="left"/>
+      <w:pPr>
+        <w:tabs>
+          <w:tab w:val="num" w:pos="4320"/>
+        </w:tabs>
+        <w:ind w:left="4320" w:hanging="360"/>
+      </w:pPr>
+      <w:rPr>
+        <w:rFonts w:ascii="Wingdings" w:hAnsi="Wingdings" w:hint="default"/>
+        <w:sz w:val="20"/>
+      </w:rPr>
+    </w:lvl>
+    <w:lvl w:ilvl="6" w:tentative="1">
+      <w:start w:val="1"/>
+      <w:numFmt w:val="bullet"/>
+      <w:lvlText w:val=""/>
+      <w:lvlJc w:val="left"/>
+      <w:pPr>
+        <w:tabs>
+          <w:tab w:val="num" w:pos="5040"/>
+        </w:tabs>
+        <w:ind w:left="5040" w:hanging="360"/>
+      </w:pPr>
+      <w:rPr>
+        <w:rFonts w:ascii="Wingdings" w:hAnsi="Wingdings" w:hint="default"/>
+        <w:sz w:val="20"/>
+      </w:rPr>
+    </w:lvl>
+    <w:lvl w:ilvl="7" w:tentative="1">
+      <w:start w:val="1"/>
+      <w:numFmt w:val="bullet"/>
+      <w:lvlText w:val=""/>
+      <w:lvlJc w:val="left"/>
+      <w:pPr>
+        <w:tabs>
+          <w:tab w:val="num" w:pos="5760"/>
+        </w:tabs>
+        <w:ind w:left="5760" w:hanging="360"/>
+      </w:pPr>
+      <w:rPr>
+        <w:rFonts w:ascii="Wingdings" w:hAnsi="Wingdings" w:hint="default"/>
+        <w:sz w:val="20"/>
+      </w:rPr>
+    </w:lvl>
+    <w:lvl w:ilvl="8" w:tentative="1">
+      <w:start w:val="1"/>
+      <w:numFmt w:val="bullet"/>
+      <w:lvlText w:val=""/>
+      <w:lvlJc w:val="left"/>
+      <w:pPr>
+        <w:tabs>
+          <w:tab w:val="num" w:pos="6480"/>
+        </w:tabs>
+        <w:ind w:left="6480" w:hanging="360"/>
+      </w:pPr>
+      <w:rPr>
+        <w:rFonts w:ascii="Wingdings" w:hAnsi="Wingdings" w:hint="default"/>
+        <w:sz w:val="20"/>
+      </w:rPr>
+    </w:lvl>
+  </w:abstractNum>
+  <w:abstractNum w:abstractNumId="2" w15:restartNumberingAfterBreak="0">
     <w:nsid w:val="0A0F0514"/>
     <w:multiLevelType w:val="hybridMultilevel"/>
     <w:tmpl w:val="A07E76E2"/>
@@ -2204,7 +3382,7 @@
       </w:rPr>
     </w:lvl>
   </w:abstractNum>
-  <w:abstractNum w:abstractNumId="2" w15:restartNumberingAfterBreak="0">
+  <w:abstractNum w:abstractNumId="3" w15:restartNumberingAfterBreak="0">
     <w:nsid w:val="12626686"/>
     <w:multiLevelType w:val="multilevel"/>
     <w:tmpl w:val="BC5801A4"/>
@@ -2353,7 +3531,7 @@
       </w:rPr>
     </w:lvl>
   </w:abstractNum>
-  <w:abstractNum w:abstractNumId="3" w15:restartNumberingAfterBreak="0">
+  <w:abstractNum w:abstractNumId="4" w15:restartNumberingAfterBreak="0">
     <w:nsid w:val="185108A6"/>
     <w:multiLevelType w:val="hybridMultilevel"/>
     <w:tmpl w:val="04489F4E"/>
@@ -2466,7 +3644,7 @@
       </w:rPr>
     </w:lvl>
   </w:abstractNum>
-  <w:abstractNum w:abstractNumId="4" w15:restartNumberingAfterBreak="0">
+  <w:abstractNum w:abstractNumId="5" w15:restartNumberingAfterBreak="0">
     <w:nsid w:val="2BA17EB4"/>
     <w:multiLevelType w:val="hybridMultilevel"/>
     <w:tmpl w:val="3564A9B0"/>
@@ -2578,7 +3756,7 @@
       </w:rPr>
     </w:lvl>
   </w:abstractNum>
-  <w:abstractNum w:abstractNumId="5" w15:restartNumberingAfterBreak="0">
+  <w:abstractNum w:abstractNumId="6" w15:restartNumberingAfterBreak="0">
     <w:nsid w:val="341E27DD"/>
     <w:multiLevelType w:val="multilevel"/>
     <w:tmpl w:val="0D7A4B64"/>
@@ -2691,7 +3869,7 @@
       </w:pPr>
     </w:lvl>
   </w:abstractNum>
-  <w:abstractNum w:abstractNumId="6" w15:restartNumberingAfterBreak="0">
+  <w:abstractNum w:abstractNumId="7" w15:restartNumberingAfterBreak="0">
     <w:nsid w:val="3A161027"/>
     <w:multiLevelType w:val="hybridMultilevel"/>
     <w:tmpl w:val="D6203914"/>
@@ -2804,7 +3982,7 @@
       </w:rPr>
     </w:lvl>
   </w:abstractNum>
-  <w:abstractNum w:abstractNumId="7" w15:restartNumberingAfterBreak="0">
+  <w:abstractNum w:abstractNumId="8" w15:restartNumberingAfterBreak="0">
     <w:nsid w:val="3D3F4B8F"/>
     <w:multiLevelType w:val="multilevel"/>
     <w:tmpl w:val="CCC8B4BE"/>
@@ -2953,7 +4131,7 @@
       </w:rPr>
     </w:lvl>
   </w:abstractNum>
-  <w:abstractNum w:abstractNumId="8" w15:restartNumberingAfterBreak="0">
+  <w:abstractNum w:abstractNumId="9" w15:restartNumberingAfterBreak="0">
     <w:nsid w:val="3E3650FE"/>
     <w:multiLevelType w:val="hybridMultilevel"/>
     <w:tmpl w:val="39E8F52A"/>
@@ -3065,7 +4243,7 @@
       </w:rPr>
     </w:lvl>
   </w:abstractNum>
-  <w:abstractNum w:abstractNumId="9" w15:restartNumberingAfterBreak="0">
+  <w:abstractNum w:abstractNumId="10" w15:restartNumberingAfterBreak="0">
     <w:nsid w:val="3FAD093B"/>
     <w:multiLevelType w:val="multilevel"/>
     <w:tmpl w:val="ADC6FBF4"/>
@@ -3214,7 +4392,7 @@
       </w:rPr>
     </w:lvl>
   </w:abstractNum>
-  <w:abstractNum w:abstractNumId="10" w15:restartNumberingAfterBreak="0">
+  <w:abstractNum w:abstractNumId="11" w15:restartNumberingAfterBreak="0">
     <w:nsid w:val="5A234C41"/>
     <w:multiLevelType w:val="hybridMultilevel"/>
     <w:tmpl w:val="38685400"/>
@@ -3327,7 +4505,7 @@
       </w:rPr>
     </w:lvl>
   </w:abstractNum>
-  <w:abstractNum w:abstractNumId="11" w15:restartNumberingAfterBreak="0">
+  <w:abstractNum w:abstractNumId="12" w15:restartNumberingAfterBreak="0">
     <w:nsid w:val="5FE807A8"/>
     <w:multiLevelType w:val="hybridMultilevel"/>
     <w:tmpl w:val="E4182F8C"/>
@@ -3413,7 +4591,156 @@
       </w:pPr>
     </w:lvl>
   </w:abstractNum>
-  <w:abstractNum w:abstractNumId="12" w15:restartNumberingAfterBreak="0">
+  <w:abstractNum w:abstractNumId="13" w15:restartNumberingAfterBreak="0">
+    <w:nsid w:val="74650835"/>
+    <w:multiLevelType w:val="multilevel"/>
+    <w:tmpl w:val="FEC43A56"/>
+    <w:lvl w:ilvl="0">
+      <w:start w:val="1"/>
+      <w:numFmt w:val="bullet"/>
+      <w:lvlText w:val=""/>
+      <w:lvlJc w:val="left"/>
+      <w:pPr>
+        <w:tabs>
+          <w:tab w:val="num" w:pos="720"/>
+        </w:tabs>
+        <w:ind w:left="720" w:hanging="360"/>
+      </w:pPr>
+      <w:rPr>
+        <w:rFonts w:ascii="Symbol" w:hAnsi="Symbol" w:hint="default"/>
+        <w:sz w:val="20"/>
+      </w:rPr>
+    </w:lvl>
+    <w:lvl w:ilvl="1" w:tentative="1">
+      <w:start w:val="1"/>
+      <w:numFmt w:val="bullet"/>
+      <w:lvlText w:val="o"/>
+      <w:lvlJc w:val="left"/>
+      <w:pPr>
+        <w:tabs>
+          <w:tab w:val="num" w:pos="1440"/>
+        </w:tabs>
+        <w:ind w:left="1440" w:hanging="360"/>
+      </w:pPr>
+      <w:rPr>
+        <w:rFonts w:ascii="Courier New" w:hAnsi="Courier New" w:hint="default"/>
+        <w:sz w:val="20"/>
+      </w:rPr>
+    </w:lvl>
+    <w:lvl w:ilvl="2" w:tentative="1">
+      <w:start w:val="1"/>
+      <w:numFmt w:val="bullet"/>
+      <w:lvlText w:val=""/>
+      <w:lvlJc w:val="left"/>
+      <w:pPr>
+        <w:tabs>
+          <w:tab w:val="num" w:pos="2160"/>
+        </w:tabs>
+        <w:ind w:left="2160" w:hanging="360"/>
+      </w:pPr>
+      <w:rPr>
+        <w:rFonts w:ascii="Wingdings" w:hAnsi="Wingdings" w:hint="default"/>
+        <w:sz w:val="20"/>
+      </w:rPr>
+    </w:lvl>
+    <w:lvl w:ilvl="3" w:tentative="1">
+      <w:start w:val="1"/>
+      <w:numFmt w:val="bullet"/>
+      <w:lvlText w:val=""/>
+      <w:lvlJc w:val="left"/>
+      <w:pPr>
+        <w:tabs>
+          <w:tab w:val="num" w:pos="2880"/>
+        </w:tabs>
+        <w:ind w:left="2880" w:hanging="360"/>
+      </w:pPr>
+      <w:rPr>
+        <w:rFonts w:ascii="Wingdings" w:hAnsi="Wingdings" w:hint="default"/>
+        <w:sz w:val="20"/>
+      </w:rPr>
+    </w:lvl>
+    <w:lvl w:ilvl="4" w:tentative="1">
+      <w:start w:val="1"/>
+      <w:numFmt w:val="bullet"/>
+      <w:lvlText w:val=""/>
+      <w:lvlJc w:val="left"/>
+      <w:pPr>
+        <w:tabs>
+          <w:tab w:val="num" w:pos="3600"/>
+        </w:tabs>
+        <w:ind w:left="3600" w:hanging="360"/>
+      </w:pPr>
+      <w:rPr>
+        <w:rFonts w:ascii="Wingdings" w:hAnsi="Wingdings" w:hint="default"/>
+        <w:sz w:val="20"/>
+      </w:rPr>
+    </w:lvl>
+    <w:lvl w:ilvl="5" w:tentative="1">
+      <w:start w:val="1"/>
+      <w:numFmt w:val="bullet"/>
+      <w:lvlText w:val=""/>
+      <w:lvlJc w:val="left"/>
+      <w:pPr>
+        <w:tabs>
+          <w:tab w:val="num" w:pos="4320"/>
+        </w:tabs>
+        <w:ind w:left="4320" w:hanging="360"/>
+      </w:pPr>
+      <w:rPr>
+        <w:rFonts w:ascii="Wingdings" w:hAnsi="Wingdings" w:hint="default"/>
+        <w:sz w:val="20"/>
+      </w:rPr>
+    </w:lvl>
+    <w:lvl w:ilvl="6" w:tentative="1">
+      <w:start w:val="1"/>
+      <w:numFmt w:val="bullet"/>
+      <w:lvlText w:val=""/>
+      <w:lvlJc w:val="left"/>
+      <w:pPr>
+        <w:tabs>
+          <w:tab w:val="num" w:pos="5040"/>
+        </w:tabs>
+        <w:ind w:left="5040" w:hanging="360"/>
+      </w:pPr>
+      <w:rPr>
+        <w:rFonts w:ascii="Wingdings" w:hAnsi="Wingdings" w:hint="default"/>
+        <w:sz w:val="20"/>
+      </w:rPr>
+    </w:lvl>
+    <w:lvl w:ilvl="7" w:tentative="1">
+      <w:start w:val="1"/>
+      <w:numFmt w:val="bullet"/>
+      <w:lvlText w:val=""/>
+      <w:lvlJc w:val="left"/>
+      <w:pPr>
+        <w:tabs>
+          <w:tab w:val="num" w:pos="5760"/>
+        </w:tabs>
+        <w:ind w:left="5760" w:hanging="360"/>
+      </w:pPr>
+      <w:rPr>
+        <w:rFonts w:ascii="Wingdings" w:hAnsi="Wingdings" w:hint="default"/>
+        <w:sz w:val="20"/>
+      </w:rPr>
+    </w:lvl>
+    <w:lvl w:ilvl="8" w:tentative="1">
+      <w:start w:val="1"/>
+      <w:numFmt w:val="bullet"/>
+      <w:lvlText w:val=""/>
+      <w:lvlJc w:val="left"/>
+      <w:pPr>
+        <w:tabs>
+          <w:tab w:val="num" w:pos="6480"/>
+        </w:tabs>
+        <w:ind w:left="6480" w:hanging="360"/>
+      </w:pPr>
+      <w:rPr>
+        <w:rFonts w:ascii="Wingdings" w:hAnsi="Wingdings" w:hint="default"/>
+        <w:sz w:val="20"/>
+      </w:rPr>
+    </w:lvl>
+  </w:abstractNum>
+  <w:abstractNum w:abstractNumId="14" w15:restartNumberingAfterBreak="0">
     <w:nsid w:val="75422585"/>
     <w:multiLevelType w:val="hybridMultilevel"/>
     <w:tmpl w:val="AFEA1AFE"/>
@@ -3525,7 +4852,7 @@
       </w:rPr>
     </w:lvl>
   </w:abstractNum>
-  <w:abstractNum w:abstractNumId="13" w15:restartNumberingAfterBreak="0">
+  <w:abstractNum w:abstractNumId="15" w15:restartNumberingAfterBreak="0">
     <w:nsid w:val="78B349EF"/>
     <w:multiLevelType w:val="multilevel"/>
     <w:tmpl w:val="55C26242"/>
@@ -3675,46 +5002,52 @@
     </w:lvl>
   </w:abstractNum>
   <w:num w:numId="1" w16cid:durableId="1124885034">
+    <w:abstractNumId w:val="14"/>
+  </w:num>
+  <w:num w:numId="2" w16cid:durableId="1078286140">
     <w:abstractNumId w:val="12"/>
   </w:num>
-  <w:num w:numId="2" w16cid:durableId="1078286140">
+  <w:num w:numId="3" w16cid:durableId="434446855">
+    <w:abstractNumId w:val="5"/>
+  </w:num>
+  <w:num w:numId="4" w16cid:durableId="964576492">
     <w:abstractNumId w:val="11"/>
   </w:num>
-  <w:num w:numId="3" w16cid:durableId="434446855">
+  <w:num w:numId="5" w16cid:durableId="1320186314">
+    <w:abstractNumId w:val="6"/>
+  </w:num>
+  <w:num w:numId="6" w16cid:durableId="278336686">
     <w:abstractNumId w:val="4"/>
   </w:num>
-  <w:num w:numId="4" w16cid:durableId="964576492">
-    <w:abstractNumId w:val="10"/>
-  </w:num>
-  <w:num w:numId="5" w16cid:durableId="1320186314">
-    <w:abstractNumId w:val="5"/>
-  </w:num>
-  <w:num w:numId="6" w16cid:durableId="278336686">
-    <w:abstractNumId w:val="3"/>
-  </w:num>
   <w:num w:numId="7" w16cid:durableId="684673693">
-    <w:abstractNumId w:val="6"/>
+    <w:abstractNumId w:val="7"/>
   </w:num>
   <w:num w:numId="8" w16cid:durableId="571891425">
-    <w:abstractNumId w:val="8"/>
+    <w:abstractNumId w:val="9"/>
   </w:num>
   <w:num w:numId="9" w16cid:durableId="1173105136">
-    <w:abstractNumId w:val="1"/>
+    <w:abstractNumId w:val="2"/>
   </w:num>
   <w:num w:numId="10" w16cid:durableId="1725524423">
     <w:abstractNumId w:val="0"/>
   </w:num>
   <w:num w:numId="11" w16cid:durableId="401173260">
-    <w:abstractNumId w:val="2"/>
+    <w:abstractNumId w:val="3"/>
   </w:num>
   <w:num w:numId="12" w16cid:durableId="1116101750">
-    <w:abstractNumId w:val="7"/>
+    <w:abstractNumId w:val="8"/>
   </w:num>
   <w:num w:numId="13" w16cid:durableId="1853764828">
-    <w:abstractNumId w:val="13"/>
+    <w:abstractNumId w:val="15"/>
   </w:num>
   <w:num w:numId="14" w16cid:durableId="879898953">
-    <w:abstractNumId w:val="9"/>
+    <w:abstractNumId w:val="10"/>
+  </w:num>
+  <w:num w:numId="15" w16cid:durableId="1015380392">
+    <w:abstractNumId w:val="1"/>
+  </w:num>
+  <w:num w:numId="16" w16cid:durableId="1040784751">
+    <w:abstractNumId w:val="13"/>
   </w:num>
 </w:numbering>
 </file>
@@ -4115,7 +5448,7 @@
   <w:style w:type="paragraph" w:default="1" w:styleId="Normal">
     <w:name w:val="Normal"/>
     <w:qFormat/>
-    <w:rsid w:val="001802F1"/>
+    <w:rsid w:val="004647DD"/>
   </w:style>
   <w:style w:type="paragraph" w:styleId="Heading1">
     <w:name w:val="heading 1"/>
@@ -4329,7 +5662,6 @@
   <w:style w:type="character" w:default="1" w:styleId="DefaultParagraphFont">
     <w:name w:val="Default Paragraph Font"/>
     <w:uiPriority w:val="1"/>
-    <w:semiHidden/>
     <w:unhideWhenUsed/>
   </w:style>
   <w:style w:type="table" w:default="1" w:styleId="TableNormal">

--- a/docs/COS214_Prac3.docx
+++ b/docs/COS214_Prac3.docx
@@ -610,7 +610,7 @@
           <w:noProof/>
         </w:rPr>
         <w:drawing>
-          <wp:anchor distT="0" distB="0" distL="114300" distR="114300" simplePos="0" relativeHeight="251658240" behindDoc="0" locked="0" layoutInCell="1" allowOverlap="1" wp14:anchorId="2C20E90C" wp14:editId="459853EC">
+          <wp:anchor distT="0" distB="0" distL="114300" distR="114300" simplePos="0" relativeHeight="251658240" behindDoc="0" locked="0" layoutInCell="1" allowOverlap="1" wp14:anchorId="2C20E90C" wp14:editId="53B1C671">
             <wp:simplePos x="0" y="0"/>
             <wp:positionH relativeFrom="margin">
               <wp:align>center</wp:align>
@@ -2394,9 +2394,1083 @@
         <w:t xml:space="preserve"> </w:t>
       </w:r>
     </w:p>
+    <w:p>
+      <w:pPr>
+        <w:tabs>
+          <w:tab w:val="left" w:pos="1440"/>
+        </w:tabs>
+      </w:pPr>
+    </w:p>
+    <w:p>
+      <w:pPr>
+        <w:tabs>
+          <w:tab w:val="left" w:pos="1440"/>
+        </w:tabs>
+      </w:pPr>
+    </w:p>
+    <w:p>
+      <w:pPr>
+        <w:tabs>
+          <w:tab w:val="left" w:pos="1440"/>
+        </w:tabs>
+      </w:pPr>
+    </w:p>
+    <w:p>
+      <w:pPr>
+        <w:tabs>
+          <w:tab w:val="left" w:pos="1440"/>
+        </w:tabs>
+      </w:pPr>
+    </w:p>
+    <w:p>
+      <w:pPr>
+        <w:tabs>
+          <w:tab w:val="left" w:pos="1440"/>
+        </w:tabs>
+      </w:pPr>
+    </w:p>
+    <w:p>
+      <w:pPr>
+        <w:tabs>
+          <w:tab w:val="left" w:pos="1440"/>
+        </w:tabs>
+      </w:pPr>
+    </w:p>
+    <w:p>
+      <w:pPr>
+        <w:tabs>
+          <w:tab w:val="left" w:pos="1440"/>
+        </w:tabs>
+      </w:pPr>
+    </w:p>
+    <w:p>
+      <w:pPr>
+        <w:tabs>
+          <w:tab w:val="left" w:pos="1440"/>
+        </w:tabs>
+      </w:pPr>
+    </w:p>
+    <w:p>
+      <w:pPr>
+        <w:tabs>
+          <w:tab w:val="left" w:pos="1440"/>
+        </w:tabs>
+      </w:pPr>
+    </w:p>
+    <w:p>
+      <w:pPr>
+        <w:tabs>
+          <w:tab w:val="left" w:pos="1440"/>
+        </w:tabs>
+      </w:pPr>
+    </w:p>
+    <w:p>
+      <w:pPr>
+        <w:tabs>
+          <w:tab w:val="left" w:pos="1440"/>
+        </w:tabs>
+      </w:pPr>
+    </w:p>
+    <w:p>
+      <w:pPr>
+        <w:tabs>
+          <w:tab w:val="left" w:pos="1440"/>
+        </w:tabs>
+      </w:pPr>
+    </w:p>
+    <w:p>
+      <w:pPr>
+        <w:tabs>
+          <w:tab w:val="left" w:pos="1440"/>
+        </w:tabs>
+      </w:pPr>
+    </w:p>
+    <w:p>
+      <w:pPr>
+        <w:tabs>
+          <w:tab w:val="left" w:pos="1440"/>
+        </w:tabs>
+      </w:pPr>
+    </w:p>
+    <w:p>
+      <w:pPr>
+        <w:tabs>
+          <w:tab w:val="left" w:pos="1440"/>
+        </w:tabs>
+      </w:pPr>
+    </w:p>
+    <w:p>
+      <w:pPr>
+        <w:tabs>
+          <w:tab w:val="left" w:pos="1440"/>
+        </w:tabs>
+      </w:pPr>
+    </w:p>
+    <w:p>
+      <w:pPr>
+        <w:tabs>
+          <w:tab w:val="left" w:pos="1440"/>
+        </w:tabs>
+      </w:pPr>
+    </w:p>
+    <w:p>
+      <w:pPr>
+        <w:tabs>
+          <w:tab w:val="left" w:pos="1440"/>
+        </w:tabs>
+      </w:pPr>
+    </w:p>
+    <w:p>
+      <w:pPr>
+        <w:tabs>
+          <w:tab w:val="left" w:pos="1440"/>
+        </w:tabs>
+      </w:pPr>
+    </w:p>
+    <w:p>
+      <w:pPr>
+        <w:tabs>
+          <w:tab w:val="left" w:pos="1440"/>
+        </w:tabs>
+      </w:pPr>
+    </w:p>
+    <w:p>
+      <w:pPr>
+        <w:tabs>
+          <w:tab w:val="left" w:pos="1440"/>
+        </w:tabs>
+      </w:pPr>
+    </w:p>
+    <w:p>
+      <w:pPr>
+        <w:tabs>
+          <w:tab w:val="left" w:pos="1440"/>
+        </w:tabs>
+      </w:pPr>
+    </w:p>
+    <w:p>
+      <w:pPr>
+        <w:tabs>
+          <w:tab w:val="left" w:pos="1440"/>
+        </w:tabs>
+      </w:pPr>
+    </w:p>
+    <w:p>
+      <w:pPr>
+        <w:tabs>
+          <w:tab w:val="left" w:pos="1440"/>
+        </w:tabs>
+      </w:pPr>
+    </w:p>
+    <w:p>
+      <w:pPr>
+        <w:tabs>
+          <w:tab w:val="left" w:pos="1440"/>
+        </w:tabs>
+      </w:pPr>
+    </w:p>
+    <w:p>
+      <w:pPr>
+        <w:rPr>
+          <w:b/>
+          <w:bCs/>
+          <w:sz w:val="22"/>
+          <w:szCs w:val="22"/>
+        </w:rPr>
+      </w:pPr>
+      <w:r>
+        <w:rPr>
+          <w:noProof/>
+        </w:rPr>
+        <w:lastRenderedPageBreak/>
+        <w:drawing>
+          <wp:anchor distT="0" distB="0" distL="114300" distR="114300" simplePos="0" relativeHeight="251659264" behindDoc="0" locked="0" layoutInCell="1" allowOverlap="1" wp14:anchorId="5D175607" wp14:editId="293327FB">
+            <wp:simplePos x="0" y="0"/>
+            <wp:positionH relativeFrom="column">
+              <wp:posOffset>-742950</wp:posOffset>
+            </wp:positionH>
+            <wp:positionV relativeFrom="paragraph">
+              <wp:posOffset>266065</wp:posOffset>
+            </wp:positionV>
+            <wp:extent cx="7296150" cy="3291205"/>
+            <wp:effectExtent l="0" t="0" r="0" b="4445"/>
+            <wp:wrapSquare wrapText="bothSides"/>
+            <wp:docPr id="525895438" name="Picture 4"/>
+            <wp:cNvGraphicFramePr>
+              <a:graphicFrameLocks xmlns:a="http://schemas.openxmlformats.org/drawingml/2006/main" noChangeAspect="1"/>
+            </wp:cNvGraphicFramePr>
+            <a:graphic xmlns:a="http://schemas.openxmlformats.org/drawingml/2006/main">
+              <a:graphicData uri="http://schemas.openxmlformats.org/drawingml/2006/picture">
+                <pic:pic xmlns:pic="http://schemas.openxmlformats.org/drawingml/2006/picture">
+                  <pic:nvPicPr>
+                    <pic:cNvPr id="525895438" name="Picture 525895438"/>
+                    <pic:cNvPicPr/>
+                  </pic:nvPicPr>
+                  <pic:blipFill>
+                    <a:blip r:embed="rId9">
+                      <a:extLst>
+                        <a:ext uri="{28A0092B-C50C-407E-A947-70E740481C1C}">
+                          <a14:useLocalDpi xmlns:a14="http://schemas.microsoft.com/office/drawing/2010/main" val="0"/>
+                        </a:ext>
+                      </a:extLst>
+                    </a:blip>
+                    <a:stretch>
+                      <a:fillRect/>
+                    </a:stretch>
+                  </pic:blipFill>
+                  <pic:spPr>
+                    <a:xfrm>
+                      <a:off x="0" y="0"/>
+                      <a:ext cx="7296150" cy="3291205"/>
+                    </a:xfrm>
+                    <a:prstGeom prst="rect">
+                      <a:avLst/>
+                    </a:prstGeom>
+                  </pic:spPr>
+                </pic:pic>
+              </a:graphicData>
+            </a:graphic>
+            <wp14:sizeRelH relativeFrom="margin">
+              <wp14:pctWidth>0</wp14:pctWidth>
+            </wp14:sizeRelH>
+            <wp14:sizeRelV relativeFrom="margin">
+              <wp14:pctHeight>0</wp14:pctHeight>
+            </wp14:sizeRelV>
+          </wp:anchor>
+        </w:drawing>
+      </w:r>
+      <w:r>
+        <w:rPr>
+          <w:b/>
+          <w:bCs/>
+          <w:sz w:val="22"/>
+          <w:szCs w:val="22"/>
+        </w:rPr>
+        <w:t xml:space="preserve">Question </w:t>
+      </w:r>
+      <w:r>
+        <w:rPr>
+          <w:b/>
+          <w:bCs/>
+          <w:sz w:val="22"/>
+          <w:szCs w:val="22"/>
+        </w:rPr>
+        <w:t>5</w:t>
+      </w:r>
+      <w:r>
+        <w:rPr>
+          <w:b/>
+          <w:bCs/>
+          <w:sz w:val="22"/>
+          <w:szCs w:val="22"/>
+        </w:rPr>
+        <w:t>.</w:t>
+      </w:r>
+      <w:r>
+        <w:rPr>
+          <w:b/>
+          <w:bCs/>
+          <w:sz w:val="22"/>
+          <w:szCs w:val="22"/>
+        </w:rPr>
+        <w:t>1</w:t>
+      </w:r>
+    </w:p>
+    <w:p>
+      <w:pPr>
+        <w:tabs>
+          <w:tab w:val="left" w:pos="1440"/>
+        </w:tabs>
+      </w:pPr>
+    </w:p>
+    <w:p>
+      <w:pPr>
+        <w:tabs>
+          <w:tab w:val="left" w:pos="1440"/>
+        </w:tabs>
+      </w:pPr>
+    </w:p>
+    <w:p>
+      <w:pPr>
+        <w:tabs>
+          <w:tab w:val="left" w:pos="1440"/>
+        </w:tabs>
+      </w:pPr>
+    </w:p>
+    <w:p>
+      <w:pPr>
+        <w:tabs>
+          <w:tab w:val="left" w:pos="1440"/>
+        </w:tabs>
+      </w:pPr>
+    </w:p>
+    <w:p>
+      <w:pPr>
+        <w:tabs>
+          <w:tab w:val="left" w:pos="1440"/>
+        </w:tabs>
+      </w:pPr>
+    </w:p>
+    <w:p>
+      <w:pPr>
+        <w:tabs>
+          <w:tab w:val="left" w:pos="1440"/>
+        </w:tabs>
+      </w:pPr>
+    </w:p>
+    <w:p>
+      <w:pPr>
+        <w:tabs>
+          <w:tab w:val="left" w:pos="1440"/>
+        </w:tabs>
+      </w:pPr>
+    </w:p>
+    <w:p>
+      <w:pPr>
+        <w:tabs>
+          <w:tab w:val="left" w:pos="1440"/>
+        </w:tabs>
+      </w:pPr>
+    </w:p>
+    <w:p>
+      <w:pPr>
+        <w:tabs>
+          <w:tab w:val="left" w:pos="1440"/>
+        </w:tabs>
+      </w:pPr>
+    </w:p>
+    <w:p>
+      <w:pPr>
+        <w:tabs>
+          <w:tab w:val="left" w:pos="1440"/>
+        </w:tabs>
+      </w:pPr>
+    </w:p>
+    <w:p>
+      <w:pPr>
+        <w:tabs>
+          <w:tab w:val="left" w:pos="1440"/>
+        </w:tabs>
+      </w:pPr>
+    </w:p>
+    <w:p>
+      <w:pPr>
+        <w:tabs>
+          <w:tab w:val="left" w:pos="1440"/>
+        </w:tabs>
+      </w:pPr>
+    </w:p>
+    <w:p>
+      <w:pPr>
+        <w:tabs>
+          <w:tab w:val="left" w:pos="1440"/>
+        </w:tabs>
+      </w:pPr>
+    </w:p>
+    <w:p>
+      <w:pPr>
+        <w:tabs>
+          <w:tab w:val="left" w:pos="1440"/>
+        </w:tabs>
+      </w:pPr>
+    </w:p>
+    <w:p>
+      <w:pPr>
+        <w:tabs>
+          <w:tab w:val="left" w:pos="1440"/>
+        </w:tabs>
+      </w:pPr>
+    </w:p>
+    <w:p>
+      <w:pPr>
+        <w:tabs>
+          <w:tab w:val="left" w:pos="1440"/>
+        </w:tabs>
+      </w:pPr>
+    </w:p>
+    <w:p>
+      <w:pPr>
+        <w:tabs>
+          <w:tab w:val="left" w:pos="1440"/>
+        </w:tabs>
+      </w:pPr>
+    </w:p>
+    <w:p>
+      <w:pPr>
+        <w:tabs>
+          <w:tab w:val="left" w:pos="1440"/>
+        </w:tabs>
+      </w:pPr>
+    </w:p>
+    <w:p>
+      <w:pPr>
+        <w:tabs>
+          <w:tab w:val="left" w:pos="1440"/>
+        </w:tabs>
+      </w:pPr>
+    </w:p>
+    <w:p>
+      <w:pPr>
+        <w:tabs>
+          <w:tab w:val="left" w:pos="1440"/>
+        </w:tabs>
+      </w:pPr>
+    </w:p>
+    <w:p>
+      <w:pPr>
+        <w:tabs>
+          <w:tab w:val="left" w:pos="1440"/>
+        </w:tabs>
+      </w:pPr>
+    </w:p>
+    <w:p>
+      <w:pPr>
+        <w:tabs>
+          <w:tab w:val="left" w:pos="1440"/>
+        </w:tabs>
+      </w:pPr>
+      <w:r>
+        <w:rPr>
+          <w:b/>
+          <w:bCs/>
+          <w:sz w:val="22"/>
+          <w:szCs w:val="22"/>
+        </w:rPr>
+        <w:lastRenderedPageBreak/>
+        <w:t xml:space="preserve">Question </w:t>
+      </w:r>
+      <w:r>
+        <w:rPr>
+          <w:b/>
+          <w:bCs/>
+          <w:sz w:val="22"/>
+          <w:szCs w:val="22"/>
+        </w:rPr>
+        <w:t>5</w:t>
+      </w:r>
+      <w:r>
+        <w:rPr>
+          <w:b/>
+          <w:bCs/>
+          <w:sz w:val="22"/>
+          <w:szCs w:val="22"/>
+        </w:rPr>
+        <w:t>.</w:t>
+      </w:r>
+      <w:r>
+        <w:rPr>
+          <w:b/>
+          <w:bCs/>
+          <w:sz w:val="22"/>
+          <w:szCs w:val="22"/>
+        </w:rPr>
+        <w:t>2</w:t>
+      </w:r>
+    </w:p>
+    <w:p>
+      <w:pPr>
+        <w:tabs>
+          <w:tab w:val="left" w:pos="1440"/>
+        </w:tabs>
+      </w:pPr>
+    </w:p>
+    <w:p>
+      <w:pPr>
+        <w:tabs>
+          <w:tab w:val="left" w:pos="1440"/>
+        </w:tabs>
+      </w:pPr>
+    </w:p>
+    <w:p>
+      <w:pPr>
+        <w:tabs>
+          <w:tab w:val="left" w:pos="1440"/>
+        </w:tabs>
+      </w:pPr>
+    </w:p>
+    <w:p>
+      <w:pPr>
+        <w:tabs>
+          <w:tab w:val="left" w:pos="1440"/>
+        </w:tabs>
+      </w:pPr>
+    </w:p>
+    <w:p>
+      <w:pPr>
+        <w:tabs>
+          <w:tab w:val="left" w:pos="1440"/>
+        </w:tabs>
+      </w:pPr>
+    </w:p>
+    <w:p>
+      <w:pPr>
+        <w:tabs>
+          <w:tab w:val="left" w:pos="1440"/>
+        </w:tabs>
+      </w:pPr>
+    </w:p>
+    <w:p>
+      <w:pPr>
+        <w:tabs>
+          <w:tab w:val="left" w:pos="1440"/>
+        </w:tabs>
+      </w:pPr>
+    </w:p>
+    <w:p>
+      <w:pPr>
+        <w:tabs>
+          <w:tab w:val="left" w:pos="1440"/>
+        </w:tabs>
+      </w:pPr>
+    </w:p>
+    <w:p>
+      <w:pPr>
+        <w:tabs>
+          <w:tab w:val="left" w:pos="1440"/>
+        </w:tabs>
+      </w:pPr>
+      <w:r>
+        <w:rPr>
+          <w:noProof/>
+        </w:rPr>
+        <w:drawing>
+          <wp:anchor distT="0" distB="0" distL="114300" distR="114300" simplePos="0" relativeHeight="251660288" behindDoc="0" locked="0" layoutInCell="1" allowOverlap="1" wp14:anchorId="1B21A846" wp14:editId="0FA10284">
+            <wp:simplePos x="0" y="0"/>
+            <wp:positionH relativeFrom="column">
+              <wp:posOffset>-1678940</wp:posOffset>
+            </wp:positionH>
+            <wp:positionV relativeFrom="paragraph">
+              <wp:posOffset>405130</wp:posOffset>
+            </wp:positionV>
+            <wp:extent cx="7197090" cy="3286125"/>
+            <wp:effectExtent l="0" t="6668" r="0" b="0"/>
+            <wp:wrapSquare wrapText="bothSides"/>
+            <wp:docPr id="1181908208" name="Picture 5"/>
+            <wp:cNvGraphicFramePr>
+              <a:graphicFrameLocks xmlns:a="http://schemas.openxmlformats.org/drawingml/2006/main" noChangeAspect="1"/>
+            </wp:cNvGraphicFramePr>
+            <a:graphic xmlns:a="http://schemas.openxmlformats.org/drawingml/2006/main">
+              <a:graphicData uri="http://schemas.openxmlformats.org/drawingml/2006/picture">
+                <pic:pic xmlns:pic="http://schemas.openxmlformats.org/drawingml/2006/picture">
+                  <pic:nvPicPr>
+                    <pic:cNvPr id="1181908208" name="Picture 1181908208"/>
+                    <pic:cNvPicPr/>
+                  </pic:nvPicPr>
+                  <pic:blipFill>
+                    <a:blip r:embed="rId10">
+                      <a:extLst>
+                        <a:ext uri="{28A0092B-C50C-407E-A947-70E740481C1C}">
+                          <a14:useLocalDpi xmlns:a14="http://schemas.microsoft.com/office/drawing/2010/main" val="0"/>
+                        </a:ext>
+                      </a:extLst>
+                    </a:blip>
+                    <a:stretch>
+                      <a:fillRect/>
+                    </a:stretch>
+                  </pic:blipFill>
+                  <pic:spPr>
+                    <a:xfrm rot="16200000">
+                      <a:off x="0" y="0"/>
+                      <a:ext cx="7197090" cy="3286125"/>
+                    </a:xfrm>
+                    <a:prstGeom prst="rect">
+                      <a:avLst/>
+                    </a:prstGeom>
+                  </pic:spPr>
+                </pic:pic>
+              </a:graphicData>
+            </a:graphic>
+            <wp14:sizeRelH relativeFrom="margin">
+              <wp14:pctWidth>0</wp14:pctWidth>
+            </wp14:sizeRelH>
+            <wp14:sizeRelV relativeFrom="margin">
+              <wp14:pctHeight>0</wp14:pctHeight>
+            </wp14:sizeRelV>
+          </wp:anchor>
+        </w:drawing>
+      </w:r>
+    </w:p>
+    <w:p>
+      <w:pPr>
+        <w:tabs>
+          <w:tab w:val="left" w:pos="1440"/>
+        </w:tabs>
+      </w:pPr>
+    </w:p>
+    <w:p>
+      <w:pPr>
+        <w:tabs>
+          <w:tab w:val="left" w:pos="1440"/>
+        </w:tabs>
+      </w:pPr>
+    </w:p>
+    <w:p>
+      <w:pPr>
+        <w:tabs>
+          <w:tab w:val="left" w:pos="1440"/>
+        </w:tabs>
+      </w:pPr>
+    </w:p>
+    <w:p>
+      <w:pPr>
+        <w:tabs>
+          <w:tab w:val="left" w:pos="1440"/>
+        </w:tabs>
+      </w:pPr>
+    </w:p>
+    <w:p>
+      <w:pPr>
+        <w:tabs>
+          <w:tab w:val="left" w:pos="1440"/>
+        </w:tabs>
+      </w:pPr>
+    </w:p>
+    <w:p>
+      <w:pPr>
+        <w:tabs>
+          <w:tab w:val="left" w:pos="1440"/>
+        </w:tabs>
+      </w:pPr>
+    </w:p>
+    <w:p>
+      <w:pPr>
+        <w:tabs>
+          <w:tab w:val="left" w:pos="1440"/>
+        </w:tabs>
+      </w:pPr>
+    </w:p>
+    <w:p>
+      <w:pPr>
+        <w:tabs>
+          <w:tab w:val="left" w:pos="1440"/>
+        </w:tabs>
+      </w:pPr>
+    </w:p>
+    <w:p>
+      <w:pPr>
+        <w:tabs>
+          <w:tab w:val="left" w:pos="1440"/>
+        </w:tabs>
+      </w:pPr>
+    </w:p>
+    <w:p>
+      <w:pPr>
+        <w:tabs>
+          <w:tab w:val="left" w:pos="1440"/>
+        </w:tabs>
+      </w:pPr>
+    </w:p>
+    <w:p>
+      <w:pPr>
+        <w:tabs>
+          <w:tab w:val="left" w:pos="1440"/>
+        </w:tabs>
+      </w:pPr>
+    </w:p>
+    <w:p>
+      <w:pPr>
+        <w:tabs>
+          <w:tab w:val="left" w:pos="1440"/>
+        </w:tabs>
+      </w:pPr>
+    </w:p>
+    <w:p>
+      <w:pPr>
+        <w:tabs>
+          <w:tab w:val="left" w:pos="1440"/>
+        </w:tabs>
+      </w:pPr>
+    </w:p>
+    <w:p>
+      <w:pPr>
+        <w:tabs>
+          <w:tab w:val="left" w:pos="1440"/>
+        </w:tabs>
+      </w:pPr>
+    </w:p>
+    <w:p>
+      <w:pPr>
+        <w:tabs>
+          <w:tab w:val="left" w:pos="1440"/>
+        </w:tabs>
+      </w:pPr>
+    </w:p>
+    <w:p>
+      <w:pPr>
+        <w:tabs>
+          <w:tab w:val="left" w:pos="1440"/>
+        </w:tabs>
+      </w:pPr>
+    </w:p>
+    <w:p>
+      <w:pPr>
+        <w:tabs>
+          <w:tab w:val="left" w:pos="1440"/>
+        </w:tabs>
+      </w:pPr>
+    </w:p>
+    <w:p>
+      <w:pPr>
+        <w:tabs>
+          <w:tab w:val="left" w:pos="1440"/>
+        </w:tabs>
+      </w:pPr>
+    </w:p>
+    <w:p>
+      <w:pPr>
+        <w:tabs>
+          <w:tab w:val="left" w:pos="1440"/>
+        </w:tabs>
+      </w:pPr>
+    </w:p>
+    <w:p>
+      <w:pPr>
+        <w:tabs>
+          <w:tab w:val="left" w:pos="1440"/>
+        </w:tabs>
+      </w:pPr>
+    </w:p>
+    <w:p>
+      <w:pPr>
+        <w:tabs>
+          <w:tab w:val="left" w:pos="1440"/>
+        </w:tabs>
+      </w:pPr>
+    </w:p>
+    <w:p>
+      <w:pPr>
+        <w:tabs>
+          <w:tab w:val="left" w:pos="1440"/>
+        </w:tabs>
+      </w:pPr>
+    </w:p>
+    <w:p>
+      <w:pPr>
+        <w:tabs>
+          <w:tab w:val="left" w:pos="1440"/>
+        </w:tabs>
+      </w:pPr>
+    </w:p>
+    <w:p>
+      <w:pPr>
+        <w:tabs>
+          <w:tab w:val="left" w:pos="1440"/>
+        </w:tabs>
+      </w:pPr>
+    </w:p>
+    <w:p>
+      <w:pPr>
+        <w:tabs>
+          <w:tab w:val="left" w:pos="1440"/>
+        </w:tabs>
+      </w:pPr>
+    </w:p>
+    <w:p>
+      <w:pPr>
+        <w:tabs>
+          <w:tab w:val="left" w:pos="1440"/>
+        </w:tabs>
+      </w:pPr>
+    </w:p>
+    <w:p>
+      <w:pPr>
+        <w:tabs>
+          <w:tab w:val="left" w:pos="1440"/>
+        </w:tabs>
+      </w:pPr>
+      <w:r>
+        <w:rPr>
+          <w:b/>
+          <w:bCs/>
+          <w:sz w:val="22"/>
+          <w:szCs w:val="22"/>
+        </w:rPr>
+        <w:lastRenderedPageBreak/>
+        <w:t xml:space="preserve">Question </w:t>
+      </w:r>
+      <w:r>
+        <w:rPr>
+          <w:b/>
+          <w:bCs/>
+          <w:sz w:val="22"/>
+          <w:szCs w:val="22"/>
+        </w:rPr>
+        <w:t>5</w:t>
+      </w:r>
+      <w:r>
+        <w:rPr>
+          <w:b/>
+          <w:bCs/>
+          <w:sz w:val="22"/>
+          <w:szCs w:val="22"/>
+        </w:rPr>
+        <w:t>.</w:t>
+      </w:r>
+      <w:r>
+        <w:rPr>
+          <w:b/>
+          <w:bCs/>
+          <w:sz w:val="22"/>
+          <w:szCs w:val="22"/>
+        </w:rPr>
+        <w:t>3</w:t>
+      </w:r>
+    </w:p>
+    <w:p>
+      <w:pPr>
+        <w:tabs>
+          <w:tab w:val="left" w:pos="1440"/>
+        </w:tabs>
+      </w:pPr>
+    </w:p>
+    <w:p>
+      <w:pPr>
+        <w:tabs>
+          <w:tab w:val="left" w:pos="1440"/>
+        </w:tabs>
+      </w:pPr>
+    </w:p>
+    <w:p>
+      <w:pPr>
+        <w:tabs>
+          <w:tab w:val="left" w:pos="1440"/>
+        </w:tabs>
+      </w:pPr>
+    </w:p>
+    <w:p>
+      <w:pPr>
+        <w:tabs>
+          <w:tab w:val="left" w:pos="1440"/>
+        </w:tabs>
+      </w:pPr>
+      <w:r>
+        <w:rPr>
+          <w:noProof/>
+        </w:rPr>
+        <w:drawing>
+          <wp:anchor distT="0" distB="0" distL="114300" distR="114300" simplePos="0" relativeHeight="251661312" behindDoc="0" locked="0" layoutInCell="1" allowOverlap="1" wp14:anchorId="5867CF0C" wp14:editId="40353151">
+            <wp:simplePos x="0" y="0"/>
+            <wp:positionH relativeFrom="column">
+              <wp:posOffset>-2293620</wp:posOffset>
+            </wp:positionH>
+            <wp:positionV relativeFrom="paragraph">
+              <wp:posOffset>1848485</wp:posOffset>
+            </wp:positionV>
+            <wp:extent cx="7730490" cy="3315335"/>
+            <wp:effectExtent l="0" t="2223" r="1588" b="1587"/>
+            <wp:wrapSquare wrapText="bothSides"/>
+            <wp:docPr id="782299131" name="Picture 6"/>
+            <wp:cNvGraphicFramePr>
+              <a:graphicFrameLocks xmlns:a="http://schemas.openxmlformats.org/drawingml/2006/main" noChangeAspect="1"/>
+            </wp:cNvGraphicFramePr>
+            <a:graphic xmlns:a="http://schemas.openxmlformats.org/drawingml/2006/main">
+              <a:graphicData uri="http://schemas.openxmlformats.org/drawingml/2006/picture">
+                <pic:pic xmlns:pic="http://schemas.openxmlformats.org/drawingml/2006/picture">
+                  <pic:nvPicPr>
+                    <pic:cNvPr id="782299131" name="Picture 782299131"/>
+                    <pic:cNvPicPr/>
+                  </pic:nvPicPr>
+                  <pic:blipFill>
+                    <a:blip r:embed="rId11" cstate="print">
+                      <a:extLst>
+                        <a:ext uri="{28A0092B-C50C-407E-A947-70E740481C1C}">
+                          <a14:useLocalDpi xmlns:a14="http://schemas.microsoft.com/office/drawing/2010/main" val="0"/>
+                        </a:ext>
+                      </a:extLst>
+                    </a:blip>
+                    <a:stretch>
+                      <a:fillRect/>
+                    </a:stretch>
+                  </pic:blipFill>
+                  <pic:spPr>
+                    <a:xfrm rot="16200000">
+                      <a:off x="0" y="0"/>
+                      <a:ext cx="7730490" cy="3315335"/>
+                    </a:xfrm>
+                    <a:prstGeom prst="rect">
+                      <a:avLst/>
+                    </a:prstGeom>
+                  </pic:spPr>
+                </pic:pic>
+              </a:graphicData>
+            </a:graphic>
+            <wp14:sizeRelH relativeFrom="margin">
+              <wp14:pctWidth>0</wp14:pctWidth>
+            </wp14:sizeRelH>
+            <wp14:sizeRelV relativeFrom="margin">
+              <wp14:pctHeight>0</wp14:pctHeight>
+            </wp14:sizeRelV>
+          </wp:anchor>
+        </w:drawing>
+      </w:r>
+    </w:p>
+    <w:p/>
+    <w:p/>
+    <w:p/>
+    <w:p/>
+    <w:p/>
+    <w:p/>
+    <w:p/>
+    <w:p/>
+    <w:p/>
+    <w:p/>
+    <w:p/>
+    <w:p/>
+    <w:p/>
+    <w:p/>
+    <w:p/>
+    <w:p/>
+    <w:p/>
+    <w:p/>
+    <w:p/>
+    <w:p/>
+    <w:p/>
+    <w:p/>
+    <w:p/>
+    <w:p/>
+    <w:p/>
+    <w:p/>
+    <w:p/>
+    <w:p/>
+    <w:p/>
+    <w:p>
+      <w:pPr>
+        <w:tabs>
+          <w:tab w:val="left" w:pos="5640"/>
+        </w:tabs>
+      </w:pPr>
+      <w:r>
+        <w:tab/>
+      </w:r>
+    </w:p>
+    <w:p>
+      <w:pPr>
+        <w:tabs>
+          <w:tab w:val="left" w:pos="5640"/>
+        </w:tabs>
+      </w:pPr>
+    </w:p>
+    <w:p>
+      <w:pPr>
+        <w:tabs>
+          <w:tab w:val="left" w:pos="1440"/>
+        </w:tabs>
+      </w:pPr>
+      <w:r>
+        <w:rPr>
+          <w:b/>
+          <w:bCs/>
+          <w:sz w:val="22"/>
+          <w:szCs w:val="22"/>
+        </w:rPr>
+        <w:lastRenderedPageBreak/>
+        <w:t xml:space="preserve">Question </w:t>
+      </w:r>
+      <w:r>
+        <w:rPr>
+          <w:b/>
+          <w:bCs/>
+          <w:sz w:val="22"/>
+          <w:szCs w:val="22"/>
+        </w:rPr>
+        <w:t>5</w:t>
+      </w:r>
+      <w:r>
+        <w:rPr>
+          <w:b/>
+          <w:bCs/>
+          <w:sz w:val="22"/>
+          <w:szCs w:val="22"/>
+        </w:rPr>
+        <w:t>.</w:t>
+      </w:r>
+      <w:r>
+        <w:rPr>
+          <w:b/>
+          <w:bCs/>
+          <w:sz w:val="22"/>
+          <w:szCs w:val="22"/>
+        </w:rPr>
+        <w:t>4</w:t>
+      </w:r>
+    </w:p>
+    <w:p>
+      <w:pPr>
+        <w:tabs>
+          <w:tab w:val="left" w:pos="5640"/>
+        </w:tabs>
+      </w:pPr>
+    </w:p>
+    <w:p>
+      <w:pPr>
+        <w:tabs>
+          <w:tab w:val="left" w:pos="5640"/>
+        </w:tabs>
+      </w:pPr>
+      <w:r>
+        <w:rPr>
+          <w:noProof/>
+        </w:rPr>
+        <w:drawing>
+          <wp:anchor distT="0" distB="0" distL="114300" distR="114300" simplePos="0" relativeHeight="251662336" behindDoc="0" locked="0" layoutInCell="1" allowOverlap="1" wp14:anchorId="77408D56" wp14:editId="4ADA9FE7">
+            <wp:simplePos x="0" y="0"/>
+            <wp:positionH relativeFrom="column">
+              <wp:posOffset>-1788160</wp:posOffset>
+            </wp:positionH>
+            <wp:positionV relativeFrom="paragraph">
+              <wp:posOffset>1601470</wp:posOffset>
+            </wp:positionV>
+            <wp:extent cx="8514715" cy="4891405"/>
+            <wp:effectExtent l="1905" t="0" r="2540" b="2540"/>
+            <wp:wrapSquare wrapText="bothSides"/>
+            <wp:docPr id="236783365" name="Picture 7"/>
+            <wp:cNvGraphicFramePr>
+              <a:graphicFrameLocks xmlns:a="http://schemas.openxmlformats.org/drawingml/2006/main" noChangeAspect="1"/>
+            </wp:cNvGraphicFramePr>
+            <a:graphic xmlns:a="http://schemas.openxmlformats.org/drawingml/2006/main">
+              <a:graphicData uri="http://schemas.openxmlformats.org/drawingml/2006/picture">
+                <pic:pic xmlns:pic="http://schemas.openxmlformats.org/drawingml/2006/picture">
+                  <pic:nvPicPr>
+                    <pic:cNvPr id="236783365" name="Picture 236783365"/>
+                    <pic:cNvPicPr/>
+                  </pic:nvPicPr>
+                  <pic:blipFill>
+                    <a:blip r:embed="rId12" cstate="print">
+                      <a:extLst>
+                        <a:ext uri="{28A0092B-C50C-407E-A947-70E740481C1C}">
+                          <a14:useLocalDpi xmlns:a14="http://schemas.microsoft.com/office/drawing/2010/main" val="0"/>
+                        </a:ext>
+                      </a:extLst>
+                    </a:blip>
+                    <a:stretch>
+                      <a:fillRect/>
+                    </a:stretch>
+                  </pic:blipFill>
+                  <pic:spPr>
+                    <a:xfrm rot="16200000">
+                      <a:off x="0" y="0"/>
+                      <a:ext cx="8514715" cy="4891405"/>
+                    </a:xfrm>
+                    <a:prstGeom prst="rect">
+                      <a:avLst/>
+                    </a:prstGeom>
+                  </pic:spPr>
+                </pic:pic>
+              </a:graphicData>
+            </a:graphic>
+            <wp14:sizeRelH relativeFrom="margin">
+              <wp14:pctWidth>0</wp14:pctWidth>
+            </wp14:sizeRelH>
+            <wp14:sizeRelV relativeFrom="margin">
+              <wp14:pctHeight>0</wp14:pctHeight>
+            </wp14:sizeRelV>
+          </wp:anchor>
+        </w:drawing>
+      </w:r>
+    </w:p>
     <w:sectPr>
-      <w:headerReference w:type="default" r:id="rId9"/>
-      <w:footerReference w:type="default" r:id="rId10"/>
+      <w:headerReference w:type="default" r:id="rId13"/>
+      <w:footerReference w:type="default" r:id="rId14"/>
       <w:pgSz w:w="11906" w:h="16838"/>
       <w:pgMar w:top="1440" w:right="1440" w:bottom="1440" w:left="1440" w:header="708" w:footer="708" w:gutter="0"/>
       <w:cols w:space="708"/>
@@ -2562,7 +3636,6 @@
                                 <w:dataBinding w:prefixMappings="xmlns:ns0='http://purl.org/dc/elements/1.1/' xmlns:ns1='http://schemas.openxmlformats.org/package/2006/metadata/core-properties' " w:xpath="/ns1:coreProperties[1]/ns0:title[1]" w:storeItemID="{6C3C8BC8-F283-45AE-878A-BAB7291924A1}"/>
                                 <w:text/>
                               </w:sdtPr>
-                              <w:sdtEndPr/>
                               <w:sdtContent>
                                 <w:r>
                                   <w:rPr>
@@ -2598,7 +3671,6 @@
                                 <w:dataBinding w:prefixMappings="xmlns:ns0='http://purl.org/dc/elements/1.1/' xmlns:ns1='http://schemas.openxmlformats.org/package/2006/metadata/core-properties' " w:xpath="/ns1:coreProperties[1]/ns0:subject[1]" w:storeItemID="{6C3C8BC8-F283-45AE-878A-BAB7291924A1}"/>
                                 <w:text/>
                               </w:sdtPr>
-                              <w:sdtEndPr/>
                               <w:sdtContent>
                                 <w:r>
                                   <w:rPr>
@@ -2628,16 +3700,8 @@
                                   <w:rPr>
                                     <w:color w:val="808080" w:themeColor="background1" w:themeShade="80"/>
                                   </w:rPr>
-                                  <w:t xml:space="preserve"> &amp; Thabo </w:t>
+                                  <w:t xml:space="preserve"> &amp; Thabo Ngwabi</w:t>
                                 </w:r>
-                                <w:proofErr w:type="spellStart"/>
-                                <w:r>
-                                  <w:rPr>
-                                    <w:color w:val="808080" w:themeColor="background1" w:themeShade="80"/>
-                                  </w:rPr>
-                                  <w:t>Ngwabi</w:t>
-                                </w:r>
-                                <w:proofErr w:type="spellEnd"/>
                               </w:sdtContent>
                             </w:sdt>
                           </w:p>
@@ -2686,7 +3750,6 @@
                           <w:dataBinding w:prefixMappings="xmlns:ns0='http://purl.org/dc/elements/1.1/' xmlns:ns1='http://schemas.openxmlformats.org/package/2006/metadata/core-properties' " w:xpath="/ns1:coreProperties[1]/ns0:title[1]" w:storeItemID="{6C3C8BC8-F283-45AE-878A-BAB7291924A1}"/>
                           <w:text/>
                         </w:sdtPr>
-                        <w:sdtEndPr/>
                         <w:sdtContent>
                           <w:r>
                             <w:rPr>
@@ -2722,7 +3785,6 @@
                           <w:dataBinding w:prefixMappings="xmlns:ns0='http://purl.org/dc/elements/1.1/' xmlns:ns1='http://schemas.openxmlformats.org/package/2006/metadata/core-properties' " w:xpath="/ns1:coreProperties[1]/ns0:subject[1]" w:storeItemID="{6C3C8BC8-F283-45AE-878A-BAB7291924A1}"/>
                           <w:text/>
                         </w:sdtPr>
-                        <w:sdtEndPr/>
                         <w:sdtContent>
                           <w:r>
                             <w:rPr>
@@ -2752,16 +3814,8 @@
                             <w:rPr>
                               <w:color w:val="808080" w:themeColor="background1" w:themeShade="80"/>
                             </w:rPr>
-                            <w:t xml:space="preserve"> &amp; Thabo </w:t>
+                            <w:t xml:space="preserve"> &amp; Thabo Ngwabi</w:t>
                           </w:r>
-                          <w:proofErr w:type="spellStart"/>
-                          <w:r>
-                            <w:rPr>
-                              <w:color w:val="808080" w:themeColor="background1" w:themeShade="80"/>
-                            </w:rPr>
-                            <w:t>Ngwabi</w:t>
-                          </w:r>
-                          <w:proofErr w:type="spellEnd"/>
                         </w:sdtContent>
                       </w:sdt>
                     </w:p>
@@ -2878,7 +3932,6 @@
                             <w:dataBinding w:prefixMappings="xmlns:ns0='http://purl.org/dc/elements/1.1/' xmlns:ns1='http://schemas.openxmlformats.org/package/2006/metadata/core-properties' " w:xpath="/ns1:coreProperties[1]/ns0:title[1]" w:storeItemID="{6C3C8BC8-F283-45AE-878A-BAB7291924A1}"/>
                             <w:text/>
                           </w:sdtPr>
-                          <w:sdtEndPr/>
                           <w:sdtContent>
                             <w:p>
                               <w:pPr>
@@ -2936,7 +3989,6 @@
                       <w:dataBinding w:prefixMappings="xmlns:ns0='http://purl.org/dc/elements/1.1/' xmlns:ns1='http://schemas.openxmlformats.org/package/2006/metadata/core-properties' " w:xpath="/ns1:coreProperties[1]/ns0:title[1]" w:storeItemID="{6C3C8BC8-F283-45AE-878A-BAB7291924A1}"/>
                       <w:text/>
                     </w:sdtPr>
-                    <w:sdtEndPr/>
                     <w:sdtContent>
                       <w:p>
                         <w:pPr>
@@ -5448,7 +6500,7 @@
   <w:style w:type="paragraph" w:default="1" w:styleId="Normal">
     <w:name w:val="Normal"/>
     <w:qFormat/>
-    <w:rsid w:val="004647DD"/>
+    <w:rsid w:val="00031333"/>
   </w:style>
   <w:style w:type="paragraph" w:styleId="Heading1">
     <w:name w:val="heading 1"/>
@@ -5662,6 +6714,7 @@
   <w:style w:type="character" w:default="1" w:styleId="DefaultParagraphFont">
     <w:name w:val="Default Paragraph Font"/>
     <w:uiPriority w:val="1"/>
+    <w:semiHidden/>
     <w:unhideWhenUsed/>
   </w:style>
   <w:style w:type="table" w:default="1" w:styleId="TableNormal">

--- a/docs/COS214_Prac3.docx
+++ b/docs/COS214_Prac3.docx
@@ -1,6 +1,6 @@
 
 <file path=word/document.xml><?xml version="1.0" encoding="utf-8"?>
-<w:document xmlns:wpc="http://schemas.microsoft.com/office/word/2010/wordprocessingCanvas" xmlns:cx="http://schemas.microsoft.com/office/drawing/2014/chartex" xmlns:cx1="http://schemas.microsoft.com/office/drawing/2015/9/8/chartex" xmlns:cx2="http://schemas.microsoft.com/office/drawing/2015/10/21/chartex" xmlns:cx3="http://schemas.microsoft.com/office/drawing/2016/5/9/chartex" xmlns:cx4="http://schemas.microsoft.com/office/drawing/2016/5/10/chartex" xmlns:cx5="http://schemas.microsoft.com/office/drawing/2016/5/11/chartex" xmlns:cx6="http://schemas.microsoft.com/office/drawing/2016/5/12/chartex" xmlns:cx7="http://schemas.microsoft.com/office/drawing/2016/5/13/chartex" xmlns:cx8="http://schemas.microsoft.com/office/drawing/2016/5/14/chartex" xmlns:mc="http://schemas.openxmlformats.org/markup-compatibility/2006" xmlns:aink="http://schemas.microsoft.com/office/drawing/2016/ink" xmlns:am3d="http://schemas.microsoft.com/office/drawing/2017/model3d" xmlns:o="urn:schemas-microsoft-com:office:office" xmlns:oel="http://schemas.microsoft.com/office/2019/extlst" xmlns:r="http://schemas.openxmlformats.org/officeDocument/2006/relationships" xmlns:m="http://schemas.openxmlformats.org/officeDocument/2006/math" xmlns:v="urn:schemas-microsoft-com:vml" xmlns:wp14="http://schemas.microsoft.com/office/word/2010/wordprocessingDrawing" xmlns:wp="http://schemas.openxmlformats.org/drawingml/2006/wordprocessingDrawing" xmlns:w10="urn:schemas-microsoft-com:office:word" xmlns:w="http://schemas.openxmlformats.org/wordprocessingml/2006/main" xmlns:w14="http://schemas.microsoft.com/office/word/2010/wordml" xmlns:w15="http://schemas.microsoft.com/office/word/2012/wordml" xmlns:w16cei="http://schemas.microsoft.com/office/word/2026/wordml/cei" xmlns:w16cex="http://schemas.microsoft.com/office/word/2018/wordml/cex" xmlns:w16cid="http://schemas.microsoft.com/office/word/2016/wordml/cid" xmlns:w16="http://schemas.microsoft.com/office/word/2018/wordml" xmlns:w16du="http://schemas.microsoft.com/office/word/2023/wordml/word16du" xmlns:w16sdtdh="http://schemas.microsoft.com/office/word/2020/wordml/sdtdatahash" xmlns:w16sdtfl="http://schemas.microsoft.com/office/word/2024/wordml/sdtformatlock" xmlns:w16se="http://schemas.microsoft.com/office/word/2015/wordml/symex" xmlns:wpg="http://schemas.microsoft.com/office/word/2010/wordprocessingGroup" xmlns:wpi="http://schemas.microsoft.com/office/word/2010/wordprocessingInk" xmlns:wne="http://schemas.microsoft.com/office/word/2006/wordml" xmlns:wps="http://schemas.microsoft.com/office/word/2010/wordprocessingShape" mc:Ignorable="w14 w15 w16se w16cid w16 w16cex w16sdtdh w16sdtfl w16du wp14">
+<w:document xmlns:wpc="http://schemas.microsoft.com/office/word/2010/wordprocessingCanvas" xmlns:cx="http://schemas.microsoft.com/office/drawing/2014/chartex" xmlns:cx1="http://schemas.microsoft.com/office/drawing/2015/9/8/chartex" xmlns:cx2="http://schemas.microsoft.com/office/drawing/2015/10/21/chartex" xmlns:cx3="http://schemas.microsoft.com/office/drawing/2016/5/9/chartex" xmlns:cx4="http://schemas.microsoft.com/office/drawing/2016/5/10/chartex" xmlns:cx5="http://schemas.microsoft.com/office/drawing/2016/5/11/chartex" xmlns:cx6="http://schemas.microsoft.com/office/drawing/2016/5/12/chartex" xmlns:cx7="http://schemas.microsoft.com/office/drawing/2016/5/13/chartex" xmlns:cx8="http://schemas.microsoft.com/office/drawing/2016/5/14/chartex" xmlns:mc="http://schemas.openxmlformats.org/markup-compatibility/2006" xmlns:aink="http://schemas.microsoft.com/office/drawing/2016/ink" xmlns:am3d="http://schemas.microsoft.com/office/drawing/2017/model3d" xmlns:o="urn:schemas-microsoft-com:office:office" xmlns:oel="http://schemas.microsoft.com/office/2019/extlst" xmlns:r="http://schemas.openxmlformats.org/officeDocument/2006/relationships" xmlns:m="http://schemas.openxmlformats.org/officeDocument/2006/math" xmlns:v="urn:schemas-microsoft-com:vml" xmlns:wp14="http://schemas.microsoft.com/office/word/2010/wordprocessingDrawing" xmlns:wp="http://schemas.openxmlformats.org/drawingml/2006/wordprocessingDrawing" xmlns:w10="urn:schemas-microsoft-com:office:word" xmlns:w="http://schemas.openxmlformats.org/wordprocessingml/2006/main" xmlns:w14="http://schemas.microsoft.com/office/word/2010/wordml" xmlns:w15="http://schemas.microsoft.com/office/word/2012/wordml" xmlns:w16cex="http://schemas.microsoft.com/office/word/2018/wordml/cex" xmlns:w16cid="http://schemas.microsoft.com/office/word/2016/wordml/cid" xmlns:w16="http://schemas.microsoft.com/office/word/2018/wordml" xmlns:w16du="http://schemas.microsoft.com/office/word/2023/wordml/word16du" xmlns:w16sdtdh="http://schemas.microsoft.com/office/word/2020/wordml/sdtdatahash" xmlns:w16sdtfl="http://schemas.microsoft.com/office/word/2024/wordml/sdtformatlock" xmlns:w16se="http://schemas.microsoft.com/office/word/2015/wordml/symex" xmlns:wpg="http://schemas.microsoft.com/office/word/2010/wordprocessingGroup" xmlns:wpi="http://schemas.microsoft.com/office/word/2010/wordprocessingInk" xmlns:wne="http://schemas.microsoft.com/office/word/2006/wordml" xmlns:wps="http://schemas.microsoft.com/office/word/2010/wordprocessingShape" mc:Ignorable="w14 w15 w16se w16cid w16 w16cex w16sdtdh w16sdtfl w16du wp14">
   <w:body>
     <w:p>
       <w:pPr>
@@ -610,7 +610,7 @@
           <w:noProof/>
         </w:rPr>
         <w:drawing>
-          <wp:anchor distT="0" distB="0" distL="114300" distR="114300" simplePos="0" relativeHeight="251658240" behindDoc="0" locked="0" layoutInCell="1" allowOverlap="1" wp14:anchorId="2C20E90C" wp14:editId="53B1C671">
+          <wp:anchor distT="0" distB="0" distL="114300" distR="114300" simplePos="0" relativeHeight="251658240" behindDoc="0" locked="0" layoutInCell="1" allowOverlap="1" wp14:anchorId="2C20E90C" wp14:editId="66423131">
             <wp:simplePos x="0" y="0"/>
             <wp:positionH relativeFrom="margin">
               <wp:align>center</wp:align>
@@ -877,11 +877,244 @@
       <w:pPr>
         <w:pStyle w:val="Heading1"/>
       </w:pPr>
+      <w:r>
+        <w:t xml:space="preserve">TASK </w:t>
+      </w:r>
+      <w:r>
+        <w:t>2</w:t>
+      </w:r>
+    </w:p>
+    <w:p>
+      <w:pPr>
+        <w:rPr>
+          <w:b/>
+          <w:bCs/>
+          <w:sz w:val="22"/>
+          <w:szCs w:val="22"/>
+        </w:rPr>
+      </w:pPr>
+      <w:r>
+        <w:rPr>
+          <w:noProof/>
+        </w:rPr>
+        <w:drawing>
+          <wp:anchor distT="0" distB="0" distL="114300" distR="114300" simplePos="0" relativeHeight="251664384" behindDoc="0" locked="0" layoutInCell="1" allowOverlap="1" wp14:anchorId="057160E9" wp14:editId="7552BA1E">
+            <wp:simplePos x="0" y="0"/>
+            <wp:positionH relativeFrom="margin">
+              <wp:align>center</wp:align>
+            </wp:positionH>
+            <wp:positionV relativeFrom="paragraph">
+              <wp:posOffset>227965</wp:posOffset>
+            </wp:positionV>
+            <wp:extent cx="7193915" cy="2529840"/>
+            <wp:effectExtent l="0" t="0" r="6985" b="3810"/>
+            <wp:wrapNone/>
+            <wp:docPr id="441438431" name="Picture 5"/>
+            <wp:cNvGraphicFramePr>
+              <a:graphicFrameLocks xmlns:a="http://schemas.openxmlformats.org/drawingml/2006/main" noChangeAspect="1"/>
+            </wp:cNvGraphicFramePr>
+            <a:graphic xmlns:a="http://schemas.openxmlformats.org/drawingml/2006/main">
+              <a:graphicData uri="http://schemas.openxmlformats.org/drawingml/2006/picture">
+                <pic:pic xmlns:pic="http://schemas.openxmlformats.org/drawingml/2006/picture">
+                  <pic:nvPicPr>
+                    <pic:cNvPr id="0" name="Picture 6"/>
+                    <pic:cNvPicPr>
+                      <a:picLocks noChangeAspect="1" noChangeArrowheads="1"/>
+                    </pic:cNvPicPr>
+                  </pic:nvPicPr>
+                  <pic:blipFill>
+                    <a:blip r:embed="rId9">
+                      <a:extLst>
+                        <a:ext uri="{28A0092B-C50C-407E-A947-70E740481C1C}">
+                          <a14:useLocalDpi xmlns:a14="http://schemas.microsoft.com/office/drawing/2010/main" val="0"/>
+                        </a:ext>
+                      </a:extLst>
+                    </a:blip>
+                    <a:srcRect/>
+                    <a:stretch>
+                      <a:fillRect/>
+                    </a:stretch>
+                  </pic:blipFill>
+                  <pic:spPr bwMode="auto">
+                    <a:xfrm>
+                      <a:off x="0" y="0"/>
+                      <a:ext cx="7193915" cy="2529840"/>
+                    </a:xfrm>
+                    <a:prstGeom prst="rect">
+                      <a:avLst/>
+                    </a:prstGeom>
+                    <a:noFill/>
+                    <a:ln>
+                      <a:noFill/>
+                    </a:ln>
+                  </pic:spPr>
+                </pic:pic>
+              </a:graphicData>
+            </a:graphic>
+            <wp14:sizeRelH relativeFrom="margin">
+              <wp14:pctWidth>0</wp14:pctWidth>
+            </wp14:sizeRelH>
+            <wp14:sizeRelV relativeFrom="margin">
+              <wp14:pctHeight>0</wp14:pctHeight>
+            </wp14:sizeRelV>
+          </wp:anchor>
+        </w:drawing>
+      </w:r>
+      <w:r>
+        <w:rPr>
+          <w:b/>
+          <w:bCs/>
+          <w:sz w:val="22"/>
+          <w:szCs w:val="22"/>
+        </w:rPr>
+        <w:t xml:space="preserve">Question </w:t>
+      </w:r>
+      <w:r>
+        <w:rPr>
+          <w:b/>
+          <w:bCs/>
+          <w:sz w:val="22"/>
+          <w:szCs w:val="22"/>
+        </w:rPr>
+        <w:t>2</w:t>
+      </w:r>
+      <w:r>
+        <w:rPr>
+          <w:b/>
+          <w:bCs/>
+          <w:sz w:val="22"/>
+          <w:szCs w:val="22"/>
+        </w:rPr>
+        <w:t>.</w:t>
+      </w:r>
+      <w:r>
+        <w:rPr>
+          <w:b/>
+          <w:bCs/>
+          <w:sz w:val="22"/>
+          <w:szCs w:val="22"/>
+        </w:rPr>
+        <w:t>3</w:t>
+      </w:r>
+    </w:p>
+    <w:p/>
+    <w:p/>
+    <w:p/>
+    <w:p/>
+    <w:p/>
+    <w:p/>
+    <w:p/>
+    <w:p/>
+    <w:p>
+      <w:pPr>
+        <w:rPr>
+          <w:b/>
+          <w:bCs/>
+          <w:sz w:val="22"/>
+          <w:szCs w:val="22"/>
+        </w:rPr>
+      </w:pPr>
+      <w:r>
+        <w:rPr>
+          <w:b/>
+          <w:bCs/>
+          <w:sz w:val="22"/>
+          <w:szCs w:val="22"/>
+        </w:rPr>
+        <w:t xml:space="preserve">Question </w:t>
+      </w:r>
+      <w:r>
+        <w:rPr>
+          <w:b/>
+          <w:bCs/>
+          <w:sz w:val="22"/>
+          <w:szCs w:val="22"/>
+        </w:rPr>
+        <w:t>2</w:t>
+      </w:r>
+      <w:r>
+        <w:rPr>
+          <w:b/>
+          <w:bCs/>
+          <w:sz w:val="22"/>
+          <w:szCs w:val="22"/>
+        </w:rPr>
+        <w:t>.</w:t>
+      </w:r>
+      <w:r>
+        <w:rPr>
+          <w:b/>
+          <w:bCs/>
+          <w:sz w:val="22"/>
+          <w:szCs w:val="22"/>
+        </w:rPr>
+        <w:t>4</w:t>
+      </w:r>
+    </w:p>
+    <w:p>
+      <w:proofErr w:type="spellStart"/>
+      <w:r>
+        <w:t>festivalGrounds</w:t>
+      </w:r>
+      <w:proofErr w:type="spellEnd"/>
+      <w:r>
+        <w:t xml:space="preserve"> is the root </w:t>
+      </w:r>
+      <w:proofErr w:type="spellStart"/>
+      <w:r>
+        <w:t>EventGroup</w:t>
+      </w:r>
+      <w:proofErr w:type="spellEnd"/>
+      <w:r>
+        <w:t xml:space="preserve"> and owns the components below it. When delete </w:t>
+      </w:r>
+      <w:proofErr w:type="spellStart"/>
+      <w:r>
+        <w:t>festivalGrounds</w:t>
+      </w:r>
+      <w:proofErr w:type="spellEnd"/>
+      <w:r>
+        <w:t xml:space="preserve">; is called, its destructor deletes its children. If a child is another </w:t>
+      </w:r>
+      <w:proofErr w:type="spellStart"/>
+      <w:r>
+        <w:t>EventGroup</w:t>
+      </w:r>
+      <w:proofErr w:type="spellEnd"/>
+      <w:r>
+        <w:t xml:space="preserve">, that group deletes its own children. This continues until the whole Composite tree is destroyed. Each component has only one owning group, so it is deleted exactly once. </w:t>
+      </w:r>
+      <w:proofErr w:type="spellStart"/>
+      <w:r>
+        <w:t>EventComponent</w:t>
+      </w:r>
+      <w:proofErr w:type="spellEnd"/>
+      <w:r>
+        <w:t xml:space="preserve"> has a virtual destructor so that the correct destructor is called. </w:t>
+      </w:r>
+      <w:proofErr w:type="spellStart"/>
+      <w:r>
+        <w:t>Valgrind</w:t>
+      </w:r>
+      <w:proofErr w:type="spellEnd"/>
+      <w:r>
+        <w:t xml:space="preserve"> is used to check that no memory leaks remain. </w:t>
+      </w:r>
+    </w:p>
+    <w:p>
+      <w:r>
+        <w:t>When a component is moved to another group, remove() removes it from the old group's children vector without deleting it. The component is then passed to the new group using add(). The new group becomes its owner. A component must not be owned by two groups at the same time, because this could cause double deletion. If the component is also an Observer, its old registration must be detached and its new registration attached.</w:t>
+      </w:r>
     </w:p>
     <w:p>
       <w:pPr>
         <w:pStyle w:val="Heading1"/>
       </w:pPr>
+    </w:p>
+    <w:p>
+      <w:pPr>
+        <w:pStyle w:val="Heading1"/>
+      </w:pPr>
       <w:r>
         <w:t>TASK 3</w:t>
       </w:r>
@@ -926,11 +1159,11 @@
       </w:r>
       <w:proofErr w:type="gramStart"/>
       <w:r>
-        <w:t>Subject::notify(</w:t>
+        <w:t>Subject::</w:t>
       </w:r>
       <w:proofErr w:type="gramEnd"/>
       <w:r>
-        <w:t xml:space="preserve">) is triggered, the subject passes a fully instantiated </w:t>
+        <w:t xml:space="preserve">notify() is triggered, the subject passes a fully instantiated </w:t>
       </w:r>
       <w:proofErr w:type="spellStart"/>
       <w:r>
@@ -942,10 +1175,13 @@
       </w:r>
       <w:proofErr w:type="gramStart"/>
       <w:r>
-        <w:t>Observer::update(</w:t>
+        <w:t>Observer::</w:t>
+      </w:r>
+      <w:proofErr w:type="gramEnd"/>
+      <w:r>
+        <w:t>update(</w:t>
       </w:r>
       <w:proofErr w:type="spellStart"/>
-      <w:proofErr w:type="gramEnd"/>
       <w:r>
         <w:t>const</w:t>
       </w:r>
@@ -972,11 +1208,7 @@
         <w:t>Why Push Model is Preferred:</w:t>
       </w:r>
       <w:r>
-        <w:t xml:space="preserve"> In a real-time event environment, emergency alerts (such as EVACUATE or WEATHER_ALERT) require immediate, zero-latency execution. </w:t>
-      </w:r>
-      <w:r>
-        <w:lastRenderedPageBreak/>
-        <w:t xml:space="preserve">Under a pull model, observers would receive a generic ping and then execute secondary queries back to </w:t>
+        <w:t xml:space="preserve"> In a real-time event environment, emergency alerts (such as EVACUATE or WEATHER_ALERT) require immediate, zero-latency execution. Under a pull model, observers would receive a generic ping and then execute secondary queries back to </w:t>
       </w:r>
       <w:proofErr w:type="spellStart"/>
       <w:r>
@@ -1062,12 +1294,10 @@
         <w:t xml:space="preserve">If </w:t>
       </w:r>
       <w:proofErr w:type="spellStart"/>
-      <w:proofErr w:type="gramStart"/>
       <w:r>
         <w:t>notice.getTarget</w:t>
       </w:r>
       <w:proofErr w:type="spellEnd"/>
-      <w:proofErr w:type="gramEnd"/>
       <w:r>
         <w:t xml:space="preserve">() == "ALL", every observer processes the update. </w:t>
       </w:r>
@@ -1086,35 +1316,26 @@
         <w:t xml:space="preserve">If </w:t>
       </w:r>
       <w:proofErr w:type="spellStart"/>
-      <w:proofErr w:type="gramStart"/>
       <w:r>
         <w:t>notice.getTarget</w:t>
       </w:r>
       <w:proofErr w:type="spellEnd"/>
-      <w:proofErr w:type="gramEnd"/>
       <w:r>
         <w:t xml:space="preserve">() specifies a unit or zone name (e.g., "River Stage Area"), observers check if their local </w:t>
       </w:r>
       <w:proofErr w:type="spellStart"/>
-      <w:proofErr w:type="gramStart"/>
       <w:r>
         <w:t>getName</w:t>
       </w:r>
       <w:proofErr w:type="spellEnd"/>
       <w:r>
-        <w:t>(</w:t>
-      </w:r>
-      <w:proofErr w:type="gramEnd"/>
-      <w:r>
-        <w:t xml:space="preserve">) matches </w:t>
+        <w:t xml:space="preserve">() matches </w:t>
       </w:r>
       <w:proofErr w:type="spellStart"/>
-      <w:proofErr w:type="gramStart"/>
       <w:r>
         <w:t>notice.getTarget</w:t>
       </w:r>
       <w:proofErr w:type="spellEnd"/>
-      <w:proofErr w:type="gramEnd"/>
       <w:r>
         <w:t xml:space="preserve">(). If the names do not match, the notice is safely ignored. </w:t>
       </w:r>
@@ -1124,16 +1345,45 @@
         <w:tabs>
           <w:tab w:val="left" w:pos="1440"/>
         </w:tabs>
-        <w:rPr>
-          <w:b/>
-          <w:bCs/>
-        </w:rPr>
-      </w:pPr>
-      <w:r>
-        <w:rPr>
-          <w:b/>
-          <w:bCs/>
-        </w:rPr>
+      </w:pPr>
+    </w:p>
+    <w:p>
+      <w:pPr>
+        <w:tabs>
+          <w:tab w:val="left" w:pos="1440"/>
+        </w:tabs>
+      </w:pPr>
+    </w:p>
+    <w:p>
+      <w:pPr>
+        <w:tabs>
+          <w:tab w:val="left" w:pos="1440"/>
+        </w:tabs>
+      </w:pPr>
+    </w:p>
+    <w:p>
+      <w:pPr>
+        <w:tabs>
+          <w:tab w:val="left" w:pos="1440"/>
+        </w:tabs>
+      </w:pPr>
+    </w:p>
+    <w:p>
+      <w:pPr>
+        <w:tabs>
+          <w:tab w:val="left" w:pos="1440"/>
+        </w:tabs>
+        <w:rPr>
+          <w:b/>
+          <w:bCs/>
+        </w:rPr>
+      </w:pPr>
+      <w:r>
+        <w:rPr>
+          <w:b/>
+          <w:bCs/>
+        </w:rPr>
+        <w:lastRenderedPageBreak/>
         <w:t>Question 3.3: Concrete Leaf Reactions Matrix</w:t>
       </w:r>
     </w:p>
@@ -1353,17 +1603,12 @@
               <w:t xml:space="preserve">If outdoor == true, invokes </w:t>
             </w:r>
             <w:proofErr w:type="spellStart"/>
-            <w:proofErr w:type="gramStart"/>
             <w:r>
               <w:t>pausePerformance</w:t>
             </w:r>
             <w:proofErr w:type="spellEnd"/>
             <w:r>
-              <w:t>(</w:t>
-            </w:r>
-            <w:proofErr w:type="gramEnd"/>
-            <w:r>
-              <w:t xml:space="preserve">) and flags </w:t>
+              <w:t xml:space="preserve">() and flags </w:t>
             </w:r>
             <w:proofErr w:type="spellStart"/>
             <w:r>
@@ -1566,17 +1811,12 @@
               <w:t xml:space="preserve">Clears flags and calls </w:t>
             </w:r>
             <w:proofErr w:type="spellStart"/>
-            <w:proofErr w:type="gramStart"/>
             <w:r>
               <w:t>resumePerformance</w:t>
             </w:r>
             <w:proofErr w:type="spellEnd"/>
             <w:r>
-              <w:t>(</w:t>
-            </w:r>
-            <w:proofErr w:type="gramEnd"/>
-            <w:r>
-              <w:t xml:space="preserve">). </w:t>
+              <w:t xml:space="preserve">(). </w:t>
             </w:r>
           </w:p>
         </w:tc>
@@ -1871,17 +2111,12 @@
               <w:t xml:space="preserve">Triggers </w:t>
             </w:r>
             <w:proofErr w:type="spellStart"/>
-            <w:proofErr w:type="gramStart"/>
             <w:r>
               <w:t>startLastCall</w:t>
             </w:r>
             <w:proofErr w:type="spellEnd"/>
             <w:r>
-              <w:t>(</w:t>
-            </w:r>
-            <w:proofErr w:type="gramEnd"/>
-            <w:r>
-              <w:t xml:space="preserve">) and updates </w:t>
+              <w:t xml:space="preserve">() and updates </w:t>
             </w:r>
             <w:proofErr w:type="spellStart"/>
             <w:r>
@@ -2122,7 +2357,6 @@
                 <w:b/>
                 <w:bCs/>
               </w:rPr>
-              <w:lastRenderedPageBreak/>
               <w:t>FoodVendor</w:t>
             </w:r>
             <w:proofErr w:type="spellEnd"/>
@@ -2417,158 +2651,17 @@
     </w:p>
     <w:p>
       <w:pPr>
-        <w:tabs>
-          <w:tab w:val="left" w:pos="1440"/>
-        </w:tabs>
-      </w:pPr>
-    </w:p>
-    <w:p>
-      <w:pPr>
-        <w:tabs>
-          <w:tab w:val="left" w:pos="1440"/>
-        </w:tabs>
-      </w:pPr>
-    </w:p>
-    <w:p>
-      <w:pPr>
-        <w:tabs>
-          <w:tab w:val="left" w:pos="1440"/>
-        </w:tabs>
-      </w:pPr>
-    </w:p>
-    <w:p>
-      <w:pPr>
-        <w:tabs>
-          <w:tab w:val="left" w:pos="1440"/>
-        </w:tabs>
-      </w:pPr>
-    </w:p>
-    <w:p>
-      <w:pPr>
-        <w:tabs>
-          <w:tab w:val="left" w:pos="1440"/>
-        </w:tabs>
-      </w:pPr>
-    </w:p>
-    <w:p>
-      <w:pPr>
-        <w:tabs>
-          <w:tab w:val="left" w:pos="1440"/>
-        </w:tabs>
-      </w:pPr>
-    </w:p>
-    <w:p>
-      <w:pPr>
-        <w:tabs>
-          <w:tab w:val="left" w:pos="1440"/>
-        </w:tabs>
-      </w:pPr>
-    </w:p>
-    <w:p>
-      <w:pPr>
-        <w:tabs>
-          <w:tab w:val="left" w:pos="1440"/>
-        </w:tabs>
-      </w:pPr>
-    </w:p>
-    <w:p>
-      <w:pPr>
-        <w:tabs>
-          <w:tab w:val="left" w:pos="1440"/>
-        </w:tabs>
-      </w:pPr>
-    </w:p>
-    <w:p>
-      <w:pPr>
-        <w:tabs>
-          <w:tab w:val="left" w:pos="1440"/>
-        </w:tabs>
-      </w:pPr>
-    </w:p>
-    <w:p>
-      <w:pPr>
-        <w:tabs>
-          <w:tab w:val="left" w:pos="1440"/>
-        </w:tabs>
-      </w:pPr>
-    </w:p>
-    <w:p>
-      <w:pPr>
-        <w:tabs>
-          <w:tab w:val="left" w:pos="1440"/>
-        </w:tabs>
-      </w:pPr>
-    </w:p>
-    <w:p>
-      <w:pPr>
-        <w:tabs>
-          <w:tab w:val="left" w:pos="1440"/>
-        </w:tabs>
-      </w:pPr>
-    </w:p>
-    <w:p>
-      <w:pPr>
-        <w:tabs>
-          <w:tab w:val="left" w:pos="1440"/>
-        </w:tabs>
-      </w:pPr>
-    </w:p>
-    <w:p>
-      <w:pPr>
-        <w:tabs>
-          <w:tab w:val="left" w:pos="1440"/>
-        </w:tabs>
-      </w:pPr>
-    </w:p>
-    <w:p>
-      <w:pPr>
-        <w:tabs>
-          <w:tab w:val="left" w:pos="1440"/>
-        </w:tabs>
-      </w:pPr>
-    </w:p>
-    <w:p>
-      <w:pPr>
-        <w:tabs>
-          <w:tab w:val="left" w:pos="1440"/>
-        </w:tabs>
-      </w:pPr>
-    </w:p>
-    <w:p>
-      <w:pPr>
-        <w:tabs>
-          <w:tab w:val="left" w:pos="1440"/>
-        </w:tabs>
-      </w:pPr>
-    </w:p>
-    <w:p>
-      <w:pPr>
-        <w:tabs>
-          <w:tab w:val="left" w:pos="1440"/>
-        </w:tabs>
-      </w:pPr>
-    </w:p>
-    <w:p>
-      <w:pPr>
-        <w:tabs>
-          <w:tab w:val="left" w:pos="1440"/>
-        </w:tabs>
-      </w:pPr>
-    </w:p>
-    <w:p>
-      <w:pPr>
-        <w:tabs>
-          <w:tab w:val="left" w:pos="1440"/>
-        </w:tabs>
-      </w:pPr>
-    </w:p>
-    <w:p>
-      <w:pPr>
-        <w:tabs>
-          <w:tab w:val="left" w:pos="1440"/>
-        </w:tabs>
-      </w:pPr>
-    </w:p>
+        <w:pStyle w:val="Heading1"/>
+      </w:pPr>
+      <w:r>
+        <w:lastRenderedPageBreak/>
+        <w:t xml:space="preserve">TASK </w:t>
+      </w:r>
+      <w:r>
+        <w:t>4</w:t>
+      </w:r>
+    </w:p>
+    <w:p/>
     <w:p>
       <w:pPr>
         <w:rPr>
@@ -2580,17 +2673,780 @@
       </w:pPr>
       <w:r>
         <w:rPr>
+          <w:b/>
+          <w:bCs/>
+          <w:sz w:val="22"/>
+          <w:szCs w:val="22"/>
+        </w:rPr>
+        <w:t xml:space="preserve">Question </w:t>
+      </w:r>
+      <w:r>
+        <w:rPr>
+          <w:b/>
+          <w:bCs/>
+          <w:sz w:val="22"/>
+          <w:szCs w:val="22"/>
+        </w:rPr>
+        <w:t>4</w:t>
+      </w:r>
+      <w:r>
+        <w:rPr>
+          <w:b/>
+          <w:bCs/>
+          <w:sz w:val="22"/>
+          <w:szCs w:val="22"/>
+        </w:rPr>
+        <w:t>.</w:t>
+      </w:r>
+      <w:r>
+        <w:rPr>
+          <w:b/>
+          <w:bCs/>
+          <w:sz w:val="22"/>
+          <w:szCs w:val="22"/>
+        </w:rPr>
+        <w:t>1</w:t>
+      </w:r>
+    </w:p>
+    <w:p>
+      <w:r>
+        <w:t>The Summer Music Festival uses different rules so that event units react differently to the same notice through their own update() functions.</w:t>
+      </w:r>
+    </w:p>
+    <w:p>
+      <w:r>
+        <w:rPr>
+          <w:b/>
+          <w:bCs/>
+          <w:u w:val="single"/>
+        </w:rPr>
+        <w:t>Rule 1 - Weather Alert:</w:t>
+      </w:r>
+      <w:r>
+        <w:br/>
+        <w:t xml:space="preserve">When a WEATHER_ALERT is issued, an outdoor Stage pauses its performance, a </w:t>
+      </w:r>
+      <w:proofErr w:type="spellStart"/>
+      <w:r>
+        <w:t>StageGate</w:t>
+      </w:r>
+      <w:proofErr w:type="spellEnd"/>
+      <w:r>
+        <w:t xml:space="preserve"> stops allowing new attendees to enter, a Bar and </w:t>
+      </w:r>
+      <w:proofErr w:type="spellStart"/>
+      <w:r>
+        <w:t>FoodVendor</w:t>
+      </w:r>
+      <w:proofErr w:type="spellEnd"/>
+      <w:r>
+        <w:t xml:space="preserve"> may temporarily stop serving, while the </w:t>
+      </w:r>
+      <w:proofErr w:type="spellStart"/>
+      <w:r>
+        <w:t>MedicalTeam</w:t>
+      </w:r>
+      <w:proofErr w:type="spellEnd"/>
+      <w:r>
+        <w:t xml:space="preserve"> remains available and the </w:t>
+      </w:r>
+      <w:proofErr w:type="spellStart"/>
+      <w:r>
+        <w:t>SecurityTeam</w:t>
+      </w:r>
+      <w:proofErr w:type="spellEnd"/>
+      <w:r>
+        <w:t xml:space="preserve"> is deployed to assist attendees.</w:t>
+      </w:r>
+    </w:p>
+    <w:p>
+      <w:r>
+        <w:rPr>
+          <w:b/>
+          <w:bCs/>
+          <w:u w:val="single"/>
+        </w:rPr>
+        <w:t>Rule 2 - Evacuation:</w:t>
+      </w:r>
+      <w:r>
+        <w:br/>
+        <w:t>When an EVACUATE notice is issued, a Stage pauses its performance, all gates stop allowing entry, Bars and Food Vendors stop serving, the Security Team assists with clearing the area, and the Medical Team remains active for emergencies.</w:t>
+      </w:r>
+    </w:p>
+    <w:p>
+      <w:r>
+        <w:rPr>
+          <w:b/>
+          <w:bCs/>
+          <w:u w:val="single"/>
+        </w:rPr>
+        <w:t>Rule 3 - Capacity Alert:</w:t>
+      </w:r>
+      <w:r>
+        <w:br/>
+        <w:t xml:space="preserve">When a CAPACITY_ALERT is issued, the relevant </w:t>
+      </w:r>
+      <w:proofErr w:type="spellStart"/>
+      <w:r>
+        <w:t>StageGate</w:t>
+      </w:r>
+      <w:proofErr w:type="spellEnd"/>
+      <w:r>
+        <w:t xml:space="preserve"> stops admitting more people and the </w:t>
+      </w:r>
+      <w:proofErr w:type="spellStart"/>
+      <w:r>
+        <w:t>SecurityTeam</w:t>
+      </w:r>
+      <w:proofErr w:type="spellEnd"/>
+      <w:r>
+        <w:t xml:space="preserve"> is deployed for crowd control. Other units such as the </w:t>
+      </w:r>
+      <w:proofErr w:type="spellStart"/>
+      <w:r>
+        <w:t>MedicalTeam</w:t>
+      </w:r>
+      <w:proofErr w:type="spellEnd"/>
+      <w:r>
+        <w:t xml:space="preserve"> can continue operating normally.</w:t>
+      </w:r>
+    </w:p>
+    <w:p>
+      <w:r>
+        <w:rPr>
+          <w:b/>
+          <w:bCs/>
+          <w:u w:val="single"/>
+        </w:rPr>
+        <w:t>Rule 4 - Pause:</w:t>
+      </w:r>
+      <w:r>
+        <w:br/>
+        <w:t>When a PAUSE notice is issued, a Stage pauses its performance, Bars and Food Vendors stop serving temporarily, and Stage Gates stop admitting attendees. Security and Medical Teams remain active.</w:t>
+      </w:r>
+    </w:p>
+    <w:p>
+      <w:r>
+        <w:rPr>
+          <w:b/>
+          <w:bCs/>
+          <w:u w:val="single"/>
+        </w:rPr>
+        <w:t>Rule 5 - Resume:</w:t>
+      </w:r>
+      <w:r>
+        <w:br/>
+        <w:t>When a RESUME notice is issued, the Stage resumes its performance, Stage Gates begin admitting people again, and Bars and Food Vendors resume service. Security can return to normal duties.</w:t>
+      </w:r>
+    </w:p>
+    <w:p>
+      <w:r>
+        <w:t xml:space="preserve">These differences are handled inside each concrete class's update() function rather than by checking object types in </w:t>
+      </w:r>
+      <w:proofErr w:type="spellStart"/>
+      <w:r>
+        <w:t>EventControl</w:t>
+      </w:r>
+      <w:proofErr w:type="spellEnd"/>
+      <w:r>
+        <w:t xml:space="preserve">. This satisfies the requirement for polymorphic responses. </w:t>
+      </w:r>
+    </w:p>
+    <w:p>
+      <w:pPr>
+        <w:rPr>
+          <w:b/>
+          <w:bCs/>
+          <w:sz w:val="22"/>
+          <w:szCs w:val="22"/>
+        </w:rPr>
+      </w:pPr>
+      <w:r>
+        <w:rPr>
+          <w:b/>
+          <w:bCs/>
+          <w:sz w:val="22"/>
+          <w:szCs w:val="22"/>
+        </w:rPr>
+        <w:t xml:space="preserve">Question </w:t>
+      </w:r>
+      <w:r>
+        <w:rPr>
+          <w:b/>
+          <w:bCs/>
+          <w:sz w:val="22"/>
+          <w:szCs w:val="22"/>
+        </w:rPr>
+        <w:t>4</w:t>
+      </w:r>
+      <w:r>
+        <w:rPr>
+          <w:b/>
+          <w:bCs/>
+          <w:sz w:val="22"/>
+          <w:szCs w:val="22"/>
+        </w:rPr>
+        <w:t>.</w:t>
+      </w:r>
+      <w:r>
+        <w:rPr>
+          <w:b/>
+          <w:bCs/>
+          <w:sz w:val="22"/>
+          <w:szCs w:val="22"/>
+        </w:rPr>
+        <w:t>2</w:t>
+      </w:r>
+    </w:p>
+    <w:p>
+      <w:r>
+        <w:t xml:space="preserve">The festival allows operational units to be moved while the event is running. For example, a Security Team can be transferred from the River Zone to the Main Stage Zone if additional crowd control is required there. The old </w:t>
+      </w:r>
+      <w:proofErr w:type="spellStart"/>
+      <w:r>
+        <w:t>EventGroup</w:t>
+      </w:r>
+      <w:proofErr w:type="spellEnd"/>
+      <w:r>
+        <w:t xml:space="preserve"> removes the Security Team without deleting it, and the new </w:t>
+      </w:r>
+      <w:proofErr w:type="spellStart"/>
+      <w:r>
+        <w:t>EventGroup</w:t>
+      </w:r>
+      <w:proofErr w:type="spellEnd"/>
+      <w:r>
+        <w:t xml:space="preserve"> adds it as a child. The Security Team is also detached from the old group's Observer registrations and attached to the new group. This keeps both Composite ownership and Observer registration correct.</w:t>
+      </w:r>
+    </w:p>
+    <w:p>
+      <w:pPr>
+        <w:rPr>
+          <w:b/>
+          <w:bCs/>
+          <w:sz w:val="22"/>
+          <w:szCs w:val="22"/>
+        </w:rPr>
+      </w:pPr>
+      <w:r>
+        <w:rPr>
+          <w:b/>
+          <w:bCs/>
+          <w:sz w:val="22"/>
+          <w:szCs w:val="22"/>
+        </w:rPr>
+        <w:t xml:space="preserve">Question </w:t>
+      </w:r>
+      <w:r>
+        <w:rPr>
+          <w:b/>
+          <w:bCs/>
+          <w:sz w:val="22"/>
+          <w:szCs w:val="22"/>
+        </w:rPr>
+        <w:t>4</w:t>
+      </w:r>
+      <w:r>
+        <w:rPr>
+          <w:b/>
+          <w:bCs/>
+          <w:sz w:val="22"/>
+          <w:szCs w:val="22"/>
+        </w:rPr>
+        <w:t>.</w:t>
+      </w:r>
+      <w:r>
+        <w:rPr>
+          <w:b/>
+          <w:bCs/>
+          <w:sz w:val="22"/>
+          <w:szCs w:val="22"/>
+        </w:rPr>
+        <w:t>3</w:t>
+      </w:r>
+    </w:p>
+    <w:p>
+      <w:r>
+        <w:t xml:space="preserve">The Stage Gate checks the current number of attendees against the capacity of the Stage it controls. If </w:t>
+      </w:r>
+      <w:proofErr w:type="spellStart"/>
+      <w:r>
+        <w:t>currentOccupancy</w:t>
+      </w:r>
+      <w:proofErr w:type="spellEnd"/>
+      <w:r>
+        <w:t xml:space="preserve"> &lt; </w:t>
+      </w:r>
+      <w:proofErr w:type="spellStart"/>
+      <w:r>
+        <w:t>controlledStage</w:t>
+      </w:r>
+      <w:proofErr w:type="spellEnd"/>
+      <w:r>
+        <w:t>-&gt;</w:t>
+      </w:r>
+      <w:proofErr w:type="spellStart"/>
+      <w:r>
+        <w:t>getCapacity</w:t>
+      </w:r>
+      <w:proofErr w:type="spellEnd"/>
+      <w:r>
+        <w:t>(), another attendee may enter. If the stage has reached capacity, entry is denied and the attendee must wait until somebody leaves.</w:t>
+      </w:r>
+    </w:p>
+    <w:p>
+      <w:r>
+        <w:t xml:space="preserve">This condition will later be shown using an alt fragment in a sequence diagram. </w:t>
+      </w:r>
+    </w:p>
+    <w:p>
+      <w:r>
+        <w:t>This is one of your strongest Task 4 features because you already have the actual code for it.</w:t>
+      </w:r>
+    </w:p>
+    <w:p/>
+    <w:p/>
+    <w:p>
+      <w:pPr>
+        <w:rPr>
+          <w:b/>
+          <w:bCs/>
+          <w:sz w:val="22"/>
+          <w:szCs w:val="22"/>
+        </w:rPr>
+      </w:pPr>
+      <w:r>
+        <w:rPr>
+          <w:b/>
+          <w:bCs/>
+          <w:sz w:val="22"/>
+          <w:szCs w:val="22"/>
+        </w:rPr>
+        <w:t xml:space="preserve">Question </w:t>
+      </w:r>
+      <w:r>
+        <w:rPr>
+          <w:b/>
+          <w:bCs/>
+          <w:sz w:val="22"/>
+          <w:szCs w:val="22"/>
+        </w:rPr>
+        <w:t>4</w:t>
+      </w:r>
+      <w:r>
+        <w:rPr>
+          <w:b/>
+          <w:bCs/>
+          <w:sz w:val="22"/>
+          <w:szCs w:val="22"/>
+        </w:rPr>
+        <w:t>.</w:t>
+      </w:r>
+      <w:r>
+        <w:rPr>
+          <w:b/>
+          <w:bCs/>
+          <w:sz w:val="22"/>
+          <w:szCs w:val="22"/>
+        </w:rPr>
+        <w:t>4</w:t>
+      </w:r>
+    </w:p>
+    <w:p>
+      <w:pPr>
+        <w:rPr>
+          <w:b/>
+          <w:bCs/>
+          <w:u w:val="single"/>
+        </w:rPr>
+      </w:pPr>
+      <w:r>
+        <w:rPr>
+          <w:b/>
+          <w:bCs/>
+          <w:u w:val="single"/>
+        </w:rPr>
+        <w:t>1. Age Verification</w:t>
+      </w:r>
+    </w:p>
+    <w:p>
+      <w:r>
+        <w:t xml:space="preserve">The Summer Music Festival is an 18+ event. </w:t>
+      </w:r>
+      <w:proofErr w:type="spellStart"/>
+      <w:r>
+        <w:t>EntranceGate</w:t>
+      </w:r>
+      <w:proofErr w:type="spellEnd"/>
+      <w:r>
+        <w:t xml:space="preserve"> checks an attendee's age using </w:t>
+      </w:r>
+      <w:proofErr w:type="spellStart"/>
+      <w:r>
+        <w:t>checkID</w:t>
+      </w:r>
+      <w:proofErr w:type="spellEnd"/>
+      <w:r>
+        <w:t>() before allowing entry.</w:t>
+      </w:r>
+    </w:p>
+    <w:p>
+      <w:r>
+        <w:t xml:space="preserve">This functionality belongs inside </w:t>
+      </w:r>
+      <w:proofErr w:type="spellStart"/>
+      <w:r>
+        <w:t>EntranceGate</w:t>
+      </w:r>
+      <w:proofErr w:type="spellEnd"/>
+      <w:r>
+        <w:t xml:space="preserve">, so </w:t>
+      </w:r>
+      <w:proofErr w:type="spellStart"/>
+      <w:r>
+        <w:t>EventControl</w:t>
+      </w:r>
+      <w:proofErr w:type="spellEnd"/>
+      <w:r>
+        <w:t xml:space="preserve"> does not need to handle age verification.</w:t>
+      </w:r>
+    </w:p>
+    <w:p>
+      <w:pPr>
+        <w:rPr>
+          <w:b/>
+          <w:bCs/>
+          <w:u w:val="single"/>
+        </w:rPr>
+      </w:pPr>
+      <w:r>
+        <w:rPr>
+          <w:b/>
+          <w:bCs/>
+          <w:u w:val="single"/>
+        </w:rPr>
+        <w:t>2. Bar Stock and Last Call</w:t>
+      </w:r>
+    </w:p>
+    <w:p>
+      <w:r>
+        <w:t>The Bar tracks drink stock, whether it is serving, whether it is busy and whether last call has started. Serving a drink reduces the available stock, and drinks can also be restocked.</w:t>
+      </w:r>
+    </w:p>
+    <w:p>
+      <w:r>
+        <w:t>The Bar manages its own service rules, keeping this responsibility out of the central controller.</w:t>
+      </w:r>
+    </w:p>
+    <w:p>
+      <w:pPr>
+        <w:rPr>
+          <w:b/>
+          <w:bCs/>
+          <w:u w:val="single"/>
+        </w:rPr>
+      </w:pPr>
+      <w:r>
+        <w:rPr>
+          <w:b/>
+          <w:bCs/>
+          <w:u w:val="single"/>
+        </w:rPr>
+        <w:t>3. Medical Triage</w:t>
+      </w:r>
+    </w:p>
+    <w:p>
+      <w:r>
+        <w:t xml:space="preserve">The </w:t>
+      </w:r>
+      <w:proofErr w:type="spellStart"/>
+      <w:r>
+        <w:t>MedicalTeam</w:t>
+      </w:r>
+      <w:proofErr w:type="spellEnd"/>
+      <w:r>
+        <w:t xml:space="preserve"> manages its own patient capacity and medical supplies. It can decide whether another patient can be treated and can use different amounts of supplies depending on the severity of an injury.</w:t>
+      </w:r>
+    </w:p>
+    <w:p>
+      <w:r>
+        <w:t xml:space="preserve">Medical behaviour stays inside </w:t>
+      </w:r>
+      <w:proofErr w:type="spellStart"/>
+      <w:r>
+        <w:t>MedicalTeam</w:t>
+      </w:r>
+      <w:proofErr w:type="spellEnd"/>
+      <w:r>
+        <w:t>, rather than being managed by one large controller.</w:t>
+      </w:r>
+    </w:p>
+    <w:p>
+      <w:pPr>
+        <w:rPr>
+          <w:b/>
+          <w:bCs/>
+          <w:u w:val="single"/>
+        </w:rPr>
+      </w:pPr>
+      <w:r>
+        <w:rPr>
+          <w:b/>
+          <w:bCs/>
+          <w:u w:val="single"/>
+        </w:rPr>
+        <w:t>4. Security Removal</w:t>
+      </w:r>
+    </w:p>
+    <w:p>
+      <w:r>
+        <w:t xml:space="preserve">The </w:t>
+      </w:r>
+      <w:proofErr w:type="spellStart"/>
+      <w:r>
+        <w:t>SecurityTeam</w:t>
+      </w:r>
+      <w:proofErr w:type="spellEnd"/>
+      <w:r>
+        <w:t xml:space="preserve"> can remove a disruptive attendee from a stage area. When this happens, it calls the relevant </w:t>
+      </w:r>
+      <w:proofErr w:type="spellStart"/>
+      <w:proofErr w:type="gramStart"/>
+      <w:r>
+        <w:t>StageGate</w:t>
+      </w:r>
+      <w:proofErr w:type="spellEnd"/>
+      <w:r>
+        <w:t>::</w:t>
+      </w:r>
+      <w:proofErr w:type="spellStart"/>
+      <w:proofErr w:type="gramEnd"/>
+      <w:r>
+        <w:t>attendeeLeaves</w:t>
+      </w:r>
+      <w:proofErr w:type="spellEnd"/>
+      <w:r>
+        <w:t xml:space="preserve">() so that the stage's </w:t>
+      </w:r>
+      <w:proofErr w:type="spellStart"/>
+      <w:r>
+        <w:t>currentOccupancy</w:t>
+      </w:r>
+      <w:proofErr w:type="spellEnd"/>
+      <w:r>
+        <w:t xml:space="preserve"> is reduced correctly.</w:t>
+      </w:r>
+    </w:p>
+    <w:p>
+      <w:r>
+        <w:t>The Security Team is responsible for removing the person, while the Stage Gate remains responsible for maintaining occupancy.</w:t>
+      </w:r>
+    </w:p>
+    <w:p>
+      <w:pPr>
+        <w:tabs>
+          <w:tab w:val="left" w:pos="1440"/>
+        </w:tabs>
+        <w:rPr>
+          <w:b/>
+          <w:bCs/>
+        </w:rPr>
+      </w:pPr>
+    </w:p>
+    <w:p>
+      <w:pPr>
+        <w:tabs>
+          <w:tab w:val="left" w:pos="1440"/>
+        </w:tabs>
+        <w:rPr>
+          <w:b/>
+          <w:bCs/>
+        </w:rPr>
+      </w:pPr>
+    </w:p>
+    <w:p>
+      <w:pPr>
+        <w:tabs>
+          <w:tab w:val="left" w:pos="1440"/>
+        </w:tabs>
+        <w:rPr>
+          <w:b/>
+          <w:bCs/>
+        </w:rPr>
+      </w:pPr>
+    </w:p>
+    <w:p>
+      <w:pPr>
+        <w:tabs>
+          <w:tab w:val="left" w:pos="1440"/>
+        </w:tabs>
+        <w:rPr>
+          <w:b/>
+          <w:bCs/>
+        </w:rPr>
+      </w:pPr>
+    </w:p>
+    <w:p>
+      <w:pPr>
+        <w:tabs>
+          <w:tab w:val="left" w:pos="1440"/>
+        </w:tabs>
+        <w:rPr>
+          <w:b/>
+          <w:bCs/>
+        </w:rPr>
+      </w:pPr>
+    </w:p>
+    <w:p>
+      <w:pPr>
+        <w:tabs>
+          <w:tab w:val="left" w:pos="1440"/>
+        </w:tabs>
+        <w:rPr>
+          <w:b/>
+          <w:bCs/>
+        </w:rPr>
+      </w:pPr>
+    </w:p>
+    <w:p>
+      <w:pPr>
+        <w:tabs>
+          <w:tab w:val="left" w:pos="1440"/>
+        </w:tabs>
+        <w:rPr>
+          <w:b/>
+          <w:bCs/>
+        </w:rPr>
+      </w:pPr>
+    </w:p>
+    <w:p>
+      <w:pPr>
+        <w:tabs>
+          <w:tab w:val="left" w:pos="1440"/>
+        </w:tabs>
+        <w:rPr>
+          <w:b/>
+          <w:bCs/>
+        </w:rPr>
+      </w:pPr>
+    </w:p>
+    <w:p>
+      <w:pPr>
+        <w:tabs>
+          <w:tab w:val="left" w:pos="1440"/>
+        </w:tabs>
+        <w:rPr>
+          <w:b/>
+          <w:bCs/>
+        </w:rPr>
+      </w:pPr>
+    </w:p>
+    <w:p>
+      <w:pPr>
+        <w:tabs>
+          <w:tab w:val="left" w:pos="1440"/>
+        </w:tabs>
+        <w:rPr>
+          <w:b/>
+          <w:bCs/>
+        </w:rPr>
+      </w:pPr>
+    </w:p>
+    <w:p>
+      <w:pPr>
+        <w:tabs>
+          <w:tab w:val="left" w:pos="1440"/>
+        </w:tabs>
+        <w:rPr>
+          <w:b/>
+          <w:bCs/>
+        </w:rPr>
+      </w:pPr>
+    </w:p>
+    <w:p>
+      <w:pPr>
+        <w:tabs>
+          <w:tab w:val="left" w:pos="1440"/>
+        </w:tabs>
+        <w:rPr>
+          <w:b/>
+          <w:bCs/>
+        </w:rPr>
+      </w:pPr>
+    </w:p>
+    <w:p>
+      <w:pPr>
+        <w:tabs>
+          <w:tab w:val="left" w:pos="1440"/>
+        </w:tabs>
+        <w:rPr>
+          <w:b/>
+          <w:bCs/>
+        </w:rPr>
+      </w:pPr>
+    </w:p>
+    <w:p>
+      <w:pPr>
+        <w:tabs>
+          <w:tab w:val="left" w:pos="1440"/>
+        </w:tabs>
+        <w:rPr>
+          <w:b/>
+          <w:bCs/>
+        </w:rPr>
+      </w:pPr>
+    </w:p>
+    <w:p>
+      <w:pPr>
+        <w:tabs>
+          <w:tab w:val="left" w:pos="1440"/>
+        </w:tabs>
+        <w:rPr>
+          <w:b/>
+          <w:bCs/>
+        </w:rPr>
+      </w:pPr>
+    </w:p>
+    <w:p>
+      <w:pPr>
+        <w:pStyle w:val="Heading1"/>
+      </w:pPr>
+      <w:r>
+        <w:lastRenderedPageBreak/>
+        <w:t xml:space="preserve">TASK </w:t>
+      </w:r>
+      <w:r>
+        <w:t>5</w:t>
+      </w:r>
+    </w:p>
+    <w:p>
+      <w:pPr>
+        <w:tabs>
+          <w:tab w:val="left" w:pos="1440"/>
+        </w:tabs>
+      </w:pPr>
+    </w:p>
+    <w:p>
+      <w:pPr>
+        <w:rPr>
+          <w:b/>
+          <w:bCs/>
+          <w:sz w:val="22"/>
+          <w:szCs w:val="22"/>
+        </w:rPr>
+      </w:pPr>
+      <w:r>
+        <w:rPr>
           <w:noProof/>
         </w:rPr>
-        <w:lastRenderedPageBreak/>
         <w:drawing>
-          <wp:anchor distT="0" distB="0" distL="114300" distR="114300" simplePos="0" relativeHeight="251659264" behindDoc="0" locked="0" layoutInCell="1" allowOverlap="1" wp14:anchorId="5D175607" wp14:editId="293327FB">
+          <wp:anchor distT="0" distB="0" distL="114300" distR="114300" simplePos="0" relativeHeight="251659264" behindDoc="0" locked="0" layoutInCell="1" allowOverlap="1" wp14:anchorId="5D175607" wp14:editId="5924715D">
             <wp:simplePos x="0" y="0"/>
             <wp:positionH relativeFrom="column">
-              <wp:posOffset>-742950</wp:posOffset>
+              <wp:posOffset>-758190</wp:posOffset>
             </wp:positionH>
             <wp:positionV relativeFrom="paragraph">
-              <wp:posOffset>266065</wp:posOffset>
+              <wp:posOffset>349885</wp:posOffset>
             </wp:positionV>
             <wp:extent cx="7296150" cy="3291205"/>
             <wp:effectExtent l="0" t="0" r="0" b="4445"/>
@@ -2607,7 +3463,7 @@
                     <pic:cNvPicPr/>
                   </pic:nvPicPr>
                   <pic:blipFill>
-                    <a:blip r:embed="rId9">
+                    <a:blip r:embed="rId10">
                       <a:extLst>
                         <a:ext uri="{28A0092B-C50C-407E-A947-70E740481C1C}">
                           <a14:useLocalDpi xmlns:a14="http://schemas.microsoft.com/office/drawing/2010/main" val="0"/>
@@ -2836,7 +3692,6 @@
           <w:sz w:val="22"/>
           <w:szCs w:val="22"/>
         </w:rPr>
-        <w:lastRenderedPageBreak/>
         <w:t xml:space="preserve">Question </w:t>
       </w:r>
       <w:r>
@@ -2934,13 +3789,13 @@
           <w:noProof/>
         </w:rPr>
         <w:drawing>
-          <wp:anchor distT="0" distB="0" distL="114300" distR="114300" simplePos="0" relativeHeight="251660288" behindDoc="0" locked="0" layoutInCell="1" allowOverlap="1" wp14:anchorId="1B21A846" wp14:editId="0FA10284">
+          <wp:anchor distT="0" distB="0" distL="114300" distR="114300" simplePos="0" relativeHeight="251660288" behindDoc="0" locked="0" layoutInCell="1" allowOverlap="1" wp14:anchorId="1B21A846" wp14:editId="23277C1F">
             <wp:simplePos x="0" y="0"/>
             <wp:positionH relativeFrom="column">
-              <wp:posOffset>-1678940</wp:posOffset>
+              <wp:posOffset>-1717040</wp:posOffset>
             </wp:positionH>
             <wp:positionV relativeFrom="paragraph">
-              <wp:posOffset>405130</wp:posOffset>
+              <wp:posOffset>275590</wp:posOffset>
             </wp:positionV>
             <wp:extent cx="7197090" cy="3286125"/>
             <wp:effectExtent l="0" t="6668" r="0" b="0"/>
@@ -2957,7 +3812,7 @@
                     <pic:cNvPicPr/>
                   </pic:nvPicPr>
                   <pic:blipFill>
-                    <a:blip r:embed="rId10">
+                    <a:blip r:embed="rId11">
                       <a:extLst>
                         <a:ext uri="{28A0092B-C50C-407E-A947-70E740481C1C}">
                           <a14:useLocalDpi xmlns:a14="http://schemas.microsoft.com/office/drawing/2010/main" val="0"/>
@@ -3185,7 +4040,6 @@
           <w:sz w:val="22"/>
           <w:szCs w:val="22"/>
         </w:rPr>
-        <w:lastRenderedPageBreak/>
         <w:t xml:space="preserve">Question </w:t>
       </w:r>
       <w:r>
@@ -3243,22 +4097,28 @@
           <w:tab w:val="left" w:pos="1440"/>
         </w:tabs>
       </w:pPr>
+    </w:p>
+    <w:p/>
+    <w:p/>
+    <w:p/>
+    <w:p/>
+    <w:p>
       <w:r>
         <w:rPr>
           <w:noProof/>
         </w:rPr>
         <w:drawing>
-          <wp:anchor distT="0" distB="0" distL="114300" distR="114300" simplePos="0" relativeHeight="251661312" behindDoc="0" locked="0" layoutInCell="1" allowOverlap="1" wp14:anchorId="5867CF0C" wp14:editId="40353151">
+          <wp:anchor distT="0" distB="0" distL="114300" distR="114300" simplePos="0" relativeHeight="251661312" behindDoc="0" locked="0" layoutInCell="1" allowOverlap="1" wp14:anchorId="5867CF0C" wp14:editId="20C55ECD">
             <wp:simplePos x="0" y="0"/>
-            <wp:positionH relativeFrom="column">
-              <wp:posOffset>-2293620</wp:posOffset>
+            <wp:positionH relativeFrom="margin">
+              <wp:align>left</wp:align>
             </wp:positionH>
             <wp:positionV relativeFrom="paragraph">
-              <wp:posOffset>1848485</wp:posOffset>
+              <wp:posOffset>194627</wp:posOffset>
             </wp:positionV>
             <wp:extent cx="7730490" cy="3315335"/>
             <wp:effectExtent l="0" t="2223" r="1588" b="1587"/>
-            <wp:wrapSquare wrapText="bothSides"/>
+            <wp:wrapNone/>
             <wp:docPr id="782299131" name="Picture 6"/>
             <wp:cNvGraphicFramePr>
               <a:graphicFrameLocks xmlns:a="http://schemas.openxmlformats.org/drawingml/2006/main" noChangeAspect="1"/>
@@ -3271,7 +4131,7 @@
                     <pic:cNvPicPr/>
                   </pic:nvPicPr>
                   <pic:blipFill>
-                    <a:blip r:embed="rId11" cstate="print">
+                    <a:blip r:embed="rId12" cstate="print">
                       <a:extLst>
                         <a:ext uri="{28A0092B-C50C-407E-A947-70E740481C1C}">
                           <a14:useLocalDpi xmlns:a14="http://schemas.microsoft.com/office/drawing/2010/main" val="0"/>
@@ -3328,11 +4188,6 @@
     <w:p/>
     <w:p/>
     <w:p/>
-    <w:p/>
-    <w:p/>
-    <w:p/>
-    <w:p/>
-    <w:p/>
     <w:p>
       <w:pPr>
         <w:tabs>
@@ -3340,15 +4195,9 @@
         </w:tabs>
       </w:pPr>
       <w:r>
+        <w:lastRenderedPageBreak/>
         <w:tab/>
       </w:r>
-    </w:p>
-    <w:p>
-      <w:pPr>
-        <w:tabs>
-          <w:tab w:val="left" w:pos="5640"/>
-        </w:tabs>
-      </w:pPr>
     </w:p>
     <w:p>
       <w:pPr>
@@ -3363,7 +4212,6 @@
           <w:sz w:val="22"/>
           <w:szCs w:val="22"/>
         </w:rPr>
-        <w:lastRenderedPageBreak/>
         <w:t xml:space="preserve">Question </w:t>
       </w:r>
       <w:r>
@@ -3397,14 +4245,49 @@
     <w:p>
       <w:pPr>
         <w:tabs>
-          <w:tab w:val="left" w:pos="5640"/>
-        </w:tabs>
-      </w:pPr>
-    </w:p>
-    <w:p>
-      <w:pPr>
-        <w:tabs>
-          <w:tab w:val="left" w:pos="5640"/>
+          <w:tab w:val="left" w:pos="1440"/>
+        </w:tabs>
+      </w:pPr>
+    </w:p>
+    <w:p>
+      <w:pPr>
+        <w:tabs>
+          <w:tab w:val="left" w:pos="1440"/>
+        </w:tabs>
+      </w:pPr>
+    </w:p>
+    <w:p>
+      <w:pPr>
+        <w:tabs>
+          <w:tab w:val="left" w:pos="1440"/>
+        </w:tabs>
+      </w:pPr>
+    </w:p>
+    <w:p>
+      <w:pPr>
+        <w:tabs>
+          <w:tab w:val="left" w:pos="1440"/>
+        </w:tabs>
+      </w:pPr>
+    </w:p>
+    <w:p>
+      <w:pPr>
+        <w:tabs>
+          <w:tab w:val="left" w:pos="1440"/>
+        </w:tabs>
+      </w:pPr>
+    </w:p>
+    <w:p>
+      <w:pPr>
+        <w:tabs>
+          <w:tab w:val="left" w:pos="1440"/>
+        </w:tabs>
+      </w:pPr>
+    </w:p>
+    <w:p>
+      <w:pPr>
+        <w:tabs>
+          <w:tab w:val="left" w:pos="1440"/>
         </w:tabs>
       </w:pPr>
       <w:r>
@@ -3412,17 +4295,17 @@
           <w:noProof/>
         </w:rPr>
         <w:drawing>
-          <wp:anchor distT="0" distB="0" distL="114300" distR="114300" simplePos="0" relativeHeight="251662336" behindDoc="0" locked="0" layoutInCell="1" allowOverlap="1" wp14:anchorId="77408D56" wp14:editId="4ADA9FE7">
+          <wp:anchor distT="0" distB="0" distL="114300" distR="114300" simplePos="0" relativeHeight="251662336" behindDoc="0" locked="0" layoutInCell="1" allowOverlap="1" wp14:anchorId="77408D56" wp14:editId="077C3E50">
             <wp:simplePos x="0" y="0"/>
-            <wp:positionH relativeFrom="column">
-              <wp:posOffset>-1788160</wp:posOffset>
+            <wp:positionH relativeFrom="margin">
+              <wp:posOffset>-1870710</wp:posOffset>
             </wp:positionH>
             <wp:positionV relativeFrom="paragraph">
-              <wp:posOffset>1601470</wp:posOffset>
+              <wp:posOffset>277495</wp:posOffset>
             </wp:positionV>
             <wp:extent cx="8514715" cy="4891405"/>
             <wp:effectExtent l="1905" t="0" r="2540" b="2540"/>
-            <wp:wrapSquare wrapText="bothSides"/>
+            <wp:wrapNone/>
             <wp:docPr id="236783365" name="Picture 7"/>
             <wp:cNvGraphicFramePr>
               <a:graphicFrameLocks xmlns:a="http://schemas.openxmlformats.org/drawingml/2006/main" noChangeAspect="1"/>
@@ -3435,7 +4318,7 @@
                     <pic:cNvPicPr/>
                   </pic:nvPicPr>
                   <pic:blipFill>
-                    <a:blip r:embed="rId12" cstate="print">
+                    <a:blip r:embed="rId13" cstate="print">
                       <a:extLst>
                         <a:ext uri="{28A0092B-C50C-407E-A947-70E740481C1C}">
                           <a14:useLocalDpi xmlns:a14="http://schemas.microsoft.com/office/drawing/2010/main" val="0"/>
@@ -3468,9 +4351,212 @@
         </w:drawing>
       </w:r>
     </w:p>
+    <w:p>
+      <w:pPr>
+        <w:tabs>
+          <w:tab w:val="left" w:pos="1440"/>
+        </w:tabs>
+      </w:pPr>
+    </w:p>
+    <w:p>
+      <w:pPr>
+        <w:tabs>
+          <w:tab w:val="left" w:pos="1440"/>
+        </w:tabs>
+      </w:pPr>
+    </w:p>
+    <w:p>
+      <w:pPr>
+        <w:tabs>
+          <w:tab w:val="left" w:pos="5640"/>
+        </w:tabs>
+      </w:pPr>
+    </w:p>
+    <w:p>
+      <w:pPr>
+        <w:tabs>
+          <w:tab w:val="left" w:pos="5640"/>
+        </w:tabs>
+      </w:pPr>
+    </w:p>
+    <w:p>
+      <w:pPr>
+        <w:tabs>
+          <w:tab w:val="left" w:pos="5640"/>
+        </w:tabs>
+      </w:pPr>
+    </w:p>
+    <w:p>
+      <w:pPr>
+        <w:tabs>
+          <w:tab w:val="left" w:pos="5640"/>
+        </w:tabs>
+      </w:pPr>
+    </w:p>
+    <w:p>
+      <w:pPr>
+        <w:tabs>
+          <w:tab w:val="left" w:pos="5640"/>
+        </w:tabs>
+      </w:pPr>
+    </w:p>
+    <w:p>
+      <w:pPr>
+        <w:tabs>
+          <w:tab w:val="left" w:pos="5640"/>
+        </w:tabs>
+      </w:pPr>
+    </w:p>
+    <w:p>
+      <w:pPr>
+        <w:tabs>
+          <w:tab w:val="left" w:pos="5640"/>
+        </w:tabs>
+      </w:pPr>
+    </w:p>
+    <w:p>
+      <w:pPr>
+        <w:tabs>
+          <w:tab w:val="left" w:pos="5640"/>
+        </w:tabs>
+      </w:pPr>
+    </w:p>
+    <w:p>
+      <w:pPr>
+        <w:tabs>
+          <w:tab w:val="left" w:pos="5640"/>
+        </w:tabs>
+      </w:pPr>
+    </w:p>
+    <w:p>
+      <w:pPr>
+        <w:tabs>
+          <w:tab w:val="left" w:pos="5640"/>
+        </w:tabs>
+      </w:pPr>
+    </w:p>
+    <w:p>
+      <w:pPr>
+        <w:tabs>
+          <w:tab w:val="left" w:pos="5640"/>
+        </w:tabs>
+      </w:pPr>
+    </w:p>
+    <w:p>
+      <w:pPr>
+        <w:tabs>
+          <w:tab w:val="left" w:pos="5640"/>
+        </w:tabs>
+      </w:pPr>
+    </w:p>
+    <w:p>
+      <w:pPr>
+        <w:tabs>
+          <w:tab w:val="left" w:pos="5640"/>
+        </w:tabs>
+      </w:pPr>
+    </w:p>
+    <w:p>
+      <w:pPr>
+        <w:tabs>
+          <w:tab w:val="left" w:pos="5640"/>
+        </w:tabs>
+      </w:pPr>
+    </w:p>
+    <w:p>
+      <w:pPr>
+        <w:tabs>
+          <w:tab w:val="left" w:pos="5640"/>
+        </w:tabs>
+      </w:pPr>
+    </w:p>
+    <w:p>
+      <w:pPr>
+        <w:tabs>
+          <w:tab w:val="left" w:pos="5640"/>
+        </w:tabs>
+      </w:pPr>
+    </w:p>
+    <w:p>
+      <w:pPr>
+        <w:tabs>
+          <w:tab w:val="left" w:pos="5640"/>
+        </w:tabs>
+      </w:pPr>
+    </w:p>
+    <w:p>
+      <w:pPr>
+        <w:tabs>
+          <w:tab w:val="left" w:pos="5640"/>
+        </w:tabs>
+      </w:pPr>
+    </w:p>
+    <w:p>
+      <w:pPr>
+        <w:tabs>
+          <w:tab w:val="left" w:pos="5640"/>
+        </w:tabs>
+      </w:pPr>
+    </w:p>
+    <w:p>
+      <w:pPr>
+        <w:tabs>
+          <w:tab w:val="left" w:pos="5640"/>
+        </w:tabs>
+      </w:pPr>
+    </w:p>
+    <w:p>
+      <w:pPr>
+        <w:tabs>
+          <w:tab w:val="left" w:pos="5640"/>
+        </w:tabs>
+      </w:pPr>
+    </w:p>
+    <w:p>
+      <w:pPr>
+        <w:tabs>
+          <w:tab w:val="left" w:pos="5640"/>
+        </w:tabs>
+      </w:pPr>
+    </w:p>
+    <w:p>
+      <w:pPr>
+        <w:tabs>
+          <w:tab w:val="left" w:pos="5640"/>
+        </w:tabs>
+      </w:pPr>
+    </w:p>
+    <w:p>
+      <w:pPr>
+        <w:tabs>
+          <w:tab w:val="left" w:pos="5640"/>
+        </w:tabs>
+      </w:pPr>
+    </w:p>
+    <w:p>
+      <w:pPr>
+        <w:tabs>
+          <w:tab w:val="left" w:pos="5640"/>
+        </w:tabs>
+      </w:pPr>
+    </w:p>
+    <w:p>
+      <w:pPr>
+        <w:tabs>
+          <w:tab w:val="left" w:pos="5640"/>
+        </w:tabs>
+      </w:pPr>
+    </w:p>
+    <w:p>
+      <w:pPr>
+        <w:tabs>
+          <w:tab w:val="left" w:pos="5640"/>
+        </w:tabs>
+      </w:pPr>
+    </w:p>
     <w:sectPr>
-      <w:headerReference w:type="default" r:id="rId13"/>
-      <w:footerReference w:type="default" r:id="rId14"/>
+      <w:headerReference w:type="default" r:id="rId14"/>
+      <w:footerReference w:type="default" r:id="rId15"/>
       <w:pgSz w:w="11906" w:h="16838"/>
       <w:pgMar w:top="1440" w:right="1440" w:bottom="1440" w:left="1440" w:header="708" w:footer="708" w:gutter="0"/>
       <w:cols w:space="708"/>
@@ -3481,7 +4567,7 @@
 </file>
 
 <file path=word/endnotes.xml><?xml version="1.0" encoding="utf-8"?>
-<w:endnotes xmlns:wpc="http://schemas.microsoft.com/office/word/2010/wordprocessingCanvas" xmlns:cx="http://schemas.microsoft.com/office/drawing/2014/chartex" xmlns:cx1="http://schemas.microsoft.com/office/drawing/2015/9/8/chartex" xmlns:cx2="http://schemas.microsoft.com/office/drawing/2015/10/21/chartex" xmlns:cx3="http://schemas.microsoft.com/office/drawing/2016/5/9/chartex" xmlns:cx4="http://schemas.microsoft.com/office/drawing/2016/5/10/chartex" xmlns:cx5="http://schemas.microsoft.com/office/drawing/2016/5/11/chartex" xmlns:cx6="http://schemas.microsoft.com/office/drawing/2016/5/12/chartex" xmlns:cx7="http://schemas.microsoft.com/office/drawing/2016/5/13/chartex" xmlns:cx8="http://schemas.microsoft.com/office/drawing/2016/5/14/chartex" xmlns:mc="http://schemas.openxmlformats.org/markup-compatibility/2006" xmlns:aink="http://schemas.microsoft.com/office/drawing/2016/ink" xmlns:am3d="http://schemas.microsoft.com/office/drawing/2017/model3d" xmlns:o="urn:schemas-microsoft-com:office:office" xmlns:oel="http://schemas.microsoft.com/office/2019/extlst" xmlns:r="http://schemas.openxmlformats.org/officeDocument/2006/relationships" xmlns:m="http://schemas.openxmlformats.org/officeDocument/2006/math" xmlns:v="urn:schemas-microsoft-com:vml" xmlns:wp14="http://schemas.microsoft.com/office/word/2010/wordprocessingDrawing" xmlns:wp="http://schemas.openxmlformats.org/drawingml/2006/wordprocessingDrawing" xmlns:w10="urn:schemas-microsoft-com:office:word" xmlns:w="http://schemas.openxmlformats.org/wordprocessingml/2006/main" xmlns:w14="http://schemas.microsoft.com/office/word/2010/wordml" xmlns:w15="http://schemas.microsoft.com/office/word/2012/wordml" xmlns:w16cei="http://schemas.microsoft.com/office/word/2026/wordml/cei" xmlns:w16cex="http://schemas.microsoft.com/office/word/2018/wordml/cex" xmlns:w16cid="http://schemas.microsoft.com/office/word/2016/wordml/cid" xmlns:w16="http://schemas.microsoft.com/office/word/2018/wordml" xmlns:w16du="http://schemas.microsoft.com/office/word/2023/wordml/word16du" xmlns:w16sdtdh="http://schemas.microsoft.com/office/word/2020/wordml/sdtdatahash" xmlns:w16sdtfl="http://schemas.microsoft.com/office/word/2024/wordml/sdtformatlock" xmlns:w16se="http://schemas.microsoft.com/office/word/2015/wordml/symex" xmlns:wpg="http://schemas.microsoft.com/office/word/2010/wordprocessingGroup" xmlns:wpi="http://schemas.microsoft.com/office/word/2010/wordprocessingInk" xmlns:wne="http://schemas.microsoft.com/office/word/2006/wordml" xmlns:wps="http://schemas.microsoft.com/office/word/2010/wordprocessingShape" mc:Ignorable="w14 w15 w16se w16cid w16 w16cex w16sdtdh w16sdtfl w16du wp14">
+<w:endnotes xmlns:wpc="http://schemas.microsoft.com/office/word/2010/wordprocessingCanvas" xmlns:cx="http://schemas.microsoft.com/office/drawing/2014/chartex" xmlns:cx1="http://schemas.microsoft.com/office/drawing/2015/9/8/chartex" xmlns:cx2="http://schemas.microsoft.com/office/drawing/2015/10/21/chartex" xmlns:cx3="http://schemas.microsoft.com/office/drawing/2016/5/9/chartex" xmlns:cx4="http://schemas.microsoft.com/office/drawing/2016/5/10/chartex" xmlns:cx5="http://schemas.microsoft.com/office/drawing/2016/5/11/chartex" xmlns:cx6="http://schemas.microsoft.com/office/drawing/2016/5/12/chartex" xmlns:cx7="http://schemas.microsoft.com/office/drawing/2016/5/13/chartex" xmlns:cx8="http://schemas.microsoft.com/office/drawing/2016/5/14/chartex" xmlns:mc="http://schemas.openxmlformats.org/markup-compatibility/2006" xmlns:aink="http://schemas.microsoft.com/office/drawing/2016/ink" xmlns:am3d="http://schemas.microsoft.com/office/drawing/2017/model3d" xmlns:o="urn:schemas-microsoft-com:office:office" xmlns:oel="http://schemas.microsoft.com/office/2019/extlst" xmlns:r="http://schemas.openxmlformats.org/officeDocument/2006/relationships" xmlns:m="http://schemas.openxmlformats.org/officeDocument/2006/math" xmlns:v="urn:schemas-microsoft-com:vml" xmlns:wp14="http://schemas.microsoft.com/office/word/2010/wordprocessingDrawing" xmlns:wp="http://schemas.openxmlformats.org/drawingml/2006/wordprocessingDrawing" xmlns:w10="urn:schemas-microsoft-com:office:word" xmlns:w="http://schemas.openxmlformats.org/wordprocessingml/2006/main" xmlns:w14="http://schemas.microsoft.com/office/word/2010/wordml" xmlns:w15="http://schemas.microsoft.com/office/word/2012/wordml" xmlns:w16cex="http://schemas.microsoft.com/office/word/2018/wordml/cex" xmlns:w16cid="http://schemas.microsoft.com/office/word/2016/wordml/cid" xmlns:w16="http://schemas.microsoft.com/office/word/2018/wordml" xmlns:w16du="http://schemas.microsoft.com/office/word/2023/wordml/word16du" xmlns:w16sdtdh="http://schemas.microsoft.com/office/word/2020/wordml/sdtdatahash" xmlns:w16sdtfl="http://schemas.microsoft.com/office/word/2024/wordml/sdtformatlock" xmlns:w16se="http://schemas.microsoft.com/office/word/2015/wordml/symex" xmlns:wpg="http://schemas.microsoft.com/office/word/2010/wordprocessingGroup" xmlns:wpi="http://schemas.microsoft.com/office/word/2010/wordprocessingInk" xmlns:wne="http://schemas.microsoft.com/office/word/2006/wordml" xmlns:wps="http://schemas.microsoft.com/office/word/2010/wordprocessingShape" mc:Ignorable="w14 w15 w16se w16cid w16 w16cex w16sdtdh w16sdtfl w16du wp14">
   <w:endnote w:type="separator" w:id="-1">
     <w:p>
       <w:pPr>
@@ -3506,7 +4592,7 @@
 </file>
 
 <file path=word/footer1.xml><?xml version="1.0" encoding="utf-8"?>
-<w:ftr xmlns:wpc="http://schemas.microsoft.com/office/word/2010/wordprocessingCanvas" xmlns:cx="http://schemas.microsoft.com/office/drawing/2014/chartex" xmlns:cx1="http://schemas.microsoft.com/office/drawing/2015/9/8/chartex" xmlns:cx2="http://schemas.microsoft.com/office/drawing/2015/10/21/chartex" xmlns:cx3="http://schemas.microsoft.com/office/drawing/2016/5/9/chartex" xmlns:cx4="http://schemas.microsoft.com/office/drawing/2016/5/10/chartex" xmlns:cx5="http://schemas.microsoft.com/office/drawing/2016/5/11/chartex" xmlns:cx6="http://schemas.microsoft.com/office/drawing/2016/5/12/chartex" xmlns:cx7="http://schemas.microsoft.com/office/drawing/2016/5/13/chartex" xmlns:cx8="http://schemas.microsoft.com/office/drawing/2016/5/14/chartex" xmlns:mc="http://schemas.openxmlformats.org/markup-compatibility/2006" xmlns:aink="http://schemas.microsoft.com/office/drawing/2016/ink" xmlns:am3d="http://schemas.microsoft.com/office/drawing/2017/model3d" xmlns:o="urn:schemas-microsoft-com:office:office" xmlns:oel="http://schemas.microsoft.com/office/2019/extlst" xmlns:r="http://schemas.openxmlformats.org/officeDocument/2006/relationships" xmlns:m="http://schemas.openxmlformats.org/officeDocument/2006/math" xmlns:v="urn:schemas-microsoft-com:vml" xmlns:wp14="http://schemas.microsoft.com/office/word/2010/wordprocessingDrawing" xmlns:wp="http://schemas.openxmlformats.org/drawingml/2006/wordprocessingDrawing" xmlns:w10="urn:schemas-microsoft-com:office:word" xmlns:w="http://schemas.openxmlformats.org/wordprocessingml/2006/main" xmlns:w14="http://schemas.microsoft.com/office/word/2010/wordml" xmlns:w15="http://schemas.microsoft.com/office/word/2012/wordml" xmlns:w16cei="http://schemas.microsoft.com/office/word/2026/wordml/cei" xmlns:w16cex="http://schemas.microsoft.com/office/word/2018/wordml/cex" xmlns:w16cid="http://schemas.microsoft.com/office/word/2016/wordml/cid" xmlns:w16="http://schemas.microsoft.com/office/word/2018/wordml" xmlns:w16du="http://schemas.microsoft.com/office/word/2023/wordml/word16du" xmlns:w16sdtdh="http://schemas.microsoft.com/office/word/2020/wordml/sdtdatahash" xmlns:w16sdtfl="http://schemas.microsoft.com/office/word/2024/wordml/sdtformatlock" xmlns:w16se="http://schemas.microsoft.com/office/word/2015/wordml/symex" xmlns:wpg="http://schemas.microsoft.com/office/word/2010/wordprocessingGroup" xmlns:wpi="http://schemas.microsoft.com/office/word/2010/wordprocessingInk" xmlns:wne="http://schemas.microsoft.com/office/word/2006/wordml" xmlns:wps="http://schemas.microsoft.com/office/word/2010/wordprocessingShape" mc:Ignorable="w14 w15 w16se w16cid w16 w16cex w16sdtdh w16sdtfl w16du wp14">
+<w:ftr xmlns:wpc="http://schemas.microsoft.com/office/word/2010/wordprocessingCanvas" xmlns:cx="http://schemas.microsoft.com/office/drawing/2014/chartex" xmlns:cx1="http://schemas.microsoft.com/office/drawing/2015/9/8/chartex" xmlns:cx2="http://schemas.microsoft.com/office/drawing/2015/10/21/chartex" xmlns:cx3="http://schemas.microsoft.com/office/drawing/2016/5/9/chartex" xmlns:cx4="http://schemas.microsoft.com/office/drawing/2016/5/10/chartex" xmlns:cx5="http://schemas.microsoft.com/office/drawing/2016/5/11/chartex" xmlns:cx6="http://schemas.microsoft.com/office/drawing/2016/5/12/chartex" xmlns:cx7="http://schemas.microsoft.com/office/drawing/2016/5/13/chartex" xmlns:cx8="http://schemas.microsoft.com/office/drawing/2016/5/14/chartex" xmlns:mc="http://schemas.openxmlformats.org/markup-compatibility/2006" xmlns:aink="http://schemas.microsoft.com/office/drawing/2016/ink" xmlns:am3d="http://schemas.microsoft.com/office/drawing/2017/model3d" xmlns:o="urn:schemas-microsoft-com:office:office" xmlns:oel="http://schemas.microsoft.com/office/2019/extlst" xmlns:r="http://schemas.openxmlformats.org/officeDocument/2006/relationships" xmlns:m="http://schemas.openxmlformats.org/officeDocument/2006/math" xmlns:v="urn:schemas-microsoft-com:vml" xmlns:wp14="http://schemas.microsoft.com/office/word/2010/wordprocessingDrawing" xmlns:wp="http://schemas.openxmlformats.org/drawingml/2006/wordprocessingDrawing" xmlns:w10="urn:schemas-microsoft-com:office:word" xmlns:w="http://schemas.openxmlformats.org/wordprocessingml/2006/main" xmlns:w14="http://schemas.microsoft.com/office/word/2010/wordml" xmlns:w15="http://schemas.microsoft.com/office/word/2012/wordml" xmlns:w16cex="http://schemas.microsoft.com/office/word/2018/wordml/cex" xmlns:w16cid="http://schemas.microsoft.com/office/word/2016/wordml/cid" xmlns:w16="http://schemas.microsoft.com/office/word/2018/wordml" xmlns:w16du="http://schemas.microsoft.com/office/word/2023/wordml/word16du" xmlns:w16sdtdh="http://schemas.microsoft.com/office/word/2020/wordml/sdtdatahash" xmlns:w16sdtfl="http://schemas.microsoft.com/office/word/2024/wordml/sdtformatlock" xmlns:w16se="http://schemas.microsoft.com/office/word/2015/wordml/symex" xmlns:wpg="http://schemas.microsoft.com/office/word/2010/wordprocessingGroup" xmlns:wpi="http://schemas.microsoft.com/office/word/2010/wordprocessingInk" xmlns:wne="http://schemas.microsoft.com/office/word/2006/wordml" xmlns:wps="http://schemas.microsoft.com/office/word/2010/wordprocessingShape" mc:Ignorable="w14 w15 w16se w16cid w16 w16cex w16sdtdh w16sdtfl w16du wp14">
   <w:p>
     <w:pPr>
       <w:pStyle w:val="Footer"/>
@@ -3833,7 +4919,7 @@
 </file>
 
 <file path=word/footnotes.xml><?xml version="1.0" encoding="utf-8"?>
-<w:footnotes xmlns:wpc="http://schemas.microsoft.com/office/word/2010/wordprocessingCanvas" xmlns:cx="http://schemas.microsoft.com/office/drawing/2014/chartex" xmlns:cx1="http://schemas.microsoft.com/office/drawing/2015/9/8/chartex" xmlns:cx2="http://schemas.microsoft.com/office/drawing/2015/10/21/chartex" xmlns:cx3="http://schemas.microsoft.com/office/drawing/2016/5/9/chartex" xmlns:cx4="http://schemas.microsoft.com/office/drawing/2016/5/10/chartex" xmlns:cx5="http://schemas.microsoft.com/office/drawing/2016/5/11/chartex" xmlns:cx6="http://schemas.microsoft.com/office/drawing/2016/5/12/chartex" xmlns:cx7="http://schemas.microsoft.com/office/drawing/2016/5/13/chartex" xmlns:cx8="http://schemas.microsoft.com/office/drawing/2016/5/14/chartex" xmlns:mc="http://schemas.openxmlformats.org/markup-compatibility/2006" xmlns:aink="http://schemas.microsoft.com/office/drawing/2016/ink" xmlns:am3d="http://schemas.microsoft.com/office/drawing/2017/model3d" xmlns:o="urn:schemas-microsoft-com:office:office" xmlns:oel="http://schemas.microsoft.com/office/2019/extlst" xmlns:r="http://schemas.openxmlformats.org/officeDocument/2006/relationships" xmlns:m="http://schemas.openxmlformats.org/officeDocument/2006/math" xmlns:v="urn:schemas-microsoft-com:vml" xmlns:wp14="http://schemas.microsoft.com/office/word/2010/wordprocessingDrawing" xmlns:wp="http://schemas.openxmlformats.org/drawingml/2006/wordprocessingDrawing" xmlns:w10="urn:schemas-microsoft-com:office:word" xmlns:w="http://schemas.openxmlformats.org/wordprocessingml/2006/main" xmlns:w14="http://schemas.microsoft.com/office/word/2010/wordml" xmlns:w15="http://schemas.microsoft.com/office/word/2012/wordml" xmlns:w16cei="http://schemas.microsoft.com/office/word/2026/wordml/cei" xmlns:w16cex="http://schemas.microsoft.com/office/word/2018/wordml/cex" xmlns:w16cid="http://schemas.microsoft.com/office/word/2016/wordml/cid" xmlns:w16="http://schemas.microsoft.com/office/word/2018/wordml" xmlns:w16du="http://schemas.microsoft.com/office/word/2023/wordml/word16du" xmlns:w16sdtdh="http://schemas.microsoft.com/office/word/2020/wordml/sdtdatahash" xmlns:w16sdtfl="http://schemas.microsoft.com/office/word/2024/wordml/sdtformatlock" xmlns:w16se="http://schemas.microsoft.com/office/word/2015/wordml/symex" xmlns:wpg="http://schemas.microsoft.com/office/word/2010/wordprocessingGroup" xmlns:wpi="http://schemas.microsoft.com/office/word/2010/wordprocessingInk" xmlns:wne="http://schemas.microsoft.com/office/word/2006/wordml" xmlns:wps="http://schemas.microsoft.com/office/word/2010/wordprocessingShape" mc:Ignorable="w14 w15 w16se w16cid w16 w16cex w16sdtdh w16sdtfl w16du wp14">
+<w:footnotes xmlns:wpc="http://schemas.microsoft.com/office/word/2010/wordprocessingCanvas" xmlns:cx="http://schemas.microsoft.com/office/drawing/2014/chartex" xmlns:cx1="http://schemas.microsoft.com/office/drawing/2015/9/8/chartex" xmlns:cx2="http://schemas.microsoft.com/office/drawing/2015/10/21/chartex" xmlns:cx3="http://schemas.microsoft.com/office/drawing/2016/5/9/chartex" xmlns:cx4="http://schemas.microsoft.com/office/drawing/2016/5/10/chartex" xmlns:cx5="http://schemas.microsoft.com/office/drawing/2016/5/11/chartex" xmlns:cx6="http://schemas.microsoft.com/office/drawing/2016/5/12/chartex" xmlns:cx7="http://schemas.microsoft.com/office/drawing/2016/5/13/chartex" xmlns:cx8="http://schemas.microsoft.com/office/drawing/2016/5/14/chartex" xmlns:mc="http://schemas.openxmlformats.org/markup-compatibility/2006" xmlns:aink="http://schemas.microsoft.com/office/drawing/2016/ink" xmlns:am3d="http://schemas.microsoft.com/office/drawing/2017/model3d" xmlns:o="urn:schemas-microsoft-com:office:office" xmlns:oel="http://schemas.microsoft.com/office/2019/extlst" xmlns:r="http://schemas.openxmlformats.org/officeDocument/2006/relationships" xmlns:m="http://schemas.openxmlformats.org/officeDocument/2006/math" xmlns:v="urn:schemas-microsoft-com:vml" xmlns:wp14="http://schemas.microsoft.com/office/word/2010/wordprocessingDrawing" xmlns:wp="http://schemas.openxmlformats.org/drawingml/2006/wordprocessingDrawing" xmlns:w10="urn:schemas-microsoft-com:office:word" xmlns:w="http://schemas.openxmlformats.org/wordprocessingml/2006/main" xmlns:w14="http://schemas.microsoft.com/office/word/2010/wordml" xmlns:w15="http://schemas.microsoft.com/office/word/2012/wordml" xmlns:w16cex="http://schemas.microsoft.com/office/word/2018/wordml/cex" xmlns:w16cid="http://schemas.microsoft.com/office/word/2016/wordml/cid" xmlns:w16="http://schemas.microsoft.com/office/word/2018/wordml" xmlns:w16du="http://schemas.microsoft.com/office/word/2023/wordml/word16du" xmlns:w16sdtdh="http://schemas.microsoft.com/office/word/2020/wordml/sdtdatahash" xmlns:w16sdtfl="http://schemas.microsoft.com/office/word/2024/wordml/sdtformatlock" xmlns:w16se="http://schemas.microsoft.com/office/word/2015/wordml/symex" xmlns:wpg="http://schemas.microsoft.com/office/word/2010/wordprocessingGroup" xmlns:wpi="http://schemas.microsoft.com/office/word/2010/wordprocessingInk" xmlns:wne="http://schemas.microsoft.com/office/word/2006/wordml" xmlns:wps="http://schemas.microsoft.com/office/word/2010/wordprocessingShape" mc:Ignorable="w14 w15 w16se w16cid w16 w16cex w16sdtdh w16sdtfl w16du wp14">
   <w:footnote w:type="separator" w:id="-1">
     <w:p>
       <w:pPr>
@@ -3858,7 +4944,7 @@
 </file>
 
 <file path=word/header1.xml><?xml version="1.0" encoding="utf-8"?>
-<w:hdr xmlns:wpc="http://schemas.microsoft.com/office/word/2010/wordprocessingCanvas" xmlns:cx="http://schemas.microsoft.com/office/drawing/2014/chartex" xmlns:cx1="http://schemas.microsoft.com/office/drawing/2015/9/8/chartex" xmlns:cx2="http://schemas.microsoft.com/office/drawing/2015/10/21/chartex" xmlns:cx3="http://schemas.microsoft.com/office/drawing/2016/5/9/chartex" xmlns:cx4="http://schemas.microsoft.com/office/drawing/2016/5/10/chartex" xmlns:cx5="http://schemas.microsoft.com/office/drawing/2016/5/11/chartex" xmlns:cx6="http://schemas.microsoft.com/office/drawing/2016/5/12/chartex" xmlns:cx7="http://schemas.microsoft.com/office/drawing/2016/5/13/chartex" xmlns:cx8="http://schemas.microsoft.com/office/drawing/2016/5/14/chartex" xmlns:mc="http://schemas.openxmlformats.org/markup-compatibility/2006" xmlns:aink="http://schemas.microsoft.com/office/drawing/2016/ink" xmlns:am3d="http://schemas.microsoft.com/office/drawing/2017/model3d" xmlns:o="urn:schemas-microsoft-com:office:office" xmlns:oel="http://schemas.microsoft.com/office/2019/extlst" xmlns:r="http://schemas.openxmlformats.org/officeDocument/2006/relationships" xmlns:m="http://schemas.openxmlformats.org/officeDocument/2006/math" xmlns:v="urn:schemas-microsoft-com:vml" xmlns:wp14="http://schemas.microsoft.com/office/word/2010/wordprocessingDrawing" xmlns:wp="http://schemas.openxmlformats.org/drawingml/2006/wordprocessingDrawing" xmlns:w10="urn:schemas-microsoft-com:office:word" xmlns:w="http://schemas.openxmlformats.org/wordprocessingml/2006/main" xmlns:w14="http://schemas.microsoft.com/office/word/2010/wordml" xmlns:w15="http://schemas.microsoft.com/office/word/2012/wordml" xmlns:w16cei="http://schemas.microsoft.com/office/word/2026/wordml/cei" xmlns:w16cex="http://schemas.microsoft.com/office/word/2018/wordml/cex" xmlns:w16cid="http://schemas.microsoft.com/office/word/2016/wordml/cid" xmlns:w16="http://schemas.microsoft.com/office/word/2018/wordml" xmlns:w16du="http://schemas.microsoft.com/office/word/2023/wordml/word16du" xmlns:w16sdtdh="http://schemas.microsoft.com/office/word/2020/wordml/sdtdatahash" xmlns:w16sdtfl="http://schemas.microsoft.com/office/word/2024/wordml/sdtformatlock" xmlns:w16se="http://schemas.microsoft.com/office/word/2015/wordml/symex" xmlns:wpg="http://schemas.microsoft.com/office/word/2010/wordprocessingGroup" xmlns:wpi="http://schemas.microsoft.com/office/word/2010/wordprocessingInk" xmlns:wne="http://schemas.microsoft.com/office/word/2006/wordml" xmlns:wps="http://schemas.microsoft.com/office/word/2010/wordprocessingShape" mc:Ignorable="w14 w15 w16se w16cid w16 w16cex w16sdtdh w16sdtfl w16du wp14">
+<w:hdr xmlns:wpc="http://schemas.microsoft.com/office/word/2010/wordprocessingCanvas" xmlns:cx="http://schemas.microsoft.com/office/drawing/2014/chartex" xmlns:cx1="http://schemas.microsoft.com/office/drawing/2015/9/8/chartex" xmlns:cx2="http://schemas.microsoft.com/office/drawing/2015/10/21/chartex" xmlns:cx3="http://schemas.microsoft.com/office/drawing/2016/5/9/chartex" xmlns:cx4="http://schemas.microsoft.com/office/drawing/2016/5/10/chartex" xmlns:cx5="http://schemas.microsoft.com/office/drawing/2016/5/11/chartex" xmlns:cx6="http://schemas.microsoft.com/office/drawing/2016/5/12/chartex" xmlns:cx7="http://schemas.microsoft.com/office/drawing/2016/5/13/chartex" xmlns:cx8="http://schemas.microsoft.com/office/drawing/2016/5/14/chartex" xmlns:mc="http://schemas.openxmlformats.org/markup-compatibility/2006" xmlns:aink="http://schemas.microsoft.com/office/drawing/2016/ink" xmlns:am3d="http://schemas.microsoft.com/office/drawing/2017/model3d" xmlns:o="urn:schemas-microsoft-com:office:office" xmlns:oel="http://schemas.microsoft.com/office/2019/extlst" xmlns:r="http://schemas.openxmlformats.org/officeDocument/2006/relationships" xmlns:m="http://schemas.openxmlformats.org/officeDocument/2006/math" xmlns:v="urn:schemas-microsoft-com:vml" xmlns:wp14="http://schemas.microsoft.com/office/word/2010/wordprocessingDrawing" xmlns:wp="http://schemas.openxmlformats.org/drawingml/2006/wordprocessingDrawing" xmlns:w10="urn:schemas-microsoft-com:office:word" xmlns:w="http://schemas.openxmlformats.org/wordprocessingml/2006/main" xmlns:w14="http://schemas.microsoft.com/office/word/2010/wordml" xmlns:w15="http://schemas.microsoft.com/office/word/2012/wordml" xmlns:w16cex="http://schemas.microsoft.com/office/word/2018/wordml/cex" xmlns:w16cid="http://schemas.microsoft.com/office/word/2016/wordml/cid" xmlns:w16="http://schemas.microsoft.com/office/word/2018/wordml" xmlns:w16du="http://schemas.microsoft.com/office/word/2023/wordml/word16du" xmlns:w16sdtdh="http://schemas.microsoft.com/office/word/2020/wordml/sdtdatahash" xmlns:w16sdtfl="http://schemas.microsoft.com/office/word/2024/wordml/sdtformatlock" xmlns:w16se="http://schemas.microsoft.com/office/word/2015/wordml/symex" xmlns:wpg="http://schemas.microsoft.com/office/word/2010/wordprocessingGroup" xmlns:wpi="http://schemas.microsoft.com/office/word/2010/wordprocessingInk" xmlns:wne="http://schemas.microsoft.com/office/word/2006/wordml" xmlns:wps="http://schemas.microsoft.com/office/word/2010/wordprocessingShape" mc:Ignorable="w14 w15 w16se w16cid w16 w16cex w16sdtdh w16sdtfl w16du wp14">
   <w:p>
     <w:pPr>
       <w:pStyle w:val="Header"/>
@@ -4022,7 +5108,7 @@
 </file>
 
 <file path=word/numbering.xml><?xml version="1.0" encoding="utf-8"?>
-<w:numbering xmlns:wpc="http://schemas.microsoft.com/office/word/2010/wordprocessingCanvas" xmlns:cx="http://schemas.microsoft.com/office/drawing/2014/chartex" xmlns:cx1="http://schemas.microsoft.com/office/drawing/2015/9/8/chartex" xmlns:cx2="http://schemas.microsoft.com/office/drawing/2015/10/21/chartex" xmlns:cx3="http://schemas.microsoft.com/office/drawing/2016/5/9/chartex" xmlns:cx4="http://schemas.microsoft.com/office/drawing/2016/5/10/chartex" xmlns:cx5="http://schemas.microsoft.com/office/drawing/2016/5/11/chartex" xmlns:cx6="http://schemas.microsoft.com/office/drawing/2016/5/12/chartex" xmlns:cx7="http://schemas.microsoft.com/office/drawing/2016/5/13/chartex" xmlns:cx8="http://schemas.microsoft.com/office/drawing/2016/5/14/chartex" xmlns:mc="http://schemas.openxmlformats.org/markup-compatibility/2006" xmlns:aink="http://schemas.microsoft.com/office/drawing/2016/ink" xmlns:am3d="http://schemas.microsoft.com/office/drawing/2017/model3d" xmlns:o="urn:schemas-microsoft-com:office:office" xmlns:oel="http://schemas.microsoft.com/office/2019/extlst" xmlns:r="http://schemas.openxmlformats.org/officeDocument/2006/relationships" xmlns:m="http://schemas.openxmlformats.org/officeDocument/2006/math" xmlns:v="urn:schemas-microsoft-com:vml" xmlns:wp14="http://schemas.microsoft.com/office/word/2010/wordprocessingDrawing" xmlns:wp="http://schemas.openxmlformats.org/drawingml/2006/wordprocessingDrawing" xmlns:w10="urn:schemas-microsoft-com:office:word" xmlns:w="http://schemas.openxmlformats.org/wordprocessingml/2006/main" xmlns:w14="http://schemas.microsoft.com/office/word/2010/wordml" xmlns:w15="http://schemas.microsoft.com/office/word/2012/wordml" xmlns:w16cei="http://schemas.microsoft.com/office/word/2026/wordml/cei" xmlns:w16cex="http://schemas.microsoft.com/office/word/2018/wordml/cex" xmlns:w16cid="http://schemas.microsoft.com/office/word/2016/wordml/cid" xmlns:w16="http://schemas.microsoft.com/office/word/2018/wordml" xmlns:w16du="http://schemas.microsoft.com/office/word/2023/wordml/word16du" xmlns:w16sdtdh="http://schemas.microsoft.com/office/word/2020/wordml/sdtdatahash" xmlns:w16sdtfl="http://schemas.microsoft.com/office/word/2024/wordml/sdtformatlock" xmlns:w16se="http://schemas.microsoft.com/office/word/2015/wordml/symex" xmlns:wpg="http://schemas.microsoft.com/office/word/2010/wordprocessingGroup" xmlns:wpi="http://schemas.microsoft.com/office/word/2010/wordprocessingInk" xmlns:wne="http://schemas.microsoft.com/office/word/2006/wordml" xmlns:wps="http://schemas.microsoft.com/office/word/2010/wordprocessingShape" mc:Ignorable="w14 w15 w16se w16cid w16 w16cex w16sdtdh w16sdtfl w16du wp14">
+<w:numbering xmlns:wpc="http://schemas.microsoft.com/office/word/2010/wordprocessingCanvas" xmlns:cx="http://schemas.microsoft.com/office/drawing/2014/chartex" xmlns:cx1="http://schemas.microsoft.com/office/drawing/2015/9/8/chartex" xmlns:cx2="http://schemas.microsoft.com/office/drawing/2015/10/21/chartex" xmlns:cx3="http://schemas.microsoft.com/office/drawing/2016/5/9/chartex" xmlns:cx4="http://schemas.microsoft.com/office/drawing/2016/5/10/chartex" xmlns:cx5="http://schemas.microsoft.com/office/drawing/2016/5/11/chartex" xmlns:cx6="http://schemas.microsoft.com/office/drawing/2016/5/12/chartex" xmlns:cx7="http://schemas.microsoft.com/office/drawing/2016/5/13/chartex" xmlns:cx8="http://schemas.microsoft.com/office/drawing/2016/5/14/chartex" xmlns:mc="http://schemas.openxmlformats.org/markup-compatibility/2006" xmlns:aink="http://schemas.microsoft.com/office/drawing/2016/ink" xmlns:am3d="http://schemas.microsoft.com/office/drawing/2017/model3d" xmlns:o="urn:schemas-microsoft-com:office:office" xmlns:oel="http://schemas.microsoft.com/office/2019/extlst" xmlns:r="http://schemas.openxmlformats.org/officeDocument/2006/relationships" xmlns:m="http://schemas.openxmlformats.org/officeDocument/2006/math" xmlns:v="urn:schemas-microsoft-com:vml" xmlns:wp14="http://schemas.microsoft.com/office/word/2010/wordprocessingDrawing" xmlns:wp="http://schemas.openxmlformats.org/drawingml/2006/wordprocessingDrawing" xmlns:w10="urn:schemas-microsoft-com:office:word" xmlns:w="http://schemas.openxmlformats.org/wordprocessingml/2006/main" xmlns:w14="http://schemas.microsoft.com/office/word/2010/wordml" xmlns:w15="http://schemas.microsoft.com/office/word/2012/wordml" xmlns:w16cex="http://schemas.microsoft.com/office/word/2018/wordml/cex" xmlns:w16cid="http://schemas.microsoft.com/office/word/2016/wordml/cid" xmlns:w16="http://schemas.microsoft.com/office/word/2018/wordml" xmlns:w16du="http://schemas.microsoft.com/office/word/2023/wordml/word16du" xmlns:w16sdtdh="http://schemas.microsoft.com/office/word/2020/wordml/sdtdatahash" xmlns:w16sdtfl="http://schemas.microsoft.com/office/word/2024/wordml/sdtformatlock" xmlns:w16se="http://schemas.microsoft.com/office/word/2015/wordml/symex" xmlns:wpg="http://schemas.microsoft.com/office/word/2010/wordprocessingGroup" xmlns:wpi="http://schemas.microsoft.com/office/word/2010/wordprocessingInk" xmlns:wne="http://schemas.microsoft.com/office/word/2006/wordml" xmlns:wps="http://schemas.microsoft.com/office/word/2010/wordprocessingShape" mc:Ignorable="w14 w15 w16se w16cid w16 w16cex w16sdtdh w16sdtfl w16du wp14">
   <w:abstractNum w:abstractNumId="0" w15:restartNumberingAfterBreak="0">
     <w:nsid w:val="036205D6"/>
     <w:multiLevelType w:val="multilevel"/>

--- a/docs/COS214_Prac3.docx
+++ b/docs/COS214_Prac3.docx
@@ -1,6 +1,6 @@
 
 <file path=word/document.xml><?xml version="1.0" encoding="utf-8"?>
-<w:document xmlns:wpc="http://schemas.microsoft.com/office/word/2010/wordprocessingCanvas" xmlns:cx="http://schemas.microsoft.com/office/drawing/2014/chartex" xmlns:cx1="http://schemas.microsoft.com/office/drawing/2015/9/8/chartex" xmlns:cx2="http://schemas.microsoft.com/office/drawing/2015/10/21/chartex" xmlns:cx3="http://schemas.microsoft.com/office/drawing/2016/5/9/chartex" xmlns:cx4="http://schemas.microsoft.com/office/drawing/2016/5/10/chartex" xmlns:cx5="http://schemas.microsoft.com/office/drawing/2016/5/11/chartex" xmlns:cx6="http://schemas.microsoft.com/office/drawing/2016/5/12/chartex" xmlns:cx7="http://schemas.microsoft.com/office/drawing/2016/5/13/chartex" xmlns:cx8="http://schemas.microsoft.com/office/drawing/2016/5/14/chartex" xmlns:mc="http://schemas.openxmlformats.org/markup-compatibility/2006" xmlns:aink="http://schemas.microsoft.com/office/drawing/2016/ink" xmlns:am3d="http://schemas.microsoft.com/office/drawing/2017/model3d" xmlns:o="urn:schemas-microsoft-com:office:office" xmlns:oel="http://schemas.microsoft.com/office/2019/extlst" xmlns:r="http://schemas.openxmlformats.org/officeDocument/2006/relationships" xmlns:m="http://schemas.openxmlformats.org/officeDocument/2006/math" xmlns:v="urn:schemas-microsoft-com:vml" xmlns:wp14="http://schemas.microsoft.com/office/word/2010/wordprocessingDrawing" xmlns:wp="http://schemas.openxmlformats.org/drawingml/2006/wordprocessingDrawing" xmlns:w10="urn:schemas-microsoft-com:office:word" xmlns:w="http://schemas.openxmlformats.org/wordprocessingml/2006/main" xmlns:w14="http://schemas.microsoft.com/office/word/2010/wordml" xmlns:w15="http://schemas.microsoft.com/office/word/2012/wordml" xmlns:w16cex="http://schemas.microsoft.com/office/word/2018/wordml/cex" xmlns:w16cid="http://schemas.microsoft.com/office/word/2016/wordml/cid" xmlns:w16="http://schemas.microsoft.com/office/word/2018/wordml" xmlns:w16du="http://schemas.microsoft.com/office/word/2023/wordml/word16du" xmlns:w16sdtdh="http://schemas.microsoft.com/office/word/2020/wordml/sdtdatahash" xmlns:w16sdtfl="http://schemas.microsoft.com/office/word/2024/wordml/sdtformatlock" xmlns:w16se="http://schemas.microsoft.com/office/word/2015/wordml/symex" xmlns:wpg="http://schemas.microsoft.com/office/word/2010/wordprocessingGroup" xmlns:wpi="http://schemas.microsoft.com/office/word/2010/wordprocessingInk" xmlns:wne="http://schemas.microsoft.com/office/word/2006/wordml" xmlns:wps="http://schemas.microsoft.com/office/word/2010/wordprocessingShape" mc:Ignorable="w14 w15 w16se w16cid w16 w16cex w16sdtdh w16sdtfl w16du wp14">
+<w:document xmlns:wpc="http://schemas.microsoft.com/office/word/2010/wordprocessingCanvas" xmlns:cx="http://schemas.microsoft.com/office/drawing/2014/chartex" xmlns:cx1="http://schemas.microsoft.com/office/drawing/2015/9/8/chartex" xmlns:cx2="http://schemas.microsoft.com/office/drawing/2015/10/21/chartex" xmlns:cx3="http://schemas.microsoft.com/office/drawing/2016/5/9/chartex" xmlns:cx4="http://schemas.microsoft.com/office/drawing/2016/5/10/chartex" xmlns:cx5="http://schemas.microsoft.com/office/drawing/2016/5/11/chartex" xmlns:cx6="http://schemas.microsoft.com/office/drawing/2016/5/12/chartex" xmlns:cx7="http://schemas.microsoft.com/office/drawing/2016/5/13/chartex" xmlns:cx8="http://schemas.microsoft.com/office/drawing/2016/5/14/chartex" xmlns:mc="http://schemas.openxmlformats.org/markup-compatibility/2006" xmlns:aink="http://schemas.microsoft.com/office/drawing/2016/ink" xmlns:am3d="http://schemas.microsoft.com/office/drawing/2017/model3d" xmlns:o="urn:schemas-microsoft-com:office:office" xmlns:oel="http://schemas.microsoft.com/office/2019/extlst" xmlns:r="http://schemas.openxmlformats.org/officeDocument/2006/relationships" xmlns:m="http://schemas.openxmlformats.org/officeDocument/2006/math" xmlns:v="urn:schemas-microsoft-com:vml" xmlns:wp14="http://schemas.microsoft.com/office/word/2010/wordprocessingDrawing" xmlns:wp="http://schemas.openxmlformats.org/drawingml/2006/wordprocessingDrawing" xmlns:w10="urn:schemas-microsoft-com:office:word" xmlns:w="http://schemas.openxmlformats.org/wordprocessingml/2006/main" xmlns:w14="http://schemas.microsoft.com/office/word/2010/wordml" xmlns:w15="http://schemas.microsoft.com/office/word/2012/wordml" xmlns:w16cei="http://schemas.microsoft.com/office/word/2026/wordml/cei" xmlns:w16cex="http://schemas.microsoft.com/office/word/2018/wordml/cex" xmlns:w16cid="http://schemas.microsoft.com/office/word/2016/wordml/cid" xmlns:w16="http://schemas.microsoft.com/office/word/2018/wordml" xmlns:w16du="http://schemas.microsoft.com/office/word/2023/wordml/word16du" xmlns:w16sdtdh="http://schemas.microsoft.com/office/word/2020/wordml/sdtdatahash" xmlns:w16sdtfl="http://schemas.microsoft.com/office/word/2024/wordml/sdtformatlock" xmlns:w16se="http://schemas.microsoft.com/office/word/2015/wordml/symex" xmlns:wpg="http://schemas.microsoft.com/office/word/2010/wordprocessingGroup" xmlns:wpi="http://schemas.microsoft.com/office/word/2010/wordprocessingInk" xmlns:wne="http://schemas.microsoft.com/office/word/2006/wordml" xmlns:wps="http://schemas.microsoft.com/office/word/2010/wordprocessingShape" mc:Ignorable="w14 w15 w16se w16cid w16 w16cex w16sdtdh w16sdtfl w16du wp14">
   <w:body>
     <w:p>
       <w:pPr>
@@ -610,7 +610,7 @@
           <w:noProof/>
         </w:rPr>
         <w:drawing>
-          <wp:anchor distT="0" distB="0" distL="114300" distR="114300" simplePos="0" relativeHeight="251658240" behindDoc="0" locked="0" layoutInCell="1" allowOverlap="1" wp14:anchorId="2C20E90C" wp14:editId="66423131">
+          <wp:anchor distT="0" distB="0" distL="114300" distR="114300" simplePos="0" relativeHeight="251658240" behindDoc="0" locked="0" layoutInCell="1" allowOverlap="1" wp14:anchorId="2C20E90C" wp14:editId="53A1CEBB">
             <wp:simplePos x="0" y="0"/>
             <wp:positionH relativeFrom="margin">
               <wp:align>center</wp:align>
@@ -878,10 +878,7 @@
         <w:pStyle w:val="Heading1"/>
       </w:pPr>
       <w:r>
-        <w:t xml:space="preserve">TASK </w:t>
-      </w:r>
-      <w:r>
-        <w:t>2</w:t>
+        <w:t>TASK 2</w:t>
       </w:r>
     </w:p>
     <w:p>
@@ -1159,11 +1156,11 @@
       </w:r>
       <w:proofErr w:type="gramStart"/>
       <w:r>
-        <w:t>Subject::</w:t>
+        <w:t>Subject::notify(</w:t>
       </w:r>
       <w:proofErr w:type="gramEnd"/>
       <w:r>
-        <w:t xml:space="preserve">notify() is triggered, the subject passes a fully instantiated </w:t>
+        <w:t xml:space="preserve">) is triggered, the subject passes a fully instantiated </w:t>
       </w:r>
       <w:proofErr w:type="spellStart"/>
       <w:r>
@@ -1175,13 +1172,10 @@
       </w:r>
       <w:proofErr w:type="gramStart"/>
       <w:r>
-        <w:t>Observer::</w:t>
-      </w:r>
+        <w:t>Observer::update(</w:t>
+      </w:r>
+      <w:proofErr w:type="spellStart"/>
       <w:proofErr w:type="gramEnd"/>
-      <w:r>
-        <w:t>update(</w:t>
-      </w:r>
-      <w:proofErr w:type="spellStart"/>
       <w:r>
         <w:t>const</w:t>
       </w:r>
@@ -2655,10 +2649,7 @@
       </w:pPr>
       <w:r>
         <w:lastRenderedPageBreak/>
-        <w:t xml:space="preserve">TASK </w:t>
-      </w:r>
-      <w:r>
-        <w:t>4</w:t>
+        <w:t>TASK 4</w:t>
       </w:r>
     </w:p>
     <w:p/>
@@ -3220,20 +3211,23 @@
         <w:t>::</w:t>
       </w:r>
       <w:proofErr w:type="spellStart"/>
+      <w:r>
+        <w:t>attendeeLeaves</w:t>
+      </w:r>
+      <w:proofErr w:type="spellEnd"/>
+      <w:r>
+        <w:t>(</w:t>
+      </w:r>
       <w:proofErr w:type="gramEnd"/>
       <w:r>
-        <w:t>attendeeLeaves</w:t>
+        <w:t xml:space="preserve">) so that the stage's </w:t>
+      </w:r>
+      <w:proofErr w:type="spellStart"/>
+      <w:r>
+        <w:t>currentOccupancy</w:t>
       </w:r>
       <w:proofErr w:type="spellEnd"/>
       <w:r>
-        <w:t xml:space="preserve">() so that the stage's </w:t>
-      </w:r>
-      <w:proofErr w:type="spellStart"/>
-      <w:r>
-        <w:t>currentOccupancy</w:t>
-      </w:r>
-      <w:proofErr w:type="spellEnd"/>
-      <w:r>
         <w:t xml:space="preserve"> is reduced correctly.</w:t>
       </w:r>
     </w:p>
@@ -3413,10 +3407,7 @@
       </w:pPr>
       <w:r>
         <w:lastRenderedPageBreak/>
-        <w:t xml:space="preserve">TASK </w:t>
-      </w:r>
-      <w:r>
-        <w:t>5</w:t>
+        <w:t>TASK 5</w:t>
       </w:r>
     </w:p>
     <w:p>
@@ -4108,7 +4099,7 @@
           <w:noProof/>
         </w:rPr>
         <w:drawing>
-          <wp:anchor distT="0" distB="0" distL="114300" distR="114300" simplePos="0" relativeHeight="251661312" behindDoc="0" locked="0" layoutInCell="1" allowOverlap="1" wp14:anchorId="5867CF0C" wp14:editId="20C55ECD">
+          <wp:anchor distT="0" distB="0" distL="114300" distR="114300" simplePos="0" relativeHeight="251661312" behindDoc="0" locked="0" layoutInCell="1" allowOverlap="1" wp14:anchorId="5867CF0C" wp14:editId="3614B649">
             <wp:simplePos x="0" y="0"/>
             <wp:positionH relativeFrom="margin">
               <wp:align>left</wp:align>
@@ -4295,16 +4286,16 @@
           <w:noProof/>
         </w:rPr>
         <w:drawing>
-          <wp:anchor distT="0" distB="0" distL="114300" distR="114300" simplePos="0" relativeHeight="251662336" behindDoc="0" locked="0" layoutInCell="1" allowOverlap="1" wp14:anchorId="77408D56" wp14:editId="077C3E50">
+          <wp:anchor distT="0" distB="0" distL="114300" distR="114300" simplePos="0" relativeHeight="251662336" behindDoc="0" locked="0" layoutInCell="1" allowOverlap="1" wp14:anchorId="77408D56" wp14:editId="5CDA1998">
             <wp:simplePos x="0" y="0"/>
             <wp:positionH relativeFrom="margin">
-              <wp:posOffset>-1870710</wp:posOffset>
+              <wp:posOffset>-1865947</wp:posOffset>
             </wp:positionH>
             <wp:positionV relativeFrom="paragraph">
-              <wp:posOffset>277495</wp:posOffset>
+              <wp:posOffset>281769</wp:posOffset>
             </wp:positionV>
-            <wp:extent cx="8514715" cy="4891405"/>
-            <wp:effectExtent l="1905" t="0" r="2540" b="2540"/>
+            <wp:extent cx="8514715" cy="4887301"/>
+            <wp:effectExtent l="4128" t="0" r="4762" b="4763"/>
             <wp:wrapNone/>
             <wp:docPr id="236783365" name="Picture 7"/>
             <wp:cNvGraphicFramePr>
@@ -4314,7 +4305,7 @@
               <a:graphicData uri="http://schemas.openxmlformats.org/drawingml/2006/picture">
                 <pic:pic xmlns:pic="http://schemas.openxmlformats.org/drawingml/2006/picture">
                   <pic:nvPicPr>
-                    <pic:cNvPr id="236783365" name="Picture 236783365"/>
+                    <pic:cNvPr id="236783365" name="Picture 7"/>
                     <pic:cNvPicPr/>
                   </pic:nvPicPr>
                   <pic:blipFill>
@@ -4332,7 +4323,7 @@
                   <pic:spPr>
                     <a:xfrm rot="16200000">
                       <a:off x="0" y="0"/>
-                      <a:ext cx="8514715" cy="4891405"/>
+                      <a:ext cx="8514715" cy="4887301"/>
                     </a:xfrm>
                     <a:prstGeom prst="rect">
                       <a:avLst/>
@@ -4567,7 +4558,7 @@
 </file>
 
 <file path=word/endnotes.xml><?xml version="1.0" encoding="utf-8"?>
-<w:endnotes xmlns:wpc="http://schemas.microsoft.com/office/word/2010/wordprocessingCanvas" xmlns:cx="http://schemas.microsoft.com/office/drawing/2014/chartex" xmlns:cx1="http://schemas.microsoft.com/office/drawing/2015/9/8/chartex" xmlns:cx2="http://schemas.microsoft.com/office/drawing/2015/10/21/chartex" xmlns:cx3="http://schemas.microsoft.com/office/drawing/2016/5/9/chartex" xmlns:cx4="http://schemas.microsoft.com/office/drawing/2016/5/10/chartex" xmlns:cx5="http://schemas.microsoft.com/office/drawing/2016/5/11/chartex" xmlns:cx6="http://schemas.microsoft.com/office/drawing/2016/5/12/chartex" xmlns:cx7="http://schemas.microsoft.com/office/drawing/2016/5/13/chartex" xmlns:cx8="http://schemas.microsoft.com/office/drawing/2016/5/14/chartex" xmlns:mc="http://schemas.openxmlformats.org/markup-compatibility/2006" xmlns:aink="http://schemas.microsoft.com/office/drawing/2016/ink" xmlns:am3d="http://schemas.microsoft.com/office/drawing/2017/model3d" xmlns:o="urn:schemas-microsoft-com:office:office" xmlns:oel="http://schemas.microsoft.com/office/2019/extlst" xmlns:r="http://schemas.openxmlformats.org/officeDocument/2006/relationships" xmlns:m="http://schemas.openxmlformats.org/officeDocument/2006/math" xmlns:v="urn:schemas-microsoft-com:vml" xmlns:wp14="http://schemas.microsoft.com/office/word/2010/wordprocessingDrawing" xmlns:wp="http://schemas.openxmlformats.org/drawingml/2006/wordprocessingDrawing" xmlns:w10="urn:schemas-microsoft-com:office:word" xmlns:w="http://schemas.openxmlformats.org/wordprocessingml/2006/main" xmlns:w14="http://schemas.microsoft.com/office/word/2010/wordml" xmlns:w15="http://schemas.microsoft.com/office/word/2012/wordml" xmlns:w16cex="http://schemas.microsoft.com/office/word/2018/wordml/cex" xmlns:w16cid="http://schemas.microsoft.com/office/word/2016/wordml/cid" xmlns:w16="http://schemas.microsoft.com/office/word/2018/wordml" xmlns:w16du="http://schemas.microsoft.com/office/word/2023/wordml/word16du" xmlns:w16sdtdh="http://schemas.microsoft.com/office/word/2020/wordml/sdtdatahash" xmlns:w16sdtfl="http://schemas.microsoft.com/office/word/2024/wordml/sdtformatlock" xmlns:w16se="http://schemas.microsoft.com/office/word/2015/wordml/symex" xmlns:wpg="http://schemas.microsoft.com/office/word/2010/wordprocessingGroup" xmlns:wpi="http://schemas.microsoft.com/office/word/2010/wordprocessingInk" xmlns:wne="http://schemas.microsoft.com/office/word/2006/wordml" xmlns:wps="http://schemas.microsoft.com/office/word/2010/wordprocessingShape" mc:Ignorable="w14 w15 w16se w16cid w16 w16cex w16sdtdh w16sdtfl w16du wp14">
+<w:endnotes xmlns:wpc="http://schemas.microsoft.com/office/word/2010/wordprocessingCanvas" xmlns:cx="http://schemas.microsoft.com/office/drawing/2014/chartex" xmlns:cx1="http://schemas.microsoft.com/office/drawing/2015/9/8/chartex" xmlns:cx2="http://schemas.microsoft.com/office/drawing/2015/10/21/chartex" xmlns:cx3="http://schemas.microsoft.com/office/drawing/2016/5/9/chartex" xmlns:cx4="http://schemas.microsoft.com/office/drawing/2016/5/10/chartex" xmlns:cx5="http://schemas.microsoft.com/office/drawing/2016/5/11/chartex" xmlns:cx6="http://schemas.microsoft.com/office/drawing/2016/5/12/chartex" xmlns:cx7="http://schemas.microsoft.com/office/drawing/2016/5/13/chartex" xmlns:cx8="http://schemas.microsoft.com/office/drawing/2016/5/14/chartex" xmlns:mc="http://schemas.openxmlformats.org/markup-compatibility/2006" xmlns:aink="http://schemas.microsoft.com/office/drawing/2016/ink" xmlns:am3d="http://schemas.microsoft.com/office/drawing/2017/model3d" xmlns:o="urn:schemas-microsoft-com:office:office" xmlns:oel="http://schemas.microsoft.com/office/2019/extlst" xmlns:r="http://schemas.openxmlformats.org/officeDocument/2006/relationships" xmlns:m="http://schemas.openxmlformats.org/officeDocument/2006/math" xmlns:v="urn:schemas-microsoft-com:vml" xmlns:wp14="http://schemas.microsoft.com/office/word/2010/wordprocessingDrawing" xmlns:wp="http://schemas.openxmlformats.org/drawingml/2006/wordprocessingDrawing" xmlns:w10="urn:schemas-microsoft-com:office:word" xmlns:w="http://schemas.openxmlformats.org/wordprocessingml/2006/main" xmlns:w14="http://schemas.microsoft.com/office/word/2010/wordml" xmlns:w15="http://schemas.microsoft.com/office/word/2012/wordml" xmlns:w16cei="http://schemas.microsoft.com/office/word/2026/wordml/cei" xmlns:w16cex="http://schemas.microsoft.com/office/word/2018/wordml/cex" xmlns:w16cid="http://schemas.microsoft.com/office/word/2016/wordml/cid" xmlns:w16="http://schemas.microsoft.com/office/word/2018/wordml" xmlns:w16du="http://schemas.microsoft.com/office/word/2023/wordml/word16du" xmlns:w16sdtdh="http://schemas.microsoft.com/office/word/2020/wordml/sdtdatahash" xmlns:w16sdtfl="http://schemas.microsoft.com/office/word/2024/wordml/sdtformatlock" xmlns:w16se="http://schemas.microsoft.com/office/word/2015/wordml/symex" xmlns:wpg="http://schemas.microsoft.com/office/word/2010/wordprocessingGroup" xmlns:wpi="http://schemas.microsoft.com/office/word/2010/wordprocessingInk" xmlns:wne="http://schemas.microsoft.com/office/word/2006/wordml" xmlns:wps="http://schemas.microsoft.com/office/word/2010/wordprocessingShape" mc:Ignorable="w14 w15 w16se w16cid w16 w16cex w16sdtdh w16sdtfl w16du wp14">
   <w:endnote w:type="separator" w:id="-1">
     <w:p>
       <w:pPr>
@@ -4592,7 +4583,7 @@
 </file>
 
 <file path=word/footer1.xml><?xml version="1.0" encoding="utf-8"?>
-<w:ftr xmlns:wpc="http://schemas.microsoft.com/office/word/2010/wordprocessingCanvas" xmlns:cx="http://schemas.microsoft.com/office/drawing/2014/chartex" xmlns:cx1="http://schemas.microsoft.com/office/drawing/2015/9/8/chartex" xmlns:cx2="http://schemas.microsoft.com/office/drawing/2015/10/21/chartex" xmlns:cx3="http://schemas.microsoft.com/office/drawing/2016/5/9/chartex" xmlns:cx4="http://schemas.microsoft.com/office/drawing/2016/5/10/chartex" xmlns:cx5="http://schemas.microsoft.com/office/drawing/2016/5/11/chartex" xmlns:cx6="http://schemas.microsoft.com/office/drawing/2016/5/12/chartex" xmlns:cx7="http://schemas.microsoft.com/office/drawing/2016/5/13/chartex" xmlns:cx8="http://schemas.microsoft.com/office/drawing/2016/5/14/chartex" xmlns:mc="http://schemas.openxmlformats.org/markup-compatibility/2006" xmlns:aink="http://schemas.microsoft.com/office/drawing/2016/ink" xmlns:am3d="http://schemas.microsoft.com/office/drawing/2017/model3d" xmlns:o="urn:schemas-microsoft-com:office:office" xmlns:oel="http://schemas.microsoft.com/office/2019/extlst" xmlns:r="http://schemas.openxmlformats.org/officeDocument/2006/relationships" xmlns:m="http://schemas.openxmlformats.org/officeDocument/2006/math" xmlns:v="urn:schemas-microsoft-com:vml" xmlns:wp14="http://schemas.microsoft.com/office/word/2010/wordprocessingDrawing" xmlns:wp="http://schemas.openxmlformats.org/drawingml/2006/wordprocessingDrawing" xmlns:w10="urn:schemas-microsoft-com:office:word" xmlns:w="http://schemas.openxmlformats.org/wordprocessingml/2006/main" xmlns:w14="http://schemas.microsoft.com/office/word/2010/wordml" xmlns:w15="http://schemas.microsoft.com/office/word/2012/wordml" xmlns:w16cex="http://schemas.microsoft.com/office/word/2018/wordml/cex" xmlns:w16cid="http://schemas.microsoft.com/office/word/2016/wordml/cid" xmlns:w16="http://schemas.microsoft.com/office/word/2018/wordml" xmlns:w16du="http://schemas.microsoft.com/office/word/2023/wordml/word16du" xmlns:w16sdtdh="http://schemas.microsoft.com/office/word/2020/wordml/sdtdatahash" xmlns:w16sdtfl="http://schemas.microsoft.com/office/word/2024/wordml/sdtformatlock" xmlns:w16se="http://schemas.microsoft.com/office/word/2015/wordml/symex" xmlns:wpg="http://schemas.microsoft.com/office/word/2010/wordprocessingGroup" xmlns:wpi="http://schemas.microsoft.com/office/word/2010/wordprocessingInk" xmlns:wne="http://schemas.microsoft.com/office/word/2006/wordml" xmlns:wps="http://schemas.microsoft.com/office/word/2010/wordprocessingShape" mc:Ignorable="w14 w15 w16se w16cid w16 w16cex w16sdtdh w16sdtfl w16du wp14">
+<w:ftr xmlns:wpc="http://schemas.microsoft.com/office/word/2010/wordprocessingCanvas" xmlns:cx="http://schemas.microsoft.com/office/drawing/2014/chartex" xmlns:cx1="http://schemas.microsoft.com/office/drawing/2015/9/8/chartex" xmlns:cx2="http://schemas.microsoft.com/office/drawing/2015/10/21/chartex" xmlns:cx3="http://schemas.microsoft.com/office/drawing/2016/5/9/chartex" xmlns:cx4="http://schemas.microsoft.com/office/drawing/2016/5/10/chartex" xmlns:cx5="http://schemas.microsoft.com/office/drawing/2016/5/11/chartex" xmlns:cx6="http://schemas.microsoft.com/office/drawing/2016/5/12/chartex" xmlns:cx7="http://schemas.microsoft.com/office/drawing/2016/5/13/chartex" xmlns:cx8="http://schemas.microsoft.com/office/drawing/2016/5/14/chartex" xmlns:mc="http://schemas.openxmlformats.org/markup-compatibility/2006" xmlns:aink="http://schemas.microsoft.com/office/drawing/2016/ink" xmlns:am3d="http://schemas.microsoft.com/office/drawing/2017/model3d" xmlns:o="urn:schemas-microsoft-com:office:office" xmlns:oel="http://schemas.microsoft.com/office/2019/extlst" xmlns:r="http://schemas.openxmlformats.org/officeDocument/2006/relationships" xmlns:m="http://schemas.openxmlformats.org/officeDocument/2006/math" xmlns:v="urn:schemas-microsoft-com:vml" xmlns:wp14="http://schemas.microsoft.com/office/word/2010/wordprocessingDrawing" xmlns:wp="http://schemas.openxmlformats.org/drawingml/2006/wordprocessingDrawing" xmlns:w10="urn:schemas-microsoft-com:office:word" xmlns:w="http://schemas.openxmlformats.org/wordprocessingml/2006/main" xmlns:w14="http://schemas.microsoft.com/office/word/2010/wordml" xmlns:w15="http://schemas.microsoft.com/office/word/2012/wordml" xmlns:w16cei="http://schemas.microsoft.com/office/word/2026/wordml/cei" xmlns:w16cex="http://schemas.microsoft.com/office/word/2018/wordml/cex" xmlns:w16cid="http://schemas.microsoft.com/office/word/2016/wordml/cid" xmlns:w16="http://schemas.microsoft.com/office/word/2018/wordml" xmlns:w16du="http://schemas.microsoft.com/office/word/2023/wordml/word16du" xmlns:w16sdtdh="http://schemas.microsoft.com/office/word/2020/wordml/sdtdatahash" xmlns:w16sdtfl="http://schemas.microsoft.com/office/word/2024/wordml/sdtformatlock" xmlns:w16se="http://schemas.microsoft.com/office/word/2015/wordml/symex" xmlns:wpg="http://schemas.microsoft.com/office/word/2010/wordprocessingGroup" xmlns:wpi="http://schemas.microsoft.com/office/word/2010/wordprocessingInk" xmlns:wne="http://schemas.microsoft.com/office/word/2006/wordml" xmlns:wps="http://schemas.microsoft.com/office/word/2010/wordprocessingShape" mc:Ignorable="w14 w15 w16se w16cid w16 w16cex w16sdtdh w16sdtfl w16du wp14">
   <w:p>
     <w:pPr>
       <w:pStyle w:val="Footer"/>
@@ -4919,7 +4910,7 @@
 </file>
 
 <file path=word/footnotes.xml><?xml version="1.0" encoding="utf-8"?>
-<w:footnotes xmlns:wpc="http://schemas.microsoft.com/office/word/2010/wordprocessingCanvas" xmlns:cx="http://schemas.microsoft.com/office/drawing/2014/chartex" xmlns:cx1="http://schemas.microsoft.com/office/drawing/2015/9/8/chartex" xmlns:cx2="http://schemas.microsoft.com/office/drawing/2015/10/21/chartex" xmlns:cx3="http://schemas.microsoft.com/office/drawing/2016/5/9/chartex" xmlns:cx4="http://schemas.microsoft.com/office/drawing/2016/5/10/chartex" xmlns:cx5="http://schemas.microsoft.com/office/drawing/2016/5/11/chartex" xmlns:cx6="http://schemas.microsoft.com/office/drawing/2016/5/12/chartex" xmlns:cx7="http://schemas.microsoft.com/office/drawing/2016/5/13/chartex" xmlns:cx8="http://schemas.microsoft.com/office/drawing/2016/5/14/chartex" xmlns:mc="http://schemas.openxmlformats.org/markup-compatibility/2006" xmlns:aink="http://schemas.microsoft.com/office/drawing/2016/ink" xmlns:am3d="http://schemas.microsoft.com/office/drawing/2017/model3d" xmlns:o="urn:schemas-microsoft-com:office:office" xmlns:oel="http://schemas.microsoft.com/office/2019/extlst" xmlns:r="http://schemas.openxmlformats.org/officeDocument/2006/relationships" xmlns:m="http://schemas.openxmlformats.org/officeDocument/2006/math" xmlns:v="urn:schemas-microsoft-com:vml" xmlns:wp14="http://schemas.microsoft.com/office/word/2010/wordprocessingDrawing" xmlns:wp="http://schemas.openxmlformats.org/drawingml/2006/wordprocessingDrawing" xmlns:w10="urn:schemas-microsoft-com:office:word" xmlns:w="http://schemas.openxmlformats.org/wordprocessingml/2006/main" xmlns:w14="http://schemas.microsoft.com/office/word/2010/wordml" xmlns:w15="http://schemas.microsoft.com/office/word/2012/wordml" xmlns:w16cex="http://schemas.microsoft.com/office/word/2018/wordml/cex" xmlns:w16cid="http://schemas.microsoft.com/office/word/2016/wordml/cid" xmlns:w16="http://schemas.microsoft.com/office/word/2018/wordml" xmlns:w16du="http://schemas.microsoft.com/office/word/2023/wordml/word16du" xmlns:w16sdtdh="http://schemas.microsoft.com/office/word/2020/wordml/sdtdatahash" xmlns:w16sdtfl="http://schemas.microsoft.com/office/word/2024/wordml/sdtformatlock" xmlns:w16se="http://schemas.microsoft.com/office/word/2015/wordml/symex" xmlns:wpg="http://schemas.microsoft.com/office/word/2010/wordprocessingGroup" xmlns:wpi="http://schemas.microsoft.com/office/word/2010/wordprocessingInk" xmlns:wne="http://schemas.microsoft.com/office/word/2006/wordml" xmlns:wps="http://schemas.microsoft.com/office/word/2010/wordprocessingShape" mc:Ignorable="w14 w15 w16se w16cid w16 w16cex w16sdtdh w16sdtfl w16du wp14">
+<w:footnotes xmlns:wpc="http://schemas.microsoft.com/office/word/2010/wordprocessingCanvas" xmlns:cx="http://schemas.microsoft.com/office/drawing/2014/chartex" xmlns:cx1="http://schemas.microsoft.com/office/drawing/2015/9/8/chartex" xmlns:cx2="http://schemas.microsoft.com/office/drawing/2015/10/21/chartex" xmlns:cx3="http://schemas.microsoft.com/office/drawing/2016/5/9/chartex" xmlns:cx4="http://schemas.microsoft.com/office/drawing/2016/5/10/chartex" xmlns:cx5="http://schemas.microsoft.com/office/drawing/2016/5/11/chartex" xmlns:cx6="http://schemas.microsoft.com/office/drawing/2016/5/12/chartex" xmlns:cx7="http://schemas.microsoft.com/office/drawing/2016/5/13/chartex" xmlns:cx8="http://schemas.microsoft.com/office/drawing/2016/5/14/chartex" xmlns:mc="http://schemas.openxmlformats.org/markup-compatibility/2006" xmlns:aink="http://schemas.microsoft.com/office/drawing/2016/ink" xmlns:am3d="http://schemas.microsoft.com/office/drawing/2017/model3d" xmlns:o="urn:schemas-microsoft-com:office:office" xmlns:oel="http://schemas.microsoft.com/office/2019/extlst" xmlns:r="http://schemas.openxmlformats.org/officeDocument/2006/relationships" xmlns:m="http://schemas.openxmlformats.org/officeDocument/2006/math" xmlns:v="urn:schemas-microsoft-com:vml" xmlns:wp14="http://schemas.microsoft.com/office/word/2010/wordprocessingDrawing" xmlns:wp="http://schemas.openxmlformats.org/drawingml/2006/wordprocessingDrawing" xmlns:w10="urn:schemas-microsoft-com:office:word" xmlns:w="http://schemas.openxmlformats.org/wordprocessingml/2006/main" xmlns:w14="http://schemas.microsoft.com/office/word/2010/wordml" xmlns:w15="http://schemas.microsoft.com/office/word/2012/wordml" xmlns:w16cei="http://schemas.microsoft.com/office/word/2026/wordml/cei" xmlns:w16cex="http://schemas.microsoft.com/office/word/2018/wordml/cex" xmlns:w16cid="http://schemas.microsoft.com/office/word/2016/wordml/cid" xmlns:w16="http://schemas.microsoft.com/office/word/2018/wordml" xmlns:w16du="http://schemas.microsoft.com/office/word/2023/wordml/word16du" xmlns:w16sdtdh="http://schemas.microsoft.com/office/word/2020/wordml/sdtdatahash" xmlns:w16sdtfl="http://schemas.microsoft.com/office/word/2024/wordml/sdtformatlock" xmlns:w16se="http://schemas.microsoft.com/office/word/2015/wordml/symex" xmlns:wpg="http://schemas.microsoft.com/office/word/2010/wordprocessingGroup" xmlns:wpi="http://schemas.microsoft.com/office/word/2010/wordprocessingInk" xmlns:wne="http://schemas.microsoft.com/office/word/2006/wordml" xmlns:wps="http://schemas.microsoft.com/office/word/2010/wordprocessingShape" mc:Ignorable="w14 w15 w16se w16cid w16 w16cex w16sdtdh w16sdtfl w16du wp14">
   <w:footnote w:type="separator" w:id="-1">
     <w:p>
       <w:pPr>
@@ -4944,7 +4935,7 @@
 </file>
 
 <file path=word/header1.xml><?xml version="1.0" encoding="utf-8"?>
-<w:hdr xmlns:wpc="http://schemas.microsoft.com/office/word/2010/wordprocessingCanvas" xmlns:cx="http://schemas.microsoft.com/office/drawing/2014/chartex" xmlns:cx1="http://schemas.microsoft.com/office/drawing/2015/9/8/chartex" xmlns:cx2="http://schemas.microsoft.com/office/drawing/2015/10/21/chartex" xmlns:cx3="http://schemas.microsoft.com/office/drawing/2016/5/9/chartex" xmlns:cx4="http://schemas.microsoft.com/office/drawing/2016/5/10/chartex" xmlns:cx5="http://schemas.microsoft.com/office/drawing/2016/5/11/chartex" xmlns:cx6="http://schemas.microsoft.com/office/drawing/2016/5/12/chartex" xmlns:cx7="http://schemas.microsoft.com/office/drawing/2016/5/13/chartex" xmlns:cx8="http://schemas.microsoft.com/office/drawing/2016/5/14/chartex" xmlns:mc="http://schemas.openxmlformats.org/markup-compatibility/2006" xmlns:aink="http://schemas.microsoft.com/office/drawing/2016/ink" xmlns:am3d="http://schemas.microsoft.com/office/drawing/2017/model3d" xmlns:o="urn:schemas-microsoft-com:office:office" xmlns:oel="http://schemas.microsoft.com/office/2019/extlst" xmlns:r="http://schemas.openxmlformats.org/officeDocument/2006/relationships" xmlns:m="http://schemas.openxmlformats.org/officeDocument/2006/math" xmlns:v="urn:schemas-microsoft-com:vml" xmlns:wp14="http://schemas.microsoft.com/office/word/2010/wordprocessingDrawing" xmlns:wp="http://schemas.openxmlformats.org/drawingml/2006/wordprocessingDrawing" xmlns:w10="urn:schemas-microsoft-com:office:word" xmlns:w="http://schemas.openxmlformats.org/wordprocessingml/2006/main" xmlns:w14="http://schemas.microsoft.com/office/word/2010/wordml" xmlns:w15="http://schemas.microsoft.com/office/word/2012/wordml" xmlns:w16cex="http://schemas.microsoft.com/office/word/2018/wordml/cex" xmlns:w16cid="http://schemas.microsoft.com/office/word/2016/wordml/cid" xmlns:w16="http://schemas.microsoft.com/office/word/2018/wordml" xmlns:w16du="http://schemas.microsoft.com/office/word/2023/wordml/word16du" xmlns:w16sdtdh="http://schemas.microsoft.com/office/word/2020/wordml/sdtdatahash" xmlns:w16sdtfl="http://schemas.microsoft.com/office/word/2024/wordml/sdtformatlock" xmlns:w16se="http://schemas.microsoft.com/office/word/2015/wordml/symex" xmlns:wpg="http://schemas.microsoft.com/office/word/2010/wordprocessingGroup" xmlns:wpi="http://schemas.microsoft.com/office/word/2010/wordprocessingInk" xmlns:wne="http://schemas.microsoft.com/office/word/2006/wordml" xmlns:wps="http://schemas.microsoft.com/office/word/2010/wordprocessingShape" mc:Ignorable="w14 w15 w16se w16cid w16 w16cex w16sdtdh w16sdtfl w16du wp14">
+<w:hdr xmlns:wpc="http://schemas.microsoft.com/office/word/2010/wordprocessingCanvas" xmlns:cx="http://schemas.microsoft.com/office/drawing/2014/chartex" xmlns:cx1="http://schemas.microsoft.com/office/drawing/2015/9/8/chartex" xmlns:cx2="http://schemas.microsoft.com/office/drawing/2015/10/21/chartex" xmlns:cx3="http://schemas.microsoft.com/office/drawing/2016/5/9/chartex" xmlns:cx4="http://schemas.microsoft.com/office/drawing/2016/5/10/chartex" xmlns:cx5="http://schemas.microsoft.com/office/drawing/2016/5/11/chartex" xmlns:cx6="http://schemas.microsoft.com/office/drawing/2016/5/12/chartex" xmlns:cx7="http://schemas.microsoft.com/office/drawing/2016/5/13/chartex" xmlns:cx8="http://schemas.microsoft.com/office/drawing/2016/5/14/chartex" xmlns:mc="http://schemas.openxmlformats.org/markup-compatibility/2006" xmlns:aink="http://schemas.microsoft.com/office/drawing/2016/ink" xmlns:am3d="http://schemas.microsoft.com/office/drawing/2017/model3d" xmlns:o="urn:schemas-microsoft-com:office:office" xmlns:oel="http://schemas.microsoft.com/office/2019/extlst" xmlns:r="http://schemas.openxmlformats.org/officeDocument/2006/relationships" xmlns:m="http://schemas.openxmlformats.org/officeDocument/2006/math" xmlns:v="urn:schemas-microsoft-com:vml" xmlns:wp14="http://schemas.microsoft.com/office/word/2010/wordprocessingDrawing" xmlns:wp="http://schemas.openxmlformats.org/drawingml/2006/wordprocessingDrawing" xmlns:w10="urn:schemas-microsoft-com:office:word" xmlns:w="http://schemas.openxmlformats.org/wordprocessingml/2006/main" xmlns:w14="http://schemas.microsoft.com/office/word/2010/wordml" xmlns:w15="http://schemas.microsoft.com/office/word/2012/wordml" xmlns:w16cei="http://schemas.microsoft.com/office/word/2026/wordml/cei" xmlns:w16cex="http://schemas.microsoft.com/office/word/2018/wordml/cex" xmlns:w16cid="http://schemas.microsoft.com/office/word/2016/wordml/cid" xmlns:w16="http://schemas.microsoft.com/office/word/2018/wordml" xmlns:w16du="http://schemas.microsoft.com/office/word/2023/wordml/word16du" xmlns:w16sdtdh="http://schemas.microsoft.com/office/word/2020/wordml/sdtdatahash" xmlns:w16sdtfl="http://schemas.microsoft.com/office/word/2024/wordml/sdtformatlock" xmlns:w16se="http://schemas.microsoft.com/office/word/2015/wordml/symex" xmlns:wpg="http://schemas.microsoft.com/office/word/2010/wordprocessingGroup" xmlns:wpi="http://schemas.microsoft.com/office/word/2010/wordprocessingInk" xmlns:wne="http://schemas.microsoft.com/office/word/2006/wordml" xmlns:wps="http://schemas.microsoft.com/office/word/2010/wordprocessingShape" mc:Ignorable="w14 w15 w16se w16cid w16 w16cex w16sdtdh w16sdtfl w16du wp14">
   <w:p>
     <w:pPr>
       <w:pStyle w:val="Header"/>
@@ -5108,7 +5099,7 @@
 </file>
 
 <file path=word/numbering.xml><?xml version="1.0" encoding="utf-8"?>
-<w:numbering xmlns:wpc="http://schemas.microsoft.com/office/word/2010/wordprocessingCanvas" xmlns:cx="http://schemas.microsoft.com/office/drawing/2014/chartex" xmlns:cx1="http://schemas.microsoft.com/office/drawing/2015/9/8/chartex" xmlns:cx2="http://schemas.microsoft.com/office/drawing/2015/10/21/chartex" xmlns:cx3="http://schemas.microsoft.com/office/drawing/2016/5/9/chartex" xmlns:cx4="http://schemas.microsoft.com/office/drawing/2016/5/10/chartex" xmlns:cx5="http://schemas.microsoft.com/office/drawing/2016/5/11/chartex" xmlns:cx6="http://schemas.microsoft.com/office/drawing/2016/5/12/chartex" xmlns:cx7="http://schemas.microsoft.com/office/drawing/2016/5/13/chartex" xmlns:cx8="http://schemas.microsoft.com/office/drawing/2016/5/14/chartex" xmlns:mc="http://schemas.openxmlformats.org/markup-compatibility/2006" xmlns:aink="http://schemas.microsoft.com/office/drawing/2016/ink" xmlns:am3d="http://schemas.microsoft.com/office/drawing/2017/model3d" xmlns:o="urn:schemas-microsoft-com:office:office" xmlns:oel="http://schemas.microsoft.com/office/2019/extlst" xmlns:r="http://schemas.openxmlformats.org/officeDocument/2006/relationships" xmlns:m="http://schemas.openxmlformats.org/officeDocument/2006/math" xmlns:v="urn:schemas-microsoft-com:vml" xmlns:wp14="http://schemas.microsoft.com/office/word/2010/wordprocessingDrawing" xmlns:wp="http://schemas.openxmlformats.org/drawingml/2006/wordprocessingDrawing" xmlns:w10="urn:schemas-microsoft-com:office:word" xmlns:w="http://schemas.openxmlformats.org/wordprocessingml/2006/main" xmlns:w14="http://schemas.microsoft.com/office/word/2010/wordml" xmlns:w15="http://schemas.microsoft.com/office/word/2012/wordml" xmlns:w16cex="http://schemas.microsoft.com/office/word/2018/wordml/cex" xmlns:w16cid="http://schemas.microsoft.com/office/word/2016/wordml/cid" xmlns:w16="http://schemas.microsoft.com/office/word/2018/wordml" xmlns:w16du="http://schemas.microsoft.com/office/word/2023/wordml/word16du" xmlns:w16sdtdh="http://schemas.microsoft.com/office/word/2020/wordml/sdtdatahash" xmlns:w16sdtfl="http://schemas.microsoft.com/office/word/2024/wordml/sdtformatlock" xmlns:w16se="http://schemas.microsoft.com/office/word/2015/wordml/symex" xmlns:wpg="http://schemas.microsoft.com/office/word/2010/wordprocessingGroup" xmlns:wpi="http://schemas.microsoft.com/office/word/2010/wordprocessingInk" xmlns:wne="http://schemas.microsoft.com/office/word/2006/wordml" xmlns:wps="http://schemas.microsoft.com/office/word/2010/wordprocessingShape" mc:Ignorable="w14 w15 w16se w16cid w16 w16cex w16sdtdh w16sdtfl w16du wp14">
+<w:numbering xmlns:wpc="http://schemas.microsoft.com/office/word/2010/wordprocessingCanvas" xmlns:cx="http://schemas.microsoft.com/office/drawing/2014/chartex" xmlns:cx1="http://schemas.microsoft.com/office/drawing/2015/9/8/chartex" xmlns:cx2="http://schemas.microsoft.com/office/drawing/2015/10/21/chartex" xmlns:cx3="http://schemas.microsoft.com/office/drawing/2016/5/9/chartex" xmlns:cx4="http://schemas.microsoft.com/office/drawing/2016/5/10/chartex" xmlns:cx5="http://schemas.microsoft.com/office/drawing/2016/5/11/chartex" xmlns:cx6="http://schemas.microsoft.com/office/drawing/2016/5/12/chartex" xmlns:cx7="http://schemas.microsoft.com/office/drawing/2016/5/13/chartex" xmlns:cx8="http://schemas.microsoft.com/office/drawing/2016/5/14/chartex" xmlns:mc="http://schemas.openxmlformats.org/markup-compatibility/2006" xmlns:aink="http://schemas.microsoft.com/office/drawing/2016/ink" xmlns:am3d="http://schemas.microsoft.com/office/drawing/2017/model3d" xmlns:o="urn:schemas-microsoft-com:office:office" xmlns:oel="http://schemas.microsoft.com/office/2019/extlst" xmlns:r="http://schemas.openxmlformats.org/officeDocument/2006/relationships" xmlns:m="http://schemas.openxmlformats.org/officeDocument/2006/math" xmlns:v="urn:schemas-microsoft-com:vml" xmlns:wp14="http://schemas.microsoft.com/office/word/2010/wordprocessingDrawing" xmlns:wp="http://schemas.openxmlformats.org/drawingml/2006/wordprocessingDrawing" xmlns:w10="urn:schemas-microsoft-com:office:word" xmlns:w="http://schemas.openxmlformats.org/wordprocessingml/2006/main" xmlns:w14="http://schemas.microsoft.com/office/word/2010/wordml" xmlns:w15="http://schemas.microsoft.com/office/word/2012/wordml" xmlns:w16cei="http://schemas.microsoft.com/office/word/2026/wordml/cei" xmlns:w16cex="http://schemas.microsoft.com/office/word/2018/wordml/cex" xmlns:w16cid="http://schemas.microsoft.com/office/word/2016/wordml/cid" xmlns:w16="http://schemas.microsoft.com/office/word/2018/wordml" xmlns:w16du="http://schemas.microsoft.com/office/word/2023/wordml/word16du" xmlns:w16sdtdh="http://schemas.microsoft.com/office/word/2020/wordml/sdtdatahash" xmlns:w16sdtfl="http://schemas.microsoft.com/office/word/2024/wordml/sdtformatlock" xmlns:w16se="http://schemas.microsoft.com/office/word/2015/wordml/symex" xmlns:wpg="http://schemas.microsoft.com/office/word/2010/wordprocessingGroup" xmlns:wpi="http://schemas.microsoft.com/office/word/2010/wordprocessingInk" xmlns:wne="http://schemas.microsoft.com/office/word/2006/wordml" xmlns:wps="http://schemas.microsoft.com/office/word/2010/wordprocessingShape" mc:Ignorable="w14 w15 w16se w16cid w16 w16cex w16sdtdh w16sdtfl w16du wp14">
   <w:abstractNum w:abstractNumId="0" w15:restartNumberingAfterBreak="0">
     <w:nsid w:val="036205D6"/>
     <w:multiLevelType w:val="multilevel"/>

--- a/docs/COS214_Prac3.docx
+++ b/docs/COS214_Prac3.docx
@@ -610,7 +610,7 @@
           <w:noProof/>
         </w:rPr>
         <w:drawing>
-          <wp:anchor distT="0" distB="0" distL="114300" distR="114300" simplePos="0" relativeHeight="251658240" behindDoc="0" locked="0" layoutInCell="1" allowOverlap="1" wp14:anchorId="2C20E90C" wp14:editId="53A1CEBB">
+          <wp:anchor distT="0" distB="0" distL="114300" distR="114300" simplePos="0" relativeHeight="251658240" behindDoc="0" locked="0" layoutInCell="1" allowOverlap="1" wp14:anchorId="2C20E90C" wp14:editId="787F735D">
             <wp:simplePos x="0" y="0"/>
             <wp:positionH relativeFrom="margin">
               <wp:align>center</wp:align>
@@ -877,251 +877,18 @@
       <w:pPr>
         <w:pStyle w:val="Heading1"/>
       </w:pPr>
-      <w:r>
-        <w:t>TASK 2</w:t>
-      </w:r>
-    </w:p>
-    <w:p>
-      <w:pPr>
-        <w:rPr>
-          <w:b/>
-          <w:bCs/>
-          <w:sz w:val="22"/>
-          <w:szCs w:val="22"/>
-        </w:rPr>
-      </w:pPr>
-      <w:r>
-        <w:rPr>
-          <w:noProof/>
-        </w:rPr>
-        <w:drawing>
-          <wp:anchor distT="0" distB="0" distL="114300" distR="114300" simplePos="0" relativeHeight="251664384" behindDoc="0" locked="0" layoutInCell="1" allowOverlap="1" wp14:anchorId="057160E9" wp14:editId="7552BA1E">
-            <wp:simplePos x="0" y="0"/>
-            <wp:positionH relativeFrom="margin">
-              <wp:align>center</wp:align>
-            </wp:positionH>
-            <wp:positionV relativeFrom="paragraph">
-              <wp:posOffset>227965</wp:posOffset>
-            </wp:positionV>
-            <wp:extent cx="7193915" cy="2529840"/>
-            <wp:effectExtent l="0" t="0" r="6985" b="3810"/>
-            <wp:wrapNone/>
-            <wp:docPr id="441438431" name="Picture 5"/>
-            <wp:cNvGraphicFramePr>
-              <a:graphicFrameLocks xmlns:a="http://schemas.openxmlformats.org/drawingml/2006/main" noChangeAspect="1"/>
-            </wp:cNvGraphicFramePr>
-            <a:graphic xmlns:a="http://schemas.openxmlformats.org/drawingml/2006/main">
-              <a:graphicData uri="http://schemas.openxmlformats.org/drawingml/2006/picture">
-                <pic:pic xmlns:pic="http://schemas.openxmlformats.org/drawingml/2006/picture">
-                  <pic:nvPicPr>
-                    <pic:cNvPr id="0" name="Picture 6"/>
-                    <pic:cNvPicPr>
-                      <a:picLocks noChangeAspect="1" noChangeArrowheads="1"/>
-                    </pic:cNvPicPr>
-                  </pic:nvPicPr>
-                  <pic:blipFill>
-                    <a:blip r:embed="rId9">
-                      <a:extLst>
-                        <a:ext uri="{28A0092B-C50C-407E-A947-70E740481C1C}">
-                          <a14:useLocalDpi xmlns:a14="http://schemas.microsoft.com/office/drawing/2010/main" val="0"/>
-                        </a:ext>
-                      </a:extLst>
-                    </a:blip>
-                    <a:srcRect/>
-                    <a:stretch>
-                      <a:fillRect/>
-                    </a:stretch>
-                  </pic:blipFill>
-                  <pic:spPr bwMode="auto">
-                    <a:xfrm>
-                      <a:off x="0" y="0"/>
-                      <a:ext cx="7193915" cy="2529840"/>
-                    </a:xfrm>
-                    <a:prstGeom prst="rect">
-                      <a:avLst/>
-                    </a:prstGeom>
-                    <a:noFill/>
-                    <a:ln>
-                      <a:noFill/>
-                    </a:ln>
-                  </pic:spPr>
-                </pic:pic>
-              </a:graphicData>
-            </a:graphic>
-            <wp14:sizeRelH relativeFrom="margin">
-              <wp14:pctWidth>0</wp14:pctWidth>
-            </wp14:sizeRelH>
-            <wp14:sizeRelV relativeFrom="margin">
-              <wp14:pctHeight>0</wp14:pctHeight>
-            </wp14:sizeRelV>
-          </wp:anchor>
-        </w:drawing>
-      </w:r>
-      <w:r>
-        <w:rPr>
-          <w:b/>
-          <w:bCs/>
-          <w:sz w:val="22"/>
-          <w:szCs w:val="22"/>
-        </w:rPr>
-        <w:t xml:space="preserve">Question </w:t>
-      </w:r>
-      <w:r>
-        <w:rPr>
-          <w:b/>
-          <w:bCs/>
-          <w:sz w:val="22"/>
-          <w:szCs w:val="22"/>
-        </w:rPr>
-        <w:t>2</w:t>
-      </w:r>
-      <w:r>
-        <w:rPr>
-          <w:b/>
-          <w:bCs/>
-          <w:sz w:val="22"/>
-          <w:szCs w:val="22"/>
-        </w:rPr>
-        <w:t>.</w:t>
-      </w:r>
-      <w:r>
-        <w:rPr>
-          <w:b/>
-          <w:bCs/>
-          <w:sz w:val="22"/>
-          <w:szCs w:val="22"/>
-        </w:rPr>
-        <w:t>3</w:t>
+    </w:p>
+    <w:p>
+      <w:pPr>
+        <w:pStyle w:val="Heading1"/>
+      </w:pPr>
+      <w:r>
+        <w:t>TASK 3</w:t>
       </w:r>
     </w:p>
     <w:p/>
-    <w:p/>
-    <w:p/>
-    <w:p/>
-    <w:p/>
-    <w:p/>
-    <w:p/>
-    <w:p/>
-    <w:p>
-      <w:pPr>
-        <w:rPr>
-          <w:b/>
-          <w:bCs/>
-          <w:sz w:val="22"/>
-          <w:szCs w:val="22"/>
-        </w:rPr>
-      </w:pPr>
-      <w:r>
-        <w:rPr>
-          <w:b/>
-          <w:bCs/>
-          <w:sz w:val="22"/>
-          <w:szCs w:val="22"/>
-        </w:rPr>
-        <w:t xml:space="preserve">Question </w:t>
-      </w:r>
-      <w:r>
-        <w:rPr>
-          <w:b/>
-          <w:bCs/>
-          <w:sz w:val="22"/>
-          <w:szCs w:val="22"/>
-        </w:rPr>
-        <w:t>2</w:t>
-      </w:r>
-      <w:r>
-        <w:rPr>
-          <w:b/>
-          <w:bCs/>
-          <w:sz w:val="22"/>
-          <w:szCs w:val="22"/>
-        </w:rPr>
-        <w:t>.</w:t>
-      </w:r>
-      <w:r>
-        <w:rPr>
-          <w:b/>
-          <w:bCs/>
-          <w:sz w:val="22"/>
-          <w:szCs w:val="22"/>
-        </w:rPr>
-        <w:t>4</w:t>
-      </w:r>
-    </w:p>
-    <w:p>
-      <w:proofErr w:type="spellStart"/>
-      <w:r>
-        <w:t>festivalGrounds</w:t>
-      </w:r>
-      <w:proofErr w:type="spellEnd"/>
-      <w:r>
-        <w:t xml:space="preserve"> is the root </w:t>
-      </w:r>
-      <w:proofErr w:type="spellStart"/>
-      <w:r>
-        <w:t>EventGroup</w:t>
-      </w:r>
-      <w:proofErr w:type="spellEnd"/>
-      <w:r>
-        <w:t xml:space="preserve"> and owns the components below it. When delete </w:t>
-      </w:r>
-      <w:proofErr w:type="spellStart"/>
-      <w:r>
-        <w:t>festivalGrounds</w:t>
-      </w:r>
-      <w:proofErr w:type="spellEnd"/>
-      <w:r>
-        <w:t xml:space="preserve">; is called, its destructor deletes its children. If a child is another </w:t>
-      </w:r>
-      <w:proofErr w:type="spellStart"/>
-      <w:r>
-        <w:t>EventGroup</w:t>
-      </w:r>
-      <w:proofErr w:type="spellEnd"/>
-      <w:r>
-        <w:t xml:space="preserve">, that group deletes its own children. This continues until the whole Composite tree is destroyed. Each component has only one owning group, so it is deleted exactly once. </w:t>
-      </w:r>
-      <w:proofErr w:type="spellStart"/>
-      <w:r>
-        <w:t>EventComponent</w:t>
-      </w:r>
-      <w:proofErr w:type="spellEnd"/>
-      <w:r>
-        <w:t xml:space="preserve"> has a virtual destructor so that the correct destructor is called. </w:t>
-      </w:r>
-      <w:proofErr w:type="spellStart"/>
-      <w:r>
-        <w:t>Valgrind</w:t>
-      </w:r>
-      <w:proofErr w:type="spellEnd"/>
-      <w:r>
-        <w:t xml:space="preserve"> is used to check that no memory leaks remain. </w:t>
-      </w:r>
-    </w:p>
-    <w:p>
-      <w:r>
-        <w:t>When a component is moved to another group, remove() removes it from the old group's children vector without deleting it. The component is then passed to the new group using add(). The new group becomes its owner. A component must not be owned by two groups at the same time, because this could cause double deletion. If the component is also an Observer, its old registration must be detached and its new registration attached.</w:t>
-      </w:r>
-    </w:p>
-    <w:p>
-      <w:pPr>
-        <w:pStyle w:val="Heading1"/>
-      </w:pPr>
-    </w:p>
-    <w:p>
-      <w:pPr>
-        <w:pStyle w:val="Heading1"/>
-      </w:pPr>
-      <w:r>
-        <w:t>TASK 3</w:t>
-      </w:r>
-    </w:p>
-    <w:p/>
-    <w:p>
-      <w:pPr>
-        <w:tabs>
-          <w:tab w:val="left" w:pos="1440"/>
-        </w:tabs>
+    <w:p>
+      <w:pPr>
         <w:rPr>
           <w:b/>
           <w:bCs/>
@@ -1132,245 +899,81 @@
           <w:b/>
           <w:bCs/>
         </w:rPr>
-        <w:t>Question 3.1: Push vs. Pull Model Justification</w:t>
-      </w:r>
-    </w:p>
-    <w:p>
-      <w:pPr>
-        <w:tabs>
-          <w:tab w:val="left" w:pos="1440"/>
-        </w:tabs>
-      </w:pPr>
-      <w:r>
-        <w:t xml:space="preserve">The notification architecture utilizes a </w:t>
-      </w:r>
-      <w:r>
+        <w:t>Task 3.1: Observer Attachment Policy</w:t>
+      </w:r>
+    </w:p>
+    <w:p>
+      <w:pPr>
         <w:rPr>
           <w:b/>
           <w:bCs/>
         </w:rPr>
-        <w:t>Push Model</w:t>
-      </w:r>
-      <w:r>
-        <w:t xml:space="preserve">. When </w:t>
-      </w:r>
-      <w:proofErr w:type="gramStart"/>
-      <w:r>
-        <w:t>Subject::notify(</w:t>
-      </w:r>
-      <w:proofErr w:type="gramEnd"/>
-      <w:r>
-        <w:t xml:space="preserve">) is triggered, the subject passes a fully instantiated </w:t>
-      </w:r>
-      <w:proofErr w:type="spellStart"/>
-      <w:r>
-        <w:t>const</w:t>
-      </w:r>
-      <w:proofErr w:type="spellEnd"/>
-      <w:r>
-        <w:t xml:space="preserve"> Notice&amp; notice directly into </w:t>
-      </w:r>
-      <w:proofErr w:type="gramStart"/>
-      <w:r>
-        <w:t>Observer::update(</w:t>
-      </w:r>
-      <w:proofErr w:type="spellStart"/>
-      <w:proofErr w:type="gramEnd"/>
-      <w:r>
-        <w:t>const</w:t>
-      </w:r>
-      <w:proofErr w:type="spellEnd"/>
-      <w:r>
-        <w:t xml:space="preserve"> Notice&amp; notice). </w:t>
-      </w:r>
-    </w:p>
-    <w:p>
-      <w:pPr>
-        <w:numPr>
-          <w:ilvl w:val="0"/>
-          <w:numId w:val="15"/>
-        </w:numPr>
-        <w:tabs>
-          <w:tab w:val="left" w:pos="1440"/>
-        </w:tabs>
       </w:pPr>
       <w:r>
         <w:rPr>
           <w:b/>
           <w:bCs/>
         </w:rPr>
-        <w:t>Why Push Model is Preferred:</w:t>
-      </w:r>
-      <w:r>
-        <w:t xml:space="preserve"> In a real-time event environment, emergency alerts (such as EVACUATE or WEATHER_ALERT) require immediate, zero-latency execution. Under a pull model, observers would receive a generic ping and then execute secondary queries back to </w:t>
-      </w:r>
-      <w:proofErr w:type="spellStart"/>
-      <w:r>
-        <w:t>EventControl</w:t>
-      </w:r>
-      <w:proofErr w:type="spellEnd"/>
-      <w:r>
-        <w:t xml:space="preserve"> to retrieve state details. Pushing the complete payload (type, message, target, value) eliminates back-and-forth query overhead and guarantees that leaves receive actionable context in a single call. </w:t>
-      </w:r>
-    </w:p>
-    <w:p>
-      <w:pPr>
-        <w:tabs>
-          <w:tab w:val="left" w:pos="1440"/>
-        </w:tabs>
+        <w:t>Policy &amp; Registration Mechanics</w:t>
+      </w:r>
+    </w:p>
+    <w:p>
+      <w:r>
+        <w:t xml:space="preserve">The registration framework enforces a </w:t>
+      </w:r>
+      <w:r>
         <w:rPr>
           <w:b/>
           <w:bCs/>
         </w:rPr>
-      </w:pPr>
-    </w:p>
-    <w:p>
-      <w:pPr>
-        <w:tabs>
-          <w:tab w:val="left" w:pos="1440"/>
-        </w:tabs>
+        <w:t>non-owning, single-instance subscription policy</w:t>
+      </w:r>
+      <w:r>
+        <w:t>:</w:t>
+      </w:r>
+    </w:p>
+    <w:p>
+      <w:pPr>
+        <w:numPr>
+          <w:ilvl w:val="0"/>
+          <w:numId w:val="17"/>
+        </w:numPr>
+      </w:pPr>
+      <w:r>
         <w:rPr>
           <w:b/>
           <w:bCs/>
         </w:rPr>
-      </w:pPr>
-    </w:p>
-    <w:p>
-      <w:pPr>
-        <w:tabs>
-          <w:tab w:val="left" w:pos="1440"/>
-        </w:tabs>
+        <w:t>Non-Owning Reference Model:</w:t>
+      </w:r>
+      <w:r>
+        <w:t xml:space="preserve"> The Subject maintains observer references via raw pointers (</w:t>
+      </w:r>
+      <w:proofErr w:type="gramStart"/>
+      <w:r>
+        <w:t>std::</w:t>
+      </w:r>
+      <w:proofErr w:type="gramEnd"/>
+      <w:r>
+        <w:t xml:space="preserve">vector&lt;Observer*&gt;). Registration does </w:t>
+      </w:r>
+      <w:r>
         <w:rPr>
           <w:b/>
           <w:bCs/>
         </w:rPr>
-      </w:pPr>
-    </w:p>
-    <w:p>
-      <w:pPr>
-        <w:tabs>
-          <w:tab w:val="left" w:pos="1440"/>
-        </w:tabs>
-        <w:rPr>
-          <w:b/>
-          <w:bCs/>
-        </w:rPr>
-      </w:pPr>
-      <w:r>
-        <w:rPr>
-          <w:b/>
-          <w:bCs/>
-        </w:rPr>
-        <w:t>Question 3.2: Target Filtering Mechanism</w:t>
-      </w:r>
-    </w:p>
-    <w:p>
-      <w:pPr>
-        <w:tabs>
-          <w:tab w:val="left" w:pos="1440"/>
-        </w:tabs>
-      </w:pPr>
-      <w:r>
-        <w:t xml:space="preserve">To prevent units from acting on alerts intended for other areas, every Notice carries a target attribute. </w:t>
+        <w:t>not</w:t>
+      </w:r>
+      <w:r>
+        <w:t xml:space="preserve"> transfer memory ownership to the Subject. Observers manage their own lifecycles.</w:t>
       </w:r>
     </w:p>
     <w:p>
       <w:pPr>
         <w:numPr>
           <w:ilvl w:val="0"/>
-          <w:numId w:val="16"/>
+          <w:numId w:val="17"/>
         </w:numPr>
-        <w:tabs>
-          <w:tab w:val="left" w:pos="1440"/>
-        </w:tabs>
-      </w:pPr>
-      <w:r>
-        <w:t xml:space="preserve">If </w:t>
-      </w:r>
-      <w:proofErr w:type="spellStart"/>
-      <w:r>
-        <w:t>notice.getTarget</w:t>
-      </w:r>
-      <w:proofErr w:type="spellEnd"/>
-      <w:r>
-        <w:t xml:space="preserve">() == "ALL", every observer processes the update. </w:t>
-      </w:r>
-    </w:p>
-    <w:p>
-      <w:pPr>
-        <w:numPr>
-          <w:ilvl w:val="0"/>
-          <w:numId w:val="16"/>
-        </w:numPr>
-        <w:tabs>
-          <w:tab w:val="left" w:pos="1440"/>
-        </w:tabs>
-      </w:pPr>
-      <w:r>
-        <w:t xml:space="preserve">If </w:t>
-      </w:r>
-      <w:proofErr w:type="spellStart"/>
-      <w:r>
-        <w:t>notice.getTarget</w:t>
-      </w:r>
-      <w:proofErr w:type="spellEnd"/>
-      <w:r>
-        <w:t xml:space="preserve">() specifies a unit or zone name (e.g., "River Stage Area"), observers check if their local </w:t>
-      </w:r>
-      <w:proofErr w:type="spellStart"/>
-      <w:r>
-        <w:t>getName</w:t>
-      </w:r>
-      <w:proofErr w:type="spellEnd"/>
-      <w:r>
-        <w:t xml:space="preserve">() matches </w:t>
-      </w:r>
-      <w:proofErr w:type="spellStart"/>
-      <w:r>
-        <w:t>notice.getTarget</w:t>
-      </w:r>
-      <w:proofErr w:type="spellEnd"/>
-      <w:r>
-        <w:t xml:space="preserve">(). If the names do not match, the notice is safely ignored. </w:t>
-      </w:r>
-    </w:p>
-    <w:p>
-      <w:pPr>
-        <w:tabs>
-          <w:tab w:val="left" w:pos="1440"/>
-        </w:tabs>
-      </w:pPr>
-    </w:p>
-    <w:p>
-      <w:pPr>
-        <w:tabs>
-          <w:tab w:val="left" w:pos="1440"/>
-        </w:tabs>
-      </w:pPr>
-    </w:p>
-    <w:p>
-      <w:pPr>
-        <w:tabs>
-          <w:tab w:val="left" w:pos="1440"/>
-        </w:tabs>
-      </w:pPr>
-    </w:p>
-    <w:p>
-      <w:pPr>
-        <w:tabs>
-          <w:tab w:val="left" w:pos="1440"/>
-        </w:tabs>
-      </w:pPr>
-    </w:p>
-    <w:p>
-      <w:pPr>
-        <w:tabs>
-          <w:tab w:val="left" w:pos="1440"/>
-        </w:tabs>
-        <w:rPr>
-          <w:b/>
-          <w:bCs/>
-        </w:rPr>
       </w:pPr>
       <w:r>
         <w:rPr>
@@ -1378,7 +981,376 @@
           <w:bCs/>
         </w:rPr>
         <w:lastRenderedPageBreak/>
-        <w:t>Question 3.3: Concrete Leaf Reactions Matrix</w:t>
+        <w:t>Duplicate Prevention:</w:t>
+      </w:r>
+      <w:r>
+        <w:t xml:space="preserve"> Before appending a pointer in </w:t>
+      </w:r>
+      <w:proofErr w:type="gramStart"/>
+      <w:r>
+        <w:t>Subject::attach(</w:t>
+      </w:r>
+      <w:proofErr w:type="gramEnd"/>
+      <w:r>
+        <w:t xml:space="preserve">Observer* observer), the method scans the vector to verify whether observer is already registered. Duplicate entries are rejected to prevent multi-triggering during a single </w:t>
+      </w:r>
+      <w:proofErr w:type="gramStart"/>
+      <w:r>
+        <w:t>notify(</w:t>
+      </w:r>
+      <w:proofErr w:type="gramEnd"/>
+      <w:r>
+        <w:t>) pass.</w:t>
+      </w:r>
+    </w:p>
+    <w:p>
+      <w:pPr>
+        <w:numPr>
+          <w:ilvl w:val="0"/>
+          <w:numId w:val="17"/>
+        </w:numPr>
+      </w:pPr>
+      <w:r>
+        <w:rPr>
+          <w:b/>
+          <w:bCs/>
+        </w:rPr>
+        <w:t>Null Pointer Protection:</w:t>
+      </w:r>
+      <w:r>
+        <w:t xml:space="preserve"> </w:t>
+      </w:r>
+      <w:proofErr w:type="gramStart"/>
+      <w:r>
+        <w:t>attach(</w:t>
+      </w:r>
+      <w:proofErr w:type="gramEnd"/>
+      <w:r>
+        <w:t xml:space="preserve">) explicitly validates that </w:t>
+      </w:r>
+      <w:proofErr w:type="gramStart"/>
+      <w:r>
+        <w:t>observer !</w:t>
+      </w:r>
+      <w:proofErr w:type="gramEnd"/>
+      <w:r>
+        <w:t xml:space="preserve">= </w:t>
+      </w:r>
+      <w:proofErr w:type="spellStart"/>
+      <w:r>
+        <w:t>nullptr</w:t>
+      </w:r>
+      <w:proofErr w:type="spellEnd"/>
+      <w:r>
+        <w:t xml:space="preserve"> prior to insertion.</w:t>
+      </w:r>
+    </w:p>
+    <w:p>
+      <w:pPr>
+        <w:numPr>
+          <w:ilvl w:val="0"/>
+          <w:numId w:val="17"/>
+        </w:numPr>
+      </w:pPr>
+      <w:r>
+        <w:rPr>
+          <w:b/>
+          <w:bCs/>
+        </w:rPr>
+        <w:t>Composite Registration:</w:t>
+      </w:r>
+      <w:r>
+        <w:t xml:space="preserve"> When an </w:t>
+      </w:r>
+      <w:proofErr w:type="spellStart"/>
+      <w:r>
+        <w:t>EventComponent</w:t>
+      </w:r>
+      <w:proofErr w:type="spellEnd"/>
+      <w:r>
+        <w:t xml:space="preserve"> is added to an </w:t>
+      </w:r>
+      <w:proofErr w:type="spellStart"/>
+      <w:r>
+        <w:t>EventGroup</w:t>
+      </w:r>
+      <w:proofErr w:type="spellEnd"/>
+      <w:r>
+        <w:t xml:space="preserve"> via </w:t>
+      </w:r>
+      <w:proofErr w:type="spellStart"/>
+      <w:proofErr w:type="gramStart"/>
+      <w:r>
+        <w:t>EventGroup</w:t>
+      </w:r>
+      <w:proofErr w:type="spellEnd"/>
+      <w:r>
+        <w:t>::</w:t>
+      </w:r>
+      <w:proofErr w:type="gramEnd"/>
+      <w:r>
+        <w:t xml:space="preserve">add(child), if child implements the Observer interface (checked via dynamic cast or inherited type), </w:t>
+      </w:r>
+      <w:proofErr w:type="spellStart"/>
+      <w:r>
+        <w:t>EventGroup</w:t>
+      </w:r>
+      <w:proofErr w:type="spellEnd"/>
+      <w:r>
+        <w:t xml:space="preserve"> automatically attaches it to its internal Subject dispatch list.</w:t>
+      </w:r>
+    </w:p>
+    <w:p>
+      <w:pPr>
+        <w:rPr>
+          <w:b/>
+          <w:bCs/>
+        </w:rPr>
+      </w:pPr>
+      <w:r>
+        <w:rPr>
+          <w:b/>
+          <w:bCs/>
+        </w:rPr>
+        <w:t>Task 3.2: Safe Teardown &amp; Dangling Registration Avoidance</w:t>
+      </w:r>
+    </w:p>
+    <w:p>
+      <w:pPr>
+        <w:rPr>
+          <w:b/>
+          <w:bCs/>
+        </w:rPr>
+      </w:pPr>
+      <w:r>
+        <w:rPr>
+          <w:b/>
+          <w:bCs/>
+        </w:rPr>
+        <w:t>The Dangling Reference Hazard</w:t>
+      </w:r>
+    </w:p>
+    <w:p>
+      <w:r>
+        <w:t xml:space="preserve">If an Observer instance is deallocated while its raw pointer remains in a Subject's subscription vector, subsequent calls to </w:t>
+      </w:r>
+      <w:proofErr w:type="gramStart"/>
+      <w:r>
+        <w:t>Subject::notify(</w:t>
+      </w:r>
+      <w:proofErr w:type="gramEnd"/>
+      <w:r>
+        <w:t xml:space="preserve">) will dereference a dangling pointer, causing undefined </w:t>
+      </w:r>
+      <w:proofErr w:type="spellStart"/>
+      <w:r>
+        <w:t>behavior</w:t>
+      </w:r>
+      <w:proofErr w:type="spellEnd"/>
+      <w:r>
+        <w:t xml:space="preserve"> or segmentation faults.</w:t>
+      </w:r>
+    </w:p>
+    <w:p>
+      <w:pPr>
+        <w:rPr>
+          <w:b/>
+          <w:bCs/>
+        </w:rPr>
+      </w:pPr>
+      <w:r>
+        <w:rPr>
+          <w:b/>
+          <w:bCs/>
+        </w:rPr>
+        <w:t>Safety Architecture &amp; Destructor Handshake</w:t>
+      </w:r>
+    </w:p>
+    <w:p>
+      <w:pPr>
+        <w:numPr>
+          <w:ilvl w:val="0"/>
+          <w:numId w:val="18"/>
+        </w:numPr>
+      </w:pPr>
+      <w:r>
+        <w:rPr>
+          <w:b/>
+          <w:bCs/>
+        </w:rPr>
+        <w:t>Explicit Detachment Protocol:</w:t>
+      </w:r>
+    </w:p>
+    <w:p>
+      <w:r>
+        <w:t xml:space="preserve">An Observer must detach itself from all subscribed Subject instances prior to or during its destruction via </w:t>
+      </w:r>
+      <w:proofErr w:type="gramStart"/>
+      <w:r>
+        <w:t>Subject::</w:t>
+      </w:r>
+      <w:proofErr w:type="gramEnd"/>
+      <w:r>
+        <w:t>detach(this).</w:t>
+      </w:r>
+    </w:p>
+    <w:p>
+      <w:pPr>
+        <w:numPr>
+          <w:ilvl w:val="0"/>
+          <w:numId w:val="18"/>
+        </w:numPr>
+      </w:pPr>
+      <w:r>
+        <w:rPr>
+          <w:b/>
+          <w:bCs/>
+        </w:rPr>
+        <w:t>Composite Teardown Order:</w:t>
+      </w:r>
+    </w:p>
+    <w:p>
+      <w:r>
+        <w:t xml:space="preserve">When an </w:t>
+      </w:r>
+      <w:proofErr w:type="spellStart"/>
+      <w:r>
+        <w:t>EventGroup</w:t>
+      </w:r>
+      <w:proofErr w:type="spellEnd"/>
+      <w:r>
+        <w:t xml:space="preserve"> composite node is destroyed, its destructor (~</w:t>
+      </w:r>
+      <w:proofErr w:type="spellStart"/>
+      <w:proofErr w:type="gramStart"/>
+      <w:r>
+        <w:t>EventGroup</w:t>
+      </w:r>
+      <w:proofErr w:type="spellEnd"/>
+      <w:r>
+        <w:t>(</w:t>
+      </w:r>
+      <w:proofErr w:type="gramEnd"/>
+      <w:r>
+        <w:t>)) executes controlled top-down deletion:</w:t>
+      </w:r>
+    </w:p>
+    <w:p>
+      <w:pPr>
+        <w:numPr>
+          <w:ilvl w:val="1"/>
+          <w:numId w:val="18"/>
+        </w:numPr>
+      </w:pPr>
+      <w:r>
+        <w:t>It iterates through its children vector.</w:t>
+      </w:r>
+    </w:p>
+    <w:p>
+      <w:pPr>
+        <w:numPr>
+          <w:ilvl w:val="1"/>
+          <w:numId w:val="18"/>
+        </w:numPr>
+      </w:pPr>
+      <w:r>
+        <w:t>For each child, it detaches the child from observer lists before calling delete child.</w:t>
+      </w:r>
+    </w:p>
+    <w:p>
+      <w:pPr>
+        <w:numPr>
+          <w:ilvl w:val="1"/>
+          <w:numId w:val="18"/>
+        </w:numPr>
+      </w:pPr>
+      <w:r>
+        <w:t xml:space="preserve">This guarantees that raw pointers in Subject vectors are invalidated and removed </w:t>
+      </w:r>
+      <w:r>
+        <w:rPr>
+          <w:i/>
+          <w:iCs/>
+        </w:rPr>
+        <w:t>before</w:t>
+      </w:r>
+      <w:r>
+        <w:t xml:space="preserve"> underlying memory is freed.</w:t>
+      </w:r>
+    </w:p>
+    <w:p>
+      <w:pPr>
+        <w:numPr>
+          <w:ilvl w:val="0"/>
+          <w:numId w:val="18"/>
+        </w:numPr>
+      </w:pPr>
+      <w:r>
+        <w:rPr>
+          <w:b/>
+          <w:bCs/>
+        </w:rPr>
+        <w:t>No Double-Free / No Unhooked Traversal:</w:t>
+      </w:r>
+    </w:p>
+    <w:p>
+      <w:r>
+        <w:t xml:space="preserve">The </w:t>
+      </w:r>
+      <w:proofErr w:type="gramStart"/>
+      <w:r>
+        <w:t>detach(</w:t>
+      </w:r>
+      <w:proofErr w:type="gramEnd"/>
+      <w:r>
+        <w:t xml:space="preserve">) algorithm uses </w:t>
+      </w:r>
+      <w:proofErr w:type="gramStart"/>
+      <w:r>
+        <w:t>std::vector::</w:t>
+      </w:r>
+      <w:proofErr w:type="gramEnd"/>
+      <w:r>
+        <w:t xml:space="preserve">erase combined with </w:t>
+      </w:r>
+      <w:proofErr w:type="gramStart"/>
+      <w:r>
+        <w:t>std::</w:t>
+      </w:r>
+      <w:proofErr w:type="gramEnd"/>
+      <w:r>
+        <w:t xml:space="preserve">remove to shrink the vector immediately upon </w:t>
+      </w:r>
+      <w:proofErr w:type="spellStart"/>
+      <w:r>
+        <w:t>unregistration</w:t>
+      </w:r>
+      <w:proofErr w:type="spellEnd"/>
+      <w:r>
+        <w:t xml:space="preserve">, ensuring the </w:t>
+      </w:r>
+      <w:proofErr w:type="gramStart"/>
+      <w:r>
+        <w:t>notify(</w:t>
+      </w:r>
+      <w:proofErr w:type="gramEnd"/>
+      <w:r>
+        <w:t>) iteration never touches unallocated address space.</w:t>
+      </w:r>
+    </w:p>
+    <w:p>
+      <w:pPr>
+        <w:rPr>
+          <w:b/>
+          <w:bCs/>
+        </w:rPr>
+      </w:pPr>
+      <w:r>
+        <w:rPr>
+          <w:b/>
+          <w:bCs/>
+        </w:rPr>
+        <w:t>Task 3.3: Concrete Leaf Reactions Matrix</w:t>
       </w:r>
     </w:p>
     <w:tbl>
@@ -1395,8 +1367,8 @@
       </w:tblPr>
       <w:tblGrid>
         <w:gridCol w:w="1780"/>
-        <w:gridCol w:w="2756"/>
-        <w:gridCol w:w="4474"/>
+        <w:gridCol w:w="2771"/>
+        <w:gridCol w:w="4459"/>
       </w:tblGrid>
       <w:tr>
         <w:trPr>
@@ -1422,11 +1394,6 @@
             <w:hideMark/>
           </w:tcPr>
           <w:p>
-            <w:pPr>
-              <w:tabs>
-                <w:tab w:val="left" w:pos="1440"/>
-              </w:tabs>
-            </w:pPr>
             <w:r>
               <w:rPr>
                 <w:b/>
@@ -1455,11 +1422,6 @@
             <w:hideMark/>
           </w:tcPr>
           <w:p>
-            <w:pPr>
-              <w:tabs>
-                <w:tab w:val="left" w:pos="1440"/>
-              </w:tabs>
-            </w:pPr>
             <w:r>
               <w:rPr>
                 <w:b/>
@@ -1488,11 +1450,6 @@
             <w:hideMark/>
           </w:tcPr>
           <w:p>
-            <w:pPr>
-              <w:tabs>
-                <w:tab w:val="left" w:pos="1440"/>
-              </w:tabs>
-            </w:pPr>
             <w:r>
               <w:rPr>
                 <w:b/>
@@ -1526,11 +1483,6 @@
             <w:hideMark/>
           </w:tcPr>
           <w:p>
-            <w:pPr>
-              <w:tabs>
-                <w:tab w:val="left" w:pos="1440"/>
-              </w:tabs>
-            </w:pPr>
             <w:r>
               <w:rPr>
                 <w:b/>
@@ -1559,13 +1511,8 @@
             <w:hideMark/>
           </w:tcPr>
           <w:p>
-            <w:pPr>
-              <w:tabs>
-                <w:tab w:val="left" w:pos="1440"/>
-              </w:tabs>
-            </w:pPr>
-            <w:r>
-              <w:t>WEATHER_ALERT</w:t>
+            <w:r>
+              <w:t>OPEN</w:t>
             </w:r>
           </w:p>
         </w:tc>
@@ -1588,29 +1535,16 @@
             <w:hideMark/>
           </w:tcPr>
           <w:p>
-            <w:pPr>
-              <w:tabs>
-                <w:tab w:val="left" w:pos="1440"/>
-              </w:tabs>
-            </w:pPr>
-            <w:r>
-              <w:t xml:space="preserve">If outdoor == true, invokes </w:t>
+            <w:r>
+              <w:t xml:space="preserve">Sets </w:t>
             </w:r>
             <w:proofErr w:type="spellStart"/>
             <w:r>
-              <w:t>pausePerformance</w:t>
+              <w:t>isOpen</w:t>
             </w:r>
             <w:proofErr w:type="spellEnd"/>
             <w:r>
-              <w:t xml:space="preserve">() and flags </w:t>
-            </w:r>
-            <w:proofErr w:type="spellStart"/>
-            <w:r>
-              <w:t>performancePaused</w:t>
-            </w:r>
-            <w:proofErr w:type="spellEnd"/>
-            <w:r>
-              <w:t xml:space="preserve"> = true. </w:t>
+              <w:t xml:space="preserve"> = true, clears performance pause flags, enables stage audio/lighting.</w:t>
             </w:r>
           </w:p>
         </w:tc>
@@ -1638,11 +1572,6 @@
             <w:hideMark/>
           </w:tcPr>
           <w:p>
-            <w:pPr>
-              <w:tabs>
-                <w:tab w:val="left" w:pos="1440"/>
-              </w:tabs>
-            </w:pPr>
             <w:r>
               <w:rPr>
                 <w:b/>
@@ -1671,13 +1600,8 @@
             <w:hideMark/>
           </w:tcPr>
           <w:p>
-            <w:pPr>
-              <w:tabs>
-                <w:tab w:val="left" w:pos="1440"/>
-              </w:tabs>
-            </w:pPr>
-            <w:r>
-              <w:t>PAUSE / EVACUATE</w:t>
+            <w:r>
+              <w:t>CLOSE</w:t>
             </w:r>
           </w:p>
         </w:tc>
@@ -1700,13 +1624,29 @@
             <w:hideMark/>
           </w:tcPr>
           <w:p>
-            <w:pPr>
-              <w:tabs>
-                <w:tab w:val="left" w:pos="1440"/>
-              </w:tabs>
-            </w:pPr>
-            <w:r>
-              <w:t xml:space="preserve">Immediately halts live performance audio/lighting. </w:t>
+            <w:r>
+              <w:t xml:space="preserve">Sets </w:t>
+            </w:r>
+            <w:proofErr w:type="spellStart"/>
+            <w:r>
+              <w:t>isOpen</w:t>
+            </w:r>
+            <w:proofErr w:type="spellEnd"/>
+            <w:r>
+              <w:t xml:space="preserve"> = false, halts current performance via </w:t>
+            </w:r>
+            <w:proofErr w:type="spellStart"/>
+            <w:proofErr w:type="gramStart"/>
+            <w:r>
+              <w:t>pausePerformance</w:t>
+            </w:r>
+            <w:proofErr w:type="spellEnd"/>
+            <w:r>
+              <w:t>(</w:t>
+            </w:r>
+            <w:proofErr w:type="gramEnd"/>
+            <w:r>
+              <w:t>).</w:t>
             </w:r>
           </w:p>
         </w:tc>
@@ -1734,16 +1674,12 @@
             <w:hideMark/>
           </w:tcPr>
           <w:p>
-            <w:pPr>
-              <w:tabs>
-                <w:tab w:val="left" w:pos="1440"/>
-              </w:tabs>
-            </w:pPr>
             <w:r>
               <w:rPr>
                 <w:b/>
                 <w:bCs/>
               </w:rPr>
+              <w:lastRenderedPageBreak/>
               <w:t>Stage</w:t>
             </w:r>
           </w:p>
@@ -1767,13 +1703,8 @@
             <w:hideMark/>
           </w:tcPr>
           <w:p>
-            <w:pPr>
-              <w:tabs>
-                <w:tab w:val="left" w:pos="1440"/>
-              </w:tabs>
-            </w:pPr>
-            <w:r>
-              <w:t>RESUME</w:t>
+            <w:r>
+              <w:t>WEATHER_ALERT</w:t>
             </w:r>
           </w:p>
         </w:tc>
@@ -1796,21 +1727,29 @@
             <w:hideMark/>
           </w:tcPr>
           <w:p>
-            <w:pPr>
-              <w:tabs>
-                <w:tab w:val="left" w:pos="1440"/>
-              </w:tabs>
-            </w:pPr>
-            <w:r>
-              <w:t xml:space="preserve">Clears flags and calls </w:t>
+            <w:r>
+              <w:t xml:space="preserve">If outdoor == true, calls </w:t>
             </w:r>
             <w:proofErr w:type="spellStart"/>
-            <w:r>
-              <w:t>resumePerformance</w:t>
+            <w:proofErr w:type="gramStart"/>
+            <w:r>
+              <w:t>pausePerformance</w:t>
             </w:r>
             <w:proofErr w:type="spellEnd"/>
             <w:r>
-              <w:t xml:space="preserve">(). </w:t>
+              <w:t>(</w:t>
+            </w:r>
+            <w:proofErr w:type="gramEnd"/>
+            <w:r>
+              <w:t xml:space="preserve">) and sets </w:t>
+            </w:r>
+            <w:proofErr w:type="spellStart"/>
+            <w:r>
+              <w:t>performancePaused</w:t>
+            </w:r>
+            <w:proofErr w:type="spellEnd"/>
+            <w:r>
+              <w:t xml:space="preserve"> = true.</w:t>
             </w:r>
           </w:p>
         </w:tc>
@@ -1838,20 +1777,13 @@
             <w:hideMark/>
           </w:tcPr>
           <w:p>
-            <w:pPr>
-              <w:tabs>
-                <w:tab w:val="left" w:pos="1440"/>
-              </w:tabs>
-            </w:pPr>
-            <w:proofErr w:type="spellStart"/>
             <w:r>
               <w:rPr>
                 <w:b/>
                 <w:bCs/>
               </w:rPr>
-              <w:t>StageGate</w:t>
-            </w:r>
-            <w:proofErr w:type="spellEnd"/>
+              <w:t>Stage</w:t>
+            </w:r>
           </w:p>
         </w:tc>
         <w:tc>
@@ -1873,13 +1805,8 @@
             <w:hideMark/>
           </w:tcPr>
           <w:p>
-            <w:pPr>
-              <w:tabs>
-                <w:tab w:val="left" w:pos="1440"/>
-              </w:tabs>
-            </w:pPr>
-            <w:r>
-              <w:t>CAPACITY_ALERT</w:t>
+            <w:r>
+              <w:t>PAUSE / EVACUATE</w:t>
             </w:r>
           </w:p>
         </w:tc>
@@ -1902,13 +1829,29 @@
             <w:hideMark/>
           </w:tcPr>
           <w:p>
-            <w:pPr>
-              <w:tabs>
-                <w:tab w:val="left" w:pos="1440"/>
-              </w:tabs>
-            </w:pPr>
-            <w:r>
-              <w:t xml:space="preserve">Sets admitting = false to stop turnstiles. </w:t>
+            <w:r>
+              <w:t xml:space="preserve">Calls </w:t>
+            </w:r>
+            <w:proofErr w:type="spellStart"/>
+            <w:proofErr w:type="gramStart"/>
+            <w:r>
+              <w:t>pausePerformance</w:t>
+            </w:r>
+            <w:proofErr w:type="spellEnd"/>
+            <w:r>
+              <w:t>(</w:t>
+            </w:r>
+            <w:proofErr w:type="gramEnd"/>
+            <w:r>
+              <w:t xml:space="preserve">), sets </w:t>
+            </w:r>
+            <w:proofErr w:type="spellStart"/>
+            <w:r>
+              <w:t>performancePaused</w:t>
+            </w:r>
+            <w:proofErr w:type="spellEnd"/>
+            <w:r>
+              <w:t xml:space="preserve"> = true, disables power.</w:t>
             </w:r>
           </w:p>
         </w:tc>
@@ -1936,20 +1879,13 @@
             <w:hideMark/>
           </w:tcPr>
           <w:p>
-            <w:pPr>
-              <w:tabs>
-                <w:tab w:val="left" w:pos="1440"/>
-              </w:tabs>
-            </w:pPr>
-            <w:proofErr w:type="spellStart"/>
             <w:r>
               <w:rPr>
                 <w:b/>
                 <w:bCs/>
               </w:rPr>
-              <w:t>StageGate</w:t>
-            </w:r>
-            <w:proofErr w:type="spellEnd"/>
+              <w:t>Stage</w:t>
+            </w:r>
           </w:p>
         </w:tc>
         <w:tc>
@@ -1971,13 +1907,8 @@
             <w:hideMark/>
           </w:tcPr>
           <w:p>
-            <w:pPr>
-              <w:tabs>
-                <w:tab w:val="left" w:pos="1440"/>
-              </w:tabs>
-            </w:pPr>
-            <w:r>
-              <w:t>EVACUATE</w:t>
+            <w:r>
+              <w:t>RESUME</w:t>
             </w:r>
           </w:p>
         </w:tc>
@@ -2000,13 +1931,29 @@
             <w:hideMark/>
           </w:tcPr>
           <w:p>
-            <w:pPr>
-              <w:tabs>
-                <w:tab w:val="left" w:pos="1440"/>
-              </w:tabs>
-            </w:pPr>
-            <w:r>
-              <w:t xml:space="preserve">Sets admitting = false and opens exit barriers. </w:t>
+            <w:r>
+              <w:t xml:space="preserve">Calls </w:t>
+            </w:r>
+            <w:proofErr w:type="spellStart"/>
+            <w:proofErr w:type="gramStart"/>
+            <w:r>
+              <w:t>resumePerformance</w:t>
+            </w:r>
+            <w:proofErr w:type="spellEnd"/>
+            <w:r>
+              <w:t>(</w:t>
+            </w:r>
+            <w:proofErr w:type="gramEnd"/>
+            <w:r>
+              <w:t xml:space="preserve">) and sets </w:t>
+            </w:r>
+            <w:proofErr w:type="spellStart"/>
+            <w:r>
+              <w:t>performancePaused</w:t>
+            </w:r>
+            <w:proofErr w:type="spellEnd"/>
+            <w:r>
+              <w:t xml:space="preserve"> = false.</w:t>
             </w:r>
           </w:p>
         </w:tc>
@@ -2034,18 +1981,15 @@
             <w:hideMark/>
           </w:tcPr>
           <w:p>
-            <w:pPr>
-              <w:tabs>
-                <w:tab w:val="left" w:pos="1440"/>
-              </w:tabs>
-            </w:pPr>
+            <w:proofErr w:type="spellStart"/>
             <w:r>
               <w:rPr>
                 <w:b/>
                 <w:bCs/>
               </w:rPr>
-              <w:t>Bar</w:t>
-            </w:r>
+              <w:t>StageGate</w:t>
+            </w:r>
+            <w:proofErr w:type="spellEnd"/>
           </w:p>
         </w:tc>
         <w:tc>
@@ -2067,13 +2011,8 @@
             <w:hideMark/>
           </w:tcPr>
           <w:p>
-            <w:pPr>
-              <w:tabs>
-                <w:tab w:val="left" w:pos="1440"/>
-              </w:tabs>
-            </w:pPr>
-            <w:r>
-              <w:t>LAST_CALL / SCHEDULE_CHANGE</w:t>
+            <w:r>
+              <w:t>OPEN</w:t>
             </w:r>
           </w:p>
         </w:tc>
@@ -2096,29 +2035,16 @@
             <w:hideMark/>
           </w:tcPr>
           <w:p>
-            <w:pPr>
-              <w:tabs>
-                <w:tab w:val="left" w:pos="1440"/>
-              </w:tabs>
-            </w:pPr>
-            <w:r>
-              <w:t xml:space="preserve">Triggers </w:t>
+            <w:r>
+              <w:t xml:space="preserve">Sets </w:t>
             </w:r>
             <w:proofErr w:type="spellStart"/>
             <w:r>
-              <w:t>startLastCall</w:t>
+              <w:t>isOpen</w:t>
             </w:r>
             <w:proofErr w:type="spellEnd"/>
             <w:r>
-              <w:t xml:space="preserve">() and updates </w:t>
-            </w:r>
-            <w:proofErr w:type="spellStart"/>
-            <w:r>
-              <w:t>lastCall</w:t>
-            </w:r>
-            <w:proofErr w:type="spellEnd"/>
-            <w:r>
-              <w:t xml:space="preserve"> = true. </w:t>
+              <w:t xml:space="preserve"> = true and admitting = true.</w:t>
             </w:r>
           </w:p>
         </w:tc>
@@ -2146,18 +2072,15 @@
             <w:hideMark/>
           </w:tcPr>
           <w:p>
-            <w:pPr>
-              <w:tabs>
-                <w:tab w:val="left" w:pos="1440"/>
-              </w:tabs>
-            </w:pPr>
+            <w:proofErr w:type="spellStart"/>
             <w:r>
               <w:rPr>
                 <w:b/>
                 <w:bCs/>
               </w:rPr>
-              <w:t>Bar</w:t>
-            </w:r>
+              <w:t>StageGate</w:t>
+            </w:r>
+            <w:proofErr w:type="spellEnd"/>
           </w:p>
         </w:tc>
         <w:tc>
@@ -2179,13 +2102,8 @@
             <w:hideMark/>
           </w:tcPr>
           <w:p>
-            <w:pPr>
-              <w:tabs>
-                <w:tab w:val="left" w:pos="1440"/>
-              </w:tabs>
-            </w:pPr>
-            <w:r>
-              <w:t>CLOSE / EVACUATE</w:t>
+            <w:r>
+              <w:t>CLOSE / CAPACITY_ALERT</w:t>
             </w:r>
           </w:p>
         </w:tc>
@@ -2208,13 +2126,8 @@
             <w:hideMark/>
           </w:tcPr>
           <w:p>
-            <w:pPr>
-              <w:tabs>
-                <w:tab w:val="left" w:pos="1440"/>
-              </w:tabs>
-            </w:pPr>
-            <w:r>
-              <w:t xml:space="preserve">Sets serving = false and stops drink transactions. </w:t>
+            <w:r>
+              <w:t>Sets admitting = false to block turnstiles.</w:t>
             </w:r>
           </w:p>
         </w:tc>
@@ -2242,18 +2155,13 @@
             <w:hideMark/>
           </w:tcPr>
           <w:p>
-            <w:pPr>
-              <w:tabs>
-                <w:tab w:val="left" w:pos="1440"/>
-              </w:tabs>
-            </w:pPr>
             <w:proofErr w:type="spellStart"/>
             <w:r>
               <w:rPr>
                 <w:b/>
                 <w:bCs/>
               </w:rPr>
-              <w:t>EntranceGate</w:t>
+              <w:t>StageGate</w:t>
             </w:r>
             <w:proofErr w:type="spellEnd"/>
           </w:p>
@@ -2277,13 +2185,8 @@
             <w:hideMark/>
           </w:tcPr>
           <w:p>
-            <w:pPr>
-              <w:tabs>
-                <w:tab w:val="left" w:pos="1440"/>
-              </w:tabs>
-            </w:pPr>
-            <w:r>
-              <w:t>CLOSE / EVACUATE</w:t>
+            <w:r>
+              <w:t>EVACUATE</w:t>
             </w:r>
           </w:p>
         </w:tc>
@@ -2306,13 +2209,8 @@
             <w:hideMark/>
           </w:tcPr>
           <w:p>
-            <w:pPr>
-              <w:tabs>
-                <w:tab w:val="left" w:pos="1440"/>
-              </w:tabs>
-            </w:pPr>
-            <w:r>
-              <w:t xml:space="preserve">Sets admitting = false to prevent outer venue access. </w:t>
+            <w:r>
+              <w:t>Sets admitting = false (blocks entry) while opening emergency exit barriers.</w:t>
             </w:r>
           </w:p>
         </w:tc>
@@ -2340,20 +2238,13 @@
             <w:hideMark/>
           </w:tcPr>
           <w:p>
-            <w:pPr>
-              <w:tabs>
-                <w:tab w:val="left" w:pos="1440"/>
-              </w:tabs>
-            </w:pPr>
-            <w:proofErr w:type="spellStart"/>
             <w:r>
               <w:rPr>
                 <w:b/>
                 <w:bCs/>
               </w:rPr>
-              <w:t>FoodVendor</w:t>
-            </w:r>
-            <w:proofErr w:type="spellEnd"/>
+              <w:t>Bar</w:t>
+            </w:r>
           </w:p>
         </w:tc>
         <w:tc>
@@ -2375,13 +2266,8 @@
             <w:hideMark/>
           </w:tcPr>
           <w:p>
-            <w:pPr>
-              <w:tabs>
-                <w:tab w:val="left" w:pos="1440"/>
-              </w:tabs>
-            </w:pPr>
-            <w:r>
-              <w:t>EVACUATE / CLOSE</w:t>
+            <w:r>
+              <w:t>OPEN</w:t>
             </w:r>
           </w:p>
         </w:tc>
@@ -2404,13 +2290,24 @@
             <w:hideMark/>
           </w:tcPr>
           <w:p>
-            <w:pPr>
-              <w:tabs>
-                <w:tab w:val="left" w:pos="1440"/>
-              </w:tabs>
-            </w:pPr>
-            <w:r>
-              <w:t xml:space="preserve">Sets serving = false and powers down cooking equipment. </w:t>
+            <w:r>
+              <w:t xml:space="preserve">Sets </w:t>
+            </w:r>
+            <w:proofErr w:type="spellStart"/>
+            <w:r>
+              <w:t>isOpen</w:t>
+            </w:r>
+            <w:proofErr w:type="spellEnd"/>
+            <w:r>
+              <w:t xml:space="preserve"> = true, serving = true, and </w:t>
+            </w:r>
+            <w:proofErr w:type="spellStart"/>
+            <w:r>
+              <w:t>lastCall</w:t>
+            </w:r>
+            <w:proofErr w:type="spellEnd"/>
+            <w:r>
+              <w:t xml:space="preserve"> = false.</w:t>
             </w:r>
           </w:p>
         </w:tc>
@@ -2438,20 +2335,13 @@
             <w:hideMark/>
           </w:tcPr>
           <w:p>
-            <w:pPr>
-              <w:tabs>
-                <w:tab w:val="left" w:pos="1440"/>
-              </w:tabs>
-            </w:pPr>
-            <w:proofErr w:type="spellStart"/>
             <w:r>
               <w:rPr>
                 <w:b/>
                 <w:bCs/>
               </w:rPr>
-              <w:t>SecurityTeam</w:t>
-            </w:r>
-            <w:proofErr w:type="spellEnd"/>
+              <w:t>Bar</w:t>
+            </w:r>
           </w:p>
         </w:tc>
         <w:tc>
@@ -2473,13 +2363,8 @@
             <w:hideMark/>
           </w:tcPr>
           <w:p>
-            <w:pPr>
-              <w:tabs>
-                <w:tab w:val="left" w:pos="1440"/>
-              </w:tabs>
-            </w:pPr>
-            <w:r>
-              <w:t>CAPACITY_ALERT / EVACUATE</w:t>
+            <w:r>
+              <w:t>LAST_CALL / SCHEDULE_CHANGE</w:t>
             </w:r>
           </w:p>
         </w:tc>
@@ -2502,13 +2387,29 @@
             <w:hideMark/>
           </w:tcPr>
           <w:p>
-            <w:pPr>
-              <w:tabs>
-                <w:tab w:val="left" w:pos="1440"/>
-              </w:tabs>
-            </w:pPr>
-            <w:r>
-              <w:t xml:space="preserve">Sets deployed = true and dispatches team to perimeter control. </w:t>
+            <w:r>
+              <w:t xml:space="preserve">Invokes </w:t>
+            </w:r>
+            <w:proofErr w:type="spellStart"/>
+            <w:proofErr w:type="gramStart"/>
+            <w:r>
+              <w:t>startLastCall</w:t>
+            </w:r>
+            <w:proofErr w:type="spellEnd"/>
+            <w:r>
+              <w:t>(</w:t>
+            </w:r>
+            <w:proofErr w:type="gramEnd"/>
+            <w:r>
+              <w:t xml:space="preserve">), sets </w:t>
+            </w:r>
+            <w:proofErr w:type="spellStart"/>
+            <w:r>
+              <w:t>lastCall</w:t>
+            </w:r>
+            <w:proofErr w:type="spellEnd"/>
+            <w:r>
+              <w:t xml:space="preserve"> = true, halts sale of spirits.</w:t>
             </w:r>
           </w:p>
         </w:tc>
@@ -2536,18 +2437,102 @@
             <w:hideMark/>
           </w:tcPr>
           <w:p>
-            <w:pPr>
-              <w:tabs>
-                <w:tab w:val="left" w:pos="1440"/>
-              </w:tabs>
-            </w:pPr>
-            <w:proofErr w:type="spellStart"/>
             <w:r>
               <w:rPr>
                 <w:b/>
                 <w:bCs/>
               </w:rPr>
-              <w:t>MedicalTeam</w:t>
+              <w:t>Bar</w:t>
+            </w:r>
+          </w:p>
+        </w:tc>
+        <w:tc>
+          <w:tcPr>
+            <w:tcW w:w="0" w:type="auto"/>
+            <w:tcBorders>
+              <w:top w:val="single" w:sz="6" w:space="0" w:color="C4C7C5"/>
+              <w:left w:val="single" w:sz="6" w:space="0" w:color="C4C7C5"/>
+              <w:bottom w:val="single" w:sz="6" w:space="0" w:color="C4C7C5"/>
+              <w:right w:val="single" w:sz="6" w:space="0" w:color="C4C7C5"/>
+            </w:tcBorders>
+            <w:tcMar>
+              <w:top w:w="120" w:type="dxa"/>
+              <w:left w:w="180" w:type="dxa"/>
+              <w:bottom w:w="120" w:type="dxa"/>
+              <w:right w:w="180" w:type="dxa"/>
+            </w:tcMar>
+            <w:vAlign w:val="center"/>
+            <w:hideMark/>
+          </w:tcPr>
+          <w:p>
+            <w:r>
+              <w:t>CLOSE / EVACUATE</w:t>
+            </w:r>
+          </w:p>
+        </w:tc>
+        <w:tc>
+          <w:tcPr>
+            <w:tcW w:w="0" w:type="auto"/>
+            <w:tcBorders>
+              <w:top w:val="single" w:sz="6" w:space="0" w:color="C4C7C5"/>
+              <w:left w:val="single" w:sz="6" w:space="0" w:color="C4C7C5"/>
+              <w:bottom w:val="single" w:sz="6" w:space="0" w:color="C4C7C5"/>
+              <w:right w:val="single" w:sz="6" w:space="0" w:color="C4C7C5"/>
+            </w:tcBorders>
+            <w:tcMar>
+              <w:top w:w="120" w:type="dxa"/>
+              <w:left w:w="180" w:type="dxa"/>
+              <w:bottom w:w="120" w:type="dxa"/>
+              <w:right w:w="180" w:type="dxa"/>
+            </w:tcMar>
+            <w:vAlign w:val="center"/>
+            <w:hideMark/>
+          </w:tcPr>
+          <w:p>
+            <w:r>
+              <w:t xml:space="preserve">Sets serving = false, </w:t>
+            </w:r>
+            <w:proofErr w:type="spellStart"/>
+            <w:r>
+              <w:t>isOpen</w:t>
+            </w:r>
+            <w:proofErr w:type="spellEnd"/>
+            <w:r>
+              <w:t xml:space="preserve"> = false, and halts all drink sales.</w:t>
+            </w:r>
+          </w:p>
+        </w:tc>
+      </w:tr>
+      <w:tr>
+        <w:trPr>
+          <w:tblCellSpacing w:w="15" w:type="dxa"/>
+        </w:trPr>
+        <w:tc>
+          <w:tcPr>
+            <w:tcW w:w="0" w:type="auto"/>
+            <w:tcBorders>
+              <w:top w:val="single" w:sz="6" w:space="0" w:color="C4C7C5"/>
+              <w:left w:val="single" w:sz="6" w:space="0" w:color="C4C7C5"/>
+              <w:bottom w:val="single" w:sz="6" w:space="0" w:color="C4C7C5"/>
+              <w:right w:val="single" w:sz="6" w:space="0" w:color="C4C7C5"/>
+            </w:tcBorders>
+            <w:tcMar>
+              <w:top w:w="120" w:type="dxa"/>
+              <w:left w:w="180" w:type="dxa"/>
+              <w:bottom w:w="120" w:type="dxa"/>
+              <w:right w:w="180" w:type="dxa"/>
+            </w:tcMar>
+            <w:vAlign w:val="center"/>
+            <w:hideMark/>
+          </w:tcPr>
+          <w:p>
+            <w:proofErr w:type="spellStart"/>
+            <w:r>
+              <w:rPr>
+                <w:b/>
+                <w:bCs/>
+              </w:rPr>
+              <w:t>EntranceGate</w:t>
             </w:r>
             <w:proofErr w:type="spellEnd"/>
           </w:p>
@@ -2571,13 +2556,8 @@
             <w:hideMark/>
           </w:tcPr>
           <w:p>
-            <w:pPr>
-              <w:tabs>
-                <w:tab w:val="left" w:pos="1440"/>
-              </w:tabs>
-            </w:pPr>
-            <w:r>
-              <w:t>WEATHER_ALERT / EVACUATE</w:t>
+            <w:r>
+              <w:t>OPEN</w:t>
             </w:r>
           </w:p>
         </w:tc>
@@ -2600,13 +2580,456 @@
             <w:hideMark/>
           </w:tcPr>
           <w:p>
-            <w:pPr>
-              <w:tabs>
-                <w:tab w:val="left" w:pos="1440"/>
-              </w:tabs>
-            </w:pPr>
-            <w:r>
-              <w:t xml:space="preserve">Sets available = true, clears triage capacity, and prepares emergency beds. </w:t>
+            <w:r>
+              <w:t xml:space="preserve">Sets </w:t>
+            </w:r>
+            <w:proofErr w:type="spellStart"/>
+            <w:r>
+              <w:t>isOpen</w:t>
+            </w:r>
+            <w:proofErr w:type="spellEnd"/>
+            <w:r>
+              <w:t xml:space="preserve"> = true and admitting = true.</w:t>
+            </w:r>
+          </w:p>
+        </w:tc>
+      </w:tr>
+      <w:tr>
+        <w:trPr>
+          <w:tblCellSpacing w:w="15" w:type="dxa"/>
+        </w:trPr>
+        <w:tc>
+          <w:tcPr>
+            <w:tcW w:w="0" w:type="auto"/>
+            <w:tcBorders>
+              <w:top w:val="single" w:sz="6" w:space="0" w:color="C4C7C5"/>
+              <w:left w:val="single" w:sz="6" w:space="0" w:color="C4C7C5"/>
+              <w:bottom w:val="single" w:sz="6" w:space="0" w:color="C4C7C5"/>
+              <w:right w:val="single" w:sz="6" w:space="0" w:color="C4C7C5"/>
+            </w:tcBorders>
+            <w:tcMar>
+              <w:top w:w="120" w:type="dxa"/>
+              <w:left w:w="180" w:type="dxa"/>
+              <w:bottom w:w="120" w:type="dxa"/>
+              <w:right w:w="180" w:type="dxa"/>
+            </w:tcMar>
+            <w:vAlign w:val="center"/>
+            <w:hideMark/>
+          </w:tcPr>
+          <w:p>
+            <w:proofErr w:type="spellStart"/>
+            <w:r>
+              <w:rPr>
+                <w:b/>
+                <w:bCs/>
+              </w:rPr>
+              <w:t>EntranceGate</w:t>
+            </w:r>
+            <w:proofErr w:type="spellEnd"/>
+          </w:p>
+        </w:tc>
+        <w:tc>
+          <w:tcPr>
+            <w:tcW w:w="0" w:type="auto"/>
+            <w:tcBorders>
+              <w:top w:val="single" w:sz="6" w:space="0" w:color="C4C7C5"/>
+              <w:left w:val="single" w:sz="6" w:space="0" w:color="C4C7C5"/>
+              <w:bottom w:val="single" w:sz="6" w:space="0" w:color="C4C7C5"/>
+              <w:right w:val="single" w:sz="6" w:space="0" w:color="C4C7C5"/>
+            </w:tcBorders>
+            <w:tcMar>
+              <w:top w:w="120" w:type="dxa"/>
+              <w:left w:w="180" w:type="dxa"/>
+              <w:bottom w:w="120" w:type="dxa"/>
+              <w:right w:w="180" w:type="dxa"/>
+            </w:tcMar>
+            <w:vAlign w:val="center"/>
+            <w:hideMark/>
+          </w:tcPr>
+          <w:p>
+            <w:r>
+              <w:t>CLOSE / EVACUATE</w:t>
+            </w:r>
+          </w:p>
+        </w:tc>
+        <w:tc>
+          <w:tcPr>
+            <w:tcW w:w="0" w:type="auto"/>
+            <w:tcBorders>
+              <w:top w:val="single" w:sz="6" w:space="0" w:color="C4C7C5"/>
+              <w:left w:val="single" w:sz="6" w:space="0" w:color="C4C7C5"/>
+              <w:bottom w:val="single" w:sz="6" w:space="0" w:color="C4C7C5"/>
+              <w:right w:val="single" w:sz="6" w:space="0" w:color="C4C7C5"/>
+            </w:tcBorders>
+            <w:tcMar>
+              <w:top w:w="120" w:type="dxa"/>
+              <w:left w:w="180" w:type="dxa"/>
+              <w:bottom w:w="120" w:type="dxa"/>
+              <w:right w:w="180" w:type="dxa"/>
+            </w:tcMar>
+            <w:vAlign w:val="center"/>
+            <w:hideMark/>
+          </w:tcPr>
+          <w:p>
+            <w:r>
+              <w:t xml:space="preserve">Sets admitting = false and </w:t>
+            </w:r>
+            <w:proofErr w:type="spellStart"/>
+            <w:r>
+              <w:t>isOpen</w:t>
+            </w:r>
+            <w:proofErr w:type="spellEnd"/>
+            <w:r>
+              <w:t xml:space="preserve"> = false to secure perimeter.</w:t>
+            </w:r>
+          </w:p>
+        </w:tc>
+      </w:tr>
+      <w:tr>
+        <w:trPr>
+          <w:tblCellSpacing w:w="15" w:type="dxa"/>
+        </w:trPr>
+        <w:tc>
+          <w:tcPr>
+            <w:tcW w:w="0" w:type="auto"/>
+            <w:tcBorders>
+              <w:top w:val="single" w:sz="6" w:space="0" w:color="C4C7C5"/>
+              <w:left w:val="single" w:sz="6" w:space="0" w:color="C4C7C5"/>
+              <w:bottom w:val="single" w:sz="6" w:space="0" w:color="C4C7C5"/>
+              <w:right w:val="single" w:sz="6" w:space="0" w:color="C4C7C5"/>
+            </w:tcBorders>
+            <w:tcMar>
+              <w:top w:w="120" w:type="dxa"/>
+              <w:left w:w="180" w:type="dxa"/>
+              <w:bottom w:w="120" w:type="dxa"/>
+              <w:right w:w="180" w:type="dxa"/>
+            </w:tcMar>
+            <w:vAlign w:val="center"/>
+            <w:hideMark/>
+          </w:tcPr>
+          <w:p>
+            <w:proofErr w:type="spellStart"/>
+            <w:r>
+              <w:rPr>
+                <w:b/>
+                <w:bCs/>
+              </w:rPr>
+              <w:t>FoodVendor</w:t>
+            </w:r>
+            <w:proofErr w:type="spellEnd"/>
+          </w:p>
+        </w:tc>
+        <w:tc>
+          <w:tcPr>
+            <w:tcW w:w="0" w:type="auto"/>
+            <w:tcBorders>
+              <w:top w:val="single" w:sz="6" w:space="0" w:color="C4C7C5"/>
+              <w:left w:val="single" w:sz="6" w:space="0" w:color="C4C7C5"/>
+              <w:bottom w:val="single" w:sz="6" w:space="0" w:color="C4C7C5"/>
+              <w:right w:val="single" w:sz="6" w:space="0" w:color="C4C7C5"/>
+            </w:tcBorders>
+            <w:tcMar>
+              <w:top w:w="120" w:type="dxa"/>
+              <w:left w:w="180" w:type="dxa"/>
+              <w:bottom w:w="120" w:type="dxa"/>
+              <w:right w:w="180" w:type="dxa"/>
+            </w:tcMar>
+            <w:vAlign w:val="center"/>
+            <w:hideMark/>
+          </w:tcPr>
+          <w:p>
+            <w:r>
+              <w:t>OPEN</w:t>
+            </w:r>
+          </w:p>
+        </w:tc>
+        <w:tc>
+          <w:tcPr>
+            <w:tcW w:w="0" w:type="auto"/>
+            <w:tcBorders>
+              <w:top w:val="single" w:sz="6" w:space="0" w:color="C4C7C5"/>
+              <w:left w:val="single" w:sz="6" w:space="0" w:color="C4C7C5"/>
+              <w:bottom w:val="single" w:sz="6" w:space="0" w:color="C4C7C5"/>
+              <w:right w:val="single" w:sz="6" w:space="0" w:color="C4C7C5"/>
+            </w:tcBorders>
+            <w:tcMar>
+              <w:top w:w="120" w:type="dxa"/>
+              <w:left w:w="180" w:type="dxa"/>
+              <w:bottom w:w="120" w:type="dxa"/>
+              <w:right w:w="180" w:type="dxa"/>
+            </w:tcMar>
+            <w:vAlign w:val="center"/>
+            <w:hideMark/>
+          </w:tcPr>
+          <w:p>
+            <w:r>
+              <w:t xml:space="preserve">Sets </w:t>
+            </w:r>
+            <w:proofErr w:type="spellStart"/>
+            <w:r>
+              <w:t>isOpen</w:t>
+            </w:r>
+            <w:proofErr w:type="spellEnd"/>
+            <w:r>
+              <w:t xml:space="preserve"> = true and serving = true.</w:t>
+            </w:r>
+          </w:p>
+        </w:tc>
+      </w:tr>
+      <w:tr>
+        <w:trPr>
+          <w:tblCellSpacing w:w="15" w:type="dxa"/>
+        </w:trPr>
+        <w:tc>
+          <w:tcPr>
+            <w:tcW w:w="0" w:type="auto"/>
+            <w:tcBorders>
+              <w:top w:val="single" w:sz="6" w:space="0" w:color="C4C7C5"/>
+              <w:left w:val="single" w:sz="6" w:space="0" w:color="C4C7C5"/>
+              <w:bottom w:val="single" w:sz="6" w:space="0" w:color="C4C7C5"/>
+              <w:right w:val="single" w:sz="6" w:space="0" w:color="C4C7C5"/>
+            </w:tcBorders>
+            <w:tcMar>
+              <w:top w:w="120" w:type="dxa"/>
+              <w:left w:w="180" w:type="dxa"/>
+              <w:bottom w:w="120" w:type="dxa"/>
+              <w:right w:w="180" w:type="dxa"/>
+            </w:tcMar>
+            <w:vAlign w:val="center"/>
+            <w:hideMark/>
+          </w:tcPr>
+          <w:p>
+            <w:proofErr w:type="spellStart"/>
+            <w:r>
+              <w:rPr>
+                <w:b/>
+                <w:bCs/>
+              </w:rPr>
+              <w:t>FoodVendor</w:t>
+            </w:r>
+            <w:proofErr w:type="spellEnd"/>
+          </w:p>
+        </w:tc>
+        <w:tc>
+          <w:tcPr>
+            <w:tcW w:w="0" w:type="auto"/>
+            <w:tcBorders>
+              <w:top w:val="single" w:sz="6" w:space="0" w:color="C4C7C5"/>
+              <w:left w:val="single" w:sz="6" w:space="0" w:color="C4C7C5"/>
+              <w:bottom w:val="single" w:sz="6" w:space="0" w:color="C4C7C5"/>
+              <w:right w:val="single" w:sz="6" w:space="0" w:color="C4C7C5"/>
+            </w:tcBorders>
+            <w:tcMar>
+              <w:top w:w="120" w:type="dxa"/>
+              <w:left w:w="180" w:type="dxa"/>
+              <w:bottom w:w="120" w:type="dxa"/>
+              <w:right w:w="180" w:type="dxa"/>
+            </w:tcMar>
+            <w:vAlign w:val="center"/>
+            <w:hideMark/>
+          </w:tcPr>
+          <w:p>
+            <w:r>
+              <w:t>CLOSE / EVACUATE</w:t>
+            </w:r>
+          </w:p>
+        </w:tc>
+        <w:tc>
+          <w:tcPr>
+            <w:tcW w:w="0" w:type="auto"/>
+            <w:tcBorders>
+              <w:top w:val="single" w:sz="6" w:space="0" w:color="C4C7C5"/>
+              <w:left w:val="single" w:sz="6" w:space="0" w:color="C4C7C5"/>
+              <w:bottom w:val="single" w:sz="6" w:space="0" w:color="C4C7C5"/>
+              <w:right w:val="single" w:sz="6" w:space="0" w:color="C4C7C5"/>
+            </w:tcBorders>
+            <w:tcMar>
+              <w:top w:w="120" w:type="dxa"/>
+              <w:left w:w="180" w:type="dxa"/>
+              <w:bottom w:w="120" w:type="dxa"/>
+              <w:right w:w="180" w:type="dxa"/>
+            </w:tcMar>
+            <w:vAlign w:val="center"/>
+            <w:hideMark/>
+          </w:tcPr>
+          <w:p>
+            <w:r>
+              <w:t xml:space="preserve">Sets serving = false, </w:t>
+            </w:r>
+            <w:proofErr w:type="spellStart"/>
+            <w:r>
+              <w:t>isOpen</w:t>
+            </w:r>
+            <w:proofErr w:type="spellEnd"/>
+            <w:r>
+              <w:t xml:space="preserve"> = false, and powers down cooking gear.</w:t>
+            </w:r>
+          </w:p>
+        </w:tc>
+      </w:tr>
+      <w:tr>
+        <w:trPr>
+          <w:tblCellSpacing w:w="15" w:type="dxa"/>
+        </w:trPr>
+        <w:tc>
+          <w:tcPr>
+            <w:tcW w:w="0" w:type="auto"/>
+            <w:tcBorders>
+              <w:top w:val="single" w:sz="6" w:space="0" w:color="C4C7C5"/>
+              <w:left w:val="single" w:sz="6" w:space="0" w:color="C4C7C5"/>
+              <w:bottom w:val="single" w:sz="6" w:space="0" w:color="C4C7C5"/>
+              <w:right w:val="single" w:sz="6" w:space="0" w:color="C4C7C5"/>
+            </w:tcBorders>
+            <w:tcMar>
+              <w:top w:w="120" w:type="dxa"/>
+              <w:left w:w="180" w:type="dxa"/>
+              <w:bottom w:w="120" w:type="dxa"/>
+              <w:right w:w="180" w:type="dxa"/>
+            </w:tcMar>
+            <w:vAlign w:val="center"/>
+            <w:hideMark/>
+          </w:tcPr>
+          <w:p>
+            <w:proofErr w:type="spellStart"/>
+            <w:r>
+              <w:rPr>
+                <w:b/>
+                <w:bCs/>
+              </w:rPr>
+              <w:t>SecurityTeam</w:t>
+            </w:r>
+            <w:proofErr w:type="spellEnd"/>
+          </w:p>
+        </w:tc>
+        <w:tc>
+          <w:tcPr>
+            <w:tcW w:w="0" w:type="auto"/>
+            <w:tcBorders>
+              <w:top w:val="single" w:sz="6" w:space="0" w:color="C4C7C5"/>
+              <w:left w:val="single" w:sz="6" w:space="0" w:color="C4C7C5"/>
+              <w:bottom w:val="single" w:sz="6" w:space="0" w:color="C4C7C5"/>
+              <w:right w:val="single" w:sz="6" w:space="0" w:color="C4C7C5"/>
+            </w:tcBorders>
+            <w:tcMar>
+              <w:top w:w="120" w:type="dxa"/>
+              <w:left w:w="180" w:type="dxa"/>
+              <w:bottom w:w="120" w:type="dxa"/>
+              <w:right w:w="180" w:type="dxa"/>
+            </w:tcMar>
+            <w:vAlign w:val="center"/>
+            <w:hideMark/>
+          </w:tcPr>
+          <w:p>
+            <w:r>
+              <w:t>CAPACITY_ALERT / EVACUATE</w:t>
+            </w:r>
+          </w:p>
+        </w:tc>
+        <w:tc>
+          <w:tcPr>
+            <w:tcW w:w="0" w:type="auto"/>
+            <w:tcBorders>
+              <w:top w:val="single" w:sz="6" w:space="0" w:color="C4C7C5"/>
+              <w:left w:val="single" w:sz="6" w:space="0" w:color="C4C7C5"/>
+              <w:bottom w:val="single" w:sz="6" w:space="0" w:color="C4C7C5"/>
+              <w:right w:val="single" w:sz="6" w:space="0" w:color="C4C7C5"/>
+            </w:tcBorders>
+            <w:tcMar>
+              <w:top w:w="120" w:type="dxa"/>
+              <w:left w:w="180" w:type="dxa"/>
+              <w:bottom w:w="120" w:type="dxa"/>
+              <w:right w:w="180" w:type="dxa"/>
+            </w:tcMar>
+            <w:vAlign w:val="center"/>
+            <w:hideMark/>
+          </w:tcPr>
+          <w:p>
+            <w:r>
+              <w:t>Sets deployed = true and dispatches team members to perimeter control.</w:t>
+            </w:r>
+          </w:p>
+        </w:tc>
+      </w:tr>
+      <w:tr>
+        <w:trPr>
+          <w:tblCellSpacing w:w="15" w:type="dxa"/>
+        </w:trPr>
+        <w:tc>
+          <w:tcPr>
+            <w:tcW w:w="0" w:type="auto"/>
+            <w:tcBorders>
+              <w:top w:val="single" w:sz="6" w:space="0" w:color="C4C7C5"/>
+              <w:left w:val="single" w:sz="6" w:space="0" w:color="C4C7C5"/>
+              <w:bottom w:val="single" w:sz="6" w:space="0" w:color="C4C7C5"/>
+              <w:right w:val="single" w:sz="6" w:space="0" w:color="C4C7C5"/>
+            </w:tcBorders>
+            <w:tcMar>
+              <w:top w:w="120" w:type="dxa"/>
+              <w:left w:w="180" w:type="dxa"/>
+              <w:bottom w:w="120" w:type="dxa"/>
+              <w:right w:w="180" w:type="dxa"/>
+            </w:tcMar>
+            <w:vAlign w:val="center"/>
+            <w:hideMark/>
+          </w:tcPr>
+          <w:p>
+            <w:proofErr w:type="spellStart"/>
+            <w:r>
+              <w:rPr>
+                <w:b/>
+                <w:bCs/>
+              </w:rPr>
+              <w:lastRenderedPageBreak/>
+              <w:t>MedicalTeam</w:t>
+            </w:r>
+            <w:proofErr w:type="spellEnd"/>
+          </w:p>
+        </w:tc>
+        <w:tc>
+          <w:tcPr>
+            <w:tcW w:w="0" w:type="auto"/>
+            <w:tcBorders>
+              <w:top w:val="single" w:sz="6" w:space="0" w:color="C4C7C5"/>
+              <w:left w:val="single" w:sz="6" w:space="0" w:color="C4C7C5"/>
+              <w:bottom w:val="single" w:sz="6" w:space="0" w:color="C4C7C5"/>
+              <w:right w:val="single" w:sz="6" w:space="0" w:color="C4C7C5"/>
+            </w:tcBorders>
+            <w:tcMar>
+              <w:top w:w="120" w:type="dxa"/>
+              <w:left w:w="180" w:type="dxa"/>
+              <w:bottom w:w="120" w:type="dxa"/>
+              <w:right w:w="180" w:type="dxa"/>
+            </w:tcMar>
+            <w:vAlign w:val="center"/>
+            <w:hideMark/>
+          </w:tcPr>
+          <w:p>
+            <w:r>
+              <w:t>WEATHER_ALERT / EVACUATE</w:t>
+            </w:r>
+          </w:p>
+        </w:tc>
+        <w:tc>
+          <w:tcPr>
+            <w:tcW w:w="0" w:type="auto"/>
+            <w:tcBorders>
+              <w:top w:val="single" w:sz="6" w:space="0" w:color="C4C7C5"/>
+              <w:left w:val="single" w:sz="6" w:space="0" w:color="C4C7C5"/>
+              <w:bottom w:val="single" w:sz="6" w:space="0" w:color="C4C7C5"/>
+              <w:right w:val="single" w:sz="6" w:space="0" w:color="C4C7C5"/>
+            </w:tcBorders>
+            <w:tcMar>
+              <w:top w:w="120" w:type="dxa"/>
+              <w:left w:w="180" w:type="dxa"/>
+              <w:bottom w:w="120" w:type="dxa"/>
+              <w:right w:w="180" w:type="dxa"/>
+            </w:tcMar>
+            <w:vAlign w:val="center"/>
+            <w:hideMark/>
+          </w:tcPr>
+          <w:p>
+            <w:r>
+              <w:t>Sets available = true, clears non-critical triage capacity, prepares emergency beds.</w:t>
             </w:r>
           </w:p>
         </w:tc>
@@ -2614,1940 +3037,647 @@
     </w:tbl>
     <w:p>
       <w:pPr>
-        <w:tabs>
-          <w:tab w:val="left" w:pos="1440"/>
-        </w:tabs>
-      </w:pPr>
-      <w:r>
-        <w:t xml:space="preserve"> </w:t>
-      </w:r>
-    </w:p>
-    <w:p>
-      <w:pPr>
-        <w:tabs>
-          <w:tab w:val="left" w:pos="1440"/>
-        </w:tabs>
-      </w:pPr>
-    </w:p>
-    <w:p>
-      <w:pPr>
-        <w:tabs>
-          <w:tab w:val="left" w:pos="1440"/>
-        </w:tabs>
-      </w:pPr>
-    </w:p>
-    <w:p>
-      <w:pPr>
-        <w:tabs>
-          <w:tab w:val="left" w:pos="1440"/>
-        </w:tabs>
-      </w:pPr>
-    </w:p>
-    <w:p>
-      <w:pPr>
-        <w:pStyle w:val="Heading1"/>
-      </w:pPr>
-      <w:r>
-        <w:lastRenderedPageBreak/>
-        <w:t>TASK 4</w:t>
-      </w:r>
-    </w:p>
-    <w:p/>
-    <w:p>
-      <w:pPr>
-        <w:rPr>
-          <w:b/>
-          <w:bCs/>
-          <w:sz w:val="22"/>
-          <w:szCs w:val="22"/>
-        </w:rPr>
-      </w:pPr>
-      <w:r>
-        <w:rPr>
-          <w:b/>
-          <w:bCs/>
-          <w:sz w:val="22"/>
-          <w:szCs w:val="22"/>
-        </w:rPr>
-        <w:t xml:space="preserve">Question </w:t>
-      </w:r>
-      <w:r>
-        <w:rPr>
-          <w:b/>
-          <w:bCs/>
-          <w:sz w:val="22"/>
-          <w:szCs w:val="22"/>
-        </w:rPr>
-        <w:t>4</w:t>
-      </w:r>
-      <w:r>
-        <w:rPr>
-          <w:b/>
-          <w:bCs/>
-          <w:sz w:val="22"/>
-          <w:szCs w:val="22"/>
-        </w:rPr>
-        <w:t>.</w:t>
-      </w:r>
-      <w:r>
-        <w:rPr>
-          <w:b/>
-          <w:bCs/>
-          <w:sz w:val="22"/>
-          <w:szCs w:val="22"/>
-        </w:rPr>
-        <w:t>1</w:t>
-      </w:r>
-    </w:p>
-    <w:p>
-      <w:r>
-        <w:t>The Summer Music Festival uses different rules so that event units react differently to the same notice through their own update() functions.</w:t>
-      </w:r>
-    </w:p>
-    <w:p>
-      <w:r>
-        <w:rPr>
-          <w:b/>
-          <w:bCs/>
-          <w:u w:val="single"/>
-        </w:rPr>
-        <w:t>Rule 1 - Weather Alert:</w:t>
-      </w:r>
-      <w:r>
-        <w:br/>
-        <w:t xml:space="preserve">When a WEATHER_ALERT is issued, an outdoor Stage pauses its performance, a </w:t>
-      </w:r>
-      <w:proofErr w:type="spellStart"/>
-      <w:r>
-        <w:t>StageGate</w:t>
-      </w:r>
-      <w:proofErr w:type="spellEnd"/>
-      <w:r>
-        <w:t xml:space="preserve"> stops allowing new attendees to enter, a Bar and </w:t>
-      </w:r>
-      <w:proofErr w:type="spellStart"/>
-      <w:r>
-        <w:t>FoodVendor</w:t>
-      </w:r>
-      <w:proofErr w:type="spellEnd"/>
-      <w:r>
-        <w:t xml:space="preserve"> may temporarily stop serving, while the </w:t>
-      </w:r>
-      <w:proofErr w:type="spellStart"/>
-      <w:r>
-        <w:t>MedicalTeam</w:t>
-      </w:r>
-      <w:proofErr w:type="spellEnd"/>
-      <w:r>
-        <w:t xml:space="preserve"> remains available and the </w:t>
-      </w:r>
-      <w:proofErr w:type="spellStart"/>
-      <w:r>
-        <w:t>SecurityTeam</w:t>
-      </w:r>
-      <w:proofErr w:type="spellEnd"/>
-      <w:r>
-        <w:t xml:space="preserve"> is deployed to assist attendees.</w:t>
-      </w:r>
-    </w:p>
-    <w:p>
-      <w:r>
-        <w:rPr>
-          <w:b/>
-          <w:bCs/>
-          <w:u w:val="single"/>
-        </w:rPr>
-        <w:t>Rule 2 - Evacuation:</w:t>
-      </w:r>
-      <w:r>
-        <w:br/>
-        <w:t>When an EVACUATE notice is issued, a Stage pauses its performance, all gates stop allowing entry, Bars and Food Vendors stop serving, the Security Team assists with clearing the area, and the Medical Team remains active for emergencies.</w:t>
-      </w:r>
-    </w:p>
-    <w:p>
-      <w:r>
-        <w:rPr>
-          <w:b/>
-          <w:bCs/>
-          <w:u w:val="single"/>
-        </w:rPr>
-        <w:t>Rule 3 - Capacity Alert:</w:t>
-      </w:r>
-      <w:r>
-        <w:br/>
-        <w:t xml:space="preserve">When a CAPACITY_ALERT is issued, the relevant </w:t>
-      </w:r>
-      <w:proofErr w:type="spellStart"/>
-      <w:r>
-        <w:t>StageGate</w:t>
-      </w:r>
-      <w:proofErr w:type="spellEnd"/>
-      <w:r>
-        <w:t xml:space="preserve"> stops admitting more people and the </w:t>
-      </w:r>
-      <w:proofErr w:type="spellStart"/>
-      <w:r>
-        <w:t>SecurityTeam</w:t>
-      </w:r>
-      <w:proofErr w:type="spellEnd"/>
-      <w:r>
-        <w:t xml:space="preserve"> is deployed for crowd control. Other units such as the </w:t>
-      </w:r>
-      <w:proofErr w:type="spellStart"/>
-      <w:r>
-        <w:t>MedicalTeam</w:t>
-      </w:r>
-      <w:proofErr w:type="spellEnd"/>
-      <w:r>
-        <w:t xml:space="preserve"> can continue operating normally.</w:t>
-      </w:r>
-    </w:p>
-    <w:p>
-      <w:r>
-        <w:rPr>
-          <w:b/>
-          <w:bCs/>
-          <w:u w:val="single"/>
-        </w:rPr>
-        <w:t>Rule 4 - Pause:</w:t>
-      </w:r>
-      <w:r>
-        <w:br/>
-        <w:t>When a PAUSE notice is issued, a Stage pauses its performance, Bars and Food Vendors stop serving temporarily, and Stage Gates stop admitting attendees. Security and Medical Teams remain active.</w:t>
-      </w:r>
-    </w:p>
-    <w:p>
-      <w:r>
-        <w:rPr>
-          <w:b/>
-          <w:bCs/>
-          <w:u w:val="single"/>
-        </w:rPr>
-        <w:t>Rule 5 - Resume:</w:t>
-      </w:r>
-      <w:r>
-        <w:br/>
-        <w:t>When a RESUME notice is issued, the Stage resumes its performance, Stage Gates begin admitting people again, and Bars and Food Vendors resume service. Security can return to normal duties.</w:t>
-      </w:r>
-    </w:p>
-    <w:p>
-      <w:r>
-        <w:t xml:space="preserve">These differences are handled inside each concrete class's update() function rather than by checking object types in </w:t>
-      </w:r>
-      <w:proofErr w:type="spellStart"/>
-      <w:r>
-        <w:t>EventControl</w:t>
-      </w:r>
-      <w:proofErr w:type="spellEnd"/>
-      <w:r>
-        <w:t xml:space="preserve">. This satisfies the requirement for polymorphic responses. </w:t>
-      </w:r>
-    </w:p>
-    <w:p>
-      <w:pPr>
-        <w:rPr>
-          <w:b/>
-          <w:bCs/>
-          <w:sz w:val="22"/>
-          <w:szCs w:val="22"/>
-        </w:rPr>
-      </w:pPr>
-      <w:r>
-        <w:rPr>
-          <w:b/>
-          <w:bCs/>
-          <w:sz w:val="22"/>
-          <w:szCs w:val="22"/>
-        </w:rPr>
-        <w:t xml:space="preserve">Question </w:t>
-      </w:r>
-      <w:r>
-        <w:rPr>
-          <w:b/>
-          <w:bCs/>
-          <w:sz w:val="22"/>
-          <w:szCs w:val="22"/>
-        </w:rPr>
-        <w:t>4</w:t>
-      </w:r>
-      <w:r>
-        <w:rPr>
-          <w:b/>
-          <w:bCs/>
-          <w:sz w:val="22"/>
-          <w:szCs w:val="22"/>
-        </w:rPr>
-        <w:t>.</w:t>
-      </w:r>
-      <w:r>
-        <w:rPr>
-          <w:b/>
-          <w:bCs/>
-          <w:sz w:val="22"/>
-          <w:szCs w:val="22"/>
-        </w:rPr>
-        <w:t>2</w:t>
-      </w:r>
-    </w:p>
-    <w:p>
-      <w:r>
-        <w:t xml:space="preserve">The festival allows operational units to be moved while the event is running. For example, a Security Team can be transferred from the River Zone to the Main Stage Zone if additional crowd control is required there. The old </w:t>
-      </w:r>
-      <w:proofErr w:type="spellStart"/>
-      <w:r>
-        <w:t>EventGroup</w:t>
-      </w:r>
-      <w:proofErr w:type="spellEnd"/>
-      <w:r>
-        <w:t xml:space="preserve"> removes the Security Team without deleting it, and the new </w:t>
-      </w:r>
-      <w:proofErr w:type="spellStart"/>
-      <w:r>
-        <w:t>EventGroup</w:t>
-      </w:r>
-      <w:proofErr w:type="spellEnd"/>
-      <w:r>
-        <w:t xml:space="preserve"> adds it as a child. The Security Team is also detached from the old group's Observer registrations and attached to the new group. This keeps both Composite ownership and Observer registration correct.</w:t>
-      </w:r>
-    </w:p>
-    <w:p>
-      <w:pPr>
-        <w:rPr>
-          <w:b/>
-          <w:bCs/>
-          <w:sz w:val="22"/>
-          <w:szCs w:val="22"/>
-        </w:rPr>
-      </w:pPr>
-      <w:r>
-        <w:rPr>
-          <w:b/>
-          <w:bCs/>
-          <w:sz w:val="22"/>
-          <w:szCs w:val="22"/>
-        </w:rPr>
-        <w:t xml:space="preserve">Question </w:t>
-      </w:r>
-      <w:r>
-        <w:rPr>
-          <w:b/>
-          <w:bCs/>
-          <w:sz w:val="22"/>
-          <w:szCs w:val="22"/>
-        </w:rPr>
-        <w:t>4</w:t>
-      </w:r>
-      <w:r>
-        <w:rPr>
-          <w:b/>
-          <w:bCs/>
-          <w:sz w:val="22"/>
-          <w:szCs w:val="22"/>
-        </w:rPr>
-        <w:t>.</w:t>
-      </w:r>
-      <w:r>
-        <w:rPr>
-          <w:b/>
-          <w:bCs/>
-          <w:sz w:val="22"/>
-          <w:szCs w:val="22"/>
-        </w:rPr>
-        <w:t>3</w:t>
-      </w:r>
-    </w:p>
-    <w:p>
-      <w:r>
-        <w:t xml:space="preserve">The Stage Gate checks the current number of attendees against the capacity of the Stage it controls. If </w:t>
-      </w:r>
-      <w:proofErr w:type="spellStart"/>
-      <w:r>
-        <w:t>currentOccupancy</w:t>
-      </w:r>
-      <w:proofErr w:type="spellEnd"/>
-      <w:r>
-        <w:t xml:space="preserve"> &lt; </w:t>
-      </w:r>
-      <w:proofErr w:type="spellStart"/>
-      <w:r>
-        <w:t>controlledStage</w:t>
-      </w:r>
-      <w:proofErr w:type="spellEnd"/>
-      <w:r>
-        <w:t>-&gt;</w:t>
-      </w:r>
-      <w:proofErr w:type="spellStart"/>
-      <w:r>
-        <w:t>getCapacity</w:t>
-      </w:r>
-      <w:proofErr w:type="spellEnd"/>
-      <w:r>
-        <w:t>(), another attendee may enter. If the stage has reached capacity, entry is denied and the attendee must wait until somebody leaves.</w:t>
-      </w:r>
-    </w:p>
-    <w:p>
-      <w:r>
-        <w:t xml:space="preserve">This condition will later be shown using an alt fragment in a sequence diagram. </w:t>
-      </w:r>
-    </w:p>
-    <w:p>
-      <w:r>
-        <w:t>This is one of your strongest Task 4 features because you already have the actual code for it.</w:t>
-      </w:r>
-    </w:p>
-    <w:p/>
-    <w:p/>
-    <w:p>
-      <w:pPr>
-        <w:rPr>
-          <w:b/>
-          <w:bCs/>
-          <w:sz w:val="22"/>
-          <w:szCs w:val="22"/>
-        </w:rPr>
-      </w:pPr>
-      <w:r>
-        <w:rPr>
-          <w:b/>
-          <w:bCs/>
-          <w:sz w:val="22"/>
-          <w:szCs w:val="22"/>
-        </w:rPr>
-        <w:t xml:space="preserve">Question </w:t>
-      </w:r>
-      <w:r>
-        <w:rPr>
-          <w:b/>
-          <w:bCs/>
-          <w:sz w:val="22"/>
-          <w:szCs w:val="22"/>
-        </w:rPr>
-        <w:t>4</w:t>
-      </w:r>
-      <w:r>
-        <w:rPr>
-          <w:b/>
-          <w:bCs/>
-          <w:sz w:val="22"/>
-          <w:szCs w:val="22"/>
-        </w:rPr>
-        <w:t>.</w:t>
-      </w:r>
-      <w:r>
-        <w:rPr>
-          <w:b/>
-          <w:bCs/>
-          <w:sz w:val="22"/>
-          <w:szCs w:val="22"/>
-        </w:rPr>
-        <w:t>4</w:t>
-      </w:r>
-    </w:p>
-    <w:p>
-      <w:pPr>
-        <w:rPr>
-          <w:b/>
-          <w:bCs/>
-          <w:u w:val="single"/>
-        </w:rPr>
-      </w:pPr>
-      <w:r>
-        <w:rPr>
-          <w:b/>
-          <w:bCs/>
-          <w:u w:val="single"/>
-        </w:rPr>
-        <w:t>1. Age Verification</w:t>
-      </w:r>
-    </w:p>
-    <w:p>
-      <w:r>
-        <w:t xml:space="preserve">The Summer Music Festival is an 18+ event. </w:t>
-      </w:r>
-      <w:proofErr w:type="spellStart"/>
-      <w:r>
-        <w:t>EntranceGate</w:t>
-      </w:r>
-      <w:proofErr w:type="spellEnd"/>
-      <w:r>
-        <w:t xml:space="preserve"> checks an attendee's age using </w:t>
-      </w:r>
-      <w:proofErr w:type="spellStart"/>
-      <w:r>
-        <w:t>checkID</w:t>
-      </w:r>
-      <w:proofErr w:type="spellEnd"/>
-      <w:r>
-        <w:t>() before allowing entry.</w:t>
-      </w:r>
-    </w:p>
-    <w:p>
-      <w:r>
-        <w:t xml:space="preserve">This functionality belongs inside </w:t>
-      </w:r>
-      <w:proofErr w:type="spellStart"/>
-      <w:r>
-        <w:t>EntranceGate</w:t>
-      </w:r>
-      <w:proofErr w:type="spellEnd"/>
-      <w:r>
-        <w:t xml:space="preserve">, so </w:t>
-      </w:r>
-      <w:proofErr w:type="spellStart"/>
-      <w:r>
-        <w:t>EventControl</w:t>
-      </w:r>
-      <w:proofErr w:type="spellEnd"/>
-      <w:r>
-        <w:t xml:space="preserve"> does not need to handle age verification.</w:t>
-      </w:r>
-    </w:p>
-    <w:p>
-      <w:pPr>
-        <w:rPr>
-          <w:b/>
-          <w:bCs/>
-          <w:u w:val="single"/>
-        </w:rPr>
-      </w:pPr>
-      <w:r>
-        <w:rPr>
-          <w:b/>
-          <w:bCs/>
-          <w:u w:val="single"/>
-        </w:rPr>
-        <w:t>2. Bar Stock and Last Call</w:t>
-      </w:r>
-    </w:p>
-    <w:p>
-      <w:r>
-        <w:t>The Bar tracks drink stock, whether it is serving, whether it is busy and whether last call has started. Serving a drink reduces the available stock, and drinks can also be restocked.</w:t>
-      </w:r>
-    </w:p>
-    <w:p>
-      <w:r>
-        <w:t>The Bar manages its own service rules, keeping this responsibility out of the central controller.</w:t>
-      </w:r>
-    </w:p>
-    <w:p>
-      <w:pPr>
-        <w:rPr>
-          <w:b/>
-          <w:bCs/>
-          <w:u w:val="single"/>
-        </w:rPr>
-      </w:pPr>
-      <w:r>
-        <w:rPr>
-          <w:b/>
-          <w:bCs/>
-          <w:u w:val="single"/>
-        </w:rPr>
-        <w:t>3. Medical Triage</w:t>
-      </w:r>
-    </w:p>
-    <w:p>
-      <w:r>
-        <w:t xml:space="preserve">The </w:t>
-      </w:r>
-      <w:proofErr w:type="spellStart"/>
-      <w:r>
-        <w:t>MedicalTeam</w:t>
-      </w:r>
-      <w:proofErr w:type="spellEnd"/>
-      <w:r>
-        <w:t xml:space="preserve"> manages its own patient capacity and medical supplies. It can decide whether another patient can be treated and can use different amounts of supplies depending on the severity of an injury.</w:t>
-      </w:r>
-    </w:p>
-    <w:p>
-      <w:r>
-        <w:t xml:space="preserve">Medical behaviour stays inside </w:t>
-      </w:r>
-      <w:proofErr w:type="spellStart"/>
-      <w:r>
-        <w:t>MedicalTeam</w:t>
-      </w:r>
-      <w:proofErr w:type="spellEnd"/>
-      <w:r>
-        <w:t>, rather than being managed by one large controller.</w:t>
-      </w:r>
-    </w:p>
-    <w:p>
-      <w:pPr>
-        <w:rPr>
-          <w:b/>
-          <w:bCs/>
-          <w:u w:val="single"/>
-        </w:rPr>
-      </w:pPr>
-      <w:r>
-        <w:rPr>
-          <w:b/>
-          <w:bCs/>
-          <w:u w:val="single"/>
-        </w:rPr>
-        <w:t>4. Security Removal</w:t>
-      </w:r>
-    </w:p>
-    <w:p>
-      <w:r>
-        <w:t xml:space="preserve">The </w:t>
-      </w:r>
-      <w:proofErr w:type="spellStart"/>
-      <w:r>
-        <w:t>SecurityTeam</w:t>
-      </w:r>
-      <w:proofErr w:type="spellEnd"/>
-      <w:r>
-        <w:t xml:space="preserve"> can remove a disruptive attendee from a stage area. When this happens, it calls the relevant </w:t>
-      </w:r>
-      <w:proofErr w:type="spellStart"/>
-      <w:proofErr w:type="gramStart"/>
-      <w:r>
-        <w:t>StageGate</w:t>
-      </w:r>
-      <w:proofErr w:type="spellEnd"/>
-      <w:r>
-        <w:t>::</w:t>
-      </w:r>
-      <w:proofErr w:type="spellStart"/>
-      <w:r>
-        <w:t>attendeeLeaves</w:t>
-      </w:r>
-      <w:proofErr w:type="spellEnd"/>
-      <w:r>
-        <w:t>(</w:t>
-      </w:r>
-      <w:proofErr w:type="gramEnd"/>
-      <w:r>
-        <w:t xml:space="preserve">) so that the stage's </w:t>
-      </w:r>
-      <w:proofErr w:type="spellStart"/>
-      <w:r>
-        <w:t>currentOccupancy</w:t>
-      </w:r>
-      <w:proofErr w:type="spellEnd"/>
-      <w:r>
-        <w:t xml:space="preserve"> is reduced correctly.</w:t>
-      </w:r>
-    </w:p>
-    <w:p>
-      <w:r>
-        <w:t>The Security Team is responsible for removing the person, while the Stage Gate remains responsible for maintaining occupancy.</w:t>
-      </w:r>
-    </w:p>
-    <w:p>
-      <w:pPr>
-        <w:tabs>
-          <w:tab w:val="left" w:pos="1440"/>
-        </w:tabs>
         <w:rPr>
           <w:b/>
           <w:bCs/>
         </w:rPr>
       </w:pPr>
-    </w:p>
-    <w:p>
-      <w:pPr>
-        <w:tabs>
-          <w:tab w:val="left" w:pos="1440"/>
-        </w:tabs>
+      <w:r>
         <w:rPr>
           <w:b/>
           <w:bCs/>
         </w:rPr>
-      </w:pPr>
-    </w:p>
-    <w:p>
-      <w:pPr>
-        <w:tabs>
-          <w:tab w:val="left" w:pos="1440"/>
-        </w:tabs>
+        <w:t>Task 3.4: 3-Level Composite Cascading Notification Protocol</w:t>
+      </w:r>
+    </w:p>
+    <w:p>
+      <w:pPr>
         <w:rPr>
           <w:b/>
           <w:bCs/>
         </w:rPr>
       </w:pPr>
-    </w:p>
-    <w:p>
-      <w:pPr>
-        <w:tabs>
-          <w:tab w:val="left" w:pos="1440"/>
-        </w:tabs>
+      <w:r>
         <w:rPr>
           <w:b/>
           <w:bCs/>
         </w:rPr>
-      </w:pPr>
-    </w:p>
-    <w:p>
-      <w:pPr>
-        <w:tabs>
-          <w:tab w:val="left" w:pos="1440"/>
-        </w:tabs>
+        <w:t>Cascading Mechanics</w:t>
+      </w:r>
+    </w:p>
+    <w:p>
+      <w:r>
+        <w:t xml:space="preserve">Notifications cascade through a </w:t>
+      </w:r>
+      <w:r>
         <w:rPr>
           <w:b/>
           <w:bCs/>
         </w:rPr>
-      </w:pPr>
-    </w:p>
-    <w:p>
-      <w:pPr>
-        <w:tabs>
-          <w:tab w:val="left" w:pos="1440"/>
-        </w:tabs>
+        <w:t>3-tier structural hierarchy</w:t>
+      </w:r>
+      <w:r>
+        <w:t xml:space="preserve"> combining Composite structural delegation with Observer notification dispatches:</w:t>
+      </w:r>
+    </w:p>
+    <w:p>
+      <w:r>
+        <w:t xml:space="preserve">[ Level 1: </w:t>
+      </w:r>
+      <w:proofErr w:type="spellStart"/>
+      <w:proofErr w:type="gramStart"/>
+      <w:r>
+        <w:t>ConcreteSubject</w:t>
+      </w:r>
+      <w:proofErr w:type="spellEnd"/>
+      <w:r>
+        <w:t xml:space="preserve"> ]</w:t>
+      </w:r>
+      <w:proofErr w:type="gramEnd"/>
+      <w:r>
+        <w:t xml:space="preserve">    </w:t>
+      </w:r>
+      <w:proofErr w:type="spellStart"/>
+      <w:r>
+        <w:t>EventControl</w:t>
+      </w:r>
+      <w:proofErr w:type="spellEnd"/>
+      <w:r>
+        <w:t xml:space="preserve"> ("Central Festival Command")</w:t>
+      </w:r>
+    </w:p>
+    <w:p>
+      <w:r>
+        <w:t xml:space="preserve">                                       </w:t>
+      </w:r>
+      <w:proofErr w:type="gramStart"/>
+      <w:r>
+        <w:t xml:space="preserve">│  </w:t>
+      </w:r>
+      <w:proofErr w:type="spellStart"/>
+      <w:r>
+        <w:t>issueNotice</w:t>
+      </w:r>
+      <w:proofErr w:type="spellEnd"/>
+      <w:proofErr w:type="gramEnd"/>
+      <w:r>
+        <w:t>(notice) / notify(notice)</w:t>
+      </w:r>
+    </w:p>
+    <w:p>
+      <w:r>
+        <w:t xml:space="preserve">                                       ▼</w:t>
+      </w:r>
+    </w:p>
+    <w:p>
+      <w:r>
+        <w:t xml:space="preserve">[ Level 2: Intermediate </w:t>
+      </w:r>
+      <w:proofErr w:type="gramStart"/>
+      <w:r>
+        <w:t>Composite ]</w:t>
+      </w:r>
+      <w:proofErr w:type="gramEnd"/>
+      <w:r>
+        <w:t xml:space="preserve"> </w:t>
+      </w:r>
+      <w:proofErr w:type="spellStart"/>
+      <w:r>
+        <w:t>EventGroup</w:t>
+      </w:r>
+      <w:proofErr w:type="spellEnd"/>
+      <w:r>
+        <w:t xml:space="preserve"> ("Main Stage Zone")</w:t>
+      </w:r>
+    </w:p>
+    <w:p>
+      <w:r>
+        <w:t xml:space="preserve">                                       </w:t>
+      </w:r>
+      <w:proofErr w:type="gramStart"/>
+      <w:r>
+        <w:t>│  update</w:t>
+      </w:r>
+      <w:proofErr w:type="gramEnd"/>
+      <w:r>
+        <w:t>(notice) ──&gt; notify(notice)</w:t>
+      </w:r>
+    </w:p>
+    <w:p>
+      <w:r>
+        <w:t xml:space="preserve">                                       ▼</w:t>
+      </w:r>
+    </w:p>
+    <w:p>
+      <w:r>
+        <w:t xml:space="preserve">[ Level 3: Concrete </w:t>
+      </w:r>
+      <w:proofErr w:type="gramStart"/>
+      <w:r>
+        <w:t>Leaves ]</w:t>
+      </w:r>
+      <w:proofErr w:type="gramEnd"/>
+      <w:r>
+        <w:t xml:space="preserve">     Stage ("Main Stage") | </w:t>
+      </w:r>
+      <w:proofErr w:type="spellStart"/>
+      <w:r>
+        <w:t>StageGate</w:t>
+      </w:r>
+      <w:proofErr w:type="spellEnd"/>
+      <w:r>
+        <w:t xml:space="preserve"> ("Gate A") | Bar ("Zone Bar")</w:t>
+      </w:r>
+    </w:p>
+    <w:p>
+      <w:r>
+        <w:t xml:space="preserve">                                       </w:t>
+      </w:r>
+      <w:proofErr w:type="gramStart"/>
+      <w:r>
+        <w:t>│  update</w:t>
+      </w:r>
+      <w:proofErr w:type="gramEnd"/>
+      <w:r>
+        <w:t>(notice) ──&gt; local reaction</w:t>
+      </w:r>
+    </w:p>
+    <w:p>
+      <w:pPr>
+        <w:numPr>
+          <w:ilvl w:val="0"/>
+          <w:numId w:val="19"/>
+        </w:numPr>
+      </w:pPr>
+      <w:r>
         <w:rPr>
           <w:b/>
           <w:bCs/>
         </w:rPr>
-      </w:pPr>
-    </w:p>
-    <w:p>
-      <w:pPr>
-        <w:tabs>
-          <w:tab w:val="left" w:pos="1440"/>
-        </w:tabs>
+        <w:t>Level 1 — Top-Level Central Dispatch (</w:t>
+      </w:r>
+      <w:proofErr w:type="spellStart"/>
+      <w:r>
         <w:rPr>
           <w:b/>
           <w:bCs/>
         </w:rPr>
-      </w:pPr>
-    </w:p>
-    <w:p>
-      <w:pPr>
-        <w:tabs>
-          <w:tab w:val="left" w:pos="1440"/>
-        </w:tabs>
+        <w:t>EventControl</w:t>
+      </w:r>
+      <w:proofErr w:type="spellEnd"/>
+      <w:r>
         <w:rPr>
           <w:b/>
           <w:bCs/>
         </w:rPr>
-      </w:pPr>
-    </w:p>
-    <w:p>
-      <w:pPr>
-        <w:tabs>
-          <w:tab w:val="left" w:pos="1440"/>
-        </w:tabs>
+        <w:t>):</w:t>
+      </w:r>
+    </w:p>
+    <w:p>
+      <w:pPr>
+        <w:numPr>
+          <w:ilvl w:val="1"/>
+          <w:numId w:val="19"/>
+        </w:numPr>
+      </w:pPr>
+      <w:r>
+        <w:t>Central command instantiates a Notice (e.g., EVACUATE, target = "Main Stage Zone").</w:t>
+      </w:r>
+    </w:p>
+    <w:p>
+      <w:pPr>
+        <w:numPr>
+          <w:ilvl w:val="1"/>
+          <w:numId w:val="19"/>
+        </w:numPr>
+      </w:pPr>
+      <w:proofErr w:type="spellStart"/>
+      <w:proofErr w:type="gramStart"/>
+      <w:r>
+        <w:t>EventControl</w:t>
+      </w:r>
+      <w:proofErr w:type="spellEnd"/>
+      <w:r>
+        <w:t>::</w:t>
+      </w:r>
+      <w:proofErr w:type="spellStart"/>
+      <w:proofErr w:type="gramEnd"/>
+      <w:r>
+        <w:t>issueNotice</w:t>
+      </w:r>
+      <w:proofErr w:type="spellEnd"/>
+      <w:r>
+        <w:t xml:space="preserve">(notice) invokes its inherited </w:t>
+      </w:r>
+      <w:proofErr w:type="gramStart"/>
+      <w:r>
+        <w:t>Subject::</w:t>
+      </w:r>
+      <w:proofErr w:type="gramEnd"/>
+      <w:r>
+        <w:t>notify(notice) method, traversing its registered Level 2 Observer* list (</w:t>
+      </w:r>
+      <w:proofErr w:type="spellStart"/>
+      <w:r>
+        <w:t>EventGroup</w:t>
+      </w:r>
+      <w:proofErr w:type="spellEnd"/>
+      <w:r>
+        <w:t xml:space="preserve"> zones).</w:t>
+      </w:r>
+    </w:p>
+    <w:p>
+      <w:pPr>
+        <w:numPr>
+          <w:ilvl w:val="0"/>
+          <w:numId w:val="19"/>
+        </w:numPr>
+      </w:pPr>
+      <w:r>
         <w:rPr>
           <w:b/>
           <w:bCs/>
         </w:rPr>
-      </w:pPr>
-    </w:p>
-    <w:p>
-      <w:pPr>
-        <w:tabs>
-          <w:tab w:val="left" w:pos="1440"/>
-        </w:tabs>
+        <w:t>Level 2 — Intermediate Composite Router (</w:t>
+      </w:r>
+      <w:proofErr w:type="spellStart"/>
+      <w:r>
         <w:rPr>
           <w:b/>
           <w:bCs/>
         </w:rPr>
-      </w:pPr>
-    </w:p>
-    <w:p>
-      <w:pPr>
-        <w:tabs>
-          <w:tab w:val="left" w:pos="1440"/>
-        </w:tabs>
+        <w:t>EventGroup</w:t>
+      </w:r>
+      <w:proofErr w:type="spellEnd"/>
+      <w:r>
         <w:rPr>
           <w:b/>
           <w:bCs/>
         </w:rPr>
-      </w:pPr>
-    </w:p>
-    <w:p>
-      <w:pPr>
-        <w:tabs>
-          <w:tab w:val="left" w:pos="1440"/>
-        </w:tabs>
+        <w:t>):</w:t>
+      </w:r>
+    </w:p>
+    <w:p>
+      <w:pPr>
+        <w:numPr>
+          <w:ilvl w:val="1"/>
+          <w:numId w:val="19"/>
+        </w:numPr>
+      </w:pPr>
+      <w:r>
+        <w:t xml:space="preserve">The </w:t>
+      </w:r>
+      <w:proofErr w:type="spellStart"/>
+      <w:r>
+        <w:t>EventGroup</w:t>
+      </w:r>
+      <w:proofErr w:type="spellEnd"/>
+      <w:r>
+        <w:t xml:space="preserve"> receives Notice in its </w:t>
+      </w:r>
+      <w:proofErr w:type="gramStart"/>
+      <w:r>
+        <w:t>Observer::update(</w:t>
+      </w:r>
+      <w:proofErr w:type="spellStart"/>
+      <w:proofErr w:type="gramEnd"/>
+      <w:r>
+        <w:t>const</w:t>
+      </w:r>
+      <w:proofErr w:type="spellEnd"/>
+      <w:r>
+        <w:t xml:space="preserve"> Notice&amp; notice) implementation.</w:t>
+      </w:r>
+    </w:p>
+    <w:p>
+      <w:pPr>
+        <w:numPr>
+          <w:ilvl w:val="1"/>
+          <w:numId w:val="19"/>
+        </w:numPr>
+      </w:pPr>
+      <w:r>
+        <w:t xml:space="preserve">Target filtering check: If </w:t>
+      </w:r>
+      <w:proofErr w:type="spellStart"/>
+      <w:proofErr w:type="gramStart"/>
+      <w:r>
+        <w:t>notice.getTarget</w:t>
+      </w:r>
+      <w:proofErr w:type="spellEnd"/>
+      <w:proofErr w:type="gramEnd"/>
+      <w:r>
+        <w:t xml:space="preserve">() == "ALL" or </w:t>
+      </w:r>
+      <w:proofErr w:type="spellStart"/>
+      <w:proofErr w:type="gramStart"/>
+      <w:r>
+        <w:t>notice.getTarget</w:t>
+      </w:r>
+      <w:proofErr w:type="spellEnd"/>
+      <w:proofErr w:type="gramEnd"/>
+      <w:r>
+        <w:t>() == this-&gt;</w:t>
+      </w:r>
+      <w:proofErr w:type="spellStart"/>
+      <w:proofErr w:type="gramStart"/>
+      <w:r>
+        <w:t>getName</w:t>
+      </w:r>
+      <w:proofErr w:type="spellEnd"/>
+      <w:r>
+        <w:t>(</w:t>
+      </w:r>
+      <w:proofErr w:type="gramEnd"/>
+      <w:r>
+        <w:t>), the group accepts the notice.</w:t>
+      </w:r>
+    </w:p>
+    <w:p>
+      <w:pPr>
+        <w:numPr>
+          <w:ilvl w:val="1"/>
+          <w:numId w:val="19"/>
+        </w:numPr>
+      </w:pPr>
+      <w:r>
+        <w:t xml:space="preserve">The </w:t>
+      </w:r>
+      <w:proofErr w:type="spellStart"/>
+      <w:r>
+        <w:t>EventGroup</w:t>
+      </w:r>
+      <w:proofErr w:type="spellEnd"/>
+      <w:r>
+        <w:t xml:space="preserve"> (acting as a Subject for its internal scope) forwards the notice down to all child components by invoking this-&gt;notify(notice). If the target matched the group name, it overrides the child target filter so sub-units react uniformly.</w:t>
+      </w:r>
+    </w:p>
+    <w:p>
+      <w:pPr>
+        <w:numPr>
+          <w:ilvl w:val="0"/>
+          <w:numId w:val="19"/>
+        </w:numPr>
+      </w:pPr>
+      <w:r>
         <w:rPr>
           <w:b/>
           <w:bCs/>
         </w:rPr>
-      </w:pPr>
-    </w:p>
-    <w:p>
-      <w:pPr>
-        <w:tabs>
-          <w:tab w:val="left" w:pos="1440"/>
-        </w:tabs>
+        <w:t>Level 3 — Concrete Leaf Processing (</w:t>
+      </w:r>
+      <w:proofErr w:type="spellStart"/>
+      <w:r>
         <w:rPr>
           <w:b/>
           <w:bCs/>
         </w:rPr>
-      </w:pPr>
-    </w:p>
-    <w:p>
-      <w:pPr>
-        <w:tabs>
-          <w:tab w:val="left" w:pos="1440"/>
-        </w:tabs>
+        <w:t>EventUnit</w:t>
+      </w:r>
+      <w:proofErr w:type="spellEnd"/>
+      <w:r>
         <w:rPr>
           <w:b/>
           <w:bCs/>
         </w:rPr>
-      </w:pPr>
-    </w:p>
-    <w:p>
-      <w:pPr>
-        <w:tabs>
-          <w:tab w:val="left" w:pos="1440"/>
-        </w:tabs>
+        <w:t xml:space="preserve"> subclasses):</w:t>
+      </w:r>
+    </w:p>
+    <w:p>
+      <w:pPr>
+        <w:numPr>
+          <w:ilvl w:val="1"/>
+          <w:numId w:val="19"/>
+        </w:numPr>
+      </w:pPr>
+      <w:r>
+        <w:t xml:space="preserve">Concrete leaves (Stage, </w:t>
+      </w:r>
+      <w:proofErr w:type="spellStart"/>
+      <w:r>
+        <w:t>StageGate</w:t>
+      </w:r>
+      <w:proofErr w:type="spellEnd"/>
+      <w:r>
+        <w:t xml:space="preserve">, Bar, </w:t>
+      </w:r>
+      <w:proofErr w:type="spellStart"/>
+      <w:r>
+        <w:t>SecurityTeam</w:t>
+      </w:r>
+      <w:proofErr w:type="spellEnd"/>
+      <w:r>
+        <w:t>) receive the notice in update(notice).</w:t>
+      </w:r>
+    </w:p>
+    <w:p>
+      <w:pPr>
+        <w:numPr>
+          <w:ilvl w:val="1"/>
+          <w:numId w:val="19"/>
+        </w:numPr>
+      </w:pPr>
+      <w:r>
+        <w:t>Because leaves have no children, propagation terminates. The leaf executes its domain-specific state machine changes specified in the Task 3.3 reaction matrix.</w:t>
+      </w:r>
+    </w:p>
+    <w:p>
+      <w:pPr>
+        <w:ind w:left="1440"/>
+      </w:pPr>
+    </w:p>
+    <w:p>
+      <w:pPr>
         <w:rPr>
           <w:b/>
           <w:bCs/>
         </w:rPr>
       </w:pPr>
-    </w:p>
-    <w:p>
-      <w:pPr>
-        <w:pStyle w:val="Heading1"/>
-      </w:pPr>
-      <w:r>
-        <w:lastRenderedPageBreak/>
-        <w:t>TASK 5</w:t>
-      </w:r>
-    </w:p>
-    <w:p>
-      <w:pPr>
-        <w:tabs>
-          <w:tab w:val="left" w:pos="1440"/>
-        </w:tabs>
-      </w:pPr>
-    </w:p>
-    <w:p>
-      <w:pPr>
+      <w:r>
         <w:rPr>
           <w:b/>
           <w:bCs/>
-          <w:sz w:val="22"/>
-          <w:szCs w:val="22"/>
         </w:rPr>
-      </w:pPr>
-      <w:r>
-        <w:rPr>
-          <w:noProof/>
-        </w:rPr>
-        <w:drawing>
-          <wp:anchor distT="0" distB="0" distL="114300" distR="114300" simplePos="0" relativeHeight="251659264" behindDoc="0" locked="0" layoutInCell="1" allowOverlap="1" wp14:anchorId="5D175607" wp14:editId="5924715D">
-            <wp:simplePos x="0" y="0"/>
-            <wp:positionH relativeFrom="column">
-              <wp:posOffset>-758190</wp:posOffset>
-            </wp:positionH>
-            <wp:positionV relativeFrom="paragraph">
-              <wp:posOffset>349885</wp:posOffset>
-            </wp:positionV>
-            <wp:extent cx="7296150" cy="3291205"/>
-            <wp:effectExtent l="0" t="0" r="0" b="4445"/>
-            <wp:wrapSquare wrapText="bothSides"/>
-            <wp:docPr id="525895438" name="Picture 4"/>
-            <wp:cNvGraphicFramePr>
-              <a:graphicFrameLocks xmlns:a="http://schemas.openxmlformats.org/drawingml/2006/main" noChangeAspect="1"/>
-            </wp:cNvGraphicFramePr>
-            <a:graphic xmlns:a="http://schemas.openxmlformats.org/drawingml/2006/main">
-              <a:graphicData uri="http://schemas.openxmlformats.org/drawingml/2006/picture">
-                <pic:pic xmlns:pic="http://schemas.openxmlformats.org/drawingml/2006/picture">
-                  <pic:nvPicPr>
-                    <pic:cNvPr id="525895438" name="Picture 525895438"/>
-                    <pic:cNvPicPr/>
-                  </pic:nvPicPr>
-                  <pic:blipFill>
-                    <a:blip r:embed="rId10">
-                      <a:extLst>
-                        <a:ext uri="{28A0092B-C50C-407E-A947-70E740481C1C}">
-                          <a14:useLocalDpi xmlns:a14="http://schemas.microsoft.com/office/drawing/2010/main" val="0"/>
-                        </a:ext>
-                      </a:extLst>
-                    </a:blip>
-                    <a:stretch>
-                      <a:fillRect/>
-                    </a:stretch>
-                  </pic:blipFill>
-                  <pic:spPr>
-                    <a:xfrm>
-                      <a:off x="0" y="0"/>
-                      <a:ext cx="7296150" cy="3291205"/>
-                    </a:xfrm>
-                    <a:prstGeom prst="rect">
-                      <a:avLst/>
-                    </a:prstGeom>
-                  </pic:spPr>
-                </pic:pic>
-              </a:graphicData>
-            </a:graphic>
-            <wp14:sizeRelH relativeFrom="margin">
-              <wp14:pctWidth>0</wp14:pctWidth>
-            </wp14:sizeRelH>
-            <wp14:sizeRelV relativeFrom="margin">
-              <wp14:pctHeight>0</wp14:pctHeight>
-            </wp14:sizeRelV>
-          </wp:anchor>
-        </w:drawing>
-      </w:r>
-      <w:r>
+        <w:lastRenderedPageBreak/>
+        <w:t>Task 3.5: Push vs. Pull Model Justification</w:t>
+      </w:r>
+    </w:p>
+    <w:p>
+      <w:pPr>
         <w:rPr>
           <w:b/>
           <w:bCs/>
-          <w:sz w:val="22"/>
-          <w:szCs w:val="22"/>
         </w:rPr>
-        <w:t xml:space="preserve">Question </w:t>
-      </w:r>
+      </w:pPr>
       <w:r>
         <w:rPr>
           <w:b/>
           <w:bCs/>
-          <w:sz w:val="22"/>
-          <w:szCs w:val="22"/>
         </w:rPr>
-        <w:t>5</w:t>
+        <w:t>Architecture</w:t>
+      </w:r>
+    </w:p>
+    <w:p>
+      <w:r>
+        <w:t xml:space="preserve">The notification architecture utilizes a </w:t>
       </w:r>
       <w:r>
         <w:rPr>
           <w:b/>
           <w:bCs/>
-          <w:sz w:val="22"/>
-          <w:szCs w:val="22"/>
         </w:rPr>
-        <w:t>.</w:t>
-      </w:r>
-      <w:r>
+        <w:t>Push Model</w:t>
+      </w:r>
+      <w:r>
+        <w:t xml:space="preserve">. When </w:t>
+      </w:r>
+      <w:proofErr w:type="gramStart"/>
+      <w:r>
+        <w:t>Subject::notify(</w:t>
+      </w:r>
+      <w:proofErr w:type="spellStart"/>
+      <w:proofErr w:type="gramEnd"/>
+      <w:r>
+        <w:t>const</w:t>
+      </w:r>
+      <w:proofErr w:type="spellEnd"/>
+      <w:r>
+        <w:t xml:space="preserve"> Notice&amp; notice) is called, the Subject directly passes a fully instantiated </w:t>
+      </w:r>
+      <w:proofErr w:type="spellStart"/>
+      <w:r>
+        <w:t>const</w:t>
+      </w:r>
+      <w:proofErr w:type="spellEnd"/>
+      <w:r>
+        <w:t xml:space="preserve"> Notice&amp; payload into </w:t>
+      </w:r>
+      <w:proofErr w:type="gramStart"/>
+      <w:r>
+        <w:t>Observer::update(</w:t>
+      </w:r>
+      <w:proofErr w:type="spellStart"/>
+      <w:proofErr w:type="gramEnd"/>
+      <w:r>
+        <w:t>const</w:t>
+      </w:r>
+      <w:proofErr w:type="spellEnd"/>
+      <w:r>
+        <w:t xml:space="preserve"> Notice&amp; notice).</w:t>
+      </w:r>
+    </w:p>
+    <w:p>
+      <w:pPr>
         <w:rPr>
           <w:b/>
           <w:bCs/>
-          <w:sz w:val="22"/>
-          <w:szCs w:val="22"/>
         </w:rPr>
-        <w:t>1</w:t>
-      </w:r>
-    </w:p>
-    <w:p>
-      <w:pPr>
-        <w:tabs>
-          <w:tab w:val="left" w:pos="1440"/>
-        </w:tabs>
-      </w:pPr>
-    </w:p>
-    <w:p>
-      <w:pPr>
-        <w:tabs>
-          <w:tab w:val="left" w:pos="1440"/>
-        </w:tabs>
-      </w:pPr>
-    </w:p>
-    <w:p>
-      <w:pPr>
-        <w:tabs>
-          <w:tab w:val="left" w:pos="1440"/>
-        </w:tabs>
-      </w:pPr>
-    </w:p>
-    <w:p>
-      <w:pPr>
-        <w:tabs>
-          <w:tab w:val="left" w:pos="1440"/>
-        </w:tabs>
-      </w:pPr>
-    </w:p>
-    <w:p>
-      <w:pPr>
-        <w:tabs>
-          <w:tab w:val="left" w:pos="1440"/>
-        </w:tabs>
-      </w:pPr>
-    </w:p>
-    <w:p>
-      <w:pPr>
-        <w:tabs>
-          <w:tab w:val="left" w:pos="1440"/>
-        </w:tabs>
-      </w:pPr>
-    </w:p>
-    <w:p>
-      <w:pPr>
-        <w:tabs>
-          <w:tab w:val="left" w:pos="1440"/>
-        </w:tabs>
-      </w:pPr>
-    </w:p>
-    <w:p>
-      <w:pPr>
-        <w:tabs>
-          <w:tab w:val="left" w:pos="1440"/>
-        </w:tabs>
-      </w:pPr>
-    </w:p>
-    <w:p>
-      <w:pPr>
-        <w:tabs>
-          <w:tab w:val="left" w:pos="1440"/>
-        </w:tabs>
-      </w:pPr>
-    </w:p>
-    <w:p>
-      <w:pPr>
-        <w:tabs>
-          <w:tab w:val="left" w:pos="1440"/>
-        </w:tabs>
-      </w:pPr>
-    </w:p>
-    <w:p>
-      <w:pPr>
-        <w:tabs>
-          <w:tab w:val="left" w:pos="1440"/>
-        </w:tabs>
-      </w:pPr>
-    </w:p>
-    <w:p>
-      <w:pPr>
-        <w:tabs>
-          <w:tab w:val="left" w:pos="1440"/>
-        </w:tabs>
-      </w:pPr>
-    </w:p>
-    <w:p>
-      <w:pPr>
-        <w:tabs>
-          <w:tab w:val="left" w:pos="1440"/>
-        </w:tabs>
-      </w:pPr>
-    </w:p>
-    <w:p>
-      <w:pPr>
-        <w:tabs>
-          <w:tab w:val="left" w:pos="1440"/>
-        </w:tabs>
-      </w:pPr>
-    </w:p>
-    <w:p>
-      <w:pPr>
-        <w:tabs>
-          <w:tab w:val="left" w:pos="1440"/>
-        </w:tabs>
-      </w:pPr>
-    </w:p>
-    <w:p>
-      <w:pPr>
-        <w:tabs>
-          <w:tab w:val="left" w:pos="1440"/>
-        </w:tabs>
-      </w:pPr>
-    </w:p>
-    <w:p>
-      <w:pPr>
-        <w:tabs>
-          <w:tab w:val="left" w:pos="1440"/>
-        </w:tabs>
-      </w:pPr>
-    </w:p>
-    <w:p>
-      <w:pPr>
-        <w:tabs>
-          <w:tab w:val="left" w:pos="1440"/>
-        </w:tabs>
-      </w:pPr>
-    </w:p>
-    <w:p>
-      <w:pPr>
-        <w:tabs>
-          <w:tab w:val="left" w:pos="1440"/>
-        </w:tabs>
-      </w:pPr>
-    </w:p>
-    <w:p>
-      <w:pPr>
-        <w:tabs>
-          <w:tab w:val="left" w:pos="1440"/>
-        </w:tabs>
-      </w:pPr>
-    </w:p>
-    <w:p>
-      <w:pPr>
-        <w:tabs>
-          <w:tab w:val="left" w:pos="1440"/>
-        </w:tabs>
-      </w:pPr>
-    </w:p>
-    <w:p>
-      <w:pPr>
-        <w:tabs>
-          <w:tab w:val="left" w:pos="1440"/>
-        </w:tabs>
       </w:pPr>
       <w:r>
         <w:rPr>
           <w:b/>
           <w:bCs/>
-          <w:sz w:val="22"/>
-          <w:szCs w:val="22"/>
         </w:rPr>
-        <w:t xml:space="preserve">Question </w:t>
-      </w:r>
+        <w:t>Why the Push Model is Preferred</w:t>
+      </w:r>
+    </w:p>
+    <w:p>
+      <w:pPr>
+        <w:numPr>
+          <w:ilvl w:val="0"/>
+          <w:numId w:val="20"/>
+        </w:numPr>
+      </w:pPr>
       <w:r>
         <w:rPr>
           <w:b/>
           <w:bCs/>
-          <w:sz w:val="22"/>
-          <w:szCs w:val="22"/>
         </w:rPr>
-        <w:t>5</w:t>
-      </w:r>
+        <w:t>Zero-Latency Execution:</w:t>
+      </w:r>
+      <w:r>
+        <w:t xml:space="preserve"> Emergency notifications (such as EVACUATE or WEATHER_ALERT) require immediate, synchronous reaction. Pushing the payload in a single call eliminates secondary round-trip queries back to </w:t>
+      </w:r>
+      <w:proofErr w:type="spellStart"/>
+      <w:r>
+        <w:t>EventControl</w:t>
+      </w:r>
+      <w:proofErr w:type="spellEnd"/>
+      <w:r>
+        <w:t>.</w:t>
+      </w:r>
+    </w:p>
+    <w:p>
+      <w:pPr>
+        <w:numPr>
+          <w:ilvl w:val="0"/>
+          <w:numId w:val="20"/>
+        </w:numPr>
+      </w:pPr>
       <w:r>
         <w:rPr>
           <w:b/>
           <w:bCs/>
-          <w:sz w:val="22"/>
-          <w:szCs w:val="22"/>
         </w:rPr>
-        <w:t>.</w:t>
-      </w:r>
+        <w:t xml:space="preserve">Loose Coupling (Observer </w:t>
+      </w:r>
+      <m:oMath>
+        <m:r>
+          <w:rPr>
+            <w:rFonts w:ascii="Cambria Math" w:hAnsi="Cambria Math"/>
+          </w:rPr>
+          <m:t>→</m:t>
+        </m:r>
+      </m:oMath>
       <w:r>
         <w:rPr>
           <w:b/>
           <w:bCs/>
-          <w:sz w:val="22"/>
-          <w:szCs w:val="22"/>
         </w:rPr>
-        <w:t>2</w:t>
-      </w:r>
-    </w:p>
-    <w:p>
-      <w:pPr>
-        <w:tabs>
-          <w:tab w:val="left" w:pos="1440"/>
-        </w:tabs>
-      </w:pPr>
-    </w:p>
-    <w:p>
-      <w:pPr>
-        <w:tabs>
-          <w:tab w:val="left" w:pos="1440"/>
-        </w:tabs>
-      </w:pPr>
-    </w:p>
-    <w:p>
-      <w:pPr>
-        <w:tabs>
-          <w:tab w:val="left" w:pos="1440"/>
-        </w:tabs>
-      </w:pPr>
-    </w:p>
-    <w:p>
-      <w:pPr>
-        <w:tabs>
-          <w:tab w:val="left" w:pos="1440"/>
-        </w:tabs>
-      </w:pPr>
-    </w:p>
-    <w:p>
-      <w:pPr>
-        <w:tabs>
-          <w:tab w:val="left" w:pos="1440"/>
-        </w:tabs>
-      </w:pPr>
-    </w:p>
-    <w:p>
-      <w:pPr>
-        <w:tabs>
-          <w:tab w:val="left" w:pos="1440"/>
-        </w:tabs>
-      </w:pPr>
-    </w:p>
-    <w:p>
-      <w:pPr>
-        <w:tabs>
-          <w:tab w:val="left" w:pos="1440"/>
-        </w:tabs>
-      </w:pPr>
-    </w:p>
-    <w:p>
-      <w:pPr>
-        <w:tabs>
-          <w:tab w:val="left" w:pos="1440"/>
-        </w:tabs>
-      </w:pPr>
-    </w:p>
-    <w:p>
-      <w:pPr>
-        <w:tabs>
-          <w:tab w:val="left" w:pos="1440"/>
-        </w:tabs>
-      </w:pPr>
-      <w:r>
-        <w:rPr>
-          <w:noProof/>
-        </w:rPr>
-        <w:drawing>
-          <wp:anchor distT="0" distB="0" distL="114300" distR="114300" simplePos="0" relativeHeight="251660288" behindDoc="0" locked="0" layoutInCell="1" allowOverlap="1" wp14:anchorId="1B21A846" wp14:editId="23277C1F">
-            <wp:simplePos x="0" y="0"/>
-            <wp:positionH relativeFrom="column">
-              <wp:posOffset>-1717040</wp:posOffset>
-            </wp:positionH>
-            <wp:positionV relativeFrom="paragraph">
-              <wp:posOffset>275590</wp:posOffset>
-            </wp:positionV>
-            <wp:extent cx="7197090" cy="3286125"/>
-            <wp:effectExtent l="0" t="6668" r="0" b="0"/>
-            <wp:wrapSquare wrapText="bothSides"/>
-            <wp:docPr id="1181908208" name="Picture 5"/>
-            <wp:cNvGraphicFramePr>
-              <a:graphicFrameLocks xmlns:a="http://schemas.openxmlformats.org/drawingml/2006/main" noChangeAspect="1"/>
-            </wp:cNvGraphicFramePr>
-            <a:graphic xmlns:a="http://schemas.openxmlformats.org/drawingml/2006/main">
-              <a:graphicData uri="http://schemas.openxmlformats.org/drawingml/2006/picture">
-                <pic:pic xmlns:pic="http://schemas.openxmlformats.org/drawingml/2006/picture">
-                  <pic:nvPicPr>
-                    <pic:cNvPr id="1181908208" name="Picture 1181908208"/>
-                    <pic:cNvPicPr/>
-                  </pic:nvPicPr>
-                  <pic:blipFill>
-                    <a:blip r:embed="rId11">
-                      <a:extLst>
-                        <a:ext uri="{28A0092B-C50C-407E-A947-70E740481C1C}">
-                          <a14:useLocalDpi xmlns:a14="http://schemas.microsoft.com/office/drawing/2010/main" val="0"/>
-                        </a:ext>
-                      </a:extLst>
-                    </a:blip>
-                    <a:stretch>
-                      <a:fillRect/>
-                    </a:stretch>
-                  </pic:blipFill>
-                  <pic:spPr>
-                    <a:xfrm rot="16200000">
-                      <a:off x="0" y="0"/>
-                      <a:ext cx="7197090" cy="3286125"/>
-                    </a:xfrm>
-                    <a:prstGeom prst="rect">
-                      <a:avLst/>
-                    </a:prstGeom>
-                  </pic:spPr>
-                </pic:pic>
-              </a:graphicData>
-            </a:graphic>
-            <wp14:sizeRelH relativeFrom="margin">
-              <wp14:pctWidth>0</wp14:pctWidth>
-            </wp14:sizeRelH>
-            <wp14:sizeRelV relativeFrom="margin">
-              <wp14:pctHeight>0</wp14:pctHeight>
-            </wp14:sizeRelV>
-          </wp:anchor>
-        </w:drawing>
-      </w:r>
-    </w:p>
-    <w:p>
-      <w:pPr>
-        <w:tabs>
-          <w:tab w:val="left" w:pos="1440"/>
-        </w:tabs>
-      </w:pPr>
-    </w:p>
-    <w:p>
-      <w:pPr>
-        <w:tabs>
-          <w:tab w:val="left" w:pos="1440"/>
-        </w:tabs>
-      </w:pPr>
-    </w:p>
-    <w:p>
-      <w:pPr>
-        <w:tabs>
-          <w:tab w:val="left" w:pos="1440"/>
-        </w:tabs>
-      </w:pPr>
-    </w:p>
-    <w:p>
-      <w:pPr>
-        <w:tabs>
-          <w:tab w:val="left" w:pos="1440"/>
-        </w:tabs>
-      </w:pPr>
-    </w:p>
-    <w:p>
-      <w:pPr>
-        <w:tabs>
-          <w:tab w:val="left" w:pos="1440"/>
-        </w:tabs>
-      </w:pPr>
-    </w:p>
-    <w:p>
-      <w:pPr>
-        <w:tabs>
-          <w:tab w:val="left" w:pos="1440"/>
-        </w:tabs>
-      </w:pPr>
-    </w:p>
-    <w:p>
-      <w:pPr>
-        <w:tabs>
-          <w:tab w:val="left" w:pos="1440"/>
-        </w:tabs>
-      </w:pPr>
-    </w:p>
-    <w:p>
-      <w:pPr>
-        <w:tabs>
-          <w:tab w:val="left" w:pos="1440"/>
-        </w:tabs>
-      </w:pPr>
-    </w:p>
-    <w:p>
-      <w:pPr>
-        <w:tabs>
-          <w:tab w:val="left" w:pos="1440"/>
-        </w:tabs>
-      </w:pPr>
-    </w:p>
-    <w:p>
-      <w:pPr>
-        <w:tabs>
-          <w:tab w:val="left" w:pos="1440"/>
-        </w:tabs>
-      </w:pPr>
-    </w:p>
-    <w:p>
-      <w:pPr>
-        <w:tabs>
-          <w:tab w:val="left" w:pos="1440"/>
-        </w:tabs>
-      </w:pPr>
-    </w:p>
-    <w:p>
-      <w:pPr>
-        <w:tabs>
-          <w:tab w:val="left" w:pos="1440"/>
-        </w:tabs>
-      </w:pPr>
-    </w:p>
-    <w:p>
-      <w:pPr>
-        <w:tabs>
-          <w:tab w:val="left" w:pos="1440"/>
-        </w:tabs>
-      </w:pPr>
-    </w:p>
-    <w:p>
-      <w:pPr>
-        <w:tabs>
-          <w:tab w:val="left" w:pos="1440"/>
-        </w:tabs>
-      </w:pPr>
-    </w:p>
-    <w:p>
-      <w:pPr>
-        <w:tabs>
-          <w:tab w:val="left" w:pos="1440"/>
-        </w:tabs>
-      </w:pPr>
-    </w:p>
-    <w:p>
-      <w:pPr>
-        <w:tabs>
-          <w:tab w:val="left" w:pos="1440"/>
-        </w:tabs>
-      </w:pPr>
-    </w:p>
-    <w:p>
-      <w:pPr>
-        <w:tabs>
-          <w:tab w:val="left" w:pos="1440"/>
-        </w:tabs>
-      </w:pPr>
-    </w:p>
-    <w:p>
-      <w:pPr>
-        <w:tabs>
-          <w:tab w:val="left" w:pos="1440"/>
-        </w:tabs>
-      </w:pPr>
-    </w:p>
-    <w:p>
-      <w:pPr>
-        <w:tabs>
-          <w:tab w:val="left" w:pos="1440"/>
-        </w:tabs>
-      </w:pPr>
-    </w:p>
-    <w:p>
-      <w:pPr>
-        <w:tabs>
-          <w:tab w:val="left" w:pos="1440"/>
-        </w:tabs>
-      </w:pPr>
-    </w:p>
-    <w:p>
-      <w:pPr>
-        <w:tabs>
-          <w:tab w:val="left" w:pos="1440"/>
-        </w:tabs>
-      </w:pPr>
-    </w:p>
-    <w:p>
-      <w:pPr>
-        <w:tabs>
-          <w:tab w:val="left" w:pos="1440"/>
-        </w:tabs>
-      </w:pPr>
-    </w:p>
-    <w:p>
-      <w:pPr>
-        <w:tabs>
-          <w:tab w:val="left" w:pos="1440"/>
-        </w:tabs>
-      </w:pPr>
-    </w:p>
-    <w:p>
-      <w:pPr>
-        <w:tabs>
-          <w:tab w:val="left" w:pos="1440"/>
-        </w:tabs>
-      </w:pPr>
-    </w:p>
-    <w:p>
-      <w:pPr>
-        <w:tabs>
-          <w:tab w:val="left" w:pos="1440"/>
-        </w:tabs>
-      </w:pPr>
-    </w:p>
-    <w:p>
-      <w:pPr>
-        <w:tabs>
-          <w:tab w:val="left" w:pos="1440"/>
-        </w:tabs>
-      </w:pPr>
-    </w:p>
-    <w:p>
-      <w:pPr>
-        <w:tabs>
-          <w:tab w:val="left" w:pos="1440"/>
-        </w:tabs>
+        <w:t xml:space="preserve"> Subject):</w:t>
+      </w:r>
+      <w:r>
+        <w:t xml:space="preserve"> In a pull model, observers must hold a reference back to the concrete Subject (or cast a generic Subject* pointer) to query state via getter methods. The push model completely decouples observers from </w:t>
+      </w:r>
+      <w:proofErr w:type="spellStart"/>
+      <w:r>
+        <w:t>EventControl</w:t>
+      </w:r>
+      <w:proofErr w:type="spellEnd"/>
+      <w:r>
+        <w:t>—observers only depend on the lightweight Notice data object.</w:t>
+      </w:r>
+    </w:p>
+    <w:p>
+      <w:pPr>
+        <w:numPr>
+          <w:ilvl w:val="0"/>
+          <w:numId w:val="20"/>
+        </w:numPr>
       </w:pPr>
       <w:r>
         <w:rPr>
           <w:b/>
           <w:bCs/>
-          <w:sz w:val="22"/>
-          <w:szCs w:val="22"/>
         </w:rPr>
-        <w:t xml:space="preserve">Question </w:t>
-      </w:r>
-      <w:r>
-        <w:rPr>
-          <w:b/>
-          <w:bCs/>
-          <w:sz w:val="22"/>
-          <w:szCs w:val="22"/>
-        </w:rPr>
-        <w:t>5</w:t>
-      </w:r>
-      <w:r>
-        <w:rPr>
-          <w:b/>
-          <w:bCs/>
-          <w:sz w:val="22"/>
-          <w:szCs w:val="22"/>
-        </w:rPr>
-        <w:t>.</w:t>
-      </w:r>
-      <w:r>
-        <w:rPr>
-          <w:b/>
-          <w:bCs/>
-          <w:sz w:val="22"/>
-          <w:szCs w:val="22"/>
-        </w:rPr>
-        <w:t>3</w:t>
-      </w:r>
-    </w:p>
-    <w:p>
-      <w:pPr>
-        <w:tabs>
-          <w:tab w:val="left" w:pos="1440"/>
-        </w:tabs>
-      </w:pPr>
-    </w:p>
-    <w:p>
-      <w:pPr>
-        <w:tabs>
-          <w:tab w:val="left" w:pos="1440"/>
-        </w:tabs>
-      </w:pPr>
-    </w:p>
-    <w:p>
-      <w:pPr>
-        <w:tabs>
-          <w:tab w:val="left" w:pos="1440"/>
-        </w:tabs>
-      </w:pPr>
-    </w:p>
-    <w:p>
-      <w:pPr>
-        <w:tabs>
-          <w:tab w:val="left" w:pos="1440"/>
-        </w:tabs>
-      </w:pPr>
+        <w:t>Encapsulated Event State:</w:t>
+      </w:r>
+      <w:r>
+        <w:t xml:space="preserve"> Pushing Notice instances as immutable </w:t>
+      </w:r>
+      <w:proofErr w:type="spellStart"/>
+      <w:r>
+        <w:t>const</w:t>
+      </w:r>
+      <w:proofErr w:type="spellEnd"/>
+      <w:r>
+        <w:t xml:space="preserve"> references guarantees that observers receive identical, unmodifiable event data without risk of race conditions or state mutation during notification dispatches.</w:t>
+      </w:r>
     </w:p>
     <w:p/>
-    <w:p/>
-    <w:p/>
-    <w:p/>
-    <w:p>
-      <w:r>
-        <w:rPr>
-          <w:noProof/>
-        </w:rPr>
-        <w:drawing>
-          <wp:anchor distT="0" distB="0" distL="114300" distR="114300" simplePos="0" relativeHeight="251661312" behindDoc="0" locked="0" layoutInCell="1" allowOverlap="1" wp14:anchorId="5867CF0C" wp14:editId="3614B649">
-            <wp:simplePos x="0" y="0"/>
-            <wp:positionH relativeFrom="margin">
-              <wp:align>left</wp:align>
-            </wp:positionH>
-            <wp:positionV relativeFrom="paragraph">
-              <wp:posOffset>194627</wp:posOffset>
-            </wp:positionV>
-            <wp:extent cx="7730490" cy="3315335"/>
-            <wp:effectExtent l="0" t="2223" r="1588" b="1587"/>
-            <wp:wrapNone/>
-            <wp:docPr id="782299131" name="Picture 6"/>
-            <wp:cNvGraphicFramePr>
-              <a:graphicFrameLocks xmlns:a="http://schemas.openxmlformats.org/drawingml/2006/main" noChangeAspect="1"/>
-            </wp:cNvGraphicFramePr>
-            <a:graphic xmlns:a="http://schemas.openxmlformats.org/drawingml/2006/main">
-              <a:graphicData uri="http://schemas.openxmlformats.org/drawingml/2006/picture">
-                <pic:pic xmlns:pic="http://schemas.openxmlformats.org/drawingml/2006/picture">
-                  <pic:nvPicPr>
-                    <pic:cNvPr id="782299131" name="Picture 782299131"/>
-                    <pic:cNvPicPr/>
-                  </pic:nvPicPr>
-                  <pic:blipFill>
-                    <a:blip r:embed="rId12" cstate="print">
-                      <a:extLst>
-                        <a:ext uri="{28A0092B-C50C-407E-A947-70E740481C1C}">
-                          <a14:useLocalDpi xmlns:a14="http://schemas.microsoft.com/office/drawing/2010/main" val="0"/>
-                        </a:ext>
-                      </a:extLst>
-                    </a:blip>
-                    <a:stretch>
-                      <a:fillRect/>
-                    </a:stretch>
-                  </pic:blipFill>
-                  <pic:spPr>
-                    <a:xfrm rot="16200000">
-                      <a:off x="0" y="0"/>
-                      <a:ext cx="7730490" cy="3315335"/>
-                    </a:xfrm>
-                    <a:prstGeom prst="rect">
-                      <a:avLst/>
-                    </a:prstGeom>
-                  </pic:spPr>
-                </pic:pic>
-              </a:graphicData>
-            </a:graphic>
-            <wp14:sizeRelH relativeFrom="margin">
-              <wp14:pctWidth>0</wp14:pctWidth>
-            </wp14:sizeRelH>
-            <wp14:sizeRelV relativeFrom="margin">
-              <wp14:pctHeight>0</wp14:pctHeight>
-            </wp14:sizeRelV>
-          </wp:anchor>
-        </w:drawing>
-      </w:r>
-    </w:p>
-    <w:p/>
-    <w:p/>
-    <w:p/>
-    <w:p/>
-    <w:p/>
-    <w:p/>
-    <w:p/>
-    <w:p/>
-    <w:p/>
-    <w:p/>
-    <w:p/>
-    <w:p/>
-    <w:p/>
-    <w:p/>
-    <w:p/>
-    <w:p/>
-    <w:p/>
-    <w:p/>
-    <w:p/>
-    <w:p/>
-    <w:p/>
-    <w:p/>
-    <w:p/>
-    <w:p/>
-    <w:p>
-      <w:pPr>
-        <w:tabs>
-          <w:tab w:val="left" w:pos="5640"/>
-        </w:tabs>
-      </w:pPr>
-      <w:r>
-        <w:lastRenderedPageBreak/>
-        <w:tab/>
-      </w:r>
-    </w:p>
-    <w:p>
-      <w:pPr>
-        <w:tabs>
-          <w:tab w:val="left" w:pos="1440"/>
-        </w:tabs>
-      </w:pPr>
-      <w:r>
-        <w:rPr>
-          <w:b/>
-          <w:bCs/>
-          <w:sz w:val="22"/>
-          <w:szCs w:val="22"/>
-        </w:rPr>
-        <w:t xml:space="preserve">Question </w:t>
-      </w:r>
-      <w:r>
-        <w:rPr>
-          <w:b/>
-          <w:bCs/>
-          <w:sz w:val="22"/>
-          <w:szCs w:val="22"/>
-        </w:rPr>
-        <w:t>5</w:t>
-      </w:r>
-      <w:r>
-        <w:rPr>
-          <w:b/>
-          <w:bCs/>
-          <w:sz w:val="22"/>
-          <w:szCs w:val="22"/>
-        </w:rPr>
-        <w:t>.</w:t>
-      </w:r>
-      <w:r>
-        <w:rPr>
-          <w:b/>
-          <w:bCs/>
-          <w:sz w:val="22"/>
-          <w:szCs w:val="22"/>
-        </w:rPr>
-        <w:t>4</w:t>
-      </w:r>
-    </w:p>
-    <w:p>
-      <w:pPr>
-        <w:tabs>
-          <w:tab w:val="left" w:pos="1440"/>
-        </w:tabs>
-      </w:pPr>
-    </w:p>
-    <w:p>
-      <w:pPr>
-        <w:tabs>
-          <w:tab w:val="left" w:pos="1440"/>
-        </w:tabs>
-      </w:pPr>
-    </w:p>
-    <w:p>
-      <w:pPr>
-        <w:tabs>
-          <w:tab w:val="left" w:pos="1440"/>
-        </w:tabs>
-      </w:pPr>
-    </w:p>
-    <w:p>
-      <w:pPr>
-        <w:tabs>
-          <w:tab w:val="left" w:pos="1440"/>
-        </w:tabs>
-      </w:pPr>
-    </w:p>
-    <w:p>
-      <w:pPr>
-        <w:tabs>
-          <w:tab w:val="left" w:pos="1440"/>
-        </w:tabs>
-      </w:pPr>
-    </w:p>
-    <w:p>
-      <w:pPr>
-        <w:tabs>
-          <w:tab w:val="left" w:pos="1440"/>
-        </w:tabs>
-      </w:pPr>
-    </w:p>
-    <w:p>
-      <w:pPr>
-        <w:tabs>
-          <w:tab w:val="left" w:pos="1440"/>
-        </w:tabs>
-      </w:pPr>
-      <w:r>
-        <w:rPr>
-          <w:noProof/>
-        </w:rPr>
-        <w:drawing>
-          <wp:anchor distT="0" distB="0" distL="114300" distR="114300" simplePos="0" relativeHeight="251662336" behindDoc="0" locked="0" layoutInCell="1" allowOverlap="1" wp14:anchorId="77408D56" wp14:editId="5CDA1998">
-            <wp:simplePos x="0" y="0"/>
-            <wp:positionH relativeFrom="margin">
-              <wp:posOffset>-1865947</wp:posOffset>
-            </wp:positionH>
-            <wp:positionV relativeFrom="paragraph">
-              <wp:posOffset>281769</wp:posOffset>
-            </wp:positionV>
-            <wp:extent cx="8514715" cy="4887301"/>
-            <wp:effectExtent l="4128" t="0" r="4762" b="4763"/>
-            <wp:wrapNone/>
-            <wp:docPr id="236783365" name="Picture 7"/>
-            <wp:cNvGraphicFramePr>
-              <a:graphicFrameLocks xmlns:a="http://schemas.openxmlformats.org/drawingml/2006/main" noChangeAspect="1"/>
-            </wp:cNvGraphicFramePr>
-            <a:graphic xmlns:a="http://schemas.openxmlformats.org/drawingml/2006/main">
-              <a:graphicData uri="http://schemas.openxmlformats.org/drawingml/2006/picture">
-                <pic:pic xmlns:pic="http://schemas.openxmlformats.org/drawingml/2006/picture">
-                  <pic:nvPicPr>
-                    <pic:cNvPr id="236783365" name="Picture 7"/>
-                    <pic:cNvPicPr/>
-                  </pic:nvPicPr>
-                  <pic:blipFill>
-                    <a:blip r:embed="rId13" cstate="print">
-                      <a:extLst>
-                        <a:ext uri="{28A0092B-C50C-407E-A947-70E740481C1C}">
-                          <a14:useLocalDpi xmlns:a14="http://schemas.microsoft.com/office/drawing/2010/main" val="0"/>
-                        </a:ext>
-                      </a:extLst>
-                    </a:blip>
-                    <a:stretch>
-                      <a:fillRect/>
-                    </a:stretch>
-                  </pic:blipFill>
-                  <pic:spPr>
-                    <a:xfrm rot="16200000">
-                      <a:off x="0" y="0"/>
-                      <a:ext cx="8514715" cy="4887301"/>
-                    </a:xfrm>
-                    <a:prstGeom prst="rect">
-                      <a:avLst/>
-                    </a:prstGeom>
-                  </pic:spPr>
-                </pic:pic>
-              </a:graphicData>
-            </a:graphic>
-            <wp14:sizeRelH relativeFrom="margin">
-              <wp14:pctWidth>0</wp14:pctWidth>
-            </wp14:sizeRelH>
-            <wp14:sizeRelV relativeFrom="margin">
-              <wp14:pctHeight>0</wp14:pctHeight>
-            </wp14:sizeRelV>
-          </wp:anchor>
-        </w:drawing>
-      </w:r>
-    </w:p>
-    <w:p>
-      <w:pPr>
-        <w:tabs>
-          <w:tab w:val="left" w:pos="1440"/>
-        </w:tabs>
-      </w:pPr>
-    </w:p>
-    <w:p>
-      <w:pPr>
-        <w:tabs>
-          <w:tab w:val="left" w:pos="1440"/>
-        </w:tabs>
-      </w:pPr>
-    </w:p>
-    <w:p>
-      <w:pPr>
-        <w:tabs>
-          <w:tab w:val="left" w:pos="5640"/>
-        </w:tabs>
-      </w:pPr>
-    </w:p>
-    <w:p>
-      <w:pPr>
-        <w:tabs>
-          <w:tab w:val="left" w:pos="5640"/>
-        </w:tabs>
-      </w:pPr>
-    </w:p>
-    <w:p>
-      <w:pPr>
-        <w:tabs>
-          <w:tab w:val="left" w:pos="5640"/>
-        </w:tabs>
-      </w:pPr>
-    </w:p>
-    <w:p>
-      <w:pPr>
-        <w:tabs>
-          <w:tab w:val="left" w:pos="5640"/>
-        </w:tabs>
-      </w:pPr>
-    </w:p>
-    <w:p>
-      <w:pPr>
-        <w:tabs>
-          <w:tab w:val="left" w:pos="5640"/>
-        </w:tabs>
-      </w:pPr>
-    </w:p>
-    <w:p>
-      <w:pPr>
-        <w:tabs>
-          <w:tab w:val="left" w:pos="5640"/>
-        </w:tabs>
-      </w:pPr>
-    </w:p>
-    <w:p>
-      <w:pPr>
-        <w:tabs>
-          <w:tab w:val="left" w:pos="5640"/>
-        </w:tabs>
-      </w:pPr>
-    </w:p>
-    <w:p>
-      <w:pPr>
-        <w:tabs>
-          <w:tab w:val="left" w:pos="5640"/>
-        </w:tabs>
-      </w:pPr>
-    </w:p>
-    <w:p>
-      <w:pPr>
-        <w:tabs>
-          <w:tab w:val="left" w:pos="5640"/>
-        </w:tabs>
-      </w:pPr>
-    </w:p>
-    <w:p>
-      <w:pPr>
-        <w:tabs>
-          <w:tab w:val="left" w:pos="5640"/>
-        </w:tabs>
-      </w:pPr>
-    </w:p>
-    <w:p>
-      <w:pPr>
-        <w:tabs>
-          <w:tab w:val="left" w:pos="5640"/>
-        </w:tabs>
-      </w:pPr>
-    </w:p>
-    <w:p>
-      <w:pPr>
-        <w:tabs>
-          <w:tab w:val="left" w:pos="5640"/>
-        </w:tabs>
-      </w:pPr>
-    </w:p>
-    <w:p>
-      <w:pPr>
-        <w:tabs>
-          <w:tab w:val="left" w:pos="5640"/>
-        </w:tabs>
-      </w:pPr>
-    </w:p>
-    <w:p>
-      <w:pPr>
-        <w:tabs>
-          <w:tab w:val="left" w:pos="5640"/>
-        </w:tabs>
-      </w:pPr>
-    </w:p>
-    <w:p>
-      <w:pPr>
-        <w:tabs>
-          <w:tab w:val="left" w:pos="5640"/>
-        </w:tabs>
-      </w:pPr>
-    </w:p>
-    <w:p>
-      <w:pPr>
-        <w:tabs>
-          <w:tab w:val="left" w:pos="5640"/>
-        </w:tabs>
-      </w:pPr>
-    </w:p>
-    <w:p>
-      <w:pPr>
-        <w:tabs>
-          <w:tab w:val="left" w:pos="5640"/>
-        </w:tabs>
-      </w:pPr>
-    </w:p>
-    <w:p>
-      <w:pPr>
-        <w:tabs>
-          <w:tab w:val="left" w:pos="5640"/>
-        </w:tabs>
-      </w:pPr>
-    </w:p>
-    <w:p>
-      <w:pPr>
-        <w:tabs>
-          <w:tab w:val="left" w:pos="5640"/>
-        </w:tabs>
-      </w:pPr>
-    </w:p>
-    <w:p>
-      <w:pPr>
-        <w:tabs>
-          <w:tab w:val="left" w:pos="5640"/>
-        </w:tabs>
-      </w:pPr>
-    </w:p>
-    <w:p>
-      <w:pPr>
-        <w:tabs>
-          <w:tab w:val="left" w:pos="5640"/>
-        </w:tabs>
-      </w:pPr>
-    </w:p>
-    <w:p>
-      <w:pPr>
-        <w:tabs>
-          <w:tab w:val="left" w:pos="5640"/>
-        </w:tabs>
-      </w:pPr>
-    </w:p>
-    <w:p>
-      <w:pPr>
-        <w:tabs>
-          <w:tab w:val="left" w:pos="5640"/>
-        </w:tabs>
-      </w:pPr>
-    </w:p>
-    <w:p>
-      <w:pPr>
-        <w:tabs>
-          <w:tab w:val="left" w:pos="5640"/>
-        </w:tabs>
-      </w:pPr>
-    </w:p>
-    <w:p>
-      <w:pPr>
-        <w:tabs>
-          <w:tab w:val="left" w:pos="5640"/>
-        </w:tabs>
-      </w:pPr>
-    </w:p>
-    <w:p>
-      <w:pPr>
-        <w:tabs>
-          <w:tab w:val="left" w:pos="5640"/>
-        </w:tabs>
-      </w:pPr>
-    </w:p>
-    <w:p>
-      <w:pPr>
-        <w:tabs>
-          <w:tab w:val="left" w:pos="5640"/>
-        </w:tabs>
-      </w:pPr>
-    </w:p>
     <w:sectPr>
-      <w:headerReference w:type="default" r:id="rId14"/>
-      <w:footerReference w:type="default" r:id="rId15"/>
+      <w:headerReference w:type="default" r:id="rId9"/>
+      <w:footerReference w:type="default" r:id="rId10"/>
       <w:pgSz w:w="11906" w:h="16838"/>
       <w:pgMar w:top="1440" w:right="1440" w:bottom="1440" w:left="1440" w:header="708" w:footer="708" w:gutter="0"/>
       <w:cols w:space="708"/>
@@ -4713,6 +3843,7 @@
                                 <w:dataBinding w:prefixMappings="xmlns:ns0='http://purl.org/dc/elements/1.1/' xmlns:ns1='http://schemas.openxmlformats.org/package/2006/metadata/core-properties' " w:xpath="/ns1:coreProperties[1]/ns0:title[1]" w:storeItemID="{6C3C8BC8-F283-45AE-878A-BAB7291924A1}"/>
                                 <w:text/>
                               </w:sdtPr>
+                              <w:sdtEndPr/>
                               <w:sdtContent>
                                 <w:r>
                                   <w:rPr>
@@ -4748,6 +3879,7 @@
                                 <w:dataBinding w:prefixMappings="xmlns:ns0='http://purl.org/dc/elements/1.1/' xmlns:ns1='http://schemas.openxmlformats.org/package/2006/metadata/core-properties' " w:xpath="/ns1:coreProperties[1]/ns0:subject[1]" w:storeItemID="{6C3C8BC8-F283-45AE-878A-BAB7291924A1}"/>
                                 <w:text/>
                               </w:sdtPr>
+                              <w:sdtEndPr/>
                               <w:sdtContent>
                                 <w:r>
                                   <w:rPr>
@@ -4777,8 +3909,16 @@
                                   <w:rPr>
                                     <w:color w:val="808080" w:themeColor="background1" w:themeShade="80"/>
                                   </w:rPr>
-                                  <w:t xml:space="preserve"> &amp; Thabo Ngwabi</w:t>
+                                  <w:t xml:space="preserve"> &amp; Thabo </w:t>
                                 </w:r>
+                                <w:proofErr w:type="spellStart"/>
+                                <w:r>
+                                  <w:rPr>
+                                    <w:color w:val="808080" w:themeColor="background1" w:themeShade="80"/>
+                                  </w:rPr>
+                                  <w:t>Ngwabi</w:t>
+                                </w:r>
+                                <w:proofErr w:type="spellEnd"/>
                               </w:sdtContent>
                             </w:sdt>
                           </w:p>
@@ -4827,6 +3967,7 @@
                           <w:dataBinding w:prefixMappings="xmlns:ns0='http://purl.org/dc/elements/1.1/' xmlns:ns1='http://schemas.openxmlformats.org/package/2006/metadata/core-properties' " w:xpath="/ns1:coreProperties[1]/ns0:title[1]" w:storeItemID="{6C3C8BC8-F283-45AE-878A-BAB7291924A1}"/>
                           <w:text/>
                         </w:sdtPr>
+                        <w:sdtEndPr/>
                         <w:sdtContent>
                           <w:r>
                             <w:rPr>
@@ -4862,6 +4003,7 @@
                           <w:dataBinding w:prefixMappings="xmlns:ns0='http://purl.org/dc/elements/1.1/' xmlns:ns1='http://schemas.openxmlformats.org/package/2006/metadata/core-properties' " w:xpath="/ns1:coreProperties[1]/ns0:subject[1]" w:storeItemID="{6C3C8BC8-F283-45AE-878A-BAB7291924A1}"/>
                           <w:text/>
                         </w:sdtPr>
+                        <w:sdtEndPr/>
                         <w:sdtContent>
                           <w:r>
                             <w:rPr>
@@ -4891,8 +4033,16 @@
                             <w:rPr>
                               <w:color w:val="808080" w:themeColor="background1" w:themeShade="80"/>
                             </w:rPr>
-                            <w:t xml:space="preserve"> &amp; Thabo Ngwabi</w:t>
+                            <w:t xml:space="preserve"> &amp; Thabo </w:t>
                           </w:r>
+                          <w:proofErr w:type="spellStart"/>
+                          <w:r>
+                            <w:rPr>
+                              <w:color w:val="808080" w:themeColor="background1" w:themeShade="80"/>
+                            </w:rPr>
+                            <w:t>Ngwabi</w:t>
+                          </w:r>
+                          <w:proofErr w:type="spellEnd"/>
                         </w:sdtContent>
                       </w:sdt>
                     </w:p>
@@ -5009,6 +4159,7 @@
                             <w:dataBinding w:prefixMappings="xmlns:ns0='http://purl.org/dc/elements/1.1/' xmlns:ns1='http://schemas.openxmlformats.org/package/2006/metadata/core-properties' " w:xpath="/ns1:coreProperties[1]/ns0:title[1]" w:storeItemID="{6C3C8BC8-F283-45AE-878A-BAB7291924A1}"/>
                             <w:text/>
                           </w:sdtPr>
+                          <w:sdtEndPr/>
                           <w:sdtContent>
                             <w:p>
                               <w:pPr>
@@ -5066,6 +4217,7 @@
                       <w:dataBinding w:prefixMappings="xmlns:ns0='http://purl.org/dc/elements/1.1/' xmlns:ns1='http://schemas.openxmlformats.org/package/2006/metadata/core-properties' " w:xpath="/ns1:coreProperties[1]/ns0:title[1]" w:storeItemID="{6C3C8BC8-F283-45AE-878A-BAB7291924A1}"/>
                       <w:text/>
                     </w:sdtPr>
+                    <w:sdtEndPr/>
                     <w:sdtContent>
                       <w:p>
                         <w:pPr>
@@ -5399,6 +4551,155 @@
     </w:lvl>
   </w:abstractNum>
   <w:abstractNum w:abstractNumId="2" w15:restartNumberingAfterBreak="0">
+    <w:nsid w:val="04555D44"/>
+    <w:multiLevelType w:val="multilevel"/>
+    <w:tmpl w:val="7804BE34"/>
+    <w:lvl w:ilvl="0">
+      <w:start w:val="1"/>
+      <w:numFmt w:val="bullet"/>
+      <w:lvlText w:val=""/>
+      <w:lvlJc w:val="left"/>
+      <w:pPr>
+        <w:tabs>
+          <w:tab w:val="num" w:pos="720"/>
+        </w:tabs>
+        <w:ind w:left="720" w:hanging="360"/>
+      </w:pPr>
+      <w:rPr>
+        <w:rFonts w:ascii="Symbol" w:hAnsi="Symbol" w:hint="default"/>
+        <w:sz w:val="20"/>
+      </w:rPr>
+    </w:lvl>
+    <w:lvl w:ilvl="1" w:tentative="1">
+      <w:start w:val="1"/>
+      <w:numFmt w:val="bullet"/>
+      <w:lvlText w:val="o"/>
+      <w:lvlJc w:val="left"/>
+      <w:pPr>
+        <w:tabs>
+          <w:tab w:val="num" w:pos="1440"/>
+        </w:tabs>
+        <w:ind w:left="1440" w:hanging="360"/>
+      </w:pPr>
+      <w:rPr>
+        <w:rFonts w:ascii="Courier New" w:hAnsi="Courier New" w:hint="default"/>
+        <w:sz w:val="20"/>
+      </w:rPr>
+    </w:lvl>
+    <w:lvl w:ilvl="2" w:tentative="1">
+      <w:start w:val="1"/>
+      <w:numFmt w:val="bullet"/>
+      <w:lvlText w:val=""/>
+      <w:lvlJc w:val="left"/>
+      <w:pPr>
+        <w:tabs>
+          <w:tab w:val="num" w:pos="2160"/>
+        </w:tabs>
+        <w:ind w:left="2160" w:hanging="360"/>
+      </w:pPr>
+      <w:rPr>
+        <w:rFonts w:ascii="Wingdings" w:hAnsi="Wingdings" w:hint="default"/>
+        <w:sz w:val="20"/>
+      </w:rPr>
+    </w:lvl>
+    <w:lvl w:ilvl="3" w:tentative="1">
+      <w:start w:val="1"/>
+      <w:numFmt w:val="bullet"/>
+      <w:lvlText w:val=""/>
+      <w:lvlJc w:val="left"/>
+      <w:pPr>
+        <w:tabs>
+          <w:tab w:val="num" w:pos="2880"/>
+        </w:tabs>
+        <w:ind w:left="2880" w:hanging="360"/>
+      </w:pPr>
+      <w:rPr>
+        <w:rFonts w:ascii="Wingdings" w:hAnsi="Wingdings" w:hint="default"/>
+        <w:sz w:val="20"/>
+      </w:rPr>
+    </w:lvl>
+    <w:lvl w:ilvl="4" w:tentative="1">
+      <w:start w:val="1"/>
+      <w:numFmt w:val="bullet"/>
+      <w:lvlText w:val=""/>
+      <w:lvlJc w:val="left"/>
+      <w:pPr>
+        <w:tabs>
+          <w:tab w:val="num" w:pos="3600"/>
+        </w:tabs>
+        <w:ind w:left="3600" w:hanging="360"/>
+      </w:pPr>
+      <w:rPr>
+        <w:rFonts w:ascii="Wingdings" w:hAnsi="Wingdings" w:hint="default"/>
+        <w:sz w:val="20"/>
+      </w:rPr>
+    </w:lvl>
+    <w:lvl w:ilvl="5" w:tentative="1">
+      <w:start w:val="1"/>
+      <w:numFmt w:val="bullet"/>
+      <w:lvlText w:val=""/>
+      <w:lvlJc w:val="left"/>
+      <w:pPr>
+        <w:tabs>
+          <w:tab w:val="num" w:pos="4320"/>
+        </w:tabs>
+        <w:ind w:left="4320" w:hanging="360"/>
+      </w:pPr>
+      <w:rPr>
+        <w:rFonts w:ascii="Wingdings" w:hAnsi="Wingdings" w:hint="default"/>
+        <w:sz w:val="20"/>
+      </w:rPr>
+    </w:lvl>
+    <w:lvl w:ilvl="6" w:tentative="1">
+      <w:start w:val="1"/>
+      <w:numFmt w:val="bullet"/>
+      <w:lvlText w:val=""/>
+      <w:lvlJc w:val="left"/>
+      <w:pPr>
+        <w:tabs>
+          <w:tab w:val="num" w:pos="5040"/>
+        </w:tabs>
+        <w:ind w:left="5040" w:hanging="360"/>
+      </w:pPr>
+      <w:rPr>
+        <w:rFonts w:ascii="Wingdings" w:hAnsi="Wingdings" w:hint="default"/>
+        <w:sz w:val="20"/>
+      </w:rPr>
+    </w:lvl>
+    <w:lvl w:ilvl="7" w:tentative="1">
+      <w:start w:val="1"/>
+      <w:numFmt w:val="bullet"/>
+      <w:lvlText w:val=""/>
+      <w:lvlJc w:val="left"/>
+      <w:pPr>
+        <w:tabs>
+          <w:tab w:val="num" w:pos="5760"/>
+        </w:tabs>
+        <w:ind w:left="5760" w:hanging="360"/>
+      </w:pPr>
+      <w:rPr>
+        <w:rFonts w:ascii="Wingdings" w:hAnsi="Wingdings" w:hint="default"/>
+        <w:sz w:val="20"/>
+      </w:rPr>
+    </w:lvl>
+    <w:lvl w:ilvl="8" w:tentative="1">
+      <w:start w:val="1"/>
+      <w:numFmt w:val="bullet"/>
+      <w:lvlText w:val=""/>
+      <w:lvlJc w:val="left"/>
+      <w:pPr>
+        <w:tabs>
+          <w:tab w:val="num" w:pos="6480"/>
+        </w:tabs>
+        <w:ind w:left="6480" w:hanging="360"/>
+      </w:pPr>
+      <w:rPr>
+        <w:rFonts w:ascii="Wingdings" w:hAnsi="Wingdings" w:hint="default"/>
+        <w:sz w:val="20"/>
+      </w:rPr>
+    </w:lvl>
+  </w:abstractNum>
+  <w:abstractNum w:abstractNumId="3" w15:restartNumberingAfterBreak="0">
     <w:nsid w:val="0A0F0514"/>
     <w:multiLevelType w:val="hybridMultilevel"/>
     <w:tmpl w:val="A07E76E2"/>
@@ -5511,7 +4812,7 @@
       </w:rPr>
     </w:lvl>
   </w:abstractNum>
-  <w:abstractNum w:abstractNumId="3" w15:restartNumberingAfterBreak="0">
+  <w:abstractNum w:abstractNumId="4" w15:restartNumberingAfterBreak="0">
     <w:nsid w:val="12626686"/>
     <w:multiLevelType w:val="multilevel"/>
     <w:tmpl w:val="BC5801A4"/>
@@ -5660,7 +4961,124 @@
       </w:rPr>
     </w:lvl>
   </w:abstractNum>
-  <w:abstractNum w:abstractNumId="4" w15:restartNumberingAfterBreak="0">
+  <w:abstractNum w:abstractNumId="5" w15:restartNumberingAfterBreak="0">
+    <w:nsid w:val="14A7080C"/>
+    <w:multiLevelType w:val="multilevel"/>
+    <w:tmpl w:val="BD6A2B4E"/>
+    <w:lvl w:ilvl="0">
+      <w:start w:val="1"/>
+      <w:numFmt w:val="decimal"/>
+      <w:lvlText w:val="%1."/>
+      <w:lvlJc w:val="left"/>
+      <w:pPr>
+        <w:tabs>
+          <w:tab w:val="num" w:pos="720"/>
+        </w:tabs>
+        <w:ind w:left="720" w:hanging="360"/>
+      </w:pPr>
+    </w:lvl>
+    <w:lvl w:ilvl="1">
+      <w:start w:val="1"/>
+      <w:numFmt w:val="bullet"/>
+      <w:lvlText w:val="o"/>
+      <w:lvlJc w:val="left"/>
+      <w:pPr>
+        <w:tabs>
+          <w:tab w:val="num" w:pos="1440"/>
+        </w:tabs>
+        <w:ind w:left="1440" w:hanging="360"/>
+      </w:pPr>
+      <w:rPr>
+        <w:rFonts w:ascii="Courier New" w:hAnsi="Courier New" w:hint="default"/>
+        <w:sz w:val="20"/>
+      </w:rPr>
+    </w:lvl>
+    <w:lvl w:ilvl="2" w:tentative="1">
+      <w:start w:val="1"/>
+      <w:numFmt w:val="decimal"/>
+      <w:lvlText w:val="%3."/>
+      <w:lvlJc w:val="left"/>
+      <w:pPr>
+        <w:tabs>
+          <w:tab w:val="num" w:pos="2160"/>
+        </w:tabs>
+        <w:ind w:left="2160" w:hanging="360"/>
+      </w:pPr>
+    </w:lvl>
+    <w:lvl w:ilvl="3" w:tentative="1">
+      <w:start w:val="1"/>
+      <w:numFmt w:val="decimal"/>
+      <w:lvlText w:val="%4."/>
+      <w:lvlJc w:val="left"/>
+      <w:pPr>
+        <w:tabs>
+          <w:tab w:val="num" w:pos="2880"/>
+        </w:tabs>
+        <w:ind w:left="2880" w:hanging="360"/>
+      </w:pPr>
+    </w:lvl>
+    <w:lvl w:ilvl="4" w:tentative="1">
+      <w:start w:val="1"/>
+      <w:numFmt w:val="decimal"/>
+      <w:lvlText w:val="%5."/>
+      <w:lvlJc w:val="left"/>
+      <w:pPr>
+        <w:tabs>
+          <w:tab w:val="num" w:pos="3600"/>
+        </w:tabs>
+        <w:ind w:left="3600" w:hanging="360"/>
+      </w:pPr>
+    </w:lvl>
+    <w:lvl w:ilvl="5" w:tentative="1">
+      <w:start w:val="1"/>
+      <w:numFmt w:val="decimal"/>
+      <w:lvlText w:val="%6."/>
+      <w:lvlJc w:val="left"/>
+      <w:pPr>
+        <w:tabs>
+          <w:tab w:val="num" w:pos="4320"/>
+        </w:tabs>
+        <w:ind w:left="4320" w:hanging="360"/>
+      </w:pPr>
+    </w:lvl>
+    <w:lvl w:ilvl="6" w:tentative="1">
+      <w:start w:val="1"/>
+      <w:numFmt w:val="decimal"/>
+      <w:lvlText w:val="%7."/>
+      <w:lvlJc w:val="left"/>
+      <w:pPr>
+        <w:tabs>
+          <w:tab w:val="num" w:pos="5040"/>
+        </w:tabs>
+        <w:ind w:left="5040" w:hanging="360"/>
+      </w:pPr>
+    </w:lvl>
+    <w:lvl w:ilvl="7" w:tentative="1">
+      <w:start w:val="1"/>
+      <w:numFmt w:val="decimal"/>
+      <w:lvlText w:val="%8."/>
+      <w:lvlJc w:val="left"/>
+      <w:pPr>
+        <w:tabs>
+          <w:tab w:val="num" w:pos="5760"/>
+        </w:tabs>
+        <w:ind w:left="5760" w:hanging="360"/>
+      </w:pPr>
+    </w:lvl>
+    <w:lvl w:ilvl="8" w:tentative="1">
+      <w:start w:val="1"/>
+      <w:numFmt w:val="decimal"/>
+      <w:lvlText w:val="%9."/>
+      <w:lvlJc w:val="left"/>
+      <w:pPr>
+        <w:tabs>
+          <w:tab w:val="num" w:pos="6480"/>
+        </w:tabs>
+        <w:ind w:left="6480" w:hanging="360"/>
+      </w:pPr>
+    </w:lvl>
+  </w:abstractNum>
+  <w:abstractNum w:abstractNumId="6" w15:restartNumberingAfterBreak="0">
     <w:nsid w:val="185108A6"/>
     <w:multiLevelType w:val="hybridMultilevel"/>
     <w:tmpl w:val="04489F4E"/>
@@ -5773,7 +5191,124 @@
       </w:rPr>
     </w:lvl>
   </w:abstractNum>
-  <w:abstractNum w:abstractNumId="5" w15:restartNumberingAfterBreak="0">
+  <w:abstractNum w:abstractNumId="7" w15:restartNumberingAfterBreak="0">
+    <w:nsid w:val="2B9D6675"/>
+    <w:multiLevelType w:val="multilevel"/>
+    <w:tmpl w:val="BE7A07A0"/>
+    <w:lvl w:ilvl="0">
+      <w:start w:val="1"/>
+      <w:numFmt w:val="decimal"/>
+      <w:lvlText w:val="%1."/>
+      <w:lvlJc w:val="left"/>
+      <w:pPr>
+        <w:tabs>
+          <w:tab w:val="num" w:pos="720"/>
+        </w:tabs>
+        <w:ind w:left="720" w:hanging="360"/>
+      </w:pPr>
+    </w:lvl>
+    <w:lvl w:ilvl="1">
+      <w:start w:val="1"/>
+      <w:numFmt w:val="bullet"/>
+      <w:lvlText w:val="o"/>
+      <w:lvlJc w:val="left"/>
+      <w:pPr>
+        <w:tabs>
+          <w:tab w:val="num" w:pos="1440"/>
+        </w:tabs>
+        <w:ind w:left="1440" w:hanging="360"/>
+      </w:pPr>
+      <w:rPr>
+        <w:rFonts w:ascii="Courier New" w:hAnsi="Courier New" w:hint="default"/>
+        <w:sz w:val="20"/>
+      </w:rPr>
+    </w:lvl>
+    <w:lvl w:ilvl="2" w:tentative="1">
+      <w:start w:val="1"/>
+      <w:numFmt w:val="decimal"/>
+      <w:lvlText w:val="%3."/>
+      <w:lvlJc w:val="left"/>
+      <w:pPr>
+        <w:tabs>
+          <w:tab w:val="num" w:pos="2160"/>
+        </w:tabs>
+        <w:ind w:left="2160" w:hanging="360"/>
+      </w:pPr>
+    </w:lvl>
+    <w:lvl w:ilvl="3" w:tentative="1">
+      <w:start w:val="1"/>
+      <w:numFmt w:val="decimal"/>
+      <w:lvlText w:val="%4."/>
+      <w:lvlJc w:val="left"/>
+      <w:pPr>
+        <w:tabs>
+          <w:tab w:val="num" w:pos="2880"/>
+        </w:tabs>
+        <w:ind w:left="2880" w:hanging="360"/>
+      </w:pPr>
+    </w:lvl>
+    <w:lvl w:ilvl="4" w:tentative="1">
+      <w:start w:val="1"/>
+      <w:numFmt w:val="decimal"/>
+      <w:lvlText w:val="%5."/>
+      <w:lvlJc w:val="left"/>
+      <w:pPr>
+        <w:tabs>
+          <w:tab w:val="num" w:pos="3600"/>
+        </w:tabs>
+        <w:ind w:left="3600" w:hanging="360"/>
+      </w:pPr>
+    </w:lvl>
+    <w:lvl w:ilvl="5" w:tentative="1">
+      <w:start w:val="1"/>
+      <w:numFmt w:val="decimal"/>
+      <w:lvlText w:val="%6."/>
+      <w:lvlJc w:val="left"/>
+      <w:pPr>
+        <w:tabs>
+          <w:tab w:val="num" w:pos="4320"/>
+        </w:tabs>
+        <w:ind w:left="4320" w:hanging="360"/>
+      </w:pPr>
+    </w:lvl>
+    <w:lvl w:ilvl="6" w:tentative="1">
+      <w:start w:val="1"/>
+      <w:numFmt w:val="decimal"/>
+      <w:lvlText w:val="%7."/>
+      <w:lvlJc w:val="left"/>
+      <w:pPr>
+        <w:tabs>
+          <w:tab w:val="num" w:pos="5040"/>
+        </w:tabs>
+        <w:ind w:left="5040" w:hanging="360"/>
+      </w:pPr>
+    </w:lvl>
+    <w:lvl w:ilvl="7" w:tentative="1">
+      <w:start w:val="1"/>
+      <w:numFmt w:val="decimal"/>
+      <w:lvlText w:val="%8."/>
+      <w:lvlJc w:val="left"/>
+      <w:pPr>
+        <w:tabs>
+          <w:tab w:val="num" w:pos="5760"/>
+        </w:tabs>
+        <w:ind w:left="5760" w:hanging="360"/>
+      </w:pPr>
+    </w:lvl>
+    <w:lvl w:ilvl="8" w:tentative="1">
+      <w:start w:val="1"/>
+      <w:numFmt w:val="decimal"/>
+      <w:lvlText w:val="%9."/>
+      <w:lvlJc w:val="left"/>
+      <w:pPr>
+        <w:tabs>
+          <w:tab w:val="num" w:pos="6480"/>
+        </w:tabs>
+        <w:ind w:left="6480" w:hanging="360"/>
+      </w:pPr>
+    </w:lvl>
+  </w:abstractNum>
+  <w:abstractNum w:abstractNumId="8" w15:restartNumberingAfterBreak="0">
     <w:nsid w:val="2BA17EB4"/>
     <w:multiLevelType w:val="hybridMultilevel"/>
     <w:tmpl w:val="3564A9B0"/>
@@ -5885,7 +5420,7 @@
       </w:rPr>
     </w:lvl>
   </w:abstractNum>
-  <w:abstractNum w:abstractNumId="6" w15:restartNumberingAfterBreak="0">
+  <w:abstractNum w:abstractNumId="9" w15:restartNumberingAfterBreak="0">
     <w:nsid w:val="341E27DD"/>
     <w:multiLevelType w:val="multilevel"/>
     <w:tmpl w:val="0D7A4B64"/>
@@ -5998,7 +5533,7 @@
       </w:pPr>
     </w:lvl>
   </w:abstractNum>
-  <w:abstractNum w:abstractNumId="7" w15:restartNumberingAfterBreak="0">
+  <w:abstractNum w:abstractNumId="10" w15:restartNumberingAfterBreak="0">
     <w:nsid w:val="3A161027"/>
     <w:multiLevelType w:val="hybridMultilevel"/>
     <w:tmpl w:val="D6203914"/>
@@ -6111,7 +5646,7 @@
       </w:rPr>
     </w:lvl>
   </w:abstractNum>
-  <w:abstractNum w:abstractNumId="8" w15:restartNumberingAfterBreak="0">
+  <w:abstractNum w:abstractNumId="11" w15:restartNumberingAfterBreak="0">
     <w:nsid w:val="3D3F4B8F"/>
     <w:multiLevelType w:val="multilevel"/>
     <w:tmpl w:val="CCC8B4BE"/>
@@ -6260,7 +5795,7 @@
       </w:rPr>
     </w:lvl>
   </w:abstractNum>
-  <w:abstractNum w:abstractNumId="9" w15:restartNumberingAfterBreak="0">
+  <w:abstractNum w:abstractNumId="12" w15:restartNumberingAfterBreak="0">
     <w:nsid w:val="3E3650FE"/>
     <w:multiLevelType w:val="hybridMultilevel"/>
     <w:tmpl w:val="39E8F52A"/>
@@ -6372,7 +5907,7 @@
       </w:rPr>
     </w:lvl>
   </w:abstractNum>
-  <w:abstractNum w:abstractNumId="10" w15:restartNumberingAfterBreak="0">
+  <w:abstractNum w:abstractNumId="13" w15:restartNumberingAfterBreak="0">
     <w:nsid w:val="3FAD093B"/>
     <w:multiLevelType w:val="multilevel"/>
     <w:tmpl w:val="ADC6FBF4"/>
@@ -6521,7 +6056,7 @@
       </w:rPr>
     </w:lvl>
   </w:abstractNum>
-  <w:abstractNum w:abstractNumId="11" w15:restartNumberingAfterBreak="0">
+  <w:abstractNum w:abstractNumId="14" w15:restartNumberingAfterBreak="0">
     <w:nsid w:val="5A234C41"/>
     <w:multiLevelType w:val="hybridMultilevel"/>
     <w:tmpl w:val="38685400"/>
@@ -6634,7 +6169,7 @@
       </w:rPr>
     </w:lvl>
   </w:abstractNum>
-  <w:abstractNum w:abstractNumId="12" w15:restartNumberingAfterBreak="0">
+  <w:abstractNum w:abstractNumId="15" w15:restartNumberingAfterBreak="0">
     <w:nsid w:val="5FE807A8"/>
     <w:multiLevelType w:val="hybridMultilevel"/>
     <w:tmpl w:val="E4182F8C"/>
@@ -6720,7 +6255,7 @@
       </w:pPr>
     </w:lvl>
   </w:abstractNum>
-  <w:abstractNum w:abstractNumId="13" w15:restartNumberingAfterBreak="0">
+  <w:abstractNum w:abstractNumId="16" w15:restartNumberingAfterBreak="0">
     <w:nsid w:val="74650835"/>
     <w:multiLevelType w:val="multilevel"/>
     <w:tmpl w:val="FEC43A56"/>
@@ -6869,7 +6404,7 @@
       </w:rPr>
     </w:lvl>
   </w:abstractNum>
-  <w:abstractNum w:abstractNumId="14" w15:restartNumberingAfterBreak="0">
+  <w:abstractNum w:abstractNumId="17" w15:restartNumberingAfterBreak="0">
     <w:nsid w:val="75422585"/>
     <w:multiLevelType w:val="hybridMultilevel"/>
     <w:tmpl w:val="AFEA1AFE"/>
@@ -6981,7 +6516,156 @@
       </w:rPr>
     </w:lvl>
   </w:abstractNum>
-  <w:abstractNum w:abstractNumId="15" w15:restartNumberingAfterBreak="0">
+  <w:abstractNum w:abstractNumId="18" w15:restartNumberingAfterBreak="0">
+    <w:nsid w:val="761C6238"/>
+    <w:multiLevelType w:val="multilevel"/>
+    <w:tmpl w:val="A888F022"/>
+    <w:lvl w:ilvl="0">
+      <w:start w:val="1"/>
+      <w:numFmt w:val="bullet"/>
+      <w:lvlText w:val=""/>
+      <w:lvlJc w:val="left"/>
+      <w:pPr>
+        <w:tabs>
+          <w:tab w:val="num" w:pos="720"/>
+        </w:tabs>
+        <w:ind w:left="720" w:hanging="360"/>
+      </w:pPr>
+      <w:rPr>
+        <w:rFonts w:ascii="Symbol" w:hAnsi="Symbol" w:hint="default"/>
+        <w:sz w:val="20"/>
+      </w:rPr>
+    </w:lvl>
+    <w:lvl w:ilvl="1" w:tentative="1">
+      <w:start w:val="1"/>
+      <w:numFmt w:val="bullet"/>
+      <w:lvlText w:val="o"/>
+      <w:lvlJc w:val="left"/>
+      <w:pPr>
+        <w:tabs>
+          <w:tab w:val="num" w:pos="1440"/>
+        </w:tabs>
+        <w:ind w:left="1440" w:hanging="360"/>
+      </w:pPr>
+      <w:rPr>
+        <w:rFonts w:ascii="Courier New" w:hAnsi="Courier New" w:hint="default"/>
+        <w:sz w:val="20"/>
+      </w:rPr>
+    </w:lvl>
+    <w:lvl w:ilvl="2" w:tentative="1">
+      <w:start w:val="1"/>
+      <w:numFmt w:val="bullet"/>
+      <w:lvlText w:val=""/>
+      <w:lvlJc w:val="left"/>
+      <w:pPr>
+        <w:tabs>
+          <w:tab w:val="num" w:pos="2160"/>
+        </w:tabs>
+        <w:ind w:left="2160" w:hanging="360"/>
+      </w:pPr>
+      <w:rPr>
+        <w:rFonts w:ascii="Wingdings" w:hAnsi="Wingdings" w:hint="default"/>
+        <w:sz w:val="20"/>
+      </w:rPr>
+    </w:lvl>
+    <w:lvl w:ilvl="3" w:tentative="1">
+      <w:start w:val="1"/>
+      <w:numFmt w:val="bullet"/>
+      <w:lvlText w:val=""/>
+      <w:lvlJc w:val="left"/>
+      <w:pPr>
+        <w:tabs>
+          <w:tab w:val="num" w:pos="2880"/>
+        </w:tabs>
+        <w:ind w:left="2880" w:hanging="360"/>
+      </w:pPr>
+      <w:rPr>
+        <w:rFonts w:ascii="Wingdings" w:hAnsi="Wingdings" w:hint="default"/>
+        <w:sz w:val="20"/>
+      </w:rPr>
+    </w:lvl>
+    <w:lvl w:ilvl="4" w:tentative="1">
+      <w:start w:val="1"/>
+      <w:numFmt w:val="bullet"/>
+      <w:lvlText w:val=""/>
+      <w:lvlJc w:val="left"/>
+      <w:pPr>
+        <w:tabs>
+          <w:tab w:val="num" w:pos="3600"/>
+        </w:tabs>
+        <w:ind w:left="3600" w:hanging="360"/>
+      </w:pPr>
+      <w:rPr>
+        <w:rFonts w:ascii="Wingdings" w:hAnsi="Wingdings" w:hint="default"/>
+        <w:sz w:val="20"/>
+      </w:rPr>
+    </w:lvl>
+    <w:lvl w:ilvl="5" w:tentative="1">
+      <w:start w:val="1"/>
+      <w:numFmt w:val="bullet"/>
+      <w:lvlText w:val=""/>
+      <w:lvlJc w:val="left"/>
+      <w:pPr>
+        <w:tabs>
+          <w:tab w:val="num" w:pos="4320"/>
+        </w:tabs>
+        <w:ind w:left="4320" w:hanging="360"/>
+      </w:pPr>
+      <w:rPr>
+        <w:rFonts w:ascii="Wingdings" w:hAnsi="Wingdings" w:hint="default"/>
+        <w:sz w:val="20"/>
+      </w:rPr>
+    </w:lvl>
+    <w:lvl w:ilvl="6" w:tentative="1">
+      <w:start w:val="1"/>
+      <w:numFmt w:val="bullet"/>
+      <w:lvlText w:val=""/>
+      <w:lvlJc w:val="left"/>
+      <w:pPr>
+        <w:tabs>
+          <w:tab w:val="num" w:pos="5040"/>
+        </w:tabs>
+        <w:ind w:left="5040" w:hanging="360"/>
+      </w:pPr>
+      <w:rPr>
+        <w:rFonts w:ascii="Wingdings" w:hAnsi="Wingdings" w:hint="default"/>
+        <w:sz w:val="20"/>
+      </w:rPr>
+    </w:lvl>
+    <w:lvl w:ilvl="7" w:tentative="1">
+      <w:start w:val="1"/>
+      <w:numFmt w:val="bullet"/>
+      <w:lvlText w:val=""/>
+      <w:lvlJc w:val="left"/>
+      <w:pPr>
+        <w:tabs>
+          <w:tab w:val="num" w:pos="5760"/>
+        </w:tabs>
+        <w:ind w:left="5760" w:hanging="360"/>
+      </w:pPr>
+      <w:rPr>
+        <w:rFonts w:ascii="Wingdings" w:hAnsi="Wingdings" w:hint="default"/>
+        <w:sz w:val="20"/>
+      </w:rPr>
+    </w:lvl>
+    <w:lvl w:ilvl="8" w:tentative="1">
+      <w:start w:val="1"/>
+      <w:numFmt w:val="bullet"/>
+      <w:lvlText w:val=""/>
+      <w:lvlJc w:val="left"/>
+      <w:pPr>
+        <w:tabs>
+          <w:tab w:val="num" w:pos="6480"/>
+        </w:tabs>
+        <w:ind w:left="6480" w:hanging="360"/>
+      </w:pPr>
+      <w:rPr>
+        <w:rFonts w:ascii="Wingdings" w:hAnsi="Wingdings" w:hint="default"/>
+        <w:sz w:val="20"/>
+      </w:rPr>
+    </w:lvl>
+  </w:abstractNum>
+  <w:abstractNum w:abstractNumId="19" w15:restartNumberingAfterBreak="0">
     <w:nsid w:val="78B349EF"/>
     <w:multiLevelType w:val="multilevel"/>
     <w:tmpl w:val="55C26242"/>
@@ -7131,52 +6815,64 @@
     </w:lvl>
   </w:abstractNum>
   <w:num w:numId="1" w16cid:durableId="1124885034">
+    <w:abstractNumId w:val="17"/>
+  </w:num>
+  <w:num w:numId="2" w16cid:durableId="1078286140">
+    <w:abstractNumId w:val="15"/>
+  </w:num>
+  <w:num w:numId="3" w16cid:durableId="434446855">
+    <w:abstractNumId w:val="8"/>
+  </w:num>
+  <w:num w:numId="4" w16cid:durableId="964576492">
     <w:abstractNumId w:val="14"/>
   </w:num>
-  <w:num w:numId="2" w16cid:durableId="1078286140">
+  <w:num w:numId="5" w16cid:durableId="1320186314">
+    <w:abstractNumId w:val="9"/>
+  </w:num>
+  <w:num w:numId="6" w16cid:durableId="278336686">
+    <w:abstractNumId w:val="6"/>
+  </w:num>
+  <w:num w:numId="7" w16cid:durableId="684673693">
+    <w:abstractNumId w:val="10"/>
+  </w:num>
+  <w:num w:numId="8" w16cid:durableId="571891425">
     <w:abstractNumId w:val="12"/>
   </w:num>
-  <w:num w:numId="3" w16cid:durableId="434446855">
-    <w:abstractNumId w:val="5"/>
-  </w:num>
-  <w:num w:numId="4" w16cid:durableId="964576492">
-    <w:abstractNumId w:val="11"/>
-  </w:num>
-  <w:num w:numId="5" w16cid:durableId="1320186314">
-    <w:abstractNumId w:val="6"/>
-  </w:num>
-  <w:num w:numId="6" w16cid:durableId="278336686">
-    <w:abstractNumId w:val="4"/>
-  </w:num>
-  <w:num w:numId="7" w16cid:durableId="684673693">
-    <w:abstractNumId w:val="7"/>
-  </w:num>
-  <w:num w:numId="8" w16cid:durableId="571891425">
-    <w:abstractNumId w:val="9"/>
-  </w:num>
   <w:num w:numId="9" w16cid:durableId="1173105136">
-    <w:abstractNumId w:val="2"/>
+    <w:abstractNumId w:val="3"/>
   </w:num>
   <w:num w:numId="10" w16cid:durableId="1725524423">
     <w:abstractNumId w:val="0"/>
   </w:num>
   <w:num w:numId="11" w16cid:durableId="401173260">
-    <w:abstractNumId w:val="3"/>
+    <w:abstractNumId w:val="4"/>
   </w:num>
   <w:num w:numId="12" w16cid:durableId="1116101750">
-    <w:abstractNumId w:val="8"/>
+    <w:abstractNumId w:val="11"/>
   </w:num>
   <w:num w:numId="13" w16cid:durableId="1853764828">
-    <w:abstractNumId w:val="15"/>
+    <w:abstractNumId w:val="19"/>
   </w:num>
   <w:num w:numId="14" w16cid:durableId="879898953">
-    <w:abstractNumId w:val="10"/>
+    <w:abstractNumId w:val="13"/>
   </w:num>
   <w:num w:numId="15" w16cid:durableId="1015380392">
     <w:abstractNumId w:val="1"/>
   </w:num>
   <w:num w:numId="16" w16cid:durableId="1040784751">
-    <w:abstractNumId w:val="13"/>
+    <w:abstractNumId w:val="16"/>
+  </w:num>
+  <w:num w:numId="17" w16cid:durableId="709691325">
+    <w:abstractNumId w:val="2"/>
+  </w:num>
+  <w:num w:numId="18" w16cid:durableId="1352609442">
+    <w:abstractNumId w:val="5"/>
+  </w:num>
+  <w:num w:numId="19" w16cid:durableId="1905876103">
+    <w:abstractNumId w:val="7"/>
+  </w:num>
+  <w:num w:numId="20" w16cid:durableId="86924542">
+    <w:abstractNumId w:val="18"/>
   </w:num>
 </w:numbering>
 </file>
@@ -7577,7 +7273,7 @@
   <w:style w:type="paragraph" w:default="1" w:styleId="Normal">
     <w:name w:val="Normal"/>
     <w:qFormat/>
-    <w:rsid w:val="00031333"/>
+    <w:rsid w:val="004647DD"/>
   </w:style>
   <w:style w:type="paragraph" w:styleId="Heading1">
     <w:name w:val="heading 1"/>
@@ -7791,7 +7487,6 @@
   <w:style w:type="character" w:default="1" w:styleId="DefaultParagraphFont">
     <w:name w:val="Default Paragraph Font"/>
     <w:uiPriority w:val="1"/>
-    <w:semiHidden/>
     <w:unhideWhenUsed/>
   </w:style>
   <w:style w:type="table" w:default="1" w:styleId="TableNormal">

--- a/docs/COS214_Prac3.docx
+++ b/docs/COS214_Prac3.docx
@@ -610,7 +610,7 @@
           <w:noProof/>
         </w:rPr>
         <w:drawing>
-          <wp:anchor distT="0" distB="0" distL="114300" distR="114300" simplePos="0" relativeHeight="251658240" behindDoc="0" locked="0" layoutInCell="1" allowOverlap="1" wp14:anchorId="2C20E90C" wp14:editId="787F735D">
+          <wp:anchor distT="0" distB="0" distL="114300" distR="114300" simplePos="0" relativeHeight="251658240" behindDoc="0" locked="0" layoutInCell="1" allowOverlap="1" wp14:anchorId="2C20E90C" wp14:editId="778E8851">
             <wp:simplePos x="0" y="0"/>
             <wp:positionH relativeFrom="margin">
               <wp:align>center</wp:align>
@@ -3675,9 +3675,66 @@
       </w:r>
     </w:p>
     <w:p/>
+    <w:p>
+      <w:pPr>
+        <w:pStyle w:val="Heading1"/>
+      </w:pPr>
+      <w:r>
+        <w:t>TASK 6</w:t>
+      </w:r>
+    </w:p>
+    <w:p/>
+    <w:p>
+      <w:r>
+        <w:rPr>
+          <w:noProof/>
+        </w:rPr>
+        <w:drawing>
+          <wp:inline distT="0" distB="0" distL="0" distR="0" wp14:anchorId="67E0F5CF" wp14:editId="2E8676F6">
+            <wp:extent cx="5731510" cy="2623820"/>
+            <wp:effectExtent l="0" t="0" r="2540" b="5080"/>
+            <wp:docPr id="59045680" name="Picture 4"/>
+            <wp:cNvGraphicFramePr>
+              <a:graphicFrameLocks xmlns:a="http://schemas.openxmlformats.org/drawingml/2006/main" noChangeAspect="1"/>
+            </wp:cNvGraphicFramePr>
+            <a:graphic xmlns:a="http://schemas.openxmlformats.org/drawingml/2006/main">
+              <a:graphicData uri="http://schemas.openxmlformats.org/drawingml/2006/picture">
+                <pic:pic xmlns:pic="http://schemas.openxmlformats.org/drawingml/2006/picture">
+                  <pic:nvPicPr>
+                    <pic:cNvPr id="59045680" name="Picture 59045680"/>
+                    <pic:cNvPicPr/>
+                  </pic:nvPicPr>
+                  <pic:blipFill>
+                    <a:blip r:embed="rId9" cstate="print">
+                      <a:extLst>
+                        <a:ext uri="{28A0092B-C50C-407E-A947-70E740481C1C}">
+                          <a14:useLocalDpi xmlns:a14="http://schemas.microsoft.com/office/drawing/2010/main" val="0"/>
+                        </a:ext>
+                      </a:extLst>
+                    </a:blip>
+                    <a:stretch>
+                      <a:fillRect/>
+                    </a:stretch>
+                  </pic:blipFill>
+                  <pic:spPr>
+                    <a:xfrm>
+                      <a:off x="0" y="0"/>
+                      <a:ext cx="5731510" cy="2623820"/>
+                    </a:xfrm>
+                    <a:prstGeom prst="rect">
+                      <a:avLst/>
+                    </a:prstGeom>
+                  </pic:spPr>
+                </pic:pic>
+              </a:graphicData>
+            </a:graphic>
+          </wp:inline>
+        </w:drawing>
+      </w:r>
+    </w:p>
     <w:sectPr>
-      <w:headerReference w:type="default" r:id="rId9"/>
-      <w:footerReference w:type="default" r:id="rId10"/>
+      <w:headerReference w:type="default" r:id="rId10"/>
+      <w:footerReference w:type="default" r:id="rId11"/>
       <w:pgSz w:w="11906" w:h="16838"/>
       <w:pgMar w:top="1440" w:right="1440" w:bottom="1440" w:left="1440" w:header="708" w:footer="708" w:gutter="0"/>
       <w:cols w:space="708"/>
@@ -7487,6 +7544,7 @@
   <w:style w:type="character" w:default="1" w:styleId="DefaultParagraphFont">
     <w:name w:val="Default Paragraph Font"/>
     <w:uiPriority w:val="1"/>
+    <w:semiHidden/>
     <w:unhideWhenUsed/>
   </w:style>
   <w:style w:type="table" w:default="1" w:styleId="TableNormal">

--- a/docs/COS214_Prac3.docx
+++ b/docs/COS214_Prac3.docx
@@ -1,6 +1,6 @@
 
 <file path=word/document.xml><?xml version="1.0" encoding="utf-8"?>
-<w:document xmlns:wpc="http://schemas.microsoft.com/office/word/2010/wordprocessingCanvas" xmlns:cx="http://schemas.microsoft.com/office/drawing/2014/chartex" xmlns:cx1="http://schemas.microsoft.com/office/drawing/2015/9/8/chartex" xmlns:cx2="http://schemas.microsoft.com/office/drawing/2015/10/21/chartex" xmlns:cx3="http://schemas.microsoft.com/office/drawing/2016/5/9/chartex" xmlns:cx4="http://schemas.microsoft.com/office/drawing/2016/5/10/chartex" xmlns:cx5="http://schemas.microsoft.com/office/drawing/2016/5/11/chartex" xmlns:cx6="http://schemas.microsoft.com/office/drawing/2016/5/12/chartex" xmlns:cx7="http://schemas.microsoft.com/office/drawing/2016/5/13/chartex" xmlns:cx8="http://schemas.microsoft.com/office/drawing/2016/5/14/chartex" xmlns:mc="http://schemas.openxmlformats.org/markup-compatibility/2006" xmlns:aink="http://schemas.microsoft.com/office/drawing/2016/ink" xmlns:am3d="http://schemas.microsoft.com/office/drawing/2017/model3d" xmlns:o="urn:schemas-microsoft-com:office:office" xmlns:oel="http://schemas.microsoft.com/office/2019/extlst" xmlns:r="http://schemas.openxmlformats.org/officeDocument/2006/relationships" xmlns:m="http://schemas.openxmlformats.org/officeDocument/2006/math" xmlns:v="urn:schemas-microsoft-com:vml" xmlns:wp14="http://schemas.microsoft.com/office/word/2010/wordprocessingDrawing" xmlns:wp="http://schemas.openxmlformats.org/drawingml/2006/wordprocessingDrawing" xmlns:w10="urn:schemas-microsoft-com:office:word" xmlns:w="http://schemas.openxmlformats.org/wordprocessingml/2006/main" xmlns:w14="http://schemas.microsoft.com/office/word/2010/wordml" xmlns:w15="http://schemas.microsoft.com/office/word/2012/wordml" xmlns:w16cei="http://schemas.microsoft.com/office/word/2026/wordml/cei" xmlns:w16cex="http://schemas.microsoft.com/office/word/2018/wordml/cex" xmlns:w16cid="http://schemas.microsoft.com/office/word/2016/wordml/cid" xmlns:w16="http://schemas.microsoft.com/office/word/2018/wordml" xmlns:w16du="http://schemas.microsoft.com/office/word/2023/wordml/word16du" xmlns:w16sdtdh="http://schemas.microsoft.com/office/word/2020/wordml/sdtdatahash" xmlns:w16sdtfl="http://schemas.microsoft.com/office/word/2024/wordml/sdtformatlock" xmlns:w16se="http://schemas.microsoft.com/office/word/2015/wordml/symex" xmlns:wpg="http://schemas.microsoft.com/office/word/2010/wordprocessingGroup" xmlns:wpi="http://schemas.microsoft.com/office/word/2010/wordprocessingInk" xmlns:wne="http://schemas.microsoft.com/office/word/2006/wordml" xmlns:wps="http://schemas.microsoft.com/office/word/2010/wordprocessingShape" mc:Ignorable="w14 w15 w16se w16cid w16 w16cex w16sdtdh w16sdtfl w16du wp14">
+<w:document xmlns:wpc="http://schemas.microsoft.com/office/word/2010/wordprocessingCanvas" xmlns:cx="http://schemas.microsoft.com/office/drawing/2014/chartex" xmlns:cx1="http://schemas.microsoft.com/office/drawing/2015/9/8/chartex" xmlns:cx2="http://schemas.microsoft.com/office/drawing/2015/10/21/chartex" xmlns:cx3="http://schemas.microsoft.com/office/drawing/2016/5/9/chartex" xmlns:cx4="http://schemas.microsoft.com/office/drawing/2016/5/10/chartex" xmlns:cx5="http://schemas.microsoft.com/office/drawing/2016/5/11/chartex" xmlns:cx6="http://schemas.microsoft.com/office/drawing/2016/5/12/chartex" xmlns:cx7="http://schemas.microsoft.com/office/drawing/2016/5/13/chartex" xmlns:cx8="http://schemas.microsoft.com/office/drawing/2016/5/14/chartex" xmlns:mc="http://schemas.openxmlformats.org/markup-compatibility/2006" xmlns:aink="http://schemas.microsoft.com/office/drawing/2016/ink" xmlns:am3d="http://schemas.microsoft.com/office/drawing/2017/model3d" xmlns:o="urn:schemas-microsoft-com:office:office" xmlns:oel="http://schemas.microsoft.com/office/2019/extlst" xmlns:r="http://schemas.openxmlformats.org/officeDocument/2006/relationships" xmlns:m="http://schemas.openxmlformats.org/officeDocument/2006/math" xmlns:v="urn:schemas-microsoft-com:vml" xmlns:wp14="http://schemas.microsoft.com/office/word/2010/wordprocessingDrawing" xmlns:wp="http://schemas.openxmlformats.org/drawingml/2006/wordprocessingDrawing" xmlns:w10="urn:schemas-microsoft-com:office:word" xmlns:w="http://schemas.openxmlformats.org/wordprocessingml/2006/main" xmlns:w14="http://schemas.microsoft.com/office/word/2010/wordml" xmlns:w15="http://schemas.microsoft.com/office/word/2012/wordml" xmlns:w16cex="http://schemas.microsoft.com/office/word/2018/wordml/cex" xmlns:w16cid="http://schemas.microsoft.com/office/word/2016/wordml/cid" xmlns:w16="http://schemas.microsoft.com/office/word/2018/wordml" xmlns:w16du="http://schemas.microsoft.com/office/word/2023/wordml/word16du" xmlns:w16sdtdh="http://schemas.microsoft.com/office/word/2020/wordml/sdtdatahash" xmlns:w16sdtfl="http://schemas.microsoft.com/office/word/2024/wordml/sdtformatlock" xmlns:w16se="http://schemas.microsoft.com/office/word/2015/wordml/symex" xmlns:wpg="http://schemas.microsoft.com/office/word/2010/wordprocessingGroup" xmlns:wpi="http://schemas.microsoft.com/office/word/2010/wordprocessingInk" xmlns:wne="http://schemas.microsoft.com/office/word/2006/wordml" xmlns:wps="http://schemas.microsoft.com/office/word/2010/wordprocessingShape" mc:Ignorable="w14 w15 w16se w16cid w16 w16cex w16sdtdh w16sdtfl w16du wp14">
   <w:body>
     <w:p>
       <w:pPr>
@@ -610,7 +610,7 @@
           <w:noProof/>
         </w:rPr>
         <w:drawing>
-          <wp:anchor distT="0" distB="0" distL="114300" distR="114300" simplePos="0" relativeHeight="251658240" behindDoc="0" locked="0" layoutInCell="1" allowOverlap="1" wp14:anchorId="2C20E90C" wp14:editId="778E8851">
+          <wp:anchor distT="0" distB="0" distL="114300" distR="114300" simplePos="0" relativeHeight="251658240" behindDoc="0" locked="0" layoutInCell="1" allowOverlap="1" wp14:anchorId="2C20E90C" wp14:editId="14B7EB8A">
             <wp:simplePos x="0" y="0"/>
             <wp:positionH relativeFrom="margin">
               <wp:align>center</wp:align>
@@ -825,15 +825,7 @@
         <w:spacing w:after="160" w:line="278" w:lineRule="auto"/>
       </w:pPr>
       <w:r>
-        <w:t xml:space="preserve">Observer references are not owned by the Subject. A </w:t>
-      </w:r>
-      <w:proofErr w:type="gramStart"/>
-      <w:r>
-        <w:t>Subject stores pointers</w:t>
-      </w:r>
-      <w:proofErr w:type="gramEnd"/>
-      <w:r>
-        <w:t xml:space="preserve"> to the Observer objects that are currently registered with it, but those objects are allowed to exist independently. The Subject therefore does not delete its observers. The design must ensure that observers are detached before they are destroyed so that the Subject does not keep dangling pointers. This follows the Observer structure used in the course notes, where the Subject stores references to registered observers without strongly owning them. </w:t>
+        <w:t xml:space="preserve">Observer references are not owned by the Subject. A Subject stores pointers to the Observer objects that are currently registered with it, but those objects are allowed to exist independently. The Subject therefore does not delete its observers. The design must ensure that observers are detached before they are destroyed so that the Subject does not keep dangling pointers. This follows the Observer structure used in the course notes, where the Subject stores references to registered observers without strongly owning them. </w:t>
       </w:r>
     </w:p>
     <w:p>
@@ -947,15 +939,7 @@
         <w:t>Non-Owning Reference Model:</w:t>
       </w:r>
       <w:r>
-        <w:t xml:space="preserve"> The Subject maintains observer references via raw pointers (</w:t>
-      </w:r>
-      <w:proofErr w:type="gramStart"/>
-      <w:r>
-        <w:t>std::</w:t>
-      </w:r>
-      <w:proofErr w:type="gramEnd"/>
-      <w:r>
-        <w:t xml:space="preserve">vector&lt;Observer*&gt;). Registration does </w:t>
+        <w:t xml:space="preserve"> The Subject maintains observer references via raw pointers (std::vector&lt;Observer*&gt;). Registration does </w:t>
       </w:r>
       <w:r>
         <w:rPr>
@@ -984,23 +968,7 @@
         <w:t>Duplicate Prevention:</w:t>
       </w:r>
       <w:r>
-        <w:t xml:space="preserve"> Before appending a pointer in </w:t>
-      </w:r>
-      <w:proofErr w:type="gramStart"/>
-      <w:r>
-        <w:t>Subject::attach(</w:t>
-      </w:r>
-      <w:proofErr w:type="gramEnd"/>
-      <w:r>
-        <w:t xml:space="preserve">Observer* observer), the method scans the vector to verify whether observer is already registered. Duplicate entries are rejected to prevent multi-triggering during a single </w:t>
-      </w:r>
-      <w:proofErr w:type="gramStart"/>
-      <w:r>
-        <w:t>notify(</w:t>
-      </w:r>
-      <w:proofErr w:type="gramEnd"/>
-      <w:r>
-        <w:t>) pass.</w:t>
+        <w:t xml:space="preserve"> Before appending a pointer in Subject::attach(Observer* observer), the method scans the vector to verify whether observer is already registered. Duplicate entries are rejected to prevent multi-triggering during a single notify() pass.</w:t>
       </w:r>
     </w:p>
     <w:p>
@@ -1018,23 +986,7 @@
         <w:t>Null Pointer Protection:</w:t>
       </w:r>
       <w:r>
-        <w:t xml:space="preserve"> </w:t>
-      </w:r>
-      <w:proofErr w:type="gramStart"/>
-      <w:r>
-        <w:t>attach(</w:t>
-      </w:r>
-      <w:proofErr w:type="gramEnd"/>
-      <w:r>
-        <w:t xml:space="preserve">) explicitly validates that </w:t>
-      </w:r>
-      <w:proofErr w:type="gramStart"/>
-      <w:r>
-        <w:t>observer !</w:t>
-      </w:r>
-      <w:proofErr w:type="gramEnd"/>
-      <w:r>
-        <w:t xml:space="preserve">= </w:t>
+        <w:t xml:space="preserve"> attach() explicitly validates that observer != </w:t>
       </w:r>
       <w:proofErr w:type="spellStart"/>
       <w:r>
@@ -1079,17 +1031,12 @@
         <w:t xml:space="preserve"> via </w:t>
       </w:r>
       <w:proofErr w:type="spellStart"/>
-      <w:proofErr w:type="gramStart"/>
       <w:r>
         <w:t>EventGroup</w:t>
       </w:r>
       <w:proofErr w:type="spellEnd"/>
       <w:r>
-        <w:t>::</w:t>
-      </w:r>
-      <w:proofErr w:type="gramEnd"/>
-      <w:r>
-        <w:t xml:space="preserve">add(child), if child implements the Observer interface (checked via dynamic cast or inherited type), </w:t>
+        <w:t xml:space="preserve">::add(child), if child implements the Observer interface (checked via dynamic cast or inherited type), </w:t>
       </w:r>
       <w:proofErr w:type="spellStart"/>
       <w:r>
@@ -1132,15 +1079,7 @@
     </w:p>
     <w:p>
       <w:r>
-        <w:t xml:space="preserve">If an Observer instance is deallocated while its raw pointer remains in a Subject's subscription vector, subsequent calls to </w:t>
-      </w:r>
-      <w:proofErr w:type="gramStart"/>
-      <w:r>
-        <w:t>Subject::notify(</w:t>
-      </w:r>
-      <w:proofErr w:type="gramEnd"/>
-      <w:r>
-        <w:t xml:space="preserve">) will dereference a dangling pointer, causing undefined </w:t>
+        <w:t xml:space="preserve">If an Observer instance is deallocated while its raw pointer remains in a Subject's subscription vector, subsequent calls to Subject::notify() will dereference a dangling pointer, causing undefined </w:t>
       </w:r>
       <w:proofErr w:type="spellStart"/>
       <w:r>
@@ -1183,15 +1122,7 @@
     </w:p>
     <w:p>
       <w:r>
-        <w:t xml:space="preserve">An Observer must detach itself from all subscribed Subject instances prior to or during its destruction via </w:t>
-      </w:r>
-      <w:proofErr w:type="gramStart"/>
-      <w:r>
-        <w:t>Subject::</w:t>
-      </w:r>
-      <w:proofErr w:type="gramEnd"/>
-      <w:r>
-        <w:t>detach(this).</w:t>
+        <w:t>An Observer must detach itself from all subscribed Subject instances prior to or during its destruction via Subject::detach(this).</w:t>
       </w:r>
     </w:p>
     <w:p>
@@ -1222,17 +1153,12 @@
         <w:t xml:space="preserve"> composite node is destroyed, its destructor (~</w:t>
       </w:r>
       <w:proofErr w:type="spellStart"/>
-      <w:proofErr w:type="gramStart"/>
       <w:r>
         <w:t>EventGroup</w:t>
       </w:r>
       <w:proofErr w:type="spellEnd"/>
       <w:r>
-        <w:t>(</w:t>
-      </w:r>
-      <w:proofErr w:type="gramEnd"/>
-      <w:r>
-        <w:t>)) executes controlled top-down deletion:</w:t>
+        <w:t>()) executes controlled top-down deletion:</w:t>
       </w:r>
     </w:p>
     <w:p>
@@ -1295,31 +1221,7 @@
     </w:p>
     <w:p>
       <w:r>
-        <w:t xml:space="preserve">The </w:t>
-      </w:r>
-      <w:proofErr w:type="gramStart"/>
-      <w:r>
-        <w:t>detach(</w:t>
-      </w:r>
-      <w:proofErr w:type="gramEnd"/>
-      <w:r>
-        <w:t xml:space="preserve">) algorithm uses </w:t>
-      </w:r>
-      <w:proofErr w:type="gramStart"/>
-      <w:r>
-        <w:t>std::vector::</w:t>
-      </w:r>
-      <w:proofErr w:type="gramEnd"/>
-      <w:r>
-        <w:t xml:space="preserve">erase combined with </w:t>
-      </w:r>
-      <w:proofErr w:type="gramStart"/>
-      <w:r>
-        <w:t>std::</w:t>
-      </w:r>
-      <w:proofErr w:type="gramEnd"/>
-      <w:r>
-        <w:t xml:space="preserve">remove to shrink the vector immediately upon </w:t>
+        <w:t xml:space="preserve">The detach() algorithm uses std::vector::erase combined with std::remove to shrink the vector immediately upon </w:t>
       </w:r>
       <w:proofErr w:type="spellStart"/>
       <w:r>
@@ -1327,15 +1229,7 @@
       </w:r>
       <w:proofErr w:type="spellEnd"/>
       <w:r>
-        <w:t xml:space="preserve">, ensuring the </w:t>
-      </w:r>
-      <w:proofErr w:type="gramStart"/>
-      <w:r>
-        <w:t>notify(</w:t>
-      </w:r>
-      <w:proofErr w:type="gramEnd"/>
-      <w:r>
-        <w:t>) iteration never touches unallocated address space.</w:t>
+        <w:t>, ensuring the notify() iteration never touches unallocated address space.</w:t>
       </w:r>
     </w:p>
     <w:p>
@@ -1636,17 +1530,12 @@
               <w:t xml:space="preserve"> = false, halts current performance via </w:t>
             </w:r>
             <w:proofErr w:type="spellStart"/>
-            <w:proofErr w:type="gramStart"/>
             <w:r>
               <w:t>pausePerformance</w:t>
             </w:r>
             <w:proofErr w:type="spellEnd"/>
             <w:r>
-              <w:t>(</w:t>
-            </w:r>
-            <w:proofErr w:type="gramEnd"/>
-            <w:r>
-              <w:t>).</w:t>
+              <w:t>().</w:t>
             </w:r>
           </w:p>
         </w:tc>
@@ -1731,17 +1620,12 @@
               <w:t xml:space="preserve">If outdoor == true, calls </w:t>
             </w:r>
             <w:proofErr w:type="spellStart"/>
-            <w:proofErr w:type="gramStart"/>
             <w:r>
               <w:t>pausePerformance</w:t>
             </w:r>
             <w:proofErr w:type="spellEnd"/>
             <w:r>
-              <w:t>(</w:t>
-            </w:r>
-            <w:proofErr w:type="gramEnd"/>
-            <w:r>
-              <w:t xml:space="preserve">) and sets </w:t>
+              <w:t xml:space="preserve">() and sets </w:t>
             </w:r>
             <w:proofErr w:type="spellStart"/>
             <w:r>
@@ -1833,17 +1717,12 @@
               <w:t xml:space="preserve">Calls </w:t>
             </w:r>
             <w:proofErr w:type="spellStart"/>
-            <w:proofErr w:type="gramStart"/>
             <w:r>
               <w:t>pausePerformance</w:t>
             </w:r>
             <w:proofErr w:type="spellEnd"/>
             <w:r>
-              <w:t>(</w:t>
-            </w:r>
-            <w:proofErr w:type="gramEnd"/>
-            <w:r>
-              <w:t xml:space="preserve">), sets </w:t>
+              <w:t xml:space="preserve">(), sets </w:t>
             </w:r>
             <w:proofErr w:type="spellStart"/>
             <w:r>
@@ -1935,17 +1814,12 @@
               <w:t xml:space="preserve">Calls </w:t>
             </w:r>
             <w:proofErr w:type="spellStart"/>
-            <w:proofErr w:type="gramStart"/>
             <w:r>
               <w:t>resumePerformance</w:t>
             </w:r>
             <w:proofErr w:type="spellEnd"/>
             <w:r>
-              <w:t>(</w:t>
-            </w:r>
-            <w:proofErr w:type="gramEnd"/>
-            <w:r>
-              <w:t xml:space="preserve">) and sets </w:t>
+              <w:t xml:space="preserve">() and sets </w:t>
             </w:r>
             <w:proofErr w:type="spellStart"/>
             <w:r>
@@ -2391,17 +2265,12 @@
               <w:t xml:space="preserve">Invokes </w:t>
             </w:r>
             <w:proofErr w:type="spellStart"/>
-            <w:proofErr w:type="gramStart"/>
             <w:r>
               <w:t>startLastCall</w:t>
             </w:r>
             <w:proofErr w:type="spellEnd"/>
             <w:r>
-              <w:t>(</w:t>
-            </w:r>
-            <w:proofErr w:type="gramEnd"/>
-            <w:r>
-              <w:t xml:space="preserve">), sets </w:t>
+              <w:t xml:space="preserve">(), sets </w:t>
             </w:r>
             <w:proofErr w:type="spellStart"/>
             <w:r>
@@ -3085,17 +2954,12 @@
         <w:t xml:space="preserve">[ Level 1: </w:t>
       </w:r>
       <w:proofErr w:type="spellStart"/>
-      <w:proofErr w:type="gramStart"/>
       <w:r>
         <w:t>ConcreteSubject</w:t>
       </w:r>
       <w:proofErr w:type="spellEnd"/>
       <w:r>
-        <w:t xml:space="preserve"> ]</w:t>
-      </w:r>
-      <w:proofErr w:type="gramEnd"/>
-      <w:r>
-        <w:t xml:space="preserve">    </w:t>
+        <w:t xml:space="preserve"> ]    </w:t>
       </w:r>
       <w:proofErr w:type="spellStart"/>
       <w:r>
@@ -3108,18 +2972,13 @@
     </w:p>
     <w:p>
       <w:r>
-        <w:t xml:space="preserve">                                       </w:t>
-      </w:r>
-      <w:proofErr w:type="gramStart"/>
-      <w:r>
-        <w:t xml:space="preserve">│  </w:t>
+        <w:t xml:space="preserve">                                       │  </w:t>
       </w:r>
       <w:proofErr w:type="spellStart"/>
       <w:r>
         <w:t>issueNotice</w:t>
       </w:r>
       <w:proofErr w:type="spellEnd"/>
-      <w:proofErr w:type="gramEnd"/>
       <w:r>
         <w:t>(notice) / notify(notice)</w:t>
       </w:r>
@@ -3131,15 +2990,7 @@
     </w:p>
     <w:p>
       <w:r>
-        <w:t xml:space="preserve">[ Level 2: Intermediate </w:t>
-      </w:r>
-      <w:proofErr w:type="gramStart"/>
-      <w:r>
-        <w:t>Composite ]</w:t>
-      </w:r>
-      <w:proofErr w:type="gramEnd"/>
-      <w:r>
-        <w:t xml:space="preserve"> </w:t>
+        <w:t xml:space="preserve">[ Level 2: Intermediate Composite ] </w:t>
       </w:r>
       <w:proofErr w:type="spellStart"/>
       <w:r>
@@ -3152,15 +3003,7 @@
     </w:p>
     <w:p>
       <w:r>
-        <w:t xml:space="preserve">                                       </w:t>
-      </w:r>
-      <w:proofErr w:type="gramStart"/>
-      <w:r>
-        <w:t>│  update</w:t>
-      </w:r>
-      <w:proofErr w:type="gramEnd"/>
-      <w:r>
-        <w:t>(notice) ──&gt; notify(notice)</w:t>
+        <w:t xml:space="preserve">                                       │  update(notice) ──&gt; notify(notice)</w:t>
       </w:r>
     </w:p>
     <w:p>
@@ -3170,15 +3013,7 @@
     </w:p>
     <w:p>
       <w:r>
-        <w:t xml:space="preserve">[ Level 3: Concrete </w:t>
-      </w:r>
-      <w:proofErr w:type="gramStart"/>
-      <w:r>
-        <w:t>Leaves ]</w:t>
-      </w:r>
-      <w:proofErr w:type="gramEnd"/>
-      <w:r>
-        <w:t xml:space="preserve">     Stage ("Main Stage") | </w:t>
+        <w:t xml:space="preserve">[ Level 3: Concrete Leaves ]     Stage ("Main Stage") | </w:t>
       </w:r>
       <w:proofErr w:type="spellStart"/>
       <w:r>
@@ -3191,15 +3026,7 @@
     </w:p>
     <w:p>
       <w:r>
-        <w:t xml:space="preserve">                                       </w:t>
-      </w:r>
-      <w:proofErr w:type="gramStart"/>
-      <w:r>
-        <w:t>│  update</w:t>
-      </w:r>
-      <w:proofErr w:type="gramEnd"/>
-      <w:r>
-        <w:t>(notice) ──&gt; local reaction</w:t>
+        <w:t xml:space="preserve">                                       │  update(notice) ──&gt; local reaction</w:t>
       </w:r>
     </w:p>
     <w:p>
@@ -3252,7 +3079,6 @@
         </w:numPr>
       </w:pPr>
       <w:proofErr w:type="spellStart"/>
-      <w:proofErr w:type="gramStart"/>
       <w:r>
         <w:t>EventControl</w:t>
       </w:r>
@@ -3261,21 +3087,12 @@
         <w:t>::</w:t>
       </w:r>
       <w:proofErr w:type="spellStart"/>
-      <w:proofErr w:type="gramEnd"/>
       <w:r>
         <w:t>issueNotice</w:t>
       </w:r>
       <w:proofErr w:type="spellEnd"/>
       <w:r>
-        <w:t xml:space="preserve">(notice) invokes its inherited </w:t>
-      </w:r>
-      <w:proofErr w:type="gramStart"/>
-      <w:r>
-        <w:t>Subject::</w:t>
-      </w:r>
-      <w:proofErr w:type="gramEnd"/>
-      <w:r>
-        <w:t>notify(notice) method, traversing its registered Level 2 Observer* list (</w:t>
+        <w:t>(notice) invokes its inherited Subject::notify(notice) method, traversing its registered Level 2 Observer* list (</w:t>
       </w:r>
       <w:proofErr w:type="spellStart"/>
       <w:r>
@@ -3333,14 +3150,9 @@
       </w:r>
       <w:proofErr w:type="spellEnd"/>
       <w:r>
-        <w:t xml:space="preserve"> receives Notice in its </w:t>
-      </w:r>
-      <w:proofErr w:type="gramStart"/>
-      <w:r>
-        <w:t>Observer::update(</w:t>
+        <w:t xml:space="preserve"> receives Notice in its Observer::update(</w:t>
       </w:r>
       <w:proofErr w:type="spellStart"/>
-      <w:proofErr w:type="gramEnd"/>
       <w:r>
         <w:t>const</w:t>
       </w:r>
@@ -3360,37 +3172,28 @@
         <w:t xml:space="preserve">Target filtering check: If </w:t>
       </w:r>
       <w:proofErr w:type="spellStart"/>
-      <w:proofErr w:type="gramStart"/>
       <w:r>
         <w:t>notice.getTarget</w:t>
       </w:r>
       <w:proofErr w:type="spellEnd"/>
-      <w:proofErr w:type="gramEnd"/>
       <w:r>
         <w:t xml:space="preserve">() == "ALL" or </w:t>
       </w:r>
       <w:proofErr w:type="spellStart"/>
-      <w:proofErr w:type="gramStart"/>
       <w:r>
         <w:t>notice.getTarget</w:t>
       </w:r>
       <w:proofErr w:type="spellEnd"/>
-      <w:proofErr w:type="gramEnd"/>
       <w:r>
         <w:t>() == this-&gt;</w:t>
       </w:r>
       <w:proofErr w:type="spellStart"/>
-      <w:proofErr w:type="gramStart"/>
       <w:r>
         <w:t>getName</w:t>
       </w:r>
       <w:proofErr w:type="spellEnd"/>
       <w:r>
-        <w:t>(</w:t>
-      </w:r>
-      <w:proofErr w:type="gramEnd"/>
-      <w:r>
-        <w:t>), the group accepts the notice.</w:t>
+        <w:t>(), the group accepts the notice.</w:t>
       </w:r>
     </w:p>
     <w:p>
@@ -3529,14 +3332,9 @@
         <w:t>Push Model</w:t>
       </w:r>
       <w:r>
-        <w:t xml:space="preserve">. When </w:t>
-      </w:r>
-      <w:proofErr w:type="gramStart"/>
-      <w:r>
-        <w:t>Subject::notify(</w:t>
+        <w:t>. When Subject::notify(</w:t>
       </w:r>
       <w:proofErr w:type="spellStart"/>
-      <w:proofErr w:type="gramEnd"/>
       <w:r>
         <w:t>const</w:t>
       </w:r>
@@ -3550,14 +3348,9 @@
       </w:r>
       <w:proofErr w:type="spellEnd"/>
       <w:r>
-        <w:t xml:space="preserve"> Notice&amp; payload into </w:t>
-      </w:r>
-      <w:proofErr w:type="gramStart"/>
-      <w:r>
-        <w:t>Observer::update(</w:t>
+        <w:t xml:space="preserve"> Notice&amp; payload into Observer::update(</w:t>
       </w:r>
       <w:proofErr w:type="spellStart"/>
-      <w:proofErr w:type="gramEnd"/>
       <w:r>
         <w:t>const</w:t>
       </w:r>
@@ -3683,16 +3476,23 @@
         <w:t>TASK 6</w:t>
       </w:r>
     </w:p>
-    <w:p/>
     <w:p>
       <w:r>
         <w:rPr>
           <w:noProof/>
         </w:rPr>
         <w:drawing>
-          <wp:inline distT="0" distB="0" distL="0" distR="0" wp14:anchorId="67E0F5CF" wp14:editId="2E8676F6">
+          <wp:anchor distT="0" distB="0" distL="114300" distR="114300" simplePos="0" relativeHeight="251659264" behindDoc="0" locked="0" layoutInCell="1" allowOverlap="1" wp14:anchorId="67E0F5CF" wp14:editId="78C41072">
+            <wp:simplePos x="0" y="0"/>
+            <wp:positionH relativeFrom="column">
+              <wp:posOffset>-68580</wp:posOffset>
+            </wp:positionH>
+            <wp:positionV relativeFrom="paragraph">
+              <wp:posOffset>216535</wp:posOffset>
+            </wp:positionV>
             <wp:extent cx="5731510" cy="2623820"/>
             <wp:effectExtent l="0" t="0" r="2540" b="5080"/>
+            <wp:wrapNone/>
             <wp:docPr id="59045680" name="Picture 4"/>
             <wp:cNvGraphicFramePr>
               <a:graphicFrameLocks xmlns:a="http://schemas.openxmlformats.org/drawingml/2006/main" noChangeAspect="1"/>
@@ -3728,10 +3528,190 @@
                 </pic:pic>
               </a:graphicData>
             </a:graphic>
-          </wp:inline>
+          </wp:anchor>
         </w:drawing>
       </w:r>
     </w:p>
+    <w:p/>
+    <w:p/>
+    <w:p/>
+    <w:p/>
+    <w:p/>
+    <w:p/>
+    <w:p/>
+    <w:p/>
+    <w:p/>
+    <w:p>
+      <w:pPr>
+        <w:pStyle w:val="Heading1"/>
+      </w:pPr>
+    </w:p>
+    <w:p>
+      <w:pPr>
+        <w:pStyle w:val="Heading1"/>
+      </w:pPr>
+    </w:p>
+    <w:p/>
+    <w:p/>
+    <w:p/>
+    <w:p/>
+    <w:p/>
+    <w:p>
+      <w:pPr>
+        <w:pStyle w:val="Heading1"/>
+      </w:pPr>
+      <w:r>
+        <w:lastRenderedPageBreak/>
+        <w:t>TASK 7</w:t>
+      </w:r>
+    </w:p>
+    <w:p>
+      <w:pPr>
+        <w:tabs>
+          <w:tab w:val="left" w:pos="5640"/>
+        </w:tabs>
+      </w:pPr>
+    </w:p>
+    <w:p>
+      <w:pPr>
+        <w:tabs>
+          <w:tab w:val="left" w:pos="5640"/>
+        </w:tabs>
+        <w:rPr>
+          <w:b/>
+          <w:bCs/>
+        </w:rPr>
+      </w:pPr>
+      <w:r>
+        <w:rPr>
+          <w:b/>
+          <w:bCs/>
+        </w:rPr>
+        <w:t xml:space="preserve">Question </w:t>
+      </w:r>
+      <w:r>
+        <w:rPr>
+          <w:b/>
+          <w:bCs/>
+        </w:rPr>
+        <w:t xml:space="preserve">7.4 </w:t>
+      </w:r>
+    </w:p>
+    <w:p>
+      <w:pPr>
+        <w:tabs>
+          <w:tab w:val="left" w:pos="5640"/>
+        </w:tabs>
+      </w:pPr>
+      <w:r>
+        <w:t xml:space="preserve">GitHub </w:t>
+      </w:r>
+      <w:r>
+        <w:t xml:space="preserve">was used </w:t>
+      </w:r>
+      <w:r>
+        <w:t>throughout the practical to divide the work and combine our changes. Kristy completed Tasks 1, 2 and 4, account</w:t>
+      </w:r>
+      <w:r>
+        <w:t>ing</w:t>
+      </w:r>
+      <w:r>
+        <w:t xml:space="preserve"> for approximately 105 marks. Thabo completed Task 5, worth 100 marks, and also assisted with Task 3. Lindo completed Tasks 3, 6 and 8.1, account</w:t>
+      </w:r>
+      <w:r>
+        <w:t>ing</w:t>
+      </w:r>
+      <w:r>
+        <w:t xml:space="preserve"> for roughly 70 marks. </w:t>
+      </w:r>
+      <w:r>
+        <w:t>Despite</w:t>
+      </w:r>
+      <w:r>
+        <w:t xml:space="preserve"> the tasks </w:t>
+      </w:r>
+      <w:r>
+        <w:t>having</w:t>
+      </w:r>
+      <w:r>
+        <w:t xml:space="preserve"> different mark allocations, all three members also contributed through commits, branches, reviews and pull requests</w:t>
+      </w:r>
+      <w:r>
+        <w:t xml:space="preserve"> </w:t>
+      </w:r>
+      <w:r>
+        <w:t>and divided the practical equally.</w:t>
+      </w:r>
+    </w:p>
+    <w:p>
+      <w:pPr>
+        <w:tabs>
+          <w:tab w:val="left" w:pos="5640"/>
+        </w:tabs>
+      </w:pPr>
+      <w:r>
+        <w:t>We protected the main branch using a GitHub ruleset</w:t>
+      </w:r>
+      <w:r>
+        <w:t>,</w:t>
+      </w:r>
+      <w:r>
+        <w:t xml:space="preserve"> so that team members could not push changes directly to main. Instead, changes were made on separate branches and then </w:t>
+      </w:r>
+      <w:r>
+        <w:t>combined</w:t>
+      </w:r>
+      <w:r>
+        <w:t xml:space="preserve"> using pull requests. At least one other</w:t>
+      </w:r>
+      <w:r>
+        <w:t xml:space="preserve"> </w:t>
+      </w:r>
+      <w:r>
+        <w:t xml:space="preserve">member had to review and approve a pull request before it could be merged. This </w:t>
+      </w:r>
+      <w:r>
+        <w:t>way we could</w:t>
+      </w:r>
+      <w:r>
+        <w:t xml:space="preserve"> check each other's work and make sure that the latest correct version remained on the main branch.</w:t>
+      </w:r>
+    </w:p>
+    <w:p>
+      <w:pPr>
+        <w:tabs>
+          <w:tab w:val="left" w:pos="5640"/>
+        </w:tabs>
+      </w:pPr>
+      <w:r>
+        <w:t xml:space="preserve">Several repository activities demonstrate </w:t>
+      </w:r>
+      <w:r>
+        <w:t>our</w:t>
+      </w:r>
+      <w:r>
+        <w:t xml:space="preserve"> collaboration. For example, Lindo added and configured the </w:t>
+      </w:r>
+      <w:proofErr w:type="spellStart"/>
+      <w:r>
+        <w:t>Doxyfile</w:t>
+      </w:r>
+      <w:proofErr w:type="spellEnd"/>
+      <w:r>
+        <w:t xml:space="preserve"> through pull request #11, which was reviewed by Kristy before being merged. Thabo added the SD4 sequence diagram and made changes to the SD2 and SD3 diagrams through pull request #22, which was reviewed and merged by Lindo. Kristy's changes were also submitted through branches and pull requests, such as pull request #5, where multiple updates to the practical documentation were merged into main.</w:t>
+      </w:r>
+    </w:p>
+    <w:p>
+      <w:pPr>
+        <w:tabs>
+          <w:tab w:val="left" w:pos="5640"/>
+        </w:tabs>
+      </w:pPr>
+      <w:r>
+        <w:t>The branch and pull request workflow was especially useful when different members were working at the same time. On two occasions, it helped us identify possible merge conflicts before changes were added to main. We could compare the newer work with the existing version, review each other's changes and integrate them correctly. GitHub allowed us to work independently while still keeping one reviewed and up-to-date final version of the project.</w:t>
+      </w:r>
+    </w:p>
+    <w:p/>
     <w:sectPr>
       <w:headerReference w:type="default" r:id="rId10"/>
       <w:footerReference w:type="default" r:id="rId11"/>
@@ -3745,7 +3725,7 @@
 </file>
 
 <file path=word/endnotes.xml><?xml version="1.0" encoding="utf-8"?>
-<w:endnotes xmlns:wpc="http://schemas.microsoft.com/office/word/2010/wordprocessingCanvas" xmlns:cx="http://schemas.microsoft.com/office/drawing/2014/chartex" xmlns:cx1="http://schemas.microsoft.com/office/drawing/2015/9/8/chartex" xmlns:cx2="http://schemas.microsoft.com/office/drawing/2015/10/21/chartex" xmlns:cx3="http://schemas.microsoft.com/office/drawing/2016/5/9/chartex" xmlns:cx4="http://schemas.microsoft.com/office/drawing/2016/5/10/chartex" xmlns:cx5="http://schemas.microsoft.com/office/drawing/2016/5/11/chartex" xmlns:cx6="http://schemas.microsoft.com/office/drawing/2016/5/12/chartex" xmlns:cx7="http://schemas.microsoft.com/office/drawing/2016/5/13/chartex" xmlns:cx8="http://schemas.microsoft.com/office/drawing/2016/5/14/chartex" xmlns:mc="http://schemas.openxmlformats.org/markup-compatibility/2006" xmlns:aink="http://schemas.microsoft.com/office/drawing/2016/ink" xmlns:am3d="http://schemas.microsoft.com/office/drawing/2017/model3d" xmlns:o="urn:schemas-microsoft-com:office:office" xmlns:oel="http://schemas.microsoft.com/office/2019/extlst" xmlns:r="http://schemas.openxmlformats.org/officeDocument/2006/relationships" xmlns:m="http://schemas.openxmlformats.org/officeDocument/2006/math" xmlns:v="urn:schemas-microsoft-com:vml" xmlns:wp14="http://schemas.microsoft.com/office/word/2010/wordprocessingDrawing" xmlns:wp="http://schemas.openxmlformats.org/drawingml/2006/wordprocessingDrawing" xmlns:w10="urn:schemas-microsoft-com:office:word" xmlns:w="http://schemas.openxmlformats.org/wordprocessingml/2006/main" xmlns:w14="http://schemas.microsoft.com/office/word/2010/wordml" xmlns:w15="http://schemas.microsoft.com/office/word/2012/wordml" xmlns:w16cei="http://schemas.microsoft.com/office/word/2026/wordml/cei" xmlns:w16cex="http://schemas.microsoft.com/office/word/2018/wordml/cex" xmlns:w16cid="http://schemas.microsoft.com/office/word/2016/wordml/cid" xmlns:w16="http://schemas.microsoft.com/office/word/2018/wordml" xmlns:w16du="http://schemas.microsoft.com/office/word/2023/wordml/word16du" xmlns:w16sdtdh="http://schemas.microsoft.com/office/word/2020/wordml/sdtdatahash" xmlns:w16sdtfl="http://schemas.microsoft.com/office/word/2024/wordml/sdtformatlock" xmlns:w16se="http://schemas.microsoft.com/office/word/2015/wordml/symex" xmlns:wpg="http://schemas.microsoft.com/office/word/2010/wordprocessingGroup" xmlns:wpi="http://schemas.microsoft.com/office/word/2010/wordprocessingInk" xmlns:wne="http://schemas.microsoft.com/office/word/2006/wordml" xmlns:wps="http://schemas.microsoft.com/office/word/2010/wordprocessingShape" mc:Ignorable="w14 w15 w16se w16cid w16 w16cex w16sdtdh w16sdtfl w16du wp14">
+<w:endnotes xmlns:wpc="http://schemas.microsoft.com/office/word/2010/wordprocessingCanvas" xmlns:cx="http://schemas.microsoft.com/office/drawing/2014/chartex" xmlns:cx1="http://schemas.microsoft.com/office/drawing/2015/9/8/chartex" xmlns:cx2="http://schemas.microsoft.com/office/drawing/2015/10/21/chartex" xmlns:cx3="http://schemas.microsoft.com/office/drawing/2016/5/9/chartex" xmlns:cx4="http://schemas.microsoft.com/office/drawing/2016/5/10/chartex" xmlns:cx5="http://schemas.microsoft.com/office/drawing/2016/5/11/chartex" xmlns:cx6="http://schemas.microsoft.com/office/drawing/2016/5/12/chartex" xmlns:cx7="http://schemas.microsoft.com/office/drawing/2016/5/13/chartex" xmlns:cx8="http://schemas.microsoft.com/office/drawing/2016/5/14/chartex" xmlns:mc="http://schemas.openxmlformats.org/markup-compatibility/2006" xmlns:aink="http://schemas.microsoft.com/office/drawing/2016/ink" xmlns:am3d="http://schemas.microsoft.com/office/drawing/2017/model3d" xmlns:o="urn:schemas-microsoft-com:office:office" xmlns:oel="http://schemas.microsoft.com/office/2019/extlst" xmlns:r="http://schemas.openxmlformats.org/officeDocument/2006/relationships" xmlns:m="http://schemas.openxmlformats.org/officeDocument/2006/math" xmlns:v="urn:schemas-microsoft-com:vml" xmlns:wp14="http://schemas.microsoft.com/office/word/2010/wordprocessingDrawing" xmlns:wp="http://schemas.openxmlformats.org/drawingml/2006/wordprocessingDrawing" xmlns:w10="urn:schemas-microsoft-com:office:word" xmlns:w="http://schemas.openxmlformats.org/wordprocessingml/2006/main" xmlns:w14="http://schemas.microsoft.com/office/word/2010/wordml" xmlns:w15="http://schemas.microsoft.com/office/word/2012/wordml" xmlns:w16cex="http://schemas.microsoft.com/office/word/2018/wordml/cex" xmlns:w16cid="http://schemas.microsoft.com/office/word/2016/wordml/cid" xmlns:w16="http://schemas.microsoft.com/office/word/2018/wordml" xmlns:w16du="http://schemas.microsoft.com/office/word/2023/wordml/word16du" xmlns:w16sdtdh="http://schemas.microsoft.com/office/word/2020/wordml/sdtdatahash" xmlns:w16sdtfl="http://schemas.microsoft.com/office/word/2024/wordml/sdtformatlock" xmlns:w16se="http://schemas.microsoft.com/office/word/2015/wordml/symex" xmlns:wpg="http://schemas.microsoft.com/office/word/2010/wordprocessingGroup" xmlns:wpi="http://schemas.microsoft.com/office/word/2010/wordprocessingInk" xmlns:wne="http://schemas.microsoft.com/office/word/2006/wordml" xmlns:wps="http://schemas.microsoft.com/office/word/2010/wordprocessingShape" mc:Ignorable="w14 w15 w16se w16cid w16 w16cex w16sdtdh w16sdtfl w16du wp14">
   <w:endnote w:type="separator" w:id="-1">
     <w:p>
       <w:pPr>
@@ -3770,7 +3750,7 @@
 </file>
 
 <file path=word/footer1.xml><?xml version="1.0" encoding="utf-8"?>
-<w:ftr xmlns:wpc="http://schemas.microsoft.com/office/word/2010/wordprocessingCanvas" xmlns:cx="http://schemas.microsoft.com/office/drawing/2014/chartex" xmlns:cx1="http://schemas.microsoft.com/office/drawing/2015/9/8/chartex" xmlns:cx2="http://schemas.microsoft.com/office/drawing/2015/10/21/chartex" xmlns:cx3="http://schemas.microsoft.com/office/drawing/2016/5/9/chartex" xmlns:cx4="http://schemas.microsoft.com/office/drawing/2016/5/10/chartex" xmlns:cx5="http://schemas.microsoft.com/office/drawing/2016/5/11/chartex" xmlns:cx6="http://schemas.microsoft.com/office/drawing/2016/5/12/chartex" xmlns:cx7="http://schemas.microsoft.com/office/drawing/2016/5/13/chartex" xmlns:cx8="http://schemas.microsoft.com/office/drawing/2016/5/14/chartex" xmlns:mc="http://schemas.openxmlformats.org/markup-compatibility/2006" xmlns:aink="http://schemas.microsoft.com/office/drawing/2016/ink" xmlns:am3d="http://schemas.microsoft.com/office/drawing/2017/model3d" xmlns:o="urn:schemas-microsoft-com:office:office" xmlns:oel="http://schemas.microsoft.com/office/2019/extlst" xmlns:r="http://schemas.openxmlformats.org/officeDocument/2006/relationships" xmlns:m="http://schemas.openxmlformats.org/officeDocument/2006/math" xmlns:v="urn:schemas-microsoft-com:vml" xmlns:wp14="http://schemas.microsoft.com/office/word/2010/wordprocessingDrawing" xmlns:wp="http://schemas.openxmlformats.org/drawingml/2006/wordprocessingDrawing" xmlns:w10="urn:schemas-microsoft-com:office:word" xmlns:w="http://schemas.openxmlformats.org/wordprocessingml/2006/main" xmlns:w14="http://schemas.microsoft.com/office/word/2010/wordml" xmlns:w15="http://schemas.microsoft.com/office/word/2012/wordml" xmlns:w16cei="http://schemas.microsoft.com/office/word/2026/wordml/cei" xmlns:w16cex="http://schemas.microsoft.com/office/word/2018/wordml/cex" xmlns:w16cid="http://schemas.microsoft.com/office/word/2016/wordml/cid" xmlns:w16="http://schemas.microsoft.com/office/word/2018/wordml" xmlns:w16du="http://schemas.microsoft.com/office/word/2023/wordml/word16du" xmlns:w16sdtdh="http://schemas.microsoft.com/office/word/2020/wordml/sdtdatahash" xmlns:w16sdtfl="http://schemas.microsoft.com/office/word/2024/wordml/sdtformatlock" xmlns:w16se="http://schemas.microsoft.com/office/word/2015/wordml/symex" xmlns:wpg="http://schemas.microsoft.com/office/word/2010/wordprocessingGroup" xmlns:wpi="http://schemas.microsoft.com/office/word/2010/wordprocessingInk" xmlns:wne="http://schemas.microsoft.com/office/word/2006/wordml" xmlns:wps="http://schemas.microsoft.com/office/word/2010/wordprocessingShape" mc:Ignorable="w14 w15 w16se w16cid w16 w16cex w16sdtdh w16sdtfl w16du wp14">
+<w:ftr xmlns:wpc="http://schemas.microsoft.com/office/word/2010/wordprocessingCanvas" xmlns:cx="http://schemas.microsoft.com/office/drawing/2014/chartex" xmlns:cx1="http://schemas.microsoft.com/office/drawing/2015/9/8/chartex" xmlns:cx2="http://schemas.microsoft.com/office/drawing/2015/10/21/chartex" xmlns:cx3="http://schemas.microsoft.com/office/drawing/2016/5/9/chartex" xmlns:cx4="http://schemas.microsoft.com/office/drawing/2016/5/10/chartex" xmlns:cx5="http://schemas.microsoft.com/office/drawing/2016/5/11/chartex" xmlns:cx6="http://schemas.microsoft.com/office/drawing/2016/5/12/chartex" xmlns:cx7="http://schemas.microsoft.com/office/drawing/2016/5/13/chartex" xmlns:cx8="http://schemas.microsoft.com/office/drawing/2016/5/14/chartex" xmlns:mc="http://schemas.openxmlformats.org/markup-compatibility/2006" xmlns:aink="http://schemas.microsoft.com/office/drawing/2016/ink" xmlns:am3d="http://schemas.microsoft.com/office/drawing/2017/model3d" xmlns:o="urn:schemas-microsoft-com:office:office" xmlns:oel="http://schemas.microsoft.com/office/2019/extlst" xmlns:r="http://schemas.openxmlformats.org/officeDocument/2006/relationships" xmlns:m="http://schemas.openxmlformats.org/officeDocument/2006/math" xmlns:v="urn:schemas-microsoft-com:vml" xmlns:wp14="http://schemas.microsoft.com/office/word/2010/wordprocessingDrawing" xmlns:wp="http://schemas.openxmlformats.org/drawingml/2006/wordprocessingDrawing" xmlns:w10="urn:schemas-microsoft-com:office:word" xmlns:w="http://schemas.openxmlformats.org/wordprocessingml/2006/main" xmlns:w14="http://schemas.microsoft.com/office/word/2010/wordml" xmlns:w15="http://schemas.microsoft.com/office/word/2012/wordml" xmlns:w16cex="http://schemas.microsoft.com/office/word/2018/wordml/cex" xmlns:w16cid="http://schemas.microsoft.com/office/word/2016/wordml/cid" xmlns:w16="http://schemas.microsoft.com/office/word/2018/wordml" xmlns:w16du="http://schemas.microsoft.com/office/word/2023/wordml/word16du" xmlns:w16sdtdh="http://schemas.microsoft.com/office/word/2020/wordml/sdtdatahash" xmlns:w16sdtfl="http://schemas.microsoft.com/office/word/2024/wordml/sdtformatlock" xmlns:w16se="http://schemas.microsoft.com/office/word/2015/wordml/symex" xmlns:wpg="http://schemas.microsoft.com/office/word/2010/wordprocessingGroup" xmlns:wpi="http://schemas.microsoft.com/office/word/2010/wordprocessingInk" xmlns:wne="http://schemas.microsoft.com/office/word/2006/wordml" xmlns:wps="http://schemas.microsoft.com/office/word/2010/wordprocessingShape" mc:Ignorable="w14 w15 w16se w16cid w16 w16cex w16sdtdh w16sdtfl w16du wp14">
   <w:p>
     <w:pPr>
       <w:pStyle w:val="Footer"/>
@@ -3900,7 +3880,6 @@
                                 <w:dataBinding w:prefixMappings="xmlns:ns0='http://purl.org/dc/elements/1.1/' xmlns:ns1='http://schemas.openxmlformats.org/package/2006/metadata/core-properties' " w:xpath="/ns1:coreProperties[1]/ns0:title[1]" w:storeItemID="{6C3C8BC8-F283-45AE-878A-BAB7291924A1}"/>
                                 <w:text/>
                               </w:sdtPr>
-                              <w:sdtEndPr/>
                               <w:sdtContent>
                                 <w:r>
                                   <w:rPr>
@@ -3936,7 +3915,6 @@
                                 <w:dataBinding w:prefixMappings="xmlns:ns0='http://purl.org/dc/elements/1.1/' xmlns:ns1='http://schemas.openxmlformats.org/package/2006/metadata/core-properties' " w:xpath="/ns1:coreProperties[1]/ns0:subject[1]" w:storeItemID="{6C3C8BC8-F283-45AE-878A-BAB7291924A1}"/>
                                 <w:text/>
                               </w:sdtPr>
-                              <w:sdtEndPr/>
                               <w:sdtContent>
                                 <w:r>
                                   <w:rPr>
@@ -4024,7 +4002,6 @@
                           <w:dataBinding w:prefixMappings="xmlns:ns0='http://purl.org/dc/elements/1.1/' xmlns:ns1='http://schemas.openxmlformats.org/package/2006/metadata/core-properties' " w:xpath="/ns1:coreProperties[1]/ns0:title[1]" w:storeItemID="{6C3C8BC8-F283-45AE-878A-BAB7291924A1}"/>
                           <w:text/>
                         </w:sdtPr>
-                        <w:sdtEndPr/>
                         <w:sdtContent>
                           <w:r>
                             <w:rPr>
@@ -4060,7 +4037,6 @@
                           <w:dataBinding w:prefixMappings="xmlns:ns0='http://purl.org/dc/elements/1.1/' xmlns:ns1='http://schemas.openxmlformats.org/package/2006/metadata/core-properties' " w:xpath="/ns1:coreProperties[1]/ns0:subject[1]" w:storeItemID="{6C3C8BC8-F283-45AE-878A-BAB7291924A1}"/>
                           <w:text/>
                         </w:sdtPr>
-                        <w:sdtEndPr/>
                         <w:sdtContent>
                           <w:r>
                             <w:rPr>
@@ -4117,7 +4093,7 @@
 </file>
 
 <file path=word/footnotes.xml><?xml version="1.0" encoding="utf-8"?>
-<w:footnotes xmlns:wpc="http://schemas.microsoft.com/office/word/2010/wordprocessingCanvas" xmlns:cx="http://schemas.microsoft.com/office/drawing/2014/chartex" xmlns:cx1="http://schemas.microsoft.com/office/drawing/2015/9/8/chartex" xmlns:cx2="http://schemas.microsoft.com/office/drawing/2015/10/21/chartex" xmlns:cx3="http://schemas.microsoft.com/office/drawing/2016/5/9/chartex" xmlns:cx4="http://schemas.microsoft.com/office/drawing/2016/5/10/chartex" xmlns:cx5="http://schemas.microsoft.com/office/drawing/2016/5/11/chartex" xmlns:cx6="http://schemas.microsoft.com/office/drawing/2016/5/12/chartex" xmlns:cx7="http://schemas.microsoft.com/office/drawing/2016/5/13/chartex" xmlns:cx8="http://schemas.microsoft.com/office/drawing/2016/5/14/chartex" xmlns:mc="http://schemas.openxmlformats.org/markup-compatibility/2006" xmlns:aink="http://schemas.microsoft.com/office/drawing/2016/ink" xmlns:am3d="http://schemas.microsoft.com/office/drawing/2017/model3d" xmlns:o="urn:schemas-microsoft-com:office:office" xmlns:oel="http://schemas.microsoft.com/office/2019/extlst" xmlns:r="http://schemas.openxmlformats.org/officeDocument/2006/relationships" xmlns:m="http://schemas.openxmlformats.org/officeDocument/2006/math" xmlns:v="urn:schemas-microsoft-com:vml" xmlns:wp14="http://schemas.microsoft.com/office/word/2010/wordprocessingDrawing" xmlns:wp="http://schemas.openxmlformats.org/drawingml/2006/wordprocessingDrawing" xmlns:w10="urn:schemas-microsoft-com:office:word" xmlns:w="http://schemas.openxmlformats.org/wordprocessingml/2006/main" xmlns:w14="http://schemas.microsoft.com/office/word/2010/wordml" xmlns:w15="http://schemas.microsoft.com/office/word/2012/wordml" xmlns:w16cei="http://schemas.microsoft.com/office/word/2026/wordml/cei" xmlns:w16cex="http://schemas.microsoft.com/office/word/2018/wordml/cex" xmlns:w16cid="http://schemas.microsoft.com/office/word/2016/wordml/cid" xmlns:w16="http://schemas.microsoft.com/office/word/2018/wordml" xmlns:w16du="http://schemas.microsoft.com/office/word/2023/wordml/word16du" xmlns:w16sdtdh="http://schemas.microsoft.com/office/word/2020/wordml/sdtdatahash" xmlns:w16sdtfl="http://schemas.microsoft.com/office/word/2024/wordml/sdtformatlock" xmlns:w16se="http://schemas.microsoft.com/office/word/2015/wordml/symex" xmlns:wpg="http://schemas.microsoft.com/office/word/2010/wordprocessingGroup" xmlns:wpi="http://schemas.microsoft.com/office/word/2010/wordprocessingInk" xmlns:wne="http://schemas.microsoft.com/office/word/2006/wordml" xmlns:wps="http://schemas.microsoft.com/office/word/2010/wordprocessingShape" mc:Ignorable="w14 w15 w16se w16cid w16 w16cex w16sdtdh w16sdtfl w16du wp14">
+<w:footnotes xmlns:wpc="http://schemas.microsoft.com/office/word/2010/wordprocessingCanvas" xmlns:cx="http://schemas.microsoft.com/office/drawing/2014/chartex" xmlns:cx1="http://schemas.microsoft.com/office/drawing/2015/9/8/chartex" xmlns:cx2="http://schemas.microsoft.com/office/drawing/2015/10/21/chartex" xmlns:cx3="http://schemas.microsoft.com/office/drawing/2016/5/9/chartex" xmlns:cx4="http://schemas.microsoft.com/office/drawing/2016/5/10/chartex" xmlns:cx5="http://schemas.microsoft.com/office/drawing/2016/5/11/chartex" xmlns:cx6="http://schemas.microsoft.com/office/drawing/2016/5/12/chartex" xmlns:cx7="http://schemas.microsoft.com/office/drawing/2016/5/13/chartex" xmlns:cx8="http://schemas.microsoft.com/office/drawing/2016/5/14/chartex" xmlns:mc="http://schemas.openxmlformats.org/markup-compatibility/2006" xmlns:aink="http://schemas.microsoft.com/office/drawing/2016/ink" xmlns:am3d="http://schemas.microsoft.com/office/drawing/2017/model3d" xmlns:o="urn:schemas-microsoft-com:office:office" xmlns:oel="http://schemas.microsoft.com/office/2019/extlst" xmlns:r="http://schemas.openxmlformats.org/officeDocument/2006/relationships" xmlns:m="http://schemas.openxmlformats.org/officeDocument/2006/math" xmlns:v="urn:schemas-microsoft-com:vml" xmlns:wp14="http://schemas.microsoft.com/office/word/2010/wordprocessingDrawing" xmlns:wp="http://schemas.openxmlformats.org/drawingml/2006/wordprocessingDrawing" xmlns:w10="urn:schemas-microsoft-com:office:word" xmlns:w="http://schemas.openxmlformats.org/wordprocessingml/2006/main" xmlns:w14="http://schemas.microsoft.com/office/word/2010/wordml" xmlns:w15="http://schemas.microsoft.com/office/word/2012/wordml" xmlns:w16cex="http://schemas.microsoft.com/office/word/2018/wordml/cex" xmlns:w16cid="http://schemas.microsoft.com/office/word/2016/wordml/cid" xmlns:w16="http://schemas.microsoft.com/office/word/2018/wordml" xmlns:w16du="http://schemas.microsoft.com/office/word/2023/wordml/word16du" xmlns:w16sdtdh="http://schemas.microsoft.com/office/word/2020/wordml/sdtdatahash" xmlns:w16sdtfl="http://schemas.microsoft.com/office/word/2024/wordml/sdtformatlock" xmlns:w16se="http://schemas.microsoft.com/office/word/2015/wordml/symex" xmlns:wpg="http://schemas.microsoft.com/office/word/2010/wordprocessingGroup" xmlns:wpi="http://schemas.microsoft.com/office/word/2010/wordprocessingInk" xmlns:wne="http://schemas.microsoft.com/office/word/2006/wordml" xmlns:wps="http://schemas.microsoft.com/office/word/2010/wordprocessingShape" mc:Ignorable="w14 w15 w16se w16cid w16 w16cex w16sdtdh w16sdtfl w16du wp14">
   <w:footnote w:type="separator" w:id="-1">
     <w:p>
       <w:pPr>
@@ -4142,7 +4118,7 @@
 </file>
 
 <file path=word/header1.xml><?xml version="1.0" encoding="utf-8"?>
-<w:hdr xmlns:wpc="http://schemas.microsoft.com/office/word/2010/wordprocessingCanvas" xmlns:cx="http://schemas.microsoft.com/office/drawing/2014/chartex" xmlns:cx1="http://schemas.microsoft.com/office/drawing/2015/9/8/chartex" xmlns:cx2="http://schemas.microsoft.com/office/drawing/2015/10/21/chartex" xmlns:cx3="http://schemas.microsoft.com/office/drawing/2016/5/9/chartex" xmlns:cx4="http://schemas.microsoft.com/office/drawing/2016/5/10/chartex" xmlns:cx5="http://schemas.microsoft.com/office/drawing/2016/5/11/chartex" xmlns:cx6="http://schemas.microsoft.com/office/drawing/2016/5/12/chartex" xmlns:cx7="http://schemas.microsoft.com/office/drawing/2016/5/13/chartex" xmlns:cx8="http://schemas.microsoft.com/office/drawing/2016/5/14/chartex" xmlns:mc="http://schemas.openxmlformats.org/markup-compatibility/2006" xmlns:aink="http://schemas.microsoft.com/office/drawing/2016/ink" xmlns:am3d="http://schemas.microsoft.com/office/drawing/2017/model3d" xmlns:o="urn:schemas-microsoft-com:office:office" xmlns:oel="http://schemas.microsoft.com/office/2019/extlst" xmlns:r="http://schemas.openxmlformats.org/officeDocument/2006/relationships" xmlns:m="http://schemas.openxmlformats.org/officeDocument/2006/math" xmlns:v="urn:schemas-microsoft-com:vml" xmlns:wp14="http://schemas.microsoft.com/office/word/2010/wordprocessingDrawing" xmlns:wp="http://schemas.openxmlformats.org/drawingml/2006/wordprocessingDrawing" xmlns:w10="urn:schemas-microsoft-com:office:word" xmlns:w="http://schemas.openxmlformats.org/wordprocessingml/2006/main" xmlns:w14="http://schemas.microsoft.com/office/word/2010/wordml" xmlns:w15="http://schemas.microsoft.com/office/word/2012/wordml" xmlns:w16cei="http://schemas.microsoft.com/office/word/2026/wordml/cei" xmlns:w16cex="http://schemas.microsoft.com/office/word/2018/wordml/cex" xmlns:w16cid="http://schemas.microsoft.com/office/word/2016/wordml/cid" xmlns:w16="http://schemas.microsoft.com/office/word/2018/wordml" xmlns:w16du="http://schemas.microsoft.com/office/word/2023/wordml/word16du" xmlns:w16sdtdh="http://schemas.microsoft.com/office/word/2020/wordml/sdtdatahash" xmlns:w16sdtfl="http://schemas.microsoft.com/office/word/2024/wordml/sdtformatlock" xmlns:w16se="http://schemas.microsoft.com/office/word/2015/wordml/symex" xmlns:wpg="http://schemas.microsoft.com/office/word/2010/wordprocessingGroup" xmlns:wpi="http://schemas.microsoft.com/office/word/2010/wordprocessingInk" xmlns:wne="http://schemas.microsoft.com/office/word/2006/wordml" xmlns:wps="http://schemas.microsoft.com/office/word/2010/wordprocessingShape" mc:Ignorable="w14 w15 w16se w16cid w16 w16cex w16sdtdh w16sdtfl w16du wp14">
+<w:hdr xmlns:wpc="http://schemas.microsoft.com/office/word/2010/wordprocessingCanvas" xmlns:cx="http://schemas.microsoft.com/office/drawing/2014/chartex" xmlns:cx1="http://schemas.microsoft.com/office/drawing/2015/9/8/chartex" xmlns:cx2="http://schemas.microsoft.com/office/drawing/2015/10/21/chartex" xmlns:cx3="http://schemas.microsoft.com/office/drawing/2016/5/9/chartex" xmlns:cx4="http://schemas.microsoft.com/office/drawing/2016/5/10/chartex" xmlns:cx5="http://schemas.microsoft.com/office/drawing/2016/5/11/chartex" xmlns:cx6="http://schemas.microsoft.com/office/drawing/2016/5/12/chartex" xmlns:cx7="http://schemas.microsoft.com/office/drawing/2016/5/13/chartex" xmlns:cx8="http://schemas.microsoft.com/office/drawing/2016/5/14/chartex" xmlns:mc="http://schemas.openxmlformats.org/markup-compatibility/2006" xmlns:aink="http://schemas.microsoft.com/office/drawing/2016/ink" xmlns:am3d="http://schemas.microsoft.com/office/drawing/2017/model3d" xmlns:o="urn:schemas-microsoft-com:office:office" xmlns:oel="http://schemas.microsoft.com/office/2019/extlst" xmlns:r="http://schemas.openxmlformats.org/officeDocument/2006/relationships" xmlns:m="http://schemas.openxmlformats.org/officeDocument/2006/math" xmlns:v="urn:schemas-microsoft-com:vml" xmlns:wp14="http://schemas.microsoft.com/office/word/2010/wordprocessingDrawing" xmlns:wp="http://schemas.openxmlformats.org/drawingml/2006/wordprocessingDrawing" xmlns:w10="urn:schemas-microsoft-com:office:word" xmlns:w="http://schemas.openxmlformats.org/wordprocessingml/2006/main" xmlns:w14="http://schemas.microsoft.com/office/word/2010/wordml" xmlns:w15="http://schemas.microsoft.com/office/word/2012/wordml" xmlns:w16cex="http://schemas.microsoft.com/office/word/2018/wordml/cex" xmlns:w16cid="http://schemas.microsoft.com/office/word/2016/wordml/cid" xmlns:w16="http://schemas.microsoft.com/office/word/2018/wordml" xmlns:w16du="http://schemas.microsoft.com/office/word/2023/wordml/word16du" xmlns:w16sdtdh="http://schemas.microsoft.com/office/word/2020/wordml/sdtdatahash" xmlns:w16sdtfl="http://schemas.microsoft.com/office/word/2024/wordml/sdtformatlock" xmlns:w16se="http://schemas.microsoft.com/office/word/2015/wordml/symex" xmlns:wpg="http://schemas.microsoft.com/office/word/2010/wordprocessingGroup" xmlns:wpi="http://schemas.microsoft.com/office/word/2010/wordprocessingInk" xmlns:wne="http://schemas.microsoft.com/office/word/2006/wordml" xmlns:wps="http://schemas.microsoft.com/office/word/2010/wordprocessingShape" mc:Ignorable="w14 w15 w16se w16cid w16 w16cex w16sdtdh w16sdtfl w16du wp14">
   <w:p>
     <w:pPr>
       <w:pStyle w:val="Header"/>
@@ -4216,7 +4192,6 @@
                             <w:dataBinding w:prefixMappings="xmlns:ns0='http://purl.org/dc/elements/1.1/' xmlns:ns1='http://schemas.openxmlformats.org/package/2006/metadata/core-properties' " w:xpath="/ns1:coreProperties[1]/ns0:title[1]" w:storeItemID="{6C3C8BC8-F283-45AE-878A-BAB7291924A1}"/>
                             <w:text/>
                           </w:sdtPr>
-                          <w:sdtEndPr/>
                           <w:sdtContent>
                             <w:p>
                               <w:pPr>
@@ -4274,7 +4249,6 @@
                       <w:dataBinding w:prefixMappings="xmlns:ns0='http://purl.org/dc/elements/1.1/' xmlns:ns1='http://schemas.openxmlformats.org/package/2006/metadata/core-properties' " w:xpath="/ns1:coreProperties[1]/ns0:title[1]" w:storeItemID="{6C3C8BC8-F283-45AE-878A-BAB7291924A1}"/>
                       <w:text/>
                     </w:sdtPr>
-                    <w:sdtEndPr/>
                     <w:sdtContent>
                       <w:p>
                         <w:pPr>
@@ -4308,7 +4282,7 @@
 </file>
 
 <file path=word/numbering.xml><?xml version="1.0" encoding="utf-8"?>
-<w:numbering xmlns:wpc="http://schemas.microsoft.com/office/word/2010/wordprocessingCanvas" xmlns:cx="http://schemas.microsoft.com/office/drawing/2014/chartex" xmlns:cx1="http://schemas.microsoft.com/office/drawing/2015/9/8/chartex" xmlns:cx2="http://schemas.microsoft.com/office/drawing/2015/10/21/chartex" xmlns:cx3="http://schemas.microsoft.com/office/drawing/2016/5/9/chartex" xmlns:cx4="http://schemas.microsoft.com/office/drawing/2016/5/10/chartex" xmlns:cx5="http://schemas.microsoft.com/office/drawing/2016/5/11/chartex" xmlns:cx6="http://schemas.microsoft.com/office/drawing/2016/5/12/chartex" xmlns:cx7="http://schemas.microsoft.com/office/drawing/2016/5/13/chartex" xmlns:cx8="http://schemas.microsoft.com/office/drawing/2016/5/14/chartex" xmlns:mc="http://schemas.openxmlformats.org/markup-compatibility/2006" xmlns:aink="http://schemas.microsoft.com/office/drawing/2016/ink" xmlns:am3d="http://schemas.microsoft.com/office/drawing/2017/model3d" xmlns:o="urn:schemas-microsoft-com:office:office" xmlns:oel="http://schemas.microsoft.com/office/2019/extlst" xmlns:r="http://schemas.openxmlformats.org/officeDocument/2006/relationships" xmlns:m="http://schemas.openxmlformats.org/officeDocument/2006/math" xmlns:v="urn:schemas-microsoft-com:vml" xmlns:wp14="http://schemas.microsoft.com/office/word/2010/wordprocessingDrawing" xmlns:wp="http://schemas.openxmlformats.org/drawingml/2006/wordprocessingDrawing" xmlns:w10="urn:schemas-microsoft-com:office:word" xmlns:w="http://schemas.openxmlformats.org/wordprocessingml/2006/main" xmlns:w14="http://schemas.microsoft.com/office/word/2010/wordml" xmlns:w15="http://schemas.microsoft.com/office/word/2012/wordml" xmlns:w16cei="http://schemas.microsoft.com/office/word/2026/wordml/cei" xmlns:w16cex="http://schemas.microsoft.com/office/word/2018/wordml/cex" xmlns:w16cid="http://schemas.microsoft.com/office/word/2016/wordml/cid" xmlns:w16="http://schemas.microsoft.com/office/word/2018/wordml" xmlns:w16du="http://schemas.microsoft.com/office/word/2023/wordml/word16du" xmlns:w16sdtdh="http://schemas.microsoft.com/office/word/2020/wordml/sdtdatahash" xmlns:w16sdtfl="http://schemas.microsoft.com/office/word/2024/wordml/sdtformatlock" xmlns:w16se="http://schemas.microsoft.com/office/word/2015/wordml/symex" xmlns:wpg="http://schemas.microsoft.com/office/word/2010/wordprocessingGroup" xmlns:wpi="http://schemas.microsoft.com/office/word/2010/wordprocessingInk" xmlns:wne="http://schemas.microsoft.com/office/word/2006/wordml" xmlns:wps="http://schemas.microsoft.com/office/word/2010/wordprocessingShape" mc:Ignorable="w14 w15 w16se w16cid w16 w16cex w16sdtdh w16sdtfl w16du wp14">
+<w:numbering xmlns:wpc="http://schemas.microsoft.com/office/word/2010/wordprocessingCanvas" xmlns:cx="http://schemas.microsoft.com/office/drawing/2014/chartex" xmlns:cx1="http://schemas.microsoft.com/office/drawing/2015/9/8/chartex" xmlns:cx2="http://schemas.microsoft.com/office/drawing/2015/10/21/chartex" xmlns:cx3="http://schemas.microsoft.com/office/drawing/2016/5/9/chartex" xmlns:cx4="http://schemas.microsoft.com/office/drawing/2016/5/10/chartex" xmlns:cx5="http://schemas.microsoft.com/office/drawing/2016/5/11/chartex" xmlns:cx6="http://schemas.microsoft.com/office/drawing/2016/5/12/chartex" xmlns:cx7="http://schemas.microsoft.com/office/drawing/2016/5/13/chartex" xmlns:cx8="http://schemas.microsoft.com/office/drawing/2016/5/14/chartex" xmlns:mc="http://schemas.openxmlformats.org/markup-compatibility/2006" xmlns:aink="http://schemas.microsoft.com/office/drawing/2016/ink" xmlns:am3d="http://schemas.microsoft.com/office/drawing/2017/model3d" xmlns:o="urn:schemas-microsoft-com:office:office" xmlns:oel="http://schemas.microsoft.com/office/2019/extlst" xmlns:r="http://schemas.openxmlformats.org/officeDocument/2006/relationships" xmlns:m="http://schemas.openxmlformats.org/officeDocument/2006/math" xmlns:v="urn:schemas-microsoft-com:vml" xmlns:wp14="http://schemas.microsoft.com/office/word/2010/wordprocessingDrawing" xmlns:wp="http://schemas.openxmlformats.org/drawingml/2006/wordprocessingDrawing" xmlns:w10="urn:schemas-microsoft-com:office:word" xmlns:w="http://schemas.openxmlformats.org/wordprocessingml/2006/main" xmlns:w14="http://schemas.microsoft.com/office/word/2010/wordml" xmlns:w15="http://schemas.microsoft.com/office/word/2012/wordml" xmlns:w16cex="http://schemas.microsoft.com/office/word/2018/wordml/cex" xmlns:w16cid="http://schemas.microsoft.com/office/word/2016/wordml/cid" xmlns:w16="http://schemas.microsoft.com/office/word/2018/wordml" xmlns:w16du="http://schemas.microsoft.com/office/word/2023/wordml/word16du" xmlns:w16sdtdh="http://schemas.microsoft.com/office/word/2020/wordml/sdtdatahash" xmlns:w16sdtfl="http://schemas.microsoft.com/office/word/2024/wordml/sdtformatlock" xmlns:w16se="http://schemas.microsoft.com/office/word/2015/wordml/symex" xmlns:wpg="http://schemas.microsoft.com/office/word/2010/wordprocessingGroup" xmlns:wpi="http://schemas.microsoft.com/office/word/2010/wordprocessingInk" xmlns:wne="http://schemas.microsoft.com/office/word/2006/wordml" xmlns:wps="http://schemas.microsoft.com/office/word/2010/wordprocessingShape" mc:Ignorable="w14 w15 w16se w16cid w16 w16cex w16sdtdh w16sdtfl w16du wp14">
   <w:abstractNum w:abstractNumId="0" w15:restartNumberingAfterBreak="0">
     <w:nsid w:val="036205D6"/>
     <w:multiLevelType w:val="multilevel"/>

--- a/docs/COS214_Prac3.docx
+++ b/docs/COS214_Prac3.docx
@@ -1,25 +1,80 @@
 
 <file path=word/document.xml><?xml version="1.0" encoding="utf-8"?>
-<w:document xmlns:wpc="http://schemas.microsoft.com/office/word/2010/wordprocessingCanvas" xmlns:cx="http://schemas.microsoft.com/office/drawing/2014/chartex" xmlns:cx1="http://schemas.microsoft.com/office/drawing/2015/9/8/chartex" xmlns:cx2="http://schemas.microsoft.com/office/drawing/2015/10/21/chartex" xmlns:cx3="http://schemas.microsoft.com/office/drawing/2016/5/9/chartex" xmlns:cx4="http://schemas.microsoft.com/office/drawing/2016/5/10/chartex" xmlns:cx5="http://schemas.microsoft.com/office/drawing/2016/5/11/chartex" xmlns:cx6="http://schemas.microsoft.com/office/drawing/2016/5/12/chartex" xmlns:cx7="http://schemas.microsoft.com/office/drawing/2016/5/13/chartex" xmlns:cx8="http://schemas.microsoft.com/office/drawing/2016/5/14/chartex" xmlns:mc="http://schemas.openxmlformats.org/markup-compatibility/2006" xmlns:aink="http://schemas.microsoft.com/office/drawing/2016/ink" xmlns:am3d="http://schemas.microsoft.com/office/drawing/2017/model3d" xmlns:o="urn:schemas-microsoft-com:office:office" xmlns:oel="http://schemas.microsoft.com/office/2019/extlst" xmlns:r="http://schemas.openxmlformats.org/officeDocument/2006/relationships" xmlns:m="http://schemas.openxmlformats.org/officeDocument/2006/math" xmlns:v="urn:schemas-microsoft-com:vml" xmlns:wp14="http://schemas.microsoft.com/office/word/2010/wordprocessingDrawing" xmlns:wp="http://schemas.openxmlformats.org/drawingml/2006/wordprocessingDrawing" xmlns:w10="urn:schemas-microsoft-com:office:word" xmlns:w="http://schemas.openxmlformats.org/wordprocessingml/2006/main" xmlns:w14="http://schemas.microsoft.com/office/word/2010/wordml" xmlns:w15="http://schemas.microsoft.com/office/word/2012/wordml" xmlns:w16cei="http://schemas.microsoft.com/office/word/2026/wordml/cei" xmlns:w16cex="http://schemas.microsoft.com/office/word/2018/wordml/cex" xmlns:w16cid="http://schemas.microsoft.com/office/word/2016/wordml/cid" xmlns:w16="http://schemas.microsoft.com/office/word/2018/wordml" xmlns:w16du="http://schemas.microsoft.com/office/word/2023/wordml/word16du" xmlns:w16sdtdh="http://schemas.microsoft.com/office/word/2020/wordml/sdtdatahash" xmlns:w16sdtfl="http://schemas.microsoft.com/office/word/2024/wordml/sdtformatlock" xmlns:w16se="http://schemas.microsoft.com/office/word/2015/wordml/symex" xmlns:wpg="http://schemas.microsoft.com/office/word/2010/wordprocessingGroup" xmlns:wpi="http://schemas.microsoft.com/office/word/2010/wordprocessingInk" xmlns:wne="http://schemas.microsoft.com/office/word/2006/wordml" xmlns:wps="http://schemas.microsoft.com/office/word/2010/wordprocessingShape" mc:Ignorable="w14 w15 w16se w16cid w16 w16cex w16sdtdh w16sdtfl w16du wp14">
+<w:document xmlns:wpc="http://schemas.microsoft.com/office/word/2010/wordprocessingCanvas" xmlns:cx="http://schemas.microsoft.com/office/drawing/2014/chartex" xmlns:cx1="http://schemas.microsoft.com/office/drawing/2015/9/8/chartex" xmlns:cx2="http://schemas.microsoft.com/office/drawing/2015/10/21/chartex" xmlns:cx3="http://schemas.microsoft.com/office/drawing/2016/5/9/chartex" xmlns:cx4="http://schemas.microsoft.com/office/drawing/2016/5/10/chartex" xmlns:cx5="http://schemas.microsoft.com/office/drawing/2016/5/11/chartex" xmlns:cx6="http://schemas.microsoft.com/office/drawing/2016/5/12/chartex" xmlns:cx7="http://schemas.microsoft.com/office/drawing/2016/5/13/chartex" xmlns:cx8="http://schemas.microsoft.com/office/drawing/2016/5/14/chartex" xmlns:mc="http://schemas.openxmlformats.org/markup-compatibility/2006" xmlns:aink="http://schemas.microsoft.com/office/drawing/2016/ink" xmlns:am3d="http://schemas.microsoft.com/office/drawing/2017/model3d" xmlns:o="urn:schemas-microsoft-com:office:office" xmlns:oel="http://schemas.microsoft.com/office/2019/extlst" xmlns:r="http://schemas.openxmlformats.org/officeDocument/2006/relationships" xmlns:m="http://schemas.openxmlformats.org/officeDocument/2006/math" xmlns:v="urn:schemas-microsoft-com:vml" xmlns:wp14="http://schemas.microsoft.com/office/word/2010/wordprocessingDrawing" xmlns:wp="http://schemas.openxmlformats.org/drawingml/2006/wordprocessingDrawing" xmlns:w10="urn:schemas-microsoft-com:office:word" xmlns:w="http://schemas.openxmlformats.org/wordprocessingml/2006/main" xmlns:w14="http://schemas.microsoft.com/office/word/2010/wordml" xmlns:w15="http://schemas.microsoft.com/office/word/2012/wordml" xmlns:w16cex="http://schemas.microsoft.com/office/word/2018/wordml/cex" xmlns:w16cid="http://schemas.microsoft.com/office/word/2016/wordml/cid" xmlns:w16="http://schemas.microsoft.com/office/word/2018/wordml" xmlns:w16du="http://schemas.microsoft.com/office/word/2023/wordml/word16du" xmlns:w16sdtdh="http://schemas.microsoft.com/office/word/2020/wordml/sdtdatahash" xmlns:w16sdtfl="http://schemas.microsoft.com/office/word/2024/wordml/sdtformatlock" xmlns:w16se="http://schemas.microsoft.com/office/word/2015/wordml/symex" xmlns:wpg="http://schemas.microsoft.com/office/word/2010/wordprocessingGroup" xmlns:wpi="http://schemas.microsoft.com/office/word/2010/wordprocessingInk" xmlns:wne="http://schemas.microsoft.com/office/word/2006/wordml" xmlns:wps="http://schemas.microsoft.com/office/word/2010/wordprocessingShape" mc:Ignorable="w14 w15 w16se w16cid w16 w16cex w16sdtdh w16sdtfl w16du wp14">
   <w:body>
     <w:p>
       <w:pPr>
         <w:pStyle w:val="Heading1"/>
       </w:pPr>
-      <w:r>
-        <w:t>TASK 1</w:t>
-      </w:r>
+    </w:p>
+    <w:p>
+      <w:pPr>
+        <w:pStyle w:val="Heading1"/>
+      </w:pPr>
     </w:p>
     <w:p/>
-    <w:p>
-      <w:pPr>
+    <w:p/>
+    <w:p>
+      <w:pPr>
+        <w:rPr>
+          <w:sz w:val="32"/>
+          <w:szCs w:val="32"/>
+        </w:rPr>
+      </w:pPr>
+    </w:p>
+    <w:p>
+      <w:pPr>
+        <w:jc w:val="center"/>
+        <w:rPr>
+          <w:color w:val="EE0000"/>
+          <w:sz w:val="32"/>
+          <w:szCs w:val="32"/>
+        </w:rPr>
+      </w:pPr>
+      <w:r>
+        <w:rPr>
+          <w:color w:val="EE0000"/>
+          <w:sz w:val="32"/>
+          <w:szCs w:val="32"/>
+        </w:rPr>
+        <w:t>Practical 3</w:t>
+      </w:r>
+    </w:p>
+    <w:p>
+      <w:pPr>
+        <w:jc w:val="center"/>
+        <w:rPr>
+          <w:color w:val="EE0000"/>
+          <w:sz w:val="32"/>
+          <w:szCs w:val="32"/>
+        </w:rPr>
+      </w:pPr>
+      <w:r>
+        <w:rPr>
+          <w:color w:val="EE0000"/>
+          <w:sz w:val="32"/>
+          <w:szCs w:val="32"/>
+        </w:rPr>
+        <w:t>COS214</w:t>
+      </w:r>
+    </w:p>
+    <w:p>
+      <w:pPr>
+        <w:jc w:val="center"/>
+        <w:rPr>
+          <w:sz w:val="22"/>
+          <w:szCs w:val="22"/>
+        </w:rPr>
+      </w:pPr>
+      <w:r>
         <w:rPr>
           <w:b/>
           <w:bCs/>
           <w:sz w:val="22"/>
           <w:szCs w:val="22"/>
         </w:rPr>
-      </w:pPr>
+        <w:t>Event Name</w:t>
+      </w:r>
       <w:r>
         <w:rPr>
           <w:b/>
@@ -27,172 +82,71 @@
           <w:sz w:val="22"/>
           <w:szCs w:val="22"/>
         </w:rPr>
-        <w:t>Question 1.1</w:t>
-      </w:r>
-    </w:p>
-    <w:p>
-      <w:pPr>
-        <w:spacing w:after="160" w:line="278" w:lineRule="auto"/>
-      </w:pPr>
-      <w:r>
+        <w:t>:</w:t>
+      </w:r>
+    </w:p>
+    <w:p>
+      <w:pPr>
+        <w:jc w:val="center"/>
+        <w:rPr>
+          <w:sz w:val="22"/>
+          <w:szCs w:val="22"/>
+        </w:rPr>
+      </w:pPr>
+      <w:r>
+        <w:rPr>
+          <w:sz w:val="22"/>
+          <w:szCs w:val="22"/>
+        </w:rPr>
         <w:t>Summer Music Festival</w:t>
       </w:r>
     </w:p>
     <w:p>
       <w:pPr>
-        <w:spacing w:after="160" w:line="278" w:lineRule="auto"/>
-      </w:pPr>
-      <w:r>
-        <w:t>Summer Music Festival is a</w:t>
-      </w:r>
-      <w:r>
-        <w:t>n</w:t>
-      </w:r>
-      <w:r>
-        <w:t xml:space="preserve">18+ </w:t>
-      </w:r>
-      <w:r>
-        <w:t xml:space="preserve">indoor(in a tent) and </w:t>
-      </w:r>
-      <w:r>
-        <w:t>outdoor music festival with three main performance areas: the Main Stage, River Stage and Techno Stage. Each stage has a different type of music</w:t>
-      </w:r>
-      <w:r>
-        <w:t xml:space="preserve"> genre</w:t>
-      </w:r>
-      <w:r>
-        <w:t xml:space="preserve"> and atmosphere. The River Stage is located close to the water, while the Techno Stage focuses on electronic music</w:t>
-      </w:r>
-      <w:r>
-        <w:t>, inside a tent,</w:t>
-      </w:r>
-      <w:r>
-        <w:t xml:space="preserve"> and the Main Stage hosts the main headline performances</w:t>
-      </w:r>
-      <w:r>
-        <w:t xml:space="preserve"> outside</w:t>
-      </w:r>
-      <w:r>
-        <w:t>.</w:t>
-      </w:r>
-    </w:p>
-    <w:p>
-      <w:pPr>
-        <w:spacing w:after="160" w:line="278" w:lineRule="auto"/>
-      </w:pPr>
-      <w:r>
-        <w:t>All visitors enter through the main festival entrance. The Entrance Gate checks identification to make sure that everyone entering the festival is 18 years or older. Each stage area also has its own Stage Gate. These gates monitor how many people are inside the stage area. If the stage reaches its maximum capacity, the gate stops allowing people to enter until space becomes available.</w:t>
-      </w:r>
-    </w:p>
-    <w:p>
-      <w:pPr>
-        <w:spacing w:after="160" w:line="278" w:lineRule="auto"/>
-      </w:pPr>
-      <w:r>
-        <w:t>Each stage area contains a Stage, Stage Gate and Bar. The festival also has Food Vendors, Security Teams and Medical Teams. These units all have different responsibilities. For example, Security Teams help control crowds and respond to safety problems, while Medical Teams remain available to treat injured or sick attendees.</w:t>
-      </w:r>
-    </w:p>
-    <w:p>
-      <w:pPr>
-        <w:spacing w:after="160" w:line="278" w:lineRule="auto"/>
-      </w:pPr>
-      <w:r>
-        <w:t>The festival is divided into different groups that form the Composite structure. These include the Festival Grounds, the different Stage Zones, and Service Areas. These groups may contain smaller groups or individual event unit</w:t>
-      </w:r>
-      <w:r>
-        <w:t xml:space="preserve">, such as </w:t>
-      </w:r>
-      <w:r>
-        <w:t>Main Stage</w:t>
-      </w:r>
-      <w:r>
-        <w:t xml:space="preserve"> Zone</w:t>
-      </w:r>
-      <w:r>
-        <w:t xml:space="preserve">, River Stage </w:t>
-      </w:r>
-      <w:r>
-        <w:t xml:space="preserve">Zone </w:t>
-      </w:r>
-      <w:r>
-        <w:t>and Techno Stage</w:t>
-      </w:r>
-      <w:r>
-        <w:t xml:space="preserve"> Zone.</w:t>
-      </w:r>
-    </w:p>
-    <w:p>
-      <w:pPr>
-        <w:spacing w:after="160" w:line="278" w:lineRule="auto"/>
-      </w:pPr>
-      <w:r>
-        <w:t xml:space="preserve">The main concrete event units are Stage, </w:t>
-      </w:r>
-      <w:proofErr w:type="spellStart"/>
-      <w:r>
-        <w:t>EntranceGate</w:t>
-      </w:r>
-      <w:proofErr w:type="spellEnd"/>
-      <w:r>
-        <w:t xml:space="preserve">, </w:t>
-      </w:r>
-      <w:proofErr w:type="spellStart"/>
-      <w:r>
-        <w:t>StageGate</w:t>
-      </w:r>
-      <w:proofErr w:type="spellEnd"/>
-      <w:r>
-        <w:t xml:space="preserve">, Bar, </w:t>
-      </w:r>
-      <w:proofErr w:type="spellStart"/>
-      <w:r>
-        <w:t>FoodVendor</w:t>
-      </w:r>
-      <w:proofErr w:type="spellEnd"/>
-      <w:r>
-        <w:t xml:space="preserve">, </w:t>
-      </w:r>
-      <w:proofErr w:type="spellStart"/>
-      <w:r>
-        <w:t>SecurityTeam</w:t>
-      </w:r>
-      <w:proofErr w:type="spellEnd"/>
-      <w:r>
-        <w:t xml:space="preserve"> and </w:t>
-      </w:r>
-      <w:proofErr w:type="spellStart"/>
-      <w:r>
-        <w:t>MedicalTeam</w:t>
-      </w:r>
-      <w:proofErr w:type="spellEnd"/>
-      <w:r>
-        <w:t>.</w:t>
-      </w:r>
-    </w:p>
-    <w:p>
-      <w:pPr>
-        <w:spacing w:after="160" w:line="278" w:lineRule="auto"/>
-      </w:pPr>
-      <w:r>
-        <w:t>During the festival, the control centre can send notices such as weather warnings, capacity alerts, schedule changes, pauses, evacuations and resume notices. Different units respond differently to the same notice. For example, a Stage may pause a performance during an evacuation, a Stage Gate may stop admitting people, a Bar may stop serving, while a Medical Team remains operational.</w:t>
-      </w:r>
-    </w:p>
-    <w:p>
-      <w:pPr>
-        <w:spacing w:after="160" w:line="278" w:lineRule="auto"/>
-      </w:pPr>
-      <w:r>
-        <w:t>This gives the event enough nested structure and changing behaviour to make use of both the Composite and Observer patterns.</w:t>
-      </w:r>
-    </w:p>
-    <w:p>
-      <w:pPr>
+        <w:jc w:val="center"/>
+        <w:rPr>
+          <w:sz w:val="22"/>
+          <w:szCs w:val="22"/>
+        </w:rPr>
+      </w:pPr>
+      <w:r>
         <w:rPr>
           <w:b/>
           <w:bCs/>
           <w:sz w:val="22"/>
           <w:szCs w:val="22"/>
         </w:rPr>
+        <w:t>Event Description:</w:t>
+      </w:r>
+      <w:r>
+        <w:rPr>
+          <w:sz w:val="22"/>
+          <w:szCs w:val="22"/>
+        </w:rPr>
+        <w:br/>
+      </w:r>
+      <w:r>
+        <w:rPr>
+          <w:sz w:val="22"/>
+          <w:szCs w:val="22"/>
+        </w:rPr>
+        <w:t>It</w:t>
+      </w:r>
+      <w:r>
+        <w:rPr>
+          <w:sz w:val="22"/>
+          <w:szCs w:val="22"/>
+        </w:rPr>
+        <w:t xml:space="preserve"> is an outdoor 18+ music event featuring multiple stage areas, food and drink services, security, medical assistance, and controlled entrances. The system manages these festival components dynamically and allows them to respond to events such as weather warnings, capacity alerts, pauses and evacuations.</w:t>
+      </w:r>
+    </w:p>
+    <w:p>
+      <w:pPr>
+        <w:jc w:val="center"/>
+        <w:rPr>
+          <w:sz w:val="22"/>
+          <w:szCs w:val="22"/>
+        </w:rPr>
       </w:pPr>
       <w:r>
         <w:rPr>
@@ -201,7 +155,7 @@
           <w:sz w:val="22"/>
           <w:szCs w:val="22"/>
         </w:rPr>
-        <w:t>Question 1.</w:t>
+        <w:t>Group Members</w:t>
       </w:r>
       <w:r>
         <w:rPr>
@@ -210,350 +164,101 @@
           <w:sz w:val="22"/>
           <w:szCs w:val="22"/>
         </w:rPr>
-        <w:t>2</w:t>
-      </w:r>
-    </w:p>
-    <w:p>
-      <w:pPr>
-        <w:spacing w:after="160" w:line="278" w:lineRule="auto"/>
-        <w:rPr>
-          <w:u w:val="single"/>
-        </w:rPr>
-      </w:pPr>
-      <w:r>
-        <w:rPr>
-          <w:u w:val="single"/>
-        </w:rPr>
-        <w:t>Composite Pattern</w:t>
-      </w:r>
-      <w:r>
-        <w:rPr>
-          <w:u w:val="single"/>
-        </w:rPr>
         <w:t>:</w:t>
       </w:r>
     </w:p>
     <w:p>
       <w:pPr>
-        <w:spacing w:after="160" w:line="278" w:lineRule="auto"/>
-      </w:pPr>
-      <w:r>
-        <w:t xml:space="preserve">Component - </w:t>
+        <w:jc w:val="center"/>
+        <w:rPr>
+          <w:sz w:val="22"/>
+          <w:szCs w:val="22"/>
+        </w:rPr>
+      </w:pPr>
+      <w:r>
+        <w:rPr>
+          <w:sz w:val="22"/>
+          <w:szCs w:val="22"/>
+        </w:rPr>
+        <w:t xml:space="preserve">Lindo Skosana- </w:t>
+      </w:r>
+      <w:r>
+        <w:rPr>
+          <w:sz w:val="22"/>
+          <w:szCs w:val="22"/>
+        </w:rPr>
+        <w:t>u24891968</w:t>
+      </w:r>
+    </w:p>
+    <w:p>
+      <w:pPr>
+        <w:jc w:val="center"/>
+        <w:rPr>
+          <w:sz w:val="22"/>
+          <w:szCs w:val="22"/>
+        </w:rPr>
+      </w:pPr>
+      <w:r>
+        <w:rPr>
+          <w:sz w:val="22"/>
+          <w:szCs w:val="22"/>
+        </w:rPr>
+        <w:t>Kristy Heesen- u24702341</w:t>
+      </w:r>
+    </w:p>
+    <w:p>
+      <w:pPr>
+        <w:jc w:val="center"/>
+        <w:rPr>
+          <w:sz w:val="22"/>
+          <w:szCs w:val="22"/>
+        </w:rPr>
+      </w:pPr>
+      <w:r>
+        <w:rPr>
+          <w:sz w:val="22"/>
+          <w:szCs w:val="22"/>
+        </w:rPr>
+        <w:t xml:space="preserve">Thabo </w:t>
       </w:r>
       <w:proofErr w:type="spellStart"/>
       <w:r>
-        <w:t>EventComponent</w:t>
+        <w:rPr>
+          <w:sz w:val="22"/>
+          <w:szCs w:val="22"/>
+        </w:rPr>
+        <w:t>Ngqabi</w:t>
       </w:r>
       <w:proofErr w:type="spellEnd"/>
-    </w:p>
-    <w:p>
-      <w:pPr>
-        <w:spacing w:after="160" w:line="278" w:lineRule="auto"/>
-      </w:pPr>
-      <w:proofErr w:type="spellStart"/>
-      <w:r>
-        <w:t>EventComponent</w:t>
-      </w:r>
-      <w:proofErr w:type="spellEnd"/>
-      <w:r>
-        <w:t xml:space="preserve"> is the common base class for everything that forms part of the festival structure. It provides operations such as open(), close(), </w:t>
-      </w:r>
-      <w:proofErr w:type="spellStart"/>
-      <w:r>
-        <w:t>reportStatus</w:t>
-      </w:r>
-      <w:proofErr w:type="spellEnd"/>
-      <w:r>
-        <w:t xml:space="preserve">() and </w:t>
-      </w:r>
-      <w:proofErr w:type="spellStart"/>
-      <w:r>
-        <w:t>getCapacity</w:t>
-      </w:r>
-      <w:proofErr w:type="spellEnd"/>
-      <w:r>
-        <w:t>().</w:t>
-      </w:r>
-    </w:p>
-    <w:p>
-      <w:pPr>
-        <w:spacing w:after="160" w:line="278" w:lineRule="auto"/>
-      </w:pPr>
-      <w:r>
-        <w:t xml:space="preserve">Composite - </w:t>
-      </w:r>
-      <w:proofErr w:type="spellStart"/>
-      <w:r>
-        <w:t>EventGroup</w:t>
-      </w:r>
-      <w:proofErr w:type="spellEnd"/>
-    </w:p>
-    <w:p>
-      <w:pPr>
-        <w:spacing w:after="160" w:line="278" w:lineRule="auto"/>
-      </w:pPr>
-      <w:proofErr w:type="spellStart"/>
-      <w:r>
-        <w:lastRenderedPageBreak/>
-        <w:t>EventGroup</w:t>
-      </w:r>
-      <w:proofErr w:type="spellEnd"/>
-      <w:r>
-        <w:t xml:space="preserve"> represents a group or area in the festival. Examples include the Festival Grounds, Main Stage Zone, River Stage Zone, Techno Stage Zone and Service Area. An </w:t>
-      </w:r>
-      <w:proofErr w:type="spellStart"/>
-      <w:r>
-        <w:t>EventGroup</w:t>
-      </w:r>
-      <w:proofErr w:type="spellEnd"/>
-      <w:r>
-        <w:t xml:space="preserve"> can contain both other </w:t>
-      </w:r>
-      <w:proofErr w:type="spellStart"/>
-      <w:r>
-        <w:t>EventGroup</w:t>
-      </w:r>
-      <w:proofErr w:type="spellEnd"/>
-      <w:r>
-        <w:t xml:space="preserve"> objects and individual event units.</w:t>
-      </w:r>
-    </w:p>
-    <w:p>
-      <w:pPr>
-        <w:spacing w:after="160" w:line="278" w:lineRule="auto"/>
-      </w:pPr>
-      <w:r>
-        <w:t>Leaf - Concrete Event Units</w:t>
-      </w:r>
-    </w:p>
-    <w:p>
-      <w:pPr>
-        <w:spacing w:after="160" w:line="278" w:lineRule="auto"/>
-      </w:pPr>
-      <w:r>
-        <w:t xml:space="preserve">The Leaf classes are Stage, </w:t>
-      </w:r>
-      <w:proofErr w:type="spellStart"/>
-      <w:r>
-        <w:t>EntranceGate</w:t>
-      </w:r>
-      <w:proofErr w:type="spellEnd"/>
-      <w:r>
-        <w:t xml:space="preserve">, </w:t>
-      </w:r>
-      <w:proofErr w:type="spellStart"/>
-      <w:r>
-        <w:t>StageGate</w:t>
-      </w:r>
-      <w:proofErr w:type="spellEnd"/>
-      <w:r>
-        <w:t xml:space="preserve">, Bar, </w:t>
-      </w:r>
-      <w:proofErr w:type="spellStart"/>
-      <w:r>
-        <w:t>FoodVendor</w:t>
-      </w:r>
-      <w:proofErr w:type="spellEnd"/>
-      <w:r>
-        <w:t xml:space="preserve">, </w:t>
-      </w:r>
-      <w:proofErr w:type="spellStart"/>
-      <w:r>
-        <w:t>SecurityTeam</w:t>
-      </w:r>
-      <w:proofErr w:type="spellEnd"/>
-      <w:r>
-        <w:t xml:space="preserve"> and </w:t>
-      </w:r>
-      <w:proofErr w:type="spellStart"/>
-      <w:r>
-        <w:t>MedicalTeam</w:t>
-      </w:r>
-      <w:proofErr w:type="spellEnd"/>
-      <w:r>
-        <w:t>. These are individual units and do not contain other event components.</w:t>
-      </w:r>
-    </w:p>
-    <w:p>
-      <w:pPr>
-        <w:spacing w:after="160" w:line="278" w:lineRule="auto"/>
-      </w:pPr>
-      <w:r>
-        <w:t>Client - main.cpp</w:t>
-      </w:r>
-    </w:p>
-    <w:p>
-      <w:pPr>
-        <w:spacing w:after="160" w:line="278" w:lineRule="auto"/>
-      </w:pPr>
-      <w:r>
-        <w:t xml:space="preserve">main.cpp creates the festival structure and interacts with the event through the common </w:t>
-      </w:r>
-      <w:proofErr w:type="spellStart"/>
-      <w:r>
-        <w:t>EventComponent</w:t>
-      </w:r>
-      <w:proofErr w:type="spellEnd"/>
-      <w:r>
-        <w:t xml:space="preserve"> interface.</w:t>
-      </w:r>
-    </w:p>
-    <w:p>
-      <w:pPr>
-        <w:spacing w:after="160" w:line="278" w:lineRule="auto"/>
-        <w:rPr>
-          <w:u w:val="single"/>
-        </w:rPr>
-      </w:pPr>
-      <w:r>
-        <w:rPr>
-          <w:u w:val="single"/>
-        </w:rPr>
-        <w:t>Observer Pattern</w:t>
-      </w:r>
-      <w:r>
-        <w:rPr>
-          <w:u w:val="single"/>
-        </w:rPr>
-        <w:t>:</w:t>
-      </w:r>
-    </w:p>
-    <w:p>
-      <w:pPr>
-        <w:spacing w:after="160" w:line="278" w:lineRule="auto"/>
-      </w:pPr>
-      <w:r>
-        <w:t>Subject - Subject</w:t>
-      </w:r>
-    </w:p>
-    <w:p>
-      <w:pPr>
-        <w:spacing w:after="160" w:line="278" w:lineRule="auto"/>
-      </w:pPr>
-      <w:r>
-        <w:t>Subject provides the operations needed to register and remove observers using attach(), detach() and notify().</w:t>
-      </w:r>
-    </w:p>
-    <w:p>
-      <w:pPr>
-        <w:spacing w:after="160" w:line="278" w:lineRule="auto"/>
-      </w:pPr>
-      <w:r>
-        <w:t xml:space="preserve">Concrete Subject - </w:t>
-      </w:r>
-      <w:proofErr w:type="spellStart"/>
-      <w:r>
-        <w:t>EventControl</w:t>
-      </w:r>
-      <w:proofErr w:type="spellEnd"/>
-    </w:p>
-    <w:p>
-      <w:pPr>
-        <w:spacing w:after="160" w:line="278" w:lineRule="auto"/>
-      </w:pPr>
-      <w:proofErr w:type="spellStart"/>
-      <w:r>
-        <w:t>EventControl</w:t>
-      </w:r>
-      <w:proofErr w:type="spellEnd"/>
-      <w:r>
-        <w:t xml:space="preserve"> represents the central festival control centre. It creates and sends notices to registered observers.</w:t>
-      </w:r>
-    </w:p>
-    <w:p>
-      <w:pPr>
-        <w:spacing w:after="160" w:line="278" w:lineRule="auto"/>
-      </w:pPr>
-      <w:r>
-        <w:t>Observer - Observer</w:t>
-      </w:r>
-    </w:p>
-    <w:p>
-      <w:pPr>
-        <w:spacing w:after="160" w:line="278" w:lineRule="auto"/>
-      </w:pPr>
-      <w:r>
-        <w:t>Observer provides the common update() operation used by objects that receive notices.</w:t>
-      </w:r>
-    </w:p>
-    <w:p>
-      <w:pPr>
-        <w:spacing w:after="160" w:line="278" w:lineRule="auto"/>
-      </w:pPr>
-      <w:r>
-        <w:t>Concrete Observers - Event Units</w:t>
-      </w:r>
-    </w:p>
-    <w:p>
-      <w:pPr>
-        <w:spacing w:after="160" w:line="278" w:lineRule="auto"/>
-      </w:pPr>
-      <w:r>
-        <w:t xml:space="preserve">The concrete event units such as Stage, </w:t>
-      </w:r>
-      <w:proofErr w:type="spellStart"/>
-      <w:r>
-        <w:t>StageGate</w:t>
-      </w:r>
-      <w:proofErr w:type="spellEnd"/>
-      <w:r>
-        <w:t xml:space="preserve">, Bar, </w:t>
-      </w:r>
-      <w:proofErr w:type="spellStart"/>
-      <w:r>
-        <w:t>FoodVendor</w:t>
-      </w:r>
-      <w:proofErr w:type="spellEnd"/>
-      <w:r>
-        <w:t xml:space="preserve">, </w:t>
-      </w:r>
-      <w:proofErr w:type="spellStart"/>
-      <w:r>
-        <w:t>SecurityTeam</w:t>
-      </w:r>
-      <w:proofErr w:type="spellEnd"/>
-      <w:r>
-        <w:t xml:space="preserve"> and </w:t>
-      </w:r>
-      <w:proofErr w:type="spellStart"/>
-      <w:r>
-        <w:t>MedicalTeam</w:t>
-      </w:r>
-      <w:proofErr w:type="spellEnd"/>
-      <w:r>
-        <w:t xml:space="preserve"> act as observers. Each one responds differently when it receives a notice.</w:t>
-      </w:r>
-    </w:p>
-    <w:p>
-      <w:pPr>
-        <w:spacing w:after="160" w:line="278" w:lineRule="auto"/>
-      </w:pPr>
-      <w:proofErr w:type="spellStart"/>
-      <w:r>
-        <w:t>EventGroup</w:t>
-      </w:r>
-      <w:proofErr w:type="spellEnd"/>
-      <w:r>
-        <w:t xml:space="preserve"> as Observer and Subject</w:t>
-      </w:r>
-    </w:p>
-    <w:p>
-      <w:pPr>
-        <w:spacing w:after="160" w:line="278" w:lineRule="auto"/>
-      </w:pPr>
-      <w:proofErr w:type="spellStart"/>
-      <w:r>
-        <w:t>EventGroup</w:t>
-      </w:r>
-      <w:proofErr w:type="spellEnd"/>
-      <w:r>
-        <w:t xml:space="preserve"> has more than one role. It acts as an Observer when it receives a notice from another Subject. It then acts as a Subject by passing that notice to its own registered observers.</w:t>
-      </w:r>
-    </w:p>
-    <w:p>
-      <w:r>
-        <w:t>This is not a conflict because the roles are used for different purposes. The Composite role describes where the group exists in the festival structure</w:t>
-      </w:r>
+      <w:r>
+        <w:rPr>
+          <w:sz w:val="22"/>
+          <w:szCs w:val="22"/>
+        </w:rPr>
+        <w:t xml:space="preserve">- </w:t>
+      </w:r>
+      <w:r>
+        <w:rPr>
+          <w:sz w:val="22"/>
+          <w:szCs w:val="22"/>
+        </w:rPr>
+        <w:t>u24742512</w:t>
+      </w:r>
+    </w:p>
+    <w:p>
+      <w:pPr>
+        <w:pStyle w:val="Heading1"/>
+      </w:pPr>
+    </w:p>
+    <w:p>
+      <w:pPr>
+        <w:pStyle w:val="Heading1"/>
+      </w:pPr>
+    </w:p>
+    <w:p>
+      <w:pPr>
+        <w:pStyle w:val="Heading1"/>
+      </w:pPr>
     </w:p>
     <w:p/>
     <w:p/>
@@ -564,6 +269,15 @@
     <w:p/>
     <w:p/>
     <w:p/>
+    <w:p>
+      <w:pPr>
+        <w:pStyle w:val="Heading1"/>
+      </w:pPr>
+      <w:r>
+        <w:lastRenderedPageBreak/>
+        <w:t>TASK 1</w:t>
+      </w:r>
+    </w:p>
     <w:p/>
     <w:p>
       <w:pPr>
@@ -581,16 +295,532 @@
           <w:sz w:val="22"/>
           <w:szCs w:val="22"/>
         </w:rPr>
-        <w:t>Question 1.</w:t>
-      </w:r>
-      <w:r>
+        <w:t>Question 1.1</w:t>
+      </w:r>
+    </w:p>
+    <w:p>
+      <w:pPr>
+        <w:spacing w:after="160" w:line="278" w:lineRule="auto"/>
+      </w:pPr>
+      <w:r>
+        <w:t>Summer Music Festival</w:t>
+      </w:r>
+    </w:p>
+    <w:p>
+      <w:pPr>
+        <w:spacing w:after="160" w:line="278" w:lineRule="auto"/>
+      </w:pPr>
+      <w:r>
+        <w:t>Summer Music Festival is a</w:t>
+      </w:r>
+      <w:r>
+        <w:t>n</w:t>
+      </w:r>
+      <w:r>
+        <w:t xml:space="preserve">18+ </w:t>
+      </w:r>
+      <w:r>
+        <w:t xml:space="preserve">indoor(in a tent) and </w:t>
+      </w:r>
+      <w:r>
+        <w:t>outdoor music festival with three main performance areas: the Main Stage, River Stage and Techno Stage. Each stage has a different type of music</w:t>
+      </w:r>
+      <w:r>
+        <w:t xml:space="preserve"> genre</w:t>
+      </w:r>
+      <w:r>
+        <w:t xml:space="preserve"> and atmosphere. The River Stage is located close to the water, while the Techno Stage focuses on electronic music</w:t>
+      </w:r>
+      <w:r>
+        <w:t>, inside a tent,</w:t>
+      </w:r>
+      <w:r>
+        <w:t xml:space="preserve"> and the Main Stage hosts the main headline performances</w:t>
+      </w:r>
+      <w:r>
+        <w:t xml:space="preserve"> outside</w:t>
+      </w:r>
+      <w:r>
+        <w:t>.</w:t>
+      </w:r>
+    </w:p>
+    <w:p>
+      <w:pPr>
+        <w:spacing w:after="160" w:line="278" w:lineRule="auto"/>
+      </w:pPr>
+      <w:r>
+        <w:t>All visitors enter through the main festival entrance. The Entrance Gate checks identification to make sure that everyone entering the festival is 18 years or older. Each stage area also has its own Stage Gate. These gates monitor how many people are inside the stage area. If the stage reaches its maximum capacity, the gate stops allowing people to enter until space becomes available.</w:t>
+      </w:r>
+    </w:p>
+    <w:p>
+      <w:pPr>
+        <w:spacing w:after="160" w:line="278" w:lineRule="auto"/>
+      </w:pPr>
+      <w:r>
+        <w:t>Each stage area contains a Stage, Stage Gate and Bar. The festival also has Food Vendors, Security Teams and Medical Teams. These units all have different responsibilities. For example, Security Teams help control crowds and respond to safety problems, while Medical Teams remain available to treat injured or sick attendees.</w:t>
+      </w:r>
+    </w:p>
+    <w:p>
+      <w:pPr>
+        <w:spacing w:after="160" w:line="278" w:lineRule="auto"/>
+      </w:pPr>
+      <w:r>
+        <w:t>The festival is divided into different groups that form the Composite structure. These include the Festival Grounds, the different Stage Zones, and Service Areas. These groups may contain smaller groups or individual event unit</w:t>
+      </w:r>
+      <w:r>
+        <w:t xml:space="preserve">, such as </w:t>
+      </w:r>
+      <w:r>
+        <w:t>Main Stage</w:t>
+      </w:r>
+      <w:r>
+        <w:t xml:space="preserve"> Zone</w:t>
+      </w:r>
+      <w:r>
+        <w:t xml:space="preserve">, River Stage </w:t>
+      </w:r>
+      <w:r>
+        <w:t xml:space="preserve">Zone </w:t>
+      </w:r>
+      <w:r>
+        <w:t>and Techno Stage</w:t>
+      </w:r>
+      <w:r>
+        <w:t xml:space="preserve"> Zone.</w:t>
+      </w:r>
+    </w:p>
+    <w:p>
+      <w:pPr>
+        <w:spacing w:after="160" w:line="278" w:lineRule="auto"/>
+      </w:pPr>
+      <w:r>
+        <w:t xml:space="preserve">The main concrete event units are Stage, </w:t>
+      </w:r>
+      <w:proofErr w:type="spellStart"/>
+      <w:r>
+        <w:t>EntranceGate</w:t>
+      </w:r>
+      <w:proofErr w:type="spellEnd"/>
+      <w:r>
+        <w:t xml:space="preserve">, </w:t>
+      </w:r>
+      <w:proofErr w:type="spellStart"/>
+      <w:r>
+        <w:t>StageGate</w:t>
+      </w:r>
+      <w:proofErr w:type="spellEnd"/>
+      <w:r>
+        <w:t xml:space="preserve">, Bar, </w:t>
+      </w:r>
+      <w:proofErr w:type="spellStart"/>
+      <w:r>
+        <w:t>FoodVendor</w:t>
+      </w:r>
+      <w:proofErr w:type="spellEnd"/>
+      <w:r>
+        <w:t xml:space="preserve">, </w:t>
+      </w:r>
+      <w:proofErr w:type="spellStart"/>
+      <w:r>
+        <w:t>SecurityTeam</w:t>
+      </w:r>
+      <w:proofErr w:type="spellEnd"/>
+      <w:r>
+        <w:t xml:space="preserve"> and </w:t>
+      </w:r>
+      <w:proofErr w:type="spellStart"/>
+      <w:r>
+        <w:t>MedicalTeam</w:t>
+      </w:r>
+      <w:proofErr w:type="spellEnd"/>
+      <w:r>
+        <w:t>.</w:t>
+      </w:r>
+    </w:p>
+    <w:p>
+      <w:pPr>
+        <w:spacing w:after="160" w:line="278" w:lineRule="auto"/>
+      </w:pPr>
+      <w:r>
+        <w:t>During the festival, the control centre can send notices such as weather warnings, capacity alerts, schedule changes, pauses, evacuations and resume notices. Different units respond differently to the same notice. For example, a Stage may pause a performance during an evacuation, a Stage Gate may stop admitting people, a Bar may stop serving, while a Medical Team remains operational.</w:t>
+      </w:r>
+    </w:p>
+    <w:p>
+      <w:pPr>
+        <w:spacing w:after="160" w:line="278" w:lineRule="auto"/>
+      </w:pPr>
+      <w:r>
+        <w:t>This gives the event enough nested structure and changing behaviour to make use of both the Composite and Observer patterns.</w:t>
+      </w:r>
+    </w:p>
+    <w:p>
+      <w:pPr>
         <w:rPr>
           <w:b/>
           <w:bCs/>
           <w:sz w:val="22"/>
           <w:szCs w:val="22"/>
         </w:rPr>
-        <w:t>3</w:t>
+      </w:pPr>
+      <w:r>
+        <w:rPr>
+          <w:b/>
+          <w:bCs/>
+          <w:sz w:val="22"/>
+          <w:szCs w:val="22"/>
+        </w:rPr>
+        <w:t>Question 1.</w:t>
+      </w:r>
+      <w:r>
+        <w:rPr>
+          <w:b/>
+          <w:bCs/>
+          <w:sz w:val="22"/>
+          <w:szCs w:val="22"/>
+        </w:rPr>
+        <w:t>2</w:t>
+      </w:r>
+    </w:p>
+    <w:p>
+      <w:pPr>
+        <w:spacing w:after="160" w:line="278" w:lineRule="auto"/>
+        <w:rPr>
+          <w:u w:val="single"/>
+        </w:rPr>
+      </w:pPr>
+      <w:r>
+        <w:rPr>
+          <w:u w:val="single"/>
+        </w:rPr>
+        <w:t>Composite Pattern</w:t>
+      </w:r>
+      <w:r>
+        <w:rPr>
+          <w:u w:val="single"/>
+        </w:rPr>
+        <w:t>:</w:t>
+      </w:r>
+    </w:p>
+    <w:p>
+      <w:pPr>
+        <w:spacing w:after="160" w:line="278" w:lineRule="auto"/>
+      </w:pPr>
+      <w:r>
+        <w:t xml:space="preserve">Component - </w:t>
+      </w:r>
+      <w:proofErr w:type="spellStart"/>
+      <w:r>
+        <w:t>EventComponent</w:t>
+      </w:r>
+      <w:proofErr w:type="spellEnd"/>
+    </w:p>
+    <w:p>
+      <w:pPr>
+        <w:spacing w:after="160" w:line="278" w:lineRule="auto"/>
+      </w:pPr>
+      <w:proofErr w:type="spellStart"/>
+      <w:r>
+        <w:t>EventComponent</w:t>
+      </w:r>
+      <w:proofErr w:type="spellEnd"/>
+      <w:r>
+        <w:t xml:space="preserve"> is the common base class for everything that forms part of the festival structure. It provides operations such as open(), close(), </w:t>
+      </w:r>
+      <w:proofErr w:type="spellStart"/>
+      <w:r>
+        <w:t>reportStatus</w:t>
+      </w:r>
+      <w:proofErr w:type="spellEnd"/>
+      <w:r>
+        <w:t xml:space="preserve">() and </w:t>
+      </w:r>
+      <w:proofErr w:type="spellStart"/>
+      <w:r>
+        <w:t>getCapacity</w:t>
+      </w:r>
+      <w:proofErr w:type="spellEnd"/>
+      <w:r>
+        <w:t>().</w:t>
+      </w:r>
+    </w:p>
+    <w:p>
+      <w:pPr>
+        <w:spacing w:after="160" w:line="278" w:lineRule="auto"/>
+      </w:pPr>
+      <w:r>
+        <w:t xml:space="preserve">Composite - </w:t>
+      </w:r>
+      <w:proofErr w:type="spellStart"/>
+      <w:r>
+        <w:t>EventGroup</w:t>
+      </w:r>
+      <w:proofErr w:type="spellEnd"/>
+    </w:p>
+    <w:p>
+      <w:pPr>
+        <w:spacing w:after="160" w:line="278" w:lineRule="auto"/>
+      </w:pPr>
+      <w:proofErr w:type="spellStart"/>
+      <w:r>
+        <w:t>EventGroup</w:t>
+      </w:r>
+      <w:proofErr w:type="spellEnd"/>
+      <w:r>
+        <w:t xml:space="preserve"> represents a group or area in the festival. Examples include the Festival Grounds, Main Stage Zone, River Stage Zone, Techno Stage Zone and Service Area. An </w:t>
+      </w:r>
+      <w:proofErr w:type="spellStart"/>
+      <w:r>
+        <w:t>EventGroup</w:t>
+      </w:r>
+      <w:proofErr w:type="spellEnd"/>
+      <w:r>
+        <w:t xml:space="preserve"> can contain both other </w:t>
+      </w:r>
+      <w:proofErr w:type="spellStart"/>
+      <w:r>
+        <w:t>EventGroup</w:t>
+      </w:r>
+      <w:proofErr w:type="spellEnd"/>
+      <w:r>
+        <w:t xml:space="preserve"> objects and individual event units.</w:t>
+      </w:r>
+    </w:p>
+    <w:p>
+      <w:pPr>
+        <w:spacing w:after="160" w:line="278" w:lineRule="auto"/>
+      </w:pPr>
+      <w:r>
+        <w:lastRenderedPageBreak/>
+        <w:t>Leaf - Concrete Event Units</w:t>
+      </w:r>
+    </w:p>
+    <w:p>
+      <w:pPr>
+        <w:spacing w:after="160" w:line="278" w:lineRule="auto"/>
+      </w:pPr>
+      <w:r>
+        <w:t xml:space="preserve">The Leaf classes are Stage, </w:t>
+      </w:r>
+      <w:proofErr w:type="spellStart"/>
+      <w:r>
+        <w:t>EntranceGate</w:t>
+      </w:r>
+      <w:proofErr w:type="spellEnd"/>
+      <w:r>
+        <w:t xml:space="preserve">, </w:t>
+      </w:r>
+      <w:proofErr w:type="spellStart"/>
+      <w:r>
+        <w:t>StageGate</w:t>
+      </w:r>
+      <w:proofErr w:type="spellEnd"/>
+      <w:r>
+        <w:t xml:space="preserve">, Bar, </w:t>
+      </w:r>
+      <w:proofErr w:type="spellStart"/>
+      <w:r>
+        <w:t>FoodVendor</w:t>
+      </w:r>
+      <w:proofErr w:type="spellEnd"/>
+      <w:r>
+        <w:t xml:space="preserve">, </w:t>
+      </w:r>
+      <w:proofErr w:type="spellStart"/>
+      <w:r>
+        <w:t>SecurityTeam</w:t>
+      </w:r>
+      <w:proofErr w:type="spellEnd"/>
+      <w:r>
+        <w:t xml:space="preserve"> and </w:t>
+      </w:r>
+      <w:proofErr w:type="spellStart"/>
+      <w:r>
+        <w:t>MedicalTeam</w:t>
+      </w:r>
+      <w:proofErr w:type="spellEnd"/>
+      <w:r>
+        <w:t>. These are individual units and do not contain other event components.</w:t>
+      </w:r>
+    </w:p>
+    <w:p>
+      <w:pPr>
+        <w:spacing w:after="160" w:line="278" w:lineRule="auto"/>
+      </w:pPr>
+      <w:r>
+        <w:t>Client - main.cpp</w:t>
+      </w:r>
+    </w:p>
+    <w:p>
+      <w:pPr>
+        <w:spacing w:after="160" w:line="278" w:lineRule="auto"/>
+      </w:pPr>
+      <w:r>
+        <w:t xml:space="preserve">main.cpp creates the festival structure and interacts with the event through the common </w:t>
+      </w:r>
+      <w:proofErr w:type="spellStart"/>
+      <w:r>
+        <w:t>EventComponent</w:t>
+      </w:r>
+      <w:proofErr w:type="spellEnd"/>
+      <w:r>
+        <w:t xml:space="preserve"> interface.</w:t>
+      </w:r>
+    </w:p>
+    <w:p>
+      <w:pPr>
+        <w:spacing w:after="160" w:line="278" w:lineRule="auto"/>
+        <w:rPr>
+          <w:u w:val="single"/>
+        </w:rPr>
+      </w:pPr>
+      <w:r>
+        <w:rPr>
+          <w:u w:val="single"/>
+        </w:rPr>
+        <w:t>Observer Pattern</w:t>
+      </w:r>
+      <w:r>
+        <w:rPr>
+          <w:u w:val="single"/>
+        </w:rPr>
+        <w:t>:</w:t>
+      </w:r>
+    </w:p>
+    <w:p>
+      <w:pPr>
+        <w:spacing w:after="160" w:line="278" w:lineRule="auto"/>
+      </w:pPr>
+      <w:r>
+        <w:t>Subject - Subject</w:t>
+      </w:r>
+    </w:p>
+    <w:p>
+      <w:pPr>
+        <w:spacing w:after="160" w:line="278" w:lineRule="auto"/>
+      </w:pPr>
+      <w:r>
+        <w:t>Subject provides the operations needed to register and remove observers using attach(), detach() and notify().</w:t>
+      </w:r>
+    </w:p>
+    <w:p>
+      <w:pPr>
+        <w:spacing w:after="160" w:line="278" w:lineRule="auto"/>
+      </w:pPr>
+      <w:r>
+        <w:t xml:space="preserve">Concrete Subject - </w:t>
+      </w:r>
+      <w:proofErr w:type="spellStart"/>
+      <w:r>
+        <w:t>EventControl</w:t>
+      </w:r>
+      <w:proofErr w:type="spellEnd"/>
+    </w:p>
+    <w:p>
+      <w:pPr>
+        <w:spacing w:after="160" w:line="278" w:lineRule="auto"/>
+      </w:pPr>
+      <w:proofErr w:type="spellStart"/>
+      <w:r>
+        <w:t>EventControl</w:t>
+      </w:r>
+      <w:proofErr w:type="spellEnd"/>
+      <w:r>
+        <w:t xml:space="preserve"> represents the central festival control centre. It creates and sends notices to registered observers.</w:t>
+      </w:r>
+    </w:p>
+    <w:p>
+      <w:pPr>
+        <w:spacing w:after="160" w:line="278" w:lineRule="auto"/>
+      </w:pPr>
+      <w:r>
+        <w:t>Observer - Observer</w:t>
+      </w:r>
+    </w:p>
+    <w:p>
+      <w:pPr>
+        <w:spacing w:after="160" w:line="278" w:lineRule="auto"/>
+      </w:pPr>
+      <w:r>
+        <w:t>Observer provides the common update() operation used by objects that receive notices.</w:t>
+      </w:r>
+    </w:p>
+    <w:p>
+      <w:pPr>
+        <w:spacing w:after="160" w:line="278" w:lineRule="auto"/>
+      </w:pPr>
+      <w:r>
+        <w:t>Concrete Observers - Event Units</w:t>
+      </w:r>
+    </w:p>
+    <w:p>
+      <w:pPr>
+        <w:spacing w:after="160" w:line="278" w:lineRule="auto"/>
+      </w:pPr>
+      <w:r>
+        <w:t xml:space="preserve">The concrete event units such as Stage, </w:t>
+      </w:r>
+      <w:proofErr w:type="spellStart"/>
+      <w:r>
+        <w:t>StageGate</w:t>
+      </w:r>
+      <w:proofErr w:type="spellEnd"/>
+      <w:r>
+        <w:t xml:space="preserve">, Bar, </w:t>
+      </w:r>
+      <w:proofErr w:type="spellStart"/>
+      <w:r>
+        <w:t>FoodVendor</w:t>
+      </w:r>
+      <w:proofErr w:type="spellEnd"/>
+      <w:r>
+        <w:t xml:space="preserve">, </w:t>
+      </w:r>
+      <w:proofErr w:type="spellStart"/>
+      <w:r>
+        <w:t>SecurityTeam</w:t>
+      </w:r>
+      <w:proofErr w:type="spellEnd"/>
+      <w:r>
+        <w:t xml:space="preserve"> and </w:t>
+      </w:r>
+      <w:proofErr w:type="spellStart"/>
+      <w:r>
+        <w:t>MedicalTeam</w:t>
+      </w:r>
+      <w:proofErr w:type="spellEnd"/>
+      <w:r>
+        <w:t xml:space="preserve"> act as observers. Each one responds differently when it receives a notice.</w:t>
+      </w:r>
+    </w:p>
+    <w:p>
+      <w:pPr>
+        <w:spacing w:after="160" w:line="278" w:lineRule="auto"/>
+      </w:pPr>
+      <w:proofErr w:type="spellStart"/>
+      <w:r>
+        <w:t>EventGroup</w:t>
+      </w:r>
+      <w:proofErr w:type="spellEnd"/>
+      <w:r>
+        <w:t xml:space="preserve"> as Observer and Subject</w:t>
+      </w:r>
+    </w:p>
+    <w:p>
+      <w:pPr>
+        <w:spacing w:after="160" w:line="278" w:lineRule="auto"/>
+      </w:pPr>
+      <w:proofErr w:type="spellStart"/>
+      <w:r>
+        <w:t>EventGroup</w:t>
+      </w:r>
+      <w:proofErr w:type="spellEnd"/>
+      <w:r>
+        <w:t xml:space="preserve"> has more than one role. It acts as an Observer when it receives a notice from another Subject. It then acts as a Subject by passing that notice to its own registered observers.</w:t>
+      </w:r>
+    </w:p>
+    <w:p>
+      <w:r>
+        <w:t>This is not a conflict because the roles are used for different purposes. The Composite role describes where the group exists in the festival structure</w:t>
       </w:r>
     </w:p>
     <w:p/>
@@ -604,13 +834,54 @@
     <w:p/>
     <w:p/>
     <w:p/>
+    <w:p/>
+    <w:p/>
+    <w:p>
+      <w:pPr>
+        <w:rPr>
+          <w:b/>
+          <w:bCs/>
+          <w:sz w:val="22"/>
+          <w:szCs w:val="22"/>
+        </w:rPr>
+      </w:pPr>
+      <w:r>
+        <w:rPr>
+          <w:b/>
+          <w:bCs/>
+          <w:sz w:val="22"/>
+          <w:szCs w:val="22"/>
+        </w:rPr>
+        <w:t>Question 1.</w:t>
+      </w:r>
+      <w:r>
+        <w:rPr>
+          <w:b/>
+          <w:bCs/>
+          <w:sz w:val="22"/>
+          <w:szCs w:val="22"/>
+        </w:rPr>
+        <w:t>3</w:t>
+      </w:r>
+    </w:p>
+    <w:p/>
+    <w:p/>
+    <w:p/>
+    <w:p/>
+    <w:p/>
+    <w:p/>
+    <w:p/>
+    <w:p/>
+    <w:p/>
+    <w:p/>
+    <w:p/>
     <w:p>
       <w:r>
         <w:rPr>
           <w:noProof/>
         </w:rPr>
         <w:drawing>
-          <wp:anchor distT="0" distB="0" distL="114300" distR="114300" simplePos="0" relativeHeight="251658240" behindDoc="0" locked="0" layoutInCell="1" allowOverlap="1" wp14:anchorId="2C20E90C" wp14:editId="778E8851">
+          <wp:anchor distT="0" distB="0" distL="114300" distR="114300" simplePos="0" relativeHeight="251658240" behindDoc="0" locked="0" layoutInCell="1" allowOverlap="1" wp14:anchorId="2C20E90C" wp14:editId="05ADBF54">
             <wp:simplePos x="0" y="0"/>
             <wp:positionH relativeFrom="margin">
               <wp:align>center</wp:align>
@@ -878,11 +1149,18 @@
         <w:pStyle w:val="Heading1"/>
       </w:pPr>
     </w:p>
+    <w:p/>
+    <w:p/>
+    <w:p/>
+    <w:p/>
+    <w:p/>
+    <w:p/>
     <w:p>
       <w:pPr>
         <w:pStyle w:val="Heading1"/>
       </w:pPr>
       <w:r>
+        <w:lastRenderedPageBreak/>
         <w:t>TASK 3</w:t>
       </w:r>
     </w:p>
@@ -980,7 +1258,6 @@
           <w:b/>
           <w:bCs/>
         </w:rPr>
-        <w:lastRenderedPageBreak/>
         <w:t>Duplicate Prevention:</w:t>
       </w:r>
       <w:r>
@@ -988,19 +1265,11 @@
       </w:r>
       <w:proofErr w:type="gramStart"/>
       <w:r>
-        <w:t>Subject::attach(</w:t>
+        <w:t>Subject::</w:t>
       </w:r>
       <w:proofErr w:type="gramEnd"/>
       <w:r>
-        <w:t xml:space="preserve">Observer* observer), the method scans the vector to verify whether observer is already registered. Duplicate entries are rejected to prevent multi-triggering during a single </w:t>
-      </w:r>
-      <w:proofErr w:type="gramStart"/>
-      <w:r>
-        <w:t>notify(</w:t>
-      </w:r>
-      <w:proofErr w:type="gramEnd"/>
-      <w:r>
-        <w:t>) pass.</w:t>
+        <w:t>attach(Observer* observer), the method scans the vector to verify whether observer is already registered. Duplicate entries are rejected to prevent multi-triggering during a single notify() pass.</w:t>
       </w:r>
     </w:p>
     <w:p>
@@ -1018,23 +1287,7 @@
         <w:t>Null Pointer Protection:</w:t>
       </w:r>
       <w:r>
-        <w:t xml:space="preserve"> </w:t>
-      </w:r>
-      <w:proofErr w:type="gramStart"/>
-      <w:r>
-        <w:t>attach(</w:t>
-      </w:r>
-      <w:proofErr w:type="gramEnd"/>
-      <w:r>
-        <w:t xml:space="preserve">) explicitly validates that </w:t>
-      </w:r>
-      <w:proofErr w:type="gramStart"/>
-      <w:r>
-        <w:t>observer !</w:t>
-      </w:r>
-      <w:proofErr w:type="gramEnd"/>
-      <w:r>
-        <w:t xml:space="preserve">= </w:t>
+        <w:t xml:space="preserve"> attach() explicitly validates that observer != </w:t>
       </w:r>
       <w:proofErr w:type="spellStart"/>
       <w:r>
@@ -1136,11 +1389,11 @@
       </w:r>
       <w:proofErr w:type="gramStart"/>
       <w:r>
-        <w:t>Subject::notify(</w:t>
+        <w:t>Subject::</w:t>
       </w:r>
       <w:proofErr w:type="gramEnd"/>
       <w:r>
-        <w:t xml:space="preserve">) will dereference a dangling pointer, causing undefined </w:t>
+        <w:t xml:space="preserve">notify() will dereference a dangling pointer, causing undefined </w:t>
       </w:r>
       <w:proofErr w:type="spellStart"/>
       <w:r>
@@ -1222,17 +1475,12 @@
         <w:t xml:space="preserve"> composite node is destroyed, its destructor (~</w:t>
       </w:r>
       <w:proofErr w:type="spellStart"/>
-      <w:proofErr w:type="gramStart"/>
       <w:r>
         <w:t>EventGroup</w:t>
       </w:r>
       <w:proofErr w:type="spellEnd"/>
       <w:r>
-        <w:t>(</w:t>
-      </w:r>
-      <w:proofErr w:type="gramEnd"/>
-      <w:r>
-        <w:t>)) executes controlled top-down deletion:</w:t>
+        <w:t>()) executes controlled top-down deletion:</w:t>
       </w:r>
     </w:p>
     <w:p>
@@ -1295,30 +1543,22 @@
     </w:p>
     <w:p>
       <w:r>
-        <w:t xml:space="preserve">The </w:t>
+        <w:t xml:space="preserve">The detach() algorithm uses </w:t>
       </w:r>
       <w:proofErr w:type="gramStart"/>
       <w:r>
-        <w:t>detach(</w:t>
+        <w:t>std::vector::</w:t>
       </w:r>
       <w:proofErr w:type="gramEnd"/>
       <w:r>
-        <w:t xml:space="preserve">) algorithm uses </w:t>
+        <w:t xml:space="preserve">erase combined with </w:t>
       </w:r>
       <w:proofErr w:type="gramStart"/>
       <w:r>
-        <w:t>std::vector::</w:t>
+        <w:t>std::</w:t>
       </w:r>
       <w:proofErr w:type="gramEnd"/>
       <w:r>
-        <w:t xml:space="preserve">erase combined with </w:t>
-      </w:r>
-      <w:proofErr w:type="gramStart"/>
-      <w:r>
-        <w:t>std::</w:t>
-      </w:r>
-      <w:proofErr w:type="gramEnd"/>
-      <w:r>
         <w:t xml:space="preserve">remove to shrink the vector immediately upon </w:t>
       </w:r>
       <w:proofErr w:type="spellStart"/>
@@ -1327,15 +1567,7 @@
       </w:r>
       <w:proofErr w:type="spellEnd"/>
       <w:r>
-        <w:t xml:space="preserve">, ensuring the </w:t>
-      </w:r>
-      <w:proofErr w:type="gramStart"/>
-      <w:r>
-        <w:t>notify(</w:t>
-      </w:r>
-      <w:proofErr w:type="gramEnd"/>
-      <w:r>
-        <w:t>) iteration never touches unallocated address space.</w:t>
+        <w:t>, ensuring the notify() iteration never touches unallocated address space.</w:t>
       </w:r>
     </w:p>
     <w:p>
@@ -1399,6 +1631,7 @@
                 <w:b/>
                 <w:bCs/>
               </w:rPr>
+              <w:lastRenderedPageBreak/>
               <w:t>Leaf Class</w:t>
             </w:r>
           </w:p>
@@ -1636,17 +1869,12 @@
               <w:t xml:space="preserve"> = false, halts current performance via </w:t>
             </w:r>
             <w:proofErr w:type="spellStart"/>
-            <w:proofErr w:type="gramStart"/>
             <w:r>
               <w:t>pausePerformance</w:t>
             </w:r>
             <w:proofErr w:type="spellEnd"/>
             <w:r>
-              <w:t>(</w:t>
-            </w:r>
-            <w:proofErr w:type="gramEnd"/>
-            <w:r>
-              <w:t>).</w:t>
+              <w:t>().</w:t>
             </w:r>
           </w:p>
         </w:tc>
@@ -1679,7 +1907,6 @@
                 <w:b/>
                 <w:bCs/>
               </w:rPr>
-              <w:lastRenderedPageBreak/>
               <w:t>Stage</w:t>
             </w:r>
           </w:p>
@@ -1731,17 +1958,12 @@
               <w:t xml:space="preserve">If outdoor == true, calls </w:t>
             </w:r>
             <w:proofErr w:type="spellStart"/>
-            <w:proofErr w:type="gramStart"/>
             <w:r>
               <w:t>pausePerformance</w:t>
             </w:r>
             <w:proofErr w:type="spellEnd"/>
             <w:r>
-              <w:t>(</w:t>
-            </w:r>
-            <w:proofErr w:type="gramEnd"/>
-            <w:r>
-              <w:t xml:space="preserve">) and sets </w:t>
+              <w:t xml:space="preserve">() and sets </w:t>
             </w:r>
             <w:proofErr w:type="spellStart"/>
             <w:r>
@@ -1833,17 +2055,12 @@
               <w:t xml:space="preserve">Calls </w:t>
             </w:r>
             <w:proofErr w:type="spellStart"/>
-            <w:proofErr w:type="gramStart"/>
             <w:r>
               <w:t>pausePerformance</w:t>
             </w:r>
             <w:proofErr w:type="spellEnd"/>
             <w:r>
-              <w:t>(</w:t>
-            </w:r>
-            <w:proofErr w:type="gramEnd"/>
-            <w:r>
-              <w:t xml:space="preserve">), sets </w:t>
+              <w:t xml:space="preserve">(), sets </w:t>
             </w:r>
             <w:proofErr w:type="spellStart"/>
             <w:r>
@@ -1935,17 +2152,12 @@
               <w:t xml:space="preserve">Calls </w:t>
             </w:r>
             <w:proofErr w:type="spellStart"/>
-            <w:proofErr w:type="gramStart"/>
             <w:r>
               <w:t>resumePerformance</w:t>
             </w:r>
             <w:proofErr w:type="spellEnd"/>
             <w:r>
-              <w:t>(</w:t>
-            </w:r>
-            <w:proofErr w:type="gramEnd"/>
-            <w:r>
-              <w:t xml:space="preserve">) and sets </w:t>
+              <w:t xml:space="preserve">() and sets </w:t>
             </w:r>
             <w:proofErr w:type="spellStart"/>
             <w:r>
@@ -2391,17 +2603,12 @@
               <w:t xml:space="preserve">Invokes </w:t>
             </w:r>
             <w:proofErr w:type="spellStart"/>
-            <w:proofErr w:type="gramStart"/>
             <w:r>
               <w:t>startLastCall</w:t>
             </w:r>
             <w:proofErr w:type="spellEnd"/>
             <w:r>
-              <w:t>(</w:t>
-            </w:r>
-            <w:proofErr w:type="gramEnd"/>
-            <w:r>
-              <w:t xml:space="preserve">), sets </w:t>
+              <w:t xml:space="preserve">(), sets </w:t>
             </w:r>
             <w:proofErr w:type="spellStart"/>
             <w:r>
@@ -2714,6 +2921,7 @@
                 <w:b/>
                 <w:bCs/>
               </w:rPr>
+              <w:lastRenderedPageBreak/>
               <w:t>FoodVendor</w:t>
             </w:r>
             <w:proofErr w:type="spellEnd"/>
@@ -2979,7 +3187,6 @@
                 <w:b/>
                 <w:bCs/>
               </w:rPr>
-              <w:lastRenderedPageBreak/>
               <w:t>MedicalTeam</w:t>
             </w:r>
             <w:proofErr w:type="spellEnd"/>
@@ -3085,17 +3292,12 @@
         <w:t xml:space="preserve">[ Level 1: </w:t>
       </w:r>
       <w:proofErr w:type="spellStart"/>
-      <w:proofErr w:type="gramStart"/>
       <w:r>
         <w:t>ConcreteSubject</w:t>
       </w:r>
       <w:proofErr w:type="spellEnd"/>
       <w:r>
-        <w:t xml:space="preserve"> ]</w:t>
-      </w:r>
-      <w:proofErr w:type="gramEnd"/>
-      <w:r>
-        <w:t xml:space="preserve">    </w:t>
+        <w:t xml:space="preserve"> ]    </w:t>
       </w:r>
       <w:proofErr w:type="spellStart"/>
       <w:r>
@@ -3108,18 +3310,13 @@
     </w:p>
     <w:p>
       <w:r>
-        <w:t xml:space="preserve">                                       </w:t>
-      </w:r>
-      <w:proofErr w:type="gramStart"/>
-      <w:r>
-        <w:t xml:space="preserve">│  </w:t>
+        <w:t xml:space="preserve">                                       │  </w:t>
       </w:r>
       <w:proofErr w:type="spellStart"/>
       <w:r>
         <w:t>issueNotice</w:t>
       </w:r>
       <w:proofErr w:type="spellEnd"/>
-      <w:proofErr w:type="gramEnd"/>
       <w:r>
         <w:t>(notice) / notify(notice)</w:t>
       </w:r>
@@ -3131,15 +3328,7 @@
     </w:p>
     <w:p>
       <w:r>
-        <w:t xml:space="preserve">[ Level 2: Intermediate </w:t>
-      </w:r>
-      <w:proofErr w:type="gramStart"/>
-      <w:r>
-        <w:t>Composite ]</w:t>
-      </w:r>
-      <w:proofErr w:type="gramEnd"/>
-      <w:r>
-        <w:t xml:space="preserve"> </w:t>
+        <w:t xml:space="preserve">[ Level 2: Intermediate Composite ] </w:t>
       </w:r>
       <w:proofErr w:type="spellStart"/>
       <w:r>
@@ -3152,15 +3341,7 @@
     </w:p>
     <w:p>
       <w:r>
-        <w:t xml:space="preserve">                                       </w:t>
-      </w:r>
-      <w:proofErr w:type="gramStart"/>
-      <w:r>
-        <w:t>│  update</w:t>
-      </w:r>
-      <w:proofErr w:type="gramEnd"/>
-      <w:r>
-        <w:t>(notice) ──&gt; notify(notice)</w:t>
+        <w:t xml:space="preserve">                                       │  update(notice) ──&gt; notify(notice)</w:t>
       </w:r>
     </w:p>
     <w:p>
@@ -3170,15 +3351,7 @@
     </w:p>
     <w:p>
       <w:r>
-        <w:t xml:space="preserve">[ Level 3: Concrete </w:t>
-      </w:r>
-      <w:proofErr w:type="gramStart"/>
-      <w:r>
-        <w:t>Leaves ]</w:t>
-      </w:r>
-      <w:proofErr w:type="gramEnd"/>
-      <w:r>
-        <w:t xml:space="preserve">     Stage ("Main Stage") | </w:t>
+        <w:t xml:space="preserve">[ Level 3: Concrete Leaves ]     Stage ("Main Stage") | </w:t>
       </w:r>
       <w:proofErr w:type="spellStart"/>
       <w:r>
@@ -3191,15 +3364,7 @@
     </w:p>
     <w:p>
       <w:r>
-        <w:t xml:space="preserve">                                       </w:t>
-      </w:r>
-      <w:proofErr w:type="gramStart"/>
-      <w:r>
-        <w:t>│  update</w:t>
-      </w:r>
-      <w:proofErr w:type="gramEnd"/>
-      <w:r>
-        <w:t>(notice) ──&gt; local reaction</w:t>
+        <w:t xml:space="preserve">                                       │  update(notice) ──&gt; local reaction</w:t>
       </w:r>
     </w:p>
     <w:p>
@@ -3337,10 +3502,13 @@
       </w:r>
       <w:proofErr w:type="gramStart"/>
       <w:r>
-        <w:t>Observer::update(</w:t>
+        <w:t>Observer::</w:t>
+      </w:r>
+      <w:proofErr w:type="gramEnd"/>
+      <w:r>
+        <w:t>update(</w:t>
       </w:r>
       <w:proofErr w:type="spellStart"/>
-      <w:proofErr w:type="gramEnd"/>
       <w:r>
         <w:t>const</w:t>
       </w:r>
@@ -3360,37 +3528,28 @@
         <w:t xml:space="preserve">Target filtering check: If </w:t>
       </w:r>
       <w:proofErr w:type="spellStart"/>
-      <w:proofErr w:type="gramStart"/>
       <w:r>
         <w:t>notice.getTarget</w:t>
       </w:r>
       <w:proofErr w:type="spellEnd"/>
-      <w:proofErr w:type="gramEnd"/>
       <w:r>
         <w:t xml:space="preserve">() == "ALL" or </w:t>
       </w:r>
       <w:proofErr w:type="spellStart"/>
-      <w:proofErr w:type="gramStart"/>
       <w:r>
         <w:t>notice.getTarget</w:t>
       </w:r>
       <w:proofErr w:type="spellEnd"/>
-      <w:proofErr w:type="gramEnd"/>
       <w:r>
         <w:t>() == this-&gt;</w:t>
       </w:r>
       <w:proofErr w:type="spellStart"/>
-      <w:proofErr w:type="gramStart"/>
       <w:r>
         <w:t>getName</w:t>
       </w:r>
       <w:proofErr w:type="spellEnd"/>
       <w:r>
-        <w:t>(</w:t>
-      </w:r>
-      <w:proofErr w:type="gramEnd"/>
-      <w:r>
-        <w:t>), the group accepts the notice.</w:t>
+        <w:t>(), the group accepts the notice.</w:t>
       </w:r>
     </w:p>
     <w:p>
@@ -3409,7 +3568,15 @@
       </w:r>
       <w:proofErr w:type="spellEnd"/>
       <w:r>
-        <w:t xml:space="preserve"> (acting as a Subject for its internal scope) forwards the notice down to all child components by invoking this-&gt;notify(notice). If the target matched the group name, it overrides the child target filter so sub-units react uniformly.</w:t>
+        <w:t xml:space="preserve"> (acting as a Subject for its internal scope) forwards the notice down to all child components by invoking this-&gt;notify(notice). If the target matched the group name, it overrides the child target </w:t>
+      </w:r>
+      <w:proofErr w:type="gramStart"/>
+      <w:r>
+        <w:t>filter</w:t>
+      </w:r>
+      <w:proofErr w:type="gramEnd"/>
+      <w:r>
+        <w:t xml:space="preserve"> so sub-units react uniformly.</w:t>
       </w:r>
     </w:p>
     <w:p>
@@ -3424,6 +3591,7 @@
           <w:b/>
           <w:bCs/>
         </w:rPr>
+        <w:lastRenderedPageBreak/>
         <w:t>Level 3 — Concrete Leaf Processing (</w:t>
       </w:r>
       <w:proofErr w:type="spellStart"/>
@@ -3498,7 +3666,6 @@
           <w:b/>
           <w:bCs/>
         </w:rPr>
-        <w:lastRenderedPageBreak/>
         <w:t>Task 3.5: Push vs. Pull Model Justification</w:t>
       </w:r>
     </w:p>
@@ -3533,31 +3700,37 @@
       </w:r>
       <w:proofErr w:type="gramStart"/>
       <w:r>
-        <w:t>Subject::notify(</w:t>
+        <w:t>Subject::</w:t>
+      </w:r>
+      <w:proofErr w:type="gramEnd"/>
+      <w:r>
+        <w:t>notify(</w:t>
       </w:r>
       <w:proofErr w:type="spellStart"/>
+      <w:r>
+        <w:t>const</w:t>
+      </w:r>
+      <w:proofErr w:type="spellEnd"/>
+      <w:r>
+        <w:t xml:space="preserve"> Notice&amp; notice) is called, the Subject directly passes a fully instantiated </w:t>
+      </w:r>
+      <w:proofErr w:type="spellStart"/>
+      <w:r>
+        <w:t>const</w:t>
+      </w:r>
+      <w:proofErr w:type="spellEnd"/>
+      <w:r>
+        <w:t xml:space="preserve"> Notice&amp; payload into </w:t>
+      </w:r>
+      <w:proofErr w:type="gramStart"/>
+      <w:r>
+        <w:t>Observer::</w:t>
+      </w:r>
       <w:proofErr w:type="gramEnd"/>
       <w:r>
-        <w:t>const</w:t>
-      </w:r>
-      <w:proofErr w:type="spellEnd"/>
-      <w:r>
-        <w:t xml:space="preserve"> Notice&amp; notice) is called, the Subject directly passes a fully instantiated </w:t>
+        <w:t>update(</w:t>
       </w:r>
       <w:proofErr w:type="spellStart"/>
-      <w:r>
-        <w:t>const</w:t>
-      </w:r>
-      <w:proofErr w:type="spellEnd"/>
-      <w:r>
-        <w:t xml:space="preserve"> Notice&amp; payload into </w:t>
-      </w:r>
-      <w:proofErr w:type="gramStart"/>
-      <w:r>
-        <w:t>Observer::update(</w:t>
-      </w:r>
-      <w:proofErr w:type="spellStart"/>
-      <w:proofErr w:type="gramEnd"/>
       <w:r>
         <w:t>const</w:t>
       </w:r>
@@ -3614,12 +3787,21 @@
           <w:numId w:val="20"/>
         </w:numPr>
       </w:pPr>
+      <w:proofErr w:type="gramStart"/>
       <w:r>
         <w:rPr>
           <w:b/>
           <w:bCs/>
         </w:rPr>
-        <w:t xml:space="preserve">Loose Coupling (Observer </w:t>
+        <w:t>Loose</w:t>
+      </w:r>
+      <w:proofErr w:type="gramEnd"/>
+      <w:r>
+        <w:rPr>
+          <w:b/>
+          <w:bCs/>
+        </w:rPr>
+        <w:t xml:space="preserve"> Coupling (Observer </w:t>
       </w:r>
       <m:oMath>
         <m:r>
@@ -3683,16 +3865,23 @@
         <w:t>TASK 6</w:t>
       </w:r>
     </w:p>
-    <w:p/>
     <w:p>
       <w:r>
         <w:rPr>
           <w:noProof/>
         </w:rPr>
         <w:drawing>
-          <wp:inline distT="0" distB="0" distL="0" distR="0" wp14:anchorId="67E0F5CF" wp14:editId="2E8676F6">
+          <wp:anchor distT="0" distB="0" distL="114300" distR="114300" simplePos="0" relativeHeight="251659264" behindDoc="0" locked="0" layoutInCell="1" allowOverlap="1" wp14:anchorId="67E0F5CF" wp14:editId="00A99B0C">
+            <wp:simplePos x="0" y="0"/>
+            <wp:positionH relativeFrom="column">
+              <wp:posOffset>-68580</wp:posOffset>
+            </wp:positionH>
+            <wp:positionV relativeFrom="paragraph">
+              <wp:posOffset>216535</wp:posOffset>
+            </wp:positionV>
             <wp:extent cx="5731510" cy="2623820"/>
             <wp:effectExtent l="0" t="0" r="2540" b="5080"/>
+            <wp:wrapNone/>
             <wp:docPr id="59045680" name="Picture 4"/>
             <wp:cNvGraphicFramePr>
               <a:graphicFrameLocks xmlns:a="http://schemas.openxmlformats.org/drawingml/2006/main" noChangeAspect="1"/>
@@ -3728,10 +3917,777 @@
                 </pic:pic>
               </a:graphicData>
             </a:graphic>
-          </wp:inline>
+          </wp:anchor>
         </w:drawing>
       </w:r>
     </w:p>
+    <w:p/>
+    <w:p/>
+    <w:p/>
+    <w:p/>
+    <w:p/>
+    <w:p/>
+    <w:p/>
+    <w:p/>
+    <w:p/>
+    <w:p>
+      <w:pPr>
+        <w:pStyle w:val="Heading1"/>
+      </w:pPr>
+    </w:p>
+    <w:p>
+      <w:pPr>
+        <w:pStyle w:val="Heading1"/>
+      </w:pPr>
+    </w:p>
+    <w:p/>
+    <w:p>
+      <w:pPr>
+        <w:pStyle w:val="Heading1"/>
+      </w:pPr>
+      <w:r>
+        <w:lastRenderedPageBreak/>
+        <w:t>TASK 7</w:t>
+      </w:r>
+    </w:p>
+    <w:p>
+      <w:pPr>
+        <w:tabs>
+          <w:tab w:val="left" w:pos="5640"/>
+        </w:tabs>
+      </w:pPr>
+      <w:r>
+        <w:t>https://github.com/Kristy2005/214-Prac-3-Commited-to-Main3</w:t>
+      </w:r>
+    </w:p>
+    <w:p>
+      <w:pPr>
+        <w:tabs>
+          <w:tab w:val="left" w:pos="5640"/>
+        </w:tabs>
+        <w:rPr>
+          <w:b/>
+          <w:bCs/>
+        </w:rPr>
+      </w:pPr>
+      <w:r>
+        <w:rPr>
+          <w:b/>
+          <w:bCs/>
+        </w:rPr>
+        <w:t xml:space="preserve">Question </w:t>
+      </w:r>
+      <w:r>
+        <w:rPr>
+          <w:b/>
+          <w:bCs/>
+        </w:rPr>
+        <w:t xml:space="preserve">7.4 </w:t>
+      </w:r>
+    </w:p>
+    <w:p>
+      <w:pPr>
+        <w:tabs>
+          <w:tab w:val="left" w:pos="5640"/>
+        </w:tabs>
+      </w:pPr>
+      <w:r>
+        <w:t xml:space="preserve">GitHub </w:t>
+      </w:r>
+      <w:r>
+        <w:t xml:space="preserve">was used </w:t>
+      </w:r>
+      <w:r>
+        <w:t>throughout the practical to divide the work and combine our changes. Kristy completed Tasks 1, 2 and 4, account</w:t>
+      </w:r>
+      <w:r>
+        <w:t>ing</w:t>
+      </w:r>
+      <w:r>
+        <w:t xml:space="preserve"> for approximately 105 marks. Thabo completed Task 5, worth 100 marks, </w:t>
+      </w:r>
+      <w:proofErr w:type="gramStart"/>
+      <w:r>
+        <w:t>and also</w:t>
+      </w:r>
+      <w:proofErr w:type="gramEnd"/>
+      <w:r>
+        <w:t xml:space="preserve"> assisted with Task 3. Lindo completed Tasks 3, 6 and 8.1, account</w:t>
+      </w:r>
+      <w:r>
+        <w:t>ing</w:t>
+      </w:r>
+      <w:r>
+        <w:t xml:space="preserve"> for roughly 70 marks. </w:t>
+      </w:r>
+      <w:r>
+        <w:t>Despite</w:t>
+      </w:r>
+      <w:r>
+        <w:t xml:space="preserve"> the tasks </w:t>
+      </w:r>
+      <w:r>
+        <w:t>having</w:t>
+      </w:r>
+      <w:r>
+        <w:t xml:space="preserve"> different mark allocations, all three members also contributed through commits, branches, reviews and pull requests</w:t>
+      </w:r>
+      <w:r>
+        <w:t xml:space="preserve"> </w:t>
+      </w:r>
+      <w:r>
+        <w:t>and divided the practical equally.</w:t>
+      </w:r>
+    </w:p>
+    <w:p>
+      <w:pPr>
+        <w:tabs>
+          <w:tab w:val="left" w:pos="5640"/>
+        </w:tabs>
+      </w:pPr>
+      <w:r>
+        <w:t>We protected the main branch using a GitHub ruleset</w:t>
+      </w:r>
+      <w:r>
+        <w:t>,</w:t>
+      </w:r>
+      <w:r>
+        <w:t xml:space="preserve"> so that team members could not push changes directly to main. Instead, changes were made on separate branches and then </w:t>
+      </w:r>
+      <w:r>
+        <w:t>combined</w:t>
+      </w:r>
+      <w:r>
+        <w:t xml:space="preserve"> using pull requests. At least one other</w:t>
+      </w:r>
+      <w:r>
+        <w:t xml:space="preserve"> </w:t>
+      </w:r>
+      <w:r>
+        <w:t xml:space="preserve">member had to review and approve a pull request before it could be merged. This </w:t>
+      </w:r>
+      <w:r>
+        <w:t>way we could</w:t>
+      </w:r>
+      <w:r>
+        <w:t xml:space="preserve"> check each other's work and make sure that the latest correct version remained on the main branch.</w:t>
+      </w:r>
+    </w:p>
+    <w:p>
+      <w:pPr>
+        <w:tabs>
+          <w:tab w:val="left" w:pos="5640"/>
+        </w:tabs>
+      </w:pPr>
+      <w:r>
+        <w:t xml:space="preserve">Several repository activities demonstrate </w:t>
+      </w:r>
+      <w:r>
+        <w:t>our</w:t>
+      </w:r>
+      <w:r>
+        <w:t xml:space="preserve"> collaboration. For example, Lindo added and configured the </w:t>
+      </w:r>
+      <w:proofErr w:type="spellStart"/>
+      <w:r>
+        <w:t>Doxyfile</w:t>
+      </w:r>
+      <w:proofErr w:type="spellEnd"/>
+      <w:r>
+        <w:t xml:space="preserve"> through pull request #11, which was reviewed by Kristy before being merged. Thabo added the SD4 sequence diagram and made changes to the SD2 and SD3 diagrams through pull request #22, which was reviewed and merged by Lindo. Kristy's changes were also submitted through branches and pull requests, such as pull request #5, where multiple updates to the practical documentation were merged into main.</w:t>
+      </w:r>
+    </w:p>
+    <w:p>
+      <w:pPr>
+        <w:tabs>
+          <w:tab w:val="left" w:pos="5640"/>
+        </w:tabs>
+      </w:pPr>
+      <w:r>
+        <w:t xml:space="preserve">The branch and pull request workflow </w:t>
+      </w:r>
+      <w:proofErr w:type="gramStart"/>
+      <w:r>
+        <w:t>was</w:t>
+      </w:r>
+      <w:proofErr w:type="gramEnd"/>
+      <w:r>
+        <w:t xml:space="preserve"> especially useful when different members were working at the same time. On two occasions, it helped us identify possible merge conflicts before changes were added to main. We could compare the newer work with the existing version, review each other's changes and integrate them correctly. GitHub allowed us to work independently while </w:t>
+      </w:r>
+      <w:proofErr w:type="gramStart"/>
+      <w:r>
+        <w:t>still keeping</w:t>
+      </w:r>
+      <w:proofErr w:type="gramEnd"/>
+      <w:r>
+        <w:t xml:space="preserve"> one reviewed and up-to-date final version of the project.</w:t>
+      </w:r>
+    </w:p>
+    <w:p>
+      <w:pPr>
+        <w:tabs>
+          <w:tab w:val="left" w:pos="5640"/>
+        </w:tabs>
+      </w:pPr>
+    </w:p>
+    <w:p>
+      <w:pPr>
+        <w:tabs>
+          <w:tab w:val="left" w:pos="5640"/>
+        </w:tabs>
+      </w:pPr>
+    </w:p>
+    <w:p>
+      <w:pPr>
+        <w:tabs>
+          <w:tab w:val="left" w:pos="5640"/>
+        </w:tabs>
+      </w:pPr>
+    </w:p>
+    <w:p>
+      <w:pPr>
+        <w:tabs>
+          <w:tab w:val="left" w:pos="5640"/>
+        </w:tabs>
+      </w:pPr>
+    </w:p>
+    <w:p>
+      <w:pPr>
+        <w:tabs>
+          <w:tab w:val="left" w:pos="5640"/>
+        </w:tabs>
+      </w:pPr>
+    </w:p>
+    <w:p>
+      <w:pPr>
+        <w:tabs>
+          <w:tab w:val="left" w:pos="5640"/>
+        </w:tabs>
+      </w:pPr>
+    </w:p>
+    <w:p>
+      <w:pPr>
+        <w:tabs>
+          <w:tab w:val="left" w:pos="5640"/>
+        </w:tabs>
+      </w:pPr>
+    </w:p>
+    <w:p>
+      <w:pPr>
+        <w:tabs>
+          <w:tab w:val="left" w:pos="5640"/>
+        </w:tabs>
+      </w:pPr>
+    </w:p>
+    <w:p>
+      <w:pPr>
+        <w:tabs>
+          <w:tab w:val="left" w:pos="5640"/>
+        </w:tabs>
+      </w:pPr>
+    </w:p>
+    <w:p>
+      <w:pPr>
+        <w:tabs>
+          <w:tab w:val="left" w:pos="5640"/>
+        </w:tabs>
+      </w:pPr>
+    </w:p>
+    <w:p>
+      <w:pPr>
+        <w:tabs>
+          <w:tab w:val="left" w:pos="5640"/>
+        </w:tabs>
+      </w:pPr>
+    </w:p>
+    <w:p>
+      <w:pPr>
+        <w:tabs>
+          <w:tab w:val="left" w:pos="5640"/>
+        </w:tabs>
+      </w:pPr>
+    </w:p>
+    <w:p>
+      <w:pPr>
+        <w:tabs>
+          <w:tab w:val="left" w:pos="5640"/>
+        </w:tabs>
+      </w:pPr>
+    </w:p>
+    <w:p>
+      <w:pPr>
+        <w:tabs>
+          <w:tab w:val="left" w:pos="5640"/>
+        </w:tabs>
+      </w:pPr>
+    </w:p>
+    <w:p>
+      <w:pPr>
+        <w:tabs>
+          <w:tab w:val="left" w:pos="5640"/>
+        </w:tabs>
+      </w:pPr>
+    </w:p>
+    <w:p>
+      <w:pPr>
+        <w:tabs>
+          <w:tab w:val="left" w:pos="5640"/>
+        </w:tabs>
+      </w:pPr>
+    </w:p>
+    <w:p>
+      <w:pPr>
+        <w:tabs>
+          <w:tab w:val="left" w:pos="5640"/>
+        </w:tabs>
+        <w:rPr>
+          <w:b/>
+          <w:bCs/>
+        </w:rPr>
+      </w:pPr>
+      <w:r>
+        <w:rPr>
+          <w:b/>
+          <w:bCs/>
+        </w:rPr>
+        <w:lastRenderedPageBreak/>
+        <w:t>Team</w:t>
+      </w:r>
+      <w:r>
+        <w:rPr>
+          <w:b/>
+          <w:bCs/>
+        </w:rPr>
+        <w:t xml:space="preserve"> contribution statement</w:t>
+      </w:r>
+      <w:r>
+        <w:rPr>
+          <w:b/>
+          <w:bCs/>
+        </w:rPr>
+        <w:t>:</w:t>
+      </w:r>
+    </w:p>
+    <w:p>
+      <w:pPr>
+        <w:tabs>
+          <w:tab w:val="left" w:pos="5640"/>
+        </w:tabs>
+        <w:rPr>
+          <w:b/>
+          <w:bCs/>
+        </w:rPr>
+      </w:pPr>
+    </w:p>
+    <w:p>
+      <w:pPr>
+        <w:tabs>
+          <w:tab w:val="left" w:pos="5640"/>
+        </w:tabs>
+        <w:rPr>
+          <w:sz w:val="22"/>
+          <w:szCs w:val="22"/>
+          <w:u w:val="single"/>
+        </w:rPr>
+      </w:pPr>
+      <w:r>
+        <w:rPr>
+          <w:sz w:val="22"/>
+          <w:szCs w:val="22"/>
+          <w:u w:val="single"/>
+        </w:rPr>
+        <w:t>Thab</w:t>
+      </w:r>
+      <w:r>
+        <w:rPr>
+          <w:sz w:val="22"/>
+          <w:szCs w:val="22"/>
+          <w:u w:val="single"/>
+        </w:rPr>
+        <w:t>o’s Contribution</w:t>
+      </w:r>
+    </w:p>
+    <w:p>
+      <w:pPr>
+        <w:tabs>
+          <w:tab w:val="left" w:pos="5640"/>
+        </w:tabs>
+        <w:rPr>
+          <w:sz w:val="22"/>
+          <w:szCs w:val="22"/>
+        </w:rPr>
+      </w:pPr>
+      <w:r>
+        <w:rPr>
+          <w:sz w:val="22"/>
+          <w:szCs w:val="22"/>
+        </w:rPr>
+        <w:t xml:space="preserve">I completed the UML sequence diagrams (task 5), mapping out object interactions, lifelines and combined fragments for SD1 through SD4. I made sure the sequence diagrams were consistent with the classes and relationships defined in the main UML class diagram and reflected how the implemented code operates. </w:t>
+      </w:r>
+    </w:p>
+    <w:p>
+      <w:pPr>
+        <w:tabs>
+          <w:tab w:val="left" w:pos="5640"/>
+        </w:tabs>
+        <w:rPr>
+          <w:sz w:val="22"/>
+          <w:szCs w:val="22"/>
+        </w:rPr>
+      </w:pPr>
+      <w:r>
+        <w:rPr>
+          <w:sz w:val="22"/>
+          <w:szCs w:val="22"/>
+        </w:rPr>
+        <w:t>I also configured the main.cpp to run the signature event scenario showing runtime behaviour. This included showing how changes like pausing or resuming can work.</w:t>
+      </w:r>
+    </w:p>
+    <w:p>
+      <w:pPr>
+        <w:tabs>
+          <w:tab w:val="left" w:pos="5640"/>
+        </w:tabs>
+        <w:rPr>
+          <w:sz w:val="22"/>
+          <w:szCs w:val="22"/>
+          <w:u w:val="single"/>
+        </w:rPr>
+      </w:pPr>
+      <w:r>
+        <w:rPr>
+          <w:sz w:val="22"/>
+          <w:szCs w:val="22"/>
+          <w:u w:val="single"/>
+        </w:rPr>
+        <w:t>Lindo</w:t>
+      </w:r>
+      <w:r>
+        <w:rPr>
+          <w:sz w:val="22"/>
+          <w:szCs w:val="22"/>
+          <w:u w:val="single"/>
+        </w:rPr>
+        <w:t>’s Contribution</w:t>
+      </w:r>
+    </w:p>
+    <w:p>
+      <w:pPr>
+        <w:tabs>
+          <w:tab w:val="left" w:pos="5640"/>
+        </w:tabs>
+        <w:rPr>
+          <w:sz w:val="22"/>
+          <w:szCs w:val="22"/>
+        </w:rPr>
+      </w:pPr>
+      <w:r>
+        <w:rPr>
+          <w:rFonts w:ascii="Arial" w:hAnsi="Arial" w:cs="Arial"/>
+          <w:sz w:val="22"/>
+          <w:szCs w:val="22"/>
+        </w:rPr>
+        <w:t>​</w:t>
+      </w:r>
+      <w:r>
+        <w:rPr>
+          <w:rFonts w:ascii="Times New Roman" w:eastAsia="Times New Roman" w:hAnsi="Times New Roman" w:cs="Times New Roman"/>
+          <w:sz w:val="28"/>
+          <w:szCs w:val="28"/>
+          <w:lang w:eastAsia="en-ZA"/>
+        </w:rPr>
+        <w:t xml:space="preserve"> </w:t>
+      </w:r>
+      <w:r>
+        <w:rPr>
+          <w:sz w:val="22"/>
+          <w:szCs w:val="22"/>
+        </w:rPr>
+        <w:t xml:space="preserve">My contributions spanned Tasks 3, 6, and 8, as well as build automation. For Task 3, I implemented the Observer pattern </w:t>
+      </w:r>
+      <w:proofErr w:type="spellStart"/>
+      <w:r>
+        <w:rPr>
+          <w:sz w:val="22"/>
+          <w:szCs w:val="22"/>
+        </w:rPr>
+        <w:t>behaviors</w:t>
+      </w:r>
+      <w:proofErr w:type="spellEnd"/>
+      <w:r>
+        <w:rPr>
+          <w:sz w:val="22"/>
+          <w:szCs w:val="22"/>
+        </w:rPr>
+        <w:t xml:space="preserve"> and concrete leaf component memory management. This included helping to ensure that observers could be attached and detached correctly, that notifications could cascade through the different levels of the event structure, and that the Observer pattern worked together correctly with the existing Composite design. </w:t>
+      </w:r>
+    </w:p>
+    <w:p>
+      <w:pPr>
+        <w:tabs>
+          <w:tab w:val="left" w:pos="5640"/>
+        </w:tabs>
+        <w:rPr>
+          <w:sz w:val="22"/>
+          <w:szCs w:val="22"/>
+        </w:rPr>
+      </w:pPr>
+      <w:r>
+        <w:rPr>
+          <w:sz w:val="22"/>
+          <w:szCs w:val="22"/>
+        </w:rPr>
+        <w:t xml:space="preserve">While for Task 6, I created and configured the </w:t>
+      </w:r>
+      <w:proofErr w:type="spellStart"/>
+      <w:r>
+        <w:rPr>
+          <w:sz w:val="22"/>
+          <w:szCs w:val="22"/>
+        </w:rPr>
+        <w:t>Doxyfile</w:t>
+      </w:r>
+      <w:proofErr w:type="spellEnd"/>
+      <w:r>
+        <w:rPr>
+          <w:sz w:val="22"/>
+          <w:szCs w:val="22"/>
+        </w:rPr>
+        <w:t xml:space="preserve"> setup for project documentation. Additionally, I expanded our </w:t>
+      </w:r>
+      <w:proofErr w:type="spellStart"/>
+      <w:r>
+        <w:rPr>
+          <w:sz w:val="22"/>
+          <w:szCs w:val="22"/>
+        </w:rPr>
+        <w:t>Makefile</w:t>
+      </w:r>
+      <w:proofErr w:type="spellEnd"/>
+      <w:r>
+        <w:rPr>
+          <w:sz w:val="22"/>
+          <w:szCs w:val="22"/>
+        </w:rPr>
+        <w:t xml:space="preserve"> to handle folder creation and seamless clean-up of generated files, and built out the Task 8 test suite in main.cpp to boost our code coverage and ensure </w:t>
+      </w:r>
+      <w:proofErr w:type="spellStart"/>
+      <w:r>
+        <w:rPr>
+          <w:sz w:val="22"/>
+          <w:szCs w:val="22"/>
+        </w:rPr>
+        <w:t>autograder</w:t>
+      </w:r>
+      <w:proofErr w:type="spellEnd"/>
+      <w:r>
+        <w:rPr>
+          <w:sz w:val="22"/>
+          <w:szCs w:val="22"/>
+        </w:rPr>
+        <w:t xml:space="preserve"> compatibility. </w:t>
+      </w:r>
+    </w:p>
+    <w:p>
+      <w:pPr>
+        <w:tabs>
+          <w:tab w:val="left" w:pos="5640"/>
+        </w:tabs>
+        <w:rPr>
+          <w:sz w:val="22"/>
+          <w:szCs w:val="22"/>
+          <w:u w:val="single"/>
+        </w:rPr>
+      </w:pPr>
+      <w:r>
+        <w:rPr>
+          <w:sz w:val="22"/>
+          <w:szCs w:val="22"/>
+          <w:u w:val="single"/>
+        </w:rPr>
+        <w:t>Kristy’s Contribution</w:t>
+      </w:r>
+    </w:p>
+    <w:p>
+      <w:pPr>
+        <w:tabs>
+          <w:tab w:val="left" w:pos="5640"/>
+        </w:tabs>
+        <w:rPr>
+          <w:sz w:val="22"/>
+          <w:szCs w:val="22"/>
+        </w:rPr>
+      </w:pPr>
+      <w:r>
+        <w:rPr>
+          <w:sz w:val="22"/>
+          <w:szCs w:val="22"/>
+        </w:rPr>
+        <w:t xml:space="preserve">My main contribution to the project was the initial </w:t>
+      </w:r>
+      <w:r>
+        <w:rPr>
+          <w:sz w:val="22"/>
+          <w:szCs w:val="22"/>
+        </w:rPr>
+        <w:t xml:space="preserve">project </w:t>
+      </w:r>
+      <w:r>
+        <w:rPr>
+          <w:sz w:val="22"/>
+          <w:szCs w:val="22"/>
+        </w:rPr>
+        <w:t>design and structure. I created the UML class diagram and designed how the Composite and Observer patterns would</w:t>
+      </w:r>
+      <w:r>
+        <w:rPr>
+          <w:sz w:val="22"/>
+          <w:szCs w:val="22"/>
+        </w:rPr>
+        <w:t xml:space="preserve"> collaborate </w:t>
+      </w:r>
+      <w:r>
+        <w:rPr>
+          <w:sz w:val="22"/>
+          <w:szCs w:val="22"/>
+        </w:rPr>
+        <w:t>in the system. Once the design was complete, I created the initial skeletons of the .h and .</w:t>
+      </w:r>
+      <w:proofErr w:type="spellStart"/>
+      <w:r>
+        <w:rPr>
+          <w:sz w:val="22"/>
+          <w:szCs w:val="22"/>
+        </w:rPr>
+        <w:t>cpp</w:t>
+      </w:r>
+      <w:proofErr w:type="spellEnd"/>
+      <w:r>
+        <w:rPr>
+          <w:sz w:val="22"/>
+          <w:szCs w:val="22"/>
+        </w:rPr>
+        <w:t xml:space="preserve"> files so that the rest of the team had a </w:t>
+      </w:r>
+      <w:r>
+        <w:rPr>
+          <w:sz w:val="22"/>
+          <w:szCs w:val="22"/>
+        </w:rPr>
+        <w:t>base</w:t>
+      </w:r>
+      <w:r>
+        <w:rPr>
+          <w:sz w:val="22"/>
+          <w:szCs w:val="22"/>
+        </w:rPr>
+        <w:t xml:space="preserve"> structure to work from when implementing their assigned sections. I was mainly responsible for Tasks 1, 2 and 4, including developing the Composite structure, implementing the concrete event units and adding the event rules, condition-based behaviour, runtime reorganisation and original festival features. I also set up the GitHub repository rules, including protection of the main branch and requiring approval before pull requests could be merged.</w:t>
+      </w:r>
+    </w:p>
+    <w:p>
+      <w:pPr>
+        <w:tabs>
+          <w:tab w:val="left" w:pos="5640"/>
+        </w:tabs>
+        <w:rPr>
+          <w:sz w:val="22"/>
+          <w:szCs w:val="22"/>
+          <w:u w:val="single"/>
+        </w:rPr>
+      </w:pPr>
+      <w:r>
+        <w:rPr>
+          <w:sz w:val="22"/>
+          <w:szCs w:val="22"/>
+          <w:u w:val="single"/>
+        </w:rPr>
+        <w:t>Team Contribution and Coordination</w:t>
+      </w:r>
+    </w:p>
+    <w:p>
+      <w:pPr>
+        <w:tabs>
+          <w:tab w:val="left" w:pos="5640"/>
+        </w:tabs>
+        <w:rPr>
+          <w:sz w:val="22"/>
+          <w:szCs w:val="22"/>
+        </w:rPr>
+      </w:pPr>
+      <w:r>
+        <w:rPr>
+          <w:sz w:val="22"/>
+          <w:szCs w:val="22"/>
+        </w:rPr>
+        <w:t>Our</w:t>
+      </w:r>
+      <w:r>
+        <w:rPr>
+          <w:sz w:val="22"/>
+          <w:szCs w:val="22"/>
+        </w:rPr>
+        <w:t xml:space="preserve"> team divided the practical by discussing the available tasks and choosing sections that suited </w:t>
+      </w:r>
+      <w:r>
+        <w:rPr>
+          <w:sz w:val="22"/>
+          <w:szCs w:val="22"/>
+        </w:rPr>
+        <w:t>our</w:t>
+      </w:r>
+      <w:r>
+        <w:rPr>
+          <w:sz w:val="22"/>
+          <w:szCs w:val="22"/>
+        </w:rPr>
+        <w:t xml:space="preserve"> strengths and interests. Kristy mainly completed Tasks 1, 2 and 4, Thabo completed Task 5 and assisted with Task 3, while Lindo completed Tasks 3, 6 and 8.1. Although each member had their own main responsibilities, we helped each other when problems arose and reviewed each other's work before it was integrated into the final project.</w:t>
+      </w:r>
+    </w:p>
+    <w:p>
+      <w:pPr>
+        <w:tabs>
+          <w:tab w:val="left" w:pos="5640"/>
+        </w:tabs>
+      </w:pPr>
+    </w:p>
+    <w:p>
+      <w:pPr>
+        <w:tabs>
+          <w:tab w:val="left" w:pos="5640"/>
+        </w:tabs>
+      </w:pPr>
+    </w:p>
+    <w:p>
+      <w:pPr>
+        <w:tabs>
+          <w:tab w:val="left" w:pos="5640"/>
+        </w:tabs>
+      </w:pPr>
+    </w:p>
+    <w:p>
+      <w:pPr>
+        <w:tabs>
+          <w:tab w:val="left" w:pos="5640"/>
+        </w:tabs>
+      </w:pPr>
+    </w:p>
+    <w:p>
+      <w:pPr>
+        <w:tabs>
+          <w:tab w:val="left" w:pos="5640"/>
+        </w:tabs>
+      </w:pPr>
+    </w:p>
+    <w:p>
+      <w:pPr>
+        <w:tabs>
+          <w:tab w:val="left" w:pos="5640"/>
+        </w:tabs>
+      </w:pPr>
+    </w:p>
+    <w:p/>
+    <w:p/>
+    <w:p/>
     <w:sectPr>
       <w:headerReference w:type="default" r:id="rId10"/>
       <w:footerReference w:type="default" r:id="rId11"/>
@@ -3745,7 +4701,7 @@
 </file>
 
 <file path=word/endnotes.xml><?xml version="1.0" encoding="utf-8"?>
-<w:endnotes xmlns:wpc="http://schemas.microsoft.com/office/word/2010/wordprocessingCanvas" xmlns:cx="http://schemas.microsoft.com/office/drawing/2014/chartex" xmlns:cx1="http://schemas.microsoft.com/office/drawing/2015/9/8/chartex" xmlns:cx2="http://schemas.microsoft.com/office/drawing/2015/10/21/chartex" xmlns:cx3="http://schemas.microsoft.com/office/drawing/2016/5/9/chartex" xmlns:cx4="http://schemas.microsoft.com/office/drawing/2016/5/10/chartex" xmlns:cx5="http://schemas.microsoft.com/office/drawing/2016/5/11/chartex" xmlns:cx6="http://schemas.microsoft.com/office/drawing/2016/5/12/chartex" xmlns:cx7="http://schemas.microsoft.com/office/drawing/2016/5/13/chartex" xmlns:cx8="http://schemas.microsoft.com/office/drawing/2016/5/14/chartex" xmlns:mc="http://schemas.openxmlformats.org/markup-compatibility/2006" xmlns:aink="http://schemas.microsoft.com/office/drawing/2016/ink" xmlns:am3d="http://schemas.microsoft.com/office/drawing/2017/model3d" xmlns:o="urn:schemas-microsoft-com:office:office" xmlns:oel="http://schemas.microsoft.com/office/2019/extlst" xmlns:r="http://schemas.openxmlformats.org/officeDocument/2006/relationships" xmlns:m="http://schemas.openxmlformats.org/officeDocument/2006/math" xmlns:v="urn:schemas-microsoft-com:vml" xmlns:wp14="http://schemas.microsoft.com/office/word/2010/wordprocessingDrawing" xmlns:wp="http://schemas.openxmlformats.org/drawingml/2006/wordprocessingDrawing" xmlns:w10="urn:schemas-microsoft-com:office:word" xmlns:w="http://schemas.openxmlformats.org/wordprocessingml/2006/main" xmlns:w14="http://schemas.microsoft.com/office/word/2010/wordml" xmlns:w15="http://schemas.microsoft.com/office/word/2012/wordml" xmlns:w16cei="http://schemas.microsoft.com/office/word/2026/wordml/cei" xmlns:w16cex="http://schemas.microsoft.com/office/word/2018/wordml/cex" xmlns:w16cid="http://schemas.microsoft.com/office/word/2016/wordml/cid" xmlns:w16="http://schemas.microsoft.com/office/word/2018/wordml" xmlns:w16du="http://schemas.microsoft.com/office/word/2023/wordml/word16du" xmlns:w16sdtdh="http://schemas.microsoft.com/office/word/2020/wordml/sdtdatahash" xmlns:w16sdtfl="http://schemas.microsoft.com/office/word/2024/wordml/sdtformatlock" xmlns:w16se="http://schemas.microsoft.com/office/word/2015/wordml/symex" xmlns:wpg="http://schemas.microsoft.com/office/word/2010/wordprocessingGroup" xmlns:wpi="http://schemas.microsoft.com/office/word/2010/wordprocessingInk" xmlns:wne="http://schemas.microsoft.com/office/word/2006/wordml" xmlns:wps="http://schemas.microsoft.com/office/word/2010/wordprocessingShape" mc:Ignorable="w14 w15 w16se w16cid w16 w16cex w16sdtdh w16sdtfl w16du wp14">
+<w:endnotes xmlns:wpc="http://schemas.microsoft.com/office/word/2010/wordprocessingCanvas" xmlns:cx="http://schemas.microsoft.com/office/drawing/2014/chartex" xmlns:cx1="http://schemas.microsoft.com/office/drawing/2015/9/8/chartex" xmlns:cx2="http://schemas.microsoft.com/office/drawing/2015/10/21/chartex" xmlns:cx3="http://schemas.microsoft.com/office/drawing/2016/5/9/chartex" xmlns:cx4="http://schemas.microsoft.com/office/drawing/2016/5/10/chartex" xmlns:cx5="http://schemas.microsoft.com/office/drawing/2016/5/11/chartex" xmlns:cx6="http://schemas.microsoft.com/office/drawing/2016/5/12/chartex" xmlns:cx7="http://schemas.microsoft.com/office/drawing/2016/5/13/chartex" xmlns:cx8="http://schemas.microsoft.com/office/drawing/2016/5/14/chartex" xmlns:mc="http://schemas.openxmlformats.org/markup-compatibility/2006" xmlns:aink="http://schemas.microsoft.com/office/drawing/2016/ink" xmlns:am3d="http://schemas.microsoft.com/office/drawing/2017/model3d" xmlns:o="urn:schemas-microsoft-com:office:office" xmlns:oel="http://schemas.microsoft.com/office/2019/extlst" xmlns:r="http://schemas.openxmlformats.org/officeDocument/2006/relationships" xmlns:m="http://schemas.openxmlformats.org/officeDocument/2006/math" xmlns:v="urn:schemas-microsoft-com:vml" xmlns:wp14="http://schemas.microsoft.com/office/word/2010/wordprocessingDrawing" xmlns:wp="http://schemas.openxmlformats.org/drawingml/2006/wordprocessingDrawing" xmlns:w10="urn:schemas-microsoft-com:office:word" xmlns:w="http://schemas.openxmlformats.org/wordprocessingml/2006/main" xmlns:w14="http://schemas.microsoft.com/office/word/2010/wordml" xmlns:w15="http://schemas.microsoft.com/office/word/2012/wordml" xmlns:w16cex="http://schemas.microsoft.com/office/word/2018/wordml/cex" xmlns:w16cid="http://schemas.microsoft.com/office/word/2016/wordml/cid" xmlns:w16="http://schemas.microsoft.com/office/word/2018/wordml" xmlns:w16du="http://schemas.microsoft.com/office/word/2023/wordml/word16du" xmlns:w16sdtdh="http://schemas.microsoft.com/office/word/2020/wordml/sdtdatahash" xmlns:w16sdtfl="http://schemas.microsoft.com/office/word/2024/wordml/sdtformatlock" xmlns:w16se="http://schemas.microsoft.com/office/word/2015/wordml/symex" xmlns:wpg="http://schemas.microsoft.com/office/word/2010/wordprocessingGroup" xmlns:wpi="http://schemas.microsoft.com/office/word/2010/wordprocessingInk" xmlns:wne="http://schemas.microsoft.com/office/word/2006/wordml" xmlns:wps="http://schemas.microsoft.com/office/word/2010/wordprocessingShape" mc:Ignorable="w14 w15 w16se w16cid w16 w16cex w16sdtdh w16sdtfl w16du wp14">
   <w:endnote w:type="separator" w:id="-1">
     <w:p>
       <w:pPr>
@@ -3770,7 +4726,7 @@
 </file>
 
 <file path=word/footer1.xml><?xml version="1.0" encoding="utf-8"?>
-<w:ftr xmlns:wpc="http://schemas.microsoft.com/office/word/2010/wordprocessingCanvas" xmlns:cx="http://schemas.microsoft.com/office/drawing/2014/chartex" xmlns:cx1="http://schemas.microsoft.com/office/drawing/2015/9/8/chartex" xmlns:cx2="http://schemas.microsoft.com/office/drawing/2015/10/21/chartex" xmlns:cx3="http://schemas.microsoft.com/office/drawing/2016/5/9/chartex" xmlns:cx4="http://schemas.microsoft.com/office/drawing/2016/5/10/chartex" xmlns:cx5="http://schemas.microsoft.com/office/drawing/2016/5/11/chartex" xmlns:cx6="http://schemas.microsoft.com/office/drawing/2016/5/12/chartex" xmlns:cx7="http://schemas.microsoft.com/office/drawing/2016/5/13/chartex" xmlns:cx8="http://schemas.microsoft.com/office/drawing/2016/5/14/chartex" xmlns:mc="http://schemas.openxmlformats.org/markup-compatibility/2006" xmlns:aink="http://schemas.microsoft.com/office/drawing/2016/ink" xmlns:am3d="http://schemas.microsoft.com/office/drawing/2017/model3d" xmlns:o="urn:schemas-microsoft-com:office:office" xmlns:oel="http://schemas.microsoft.com/office/2019/extlst" xmlns:r="http://schemas.openxmlformats.org/officeDocument/2006/relationships" xmlns:m="http://schemas.openxmlformats.org/officeDocument/2006/math" xmlns:v="urn:schemas-microsoft-com:vml" xmlns:wp14="http://schemas.microsoft.com/office/word/2010/wordprocessingDrawing" xmlns:wp="http://schemas.openxmlformats.org/drawingml/2006/wordprocessingDrawing" xmlns:w10="urn:schemas-microsoft-com:office:word" xmlns:w="http://schemas.openxmlformats.org/wordprocessingml/2006/main" xmlns:w14="http://schemas.microsoft.com/office/word/2010/wordml" xmlns:w15="http://schemas.microsoft.com/office/word/2012/wordml" xmlns:w16cei="http://schemas.microsoft.com/office/word/2026/wordml/cei" xmlns:w16cex="http://schemas.microsoft.com/office/word/2018/wordml/cex" xmlns:w16cid="http://schemas.microsoft.com/office/word/2016/wordml/cid" xmlns:w16="http://schemas.microsoft.com/office/word/2018/wordml" xmlns:w16du="http://schemas.microsoft.com/office/word/2023/wordml/word16du" xmlns:w16sdtdh="http://schemas.microsoft.com/office/word/2020/wordml/sdtdatahash" xmlns:w16sdtfl="http://schemas.microsoft.com/office/word/2024/wordml/sdtformatlock" xmlns:w16se="http://schemas.microsoft.com/office/word/2015/wordml/symex" xmlns:wpg="http://schemas.microsoft.com/office/word/2010/wordprocessingGroup" xmlns:wpi="http://schemas.microsoft.com/office/word/2010/wordprocessingInk" xmlns:wne="http://schemas.microsoft.com/office/word/2006/wordml" xmlns:wps="http://schemas.microsoft.com/office/word/2010/wordprocessingShape" mc:Ignorable="w14 w15 w16se w16cid w16 w16cex w16sdtdh w16sdtfl w16du wp14">
+<w:ftr xmlns:wpc="http://schemas.microsoft.com/office/word/2010/wordprocessingCanvas" xmlns:cx="http://schemas.microsoft.com/office/drawing/2014/chartex" xmlns:cx1="http://schemas.microsoft.com/office/drawing/2015/9/8/chartex" xmlns:cx2="http://schemas.microsoft.com/office/drawing/2015/10/21/chartex" xmlns:cx3="http://schemas.microsoft.com/office/drawing/2016/5/9/chartex" xmlns:cx4="http://schemas.microsoft.com/office/drawing/2016/5/10/chartex" xmlns:cx5="http://schemas.microsoft.com/office/drawing/2016/5/11/chartex" xmlns:cx6="http://schemas.microsoft.com/office/drawing/2016/5/12/chartex" xmlns:cx7="http://schemas.microsoft.com/office/drawing/2016/5/13/chartex" xmlns:cx8="http://schemas.microsoft.com/office/drawing/2016/5/14/chartex" xmlns:mc="http://schemas.openxmlformats.org/markup-compatibility/2006" xmlns:aink="http://schemas.microsoft.com/office/drawing/2016/ink" xmlns:am3d="http://schemas.microsoft.com/office/drawing/2017/model3d" xmlns:o="urn:schemas-microsoft-com:office:office" xmlns:oel="http://schemas.microsoft.com/office/2019/extlst" xmlns:r="http://schemas.openxmlformats.org/officeDocument/2006/relationships" xmlns:m="http://schemas.openxmlformats.org/officeDocument/2006/math" xmlns:v="urn:schemas-microsoft-com:vml" xmlns:wp14="http://schemas.microsoft.com/office/word/2010/wordprocessingDrawing" xmlns:wp="http://schemas.openxmlformats.org/drawingml/2006/wordprocessingDrawing" xmlns:w10="urn:schemas-microsoft-com:office:word" xmlns:w="http://schemas.openxmlformats.org/wordprocessingml/2006/main" xmlns:w14="http://schemas.microsoft.com/office/word/2010/wordml" xmlns:w15="http://schemas.microsoft.com/office/word/2012/wordml" xmlns:w16cex="http://schemas.microsoft.com/office/word/2018/wordml/cex" xmlns:w16cid="http://schemas.microsoft.com/office/word/2016/wordml/cid" xmlns:w16="http://schemas.microsoft.com/office/word/2018/wordml" xmlns:w16du="http://schemas.microsoft.com/office/word/2023/wordml/word16du" xmlns:w16sdtdh="http://schemas.microsoft.com/office/word/2020/wordml/sdtdatahash" xmlns:w16sdtfl="http://schemas.microsoft.com/office/word/2024/wordml/sdtformatlock" xmlns:w16se="http://schemas.microsoft.com/office/word/2015/wordml/symex" xmlns:wpg="http://schemas.microsoft.com/office/word/2010/wordprocessingGroup" xmlns:wpi="http://schemas.microsoft.com/office/word/2010/wordprocessingInk" xmlns:wne="http://schemas.microsoft.com/office/word/2006/wordml" xmlns:wps="http://schemas.microsoft.com/office/word/2010/wordprocessingShape" mc:Ignorable="w14 w15 w16se w16cid w16 w16cex w16sdtdh w16sdtfl w16du wp14">
   <w:p>
     <w:pPr>
       <w:pStyle w:val="Footer"/>
@@ -3900,7 +4856,6 @@
                                 <w:dataBinding w:prefixMappings="xmlns:ns0='http://purl.org/dc/elements/1.1/' xmlns:ns1='http://schemas.openxmlformats.org/package/2006/metadata/core-properties' " w:xpath="/ns1:coreProperties[1]/ns0:title[1]" w:storeItemID="{6C3C8BC8-F283-45AE-878A-BAB7291924A1}"/>
                                 <w:text/>
                               </w:sdtPr>
-                              <w:sdtEndPr/>
                               <w:sdtContent>
                                 <w:r>
                                   <w:rPr>
@@ -3936,7 +4891,6 @@
                                 <w:dataBinding w:prefixMappings="xmlns:ns0='http://purl.org/dc/elements/1.1/' xmlns:ns1='http://schemas.openxmlformats.org/package/2006/metadata/core-properties' " w:xpath="/ns1:coreProperties[1]/ns0:subject[1]" w:storeItemID="{6C3C8BC8-F283-45AE-878A-BAB7291924A1}"/>
                                 <w:text/>
                               </w:sdtPr>
-                              <w:sdtEndPr/>
                               <w:sdtContent>
                                 <w:r>
                                   <w:rPr>
@@ -4024,7 +4978,6 @@
                           <w:dataBinding w:prefixMappings="xmlns:ns0='http://purl.org/dc/elements/1.1/' xmlns:ns1='http://schemas.openxmlformats.org/package/2006/metadata/core-properties' " w:xpath="/ns1:coreProperties[1]/ns0:title[1]" w:storeItemID="{6C3C8BC8-F283-45AE-878A-BAB7291924A1}"/>
                           <w:text/>
                         </w:sdtPr>
-                        <w:sdtEndPr/>
                         <w:sdtContent>
                           <w:r>
                             <w:rPr>
@@ -4060,7 +5013,6 @@
                           <w:dataBinding w:prefixMappings="xmlns:ns0='http://purl.org/dc/elements/1.1/' xmlns:ns1='http://schemas.openxmlformats.org/package/2006/metadata/core-properties' " w:xpath="/ns1:coreProperties[1]/ns0:subject[1]" w:storeItemID="{6C3C8BC8-F283-45AE-878A-BAB7291924A1}"/>
                           <w:text/>
                         </w:sdtPr>
-                        <w:sdtEndPr/>
                         <w:sdtContent>
                           <w:r>
                             <w:rPr>
@@ -4117,7 +5069,7 @@
 </file>
 
 <file path=word/footnotes.xml><?xml version="1.0" encoding="utf-8"?>
-<w:footnotes xmlns:wpc="http://schemas.microsoft.com/office/word/2010/wordprocessingCanvas" xmlns:cx="http://schemas.microsoft.com/office/drawing/2014/chartex" xmlns:cx1="http://schemas.microsoft.com/office/drawing/2015/9/8/chartex" xmlns:cx2="http://schemas.microsoft.com/office/drawing/2015/10/21/chartex" xmlns:cx3="http://schemas.microsoft.com/office/drawing/2016/5/9/chartex" xmlns:cx4="http://schemas.microsoft.com/office/drawing/2016/5/10/chartex" xmlns:cx5="http://schemas.microsoft.com/office/drawing/2016/5/11/chartex" xmlns:cx6="http://schemas.microsoft.com/office/drawing/2016/5/12/chartex" xmlns:cx7="http://schemas.microsoft.com/office/drawing/2016/5/13/chartex" xmlns:cx8="http://schemas.microsoft.com/office/drawing/2016/5/14/chartex" xmlns:mc="http://schemas.openxmlformats.org/markup-compatibility/2006" xmlns:aink="http://schemas.microsoft.com/office/drawing/2016/ink" xmlns:am3d="http://schemas.microsoft.com/office/drawing/2017/model3d" xmlns:o="urn:schemas-microsoft-com:office:office" xmlns:oel="http://schemas.microsoft.com/office/2019/extlst" xmlns:r="http://schemas.openxmlformats.org/officeDocument/2006/relationships" xmlns:m="http://schemas.openxmlformats.org/officeDocument/2006/math" xmlns:v="urn:schemas-microsoft-com:vml" xmlns:wp14="http://schemas.microsoft.com/office/word/2010/wordprocessingDrawing" xmlns:wp="http://schemas.openxmlformats.org/drawingml/2006/wordprocessingDrawing" xmlns:w10="urn:schemas-microsoft-com:office:word" xmlns:w="http://schemas.openxmlformats.org/wordprocessingml/2006/main" xmlns:w14="http://schemas.microsoft.com/office/word/2010/wordml" xmlns:w15="http://schemas.microsoft.com/office/word/2012/wordml" xmlns:w16cei="http://schemas.microsoft.com/office/word/2026/wordml/cei" xmlns:w16cex="http://schemas.microsoft.com/office/word/2018/wordml/cex" xmlns:w16cid="http://schemas.microsoft.com/office/word/2016/wordml/cid" xmlns:w16="http://schemas.microsoft.com/office/word/2018/wordml" xmlns:w16du="http://schemas.microsoft.com/office/word/2023/wordml/word16du" xmlns:w16sdtdh="http://schemas.microsoft.com/office/word/2020/wordml/sdtdatahash" xmlns:w16sdtfl="http://schemas.microsoft.com/office/word/2024/wordml/sdtformatlock" xmlns:w16se="http://schemas.microsoft.com/office/word/2015/wordml/symex" xmlns:wpg="http://schemas.microsoft.com/office/word/2010/wordprocessingGroup" xmlns:wpi="http://schemas.microsoft.com/office/word/2010/wordprocessingInk" xmlns:wne="http://schemas.microsoft.com/office/word/2006/wordml" xmlns:wps="http://schemas.microsoft.com/office/word/2010/wordprocessingShape" mc:Ignorable="w14 w15 w16se w16cid w16 w16cex w16sdtdh w16sdtfl w16du wp14">
+<w:footnotes xmlns:wpc="http://schemas.microsoft.com/office/word/2010/wordprocessingCanvas" xmlns:cx="http://schemas.microsoft.com/office/drawing/2014/chartex" xmlns:cx1="http://schemas.microsoft.com/office/drawing/2015/9/8/chartex" xmlns:cx2="http://schemas.microsoft.com/office/drawing/2015/10/21/chartex" xmlns:cx3="http://schemas.microsoft.com/office/drawing/2016/5/9/chartex" xmlns:cx4="http://schemas.microsoft.com/office/drawing/2016/5/10/chartex" xmlns:cx5="http://schemas.microsoft.com/office/drawing/2016/5/11/chartex" xmlns:cx6="http://schemas.microsoft.com/office/drawing/2016/5/12/chartex" xmlns:cx7="http://schemas.microsoft.com/office/drawing/2016/5/13/chartex" xmlns:cx8="http://schemas.microsoft.com/office/drawing/2016/5/14/chartex" xmlns:mc="http://schemas.openxmlformats.org/markup-compatibility/2006" xmlns:aink="http://schemas.microsoft.com/office/drawing/2016/ink" xmlns:am3d="http://schemas.microsoft.com/office/drawing/2017/model3d" xmlns:o="urn:schemas-microsoft-com:office:office" xmlns:oel="http://schemas.microsoft.com/office/2019/extlst" xmlns:r="http://schemas.openxmlformats.org/officeDocument/2006/relationships" xmlns:m="http://schemas.openxmlformats.org/officeDocument/2006/math" xmlns:v="urn:schemas-microsoft-com:vml" xmlns:wp14="http://schemas.microsoft.com/office/word/2010/wordprocessingDrawing" xmlns:wp="http://schemas.openxmlformats.org/drawingml/2006/wordprocessingDrawing" xmlns:w10="urn:schemas-microsoft-com:office:word" xmlns:w="http://schemas.openxmlformats.org/wordprocessingml/2006/main" xmlns:w14="http://schemas.microsoft.com/office/word/2010/wordml" xmlns:w15="http://schemas.microsoft.com/office/word/2012/wordml" xmlns:w16cex="http://schemas.microsoft.com/office/word/2018/wordml/cex" xmlns:w16cid="http://schemas.microsoft.com/office/word/2016/wordml/cid" xmlns:w16="http://schemas.microsoft.com/office/word/2018/wordml" xmlns:w16du="http://schemas.microsoft.com/office/word/2023/wordml/word16du" xmlns:w16sdtdh="http://schemas.microsoft.com/office/word/2020/wordml/sdtdatahash" xmlns:w16sdtfl="http://schemas.microsoft.com/office/word/2024/wordml/sdtformatlock" xmlns:w16se="http://schemas.microsoft.com/office/word/2015/wordml/symex" xmlns:wpg="http://schemas.microsoft.com/office/word/2010/wordprocessingGroup" xmlns:wpi="http://schemas.microsoft.com/office/word/2010/wordprocessingInk" xmlns:wne="http://schemas.microsoft.com/office/word/2006/wordml" xmlns:wps="http://schemas.microsoft.com/office/word/2010/wordprocessingShape" mc:Ignorable="w14 w15 w16se w16cid w16 w16cex w16sdtdh w16sdtfl w16du wp14">
   <w:footnote w:type="separator" w:id="-1">
     <w:p>
       <w:pPr>
@@ -4142,7 +5094,7 @@
 </file>
 
 <file path=word/header1.xml><?xml version="1.0" encoding="utf-8"?>
-<w:hdr xmlns:wpc="http://schemas.microsoft.com/office/word/2010/wordprocessingCanvas" xmlns:cx="http://schemas.microsoft.com/office/drawing/2014/chartex" xmlns:cx1="http://schemas.microsoft.com/office/drawing/2015/9/8/chartex" xmlns:cx2="http://schemas.microsoft.com/office/drawing/2015/10/21/chartex" xmlns:cx3="http://schemas.microsoft.com/office/drawing/2016/5/9/chartex" xmlns:cx4="http://schemas.microsoft.com/office/drawing/2016/5/10/chartex" xmlns:cx5="http://schemas.microsoft.com/office/drawing/2016/5/11/chartex" xmlns:cx6="http://schemas.microsoft.com/office/drawing/2016/5/12/chartex" xmlns:cx7="http://schemas.microsoft.com/office/drawing/2016/5/13/chartex" xmlns:cx8="http://schemas.microsoft.com/office/drawing/2016/5/14/chartex" xmlns:mc="http://schemas.openxmlformats.org/markup-compatibility/2006" xmlns:aink="http://schemas.microsoft.com/office/drawing/2016/ink" xmlns:am3d="http://schemas.microsoft.com/office/drawing/2017/model3d" xmlns:o="urn:schemas-microsoft-com:office:office" xmlns:oel="http://schemas.microsoft.com/office/2019/extlst" xmlns:r="http://schemas.openxmlformats.org/officeDocument/2006/relationships" xmlns:m="http://schemas.openxmlformats.org/officeDocument/2006/math" xmlns:v="urn:schemas-microsoft-com:vml" xmlns:wp14="http://schemas.microsoft.com/office/word/2010/wordprocessingDrawing" xmlns:wp="http://schemas.openxmlformats.org/drawingml/2006/wordprocessingDrawing" xmlns:w10="urn:schemas-microsoft-com:office:word" xmlns:w="http://schemas.openxmlformats.org/wordprocessingml/2006/main" xmlns:w14="http://schemas.microsoft.com/office/word/2010/wordml" xmlns:w15="http://schemas.microsoft.com/office/word/2012/wordml" xmlns:w16cei="http://schemas.microsoft.com/office/word/2026/wordml/cei" xmlns:w16cex="http://schemas.microsoft.com/office/word/2018/wordml/cex" xmlns:w16cid="http://schemas.microsoft.com/office/word/2016/wordml/cid" xmlns:w16="http://schemas.microsoft.com/office/word/2018/wordml" xmlns:w16du="http://schemas.microsoft.com/office/word/2023/wordml/word16du" xmlns:w16sdtdh="http://schemas.microsoft.com/office/word/2020/wordml/sdtdatahash" xmlns:w16sdtfl="http://schemas.microsoft.com/office/word/2024/wordml/sdtformatlock" xmlns:w16se="http://schemas.microsoft.com/office/word/2015/wordml/symex" xmlns:wpg="http://schemas.microsoft.com/office/word/2010/wordprocessingGroup" xmlns:wpi="http://schemas.microsoft.com/office/word/2010/wordprocessingInk" xmlns:wne="http://schemas.microsoft.com/office/word/2006/wordml" xmlns:wps="http://schemas.microsoft.com/office/word/2010/wordprocessingShape" mc:Ignorable="w14 w15 w16se w16cid w16 w16cex w16sdtdh w16sdtfl w16du wp14">
+<w:hdr xmlns:wpc="http://schemas.microsoft.com/office/word/2010/wordprocessingCanvas" xmlns:cx="http://schemas.microsoft.com/office/drawing/2014/chartex" xmlns:cx1="http://schemas.microsoft.com/office/drawing/2015/9/8/chartex" xmlns:cx2="http://schemas.microsoft.com/office/drawing/2015/10/21/chartex" xmlns:cx3="http://schemas.microsoft.com/office/drawing/2016/5/9/chartex" xmlns:cx4="http://schemas.microsoft.com/office/drawing/2016/5/10/chartex" xmlns:cx5="http://schemas.microsoft.com/office/drawing/2016/5/11/chartex" xmlns:cx6="http://schemas.microsoft.com/office/drawing/2016/5/12/chartex" xmlns:cx7="http://schemas.microsoft.com/office/drawing/2016/5/13/chartex" xmlns:cx8="http://schemas.microsoft.com/office/drawing/2016/5/14/chartex" xmlns:mc="http://schemas.openxmlformats.org/markup-compatibility/2006" xmlns:aink="http://schemas.microsoft.com/office/drawing/2016/ink" xmlns:am3d="http://schemas.microsoft.com/office/drawing/2017/model3d" xmlns:o="urn:schemas-microsoft-com:office:office" xmlns:oel="http://schemas.microsoft.com/office/2019/extlst" xmlns:r="http://schemas.openxmlformats.org/officeDocument/2006/relationships" xmlns:m="http://schemas.openxmlformats.org/officeDocument/2006/math" xmlns:v="urn:schemas-microsoft-com:vml" xmlns:wp14="http://schemas.microsoft.com/office/word/2010/wordprocessingDrawing" xmlns:wp="http://schemas.openxmlformats.org/drawingml/2006/wordprocessingDrawing" xmlns:w10="urn:schemas-microsoft-com:office:word" xmlns:w="http://schemas.openxmlformats.org/wordprocessingml/2006/main" xmlns:w14="http://schemas.microsoft.com/office/word/2010/wordml" xmlns:w15="http://schemas.microsoft.com/office/word/2012/wordml" xmlns:w16cex="http://schemas.microsoft.com/office/word/2018/wordml/cex" xmlns:w16cid="http://schemas.microsoft.com/office/word/2016/wordml/cid" xmlns:w16="http://schemas.microsoft.com/office/word/2018/wordml" xmlns:w16du="http://schemas.microsoft.com/office/word/2023/wordml/word16du" xmlns:w16sdtdh="http://schemas.microsoft.com/office/word/2020/wordml/sdtdatahash" xmlns:w16sdtfl="http://schemas.microsoft.com/office/word/2024/wordml/sdtformatlock" xmlns:w16se="http://schemas.microsoft.com/office/word/2015/wordml/symex" xmlns:wpg="http://schemas.microsoft.com/office/word/2010/wordprocessingGroup" xmlns:wpi="http://schemas.microsoft.com/office/word/2010/wordprocessingInk" xmlns:wne="http://schemas.microsoft.com/office/word/2006/wordml" xmlns:wps="http://schemas.microsoft.com/office/word/2010/wordprocessingShape" mc:Ignorable="w14 w15 w16se w16cid w16 w16cex w16sdtdh w16sdtfl w16du wp14">
   <w:p>
     <w:pPr>
       <w:pStyle w:val="Header"/>
@@ -4216,7 +5168,6 @@
                             <w:dataBinding w:prefixMappings="xmlns:ns0='http://purl.org/dc/elements/1.1/' xmlns:ns1='http://schemas.openxmlformats.org/package/2006/metadata/core-properties' " w:xpath="/ns1:coreProperties[1]/ns0:title[1]" w:storeItemID="{6C3C8BC8-F283-45AE-878A-BAB7291924A1}"/>
                             <w:text/>
                           </w:sdtPr>
-                          <w:sdtEndPr/>
                           <w:sdtContent>
                             <w:p>
                               <w:pPr>
@@ -4274,7 +5225,6 @@
                       <w:dataBinding w:prefixMappings="xmlns:ns0='http://purl.org/dc/elements/1.1/' xmlns:ns1='http://schemas.openxmlformats.org/package/2006/metadata/core-properties' " w:xpath="/ns1:coreProperties[1]/ns0:title[1]" w:storeItemID="{6C3C8BC8-F283-45AE-878A-BAB7291924A1}"/>
                       <w:text/>
                     </w:sdtPr>
-                    <w:sdtEndPr/>
                     <w:sdtContent>
                       <w:p>
                         <w:pPr>
@@ -4308,7 +5258,7 @@
 </file>
 
 <file path=word/numbering.xml><?xml version="1.0" encoding="utf-8"?>
-<w:numbering xmlns:wpc="http://schemas.microsoft.com/office/word/2010/wordprocessingCanvas" xmlns:cx="http://schemas.microsoft.com/office/drawing/2014/chartex" xmlns:cx1="http://schemas.microsoft.com/office/drawing/2015/9/8/chartex" xmlns:cx2="http://schemas.microsoft.com/office/drawing/2015/10/21/chartex" xmlns:cx3="http://schemas.microsoft.com/office/drawing/2016/5/9/chartex" xmlns:cx4="http://schemas.microsoft.com/office/drawing/2016/5/10/chartex" xmlns:cx5="http://schemas.microsoft.com/office/drawing/2016/5/11/chartex" xmlns:cx6="http://schemas.microsoft.com/office/drawing/2016/5/12/chartex" xmlns:cx7="http://schemas.microsoft.com/office/drawing/2016/5/13/chartex" xmlns:cx8="http://schemas.microsoft.com/office/drawing/2016/5/14/chartex" xmlns:mc="http://schemas.openxmlformats.org/markup-compatibility/2006" xmlns:aink="http://schemas.microsoft.com/office/drawing/2016/ink" xmlns:am3d="http://schemas.microsoft.com/office/drawing/2017/model3d" xmlns:o="urn:schemas-microsoft-com:office:office" xmlns:oel="http://schemas.microsoft.com/office/2019/extlst" xmlns:r="http://schemas.openxmlformats.org/officeDocument/2006/relationships" xmlns:m="http://schemas.openxmlformats.org/officeDocument/2006/math" xmlns:v="urn:schemas-microsoft-com:vml" xmlns:wp14="http://schemas.microsoft.com/office/word/2010/wordprocessingDrawing" xmlns:wp="http://schemas.openxmlformats.org/drawingml/2006/wordprocessingDrawing" xmlns:w10="urn:schemas-microsoft-com:office:word" xmlns:w="http://schemas.openxmlformats.org/wordprocessingml/2006/main" xmlns:w14="http://schemas.microsoft.com/office/word/2010/wordml" xmlns:w15="http://schemas.microsoft.com/office/word/2012/wordml" xmlns:w16cei="http://schemas.microsoft.com/office/word/2026/wordml/cei" xmlns:w16cex="http://schemas.microsoft.com/office/word/2018/wordml/cex" xmlns:w16cid="http://schemas.microsoft.com/office/word/2016/wordml/cid" xmlns:w16="http://schemas.microsoft.com/office/word/2018/wordml" xmlns:w16du="http://schemas.microsoft.com/office/word/2023/wordml/word16du" xmlns:w16sdtdh="http://schemas.microsoft.com/office/word/2020/wordml/sdtdatahash" xmlns:w16sdtfl="http://schemas.microsoft.com/office/word/2024/wordml/sdtformatlock" xmlns:w16se="http://schemas.microsoft.com/office/word/2015/wordml/symex" xmlns:wpg="http://schemas.microsoft.com/office/word/2010/wordprocessingGroup" xmlns:wpi="http://schemas.microsoft.com/office/word/2010/wordprocessingInk" xmlns:wne="http://schemas.microsoft.com/office/word/2006/wordml" xmlns:wps="http://schemas.microsoft.com/office/word/2010/wordprocessingShape" mc:Ignorable="w14 w15 w16se w16cid w16 w16cex w16sdtdh w16sdtfl w16du wp14">
+<w:numbering xmlns:wpc="http://schemas.microsoft.com/office/word/2010/wordprocessingCanvas" xmlns:cx="http://schemas.microsoft.com/office/drawing/2014/chartex" xmlns:cx1="http://schemas.microsoft.com/office/drawing/2015/9/8/chartex" xmlns:cx2="http://schemas.microsoft.com/office/drawing/2015/10/21/chartex" xmlns:cx3="http://schemas.microsoft.com/office/drawing/2016/5/9/chartex" xmlns:cx4="http://schemas.microsoft.com/office/drawing/2016/5/10/chartex" xmlns:cx5="http://schemas.microsoft.com/office/drawing/2016/5/11/chartex" xmlns:cx6="http://schemas.microsoft.com/office/drawing/2016/5/12/chartex" xmlns:cx7="http://schemas.microsoft.com/office/drawing/2016/5/13/chartex" xmlns:cx8="http://schemas.microsoft.com/office/drawing/2016/5/14/chartex" xmlns:mc="http://schemas.openxmlformats.org/markup-compatibility/2006" xmlns:aink="http://schemas.microsoft.com/office/drawing/2016/ink" xmlns:am3d="http://schemas.microsoft.com/office/drawing/2017/model3d" xmlns:o="urn:schemas-microsoft-com:office:office" xmlns:oel="http://schemas.microsoft.com/office/2019/extlst" xmlns:r="http://schemas.openxmlformats.org/officeDocument/2006/relationships" xmlns:m="http://schemas.openxmlformats.org/officeDocument/2006/math" xmlns:v="urn:schemas-microsoft-com:vml" xmlns:wp14="http://schemas.microsoft.com/office/word/2010/wordprocessingDrawing" xmlns:wp="http://schemas.openxmlformats.org/drawingml/2006/wordprocessingDrawing" xmlns:w10="urn:schemas-microsoft-com:office:word" xmlns:w="http://schemas.openxmlformats.org/wordprocessingml/2006/main" xmlns:w14="http://schemas.microsoft.com/office/word/2010/wordml" xmlns:w15="http://schemas.microsoft.com/office/word/2012/wordml" xmlns:w16cex="http://schemas.microsoft.com/office/word/2018/wordml/cex" xmlns:w16cid="http://schemas.microsoft.com/office/word/2016/wordml/cid" xmlns:w16="http://schemas.microsoft.com/office/word/2018/wordml" xmlns:w16du="http://schemas.microsoft.com/office/word/2023/wordml/word16du" xmlns:w16sdtdh="http://schemas.microsoft.com/office/word/2020/wordml/sdtdatahash" xmlns:w16sdtfl="http://schemas.microsoft.com/office/word/2024/wordml/sdtformatlock" xmlns:w16se="http://schemas.microsoft.com/office/word/2015/wordml/symex" xmlns:wpg="http://schemas.microsoft.com/office/word/2010/wordprocessingGroup" xmlns:wpi="http://schemas.microsoft.com/office/word/2010/wordprocessingInk" xmlns:wne="http://schemas.microsoft.com/office/word/2006/wordml" xmlns:wps="http://schemas.microsoft.com/office/word/2010/wordprocessingShape" mc:Ignorable="w14 w15 w16se w16cid w16 w16cex w16sdtdh w16sdtfl w16du wp14">
   <w:abstractNum w:abstractNumId="0" w15:restartNumberingAfterBreak="0">
     <w:nsid w:val="036205D6"/>
     <w:multiLevelType w:val="multilevel"/>
@@ -7544,7 +8494,6 @@
   <w:style w:type="character" w:default="1" w:styleId="DefaultParagraphFont">
     <w:name w:val="Default Paragraph Font"/>
     <w:uiPriority w:val="1"/>
-    <w:semiHidden/>
     <w:unhideWhenUsed/>
   </w:style>
   <w:style w:type="table" w:default="1" w:styleId="TableNormal">
@@ -8010,6 +8959,19 @@
       <w:outlineLvl w:val="9"/>
     </w:pPr>
   </w:style>
+  <w:style w:type="paragraph" w:styleId="NormalWeb">
+    <w:name w:val="Normal (Web)"/>
+    <w:basedOn w:val="Normal"/>
+    <w:uiPriority w:val="99"/>
+    <w:semiHidden/>
+    <w:unhideWhenUsed/>
+    <w:rsid w:val="001A6AE9"/>
+    <w:rPr>
+      <w:rFonts w:ascii="Times New Roman" w:hAnsi="Times New Roman" w:cs="Times New Roman"/>
+      <w:sz w:val="24"/>
+      <w:szCs w:val="24"/>
+    </w:rPr>
+  </w:style>
 </w:styles>
 </file>
 

--- a/docs/COS214_Prac3.docx
+++ b/docs/COS214_Prac3.docx
@@ -1,6 +1,6 @@
 
 <file path=word/document.xml><?xml version="1.0" encoding="utf-8"?>
-<w:document xmlns:wpc="http://schemas.microsoft.com/office/word/2010/wordprocessingCanvas" xmlns:cx="http://schemas.microsoft.com/office/drawing/2014/chartex" xmlns:cx1="http://schemas.microsoft.com/office/drawing/2015/9/8/chartex" xmlns:cx2="http://schemas.microsoft.com/office/drawing/2015/10/21/chartex" xmlns:cx3="http://schemas.microsoft.com/office/drawing/2016/5/9/chartex" xmlns:cx4="http://schemas.microsoft.com/office/drawing/2016/5/10/chartex" xmlns:cx5="http://schemas.microsoft.com/office/drawing/2016/5/11/chartex" xmlns:cx6="http://schemas.microsoft.com/office/drawing/2016/5/12/chartex" xmlns:cx7="http://schemas.microsoft.com/office/drawing/2016/5/13/chartex" xmlns:cx8="http://schemas.microsoft.com/office/drawing/2016/5/14/chartex" xmlns:mc="http://schemas.openxmlformats.org/markup-compatibility/2006" xmlns:aink="http://schemas.microsoft.com/office/drawing/2016/ink" xmlns:am3d="http://schemas.microsoft.com/office/drawing/2017/model3d" xmlns:o="urn:schemas-microsoft-com:office:office" xmlns:oel="http://schemas.microsoft.com/office/2019/extlst" xmlns:r="http://schemas.openxmlformats.org/officeDocument/2006/relationships" xmlns:m="http://schemas.openxmlformats.org/officeDocument/2006/math" xmlns:v="urn:schemas-microsoft-com:vml" xmlns:wp14="http://schemas.microsoft.com/office/word/2010/wordprocessingDrawing" xmlns:wp="http://schemas.openxmlformats.org/drawingml/2006/wordprocessingDrawing" xmlns:w10="urn:schemas-microsoft-com:office:word" xmlns:w="http://schemas.openxmlformats.org/wordprocessingml/2006/main" xmlns:w14="http://schemas.microsoft.com/office/word/2010/wordml" xmlns:w15="http://schemas.microsoft.com/office/word/2012/wordml" xmlns:w16cex="http://schemas.microsoft.com/office/word/2018/wordml/cex" xmlns:w16cid="http://schemas.microsoft.com/office/word/2016/wordml/cid" xmlns:w16="http://schemas.microsoft.com/office/word/2018/wordml" xmlns:w16du="http://schemas.microsoft.com/office/word/2023/wordml/word16du" xmlns:w16sdtdh="http://schemas.microsoft.com/office/word/2020/wordml/sdtdatahash" xmlns:w16sdtfl="http://schemas.microsoft.com/office/word/2024/wordml/sdtformatlock" xmlns:w16se="http://schemas.microsoft.com/office/word/2015/wordml/symex" xmlns:wpg="http://schemas.microsoft.com/office/word/2010/wordprocessingGroup" xmlns:wpi="http://schemas.microsoft.com/office/word/2010/wordprocessingInk" xmlns:wne="http://schemas.microsoft.com/office/word/2006/wordml" xmlns:wps="http://schemas.microsoft.com/office/word/2010/wordprocessingShape" mc:Ignorable="w14 w15 w16se w16cid w16 w16cex w16sdtdh w16sdtfl w16du wp14">
+<w:document xmlns:wpc="http://schemas.microsoft.com/office/word/2010/wordprocessingCanvas" xmlns:cx="http://schemas.microsoft.com/office/drawing/2014/chartex" xmlns:cx1="http://schemas.microsoft.com/office/drawing/2015/9/8/chartex" xmlns:cx2="http://schemas.microsoft.com/office/drawing/2015/10/21/chartex" xmlns:cx3="http://schemas.microsoft.com/office/drawing/2016/5/9/chartex" xmlns:cx4="http://schemas.microsoft.com/office/drawing/2016/5/10/chartex" xmlns:cx5="http://schemas.microsoft.com/office/drawing/2016/5/11/chartex" xmlns:cx6="http://schemas.microsoft.com/office/drawing/2016/5/12/chartex" xmlns:cx7="http://schemas.microsoft.com/office/drawing/2016/5/13/chartex" xmlns:cx8="http://schemas.microsoft.com/office/drawing/2016/5/14/chartex" xmlns:mc="http://schemas.openxmlformats.org/markup-compatibility/2006" xmlns:aink="http://schemas.microsoft.com/office/drawing/2016/ink" xmlns:am3d="http://schemas.microsoft.com/office/drawing/2017/model3d" xmlns:o="urn:schemas-microsoft-com:office:office" xmlns:oel="http://schemas.microsoft.com/office/2019/extlst" xmlns:r="http://schemas.openxmlformats.org/officeDocument/2006/relationships" xmlns:m="http://schemas.openxmlformats.org/officeDocument/2006/math" xmlns:v="urn:schemas-microsoft-com:vml" xmlns:wp14="http://schemas.microsoft.com/office/word/2010/wordprocessingDrawing" xmlns:wp="http://schemas.openxmlformats.org/drawingml/2006/wordprocessingDrawing" xmlns:w10="urn:schemas-microsoft-com:office:word" xmlns:w="http://schemas.openxmlformats.org/wordprocessingml/2006/main" xmlns:w14="http://schemas.microsoft.com/office/word/2010/wordml" xmlns:w15="http://schemas.microsoft.com/office/word/2012/wordml" xmlns:w16cei="http://schemas.microsoft.com/office/word/2026/wordml/cei" xmlns:w16cex="http://schemas.microsoft.com/office/word/2018/wordml/cex" xmlns:w16cid="http://schemas.microsoft.com/office/word/2016/wordml/cid" xmlns:w16="http://schemas.microsoft.com/office/word/2018/wordml" xmlns:w16du="http://schemas.microsoft.com/office/word/2023/wordml/word16du" xmlns:w16sdtdh="http://schemas.microsoft.com/office/word/2020/wordml/sdtdatahash" xmlns:w16sdtfl="http://schemas.microsoft.com/office/word/2024/wordml/sdtformatlock" xmlns:w16se="http://schemas.microsoft.com/office/word/2015/wordml/symex" xmlns:wpg="http://schemas.microsoft.com/office/word/2010/wordprocessingGroup" xmlns:wpi="http://schemas.microsoft.com/office/word/2010/wordprocessingInk" xmlns:wne="http://schemas.microsoft.com/office/word/2006/wordml" xmlns:wps="http://schemas.microsoft.com/office/word/2010/wordprocessingShape" mc:Ignorable="w14 w15 w16se w16cid w16 w16cex w16sdtdh w16sdtfl w16du wp14">
   <w:body>
     <w:p>
       <w:pPr>
@@ -73,8 +73,33 @@
           <w:sz w:val="22"/>
           <w:szCs w:val="22"/>
         </w:rPr>
-        <w:t>Event Name</w:t>
-      </w:r>
+        <w:t>Event Name:</w:t>
+      </w:r>
+    </w:p>
+    <w:p>
+      <w:pPr>
+        <w:jc w:val="center"/>
+        <w:rPr>
+          <w:sz w:val="22"/>
+          <w:szCs w:val="22"/>
+        </w:rPr>
+      </w:pPr>
+      <w:r>
+        <w:rPr>
+          <w:sz w:val="22"/>
+          <w:szCs w:val="22"/>
+        </w:rPr>
+        <w:t>Summer Music Festival</w:t>
+      </w:r>
+    </w:p>
+    <w:p>
+      <w:pPr>
+        <w:jc w:val="center"/>
+        <w:rPr>
+          <w:sz w:val="22"/>
+          <w:szCs w:val="22"/>
+        </w:rPr>
+      </w:pPr>
       <w:r>
         <w:rPr>
           <w:b/>
@@ -82,23 +107,15 @@
           <w:sz w:val="22"/>
           <w:szCs w:val="22"/>
         </w:rPr>
-        <w:t>:</w:t>
-      </w:r>
-    </w:p>
-    <w:p>
-      <w:pPr>
-        <w:jc w:val="center"/>
+        <w:t>Event Description:</w:t>
+      </w:r>
+      <w:r>
         <w:rPr>
           <w:sz w:val="22"/>
           <w:szCs w:val="22"/>
         </w:rPr>
-      </w:pPr>
-      <w:r>
-        <w:rPr>
-          <w:sz w:val="22"/>
-          <w:szCs w:val="22"/>
-        </w:rPr>
-        <w:t>Summer Music Festival</w:t>
+        <w:br/>
+        <w:t>It is an outdoor 18+ music event featuring multiple stage areas, food and drink services, security, medical assistance, and controlled entrances. The system manages these festival components dynamically and allows them to respond to events such as weather warnings, capacity alerts, pauses and evacuations.</w:t>
       </w:r>
     </w:p>
     <w:p>
@@ -116,47 +133,116 @@
           <w:sz w:val="22"/>
           <w:szCs w:val="22"/>
         </w:rPr>
-        <w:t>Event Description:</w:t>
-      </w:r>
-      <w:r>
+        <w:t>Group Members:</w:t>
+      </w:r>
+    </w:p>
+    <w:p>
+      <w:pPr>
+        <w:jc w:val="center"/>
         <w:rPr>
           <w:sz w:val="22"/>
           <w:szCs w:val="22"/>
         </w:rPr>
-        <w:br/>
-      </w:r>
+      </w:pPr>
       <w:r>
         <w:rPr>
           <w:sz w:val="22"/>
           <w:szCs w:val="22"/>
         </w:rPr>
-        <w:t>It</w:t>
-      </w:r>
-      <w:r>
+        <w:t>Lindo Skosana- u24891968</w:t>
+      </w:r>
+    </w:p>
+    <w:p>
+      <w:pPr>
+        <w:jc w:val="center"/>
         <w:rPr>
           <w:sz w:val="22"/>
           <w:szCs w:val="22"/>
         </w:rPr>
-        <w:t xml:space="preserve"> is an outdoor 18+ music event featuring multiple stage areas, food and drink services, security, medical assistance, and controlled entrances. The system manages these festival components dynamically and allows them to respond to events such as weather warnings, capacity alerts, pauses and evacuations.</w:t>
-      </w:r>
-    </w:p>
-    <w:p>
-      <w:pPr>
-        <w:jc w:val="center"/>
+      </w:pPr>
+      <w:r>
         <w:rPr>
           <w:sz w:val="22"/>
           <w:szCs w:val="22"/>
         </w:rPr>
-      </w:pPr>
-      <w:r>
+        <w:t>Kristy Heesen- u24702341</w:t>
+      </w:r>
+    </w:p>
+    <w:p>
+      <w:pPr>
+        <w:jc w:val="center"/>
+        <w:rPr>
+          <w:sz w:val="22"/>
+          <w:szCs w:val="22"/>
+        </w:rPr>
+      </w:pPr>
+      <w:r>
+        <w:rPr>
+          <w:sz w:val="22"/>
+          <w:szCs w:val="22"/>
+        </w:rPr>
+        <w:t xml:space="preserve">Thabo </w:t>
+      </w:r>
+      <w:proofErr w:type="spellStart"/>
+      <w:r>
+        <w:rPr>
+          <w:sz w:val="22"/>
+          <w:szCs w:val="22"/>
+        </w:rPr>
+        <w:t>Ngqabi</w:t>
+      </w:r>
+      <w:proofErr w:type="spellEnd"/>
+      <w:r>
+        <w:rPr>
+          <w:sz w:val="22"/>
+          <w:szCs w:val="22"/>
+        </w:rPr>
+        <w:t>- u24742512</w:t>
+      </w:r>
+    </w:p>
+    <w:p>
+      <w:pPr>
+        <w:pStyle w:val="Heading1"/>
+      </w:pPr>
+    </w:p>
+    <w:p>
+      <w:pPr>
+        <w:pStyle w:val="Heading1"/>
+      </w:pPr>
+    </w:p>
+    <w:p>
+      <w:pPr>
+        <w:pStyle w:val="Heading1"/>
+      </w:pPr>
+    </w:p>
+    <w:p/>
+    <w:p/>
+    <w:p/>
+    <w:p/>
+    <w:p/>
+    <w:p/>
+    <w:p/>
+    <w:p/>
+    <w:p/>
+    <w:p>
+      <w:pPr>
+        <w:pStyle w:val="Heading1"/>
+      </w:pPr>
+      <w:r>
+        <w:lastRenderedPageBreak/>
+        <w:t>TASK 1</w:t>
+      </w:r>
+    </w:p>
+    <w:p/>
+    <w:p>
+      <w:pPr>
         <w:rPr>
           <w:b/>
           <w:bCs/>
           <w:sz w:val="22"/>
           <w:szCs w:val="22"/>
         </w:rPr>
-        <w:t>Group Members</w:t>
-      </w:r>
+      </w:pPr>
       <w:r>
         <w:rPr>
           <w:b/>
@@ -164,121 +250,164 @@
           <w:sz w:val="22"/>
           <w:szCs w:val="22"/>
         </w:rPr>
-        <w:t>:</w:t>
-      </w:r>
-    </w:p>
-    <w:p>
-      <w:pPr>
-        <w:jc w:val="center"/>
-        <w:rPr>
-          <w:sz w:val="22"/>
-          <w:szCs w:val="22"/>
-        </w:rPr>
-      </w:pPr>
-      <w:r>
-        <w:rPr>
-          <w:sz w:val="22"/>
-          <w:szCs w:val="22"/>
-        </w:rPr>
-        <w:t xml:space="preserve">Lindo Skosana- </w:t>
-      </w:r>
-      <w:r>
-        <w:rPr>
-          <w:sz w:val="22"/>
-          <w:szCs w:val="22"/>
-        </w:rPr>
-        <w:t>u24891968</w:t>
-      </w:r>
-    </w:p>
-    <w:p>
-      <w:pPr>
-        <w:jc w:val="center"/>
-        <w:rPr>
-          <w:sz w:val="22"/>
-          <w:szCs w:val="22"/>
-        </w:rPr>
-      </w:pPr>
-      <w:r>
-        <w:rPr>
-          <w:sz w:val="22"/>
-          <w:szCs w:val="22"/>
-        </w:rPr>
-        <w:t>Kristy Heesen- u24702341</w:t>
-      </w:r>
-    </w:p>
-    <w:p>
-      <w:pPr>
-        <w:jc w:val="center"/>
-        <w:rPr>
-          <w:sz w:val="22"/>
-          <w:szCs w:val="22"/>
-        </w:rPr>
-      </w:pPr>
-      <w:r>
-        <w:rPr>
-          <w:sz w:val="22"/>
-          <w:szCs w:val="22"/>
-        </w:rPr>
-        <w:t xml:space="preserve">Thabo </w:t>
+        <w:t>Question 1.1</w:t>
+      </w:r>
+    </w:p>
+    <w:p>
+      <w:pPr>
+        <w:spacing w:after="160" w:line="278" w:lineRule="auto"/>
+      </w:pPr>
+      <w:r>
+        <w:t>Summer Music Festival</w:t>
+      </w:r>
+    </w:p>
+    <w:p>
+      <w:pPr>
+        <w:spacing w:after="160" w:line="278" w:lineRule="auto"/>
+      </w:pPr>
+      <w:r>
+        <w:t>Summer Music Festival is a</w:t>
+      </w:r>
+      <w:r>
+        <w:t>n</w:t>
+      </w:r>
+      <w:r>
+        <w:t xml:space="preserve">18+ </w:t>
+      </w:r>
+      <w:r>
+        <w:t xml:space="preserve">indoor(in a tent) and </w:t>
+      </w:r>
+      <w:r>
+        <w:t>outdoor music festival with three main performance areas: the Main Stage, River Stage and Techno Stage. Each stage has a different type of music</w:t>
+      </w:r>
+      <w:r>
+        <w:t xml:space="preserve"> genre</w:t>
+      </w:r>
+      <w:r>
+        <w:t xml:space="preserve"> and atmosphere. The River Stage is located close to the water, while the Techno Stage focuses on electronic music</w:t>
+      </w:r>
+      <w:r>
+        <w:t>, inside a tent,</w:t>
+      </w:r>
+      <w:r>
+        <w:t xml:space="preserve"> and the Main Stage hosts the main headline performances</w:t>
+      </w:r>
+      <w:r>
+        <w:t xml:space="preserve"> outside</w:t>
+      </w:r>
+      <w:r>
+        <w:t>.</w:t>
+      </w:r>
+    </w:p>
+    <w:p>
+      <w:pPr>
+        <w:spacing w:after="160" w:line="278" w:lineRule="auto"/>
+      </w:pPr>
+      <w:r>
+        <w:t>All visitors enter through the main festival entrance. The Entrance Gate checks identification to make sure that everyone entering the festival is 18 years or older. Each stage area also has its own Stage Gate. These gates monitor how many people are inside the stage area. If the stage reaches its maximum capacity, the gate stops allowing people to enter until space becomes available.</w:t>
+      </w:r>
+    </w:p>
+    <w:p>
+      <w:pPr>
+        <w:spacing w:after="160" w:line="278" w:lineRule="auto"/>
+      </w:pPr>
+      <w:r>
+        <w:t>Each stage area contains a Stage, Stage Gate and Bar. The festival also has Food Vendors, Security Teams and Medical Teams. These units all have different responsibilities. For example, Security Teams help control crowds and respond to safety problems, while Medical Teams remain available to treat injured or sick attendees.</w:t>
+      </w:r>
+    </w:p>
+    <w:p>
+      <w:pPr>
+        <w:spacing w:after="160" w:line="278" w:lineRule="auto"/>
+      </w:pPr>
+      <w:r>
+        <w:t>The festival is divided into different groups that form the Composite structure. These include the Festival Grounds, the different Stage Zones, and Service Areas. These groups may contain smaller groups or individual event unit</w:t>
+      </w:r>
+      <w:r>
+        <w:t xml:space="preserve">, such as </w:t>
+      </w:r>
+      <w:r>
+        <w:t>Main Stage</w:t>
+      </w:r>
+      <w:r>
+        <w:t xml:space="preserve"> Zone</w:t>
+      </w:r>
+      <w:r>
+        <w:t xml:space="preserve">, River Stage </w:t>
+      </w:r>
+      <w:r>
+        <w:t xml:space="preserve">Zone </w:t>
+      </w:r>
+      <w:r>
+        <w:t>and Techno Stage</w:t>
+      </w:r>
+      <w:r>
+        <w:t xml:space="preserve"> Zone.</w:t>
+      </w:r>
+    </w:p>
+    <w:p>
+      <w:pPr>
+        <w:spacing w:after="160" w:line="278" w:lineRule="auto"/>
+      </w:pPr>
+      <w:r>
+        <w:t xml:space="preserve">The main concrete event units are Stage, </w:t>
       </w:r>
       <w:proofErr w:type="spellStart"/>
       <w:r>
-        <w:rPr>
-          <w:sz w:val="22"/>
-          <w:szCs w:val="22"/>
-        </w:rPr>
-        <w:t>Ngqabi</w:t>
+        <w:t>EntranceGate</w:t>
       </w:r>
       <w:proofErr w:type="spellEnd"/>
       <w:r>
-        <w:rPr>
-          <w:sz w:val="22"/>
-          <w:szCs w:val="22"/>
-        </w:rPr>
-        <w:t xml:space="preserve">- </w:t>
-      </w:r>
-      <w:r>
-        <w:rPr>
-          <w:sz w:val="22"/>
-          <w:szCs w:val="22"/>
-        </w:rPr>
-        <w:t>u24742512</w:t>
-      </w:r>
-    </w:p>
-    <w:p>
-      <w:pPr>
-        <w:pStyle w:val="Heading1"/>
-      </w:pPr>
-    </w:p>
-    <w:p>
-      <w:pPr>
-        <w:pStyle w:val="Heading1"/>
-      </w:pPr>
-    </w:p>
-    <w:p>
-      <w:pPr>
-        <w:pStyle w:val="Heading1"/>
-      </w:pPr>
-    </w:p>
-    <w:p/>
-    <w:p/>
-    <w:p/>
-    <w:p/>
-    <w:p/>
-    <w:p/>
-    <w:p/>
-    <w:p/>
-    <w:p/>
-    <w:p>
-      <w:pPr>
-        <w:pStyle w:val="Heading1"/>
-      </w:pPr>
-      <w:r>
-        <w:lastRenderedPageBreak/>
-        <w:t>TASK 1</w:t>
-      </w:r>
-    </w:p>
-    <w:p/>
+        <w:t xml:space="preserve">, </w:t>
+      </w:r>
+      <w:proofErr w:type="spellStart"/>
+      <w:r>
+        <w:t>StageGate</w:t>
+      </w:r>
+      <w:proofErr w:type="spellEnd"/>
+      <w:r>
+        <w:t xml:space="preserve">, Bar, </w:t>
+      </w:r>
+      <w:proofErr w:type="spellStart"/>
+      <w:r>
+        <w:t>FoodVendor</w:t>
+      </w:r>
+      <w:proofErr w:type="spellEnd"/>
+      <w:r>
+        <w:t xml:space="preserve">, </w:t>
+      </w:r>
+      <w:proofErr w:type="spellStart"/>
+      <w:r>
+        <w:t>SecurityTeam</w:t>
+      </w:r>
+      <w:proofErr w:type="spellEnd"/>
+      <w:r>
+        <w:t xml:space="preserve"> and </w:t>
+      </w:r>
+      <w:proofErr w:type="spellStart"/>
+      <w:r>
+        <w:t>MedicalTeam</w:t>
+      </w:r>
+      <w:proofErr w:type="spellEnd"/>
+      <w:r>
+        <w:t>.</w:t>
+      </w:r>
+    </w:p>
+    <w:p>
+      <w:pPr>
+        <w:spacing w:after="160" w:line="278" w:lineRule="auto"/>
+      </w:pPr>
+      <w:r>
+        <w:t>During the festival, the control centre can send notices such as weather warnings, capacity alerts, schedule changes, pauses, evacuations and resume notices. Different units respond differently to the same notice. For example, a Stage may pause a performance during an evacuation, a Stage Gate may stop admitting people, a Bar may stop serving, while a Medical Team remains operational.</w:t>
+      </w:r>
+    </w:p>
+    <w:p>
+      <w:pPr>
+        <w:spacing w:after="160" w:line="278" w:lineRule="auto"/>
+      </w:pPr>
+      <w:r>
+        <w:t>This gives the event enough nested structure and changing behaviour to make use of both the Composite and Observer patterns.</w:t>
+      </w:r>
+    </w:p>
     <w:p>
       <w:pPr>
         <w:rPr>
@@ -295,182 +424,382 @@
           <w:sz w:val="22"/>
           <w:szCs w:val="22"/>
         </w:rPr>
-        <w:t>Question 1.1</w:t>
-      </w:r>
-    </w:p>
-    <w:p>
-      <w:pPr>
-        <w:spacing w:after="160" w:line="278" w:lineRule="auto"/>
-      </w:pPr>
-      <w:r>
-        <w:t>Summer Music Festival</w:t>
-      </w:r>
-    </w:p>
-    <w:p>
-      <w:pPr>
-        <w:spacing w:after="160" w:line="278" w:lineRule="auto"/>
-      </w:pPr>
-      <w:r>
-        <w:t>Summer Music Festival is a</w:t>
-      </w:r>
-      <w:r>
-        <w:t>n</w:t>
-      </w:r>
-      <w:r>
-        <w:t xml:space="preserve">18+ </w:t>
-      </w:r>
-      <w:r>
-        <w:t xml:space="preserve">indoor(in a tent) and </w:t>
-      </w:r>
-      <w:r>
-        <w:t>outdoor music festival with three main performance areas: the Main Stage, River Stage and Techno Stage. Each stage has a different type of music</w:t>
-      </w:r>
-      <w:r>
-        <w:t xml:space="preserve"> genre</w:t>
-      </w:r>
-      <w:r>
-        <w:t xml:space="preserve"> and atmosphere. The River Stage is located close to the water, while the Techno Stage focuses on electronic music</w:t>
-      </w:r>
-      <w:r>
-        <w:t>, inside a tent,</w:t>
-      </w:r>
-      <w:r>
-        <w:t xml:space="preserve"> and the Main Stage hosts the main headline performances</w:t>
-      </w:r>
-      <w:r>
-        <w:t xml:space="preserve"> outside</w:t>
-      </w:r>
-      <w:r>
-        <w:t>.</w:t>
-      </w:r>
-    </w:p>
-    <w:p>
-      <w:pPr>
-        <w:spacing w:after="160" w:line="278" w:lineRule="auto"/>
-      </w:pPr>
-      <w:r>
-        <w:t>All visitors enter through the main festival entrance. The Entrance Gate checks identification to make sure that everyone entering the festival is 18 years or older. Each stage area also has its own Stage Gate. These gates monitor how many people are inside the stage area. If the stage reaches its maximum capacity, the gate stops allowing people to enter until space becomes available.</w:t>
-      </w:r>
-    </w:p>
-    <w:p>
-      <w:pPr>
-        <w:spacing w:after="160" w:line="278" w:lineRule="auto"/>
-      </w:pPr>
-      <w:r>
-        <w:t>Each stage area contains a Stage, Stage Gate and Bar. The festival also has Food Vendors, Security Teams and Medical Teams. These units all have different responsibilities. For example, Security Teams help control crowds and respond to safety problems, while Medical Teams remain available to treat injured or sick attendees.</w:t>
-      </w:r>
-    </w:p>
-    <w:p>
-      <w:pPr>
-        <w:spacing w:after="160" w:line="278" w:lineRule="auto"/>
-      </w:pPr>
-      <w:r>
-        <w:t>The festival is divided into different groups that form the Composite structure. These include the Festival Grounds, the different Stage Zones, and Service Areas. These groups may contain smaller groups or individual event unit</w:t>
-      </w:r>
-      <w:r>
-        <w:t xml:space="preserve">, such as </w:t>
-      </w:r>
-      <w:r>
-        <w:t>Main Stage</w:t>
-      </w:r>
-      <w:r>
-        <w:t xml:space="preserve"> Zone</w:t>
-      </w:r>
-      <w:r>
-        <w:t xml:space="preserve">, River Stage </w:t>
-      </w:r>
-      <w:r>
-        <w:t xml:space="preserve">Zone </w:t>
-      </w:r>
-      <w:r>
-        <w:t>and Techno Stage</w:t>
-      </w:r>
-      <w:r>
-        <w:t xml:space="preserve"> Zone.</w:t>
-      </w:r>
-    </w:p>
-    <w:p>
-      <w:pPr>
-        <w:spacing w:after="160" w:line="278" w:lineRule="auto"/>
-      </w:pPr>
-      <w:r>
-        <w:t xml:space="preserve">The main concrete event units are Stage, </w:t>
-      </w:r>
-      <w:proofErr w:type="spellStart"/>
-      <w:r>
-        <w:t>EntranceGate</w:t>
-      </w:r>
-      <w:proofErr w:type="spellEnd"/>
-      <w:r>
-        <w:t xml:space="preserve">, </w:t>
-      </w:r>
-      <w:proofErr w:type="spellStart"/>
-      <w:r>
-        <w:t>StageGate</w:t>
-      </w:r>
-      <w:proofErr w:type="spellEnd"/>
-      <w:r>
-        <w:t xml:space="preserve">, Bar, </w:t>
-      </w:r>
-      <w:proofErr w:type="spellStart"/>
-      <w:r>
-        <w:t>FoodVendor</w:t>
-      </w:r>
-      <w:proofErr w:type="spellEnd"/>
-      <w:r>
-        <w:t xml:space="preserve">, </w:t>
-      </w:r>
-      <w:proofErr w:type="spellStart"/>
-      <w:r>
-        <w:t>SecurityTeam</w:t>
-      </w:r>
-      <w:proofErr w:type="spellEnd"/>
-      <w:r>
-        <w:t xml:space="preserve"> and </w:t>
-      </w:r>
-      <w:proofErr w:type="spellStart"/>
-      <w:r>
-        <w:t>MedicalTeam</w:t>
-      </w:r>
-      <w:proofErr w:type="spellEnd"/>
-      <w:r>
-        <w:t>.</w:t>
-      </w:r>
-    </w:p>
-    <w:p>
-      <w:pPr>
-        <w:spacing w:after="160" w:line="278" w:lineRule="auto"/>
-      </w:pPr>
-      <w:r>
-        <w:t>During the festival, the control centre can send notices such as weather warnings, capacity alerts, schedule changes, pauses, evacuations and resume notices. Different units respond differently to the same notice. For example, a Stage may pause a performance during an evacuation, a Stage Gate may stop admitting people, a Bar may stop serving, while a Medical Team remains operational.</w:t>
-      </w:r>
-    </w:p>
-    <w:p>
-      <w:pPr>
-        <w:spacing w:after="160" w:line="278" w:lineRule="auto"/>
-      </w:pPr>
-      <w:r>
-        <w:t>This gives the event enough nested structure and changing behaviour to make use of both the Composite and Observer patterns.</w:t>
-      </w:r>
-    </w:p>
-    <w:p>
-      <w:pPr>
+        <w:t>Question 1.</w:t>
+      </w:r>
+      <w:r>
         <w:rPr>
           <w:b/>
           <w:bCs/>
           <w:sz w:val="22"/>
           <w:szCs w:val="22"/>
         </w:rPr>
-      </w:pPr>
-      <w:r>
+        <w:t>2</w:t>
+      </w:r>
+    </w:p>
+    <w:p>
+      <w:pPr>
+        <w:spacing w:after="160" w:line="278" w:lineRule="auto"/>
+        <w:rPr>
+          <w:u w:val="single"/>
+        </w:rPr>
+      </w:pPr>
+      <w:r>
+        <w:rPr>
+          <w:u w:val="single"/>
+        </w:rPr>
+        <w:t>Composite Pattern</w:t>
+      </w:r>
+      <w:r>
+        <w:rPr>
+          <w:u w:val="single"/>
+        </w:rPr>
+        <w:t>:</w:t>
+      </w:r>
+    </w:p>
+    <w:p>
+      <w:pPr>
+        <w:spacing w:after="160" w:line="278" w:lineRule="auto"/>
+      </w:pPr>
+      <w:r>
+        <w:t xml:space="preserve">Component - </w:t>
+      </w:r>
+      <w:proofErr w:type="spellStart"/>
+      <w:r>
+        <w:t>EventComponent</w:t>
+      </w:r>
+      <w:proofErr w:type="spellEnd"/>
+    </w:p>
+    <w:p>
+      <w:pPr>
+        <w:spacing w:after="160" w:line="278" w:lineRule="auto"/>
+      </w:pPr>
+      <w:proofErr w:type="spellStart"/>
+      <w:r>
+        <w:t>EventComponent</w:t>
+      </w:r>
+      <w:proofErr w:type="spellEnd"/>
+      <w:r>
+        <w:t xml:space="preserve"> is the common base class for everything that forms part of the festival structure. It provides operations such as open(), close(), </w:t>
+      </w:r>
+      <w:proofErr w:type="spellStart"/>
+      <w:r>
+        <w:t>reportStatus</w:t>
+      </w:r>
+      <w:proofErr w:type="spellEnd"/>
+      <w:r>
+        <w:t xml:space="preserve">() and </w:t>
+      </w:r>
+      <w:proofErr w:type="spellStart"/>
+      <w:r>
+        <w:t>getCapacity</w:t>
+      </w:r>
+      <w:proofErr w:type="spellEnd"/>
+      <w:r>
+        <w:t>().</w:t>
+      </w:r>
+    </w:p>
+    <w:p>
+      <w:pPr>
+        <w:spacing w:after="160" w:line="278" w:lineRule="auto"/>
+      </w:pPr>
+      <w:r>
+        <w:t xml:space="preserve">Composite - </w:t>
+      </w:r>
+      <w:proofErr w:type="spellStart"/>
+      <w:r>
+        <w:t>EventGroup</w:t>
+      </w:r>
+      <w:proofErr w:type="spellEnd"/>
+    </w:p>
+    <w:p>
+      <w:pPr>
+        <w:spacing w:after="160" w:line="278" w:lineRule="auto"/>
+      </w:pPr>
+      <w:proofErr w:type="spellStart"/>
+      <w:r>
+        <w:t>EventGroup</w:t>
+      </w:r>
+      <w:proofErr w:type="spellEnd"/>
+      <w:r>
+        <w:t xml:space="preserve"> represents a group or area in the festival. Examples include the Festival Grounds, Main Stage Zone, River Stage Zone, Techno Stage Zone and Service Area. An </w:t>
+      </w:r>
+      <w:proofErr w:type="spellStart"/>
+      <w:r>
+        <w:t>EventGroup</w:t>
+      </w:r>
+      <w:proofErr w:type="spellEnd"/>
+      <w:r>
+        <w:t xml:space="preserve"> can contain both other </w:t>
+      </w:r>
+      <w:proofErr w:type="spellStart"/>
+      <w:r>
+        <w:t>EventGroup</w:t>
+      </w:r>
+      <w:proofErr w:type="spellEnd"/>
+      <w:r>
+        <w:t xml:space="preserve"> objects and individual event units.</w:t>
+      </w:r>
+    </w:p>
+    <w:p>
+      <w:pPr>
+        <w:spacing w:after="160" w:line="278" w:lineRule="auto"/>
+      </w:pPr>
+      <w:r>
+        <w:lastRenderedPageBreak/>
+        <w:t>Leaf - Concrete Event Units</w:t>
+      </w:r>
+    </w:p>
+    <w:p>
+      <w:pPr>
+        <w:spacing w:after="160" w:line="278" w:lineRule="auto"/>
+      </w:pPr>
+      <w:r>
+        <w:t xml:space="preserve">The Leaf classes are Stage, </w:t>
+      </w:r>
+      <w:proofErr w:type="spellStart"/>
+      <w:r>
+        <w:t>EntranceGate</w:t>
+      </w:r>
+      <w:proofErr w:type="spellEnd"/>
+      <w:r>
+        <w:t xml:space="preserve">, </w:t>
+      </w:r>
+      <w:proofErr w:type="spellStart"/>
+      <w:r>
+        <w:t>StageGate</w:t>
+      </w:r>
+      <w:proofErr w:type="spellEnd"/>
+      <w:r>
+        <w:t xml:space="preserve">, Bar, </w:t>
+      </w:r>
+      <w:proofErr w:type="spellStart"/>
+      <w:r>
+        <w:t>FoodVendor</w:t>
+      </w:r>
+      <w:proofErr w:type="spellEnd"/>
+      <w:r>
+        <w:t xml:space="preserve">, </w:t>
+      </w:r>
+      <w:proofErr w:type="spellStart"/>
+      <w:r>
+        <w:t>SecurityTeam</w:t>
+      </w:r>
+      <w:proofErr w:type="spellEnd"/>
+      <w:r>
+        <w:t xml:space="preserve"> and </w:t>
+      </w:r>
+      <w:proofErr w:type="spellStart"/>
+      <w:r>
+        <w:t>MedicalTeam</w:t>
+      </w:r>
+      <w:proofErr w:type="spellEnd"/>
+      <w:r>
+        <w:t>. These are individual units and do not contain other event components.</w:t>
+      </w:r>
+    </w:p>
+    <w:p>
+      <w:pPr>
+        <w:spacing w:after="160" w:line="278" w:lineRule="auto"/>
+      </w:pPr>
+      <w:r>
+        <w:t>Client - main.cpp</w:t>
+      </w:r>
+    </w:p>
+    <w:p>
+      <w:pPr>
+        <w:spacing w:after="160" w:line="278" w:lineRule="auto"/>
+      </w:pPr>
+      <w:r>
+        <w:t xml:space="preserve">main.cpp creates the festival structure and interacts with the event through the common </w:t>
+      </w:r>
+      <w:proofErr w:type="spellStart"/>
+      <w:r>
+        <w:t>EventComponent</w:t>
+      </w:r>
+      <w:proofErr w:type="spellEnd"/>
+      <w:r>
+        <w:t xml:space="preserve"> interface.</w:t>
+      </w:r>
+    </w:p>
+    <w:p>
+      <w:pPr>
+        <w:spacing w:after="160" w:line="278" w:lineRule="auto"/>
+        <w:rPr>
+          <w:u w:val="single"/>
+        </w:rPr>
+      </w:pPr>
+      <w:r>
+        <w:rPr>
+          <w:u w:val="single"/>
+        </w:rPr>
+        <w:t>Observer Pattern</w:t>
+      </w:r>
+      <w:r>
+        <w:rPr>
+          <w:u w:val="single"/>
+        </w:rPr>
+        <w:t>:</w:t>
+      </w:r>
+    </w:p>
+    <w:p>
+      <w:pPr>
+        <w:spacing w:after="160" w:line="278" w:lineRule="auto"/>
+      </w:pPr>
+      <w:r>
+        <w:t>Subject - Subject</w:t>
+      </w:r>
+    </w:p>
+    <w:p>
+      <w:pPr>
+        <w:spacing w:after="160" w:line="278" w:lineRule="auto"/>
+      </w:pPr>
+      <w:r>
+        <w:t>Subject provides the operations needed to register and remove observers using attach(), detach() and notify().</w:t>
+      </w:r>
+    </w:p>
+    <w:p>
+      <w:pPr>
+        <w:spacing w:after="160" w:line="278" w:lineRule="auto"/>
+      </w:pPr>
+      <w:r>
+        <w:t xml:space="preserve">Concrete Subject - </w:t>
+      </w:r>
+      <w:proofErr w:type="spellStart"/>
+      <w:r>
+        <w:t>EventControl</w:t>
+      </w:r>
+      <w:proofErr w:type="spellEnd"/>
+    </w:p>
+    <w:p>
+      <w:pPr>
+        <w:spacing w:after="160" w:line="278" w:lineRule="auto"/>
+      </w:pPr>
+      <w:proofErr w:type="spellStart"/>
+      <w:r>
+        <w:t>EventControl</w:t>
+      </w:r>
+      <w:proofErr w:type="spellEnd"/>
+      <w:r>
+        <w:t xml:space="preserve"> represents the central festival control centre. It creates and sends notices to registered observers.</w:t>
+      </w:r>
+    </w:p>
+    <w:p>
+      <w:pPr>
+        <w:spacing w:after="160" w:line="278" w:lineRule="auto"/>
+      </w:pPr>
+      <w:r>
+        <w:t>Observer - Observer</w:t>
+      </w:r>
+    </w:p>
+    <w:p>
+      <w:pPr>
+        <w:spacing w:after="160" w:line="278" w:lineRule="auto"/>
+      </w:pPr>
+      <w:r>
+        <w:t>Observer provides the common update() operation used by objects that receive notices.</w:t>
+      </w:r>
+    </w:p>
+    <w:p>
+      <w:pPr>
+        <w:spacing w:after="160" w:line="278" w:lineRule="auto"/>
+      </w:pPr>
+      <w:r>
+        <w:t>Concrete Observers - Event Units</w:t>
+      </w:r>
+    </w:p>
+    <w:p>
+      <w:pPr>
+        <w:spacing w:after="160" w:line="278" w:lineRule="auto"/>
+      </w:pPr>
+      <w:r>
+        <w:t xml:space="preserve">The concrete event units such as Stage, </w:t>
+      </w:r>
+      <w:proofErr w:type="spellStart"/>
+      <w:r>
+        <w:t>StageGate</w:t>
+      </w:r>
+      <w:proofErr w:type="spellEnd"/>
+      <w:r>
+        <w:t xml:space="preserve">, Bar, </w:t>
+      </w:r>
+      <w:proofErr w:type="spellStart"/>
+      <w:r>
+        <w:t>FoodVendor</w:t>
+      </w:r>
+      <w:proofErr w:type="spellEnd"/>
+      <w:r>
+        <w:t xml:space="preserve">, </w:t>
+      </w:r>
+      <w:proofErr w:type="spellStart"/>
+      <w:r>
+        <w:t>SecurityTeam</w:t>
+      </w:r>
+      <w:proofErr w:type="spellEnd"/>
+      <w:r>
+        <w:t xml:space="preserve"> and </w:t>
+      </w:r>
+      <w:proofErr w:type="spellStart"/>
+      <w:r>
+        <w:t>MedicalTeam</w:t>
+      </w:r>
+      <w:proofErr w:type="spellEnd"/>
+      <w:r>
+        <w:t xml:space="preserve"> act as observers. Each one responds differently when it receives a notice.</w:t>
+      </w:r>
+    </w:p>
+    <w:p>
+      <w:pPr>
+        <w:spacing w:after="160" w:line="278" w:lineRule="auto"/>
+      </w:pPr>
+      <w:proofErr w:type="spellStart"/>
+      <w:r>
+        <w:t>EventGroup</w:t>
+      </w:r>
+      <w:proofErr w:type="spellEnd"/>
+      <w:r>
+        <w:t xml:space="preserve"> as Observer and Subject</w:t>
+      </w:r>
+    </w:p>
+    <w:p>
+      <w:pPr>
+        <w:spacing w:after="160" w:line="278" w:lineRule="auto"/>
+      </w:pPr>
+      <w:proofErr w:type="spellStart"/>
+      <w:r>
+        <w:t>EventGroup</w:t>
+      </w:r>
+      <w:proofErr w:type="spellEnd"/>
+      <w:r>
+        <w:t xml:space="preserve"> has more than one role. It acts as an Observer when it receives a notice from another Subject. It then acts as a Subject by passing that notice to its own registered observers.</w:t>
+      </w:r>
+    </w:p>
+    <w:p>
+      <w:r>
+        <w:t>This is not a conflict because the roles are used for different purposes. The Composite role describes where the group exists in the festival structure</w:t>
+      </w:r>
+    </w:p>
+    <w:p/>
+    <w:p/>
+    <w:p/>
+    <w:p/>
+    <w:p/>
+    <w:p/>
+    <w:p/>
+    <w:p/>
+    <w:p/>
+    <w:p/>
+    <w:p/>
+    <w:p/>
+    <w:p/>
+    <w:p>
+      <w:pPr>
         <w:rPr>
           <w:b/>
           <w:bCs/>
           <w:sz w:val="22"/>
           <w:szCs w:val="22"/>
         </w:rPr>
-        <w:t>Question 1.</w:t>
-      </w:r>
+      </w:pPr>
       <w:r>
         <w:rPr>
           <w:b/>
@@ -478,389 +807,15 @@
           <w:sz w:val="22"/>
           <w:szCs w:val="22"/>
         </w:rPr>
-        <w:t>2</w:t>
-      </w:r>
-    </w:p>
-    <w:p>
-      <w:pPr>
-        <w:spacing w:after="160" w:line="278" w:lineRule="auto"/>
-        <w:rPr>
-          <w:u w:val="single"/>
-        </w:rPr>
-      </w:pPr>
-      <w:r>
-        <w:rPr>
-          <w:u w:val="single"/>
-        </w:rPr>
-        <w:t>Composite Pattern</w:t>
-      </w:r>
-      <w:r>
-        <w:rPr>
-          <w:u w:val="single"/>
-        </w:rPr>
-        <w:t>:</w:t>
-      </w:r>
-    </w:p>
-    <w:p>
-      <w:pPr>
-        <w:spacing w:after="160" w:line="278" w:lineRule="auto"/>
-      </w:pPr>
-      <w:r>
-        <w:t xml:space="preserve">Component - </w:t>
-      </w:r>
-      <w:proofErr w:type="spellStart"/>
-      <w:r>
-        <w:t>EventComponent</w:t>
-      </w:r>
-      <w:proofErr w:type="spellEnd"/>
-    </w:p>
-    <w:p>
-      <w:pPr>
-        <w:spacing w:after="160" w:line="278" w:lineRule="auto"/>
-      </w:pPr>
-      <w:proofErr w:type="spellStart"/>
-      <w:r>
-        <w:t>EventComponent</w:t>
-      </w:r>
-      <w:proofErr w:type="spellEnd"/>
-      <w:r>
-        <w:t xml:space="preserve"> is the common base class for everything that forms part of the festival structure. It provides operations such as open(), close(), </w:t>
-      </w:r>
-      <w:proofErr w:type="spellStart"/>
-      <w:r>
-        <w:t>reportStatus</w:t>
-      </w:r>
-      <w:proofErr w:type="spellEnd"/>
-      <w:r>
-        <w:t xml:space="preserve">() and </w:t>
-      </w:r>
-      <w:proofErr w:type="spellStart"/>
-      <w:r>
-        <w:t>getCapacity</w:t>
-      </w:r>
-      <w:proofErr w:type="spellEnd"/>
-      <w:r>
-        <w:t>().</w:t>
-      </w:r>
-    </w:p>
-    <w:p>
-      <w:pPr>
-        <w:spacing w:after="160" w:line="278" w:lineRule="auto"/>
-      </w:pPr>
-      <w:r>
-        <w:t xml:space="preserve">Composite - </w:t>
-      </w:r>
-      <w:proofErr w:type="spellStart"/>
-      <w:r>
-        <w:t>EventGroup</w:t>
-      </w:r>
-      <w:proofErr w:type="spellEnd"/>
-    </w:p>
-    <w:p>
-      <w:pPr>
-        <w:spacing w:after="160" w:line="278" w:lineRule="auto"/>
-      </w:pPr>
-      <w:proofErr w:type="spellStart"/>
-      <w:r>
-        <w:t>EventGroup</w:t>
-      </w:r>
-      <w:proofErr w:type="spellEnd"/>
-      <w:r>
-        <w:t xml:space="preserve"> represents a group or area in the festival. Examples include the Festival Grounds, Main Stage Zone, River Stage Zone, Techno Stage Zone and Service Area. An </w:t>
-      </w:r>
-      <w:proofErr w:type="spellStart"/>
-      <w:r>
-        <w:t>EventGroup</w:t>
-      </w:r>
-      <w:proofErr w:type="spellEnd"/>
-      <w:r>
-        <w:t xml:space="preserve"> can contain both other </w:t>
-      </w:r>
-      <w:proofErr w:type="spellStart"/>
-      <w:r>
-        <w:t>EventGroup</w:t>
-      </w:r>
-      <w:proofErr w:type="spellEnd"/>
-      <w:r>
-        <w:t xml:space="preserve"> objects and individual event units.</w:t>
-      </w:r>
-    </w:p>
-    <w:p>
-      <w:pPr>
-        <w:spacing w:after="160" w:line="278" w:lineRule="auto"/>
-      </w:pPr>
-      <w:r>
-        <w:lastRenderedPageBreak/>
-        <w:t>Leaf - Concrete Event Units</w:t>
-      </w:r>
-    </w:p>
-    <w:p>
-      <w:pPr>
-        <w:spacing w:after="160" w:line="278" w:lineRule="auto"/>
-      </w:pPr>
-      <w:r>
-        <w:t xml:space="preserve">The Leaf classes are Stage, </w:t>
-      </w:r>
-      <w:proofErr w:type="spellStart"/>
-      <w:r>
-        <w:t>EntranceGate</w:t>
-      </w:r>
-      <w:proofErr w:type="spellEnd"/>
-      <w:r>
-        <w:t xml:space="preserve">, </w:t>
-      </w:r>
-      <w:proofErr w:type="spellStart"/>
-      <w:r>
-        <w:t>StageGate</w:t>
-      </w:r>
-      <w:proofErr w:type="spellEnd"/>
-      <w:r>
-        <w:t xml:space="preserve">, Bar, </w:t>
-      </w:r>
-      <w:proofErr w:type="spellStart"/>
-      <w:r>
-        <w:t>FoodVendor</w:t>
-      </w:r>
-      <w:proofErr w:type="spellEnd"/>
-      <w:r>
-        <w:t xml:space="preserve">, </w:t>
-      </w:r>
-      <w:proofErr w:type="spellStart"/>
-      <w:r>
-        <w:t>SecurityTeam</w:t>
-      </w:r>
-      <w:proofErr w:type="spellEnd"/>
-      <w:r>
-        <w:t xml:space="preserve"> and </w:t>
-      </w:r>
-      <w:proofErr w:type="spellStart"/>
-      <w:r>
-        <w:t>MedicalTeam</w:t>
-      </w:r>
-      <w:proofErr w:type="spellEnd"/>
-      <w:r>
-        <w:t>. These are individual units and do not contain other event components.</w:t>
-      </w:r>
-    </w:p>
-    <w:p>
-      <w:pPr>
-        <w:spacing w:after="160" w:line="278" w:lineRule="auto"/>
-      </w:pPr>
-      <w:r>
-        <w:t>Client - main.cpp</w:t>
-      </w:r>
-    </w:p>
-    <w:p>
-      <w:pPr>
-        <w:spacing w:after="160" w:line="278" w:lineRule="auto"/>
-      </w:pPr>
-      <w:r>
-        <w:t xml:space="preserve">main.cpp creates the festival structure and interacts with the event through the common </w:t>
-      </w:r>
-      <w:proofErr w:type="spellStart"/>
-      <w:r>
-        <w:t>EventComponent</w:t>
-      </w:r>
-      <w:proofErr w:type="spellEnd"/>
-      <w:r>
-        <w:t xml:space="preserve"> interface.</w:t>
-      </w:r>
-    </w:p>
-    <w:p>
-      <w:pPr>
-        <w:spacing w:after="160" w:line="278" w:lineRule="auto"/>
-        <w:rPr>
-          <w:u w:val="single"/>
-        </w:rPr>
-      </w:pPr>
-      <w:r>
-        <w:rPr>
-          <w:u w:val="single"/>
-        </w:rPr>
-        <w:t>Observer Pattern</w:t>
-      </w:r>
-      <w:r>
-        <w:rPr>
-          <w:u w:val="single"/>
-        </w:rPr>
-        <w:t>:</w:t>
-      </w:r>
-    </w:p>
-    <w:p>
-      <w:pPr>
-        <w:spacing w:after="160" w:line="278" w:lineRule="auto"/>
-      </w:pPr>
-      <w:r>
-        <w:t>Subject - Subject</w:t>
-      </w:r>
-    </w:p>
-    <w:p>
-      <w:pPr>
-        <w:spacing w:after="160" w:line="278" w:lineRule="auto"/>
-      </w:pPr>
-      <w:r>
-        <w:t>Subject provides the operations needed to register and remove observers using attach(), detach() and notify().</w:t>
-      </w:r>
-    </w:p>
-    <w:p>
-      <w:pPr>
-        <w:spacing w:after="160" w:line="278" w:lineRule="auto"/>
-      </w:pPr>
-      <w:r>
-        <w:t xml:space="preserve">Concrete Subject - </w:t>
-      </w:r>
-      <w:proofErr w:type="spellStart"/>
-      <w:r>
-        <w:t>EventControl</w:t>
-      </w:r>
-      <w:proofErr w:type="spellEnd"/>
-    </w:p>
-    <w:p>
-      <w:pPr>
-        <w:spacing w:after="160" w:line="278" w:lineRule="auto"/>
-      </w:pPr>
-      <w:proofErr w:type="spellStart"/>
-      <w:r>
-        <w:t>EventControl</w:t>
-      </w:r>
-      <w:proofErr w:type="spellEnd"/>
-      <w:r>
-        <w:t xml:space="preserve"> represents the central festival control centre. It creates and sends notices to registered observers.</w:t>
-      </w:r>
-    </w:p>
-    <w:p>
-      <w:pPr>
-        <w:spacing w:after="160" w:line="278" w:lineRule="auto"/>
-      </w:pPr>
-      <w:r>
-        <w:t>Observer - Observer</w:t>
-      </w:r>
-    </w:p>
-    <w:p>
-      <w:pPr>
-        <w:spacing w:after="160" w:line="278" w:lineRule="auto"/>
-      </w:pPr>
-      <w:r>
-        <w:t>Observer provides the common update() operation used by objects that receive notices.</w:t>
-      </w:r>
-    </w:p>
-    <w:p>
-      <w:pPr>
-        <w:spacing w:after="160" w:line="278" w:lineRule="auto"/>
-      </w:pPr>
-      <w:r>
-        <w:t>Concrete Observers - Event Units</w:t>
-      </w:r>
-    </w:p>
-    <w:p>
-      <w:pPr>
-        <w:spacing w:after="160" w:line="278" w:lineRule="auto"/>
-      </w:pPr>
-      <w:r>
-        <w:t xml:space="preserve">The concrete event units such as Stage, </w:t>
-      </w:r>
-      <w:proofErr w:type="spellStart"/>
-      <w:r>
-        <w:t>StageGate</w:t>
-      </w:r>
-      <w:proofErr w:type="spellEnd"/>
-      <w:r>
-        <w:t xml:space="preserve">, Bar, </w:t>
-      </w:r>
-      <w:proofErr w:type="spellStart"/>
-      <w:r>
-        <w:t>FoodVendor</w:t>
-      </w:r>
-      <w:proofErr w:type="spellEnd"/>
-      <w:r>
-        <w:t xml:space="preserve">, </w:t>
-      </w:r>
-      <w:proofErr w:type="spellStart"/>
-      <w:r>
-        <w:t>SecurityTeam</w:t>
-      </w:r>
-      <w:proofErr w:type="spellEnd"/>
-      <w:r>
-        <w:t xml:space="preserve"> and </w:t>
-      </w:r>
-      <w:proofErr w:type="spellStart"/>
-      <w:r>
-        <w:t>MedicalTeam</w:t>
-      </w:r>
-      <w:proofErr w:type="spellEnd"/>
-      <w:r>
-        <w:t xml:space="preserve"> act as observers. Each one responds differently when it receives a notice.</w:t>
-      </w:r>
-    </w:p>
-    <w:p>
-      <w:pPr>
-        <w:spacing w:after="160" w:line="278" w:lineRule="auto"/>
-      </w:pPr>
-      <w:proofErr w:type="spellStart"/>
-      <w:r>
-        <w:t>EventGroup</w:t>
-      </w:r>
-      <w:proofErr w:type="spellEnd"/>
-      <w:r>
-        <w:t xml:space="preserve"> as Observer and Subject</w:t>
-      </w:r>
-    </w:p>
-    <w:p>
-      <w:pPr>
-        <w:spacing w:after="160" w:line="278" w:lineRule="auto"/>
-      </w:pPr>
-      <w:proofErr w:type="spellStart"/>
-      <w:r>
-        <w:t>EventGroup</w:t>
-      </w:r>
-      <w:proofErr w:type="spellEnd"/>
-      <w:r>
-        <w:t xml:space="preserve"> has more than one role. It acts as an Observer when it receives a notice from another Subject. It then acts as a Subject by passing that notice to its own registered observers.</w:t>
-      </w:r>
-    </w:p>
-    <w:p>
-      <w:r>
-        <w:t>This is not a conflict because the roles are used for different purposes. The Composite role describes where the group exists in the festival structure</w:t>
-      </w:r>
-    </w:p>
-    <w:p/>
-    <w:p/>
-    <w:p/>
-    <w:p/>
-    <w:p/>
-    <w:p/>
-    <w:p/>
-    <w:p/>
-    <w:p/>
-    <w:p/>
-    <w:p/>
-    <w:p/>
-    <w:p/>
-    <w:p>
-      <w:pPr>
+        <w:t>Question 1.</w:t>
+      </w:r>
+      <w:r>
         <w:rPr>
           <w:b/>
           <w:bCs/>
           <w:sz w:val="22"/>
           <w:szCs w:val="22"/>
         </w:rPr>
-      </w:pPr>
-      <w:r>
-        <w:rPr>
-          <w:b/>
-          <w:bCs/>
-          <w:sz w:val="22"/>
-          <w:szCs w:val="22"/>
-        </w:rPr>
-        <w:t>Question 1.</w:t>
-      </w:r>
-      <w:r>
-        <w:rPr>
-          <w:b/>
-          <w:bCs/>
-          <w:sz w:val="22"/>
-          <w:szCs w:val="22"/>
-        </w:rPr>
         <w:t>3</w:t>
       </w:r>
     </w:p>
@@ -881,7 +836,7 @@
           <w:noProof/>
         </w:rPr>
         <w:drawing>
-          <wp:anchor distT="0" distB="0" distL="114300" distR="114300" simplePos="0" relativeHeight="251658240" behindDoc="0" locked="0" layoutInCell="1" allowOverlap="1" wp14:anchorId="2C20E90C" wp14:editId="05ADBF54">
+          <wp:anchor distT="0" distB="0" distL="114300" distR="114300" simplePos="0" relativeHeight="251658240" behindDoc="0" locked="0" layoutInCell="1" allowOverlap="1" wp14:anchorId="2C20E90C" wp14:editId="0022C332">
             <wp:simplePos x="0" y="0"/>
             <wp:positionH relativeFrom="margin">
               <wp:align>center</wp:align>
@@ -1265,11 +1220,11 @@
       </w:r>
       <w:proofErr w:type="gramStart"/>
       <w:r>
-        <w:t>Subject::</w:t>
+        <w:t>Subject::attach(</w:t>
       </w:r>
       <w:proofErr w:type="gramEnd"/>
       <w:r>
-        <w:t>attach(Observer* observer), the method scans the vector to verify whether observer is already registered. Duplicate entries are rejected to prevent multi-triggering during a single notify() pass.</w:t>
+        <w:t>Observer* observer), the method scans the vector to verify whether observer is already registered. Duplicate entries are rejected to prevent multi-triggering during a single notify() pass.</w:t>
       </w:r>
     </w:p>
     <w:p>
@@ -1389,11 +1344,11 @@
       </w:r>
       <w:proofErr w:type="gramStart"/>
       <w:r>
-        <w:t>Subject::</w:t>
+        <w:t>Subject::notify(</w:t>
       </w:r>
       <w:proofErr w:type="gramEnd"/>
       <w:r>
-        <w:t xml:space="preserve">notify() will dereference a dangling pointer, causing undefined </w:t>
+        <w:t xml:space="preserve">) will dereference a dangling pointer, causing undefined </w:t>
       </w:r>
       <w:proofErr w:type="spellStart"/>
       <w:r>
@@ -1543,10 +1498,18 @@
     </w:p>
     <w:p>
       <w:r>
-        <w:t xml:space="preserve">The detach() algorithm uses </w:t>
+        <w:t xml:space="preserve">The </w:t>
       </w:r>
       <w:proofErr w:type="gramStart"/>
       <w:r>
+        <w:t>detach(</w:t>
+      </w:r>
+      <w:proofErr w:type="gramEnd"/>
+      <w:r>
+        <w:t xml:space="preserve">) algorithm uses </w:t>
+      </w:r>
+      <w:proofErr w:type="gramStart"/>
+      <w:r>
         <w:t>std::vector::</w:t>
       </w:r>
       <w:proofErr w:type="gramEnd"/>
@@ -1567,7 +1530,15 @@
       </w:r>
       <w:proofErr w:type="spellEnd"/>
       <w:r>
-        <w:t>, ensuring the notify() iteration never touches unallocated address space.</w:t>
+        <w:t xml:space="preserve">, ensuring the </w:t>
+      </w:r>
+      <w:proofErr w:type="gramStart"/>
+      <w:r>
+        <w:t>notify(</w:t>
+      </w:r>
+      <w:proofErr w:type="gramEnd"/>
+      <w:r>
+        <w:t>) iteration never touches unallocated address space.</w:t>
       </w:r>
     </w:p>
     <w:p>
@@ -3502,13 +3473,10 @@
       </w:r>
       <w:proofErr w:type="gramStart"/>
       <w:r>
-        <w:t>Observer::</w:t>
-      </w:r>
+        <w:t>Observer::update(</w:t>
+      </w:r>
+      <w:proofErr w:type="spellStart"/>
       <w:proofErr w:type="gramEnd"/>
-      <w:r>
-        <w:t>update(</w:t>
-      </w:r>
-      <w:proofErr w:type="spellStart"/>
       <w:r>
         <w:t>const</w:t>
       </w:r>
@@ -3568,15 +3536,7 @@
       </w:r>
       <w:proofErr w:type="spellEnd"/>
       <w:r>
-        <w:t xml:space="preserve"> (acting as a Subject for its internal scope) forwards the notice down to all child components by invoking this-&gt;notify(notice). If the target matched the group name, it overrides the child target </w:t>
-      </w:r>
-      <w:proofErr w:type="gramStart"/>
-      <w:r>
-        <w:t>filter</w:t>
-      </w:r>
-      <w:proofErr w:type="gramEnd"/>
-      <w:r>
-        <w:t xml:space="preserve"> so sub-units react uniformly.</w:t>
+        <w:t xml:space="preserve"> (acting as a Subject for its internal scope) forwards the notice down to all child components by invoking this-&gt;notify(notice). If the target matched the group name, it overrides the child target filter so sub-units react uniformly.</w:t>
       </w:r>
     </w:p>
     <w:p>
@@ -3700,11 +3660,16 @@
       </w:r>
       <w:proofErr w:type="gramStart"/>
       <w:r>
-        <w:t>Subject::</w:t>
-      </w:r>
+        <w:t>Subject::notify(</w:t>
+      </w:r>
+      <w:proofErr w:type="spellStart"/>
       <w:proofErr w:type="gramEnd"/>
       <w:r>
-        <w:t>notify(</w:t>
+        <w:t>const</w:t>
+      </w:r>
+      <w:proofErr w:type="spellEnd"/>
+      <w:r>
+        <w:t xml:space="preserve"> Notice&amp; notice) is called, the Subject directly passes a fully instantiated </w:t>
       </w:r>
       <w:proofErr w:type="spellStart"/>
       <w:r>
@@ -3712,25 +3677,14 @@
       </w:r>
       <w:proofErr w:type="spellEnd"/>
       <w:r>
-        <w:t xml:space="preserve"> Notice&amp; notice) is called, the Subject directly passes a fully instantiated </w:t>
+        <w:t xml:space="preserve"> Notice&amp; payload into </w:t>
+      </w:r>
+      <w:proofErr w:type="gramStart"/>
+      <w:r>
+        <w:t>Observer::update(</w:t>
       </w:r>
       <w:proofErr w:type="spellStart"/>
-      <w:r>
-        <w:t>const</w:t>
-      </w:r>
-      <w:proofErr w:type="spellEnd"/>
-      <w:r>
-        <w:t xml:space="preserve"> Notice&amp; payload into </w:t>
-      </w:r>
-      <w:proofErr w:type="gramStart"/>
-      <w:r>
-        <w:t>Observer::</w:t>
-      </w:r>
       <w:proofErr w:type="gramEnd"/>
-      <w:r>
-        <w:t>update(</w:t>
-      </w:r>
-      <w:proofErr w:type="spellStart"/>
       <w:r>
         <w:t>const</w:t>
       </w:r>
@@ -3787,21 +3741,12 @@
           <w:numId w:val="20"/>
         </w:numPr>
       </w:pPr>
-      <w:proofErr w:type="gramStart"/>
       <w:r>
         <w:rPr>
           <w:b/>
           <w:bCs/>
         </w:rPr>
-        <w:t>Loose</w:t>
-      </w:r>
-      <w:proofErr w:type="gramEnd"/>
-      <w:r>
-        <w:rPr>
-          <w:b/>
-          <w:bCs/>
-        </w:rPr>
-        <w:t xml:space="preserve"> Coupling (Observer </w:t>
+        <w:t xml:space="preserve">Loose Coupling (Observer </w:t>
       </w:r>
       <m:oMath>
         <m:r>
@@ -3857,11 +3802,643 @@
       </w:r>
     </w:p>
     <w:p/>
+    <w:p/>
+    <w:p/>
+    <w:p/>
+    <w:p/>
+    <w:p/>
+    <w:p/>
+    <w:p/>
+    <w:p/>
+    <w:p/>
+    <w:p/>
+    <w:p/>
+    <w:p/>
+    <w:p/>
+    <w:p/>
+    <w:p/>
     <w:p>
       <w:pPr>
         <w:pStyle w:val="Heading1"/>
       </w:pPr>
       <w:r>
+        <w:lastRenderedPageBreak/>
+        <w:t xml:space="preserve">TASK </w:t>
+      </w:r>
+      <w:r>
+        <w:t>5</w:t>
+      </w:r>
+    </w:p>
+    <w:p>
+      <w:pPr>
+        <w:rPr>
+          <w:b/>
+          <w:bCs/>
+          <w:sz w:val="22"/>
+          <w:szCs w:val="22"/>
+        </w:rPr>
+      </w:pPr>
+      <w:r>
+        <w:rPr>
+          <w:noProof/>
+        </w:rPr>
+        <w:drawing>
+          <wp:anchor distT="0" distB="0" distL="114300" distR="114300" simplePos="0" relativeHeight="251660288" behindDoc="0" locked="0" layoutInCell="1" allowOverlap="1" wp14:anchorId="06970014" wp14:editId="44452981">
+            <wp:simplePos x="0" y="0"/>
+            <wp:positionH relativeFrom="column">
+              <wp:posOffset>-772160</wp:posOffset>
+            </wp:positionH>
+            <wp:positionV relativeFrom="paragraph">
+              <wp:posOffset>178435</wp:posOffset>
+            </wp:positionV>
+            <wp:extent cx="7286625" cy="3286760"/>
+            <wp:effectExtent l="0" t="0" r="9525" b="8890"/>
+            <wp:wrapSquare wrapText="bothSides"/>
+            <wp:docPr id="1338608177" name="Picture 4"/>
+            <wp:cNvGraphicFramePr>
+              <a:graphicFrameLocks xmlns:a="http://schemas.openxmlformats.org/drawingml/2006/main" noChangeAspect="1"/>
+            </wp:cNvGraphicFramePr>
+            <a:graphic xmlns:a="http://schemas.openxmlformats.org/drawingml/2006/main">
+              <a:graphicData uri="http://schemas.openxmlformats.org/drawingml/2006/picture">
+                <pic:pic xmlns:pic="http://schemas.openxmlformats.org/drawingml/2006/picture">
+                  <pic:nvPicPr>
+                    <pic:cNvPr id="1338608177" name="Picture 1338608177"/>
+                    <pic:cNvPicPr/>
+                  </pic:nvPicPr>
+                  <pic:blipFill>
+                    <a:blip r:embed="rId9">
+                      <a:extLst>
+                        <a:ext uri="{28A0092B-C50C-407E-A947-70E740481C1C}">
+                          <a14:useLocalDpi xmlns:a14="http://schemas.microsoft.com/office/drawing/2010/main" val="0"/>
+                        </a:ext>
+                      </a:extLst>
+                    </a:blip>
+                    <a:stretch>
+                      <a:fillRect/>
+                    </a:stretch>
+                  </pic:blipFill>
+                  <pic:spPr>
+                    <a:xfrm>
+                      <a:off x="0" y="0"/>
+                      <a:ext cx="7286625" cy="3286760"/>
+                    </a:xfrm>
+                    <a:prstGeom prst="rect">
+                      <a:avLst/>
+                    </a:prstGeom>
+                  </pic:spPr>
+                </pic:pic>
+              </a:graphicData>
+            </a:graphic>
+            <wp14:sizeRelH relativeFrom="margin">
+              <wp14:pctWidth>0</wp14:pctWidth>
+            </wp14:sizeRelH>
+            <wp14:sizeRelV relativeFrom="margin">
+              <wp14:pctHeight>0</wp14:pctHeight>
+            </wp14:sizeRelV>
+          </wp:anchor>
+        </w:drawing>
+      </w:r>
+      <w:r>
+        <w:rPr>
+          <w:b/>
+          <w:bCs/>
+          <w:sz w:val="22"/>
+          <w:szCs w:val="22"/>
+        </w:rPr>
+        <w:t>Task</w:t>
+      </w:r>
+      <w:r>
+        <w:rPr>
+          <w:b/>
+          <w:bCs/>
+          <w:sz w:val="22"/>
+          <w:szCs w:val="22"/>
+        </w:rPr>
+        <w:t xml:space="preserve"> </w:t>
+      </w:r>
+      <w:r>
+        <w:rPr>
+          <w:b/>
+          <w:bCs/>
+          <w:sz w:val="22"/>
+          <w:szCs w:val="22"/>
+        </w:rPr>
+        <w:t>5</w:t>
+      </w:r>
+      <w:r>
+        <w:rPr>
+          <w:b/>
+          <w:bCs/>
+          <w:sz w:val="22"/>
+          <w:szCs w:val="22"/>
+        </w:rPr>
+        <w:t>.</w:t>
+      </w:r>
+      <w:r>
+        <w:rPr>
+          <w:b/>
+          <w:bCs/>
+          <w:sz w:val="22"/>
+          <w:szCs w:val="22"/>
+        </w:rPr>
+        <w:t>1</w:t>
+      </w:r>
+    </w:p>
+    <w:p/>
+    <w:p/>
+    <w:p/>
+    <w:p/>
+    <w:p/>
+    <w:p/>
+    <w:p/>
+    <w:p/>
+    <w:p/>
+    <w:p/>
+    <w:p/>
+    <w:p/>
+    <w:p/>
+    <w:p/>
+    <w:p/>
+    <w:p/>
+    <w:p/>
+    <w:p/>
+    <w:p/>
+    <w:p/>
+    <w:p/>
+    <w:p>
+      <w:r>
+        <w:rPr>
+          <w:b/>
+          <w:bCs/>
+          <w:sz w:val="22"/>
+          <w:szCs w:val="22"/>
+        </w:rPr>
+        <w:lastRenderedPageBreak/>
+        <w:t>Task</w:t>
+      </w:r>
+      <w:r>
+        <w:rPr>
+          <w:b/>
+          <w:bCs/>
+          <w:sz w:val="22"/>
+          <w:szCs w:val="22"/>
+        </w:rPr>
+        <w:t xml:space="preserve"> </w:t>
+      </w:r>
+      <w:r>
+        <w:rPr>
+          <w:b/>
+          <w:bCs/>
+          <w:sz w:val="22"/>
+          <w:szCs w:val="22"/>
+        </w:rPr>
+        <w:t>5</w:t>
+      </w:r>
+      <w:r>
+        <w:rPr>
+          <w:b/>
+          <w:bCs/>
+          <w:sz w:val="22"/>
+          <w:szCs w:val="22"/>
+        </w:rPr>
+        <w:t>.</w:t>
+      </w:r>
+      <w:r>
+        <w:rPr>
+          <w:b/>
+          <w:bCs/>
+          <w:sz w:val="22"/>
+          <w:szCs w:val="22"/>
+        </w:rPr>
+        <w:t>2</w:t>
+      </w:r>
+    </w:p>
+    <w:p/>
+    <w:p/>
+    <w:p/>
+    <w:p/>
+    <w:p/>
+    <w:p/>
+    <w:p/>
+    <w:p/>
+    <w:p/>
+    <w:p/>
+    <w:p/>
+    <w:p>
+      <w:r>
+        <w:rPr>
+          <w:noProof/>
+        </w:rPr>
+        <w:drawing>
+          <wp:anchor distT="0" distB="0" distL="114300" distR="114300" simplePos="0" relativeHeight="251661312" behindDoc="0" locked="0" layoutInCell="1" allowOverlap="1" wp14:anchorId="5C19BA4C" wp14:editId="5AE78D40">
+            <wp:simplePos x="0" y="0"/>
+            <wp:positionH relativeFrom="column">
+              <wp:posOffset>-2886710</wp:posOffset>
+            </wp:positionH>
+            <wp:positionV relativeFrom="paragraph">
+              <wp:posOffset>276860</wp:posOffset>
+            </wp:positionV>
+            <wp:extent cx="8122285" cy="2490470"/>
+            <wp:effectExtent l="0" t="3492" r="8572" b="8573"/>
+            <wp:wrapSquare wrapText="bothSides"/>
+            <wp:docPr id="604754158" name="Picture 5"/>
+            <wp:cNvGraphicFramePr>
+              <a:graphicFrameLocks xmlns:a="http://schemas.openxmlformats.org/drawingml/2006/main" noChangeAspect="1"/>
+            </wp:cNvGraphicFramePr>
+            <a:graphic xmlns:a="http://schemas.openxmlformats.org/drawingml/2006/main">
+              <a:graphicData uri="http://schemas.openxmlformats.org/drawingml/2006/picture">
+                <pic:pic xmlns:pic="http://schemas.openxmlformats.org/drawingml/2006/picture">
+                  <pic:nvPicPr>
+                    <pic:cNvPr id="604754158" name="Picture 604754158"/>
+                    <pic:cNvPicPr/>
+                  </pic:nvPicPr>
+                  <pic:blipFill>
+                    <a:blip r:embed="rId10" cstate="print">
+                      <a:extLst>
+                        <a:ext uri="{28A0092B-C50C-407E-A947-70E740481C1C}">
+                          <a14:useLocalDpi xmlns:a14="http://schemas.microsoft.com/office/drawing/2010/main" val="0"/>
+                        </a:ext>
+                      </a:extLst>
+                    </a:blip>
+                    <a:stretch>
+                      <a:fillRect/>
+                    </a:stretch>
+                  </pic:blipFill>
+                  <pic:spPr>
+                    <a:xfrm rot="16200000">
+                      <a:off x="0" y="0"/>
+                      <a:ext cx="8122285" cy="2490470"/>
+                    </a:xfrm>
+                    <a:prstGeom prst="rect">
+                      <a:avLst/>
+                    </a:prstGeom>
+                  </pic:spPr>
+                </pic:pic>
+              </a:graphicData>
+            </a:graphic>
+            <wp14:sizeRelH relativeFrom="margin">
+              <wp14:pctWidth>0</wp14:pctWidth>
+            </wp14:sizeRelH>
+            <wp14:sizeRelV relativeFrom="margin">
+              <wp14:pctHeight>0</wp14:pctHeight>
+            </wp14:sizeRelV>
+          </wp:anchor>
+        </w:drawing>
+      </w:r>
+    </w:p>
+    <w:p/>
+    <w:p/>
+    <w:p/>
+    <w:p/>
+    <w:p/>
+    <w:p/>
+    <w:p/>
+    <w:p/>
+    <w:p/>
+    <w:p/>
+    <w:p/>
+    <w:p/>
+    <w:p/>
+    <w:p/>
+    <w:p/>
+    <w:p/>
+    <w:p/>
+    <w:p/>
+    <w:p/>
+    <w:p/>
+    <w:p/>
+    <w:p/>
+    <w:p/>
+    <w:p>
+      <w:r>
+        <w:rPr>
+          <w:b/>
+          <w:bCs/>
+          <w:sz w:val="22"/>
+          <w:szCs w:val="22"/>
+        </w:rPr>
+        <w:lastRenderedPageBreak/>
+        <w:t>Task</w:t>
+      </w:r>
+      <w:r>
+        <w:rPr>
+          <w:b/>
+          <w:bCs/>
+          <w:sz w:val="22"/>
+          <w:szCs w:val="22"/>
+        </w:rPr>
+        <w:t xml:space="preserve"> </w:t>
+      </w:r>
+      <w:r>
+        <w:rPr>
+          <w:b/>
+          <w:bCs/>
+          <w:sz w:val="22"/>
+          <w:szCs w:val="22"/>
+        </w:rPr>
+        <w:t>5</w:t>
+      </w:r>
+      <w:r>
+        <w:rPr>
+          <w:b/>
+          <w:bCs/>
+          <w:sz w:val="22"/>
+          <w:szCs w:val="22"/>
+        </w:rPr>
+        <w:t>.</w:t>
+      </w:r>
+      <w:r>
+        <w:rPr>
+          <w:b/>
+          <w:bCs/>
+          <w:sz w:val="22"/>
+          <w:szCs w:val="22"/>
+        </w:rPr>
+        <w:t>3</w:t>
+      </w:r>
+    </w:p>
+    <w:p/>
+    <w:p/>
+    <w:p/>
+    <w:p/>
+    <w:p/>
+    <w:p/>
+    <w:p/>
+    <w:p/>
+    <w:p/>
+    <w:p>
+      <w:r>
+        <w:rPr>
+          <w:noProof/>
+        </w:rPr>
+        <w:drawing>
+          <wp:anchor distT="0" distB="0" distL="114300" distR="114300" simplePos="0" relativeHeight="251662336" behindDoc="0" locked="0" layoutInCell="1" allowOverlap="1" wp14:anchorId="2690434E" wp14:editId="203636F8">
+            <wp:simplePos x="0" y="0"/>
+            <wp:positionH relativeFrom="column">
+              <wp:posOffset>-2387600</wp:posOffset>
+            </wp:positionH>
+            <wp:positionV relativeFrom="paragraph">
+              <wp:posOffset>355600</wp:posOffset>
+            </wp:positionV>
+            <wp:extent cx="8114665" cy="3480435"/>
+            <wp:effectExtent l="0" t="6985" r="0" b="0"/>
+            <wp:wrapSquare wrapText="bothSides"/>
+            <wp:docPr id="1633173369" name="Picture 6"/>
+            <wp:cNvGraphicFramePr>
+              <a:graphicFrameLocks xmlns:a="http://schemas.openxmlformats.org/drawingml/2006/main" noChangeAspect="1"/>
+            </wp:cNvGraphicFramePr>
+            <a:graphic xmlns:a="http://schemas.openxmlformats.org/drawingml/2006/main">
+              <a:graphicData uri="http://schemas.openxmlformats.org/drawingml/2006/picture">
+                <pic:pic xmlns:pic="http://schemas.openxmlformats.org/drawingml/2006/picture">
+                  <pic:nvPicPr>
+                    <pic:cNvPr id="1633173369" name="Picture 1633173369"/>
+                    <pic:cNvPicPr/>
+                  </pic:nvPicPr>
+                  <pic:blipFill>
+                    <a:blip r:embed="rId11" cstate="print">
+                      <a:extLst>
+                        <a:ext uri="{28A0092B-C50C-407E-A947-70E740481C1C}">
+                          <a14:useLocalDpi xmlns:a14="http://schemas.microsoft.com/office/drawing/2010/main" val="0"/>
+                        </a:ext>
+                      </a:extLst>
+                    </a:blip>
+                    <a:stretch>
+                      <a:fillRect/>
+                    </a:stretch>
+                  </pic:blipFill>
+                  <pic:spPr>
+                    <a:xfrm rot="16200000">
+                      <a:off x="0" y="0"/>
+                      <a:ext cx="8114665" cy="3480435"/>
+                    </a:xfrm>
+                    <a:prstGeom prst="rect">
+                      <a:avLst/>
+                    </a:prstGeom>
+                  </pic:spPr>
+                </pic:pic>
+              </a:graphicData>
+            </a:graphic>
+            <wp14:sizeRelH relativeFrom="margin">
+              <wp14:pctWidth>0</wp14:pctWidth>
+            </wp14:sizeRelH>
+            <wp14:sizeRelV relativeFrom="margin">
+              <wp14:pctHeight>0</wp14:pctHeight>
+            </wp14:sizeRelV>
+          </wp:anchor>
+        </w:drawing>
+      </w:r>
+    </w:p>
+    <w:p/>
+    <w:p/>
+    <w:p/>
+    <w:p/>
+    <w:p/>
+    <w:p/>
+    <w:p/>
+    <w:p/>
+    <w:p/>
+    <w:p/>
+    <w:p/>
+    <w:p/>
+    <w:p/>
+    <w:p/>
+    <w:p/>
+    <w:p/>
+    <w:p/>
+    <w:p/>
+    <w:p/>
+    <w:p/>
+    <w:p/>
+    <w:p/>
+    <w:p/>
+    <w:p/>
+    <w:p/>
+    <w:p>
+      <w:r>
+        <w:rPr>
+          <w:b/>
+          <w:bCs/>
+          <w:sz w:val="22"/>
+          <w:szCs w:val="22"/>
+        </w:rPr>
+        <w:lastRenderedPageBreak/>
+        <w:t>Task</w:t>
+      </w:r>
+      <w:r>
+        <w:rPr>
+          <w:b/>
+          <w:bCs/>
+          <w:sz w:val="22"/>
+          <w:szCs w:val="22"/>
+        </w:rPr>
+        <w:t xml:space="preserve"> </w:t>
+      </w:r>
+      <w:r>
+        <w:rPr>
+          <w:b/>
+          <w:bCs/>
+          <w:sz w:val="22"/>
+          <w:szCs w:val="22"/>
+        </w:rPr>
+        <w:t>5</w:t>
+      </w:r>
+      <w:r>
+        <w:rPr>
+          <w:b/>
+          <w:bCs/>
+          <w:sz w:val="22"/>
+          <w:szCs w:val="22"/>
+        </w:rPr>
+        <w:t>.</w:t>
+      </w:r>
+      <w:r>
+        <w:rPr>
+          <w:b/>
+          <w:bCs/>
+          <w:sz w:val="22"/>
+          <w:szCs w:val="22"/>
+        </w:rPr>
+        <w:t>4</w:t>
+      </w:r>
+    </w:p>
+    <w:p>
+      <w:r>
+        <w:rPr>
+          <w:noProof/>
+        </w:rPr>
+        <w:drawing>
+          <wp:anchor distT="0" distB="0" distL="114300" distR="114300" simplePos="0" relativeHeight="251663360" behindDoc="0" locked="0" layoutInCell="1" allowOverlap="1" wp14:anchorId="26E35126" wp14:editId="7C4C8FD1">
+            <wp:simplePos x="0" y="0"/>
+            <wp:positionH relativeFrom="column">
+              <wp:posOffset>-1785620</wp:posOffset>
+            </wp:positionH>
+            <wp:positionV relativeFrom="paragraph">
+              <wp:posOffset>1994535</wp:posOffset>
+            </wp:positionV>
+            <wp:extent cx="8345170" cy="4789805"/>
+            <wp:effectExtent l="6032" t="0" r="4763" b="4762"/>
+            <wp:wrapSquare wrapText="bothSides"/>
+            <wp:docPr id="1339413032" name="Picture 8"/>
+            <wp:cNvGraphicFramePr>
+              <a:graphicFrameLocks xmlns:a="http://schemas.openxmlformats.org/drawingml/2006/main" noChangeAspect="1"/>
+            </wp:cNvGraphicFramePr>
+            <a:graphic xmlns:a="http://schemas.openxmlformats.org/drawingml/2006/main">
+              <a:graphicData uri="http://schemas.openxmlformats.org/drawingml/2006/picture">
+                <pic:pic xmlns:pic="http://schemas.openxmlformats.org/drawingml/2006/picture">
+                  <pic:nvPicPr>
+                    <pic:cNvPr id="1339413032" name="Picture 1339413032"/>
+                    <pic:cNvPicPr/>
+                  </pic:nvPicPr>
+                  <pic:blipFill>
+                    <a:blip r:embed="rId12" cstate="print">
+                      <a:extLst>
+                        <a:ext uri="{28A0092B-C50C-407E-A947-70E740481C1C}">
+                          <a14:useLocalDpi xmlns:a14="http://schemas.microsoft.com/office/drawing/2010/main" val="0"/>
+                        </a:ext>
+                      </a:extLst>
+                    </a:blip>
+                    <a:stretch>
+                      <a:fillRect/>
+                    </a:stretch>
+                  </pic:blipFill>
+                  <pic:spPr>
+                    <a:xfrm rot="16200000">
+                      <a:off x="0" y="0"/>
+                      <a:ext cx="8345170" cy="4789805"/>
+                    </a:xfrm>
+                    <a:prstGeom prst="rect">
+                      <a:avLst/>
+                    </a:prstGeom>
+                  </pic:spPr>
+                </pic:pic>
+              </a:graphicData>
+            </a:graphic>
+            <wp14:sizeRelH relativeFrom="margin">
+              <wp14:pctWidth>0</wp14:pctWidth>
+            </wp14:sizeRelH>
+            <wp14:sizeRelV relativeFrom="margin">
+              <wp14:pctHeight>0</wp14:pctHeight>
+            </wp14:sizeRelV>
+          </wp:anchor>
+        </w:drawing>
+      </w:r>
+    </w:p>
+    <w:p>
+      <w:pPr>
+        <w:pStyle w:val="Heading1"/>
+      </w:pPr>
+    </w:p>
+    <w:p>
+      <w:pPr>
+        <w:pStyle w:val="Heading1"/>
+      </w:pPr>
+    </w:p>
+    <w:p>
+      <w:pPr>
+        <w:pStyle w:val="Heading1"/>
+      </w:pPr>
+    </w:p>
+    <w:p>
+      <w:pPr>
+        <w:pStyle w:val="Heading1"/>
+      </w:pPr>
+    </w:p>
+    <w:p>
+      <w:pPr>
+        <w:pStyle w:val="Heading1"/>
+      </w:pPr>
+    </w:p>
+    <w:p>
+      <w:pPr>
+        <w:pStyle w:val="Heading1"/>
+      </w:pPr>
+    </w:p>
+    <w:p>
+      <w:pPr>
+        <w:pStyle w:val="Heading1"/>
+      </w:pPr>
+    </w:p>
+    <w:p>
+      <w:pPr>
+        <w:pStyle w:val="Heading1"/>
+      </w:pPr>
+    </w:p>
+    <w:p>
+      <w:pPr>
+        <w:pStyle w:val="Heading1"/>
+      </w:pPr>
+    </w:p>
+    <w:p>
+      <w:pPr>
+        <w:pStyle w:val="Heading1"/>
+      </w:pPr>
+    </w:p>
+    <w:p>
+      <w:pPr>
+        <w:pStyle w:val="Heading1"/>
+      </w:pPr>
+    </w:p>
+    <w:p>
+      <w:pPr>
+        <w:pStyle w:val="Heading1"/>
+      </w:pPr>
+    </w:p>
+    <w:p/>
+    <w:p/>
+    <w:p/>
+    <w:p/>
+    <w:p/>
+    <w:p/>
+    <w:p/>
+    <w:p/>
+    <w:p/>
+    <w:p/>
+    <w:p>
+      <w:pPr>
+        <w:pStyle w:val="Heading1"/>
+      </w:pPr>
+      <w:r>
+        <w:lastRenderedPageBreak/>
         <w:t>TASK 6</w:t>
       </w:r>
     </w:p>
@@ -3871,7 +4448,7 @@
           <w:noProof/>
         </w:rPr>
         <w:drawing>
-          <wp:anchor distT="0" distB="0" distL="114300" distR="114300" simplePos="0" relativeHeight="251659264" behindDoc="0" locked="0" layoutInCell="1" allowOverlap="1" wp14:anchorId="67E0F5CF" wp14:editId="00A99B0C">
+          <wp:anchor distT="0" distB="0" distL="114300" distR="114300" simplePos="0" relativeHeight="251659264" behindDoc="0" locked="0" layoutInCell="1" allowOverlap="1" wp14:anchorId="67E0F5CF" wp14:editId="67928D88">
             <wp:simplePos x="0" y="0"/>
             <wp:positionH relativeFrom="column">
               <wp:posOffset>-68580</wp:posOffset>
@@ -3894,7 +4471,7 @@
                     <pic:cNvPicPr/>
                   </pic:nvPicPr>
                   <pic:blipFill>
-                    <a:blip r:embed="rId9" cstate="print">
+                    <a:blip r:embed="rId13" cstate="print">
                       <a:extLst>
                         <a:ext uri="{28A0092B-C50C-407E-A947-70E740481C1C}">
                           <a14:useLocalDpi xmlns:a14="http://schemas.microsoft.com/office/drawing/2010/main" val="0"/>
@@ -3946,7 +4523,6 @@
         <w:pStyle w:val="Heading1"/>
       </w:pPr>
       <w:r>
-        <w:lastRenderedPageBreak/>
         <w:t>TASK 7</w:t>
       </w:r>
     </w:p>
@@ -4128,118 +4704,6 @@
         <w:tabs>
           <w:tab w:val="left" w:pos="5640"/>
         </w:tabs>
-      </w:pPr>
-    </w:p>
-    <w:p>
-      <w:pPr>
-        <w:tabs>
-          <w:tab w:val="left" w:pos="5640"/>
-        </w:tabs>
-      </w:pPr>
-    </w:p>
-    <w:p>
-      <w:pPr>
-        <w:tabs>
-          <w:tab w:val="left" w:pos="5640"/>
-        </w:tabs>
-      </w:pPr>
-    </w:p>
-    <w:p>
-      <w:pPr>
-        <w:tabs>
-          <w:tab w:val="left" w:pos="5640"/>
-        </w:tabs>
-      </w:pPr>
-    </w:p>
-    <w:p>
-      <w:pPr>
-        <w:tabs>
-          <w:tab w:val="left" w:pos="5640"/>
-        </w:tabs>
-      </w:pPr>
-    </w:p>
-    <w:p>
-      <w:pPr>
-        <w:tabs>
-          <w:tab w:val="left" w:pos="5640"/>
-        </w:tabs>
-      </w:pPr>
-    </w:p>
-    <w:p>
-      <w:pPr>
-        <w:tabs>
-          <w:tab w:val="left" w:pos="5640"/>
-        </w:tabs>
-      </w:pPr>
-    </w:p>
-    <w:p>
-      <w:pPr>
-        <w:tabs>
-          <w:tab w:val="left" w:pos="5640"/>
-        </w:tabs>
-      </w:pPr>
-    </w:p>
-    <w:p>
-      <w:pPr>
-        <w:tabs>
-          <w:tab w:val="left" w:pos="5640"/>
-        </w:tabs>
-      </w:pPr>
-    </w:p>
-    <w:p>
-      <w:pPr>
-        <w:tabs>
-          <w:tab w:val="left" w:pos="5640"/>
-        </w:tabs>
-      </w:pPr>
-    </w:p>
-    <w:p>
-      <w:pPr>
-        <w:tabs>
-          <w:tab w:val="left" w:pos="5640"/>
-        </w:tabs>
-      </w:pPr>
-    </w:p>
-    <w:p>
-      <w:pPr>
-        <w:tabs>
-          <w:tab w:val="left" w:pos="5640"/>
-        </w:tabs>
-      </w:pPr>
-    </w:p>
-    <w:p>
-      <w:pPr>
-        <w:tabs>
-          <w:tab w:val="left" w:pos="5640"/>
-        </w:tabs>
-      </w:pPr>
-    </w:p>
-    <w:p>
-      <w:pPr>
-        <w:tabs>
-          <w:tab w:val="left" w:pos="5640"/>
-        </w:tabs>
-      </w:pPr>
-    </w:p>
-    <w:p>
-      <w:pPr>
-        <w:tabs>
-          <w:tab w:val="left" w:pos="5640"/>
-        </w:tabs>
-      </w:pPr>
-    </w:p>
-    <w:p>
-      <w:pPr>
-        <w:tabs>
-          <w:tab w:val="left" w:pos="5640"/>
-        </w:tabs>
-      </w:pPr>
-    </w:p>
-    <w:p>
-      <w:pPr>
-        <w:tabs>
-          <w:tab w:val="left" w:pos="5640"/>
-        </w:tabs>
         <w:rPr>
           <w:b/>
           <w:bCs/>
@@ -4258,14 +4722,7 @@
           <w:b/>
           <w:bCs/>
         </w:rPr>
-        <w:t xml:space="preserve"> contribution statement</w:t>
-      </w:r>
-      <w:r>
-        <w:rPr>
-          <w:b/>
-          <w:bCs/>
-        </w:rPr>
-        <w:t>:</w:t>
+        <w:t xml:space="preserve"> contribution statement:</w:t>
       </w:r>
     </w:p>
     <w:p>
@@ -4296,79 +4753,63 @@
           <w:szCs w:val="22"/>
           <w:u w:val="single"/>
         </w:rPr>
-        <w:t>Thab</w:t>
-      </w:r>
-      <w:r>
+        <w:t>Thabo’s Contribution</w:t>
+      </w:r>
+    </w:p>
+    <w:p>
+      <w:pPr>
+        <w:tabs>
+          <w:tab w:val="left" w:pos="5640"/>
+        </w:tabs>
+        <w:rPr>
+          <w:sz w:val="22"/>
+          <w:szCs w:val="22"/>
+        </w:rPr>
+      </w:pPr>
+      <w:r>
+        <w:rPr>
+          <w:sz w:val="22"/>
+          <w:szCs w:val="22"/>
+        </w:rPr>
+        <w:t xml:space="preserve">I completed the UML sequence diagrams (task 5), mapping out object interactions, lifelines and combined fragments for SD1 through SD4. I made sure the sequence diagrams were consistent with the classes and relationships defined in the main UML class diagram and reflected how the implemented code operates. </w:t>
+      </w:r>
+    </w:p>
+    <w:p>
+      <w:pPr>
+        <w:tabs>
+          <w:tab w:val="left" w:pos="5640"/>
+        </w:tabs>
+        <w:rPr>
+          <w:sz w:val="22"/>
+          <w:szCs w:val="22"/>
+        </w:rPr>
+      </w:pPr>
+      <w:r>
+        <w:rPr>
+          <w:sz w:val="22"/>
+          <w:szCs w:val="22"/>
+        </w:rPr>
+        <w:t>I also configured the main.cpp to run the signature event scenario showing runtime behaviour. This included showing how changes like pausing or resuming can work.</w:t>
+      </w:r>
+    </w:p>
+    <w:p>
+      <w:pPr>
+        <w:tabs>
+          <w:tab w:val="left" w:pos="5640"/>
+        </w:tabs>
         <w:rPr>
           <w:sz w:val="22"/>
           <w:szCs w:val="22"/>
           <w:u w:val="single"/>
         </w:rPr>
-        <w:t>o’s Contribution</w:t>
-      </w:r>
-    </w:p>
-    <w:p>
-      <w:pPr>
-        <w:tabs>
-          <w:tab w:val="left" w:pos="5640"/>
-        </w:tabs>
-        <w:rPr>
-          <w:sz w:val="22"/>
-          <w:szCs w:val="22"/>
-        </w:rPr>
-      </w:pPr>
-      <w:r>
-        <w:rPr>
-          <w:sz w:val="22"/>
-          <w:szCs w:val="22"/>
-        </w:rPr>
-        <w:t xml:space="preserve">I completed the UML sequence diagrams (task 5), mapping out object interactions, lifelines and combined fragments for SD1 through SD4. I made sure the sequence diagrams were consistent with the classes and relationships defined in the main UML class diagram and reflected how the implemented code operates. </w:t>
-      </w:r>
-    </w:p>
-    <w:p>
-      <w:pPr>
-        <w:tabs>
-          <w:tab w:val="left" w:pos="5640"/>
-        </w:tabs>
-        <w:rPr>
-          <w:sz w:val="22"/>
-          <w:szCs w:val="22"/>
-        </w:rPr>
-      </w:pPr>
-      <w:r>
-        <w:rPr>
-          <w:sz w:val="22"/>
-          <w:szCs w:val="22"/>
-        </w:rPr>
-        <w:t>I also configured the main.cpp to run the signature event scenario showing runtime behaviour. This included showing how changes like pausing or resuming can work.</w:t>
-      </w:r>
-    </w:p>
-    <w:p>
-      <w:pPr>
-        <w:tabs>
-          <w:tab w:val="left" w:pos="5640"/>
-        </w:tabs>
+      </w:pPr>
+      <w:r>
         <w:rPr>
           <w:sz w:val="22"/>
           <w:szCs w:val="22"/>
           <w:u w:val="single"/>
         </w:rPr>
-      </w:pPr>
-      <w:r>
-        <w:rPr>
-          <w:sz w:val="22"/>
-          <w:szCs w:val="22"/>
-          <w:u w:val="single"/>
-        </w:rPr>
-        <w:t>Lindo</w:t>
-      </w:r>
-      <w:r>
-        <w:rPr>
-          <w:sz w:val="22"/>
-          <w:szCs w:val="22"/>
-          <w:u w:val="single"/>
-        </w:rPr>
-        <w:t>’s Contribution</w:t>
+        <w:t>Lindo’s Contribution</w:t>
       </w:r>
     </w:p>
     <w:p>
@@ -4523,65 +4964,23 @@
           <w:sz w:val="22"/>
           <w:szCs w:val="22"/>
         </w:rPr>
-        <w:t xml:space="preserve">My main contribution to the project was the initial </w:t>
-      </w:r>
+        <w:t>My main contribution to the project was the initial project design and structure. I created the UML class diagram and designed how the Composite and Observer patterns would collaborate in the system. Once the design was complete, I created the initial skeletons of the .h and .</w:t>
+      </w:r>
+      <w:proofErr w:type="spellStart"/>
       <w:r>
         <w:rPr>
           <w:sz w:val="22"/>
           <w:szCs w:val="22"/>
         </w:rPr>
-        <w:t xml:space="preserve">project </w:t>
-      </w:r>
+        <w:t>cpp</w:t>
+      </w:r>
+      <w:proofErr w:type="spellEnd"/>
       <w:r>
         <w:rPr>
           <w:sz w:val="22"/>
           <w:szCs w:val="22"/>
         </w:rPr>
-        <w:t>design and structure. I created the UML class diagram and designed how the Composite and Observer patterns would</w:t>
-      </w:r>
-      <w:r>
-        <w:rPr>
-          <w:sz w:val="22"/>
-          <w:szCs w:val="22"/>
-        </w:rPr>
-        <w:t xml:space="preserve"> collaborate </w:t>
-      </w:r>
-      <w:r>
-        <w:rPr>
-          <w:sz w:val="22"/>
-          <w:szCs w:val="22"/>
-        </w:rPr>
-        <w:t>in the system. Once the design was complete, I created the initial skeletons of the .h and .</w:t>
-      </w:r>
-      <w:proofErr w:type="spellStart"/>
-      <w:r>
-        <w:rPr>
-          <w:sz w:val="22"/>
-          <w:szCs w:val="22"/>
-        </w:rPr>
-        <w:t>cpp</w:t>
-      </w:r>
-      <w:proofErr w:type="spellEnd"/>
-      <w:r>
-        <w:rPr>
-          <w:sz w:val="22"/>
-          <w:szCs w:val="22"/>
-        </w:rPr>
-        <w:t xml:space="preserve"> files so that the rest of the team had a </w:t>
-      </w:r>
-      <w:r>
-        <w:rPr>
-          <w:sz w:val="22"/>
-          <w:szCs w:val="22"/>
-        </w:rPr>
-        <w:t>base</w:t>
-      </w:r>
-      <w:r>
-        <w:rPr>
-          <w:sz w:val="22"/>
-          <w:szCs w:val="22"/>
-        </w:rPr>
-        <w:t xml:space="preserve"> structure to work from when implementing their assigned sections. I was mainly responsible for Tasks 1, 2 and 4, including developing the Composite structure, implementing the concrete event units and adding the event rules, condition-based behaviour, runtime reorganisation and original festival features. I also set up the GitHub repository rules, including protection of the main branch and requiring approval before pull requests could be merged.</w:t>
+        <w:t xml:space="preserve"> files so that the rest of the team had a base structure to work from when implementing their assigned sections. I was mainly responsible for Tasks 1, 2 and 4, including developing the Composite structure, implementing the concrete event units and adding the event rules, condition-based behaviour, runtime reorganisation and original festival features. I also set up the GitHub repository rules, including protection of the main branch and requiring approval before pull requests could be merged.</w:t>
       </w:r>
     </w:p>
     <w:p>
@@ -4619,28 +5018,7 @@
           <w:sz w:val="22"/>
           <w:szCs w:val="22"/>
         </w:rPr>
-        <w:t>Our</w:t>
-      </w:r>
-      <w:r>
-        <w:rPr>
-          <w:sz w:val="22"/>
-          <w:szCs w:val="22"/>
-        </w:rPr>
-        <w:t xml:space="preserve"> team divided the practical by discussing the available tasks and choosing sections that suited </w:t>
-      </w:r>
-      <w:r>
-        <w:rPr>
-          <w:sz w:val="22"/>
-          <w:szCs w:val="22"/>
-        </w:rPr>
-        <w:t>our</w:t>
-      </w:r>
-      <w:r>
-        <w:rPr>
-          <w:sz w:val="22"/>
-          <w:szCs w:val="22"/>
-        </w:rPr>
-        <w:t xml:space="preserve"> strengths and interests. Kristy mainly completed Tasks 1, 2 and 4, Thabo completed Task 5 and assisted with Task 3, while Lindo completed Tasks 3, 6 and 8.1. Although each member had their own main responsibilities, we helped each other when problems arose and reviewed each other's work before it was integrated into the final project.</w:t>
+        <w:t>Our team divided the practical by discussing the available tasks and choosing sections that suited our strengths and interests. Kristy mainly completed Tasks 1, 2 and 4, Thabo completed Task 5 and assisted with Task 3, while Lindo completed Tasks 3, 6 and 8.1. Although each member had their own main responsibilities, we helped each other when problems arose and reviewed each other's work before it was integrated into the final project.</w:t>
       </w:r>
     </w:p>
     <w:p>
@@ -4689,8 +5067,8 @@
     <w:p/>
     <w:p/>
     <w:sectPr>
-      <w:headerReference w:type="default" r:id="rId10"/>
-      <w:footerReference w:type="default" r:id="rId11"/>
+      <w:headerReference w:type="default" r:id="rId14"/>
+      <w:footerReference w:type="default" r:id="rId15"/>
       <w:pgSz w:w="11906" w:h="16838"/>
       <w:pgMar w:top="1440" w:right="1440" w:bottom="1440" w:left="1440" w:header="708" w:footer="708" w:gutter="0"/>
       <w:cols w:space="708"/>
@@ -4701,7 +5079,7 @@
 </file>
 
 <file path=word/endnotes.xml><?xml version="1.0" encoding="utf-8"?>
-<w:endnotes xmlns:wpc="http://schemas.microsoft.com/office/word/2010/wordprocessingCanvas" xmlns:cx="http://schemas.microsoft.com/office/drawing/2014/chartex" xmlns:cx1="http://schemas.microsoft.com/office/drawing/2015/9/8/chartex" xmlns:cx2="http://schemas.microsoft.com/office/drawing/2015/10/21/chartex" xmlns:cx3="http://schemas.microsoft.com/office/drawing/2016/5/9/chartex" xmlns:cx4="http://schemas.microsoft.com/office/drawing/2016/5/10/chartex" xmlns:cx5="http://schemas.microsoft.com/office/drawing/2016/5/11/chartex" xmlns:cx6="http://schemas.microsoft.com/office/drawing/2016/5/12/chartex" xmlns:cx7="http://schemas.microsoft.com/office/drawing/2016/5/13/chartex" xmlns:cx8="http://schemas.microsoft.com/office/drawing/2016/5/14/chartex" xmlns:mc="http://schemas.openxmlformats.org/markup-compatibility/2006" xmlns:aink="http://schemas.microsoft.com/office/drawing/2016/ink" xmlns:am3d="http://schemas.microsoft.com/office/drawing/2017/model3d" xmlns:o="urn:schemas-microsoft-com:office:office" xmlns:oel="http://schemas.microsoft.com/office/2019/extlst" xmlns:r="http://schemas.openxmlformats.org/officeDocument/2006/relationships" xmlns:m="http://schemas.openxmlformats.org/officeDocument/2006/math" xmlns:v="urn:schemas-microsoft-com:vml" xmlns:wp14="http://schemas.microsoft.com/office/word/2010/wordprocessingDrawing" xmlns:wp="http://schemas.openxmlformats.org/drawingml/2006/wordprocessingDrawing" xmlns:w10="urn:schemas-microsoft-com:office:word" xmlns:w="http://schemas.openxmlformats.org/wordprocessingml/2006/main" xmlns:w14="http://schemas.microsoft.com/office/word/2010/wordml" xmlns:w15="http://schemas.microsoft.com/office/word/2012/wordml" xmlns:w16cex="http://schemas.microsoft.com/office/word/2018/wordml/cex" xmlns:w16cid="http://schemas.microsoft.com/office/word/2016/wordml/cid" xmlns:w16="http://schemas.microsoft.com/office/word/2018/wordml" xmlns:w16du="http://schemas.microsoft.com/office/word/2023/wordml/word16du" xmlns:w16sdtdh="http://schemas.microsoft.com/office/word/2020/wordml/sdtdatahash" xmlns:w16sdtfl="http://schemas.microsoft.com/office/word/2024/wordml/sdtformatlock" xmlns:w16se="http://schemas.microsoft.com/office/word/2015/wordml/symex" xmlns:wpg="http://schemas.microsoft.com/office/word/2010/wordprocessingGroup" xmlns:wpi="http://schemas.microsoft.com/office/word/2010/wordprocessingInk" xmlns:wne="http://schemas.microsoft.com/office/word/2006/wordml" xmlns:wps="http://schemas.microsoft.com/office/word/2010/wordprocessingShape" mc:Ignorable="w14 w15 w16se w16cid w16 w16cex w16sdtdh w16sdtfl w16du wp14">
+<w:endnotes xmlns:wpc="http://schemas.microsoft.com/office/word/2010/wordprocessingCanvas" xmlns:cx="http://schemas.microsoft.com/office/drawing/2014/chartex" xmlns:cx1="http://schemas.microsoft.com/office/drawing/2015/9/8/chartex" xmlns:cx2="http://schemas.microsoft.com/office/drawing/2015/10/21/chartex" xmlns:cx3="http://schemas.microsoft.com/office/drawing/2016/5/9/chartex" xmlns:cx4="http://schemas.microsoft.com/office/drawing/2016/5/10/chartex" xmlns:cx5="http://schemas.microsoft.com/office/drawing/2016/5/11/chartex" xmlns:cx6="http://schemas.microsoft.com/office/drawing/2016/5/12/chartex" xmlns:cx7="http://schemas.microsoft.com/office/drawing/2016/5/13/chartex" xmlns:cx8="http://schemas.microsoft.com/office/drawing/2016/5/14/chartex" xmlns:mc="http://schemas.openxmlformats.org/markup-compatibility/2006" xmlns:aink="http://schemas.microsoft.com/office/drawing/2016/ink" xmlns:am3d="http://schemas.microsoft.com/office/drawing/2017/model3d" xmlns:o="urn:schemas-microsoft-com:office:office" xmlns:oel="http://schemas.microsoft.com/office/2019/extlst" xmlns:r="http://schemas.openxmlformats.org/officeDocument/2006/relationships" xmlns:m="http://schemas.openxmlformats.org/officeDocument/2006/math" xmlns:v="urn:schemas-microsoft-com:vml" xmlns:wp14="http://schemas.microsoft.com/office/word/2010/wordprocessingDrawing" xmlns:wp="http://schemas.openxmlformats.org/drawingml/2006/wordprocessingDrawing" xmlns:w10="urn:schemas-microsoft-com:office:word" xmlns:w="http://schemas.openxmlformats.org/wordprocessingml/2006/main" xmlns:w14="http://schemas.microsoft.com/office/word/2010/wordml" xmlns:w15="http://schemas.microsoft.com/office/word/2012/wordml" xmlns:w16cei="http://schemas.microsoft.com/office/word/2026/wordml/cei" xmlns:w16cex="http://schemas.microsoft.com/office/word/2018/wordml/cex" xmlns:w16cid="http://schemas.microsoft.com/office/word/2016/wordml/cid" xmlns:w16="http://schemas.microsoft.com/office/word/2018/wordml" xmlns:w16du="http://schemas.microsoft.com/office/word/2023/wordml/word16du" xmlns:w16sdtdh="http://schemas.microsoft.com/office/word/2020/wordml/sdtdatahash" xmlns:w16sdtfl="http://schemas.microsoft.com/office/word/2024/wordml/sdtformatlock" xmlns:w16se="http://schemas.microsoft.com/office/word/2015/wordml/symex" xmlns:wpg="http://schemas.microsoft.com/office/word/2010/wordprocessingGroup" xmlns:wpi="http://schemas.microsoft.com/office/word/2010/wordprocessingInk" xmlns:wne="http://schemas.microsoft.com/office/word/2006/wordml" xmlns:wps="http://schemas.microsoft.com/office/word/2010/wordprocessingShape" mc:Ignorable="w14 w15 w16se w16cid w16 w16cex w16sdtdh w16sdtfl w16du wp14">
   <w:endnote w:type="separator" w:id="-1">
     <w:p>
       <w:pPr>
@@ -4726,7 +5104,7 @@
 </file>
 
 <file path=word/footer1.xml><?xml version="1.0" encoding="utf-8"?>
-<w:ftr xmlns:wpc="http://schemas.microsoft.com/office/word/2010/wordprocessingCanvas" xmlns:cx="http://schemas.microsoft.com/office/drawing/2014/chartex" xmlns:cx1="http://schemas.microsoft.com/office/drawing/2015/9/8/chartex" xmlns:cx2="http://schemas.microsoft.com/office/drawing/2015/10/21/chartex" xmlns:cx3="http://schemas.microsoft.com/office/drawing/2016/5/9/chartex" xmlns:cx4="http://schemas.microsoft.com/office/drawing/2016/5/10/chartex" xmlns:cx5="http://schemas.microsoft.com/office/drawing/2016/5/11/chartex" xmlns:cx6="http://schemas.microsoft.com/office/drawing/2016/5/12/chartex" xmlns:cx7="http://schemas.microsoft.com/office/drawing/2016/5/13/chartex" xmlns:cx8="http://schemas.microsoft.com/office/drawing/2016/5/14/chartex" xmlns:mc="http://schemas.openxmlformats.org/markup-compatibility/2006" xmlns:aink="http://schemas.microsoft.com/office/drawing/2016/ink" xmlns:am3d="http://schemas.microsoft.com/office/drawing/2017/model3d" xmlns:o="urn:schemas-microsoft-com:office:office" xmlns:oel="http://schemas.microsoft.com/office/2019/extlst" xmlns:r="http://schemas.openxmlformats.org/officeDocument/2006/relationships" xmlns:m="http://schemas.openxmlformats.org/officeDocument/2006/math" xmlns:v="urn:schemas-microsoft-com:vml" xmlns:wp14="http://schemas.microsoft.com/office/word/2010/wordprocessingDrawing" xmlns:wp="http://schemas.openxmlformats.org/drawingml/2006/wordprocessingDrawing" xmlns:w10="urn:schemas-microsoft-com:office:word" xmlns:w="http://schemas.openxmlformats.org/wordprocessingml/2006/main" xmlns:w14="http://schemas.microsoft.com/office/word/2010/wordml" xmlns:w15="http://schemas.microsoft.com/office/word/2012/wordml" xmlns:w16cex="http://schemas.microsoft.com/office/word/2018/wordml/cex" xmlns:w16cid="http://schemas.microsoft.com/office/word/2016/wordml/cid" xmlns:w16="http://schemas.microsoft.com/office/word/2018/wordml" xmlns:w16du="http://schemas.microsoft.com/office/word/2023/wordml/word16du" xmlns:w16sdtdh="http://schemas.microsoft.com/office/word/2020/wordml/sdtdatahash" xmlns:w16sdtfl="http://schemas.microsoft.com/office/word/2024/wordml/sdtformatlock" xmlns:w16se="http://schemas.microsoft.com/office/word/2015/wordml/symex" xmlns:wpg="http://schemas.microsoft.com/office/word/2010/wordprocessingGroup" xmlns:wpi="http://schemas.microsoft.com/office/word/2010/wordprocessingInk" xmlns:wne="http://schemas.microsoft.com/office/word/2006/wordml" xmlns:wps="http://schemas.microsoft.com/office/word/2010/wordprocessingShape" mc:Ignorable="w14 w15 w16se w16cid w16 w16cex w16sdtdh w16sdtfl w16du wp14">
+<w:ftr xmlns:wpc="http://schemas.microsoft.com/office/word/2010/wordprocessingCanvas" xmlns:cx="http://schemas.microsoft.com/office/drawing/2014/chartex" xmlns:cx1="http://schemas.microsoft.com/office/drawing/2015/9/8/chartex" xmlns:cx2="http://schemas.microsoft.com/office/drawing/2015/10/21/chartex" xmlns:cx3="http://schemas.microsoft.com/office/drawing/2016/5/9/chartex" xmlns:cx4="http://schemas.microsoft.com/office/drawing/2016/5/10/chartex" xmlns:cx5="http://schemas.microsoft.com/office/drawing/2016/5/11/chartex" xmlns:cx6="http://schemas.microsoft.com/office/drawing/2016/5/12/chartex" xmlns:cx7="http://schemas.microsoft.com/office/drawing/2016/5/13/chartex" xmlns:cx8="http://schemas.microsoft.com/office/drawing/2016/5/14/chartex" xmlns:mc="http://schemas.openxmlformats.org/markup-compatibility/2006" xmlns:aink="http://schemas.microsoft.com/office/drawing/2016/ink" xmlns:am3d="http://schemas.microsoft.com/office/drawing/2017/model3d" xmlns:o="urn:schemas-microsoft-com:office:office" xmlns:oel="http://schemas.microsoft.com/office/2019/extlst" xmlns:r="http://schemas.openxmlformats.org/officeDocument/2006/relationships" xmlns:m="http://schemas.openxmlformats.org/officeDocument/2006/math" xmlns:v="urn:schemas-microsoft-com:vml" xmlns:wp14="http://schemas.microsoft.com/office/word/2010/wordprocessingDrawing" xmlns:wp="http://schemas.openxmlformats.org/drawingml/2006/wordprocessingDrawing" xmlns:w10="urn:schemas-microsoft-com:office:word" xmlns:w="http://schemas.openxmlformats.org/wordprocessingml/2006/main" xmlns:w14="http://schemas.microsoft.com/office/word/2010/wordml" xmlns:w15="http://schemas.microsoft.com/office/word/2012/wordml" xmlns:w16cei="http://schemas.microsoft.com/office/word/2026/wordml/cei" xmlns:w16cex="http://schemas.microsoft.com/office/word/2018/wordml/cex" xmlns:w16cid="http://schemas.microsoft.com/office/word/2016/wordml/cid" xmlns:w16="http://schemas.microsoft.com/office/word/2018/wordml" xmlns:w16du="http://schemas.microsoft.com/office/word/2023/wordml/word16du" xmlns:w16sdtdh="http://schemas.microsoft.com/office/word/2020/wordml/sdtdatahash" xmlns:w16sdtfl="http://schemas.microsoft.com/office/word/2024/wordml/sdtformatlock" xmlns:w16se="http://schemas.microsoft.com/office/word/2015/wordml/symex" xmlns:wpg="http://schemas.microsoft.com/office/word/2010/wordprocessingGroup" xmlns:wpi="http://schemas.microsoft.com/office/word/2010/wordprocessingInk" xmlns:wne="http://schemas.microsoft.com/office/word/2006/wordml" xmlns:wps="http://schemas.microsoft.com/office/word/2010/wordprocessingShape" mc:Ignorable="w14 w15 w16se w16cid w16 w16cex w16sdtdh w16sdtfl w16du wp14">
   <w:p>
     <w:pPr>
       <w:pStyle w:val="Footer"/>
@@ -4920,16 +5298,8 @@
                                   <w:rPr>
                                     <w:color w:val="808080" w:themeColor="background1" w:themeShade="80"/>
                                   </w:rPr>
-                                  <w:t xml:space="preserve"> &amp; Thabo </w:t>
+                                  <w:t xml:space="preserve"> &amp; Thabo Ngwabi</w:t>
                                 </w:r>
-                                <w:proofErr w:type="spellStart"/>
-                                <w:r>
-                                  <w:rPr>
-                                    <w:color w:val="808080" w:themeColor="background1" w:themeShade="80"/>
-                                  </w:rPr>
-                                  <w:t>Ngwabi</w:t>
-                                </w:r>
-                                <w:proofErr w:type="spellEnd"/>
                               </w:sdtContent>
                             </w:sdt>
                           </w:p>
@@ -5042,16 +5412,8 @@
                             <w:rPr>
                               <w:color w:val="808080" w:themeColor="background1" w:themeShade="80"/>
                             </w:rPr>
-                            <w:t xml:space="preserve"> &amp; Thabo </w:t>
+                            <w:t xml:space="preserve"> &amp; Thabo Ngwabi</w:t>
                           </w:r>
-                          <w:proofErr w:type="spellStart"/>
-                          <w:r>
-                            <w:rPr>
-                              <w:color w:val="808080" w:themeColor="background1" w:themeShade="80"/>
-                            </w:rPr>
-                            <w:t>Ngwabi</w:t>
-                          </w:r>
-                          <w:proofErr w:type="spellEnd"/>
                         </w:sdtContent>
                       </w:sdt>
                     </w:p>
@@ -5069,7 +5431,7 @@
 </file>
 
 <file path=word/footnotes.xml><?xml version="1.0" encoding="utf-8"?>
-<w:footnotes xmlns:wpc="http://schemas.microsoft.com/office/word/2010/wordprocessingCanvas" xmlns:cx="http://schemas.microsoft.com/office/drawing/2014/chartex" xmlns:cx1="http://schemas.microsoft.com/office/drawing/2015/9/8/chartex" xmlns:cx2="http://schemas.microsoft.com/office/drawing/2015/10/21/chartex" xmlns:cx3="http://schemas.microsoft.com/office/drawing/2016/5/9/chartex" xmlns:cx4="http://schemas.microsoft.com/office/drawing/2016/5/10/chartex" xmlns:cx5="http://schemas.microsoft.com/office/drawing/2016/5/11/chartex" xmlns:cx6="http://schemas.microsoft.com/office/drawing/2016/5/12/chartex" xmlns:cx7="http://schemas.microsoft.com/office/drawing/2016/5/13/chartex" xmlns:cx8="http://schemas.microsoft.com/office/drawing/2016/5/14/chartex" xmlns:mc="http://schemas.openxmlformats.org/markup-compatibility/2006" xmlns:aink="http://schemas.microsoft.com/office/drawing/2016/ink" xmlns:am3d="http://schemas.microsoft.com/office/drawing/2017/model3d" xmlns:o="urn:schemas-microsoft-com:office:office" xmlns:oel="http://schemas.microsoft.com/office/2019/extlst" xmlns:r="http://schemas.openxmlformats.org/officeDocument/2006/relationships" xmlns:m="http://schemas.openxmlformats.org/officeDocument/2006/math" xmlns:v="urn:schemas-microsoft-com:vml" xmlns:wp14="http://schemas.microsoft.com/office/word/2010/wordprocessingDrawing" xmlns:wp="http://schemas.openxmlformats.org/drawingml/2006/wordprocessingDrawing" xmlns:w10="urn:schemas-microsoft-com:office:word" xmlns:w="http://schemas.openxmlformats.org/wordprocessingml/2006/main" xmlns:w14="http://schemas.microsoft.com/office/word/2010/wordml" xmlns:w15="http://schemas.microsoft.com/office/word/2012/wordml" xmlns:w16cex="http://schemas.microsoft.com/office/word/2018/wordml/cex" xmlns:w16cid="http://schemas.microsoft.com/office/word/2016/wordml/cid" xmlns:w16="http://schemas.microsoft.com/office/word/2018/wordml" xmlns:w16du="http://schemas.microsoft.com/office/word/2023/wordml/word16du" xmlns:w16sdtdh="http://schemas.microsoft.com/office/word/2020/wordml/sdtdatahash" xmlns:w16sdtfl="http://schemas.microsoft.com/office/word/2024/wordml/sdtformatlock" xmlns:w16se="http://schemas.microsoft.com/office/word/2015/wordml/symex" xmlns:wpg="http://schemas.microsoft.com/office/word/2010/wordprocessingGroup" xmlns:wpi="http://schemas.microsoft.com/office/word/2010/wordprocessingInk" xmlns:wne="http://schemas.microsoft.com/office/word/2006/wordml" xmlns:wps="http://schemas.microsoft.com/office/word/2010/wordprocessingShape" mc:Ignorable="w14 w15 w16se w16cid w16 w16cex w16sdtdh w16sdtfl w16du wp14">
+<w:footnotes xmlns:wpc="http://schemas.microsoft.com/office/word/2010/wordprocessingCanvas" xmlns:cx="http://schemas.microsoft.com/office/drawing/2014/chartex" xmlns:cx1="http://schemas.microsoft.com/office/drawing/2015/9/8/chartex" xmlns:cx2="http://schemas.microsoft.com/office/drawing/2015/10/21/chartex" xmlns:cx3="http://schemas.microsoft.com/office/drawing/2016/5/9/chartex" xmlns:cx4="http://schemas.microsoft.com/office/drawing/2016/5/10/chartex" xmlns:cx5="http://schemas.microsoft.com/office/drawing/2016/5/11/chartex" xmlns:cx6="http://schemas.microsoft.com/office/drawing/2016/5/12/chartex" xmlns:cx7="http://schemas.microsoft.com/office/drawing/2016/5/13/chartex" xmlns:cx8="http://schemas.microsoft.com/office/drawing/2016/5/14/chartex" xmlns:mc="http://schemas.openxmlformats.org/markup-compatibility/2006" xmlns:aink="http://schemas.microsoft.com/office/drawing/2016/ink" xmlns:am3d="http://schemas.microsoft.com/office/drawing/2017/model3d" xmlns:o="urn:schemas-microsoft-com:office:office" xmlns:oel="http://schemas.microsoft.com/office/2019/extlst" xmlns:r="http://schemas.openxmlformats.org/officeDocument/2006/relationships" xmlns:m="http://schemas.openxmlformats.org/officeDocument/2006/math" xmlns:v="urn:schemas-microsoft-com:vml" xmlns:wp14="http://schemas.microsoft.com/office/word/2010/wordprocessingDrawing" xmlns:wp="http://schemas.openxmlformats.org/drawingml/2006/wordprocessingDrawing" xmlns:w10="urn:schemas-microsoft-com:office:word" xmlns:w="http://schemas.openxmlformats.org/wordprocessingml/2006/main" xmlns:w14="http://schemas.microsoft.com/office/word/2010/wordml" xmlns:w15="http://schemas.microsoft.com/office/word/2012/wordml" xmlns:w16cei="http://schemas.microsoft.com/office/word/2026/wordml/cei" xmlns:w16cex="http://schemas.microsoft.com/office/word/2018/wordml/cex" xmlns:w16cid="http://schemas.microsoft.com/office/word/2016/wordml/cid" xmlns:w16="http://schemas.microsoft.com/office/word/2018/wordml" xmlns:w16du="http://schemas.microsoft.com/office/word/2023/wordml/word16du" xmlns:w16sdtdh="http://schemas.microsoft.com/office/word/2020/wordml/sdtdatahash" xmlns:w16sdtfl="http://schemas.microsoft.com/office/word/2024/wordml/sdtformatlock" xmlns:w16se="http://schemas.microsoft.com/office/word/2015/wordml/symex" xmlns:wpg="http://schemas.microsoft.com/office/word/2010/wordprocessingGroup" xmlns:wpi="http://schemas.microsoft.com/office/word/2010/wordprocessingInk" xmlns:wne="http://schemas.microsoft.com/office/word/2006/wordml" xmlns:wps="http://schemas.microsoft.com/office/word/2010/wordprocessingShape" mc:Ignorable="w14 w15 w16se w16cid w16 w16cex w16sdtdh w16sdtfl w16du wp14">
   <w:footnote w:type="separator" w:id="-1">
     <w:p>
       <w:pPr>
@@ -5094,7 +5456,7 @@
 </file>
 
 <file path=word/header1.xml><?xml version="1.0" encoding="utf-8"?>
-<w:hdr xmlns:wpc="http://schemas.microsoft.com/office/word/2010/wordprocessingCanvas" xmlns:cx="http://schemas.microsoft.com/office/drawing/2014/chartex" xmlns:cx1="http://schemas.microsoft.com/office/drawing/2015/9/8/chartex" xmlns:cx2="http://schemas.microsoft.com/office/drawing/2015/10/21/chartex" xmlns:cx3="http://schemas.microsoft.com/office/drawing/2016/5/9/chartex" xmlns:cx4="http://schemas.microsoft.com/office/drawing/2016/5/10/chartex" xmlns:cx5="http://schemas.microsoft.com/office/drawing/2016/5/11/chartex" xmlns:cx6="http://schemas.microsoft.com/office/drawing/2016/5/12/chartex" xmlns:cx7="http://schemas.microsoft.com/office/drawing/2016/5/13/chartex" xmlns:cx8="http://schemas.microsoft.com/office/drawing/2016/5/14/chartex" xmlns:mc="http://schemas.openxmlformats.org/markup-compatibility/2006" xmlns:aink="http://schemas.microsoft.com/office/drawing/2016/ink" xmlns:am3d="http://schemas.microsoft.com/office/drawing/2017/model3d" xmlns:o="urn:schemas-microsoft-com:office:office" xmlns:oel="http://schemas.microsoft.com/office/2019/extlst" xmlns:r="http://schemas.openxmlformats.org/officeDocument/2006/relationships" xmlns:m="http://schemas.openxmlformats.org/officeDocument/2006/math" xmlns:v="urn:schemas-microsoft-com:vml" xmlns:wp14="http://schemas.microsoft.com/office/word/2010/wordprocessingDrawing" xmlns:wp="http://schemas.openxmlformats.org/drawingml/2006/wordprocessingDrawing" xmlns:w10="urn:schemas-microsoft-com:office:word" xmlns:w="http://schemas.openxmlformats.org/wordprocessingml/2006/main" xmlns:w14="http://schemas.microsoft.com/office/word/2010/wordml" xmlns:w15="http://schemas.microsoft.com/office/word/2012/wordml" xmlns:w16cex="http://schemas.microsoft.com/office/word/2018/wordml/cex" xmlns:w16cid="http://schemas.microsoft.com/office/word/2016/wordml/cid" xmlns:w16="http://schemas.microsoft.com/office/word/2018/wordml" xmlns:w16du="http://schemas.microsoft.com/office/word/2023/wordml/word16du" xmlns:w16sdtdh="http://schemas.microsoft.com/office/word/2020/wordml/sdtdatahash" xmlns:w16sdtfl="http://schemas.microsoft.com/office/word/2024/wordml/sdtformatlock" xmlns:w16se="http://schemas.microsoft.com/office/word/2015/wordml/symex" xmlns:wpg="http://schemas.microsoft.com/office/word/2010/wordprocessingGroup" xmlns:wpi="http://schemas.microsoft.com/office/word/2010/wordprocessingInk" xmlns:wne="http://schemas.microsoft.com/office/word/2006/wordml" xmlns:wps="http://schemas.microsoft.com/office/word/2010/wordprocessingShape" mc:Ignorable="w14 w15 w16se w16cid w16 w16cex w16sdtdh w16sdtfl w16du wp14">
+<w:hdr xmlns:wpc="http://schemas.microsoft.com/office/word/2010/wordprocessingCanvas" xmlns:cx="http://schemas.microsoft.com/office/drawing/2014/chartex" xmlns:cx1="http://schemas.microsoft.com/office/drawing/2015/9/8/chartex" xmlns:cx2="http://schemas.microsoft.com/office/drawing/2015/10/21/chartex" xmlns:cx3="http://schemas.microsoft.com/office/drawing/2016/5/9/chartex" xmlns:cx4="http://schemas.microsoft.com/office/drawing/2016/5/10/chartex" xmlns:cx5="http://schemas.microsoft.com/office/drawing/2016/5/11/chartex" xmlns:cx6="http://schemas.microsoft.com/office/drawing/2016/5/12/chartex" xmlns:cx7="http://schemas.microsoft.com/office/drawing/2016/5/13/chartex" xmlns:cx8="http://schemas.microsoft.com/office/drawing/2016/5/14/chartex" xmlns:mc="http://schemas.openxmlformats.org/markup-compatibility/2006" xmlns:aink="http://schemas.microsoft.com/office/drawing/2016/ink" xmlns:am3d="http://schemas.microsoft.com/office/drawing/2017/model3d" xmlns:o="urn:schemas-microsoft-com:office:office" xmlns:oel="http://schemas.microsoft.com/office/2019/extlst" xmlns:r="http://schemas.openxmlformats.org/officeDocument/2006/relationships" xmlns:m="http://schemas.openxmlformats.org/officeDocument/2006/math" xmlns:v="urn:schemas-microsoft-com:vml" xmlns:wp14="http://schemas.microsoft.com/office/word/2010/wordprocessingDrawing" xmlns:wp="http://schemas.openxmlformats.org/drawingml/2006/wordprocessingDrawing" xmlns:w10="urn:schemas-microsoft-com:office:word" xmlns:w="http://schemas.openxmlformats.org/wordprocessingml/2006/main" xmlns:w14="http://schemas.microsoft.com/office/word/2010/wordml" xmlns:w15="http://schemas.microsoft.com/office/word/2012/wordml" xmlns:w16cei="http://schemas.microsoft.com/office/word/2026/wordml/cei" xmlns:w16cex="http://schemas.microsoft.com/office/word/2018/wordml/cex" xmlns:w16cid="http://schemas.microsoft.com/office/word/2016/wordml/cid" xmlns:w16="http://schemas.microsoft.com/office/word/2018/wordml" xmlns:w16du="http://schemas.microsoft.com/office/word/2023/wordml/word16du" xmlns:w16sdtdh="http://schemas.microsoft.com/office/word/2020/wordml/sdtdatahash" xmlns:w16sdtfl="http://schemas.microsoft.com/office/word/2024/wordml/sdtformatlock" xmlns:w16se="http://schemas.microsoft.com/office/word/2015/wordml/symex" xmlns:wpg="http://schemas.microsoft.com/office/word/2010/wordprocessingGroup" xmlns:wpi="http://schemas.microsoft.com/office/word/2010/wordprocessingInk" xmlns:wne="http://schemas.microsoft.com/office/word/2006/wordml" xmlns:wps="http://schemas.microsoft.com/office/word/2010/wordprocessingShape" mc:Ignorable="w14 w15 w16se w16cid w16 w16cex w16sdtdh w16sdtfl w16du wp14">
   <w:p>
     <w:pPr>
       <w:pStyle w:val="Header"/>
@@ -5258,7 +5620,7 @@
 </file>
 
 <file path=word/numbering.xml><?xml version="1.0" encoding="utf-8"?>
-<w:numbering xmlns:wpc="http://schemas.microsoft.com/office/word/2010/wordprocessingCanvas" xmlns:cx="http://schemas.microsoft.com/office/drawing/2014/chartex" xmlns:cx1="http://schemas.microsoft.com/office/drawing/2015/9/8/chartex" xmlns:cx2="http://schemas.microsoft.com/office/drawing/2015/10/21/chartex" xmlns:cx3="http://schemas.microsoft.com/office/drawing/2016/5/9/chartex" xmlns:cx4="http://schemas.microsoft.com/office/drawing/2016/5/10/chartex" xmlns:cx5="http://schemas.microsoft.com/office/drawing/2016/5/11/chartex" xmlns:cx6="http://schemas.microsoft.com/office/drawing/2016/5/12/chartex" xmlns:cx7="http://schemas.microsoft.com/office/drawing/2016/5/13/chartex" xmlns:cx8="http://schemas.microsoft.com/office/drawing/2016/5/14/chartex" xmlns:mc="http://schemas.openxmlformats.org/markup-compatibility/2006" xmlns:aink="http://schemas.microsoft.com/office/drawing/2016/ink" xmlns:am3d="http://schemas.microsoft.com/office/drawing/2017/model3d" xmlns:o="urn:schemas-microsoft-com:office:office" xmlns:oel="http://schemas.microsoft.com/office/2019/extlst" xmlns:r="http://schemas.openxmlformats.org/officeDocument/2006/relationships" xmlns:m="http://schemas.openxmlformats.org/officeDocument/2006/math" xmlns:v="urn:schemas-microsoft-com:vml" xmlns:wp14="http://schemas.microsoft.com/office/word/2010/wordprocessingDrawing" xmlns:wp="http://schemas.openxmlformats.org/drawingml/2006/wordprocessingDrawing" xmlns:w10="urn:schemas-microsoft-com:office:word" xmlns:w="http://schemas.openxmlformats.org/wordprocessingml/2006/main" xmlns:w14="http://schemas.microsoft.com/office/word/2010/wordml" xmlns:w15="http://schemas.microsoft.com/office/word/2012/wordml" xmlns:w16cex="http://schemas.microsoft.com/office/word/2018/wordml/cex" xmlns:w16cid="http://schemas.microsoft.com/office/word/2016/wordml/cid" xmlns:w16="http://schemas.microsoft.com/office/word/2018/wordml" xmlns:w16du="http://schemas.microsoft.com/office/word/2023/wordml/word16du" xmlns:w16sdtdh="http://schemas.microsoft.com/office/word/2020/wordml/sdtdatahash" xmlns:w16sdtfl="http://schemas.microsoft.com/office/word/2024/wordml/sdtformatlock" xmlns:w16se="http://schemas.microsoft.com/office/word/2015/wordml/symex" xmlns:wpg="http://schemas.microsoft.com/office/word/2010/wordprocessingGroup" xmlns:wpi="http://schemas.microsoft.com/office/word/2010/wordprocessingInk" xmlns:wne="http://schemas.microsoft.com/office/word/2006/wordml" xmlns:wps="http://schemas.microsoft.com/office/word/2010/wordprocessingShape" mc:Ignorable="w14 w15 w16se w16cid w16 w16cex w16sdtdh w16sdtfl w16du wp14">
+<w:numbering xmlns:wpc="http://schemas.microsoft.com/office/word/2010/wordprocessingCanvas" xmlns:cx="http://schemas.microsoft.com/office/drawing/2014/chartex" xmlns:cx1="http://schemas.microsoft.com/office/drawing/2015/9/8/chartex" xmlns:cx2="http://schemas.microsoft.com/office/drawing/2015/10/21/chartex" xmlns:cx3="http://schemas.microsoft.com/office/drawing/2016/5/9/chartex" xmlns:cx4="http://schemas.microsoft.com/office/drawing/2016/5/10/chartex" xmlns:cx5="http://schemas.microsoft.com/office/drawing/2016/5/11/chartex" xmlns:cx6="http://schemas.microsoft.com/office/drawing/2016/5/12/chartex" xmlns:cx7="http://schemas.microsoft.com/office/drawing/2016/5/13/chartex" xmlns:cx8="http://schemas.microsoft.com/office/drawing/2016/5/14/chartex" xmlns:mc="http://schemas.openxmlformats.org/markup-compatibility/2006" xmlns:aink="http://schemas.microsoft.com/office/drawing/2016/ink" xmlns:am3d="http://schemas.microsoft.com/office/drawing/2017/model3d" xmlns:o="urn:schemas-microsoft-com:office:office" xmlns:oel="http://schemas.microsoft.com/office/2019/extlst" xmlns:r="http://schemas.openxmlformats.org/officeDocument/2006/relationships" xmlns:m="http://schemas.openxmlformats.org/officeDocument/2006/math" xmlns:v="urn:schemas-microsoft-com:vml" xmlns:wp14="http://schemas.microsoft.com/office/word/2010/wordprocessingDrawing" xmlns:wp="http://schemas.openxmlformats.org/drawingml/2006/wordprocessingDrawing" xmlns:w10="urn:schemas-microsoft-com:office:word" xmlns:w="http://schemas.openxmlformats.org/wordprocessingml/2006/main" xmlns:w14="http://schemas.microsoft.com/office/word/2010/wordml" xmlns:w15="http://schemas.microsoft.com/office/word/2012/wordml" xmlns:w16cei="http://schemas.microsoft.com/office/word/2026/wordml/cei" xmlns:w16cex="http://schemas.microsoft.com/office/word/2018/wordml/cex" xmlns:w16cid="http://schemas.microsoft.com/office/word/2016/wordml/cid" xmlns:w16="http://schemas.microsoft.com/office/word/2018/wordml" xmlns:w16du="http://schemas.microsoft.com/office/word/2023/wordml/word16du" xmlns:w16sdtdh="http://schemas.microsoft.com/office/word/2020/wordml/sdtdatahash" xmlns:w16sdtfl="http://schemas.microsoft.com/office/word/2024/wordml/sdtformatlock" xmlns:w16se="http://schemas.microsoft.com/office/word/2015/wordml/symex" xmlns:wpg="http://schemas.microsoft.com/office/word/2010/wordprocessingGroup" xmlns:wpi="http://schemas.microsoft.com/office/word/2010/wordprocessingInk" xmlns:wne="http://schemas.microsoft.com/office/word/2006/wordml" xmlns:wps="http://schemas.microsoft.com/office/word/2010/wordprocessingShape" mc:Ignorable="w14 w15 w16se w16cid w16 w16cex w16sdtdh w16sdtfl w16du wp14">
   <w:abstractNum w:abstractNumId="0" w15:restartNumberingAfterBreak="0">
     <w:nsid w:val="036205D6"/>
     <w:multiLevelType w:val="multilevel"/>
@@ -8280,7 +8642,7 @@
   <w:style w:type="paragraph" w:default="1" w:styleId="Normal">
     <w:name w:val="Normal"/>
     <w:qFormat/>
-    <w:rsid w:val="004647DD"/>
+    <w:rsid w:val="006B292D"/>
   </w:style>
   <w:style w:type="paragraph" w:styleId="Heading1">
     <w:name w:val="heading 1"/>
@@ -8494,6 +8856,7 @@
   <w:style w:type="character" w:default="1" w:styleId="DefaultParagraphFont">
     <w:name w:val="Default Paragraph Font"/>
     <w:uiPriority w:val="1"/>
+    <w:semiHidden/>
     <w:unhideWhenUsed/>
   </w:style>
   <w:style w:type="table" w:default="1" w:styleId="TableNormal">
